--- a/Assignment2-COIT20259.docx
+++ b/Assignment2-COIT20259.docx
@@ -309,22 +309,8 @@
         </w:rPr>
       </w:pPr>
     </w:p>
-    <w:p>
-      <w:pPr>
-        <w:pStyle w:val="Heading1"/>
-        <w:rPr>
-          <w:rFonts w:ascii="Times New Roman" w:hAnsi="Times New Roman" w:cs="Times New Roman"/>
-        </w:rPr>
-      </w:pPr>
-    </w:p>
-    <w:p>
-      <w:pPr>
-        <w:pStyle w:val="Heading1"/>
-        <w:rPr>
-          <w:rFonts w:ascii="Times New Roman" w:hAnsi="Times New Roman" w:cs="Times New Roman"/>
-        </w:rPr>
-      </w:pPr>
-    </w:p>
+    <w:p/>
+    <w:p/>
     <w:p>
       <w:pPr>
         <w:pStyle w:val="Heading2"/>
@@ -348,402 +334,12 @@
     </w:p>
     <w:p>
       <w:pPr>
-        <w:pStyle w:val="Heading2"/>
-        <w:rPr>
-          <w:rFonts w:ascii="Times New Roman" w:hAnsi="Times New Roman" w:cs="Times New Roman"/>
-        </w:rPr>
-      </w:pPr>
-      <w:r>
-        <w:rPr>
-          <w:rFonts w:ascii="Times New Roman" w:hAnsi="Times New Roman" w:cs="Times New Roman"/>
-        </w:rPr>
-        <w:t xml:space="preserve">1. Introduction </w:t>
-      </w:r>
-    </w:p>
-    <w:p>
-      <w:pPr>
-        <w:rPr>
-          <w:rFonts w:ascii="Times New Roman" w:hAnsi="Times New Roman" w:cs="Times New Roman"/>
-          <w:sz w:val="24"/>
-          <w:szCs w:val="24"/>
-        </w:rPr>
-      </w:pPr>
-      <w:r>
-        <w:rPr>
-          <w:rFonts w:ascii="Times New Roman" w:hAnsi="Times New Roman" w:cs="Times New Roman"/>
-          <w:sz w:val="24"/>
-          <w:szCs w:val="24"/>
-        </w:rPr>
-        <w:t xml:space="preserve">Enterprise application development is an important part of modern business systems. Many </w:t>
-      </w:r>
-      <w:r>
-        <w:rPr>
-          <w:rFonts w:ascii="Times New Roman" w:hAnsi="Times New Roman" w:cs="Times New Roman"/>
-          <w:sz w:val="24"/>
-          <w:szCs w:val="24"/>
-        </w:rPr>
-        <w:t>organizations</w:t>
-      </w:r>
-      <w:r>
-        <w:rPr>
-          <w:rFonts w:ascii="Times New Roman" w:hAnsi="Times New Roman" w:cs="Times New Roman"/>
-          <w:sz w:val="24"/>
-          <w:szCs w:val="24"/>
-        </w:rPr>
-        <w:t xml:space="preserve"> use enterprise software to manage large-scale operations such as banking, healthcare, and e-commerce. These systems need to be reliable, secure, and able to handle many users at the same time.</w:t>
-      </w:r>
-    </w:p>
-    <w:p>
-      <w:pPr>
-        <w:rPr>
-          <w:rFonts w:ascii="Times New Roman" w:hAnsi="Times New Roman" w:cs="Times New Roman"/>
-          <w:sz w:val="24"/>
-          <w:szCs w:val="24"/>
-        </w:rPr>
-      </w:pPr>
-      <w:r>
-        <w:rPr>
-          <w:rFonts w:ascii="Times New Roman" w:hAnsi="Times New Roman" w:cs="Times New Roman"/>
-          <w:sz w:val="24"/>
-          <w:szCs w:val="24"/>
-        </w:rPr>
-        <w:t>There are different platforms that help developers build enterprise applications. Some of the most popular platforms are Jakarta EE, Spring Framework, and Microsoft .NET. These platforms provide tools and components that make development faster and more efficient. They also support important features such as scalability, security, and integration with other systems.</w:t>
-      </w:r>
-    </w:p>
-    <w:p>
-      <w:pPr>
-        <w:rPr>
-          <w:rFonts w:ascii="Times New Roman" w:hAnsi="Times New Roman" w:cs="Times New Roman"/>
-          <w:sz w:val="24"/>
-          <w:szCs w:val="24"/>
-        </w:rPr>
-      </w:pPr>
-      <w:r>
-        <w:rPr>
-          <w:rFonts w:ascii="Times New Roman" w:hAnsi="Times New Roman" w:cs="Times New Roman"/>
-          <w:sz w:val="24"/>
-          <w:szCs w:val="24"/>
-        </w:rPr>
-        <w:t xml:space="preserve">Jakarta EE and Spring Framework are both based on the Java programming language, while .NET is mainly based on C#. Each platform has its own design approach, strengths, and use cases. Because of this, choosing the right platform is an important decision for developers and </w:t>
-      </w:r>
-      <w:r>
-        <w:rPr>
-          <w:rFonts w:ascii="Times New Roman" w:hAnsi="Times New Roman" w:cs="Times New Roman"/>
-          <w:sz w:val="24"/>
-          <w:szCs w:val="24"/>
-        </w:rPr>
-        <w:t>organizations</w:t>
-      </w:r>
-      <w:r>
-        <w:rPr>
-          <w:rFonts w:ascii="Times New Roman" w:hAnsi="Times New Roman" w:cs="Times New Roman"/>
-          <w:sz w:val="24"/>
-          <w:szCs w:val="24"/>
-        </w:rPr>
-        <w:t>.</w:t>
-      </w:r>
-    </w:p>
-    <w:p>
-      <w:pPr>
-        <w:rPr>
-          <w:rFonts w:ascii="Times New Roman" w:hAnsi="Times New Roman" w:cs="Times New Roman"/>
-          <w:sz w:val="24"/>
-          <w:szCs w:val="24"/>
-        </w:rPr>
-      </w:pPr>
-      <w:r>
-        <w:rPr>
-          <w:rFonts w:ascii="Times New Roman" w:hAnsi="Times New Roman" w:cs="Times New Roman"/>
-          <w:sz w:val="24"/>
-          <w:szCs w:val="24"/>
-        </w:rPr>
-        <w:t xml:space="preserve">This report will review and compare Jakarta EE, Spring Framework, and .NET. It will first explain the layered and component-based model used in enterprise applications. Then, it will </w:t>
-      </w:r>
-      <w:r>
-        <w:rPr>
-          <w:rFonts w:ascii="Times New Roman" w:hAnsi="Times New Roman" w:cs="Times New Roman"/>
-          <w:sz w:val="24"/>
-          <w:szCs w:val="24"/>
-        </w:rPr>
-        <w:t>analyze</w:t>
-      </w:r>
-      <w:r>
-        <w:rPr>
-          <w:rFonts w:ascii="Times New Roman" w:hAnsi="Times New Roman" w:cs="Times New Roman"/>
-          <w:sz w:val="24"/>
-          <w:szCs w:val="24"/>
-        </w:rPr>
-        <w:t xml:space="preserve"> the main differences between these platforms. After that, the report </w:t>
-      </w:r>
-      <w:r>
-        <w:rPr>
-          <w:rFonts w:ascii="Times New Roman" w:hAnsi="Times New Roman" w:cs="Times New Roman"/>
-          <w:sz w:val="24"/>
-          <w:szCs w:val="24"/>
-        </w:rPr>
-        <w:lastRenderedPageBreak/>
-        <w:t xml:space="preserve">will discuss key factors to consider when choosing a framework. Finally, a conclusion will </w:t>
-      </w:r>
-      <w:r>
-        <w:rPr>
-          <w:rFonts w:ascii="Times New Roman" w:hAnsi="Times New Roman" w:cs="Times New Roman"/>
-          <w:sz w:val="24"/>
-          <w:szCs w:val="24"/>
-        </w:rPr>
-        <w:t>summarize</w:t>
-      </w:r>
-      <w:r>
-        <w:rPr>
-          <w:rFonts w:ascii="Times New Roman" w:hAnsi="Times New Roman" w:cs="Times New Roman"/>
-          <w:sz w:val="24"/>
-          <w:szCs w:val="24"/>
-        </w:rPr>
-        <w:t xml:space="preserve"> the main findings.</w:t>
-      </w:r>
-    </w:p>
-    <w:p>
-      <w:pPr>
-        <w:pStyle w:val="Heading1"/>
-        <w:rPr>
-          <w:rFonts w:ascii="Times New Roman" w:hAnsi="Times New Roman" w:cs="Times New Roman"/>
-          <w:b w:val="0"/>
-          <w:bCs w:val="0"/>
-        </w:rPr>
-      </w:pPr>
-      <w:r>
-        <w:rPr>
-          <w:rFonts w:ascii="Times New Roman" w:hAnsi="Times New Roman" w:cs="Times New Roman"/>
-        </w:rPr>
-        <w:t>Discussion</w:t>
-      </w:r>
-    </w:p>
-    <w:p>
-      <w:pPr>
-        <w:rPr>
-          <w:rFonts w:ascii="Times New Roman" w:hAnsi="Times New Roman" w:cs="Times New Roman"/>
-          <w:sz w:val="24"/>
-          <w:szCs w:val="24"/>
-        </w:rPr>
-      </w:pPr>
-    </w:p>
-    <w:p>
-      <w:pPr>
-        <w:pStyle w:val="Heading2"/>
-        <w:rPr>
-          <w:rFonts w:ascii="Times New Roman" w:hAnsi="Times New Roman" w:cs="Times New Roman"/>
-        </w:rPr>
-      </w:pPr>
-      <w:r>
-        <w:rPr>
-          <w:rFonts w:ascii="Times New Roman" w:hAnsi="Times New Roman" w:cs="Times New Roman"/>
-        </w:rPr>
-        <w:t>2. Layered and Component-Based Model</w:t>
-      </w:r>
-    </w:p>
-    <w:p>
-      <w:pPr>
-        <w:rPr>
-          <w:rFonts w:ascii="Times New Roman" w:hAnsi="Times New Roman" w:cs="Times New Roman"/>
-        </w:rPr>
-      </w:pPr>
-    </w:p>
-    <w:p>
-      <w:pPr>
-        <w:rPr>
-          <w:rFonts w:ascii="Times New Roman" w:hAnsi="Times New Roman" w:cs="Times New Roman"/>
-          <w:sz w:val="24"/>
-          <w:szCs w:val="24"/>
-        </w:rPr>
-      </w:pPr>
-      <w:r>
-        <w:rPr>
-          <w:rFonts w:ascii="Times New Roman" w:hAnsi="Times New Roman" w:cs="Times New Roman"/>
-          <w:sz w:val="24"/>
-          <w:szCs w:val="24"/>
-        </w:rPr>
-        <w:t xml:space="preserve">Enterprise applications are usually designed using a layered architecture. This means that the system is divided into different layers, and each layer has a specific function. This design helps improve </w:t>
-      </w:r>
-      <w:r>
-        <w:rPr>
-          <w:rFonts w:ascii="Times New Roman" w:hAnsi="Times New Roman" w:cs="Times New Roman"/>
-          <w:sz w:val="24"/>
-          <w:szCs w:val="24"/>
-        </w:rPr>
-        <w:t>organization</w:t>
-      </w:r>
-      <w:r>
-        <w:rPr>
-          <w:rFonts w:ascii="Times New Roman" w:hAnsi="Times New Roman" w:cs="Times New Roman"/>
-          <w:sz w:val="24"/>
-          <w:szCs w:val="24"/>
-        </w:rPr>
-        <w:t>, scalability, and maintenance.</w:t>
-      </w:r>
-    </w:p>
-    <w:p>
-      <w:pPr>
-        <w:rPr>
-          <w:rFonts w:ascii="Times New Roman" w:hAnsi="Times New Roman" w:cs="Times New Roman"/>
-          <w:sz w:val="24"/>
-          <w:szCs w:val="24"/>
-        </w:rPr>
-      </w:pPr>
-      <w:r>
-        <w:rPr>
-          <w:rFonts w:ascii="Times New Roman" w:hAnsi="Times New Roman" w:cs="Times New Roman"/>
-          <w:sz w:val="24"/>
-          <w:szCs w:val="24"/>
-        </w:rPr>
-        <w:t>There are three main layers in enterprise applications:</w:t>
-      </w:r>
-    </w:p>
-    <w:p>
-      <w:pPr>
-        <w:numPr>
-          <w:ilvl w:val="0"/>
-          <w:numId w:val="16"/>
-        </w:numPr>
-        <w:rPr>
-          <w:rFonts w:ascii="Times New Roman" w:hAnsi="Times New Roman" w:cs="Times New Roman"/>
-        </w:rPr>
-      </w:pPr>
-      <w:r>
-        <w:rPr>
-          <w:rFonts w:ascii="Times New Roman" w:hAnsi="Times New Roman" w:cs="Times New Roman"/>
-          <w:b/>
-          <w:bCs/>
-          <w:sz w:val="24"/>
-          <w:szCs w:val="24"/>
-        </w:rPr>
-        <w:t>Presentation layer</w:t>
-      </w:r>
-      <w:r>
-        <w:rPr>
-          <w:rFonts w:ascii="Times New Roman" w:hAnsi="Times New Roman" w:cs="Times New Roman"/>
-          <w:sz w:val="24"/>
-          <w:szCs w:val="24"/>
-        </w:rPr>
-        <w:t>:</w:t>
-      </w:r>
-      <w:r>
-        <w:rPr>
-          <w:rFonts w:ascii="Times New Roman" w:hAnsi="Times New Roman" w:cs="Times New Roman"/>
-        </w:rPr>
-        <w:t xml:space="preserve"> </w:t>
-      </w:r>
-      <w:r>
-        <w:rPr>
-          <w:rFonts w:ascii="Times New Roman" w:hAnsi="Times New Roman" w:cs="Times New Roman"/>
-          <w:sz w:val="24"/>
-          <w:szCs w:val="24"/>
-        </w:rPr>
-        <w:t>This layer is responsible for the user interface. It shows information to users and receives input from them.</w:t>
-      </w:r>
-      <w:r>
-        <w:rPr>
-          <w:rFonts w:ascii="Times New Roman" w:hAnsi="Times New Roman" w:cs="Times New Roman"/>
-        </w:rPr>
-        <w:t xml:space="preserve"> </w:t>
-      </w:r>
-    </w:p>
-    <w:p>
-      <w:pPr>
-        <w:numPr>
-          <w:ilvl w:val="0"/>
-          <w:numId w:val="16"/>
-        </w:numPr>
-        <w:rPr>
-          <w:rFonts w:ascii="Times New Roman" w:hAnsi="Times New Roman" w:cs="Times New Roman"/>
-        </w:rPr>
-      </w:pPr>
-      <w:r>
-        <w:rPr>
-          <w:rFonts w:ascii="Times New Roman" w:hAnsi="Times New Roman" w:cs="Times New Roman"/>
-          <w:b/>
-          <w:bCs/>
-          <w:sz w:val="24"/>
-          <w:szCs w:val="24"/>
-        </w:rPr>
-        <w:t>Business logic layer:</w:t>
-      </w:r>
-      <w:r>
-        <w:rPr>
-          <w:rFonts w:ascii="Times New Roman" w:hAnsi="Times New Roman" w:cs="Times New Roman"/>
-        </w:rPr>
-        <w:t xml:space="preserve"> </w:t>
-      </w:r>
-      <w:r>
-        <w:rPr>
-          <w:rFonts w:ascii="Times New Roman" w:hAnsi="Times New Roman" w:cs="Times New Roman"/>
-          <w:sz w:val="24"/>
-          <w:szCs w:val="24"/>
-        </w:rPr>
-        <w:t>This layer processes data and applies business rules. It controls how the system works.</w:t>
-      </w:r>
-      <w:r>
-        <w:rPr>
-          <w:rFonts w:ascii="Times New Roman" w:hAnsi="Times New Roman" w:cs="Times New Roman"/>
-        </w:rPr>
-        <w:t xml:space="preserve"> </w:t>
-      </w:r>
-    </w:p>
-    <w:p>
-      <w:pPr>
-        <w:numPr>
-          <w:ilvl w:val="0"/>
-          <w:numId w:val="16"/>
-        </w:numPr>
-        <w:rPr>
-          <w:rFonts w:ascii="Times New Roman" w:hAnsi="Times New Roman" w:cs="Times New Roman"/>
-        </w:rPr>
-      </w:pPr>
-      <w:r>
-        <w:rPr>
-          <w:rFonts w:ascii="Times New Roman" w:hAnsi="Times New Roman" w:cs="Times New Roman"/>
-          <w:b/>
-          <w:bCs/>
-          <w:sz w:val="24"/>
-          <w:szCs w:val="24"/>
-        </w:rPr>
-        <w:t>Persistence layer:</w:t>
-      </w:r>
-      <w:r>
-        <w:rPr>
-          <w:rFonts w:ascii="Times New Roman" w:hAnsi="Times New Roman" w:cs="Times New Roman"/>
-        </w:rPr>
-        <w:t xml:space="preserve"> </w:t>
-      </w:r>
-      <w:r>
-        <w:rPr>
-          <w:rFonts w:ascii="Times New Roman" w:hAnsi="Times New Roman" w:cs="Times New Roman"/>
-          <w:sz w:val="24"/>
-          <w:szCs w:val="24"/>
-        </w:rPr>
-        <w:t>This layer manages data storage. It connects the application to databases and handles data operations.</w:t>
-      </w:r>
-      <w:r>
-        <w:rPr>
-          <w:rFonts w:ascii="Times New Roman" w:hAnsi="Times New Roman" w:cs="Times New Roman"/>
-        </w:rPr>
-        <w:t xml:space="preserve"> </w:t>
-      </w:r>
-    </w:p>
-    <w:p>
-      <w:pPr>
-        <w:rPr>
-          <w:rFonts w:ascii="Times New Roman" w:hAnsi="Times New Roman" w:cs="Times New Roman"/>
-          <w:sz w:val="24"/>
-          <w:szCs w:val="24"/>
-        </w:rPr>
-      </w:pPr>
-      <w:r>
-        <w:rPr>
-          <w:rFonts w:ascii="Times New Roman" w:hAnsi="Times New Roman" w:cs="Times New Roman"/>
-          <w:sz w:val="24"/>
-          <w:szCs w:val="24"/>
-        </w:rPr>
-        <w:t>These layers are supported by different components in Jakarta EE, Spring Framework, and .NET. Even though the structure is similar, each platform provides different tools and technologies.</w:t>
-      </w:r>
+        <w:rPr>
+          <w:rFonts w:ascii="Times New Roman" w:hAnsi="Times New Roman" w:cs="Times New Roman"/>
+          <w:sz w:val="24"/>
+          <w:szCs w:val="24"/>
+        </w:rPr>
+      </w:pPr>
     </w:p>
     <w:p>
       <w:pPr>
@@ -765,34 +361,431 @@
           <w:sz w:val="26"/>
           <w:szCs w:val="26"/>
         </w:rPr>
-        <w:t>Comparison of Layers and Components</w:t>
+        <w:lastRenderedPageBreak/>
+        <w:t>1. Introduction</w:t>
+      </w:r>
+      <w:r>
+        <w:rPr>
+          <w:rFonts w:ascii="Times New Roman" w:eastAsiaTheme="majorEastAsia" w:hAnsi="Times New Roman" w:cs="Times New Roman"/>
+          <w:b/>
+          <w:bCs/>
+          <w:color w:val="4F81BD" w:themeColor="accent1"/>
+          <w:sz w:val="26"/>
+          <w:szCs w:val="26"/>
+        </w:rPr>
+        <w:t xml:space="preserve"> </w:t>
+      </w:r>
+      <w:r>
+        <w:rPr>
+          <w:rFonts w:ascii="Times New Roman" w:eastAsiaTheme="majorEastAsia" w:hAnsi="Times New Roman" w:cs="Times New Roman"/>
+          <w:b/>
+          <w:bCs/>
+          <w:color w:val="4F81BD" w:themeColor="accent1"/>
+          <w:sz w:val="26"/>
+          <w:szCs w:val="26"/>
+          <w:highlight w:val="yellow"/>
+        </w:rPr>
+        <w:t>DONE</w:t>
+      </w:r>
+    </w:p>
+    <w:p>
+      <w:pPr>
+        <w:rPr>
+          <w:rFonts w:ascii="Times New Roman" w:hAnsi="Times New Roman" w:cs="Times New Roman"/>
+          <w:sz w:val="24"/>
+          <w:szCs w:val="24"/>
+        </w:rPr>
+      </w:pPr>
+      <w:r>
+        <w:rPr>
+          <w:rFonts w:ascii="Times New Roman" w:hAnsi="Times New Roman" w:cs="Times New Roman"/>
+          <w:sz w:val="24"/>
+          <w:szCs w:val="24"/>
+        </w:rPr>
+        <w:t>This project focused on the development of a secure 3-tier enterprise e-business application for an online electronics retail store. The system was developed using Jakarta EE technologies, including Jakarta Faces (JSF), Enterprise Java Beans (EJB), Jakarta Persistence API (JPA), and MySQL database.</w:t>
+      </w:r>
+    </w:p>
+    <w:p>
+      <w:pPr>
+        <w:rPr>
+          <w:rFonts w:ascii="Times New Roman" w:hAnsi="Times New Roman" w:cs="Times New Roman"/>
+          <w:sz w:val="24"/>
+          <w:szCs w:val="24"/>
+        </w:rPr>
+      </w:pPr>
+      <w:r>
+        <w:rPr>
+          <w:rFonts w:ascii="Times New Roman" w:hAnsi="Times New Roman" w:cs="Times New Roman"/>
+          <w:sz w:val="24"/>
+          <w:szCs w:val="24"/>
+        </w:rPr>
+        <w:t>The purpose of the system is to allow users to register, log in, recover their accounts, and manage products, customers, and orders through a web-based interface. The application also includes business logic for stock management and order processing.</w:t>
+      </w:r>
+    </w:p>
+    <w:p>
+      <w:pPr>
+        <w:rPr>
+          <w:rFonts w:ascii="Times New Roman" w:hAnsi="Times New Roman" w:cs="Times New Roman"/>
+          <w:sz w:val="24"/>
+          <w:szCs w:val="24"/>
+        </w:rPr>
+      </w:pPr>
+      <w:r>
+        <w:rPr>
+          <w:rFonts w:ascii="Times New Roman" w:hAnsi="Times New Roman" w:cs="Times New Roman"/>
+          <w:sz w:val="24"/>
+          <w:szCs w:val="24"/>
+        </w:rPr>
+        <w:t>The project was divided into three main layers: the presentation layer, the business layer, and the persistence layer. Each team member was responsible for one layer and worked together to integrate the complete system.</w:t>
+      </w:r>
+    </w:p>
+    <w:p>
+      <w:pPr>
+        <w:rPr>
+          <w:rFonts w:ascii="Times New Roman" w:hAnsi="Times New Roman" w:cs="Times New Roman"/>
+          <w:sz w:val="24"/>
+          <w:szCs w:val="24"/>
+        </w:rPr>
+      </w:pPr>
+      <w:r>
+        <w:rPr>
+          <w:rFonts w:ascii="Times New Roman" w:hAnsi="Times New Roman" w:cs="Times New Roman"/>
+          <w:sz w:val="24"/>
+          <w:szCs w:val="24"/>
+        </w:rPr>
+        <w:t>Throughout the project, the team used GitHub for version control and collaboration. This assignment helped the team improve technical skills in enterprise application development, database management, teamwork, and problem solving.</w:t>
+      </w:r>
+    </w:p>
+    <w:p>
+      <w:pPr>
+        <w:pStyle w:val="Heading1"/>
+        <w:rPr>
+          <w:rFonts w:ascii="Times New Roman" w:hAnsi="Times New Roman" w:cs="Times New Roman"/>
+          <w:b w:val="0"/>
+          <w:bCs w:val="0"/>
+        </w:rPr>
+      </w:pPr>
+      <w:r>
+        <w:rPr>
+          <w:rFonts w:ascii="Times New Roman" w:hAnsi="Times New Roman" w:cs="Times New Roman"/>
+        </w:rPr>
+        <w:t>Discussion</w:t>
+      </w:r>
+    </w:p>
+    <w:p>
+      <w:pPr>
+        <w:pStyle w:val="Heading1"/>
+        <w:rPr>
+          <w:rFonts w:ascii="Times New Roman" w:hAnsi="Times New Roman" w:cs="Times New Roman"/>
+        </w:rPr>
+      </w:pPr>
+      <w:r>
+        <w:rPr>
+          <w:rFonts w:ascii="Times New Roman" w:hAnsi="Times New Roman" w:cs="Times New Roman"/>
+        </w:rPr>
+        <w:t>2. System Overview</w:t>
+      </w:r>
+    </w:p>
+    <w:p>
+      <w:pPr>
+        <w:pStyle w:val="Heading1"/>
+        <w:rPr>
+          <w:rFonts w:ascii="Times New Roman" w:hAnsi="Times New Roman" w:cs="Times New Roman"/>
+        </w:rPr>
+      </w:pPr>
+      <w:r>
+        <w:rPr>
+          <w:rFonts w:ascii="Times New Roman" w:hAnsi="Times New Roman" w:cs="Times New Roman"/>
+        </w:rPr>
+        <w:t>2.1 Application Scenario</w:t>
+      </w:r>
+    </w:p>
+    <w:p>
+      <w:pPr>
+        <w:rPr>
+          <w:rFonts w:ascii="Times New Roman" w:hAnsi="Times New Roman" w:cs="Times New Roman"/>
+          <w:sz w:val="24"/>
+          <w:szCs w:val="24"/>
+        </w:rPr>
+      </w:pPr>
+      <w:r>
+        <w:rPr>
+          <w:rFonts w:ascii="Times New Roman" w:hAnsi="Times New Roman" w:cs="Times New Roman"/>
+          <w:sz w:val="24"/>
+          <w:szCs w:val="24"/>
+        </w:rPr>
+        <w:t xml:space="preserve">Explain the online electronics store scenario and the main system requirements. </w:t>
+      </w:r>
+    </w:p>
+    <w:p>
+      <w:pPr>
+        <w:pStyle w:val="Heading1"/>
+        <w:rPr>
+          <w:rFonts w:ascii="Times New Roman" w:hAnsi="Times New Roman" w:cs="Times New Roman"/>
+        </w:rPr>
+      </w:pPr>
+      <w:r>
+        <w:rPr>
+          <w:rFonts w:ascii="Times New Roman" w:hAnsi="Times New Roman" w:cs="Times New Roman"/>
+        </w:rPr>
+        <w:t>2.2 System Architecture</w:t>
+      </w:r>
+    </w:p>
+    <w:p>
+      <w:pPr>
+        <w:rPr>
+          <w:rFonts w:ascii="Times New Roman" w:hAnsi="Times New Roman" w:cs="Times New Roman"/>
+          <w:sz w:val="24"/>
+          <w:szCs w:val="24"/>
+        </w:rPr>
+      </w:pPr>
+      <w:r>
+        <w:rPr>
+          <w:rFonts w:ascii="Times New Roman" w:hAnsi="Times New Roman" w:cs="Times New Roman"/>
+          <w:sz w:val="24"/>
+          <w:szCs w:val="24"/>
+        </w:rPr>
+        <w:t>Describe the three layers:</w:t>
+      </w:r>
+    </w:p>
+    <w:p>
+      <w:pPr>
+        <w:numPr>
+          <w:ilvl w:val="0"/>
+          <w:numId w:val="8"/>
+        </w:numPr>
+        <w:rPr>
+          <w:rFonts w:ascii="Times New Roman" w:hAnsi="Times New Roman" w:cs="Times New Roman"/>
+          <w:sz w:val="24"/>
+          <w:szCs w:val="24"/>
+        </w:rPr>
+      </w:pPr>
+      <w:r>
+        <w:rPr>
+          <w:rFonts w:ascii="Times New Roman" w:hAnsi="Times New Roman" w:cs="Times New Roman"/>
+          <w:sz w:val="24"/>
+          <w:szCs w:val="24"/>
+        </w:rPr>
+        <w:t xml:space="preserve">Presentation Layer (JSF) </w:t>
+      </w:r>
+    </w:p>
+    <w:p>
+      <w:pPr>
+        <w:numPr>
+          <w:ilvl w:val="0"/>
+          <w:numId w:val="8"/>
+        </w:numPr>
+        <w:rPr>
+          <w:rFonts w:ascii="Times New Roman" w:hAnsi="Times New Roman" w:cs="Times New Roman"/>
+          <w:sz w:val="24"/>
+          <w:szCs w:val="24"/>
+        </w:rPr>
+      </w:pPr>
+      <w:r>
+        <w:rPr>
+          <w:rFonts w:ascii="Times New Roman" w:hAnsi="Times New Roman" w:cs="Times New Roman"/>
+          <w:sz w:val="24"/>
+          <w:szCs w:val="24"/>
+        </w:rPr>
+        <w:t xml:space="preserve">Business Layer (EJB) </w:t>
+      </w:r>
+    </w:p>
+    <w:p>
+      <w:pPr>
+        <w:numPr>
+          <w:ilvl w:val="0"/>
+          <w:numId w:val="8"/>
+        </w:numPr>
+        <w:rPr>
+          <w:rFonts w:ascii="Times New Roman" w:hAnsi="Times New Roman" w:cs="Times New Roman"/>
+          <w:sz w:val="24"/>
+          <w:szCs w:val="24"/>
+        </w:rPr>
+      </w:pPr>
+      <w:r>
+        <w:rPr>
+          <w:rFonts w:ascii="Times New Roman" w:hAnsi="Times New Roman" w:cs="Times New Roman"/>
+          <w:sz w:val="24"/>
+          <w:szCs w:val="24"/>
+        </w:rPr>
+        <w:t xml:space="preserve">Persistence Layer (JPA/MySQL) </w:t>
+      </w:r>
+    </w:p>
+    <w:p>
+      <w:pPr>
+        <w:rPr>
+          <w:rFonts w:ascii="Times New Roman" w:hAnsi="Times New Roman" w:cs="Times New Roman"/>
+          <w:sz w:val="24"/>
+          <w:szCs w:val="24"/>
+        </w:rPr>
+      </w:pPr>
+      <w:r>
+        <w:rPr>
+          <w:rFonts w:ascii="Times New Roman" w:hAnsi="Times New Roman" w:cs="Times New Roman"/>
+          <w:sz w:val="24"/>
+          <w:szCs w:val="24"/>
+        </w:rPr>
+        <w:t>You can also insert:</w:t>
+      </w:r>
+    </w:p>
+    <w:p>
+      <w:pPr>
+        <w:numPr>
+          <w:ilvl w:val="0"/>
+          <w:numId w:val="9"/>
+        </w:numPr>
+        <w:rPr>
+          <w:rFonts w:ascii="Times New Roman" w:hAnsi="Times New Roman" w:cs="Times New Roman"/>
+          <w:sz w:val="24"/>
+          <w:szCs w:val="24"/>
+        </w:rPr>
+      </w:pPr>
+      <w:r>
+        <w:rPr>
+          <w:rFonts w:ascii="Times New Roman" w:hAnsi="Times New Roman" w:cs="Times New Roman"/>
+          <w:sz w:val="24"/>
+          <w:szCs w:val="24"/>
+        </w:rPr>
+        <w:t xml:space="preserve">3-tier architecture diagram </w:t>
+      </w:r>
+    </w:p>
+    <w:p>
+      <w:pPr>
+        <w:numPr>
+          <w:ilvl w:val="0"/>
+          <w:numId w:val="9"/>
+        </w:numPr>
+        <w:rPr>
+          <w:rFonts w:ascii="Times New Roman" w:hAnsi="Times New Roman" w:cs="Times New Roman"/>
+          <w:sz w:val="24"/>
+          <w:szCs w:val="24"/>
+        </w:rPr>
+      </w:pPr>
+      <w:r>
+        <w:rPr>
+          <w:rFonts w:ascii="Times New Roman" w:hAnsi="Times New Roman" w:cs="Times New Roman"/>
+          <w:sz w:val="24"/>
+          <w:szCs w:val="24"/>
+        </w:rPr>
+        <w:t xml:space="preserve">UML diagram </w:t>
+      </w:r>
+    </w:p>
+    <w:p>
+      <w:pPr>
+        <w:numPr>
+          <w:ilvl w:val="0"/>
+          <w:numId w:val="9"/>
+        </w:numPr>
+        <w:rPr>
+          <w:rFonts w:ascii="Times New Roman" w:hAnsi="Times New Roman" w:cs="Times New Roman"/>
+          <w:sz w:val="24"/>
+          <w:szCs w:val="24"/>
+        </w:rPr>
+      </w:pPr>
+      <w:r>
+        <w:rPr>
+          <w:rFonts w:ascii="Times New Roman" w:hAnsi="Times New Roman" w:cs="Times New Roman"/>
+          <w:sz w:val="24"/>
+          <w:szCs w:val="24"/>
+        </w:rPr>
+        <w:t xml:space="preserve">Database diagram </w:t>
+      </w:r>
+    </w:p>
+    <w:p>
+      <w:pPr>
+        <w:rPr>
+          <w:rFonts w:ascii="Times New Roman" w:hAnsi="Times New Roman" w:cs="Times New Roman"/>
+          <w:sz w:val="24"/>
+          <w:szCs w:val="24"/>
+        </w:rPr>
+      </w:pPr>
+      <w:r>
+        <w:rPr>
+          <w:rFonts w:ascii="Times New Roman" w:hAnsi="Times New Roman" w:cs="Times New Roman"/>
+          <w:sz w:val="24"/>
+          <w:szCs w:val="24"/>
+        </w:rPr>
+        <w:lastRenderedPageBreak/>
+        <w:pict w14:anchorId="4D1B3ACE">
+          <v:rect id="_x0000_i1296" style="width:0;height:1.5pt" o:hralign="center" o:hrstd="t" o:hr="t" fillcolor="#a0a0a0" stroked="f"/>
+        </w:pict>
+      </w:r>
+    </w:p>
+    <w:p>
+      <w:pPr>
+        <w:pStyle w:val="Heading1"/>
+        <w:rPr>
+          <w:rFonts w:ascii="Times New Roman" w:hAnsi="Times New Roman" w:cs="Times New Roman"/>
+        </w:rPr>
+      </w:pPr>
+      <w:r>
+        <w:rPr>
+          <w:rFonts w:ascii="Times New Roman" w:hAnsi="Times New Roman" w:cs="Times New Roman"/>
+        </w:rPr>
+        <w:t>3. Team Structure and Responsibilities</w:t>
+      </w:r>
+    </w:p>
+    <w:p>
+      <w:pPr>
+        <w:pStyle w:val="Heading1"/>
+        <w:rPr>
+          <w:rFonts w:ascii="Times New Roman" w:hAnsi="Times New Roman" w:cs="Times New Roman"/>
+        </w:rPr>
+      </w:pPr>
+      <w:r>
+        <w:rPr>
+          <w:rFonts w:ascii="Times New Roman" w:hAnsi="Times New Roman" w:cs="Times New Roman"/>
+        </w:rPr>
+        <w:t>3.1 Team Members</w:t>
+      </w:r>
+    </w:p>
+    <w:p>
+      <w:pPr>
+        <w:rPr>
+          <w:rFonts w:ascii="Times New Roman" w:hAnsi="Times New Roman" w:cs="Times New Roman"/>
+          <w:sz w:val="24"/>
+          <w:szCs w:val="24"/>
+        </w:rPr>
+      </w:pPr>
+      <w:r>
+        <w:rPr>
+          <w:rFonts w:ascii="Times New Roman" w:hAnsi="Times New Roman" w:cs="Times New Roman"/>
+          <w:sz w:val="24"/>
+          <w:szCs w:val="24"/>
+        </w:rPr>
+        <w:t>Example table:</w:t>
       </w:r>
     </w:p>
     <w:tbl>
       <w:tblPr>
-        <w:tblStyle w:val="TableGrid"/>
-        <w:tblW w:w="10077" w:type="dxa"/>
-        <w:tblInd w:w="-408" w:type="dxa"/>
+        <w:tblW w:w="0" w:type="auto"/>
+        <w:tblCellSpacing w:w="15" w:type="dxa"/>
+        <w:tblCellMar>
+          <w:top w:w="15" w:type="dxa"/>
+          <w:left w:w="15" w:type="dxa"/>
+          <w:bottom w:w="15" w:type="dxa"/>
+          <w:right w:w="15" w:type="dxa"/>
+        </w:tblCellMar>
         <w:tblLook w:val="04A0" w:firstRow="1" w:lastRow="0" w:firstColumn="1" w:lastColumn="0" w:noHBand="0" w:noVBand="1"/>
       </w:tblPr>
       <w:tblGrid>
-        <w:gridCol w:w="1928"/>
-        <w:gridCol w:w="2561"/>
-        <w:gridCol w:w="2764"/>
-        <w:gridCol w:w="2824"/>
+        <w:gridCol w:w="1069"/>
+        <w:gridCol w:w="1866"/>
+        <w:gridCol w:w="2522"/>
       </w:tblGrid>
       <w:tr>
         <w:trPr>
-          <w:trHeight w:val="574"/>
+          <w:tblHeader/>
+          <w:tblCellSpacing w:w="15" w:type="dxa"/>
         </w:trPr>
         <w:tc>
           <w:tcPr>
             <w:tcW w:w="0" w:type="auto"/>
+            <w:vAlign w:val="center"/>
             <w:hideMark/>
           </w:tcPr>
           <w:p>
             <w:pPr>
-              <w:spacing w:after="200" w:line="276" w:lineRule="auto"/>
               <w:rPr>
                 <w:rFonts w:ascii="Times New Roman" w:hAnsi="Times New Roman" w:cs="Times New Roman"/>
                 <w:b/>
@@ -809,18 +802,18 @@
                 <w:sz w:val="24"/>
                 <w:szCs w:val="24"/>
               </w:rPr>
-              <w:t>Layer</w:t>
+              <w:t>Member</w:t>
             </w:r>
           </w:p>
         </w:tc>
         <w:tc>
           <w:tcPr>
             <w:tcW w:w="0" w:type="auto"/>
+            <w:vAlign w:val="center"/>
             <w:hideMark/>
           </w:tcPr>
           <w:p>
             <w:pPr>
-              <w:spacing w:after="200" w:line="276" w:lineRule="auto"/>
               <w:rPr>
                 <w:rFonts w:ascii="Times New Roman" w:hAnsi="Times New Roman" w:cs="Times New Roman"/>
                 <w:b/>
@@ -837,18 +830,18 @@
                 <w:sz w:val="24"/>
                 <w:szCs w:val="24"/>
               </w:rPr>
-              <w:t>Jakarta EE</w:t>
+              <w:t>Assigned Layer</w:t>
             </w:r>
           </w:p>
         </w:tc>
         <w:tc>
           <w:tcPr>
             <w:tcW w:w="0" w:type="auto"/>
+            <w:vAlign w:val="center"/>
             <w:hideMark/>
           </w:tcPr>
           <w:p>
             <w:pPr>
-              <w:spacing w:after="200" w:line="276" w:lineRule="auto"/>
               <w:rPr>
                 <w:rFonts w:ascii="Times New Roman" w:hAnsi="Times New Roman" w:cs="Times New Roman"/>
                 <w:b/>
@@ -865,22 +858,25 @@
                 <w:sz w:val="24"/>
                 <w:szCs w:val="24"/>
               </w:rPr>
-              <w:t>Spring Framework</w:t>
+              <w:t>Main Responsibilities</w:t>
             </w:r>
           </w:p>
         </w:tc>
+      </w:tr>
+      <w:tr>
+        <w:trPr>
+          <w:tblCellSpacing w:w="15" w:type="dxa"/>
+        </w:trPr>
         <w:tc>
           <w:tcPr>
             <w:tcW w:w="0" w:type="auto"/>
+            <w:vAlign w:val="center"/>
             <w:hideMark/>
           </w:tcPr>
           <w:p>
             <w:pPr>
-              <w:spacing w:after="200" w:line="276" w:lineRule="auto"/>
               <w:rPr>
                 <w:rFonts w:ascii="Times New Roman" w:hAnsi="Times New Roman" w:cs="Times New Roman"/>
-                <w:b/>
-                <w:bCs/>
                 <w:sz w:val="24"/>
                 <w:szCs w:val="24"/>
               </w:rPr>
@@ -888,28 +884,21 @@
             <w:r>
               <w:rPr>
                 <w:rFonts w:ascii="Times New Roman" w:hAnsi="Times New Roman" w:cs="Times New Roman"/>
-                <w:b/>
-                <w:bCs/>
                 <w:sz w:val="24"/>
                 <w:szCs w:val="24"/>
               </w:rPr>
-              <w:t>.NET</w:t>
+              <w:t>Member 1</w:t>
             </w:r>
           </w:p>
         </w:tc>
-      </w:tr>
-      <w:tr>
-        <w:trPr>
-          <w:trHeight w:val="922"/>
-        </w:trPr>
         <w:tc>
           <w:tcPr>
             <w:tcW w:w="0" w:type="auto"/>
+            <w:vAlign w:val="center"/>
             <w:hideMark/>
           </w:tcPr>
           <w:p>
             <w:pPr>
-              <w:spacing w:after="200" w:line="276" w:lineRule="auto"/>
               <w:rPr>
                 <w:rFonts w:ascii="Times New Roman" w:hAnsi="Times New Roman" w:cs="Times New Roman"/>
                 <w:sz w:val="24"/>
@@ -929,11 +918,11 @@
         <w:tc>
           <w:tcPr>
             <w:tcW w:w="0" w:type="auto"/>
+            <w:vAlign w:val="center"/>
             <w:hideMark/>
           </w:tcPr>
           <w:p>
             <w:pPr>
-              <w:spacing w:after="200" w:line="276" w:lineRule="auto"/>
               <w:rPr>
                 <w:rFonts w:ascii="Times New Roman" w:hAnsi="Times New Roman" w:cs="Times New Roman"/>
                 <w:sz w:val="24"/>
@@ -946,18 +935,23 @@
                 <w:sz w:val="24"/>
                 <w:szCs w:val="24"/>
               </w:rPr>
-              <w:t>JSF (JavaServer Faces), Servlets</w:t>
+              <w:t>JSF pages and navigation</w:t>
             </w:r>
           </w:p>
         </w:tc>
+      </w:tr>
+      <w:tr>
+        <w:trPr>
+          <w:tblCellSpacing w:w="15" w:type="dxa"/>
+        </w:trPr>
         <w:tc>
           <w:tcPr>
             <w:tcW w:w="0" w:type="auto"/>
+            <w:vAlign w:val="center"/>
             <w:hideMark/>
           </w:tcPr>
           <w:p>
             <w:pPr>
-              <w:spacing w:after="200" w:line="276" w:lineRule="auto"/>
               <w:rPr>
                 <w:rFonts w:ascii="Times New Roman" w:hAnsi="Times New Roman" w:cs="Times New Roman"/>
                 <w:sz w:val="24"/>
@@ -970,18 +964,18 @@
                 <w:sz w:val="24"/>
                 <w:szCs w:val="24"/>
               </w:rPr>
-              <w:t>Spring MVC, Spring Boot</w:t>
+              <w:t>Member 2</w:t>
             </w:r>
           </w:p>
         </w:tc>
         <w:tc>
           <w:tcPr>
             <w:tcW w:w="0" w:type="auto"/>
+            <w:vAlign w:val="center"/>
             <w:hideMark/>
           </w:tcPr>
           <w:p>
             <w:pPr>
-              <w:spacing w:after="200" w:line="276" w:lineRule="auto"/>
               <w:rPr>
                 <w:rFonts w:ascii="Times New Roman" w:hAnsi="Times New Roman" w:cs="Times New Roman"/>
                 <w:sz w:val="24"/>
@@ -994,23 +988,18 @@
                 <w:sz w:val="24"/>
                 <w:szCs w:val="24"/>
               </w:rPr>
-              <w:t>ASP.NET Core MVC, Razor Pages</w:t>
+              <w:t>Business Layer</w:t>
             </w:r>
           </w:p>
         </w:tc>
-      </w:tr>
-      <w:tr>
-        <w:trPr>
-          <w:trHeight w:val="934"/>
-        </w:trPr>
         <w:tc>
           <w:tcPr>
             <w:tcW w:w="0" w:type="auto"/>
+            <w:vAlign w:val="center"/>
             <w:hideMark/>
           </w:tcPr>
           <w:p>
             <w:pPr>
-              <w:spacing w:after="200" w:line="276" w:lineRule="auto"/>
               <w:rPr>
                 <w:rFonts w:ascii="Times New Roman" w:hAnsi="Times New Roman" w:cs="Times New Roman"/>
                 <w:sz w:val="24"/>
@@ -1023,18 +1012,23 @@
                 <w:sz w:val="24"/>
                 <w:szCs w:val="24"/>
               </w:rPr>
-              <w:t>Business Logic Layer</w:t>
+              <w:t>EJB business logic</w:t>
             </w:r>
           </w:p>
         </w:tc>
+      </w:tr>
+      <w:tr>
+        <w:trPr>
+          <w:tblCellSpacing w:w="15" w:type="dxa"/>
+        </w:trPr>
         <w:tc>
           <w:tcPr>
             <w:tcW w:w="0" w:type="auto"/>
+            <w:vAlign w:val="center"/>
             <w:hideMark/>
           </w:tcPr>
           <w:p>
             <w:pPr>
-              <w:spacing w:after="200" w:line="276" w:lineRule="auto"/>
               <w:rPr>
                 <w:rFonts w:ascii="Times New Roman" w:hAnsi="Times New Roman" w:cs="Times New Roman"/>
                 <w:sz w:val="24"/>
@@ -1047,71 +1041,18 @@
                 <w:sz w:val="24"/>
                 <w:szCs w:val="24"/>
               </w:rPr>
-              <w:t>EJB (Enterprise JavaBeans), CDI</w:t>
+              <w:t>Member 3</w:t>
             </w:r>
           </w:p>
         </w:tc>
         <w:tc>
           <w:tcPr>
             <w:tcW w:w="0" w:type="auto"/>
+            <w:vAlign w:val="center"/>
             <w:hideMark/>
           </w:tcPr>
           <w:p>
             <w:pPr>
-              <w:spacing w:after="200" w:line="276" w:lineRule="auto"/>
-              <w:rPr>
-                <w:rFonts w:ascii="Times New Roman" w:hAnsi="Times New Roman" w:cs="Times New Roman"/>
-                <w:sz w:val="24"/>
-                <w:szCs w:val="24"/>
-              </w:rPr>
-            </w:pPr>
-            <w:r>
-              <w:rPr>
-                <w:rFonts w:ascii="Times New Roman" w:hAnsi="Times New Roman" w:cs="Times New Roman"/>
-                <w:sz w:val="24"/>
-                <w:szCs w:val="24"/>
-              </w:rPr>
-              <w:t>Spring Beans, Dependency Injection</w:t>
-            </w:r>
-          </w:p>
-        </w:tc>
-        <w:tc>
-          <w:tcPr>
-            <w:tcW w:w="0" w:type="auto"/>
-            <w:hideMark/>
-          </w:tcPr>
-          <w:p>
-            <w:pPr>
-              <w:spacing w:after="200" w:line="276" w:lineRule="auto"/>
-              <w:rPr>
-                <w:rFonts w:ascii="Times New Roman" w:hAnsi="Times New Roman" w:cs="Times New Roman"/>
-                <w:sz w:val="24"/>
-                <w:szCs w:val="24"/>
-              </w:rPr>
-            </w:pPr>
-            <w:r>
-              <w:rPr>
-                <w:rFonts w:ascii="Times New Roman" w:hAnsi="Times New Roman" w:cs="Times New Roman"/>
-                <w:sz w:val="24"/>
-                <w:szCs w:val="24"/>
-              </w:rPr>
-              <w:t>.NET Services, Dependency Injection</w:t>
-            </w:r>
-          </w:p>
-        </w:tc>
-      </w:tr>
-      <w:tr>
-        <w:trPr>
-          <w:trHeight w:val="922"/>
-        </w:trPr>
-        <w:tc>
-          <w:tcPr>
-            <w:tcW w:w="0" w:type="auto"/>
-            <w:hideMark/>
-          </w:tcPr>
-          <w:p>
-            <w:pPr>
-              <w:spacing w:after="200" w:line="276" w:lineRule="auto"/>
               <w:rPr>
                 <w:rFonts w:ascii="Times New Roman" w:hAnsi="Times New Roman" w:cs="Times New Roman"/>
                 <w:sz w:val="24"/>
@@ -1131,11 +1072,11 @@
         <w:tc>
           <w:tcPr>
             <w:tcW w:w="0" w:type="auto"/>
+            <w:vAlign w:val="center"/>
             <w:hideMark/>
           </w:tcPr>
           <w:p>
             <w:pPr>
-              <w:spacing w:after="200" w:line="276" w:lineRule="auto"/>
               <w:rPr>
                 <w:rFonts w:ascii="Times New Roman" w:hAnsi="Times New Roman" w:cs="Times New Roman"/>
                 <w:sz w:val="24"/>
@@ -1148,55 +1089,7 @@
                 <w:sz w:val="24"/>
                 <w:szCs w:val="24"/>
               </w:rPr>
-              <w:t>JPA (Java Persistence API)</w:t>
-            </w:r>
-          </w:p>
-        </w:tc>
-        <w:tc>
-          <w:tcPr>
-            <w:tcW w:w="0" w:type="auto"/>
-            <w:hideMark/>
-          </w:tcPr>
-          <w:p>
-            <w:pPr>
-              <w:spacing w:after="200" w:line="276" w:lineRule="auto"/>
-              <w:rPr>
-                <w:rFonts w:ascii="Times New Roman" w:hAnsi="Times New Roman" w:cs="Times New Roman"/>
-                <w:sz w:val="24"/>
-                <w:szCs w:val="24"/>
-              </w:rPr>
-            </w:pPr>
-            <w:r>
-              <w:rPr>
-                <w:rFonts w:ascii="Times New Roman" w:hAnsi="Times New Roman" w:cs="Times New Roman"/>
-                <w:sz w:val="24"/>
-                <w:szCs w:val="24"/>
-              </w:rPr>
-              <w:t>Spring Data JPA, Hibernate</w:t>
-            </w:r>
-          </w:p>
-        </w:tc>
-        <w:tc>
-          <w:tcPr>
-            <w:tcW w:w="0" w:type="auto"/>
-            <w:hideMark/>
-          </w:tcPr>
-          <w:p>
-            <w:pPr>
-              <w:spacing w:after="200" w:line="276" w:lineRule="auto"/>
-              <w:rPr>
-                <w:rFonts w:ascii="Times New Roman" w:hAnsi="Times New Roman" w:cs="Times New Roman"/>
-                <w:sz w:val="24"/>
-                <w:szCs w:val="24"/>
-              </w:rPr>
-            </w:pPr>
-            <w:r>
-              <w:rPr>
-                <w:rFonts w:ascii="Times New Roman" w:hAnsi="Times New Roman" w:cs="Times New Roman"/>
-                <w:sz w:val="24"/>
-                <w:szCs w:val="24"/>
-              </w:rPr>
-              <w:t>Entity Framework Core</w:t>
+              <w:t>JPA entities and database</w:t>
             </w:r>
           </w:p>
         </w:tc>
@@ -1205,17 +1098,263 @@
     <w:p>
       <w:pPr>
         <w:rPr>
-          <w:rFonts w:ascii="Times New Roman" w:eastAsiaTheme="majorEastAsia" w:hAnsi="Times New Roman" w:cs="Times New Roman"/>
-          <w:b/>
-          <w:bCs/>
-          <w:color w:val="4F81BD" w:themeColor="accent1"/>
-          <w:sz w:val="26"/>
-          <w:szCs w:val="26"/>
-        </w:rPr>
-      </w:pPr>
-    </w:p>
-    <w:p>
-      <w:pPr>
+          <w:rFonts w:ascii="Times New Roman" w:hAnsi="Times New Roman" w:cs="Times New Roman"/>
+          <w:sz w:val="24"/>
+          <w:szCs w:val="24"/>
+        </w:rPr>
+      </w:pPr>
+      <w:r>
+        <w:rPr>
+          <w:rFonts w:ascii="Times New Roman" w:hAnsi="Times New Roman" w:cs="Times New Roman"/>
+          <w:sz w:val="24"/>
+          <w:szCs w:val="24"/>
+        </w:rPr>
+        <w:pict w14:anchorId="28ABD218">
+          <v:rect id="_x0000_i1297" style="width:0;height:1.5pt" o:hralign="center" o:hrstd="t" o:hr="t" fillcolor="#a0a0a0" stroked="f"/>
+        </w:pict>
+      </w:r>
+    </w:p>
+    <w:p>
+      <w:pPr>
+        <w:pStyle w:val="Heading1"/>
+        <w:rPr>
+          <w:rFonts w:ascii="Times New Roman" w:hAnsi="Times New Roman" w:cs="Times New Roman"/>
+        </w:rPr>
+      </w:pPr>
+      <w:r>
+        <w:rPr>
+          <w:rFonts w:ascii="Times New Roman" w:hAnsi="Times New Roman" w:cs="Times New Roman"/>
+        </w:rPr>
+        <w:t>3.2 Task Allocation</w:t>
+      </w:r>
+    </w:p>
+    <w:p>
+      <w:pPr>
+        <w:rPr>
+          <w:rFonts w:ascii="Times New Roman" w:hAnsi="Times New Roman" w:cs="Times New Roman"/>
+          <w:sz w:val="24"/>
+          <w:szCs w:val="24"/>
+        </w:rPr>
+      </w:pPr>
+      <w:r>
+        <w:rPr>
+          <w:rFonts w:ascii="Times New Roman" w:hAnsi="Times New Roman" w:cs="Times New Roman"/>
+          <w:sz w:val="24"/>
+          <w:szCs w:val="24"/>
+        </w:rPr>
+        <w:t>Explain what each team member developed.</w:t>
+      </w:r>
+    </w:p>
+    <w:p>
+      <w:pPr>
+        <w:rPr>
+          <w:rFonts w:ascii="Times New Roman" w:hAnsi="Times New Roman" w:cs="Times New Roman"/>
+          <w:sz w:val="24"/>
+          <w:szCs w:val="24"/>
+        </w:rPr>
+      </w:pPr>
+      <w:r>
+        <w:rPr>
+          <w:rFonts w:ascii="Times New Roman" w:hAnsi="Times New Roman" w:cs="Times New Roman"/>
+          <w:sz w:val="24"/>
+          <w:szCs w:val="24"/>
+        </w:rPr>
+        <w:t>Example:</w:t>
+      </w:r>
+    </w:p>
+    <w:p>
+      <w:pPr>
+        <w:pStyle w:val="Heading1"/>
+        <w:rPr>
+          <w:rFonts w:ascii="Times New Roman" w:hAnsi="Times New Roman" w:cs="Times New Roman"/>
+        </w:rPr>
+      </w:pPr>
+      <w:r>
+        <w:rPr>
+          <w:rFonts w:ascii="Times New Roman" w:hAnsi="Times New Roman" w:cs="Times New Roman"/>
+        </w:rPr>
+        <w:t>Member 2 – Business Layer</w:t>
+      </w:r>
+    </w:p>
+    <w:p>
+      <w:pPr>
+        <w:numPr>
+          <w:ilvl w:val="0"/>
+          <w:numId w:val="10"/>
+        </w:numPr>
+        <w:rPr>
+          <w:rFonts w:ascii="Times New Roman" w:hAnsi="Times New Roman" w:cs="Times New Roman"/>
+          <w:sz w:val="24"/>
+          <w:szCs w:val="24"/>
+        </w:rPr>
+      </w:pPr>
+      <w:r>
+        <w:rPr>
+          <w:rFonts w:ascii="Times New Roman" w:hAnsi="Times New Roman" w:cs="Times New Roman"/>
+          <w:sz w:val="24"/>
+          <w:szCs w:val="24"/>
+        </w:rPr>
+        <w:t xml:space="preserve">Developed EJB classes </w:t>
+      </w:r>
+    </w:p>
+    <w:p>
+      <w:pPr>
+        <w:numPr>
+          <w:ilvl w:val="0"/>
+          <w:numId w:val="10"/>
+        </w:numPr>
+        <w:rPr>
+          <w:rFonts w:ascii="Times New Roman" w:hAnsi="Times New Roman" w:cs="Times New Roman"/>
+          <w:sz w:val="24"/>
+          <w:szCs w:val="24"/>
+        </w:rPr>
+      </w:pPr>
+      <w:r>
+        <w:rPr>
+          <w:rFonts w:ascii="Times New Roman" w:hAnsi="Times New Roman" w:cs="Times New Roman"/>
+          <w:sz w:val="24"/>
+          <w:szCs w:val="24"/>
+        </w:rPr>
+        <w:t xml:space="preserve">Implemented stock management logic </w:t>
+      </w:r>
+    </w:p>
+    <w:p>
+      <w:pPr>
+        <w:numPr>
+          <w:ilvl w:val="0"/>
+          <w:numId w:val="10"/>
+        </w:numPr>
+        <w:rPr>
+          <w:rFonts w:ascii="Times New Roman" w:hAnsi="Times New Roman" w:cs="Times New Roman"/>
+          <w:sz w:val="24"/>
+          <w:szCs w:val="24"/>
+        </w:rPr>
+      </w:pPr>
+      <w:r>
+        <w:rPr>
+          <w:rFonts w:ascii="Times New Roman" w:hAnsi="Times New Roman" w:cs="Times New Roman"/>
+          <w:sz w:val="24"/>
+          <w:szCs w:val="24"/>
+        </w:rPr>
+        <w:t xml:space="preserve">Implemented order validation </w:t>
+      </w:r>
+    </w:p>
+    <w:p>
+      <w:pPr>
+        <w:numPr>
+          <w:ilvl w:val="0"/>
+          <w:numId w:val="10"/>
+        </w:numPr>
+        <w:rPr>
+          <w:rFonts w:ascii="Times New Roman" w:hAnsi="Times New Roman" w:cs="Times New Roman"/>
+          <w:sz w:val="24"/>
+          <w:szCs w:val="24"/>
+        </w:rPr>
+      </w:pPr>
+      <w:r>
+        <w:rPr>
+          <w:rFonts w:ascii="Times New Roman" w:hAnsi="Times New Roman" w:cs="Times New Roman"/>
+          <w:sz w:val="24"/>
+          <w:szCs w:val="24"/>
+        </w:rPr>
+        <w:t xml:space="preserve">Connected EJBs with the persistence layer </w:t>
+      </w:r>
+    </w:p>
+    <w:p>
+      <w:pPr>
+        <w:rPr>
+          <w:rFonts w:ascii="Times New Roman" w:hAnsi="Times New Roman" w:cs="Times New Roman"/>
+          <w:sz w:val="24"/>
+          <w:szCs w:val="24"/>
+        </w:rPr>
+      </w:pPr>
+      <w:r>
+        <w:rPr>
+          <w:rFonts w:ascii="Times New Roman" w:hAnsi="Times New Roman" w:cs="Times New Roman"/>
+          <w:sz w:val="24"/>
+          <w:szCs w:val="24"/>
+        </w:rPr>
+        <w:pict w14:anchorId="62A7B3B7">
+          <v:rect id="_x0000_i1298" style="width:0;height:1.5pt" o:hralign="center" o:hrstd="t" o:hr="t" fillcolor="#a0a0a0" stroked="f"/>
+        </w:pict>
+      </w:r>
+    </w:p>
+    <w:p>
+      <w:pPr>
+        <w:pStyle w:val="Heading1"/>
+        <w:rPr>
+          <w:rFonts w:ascii="Times New Roman" w:hAnsi="Times New Roman" w:cs="Times New Roman"/>
+        </w:rPr>
+      </w:pPr>
+      <w:r>
+        <w:rPr>
+          <w:rFonts w:ascii="Times New Roman" w:hAnsi="Times New Roman" w:cs="Times New Roman"/>
+        </w:rPr>
+        <w:t>4. Development Environment and Tools</w:t>
+      </w:r>
+    </w:p>
+    <w:p>
+      <w:pPr>
+        <w:pStyle w:val="Heading1"/>
+        <w:rPr>
+          <w:rFonts w:ascii="Times New Roman" w:hAnsi="Times New Roman" w:cs="Times New Roman"/>
+        </w:rPr>
+      </w:pPr>
+      <w:r>
+        <w:rPr>
+          <w:rFonts w:ascii="Times New Roman" w:hAnsi="Times New Roman" w:cs="Times New Roman"/>
+        </w:rPr>
+        <w:t>4.1 Software and Platforms</w:t>
+      </w:r>
+    </w:p>
+    <w:p>
+      <w:pPr>
+        <w:numPr>
+          <w:ilvl w:val="0"/>
+          <w:numId w:val="11"/>
+        </w:numPr>
+        <w:rPr>
+          <w:rFonts w:ascii="Times New Roman" w:hAnsi="Times New Roman" w:cs="Times New Roman"/>
+          <w:sz w:val="24"/>
+          <w:szCs w:val="24"/>
+        </w:rPr>
+      </w:pPr>
+      <w:r>
+        <w:rPr>
+          <w:rFonts w:ascii="Times New Roman" w:hAnsi="Times New Roman" w:cs="Times New Roman"/>
+          <w:sz w:val="24"/>
+          <w:szCs w:val="24"/>
+        </w:rPr>
+        <w:t xml:space="preserve">NetBeans IDE </w:t>
+      </w:r>
+    </w:p>
+    <w:p>
+      <w:pPr>
+        <w:numPr>
+          <w:ilvl w:val="0"/>
+          <w:numId w:val="11"/>
+        </w:numPr>
+        <w:rPr>
+          <w:rFonts w:ascii="Times New Roman" w:hAnsi="Times New Roman" w:cs="Times New Roman"/>
+          <w:sz w:val="24"/>
+          <w:szCs w:val="24"/>
+        </w:rPr>
+      </w:pPr>
+      <w:r>
+        <w:rPr>
+          <w:rFonts w:ascii="Times New Roman" w:hAnsi="Times New Roman" w:cs="Times New Roman"/>
+          <w:sz w:val="24"/>
+          <w:szCs w:val="24"/>
+        </w:rPr>
+        <w:t xml:space="preserve">GlassFish Server </w:t>
+      </w:r>
+    </w:p>
+    <w:p>
+      <w:pPr>
+        <w:numPr>
+          <w:ilvl w:val="0"/>
+          <w:numId w:val="11"/>
+        </w:numPr>
         <w:rPr>
           <w:rFonts w:ascii="Times New Roman" w:hAnsi="Times New Roman" w:cs="Times New Roman"/>
           <w:sz w:val="24"/>
@@ -1229,1496 +1368,2709 @@
           <w:szCs w:val="24"/>
         </w:rPr>
         <w:lastRenderedPageBreak/>
-        <w:t>Jakarta EE provides a more standard and structured approach, where developers follow predefined specifications. It includes technologies like EJB and JPA that are part of the official standard (Eclipse Foundation, 2023).</w:t>
-      </w:r>
-    </w:p>
-    <w:p>
-      <w:pPr>
-        <w:rPr>
-          <w:rFonts w:ascii="Times New Roman" w:hAnsi="Times New Roman" w:cs="Times New Roman"/>
-          <w:sz w:val="24"/>
-          <w:szCs w:val="24"/>
-        </w:rPr>
-      </w:pPr>
-      <w:r>
-        <w:rPr>
-          <w:rFonts w:ascii="Times New Roman" w:hAnsi="Times New Roman" w:cs="Times New Roman"/>
-          <w:sz w:val="24"/>
-          <w:szCs w:val="24"/>
-        </w:rPr>
-        <w:t xml:space="preserve">Spring Framework is more flexible and lightweight. It uses dependency </w:t>
-      </w:r>
-      <w:r>
-        <w:rPr>
-          <w:rFonts w:ascii="Times New Roman" w:hAnsi="Times New Roman" w:cs="Times New Roman"/>
-          <w:sz w:val="24"/>
-          <w:szCs w:val="24"/>
-        </w:rPr>
-        <w:t>injections</w:t>
-      </w:r>
-      <w:r>
-        <w:rPr>
-          <w:rFonts w:ascii="Times New Roman" w:hAnsi="Times New Roman" w:cs="Times New Roman"/>
-          <w:sz w:val="24"/>
-          <w:szCs w:val="24"/>
-        </w:rPr>
-        <w:t xml:space="preserve"> to manage components and is widely used for building modern applications such as microservices (VMware, 2024).</w:t>
-      </w:r>
-    </w:p>
-    <w:p>
-      <w:pPr>
-        <w:rPr>
-          <w:rFonts w:ascii="Times New Roman" w:hAnsi="Times New Roman" w:cs="Times New Roman"/>
-          <w:sz w:val="24"/>
-          <w:szCs w:val="24"/>
-        </w:rPr>
-      </w:pPr>
-      <w:r>
-        <w:rPr>
-          <w:rFonts w:ascii="Times New Roman" w:hAnsi="Times New Roman" w:cs="Times New Roman"/>
-          <w:sz w:val="24"/>
-          <w:szCs w:val="24"/>
-        </w:rPr>
-        <w:t>.NET provides a strong and integrated environment, especially for applications that run on Microsoft platforms. It includes ASP.NET for web development and Entity Framework for database management (Microsoft, 2024).</w:t>
-      </w:r>
-    </w:p>
-    <w:p>
-      <w:pPr>
-        <w:rPr>
-          <w:rFonts w:ascii="Times New Roman" w:hAnsi="Times New Roman" w:cs="Times New Roman"/>
-          <w:sz w:val="24"/>
-          <w:szCs w:val="24"/>
-        </w:rPr>
-      </w:pPr>
-      <w:r>
-        <w:rPr>
-          <w:rFonts w:ascii="Times New Roman" w:hAnsi="Times New Roman" w:cs="Times New Roman"/>
-          <w:sz w:val="24"/>
-          <w:szCs w:val="24"/>
-        </w:rPr>
-        <w:t>In general, all three platforms follow the same layered model, but they differ in how they implement each layer and how much flexibility they offer to developers.</w:t>
-      </w:r>
-    </w:p>
-    <w:p>
-      <w:pPr>
-        <w:rPr>
-          <w:rFonts w:ascii="Times New Roman" w:eastAsiaTheme="majorEastAsia" w:hAnsi="Times New Roman" w:cs="Times New Roman"/>
-          <w:b/>
-          <w:bCs/>
-          <w:color w:val="4F81BD" w:themeColor="accent1"/>
-          <w:sz w:val="26"/>
-          <w:szCs w:val="26"/>
-        </w:rPr>
-      </w:pPr>
-    </w:p>
-    <w:p>
-      <w:pPr>
-        <w:rPr>
-          <w:rFonts w:ascii="Times New Roman" w:eastAsiaTheme="majorEastAsia" w:hAnsi="Times New Roman" w:cs="Times New Roman"/>
-          <w:b/>
-          <w:bCs/>
-          <w:color w:val="4F81BD" w:themeColor="accent1"/>
-          <w:sz w:val="26"/>
-          <w:szCs w:val="26"/>
-        </w:rPr>
-      </w:pPr>
-      <w:r>
-        <w:rPr>
-          <w:rFonts w:ascii="Times New Roman" w:eastAsiaTheme="majorEastAsia" w:hAnsi="Times New Roman" w:cs="Times New Roman"/>
-          <w:b/>
-          <w:bCs/>
-          <w:color w:val="4F81BD" w:themeColor="accent1"/>
-          <w:sz w:val="26"/>
-          <w:szCs w:val="26"/>
-        </w:rPr>
-        <w:t>3. Differences in Various Aspects</w:t>
-      </w:r>
-    </w:p>
-    <w:p>
-      <w:pPr>
-        <w:rPr>
-          <w:rFonts w:ascii="Times New Roman" w:hAnsi="Times New Roman" w:cs="Times New Roman"/>
-          <w:sz w:val="24"/>
-          <w:szCs w:val="24"/>
-        </w:rPr>
-      </w:pPr>
-      <w:r>
-        <w:rPr>
-          <w:rFonts w:ascii="Times New Roman" w:hAnsi="Times New Roman" w:cs="Times New Roman"/>
-          <w:sz w:val="24"/>
-          <w:szCs w:val="24"/>
-        </w:rPr>
-        <w:t>Although Jakarta EE, Spring Framework, and .NET are used to build enterprise applications, they have important differences in several aspects such as programming languages, cross-platform support, platform specialisation, strengths, and use cases.</w:t>
-      </w:r>
-    </w:p>
-    <w:p>
-      <w:pPr>
-        <w:rPr>
-          <w:rFonts w:ascii="Times New Roman" w:eastAsiaTheme="majorEastAsia" w:hAnsi="Times New Roman" w:cs="Times New Roman"/>
-          <w:b/>
-          <w:bCs/>
-          <w:color w:val="4F81BD" w:themeColor="accent1"/>
-          <w:sz w:val="26"/>
-          <w:szCs w:val="26"/>
-        </w:rPr>
-      </w:pPr>
-      <w:r>
-        <w:rPr>
-          <w:rFonts w:ascii="Times New Roman" w:eastAsiaTheme="majorEastAsia" w:hAnsi="Times New Roman" w:cs="Times New Roman"/>
-          <w:b/>
-          <w:bCs/>
-          <w:color w:val="4F81BD" w:themeColor="accent1"/>
-          <w:sz w:val="26"/>
-          <w:szCs w:val="26"/>
-        </w:rPr>
-        <w:t>Programming Languages</w:t>
-      </w:r>
-    </w:p>
-    <w:p>
-      <w:pPr>
-        <w:rPr>
-          <w:rFonts w:ascii="Times New Roman" w:hAnsi="Times New Roman" w:cs="Times New Roman"/>
-          <w:sz w:val="24"/>
-          <w:szCs w:val="24"/>
-        </w:rPr>
-      </w:pPr>
-      <w:r>
-        <w:rPr>
-          <w:rFonts w:ascii="Times New Roman" w:hAnsi="Times New Roman" w:cs="Times New Roman"/>
-          <w:sz w:val="24"/>
-          <w:szCs w:val="24"/>
-        </w:rPr>
-        <w:t>Jakarta EE and Spring Framework are both based on the Java programming language. Java is widely used and supports object-oriented programming. On the other hand, .NET mainly uses C#, which is also an object-oriented language but is strongly integrated with Microsoft technologies (Microsoft, 2024).</w:t>
-      </w:r>
-    </w:p>
-    <w:p>
-      <w:pPr>
-        <w:rPr>
-          <w:rFonts w:ascii="Times New Roman" w:eastAsiaTheme="majorEastAsia" w:hAnsi="Times New Roman" w:cs="Times New Roman"/>
-          <w:b/>
-          <w:bCs/>
-          <w:color w:val="4F81BD" w:themeColor="accent1"/>
-          <w:sz w:val="26"/>
-          <w:szCs w:val="26"/>
-        </w:rPr>
-      </w:pPr>
-      <w:r>
-        <w:rPr>
-          <w:rFonts w:ascii="Times New Roman" w:eastAsiaTheme="majorEastAsia" w:hAnsi="Times New Roman" w:cs="Times New Roman"/>
-          <w:b/>
-          <w:bCs/>
-          <w:color w:val="4F81BD" w:themeColor="accent1"/>
-          <w:sz w:val="26"/>
-          <w:szCs w:val="26"/>
-        </w:rPr>
-        <w:t>Cross-Platform Development</w:t>
-      </w:r>
-    </w:p>
-    <w:p>
-      <w:pPr>
-        <w:rPr>
-          <w:rFonts w:ascii="Times New Roman" w:hAnsi="Times New Roman" w:cs="Times New Roman"/>
-          <w:sz w:val="24"/>
-          <w:szCs w:val="24"/>
-        </w:rPr>
-      </w:pPr>
-      <w:r>
-        <w:rPr>
-          <w:rFonts w:ascii="Times New Roman" w:hAnsi="Times New Roman" w:cs="Times New Roman"/>
-          <w:sz w:val="24"/>
-          <w:szCs w:val="24"/>
-        </w:rPr>
-        <w:t>Java-based frameworks such as Jakarta EE and Spring are highly portable. Applications can run on different operating systems using the Java Virtual Machine (JVM). In contrast, .NET was originally designed for Windows, but modern .NET (such as .NET Core) now supports cross-platform development, including Linux and macOS (Microsoft, 2024).</w:t>
-      </w:r>
-    </w:p>
-    <w:p>
-      <w:pPr>
-        <w:rPr>
-          <w:rFonts w:ascii="Times New Roman" w:eastAsiaTheme="majorEastAsia" w:hAnsi="Times New Roman" w:cs="Times New Roman"/>
-          <w:b/>
-          <w:bCs/>
-          <w:color w:val="4F81BD" w:themeColor="accent1"/>
-          <w:sz w:val="26"/>
-          <w:szCs w:val="26"/>
-        </w:rPr>
-      </w:pPr>
-      <w:r>
-        <w:rPr>
-          <w:rFonts w:ascii="Times New Roman" w:eastAsiaTheme="majorEastAsia" w:hAnsi="Times New Roman" w:cs="Times New Roman"/>
-          <w:b/>
-          <w:bCs/>
-          <w:color w:val="4F81BD" w:themeColor="accent1"/>
-          <w:sz w:val="26"/>
-          <w:szCs w:val="26"/>
-        </w:rPr>
-        <w:t>Platform Specialisation</w:t>
-      </w:r>
-    </w:p>
-    <w:p>
-      <w:pPr>
-        <w:rPr>
-          <w:rFonts w:ascii="Times New Roman" w:hAnsi="Times New Roman" w:cs="Times New Roman"/>
-          <w:sz w:val="24"/>
-          <w:szCs w:val="24"/>
-        </w:rPr>
-      </w:pPr>
-      <w:r>
-        <w:rPr>
-          <w:rFonts w:ascii="Times New Roman" w:hAnsi="Times New Roman" w:cs="Times New Roman"/>
-          <w:sz w:val="24"/>
-          <w:szCs w:val="24"/>
-        </w:rPr>
-        <w:t>Jakarta EE is designed for large enterprise systems and follows strict standards. Spring is more flexible and is commonly used for modern applications like microservices and cloud-based systems (VMware, 2024). .NET is highly specialised for Microsoft environments and works very well with tools like Azure and Visual Studio.</w:t>
-      </w:r>
-    </w:p>
-    <w:p>
-      <w:pPr>
-        <w:rPr>
-          <w:rFonts w:ascii="Times New Roman" w:eastAsiaTheme="majorEastAsia" w:hAnsi="Times New Roman" w:cs="Times New Roman"/>
-          <w:b/>
-          <w:bCs/>
-          <w:color w:val="4F81BD" w:themeColor="accent1"/>
-          <w:sz w:val="26"/>
-          <w:szCs w:val="26"/>
-        </w:rPr>
-      </w:pPr>
-      <w:r>
-        <w:rPr>
-          <w:rFonts w:ascii="Times New Roman" w:eastAsiaTheme="majorEastAsia" w:hAnsi="Times New Roman" w:cs="Times New Roman"/>
-          <w:b/>
-          <w:bCs/>
-          <w:color w:val="4F81BD" w:themeColor="accent1"/>
-          <w:sz w:val="26"/>
-          <w:szCs w:val="26"/>
+        <w:t xml:space="preserve">MySQL Database </w:t>
+      </w:r>
+    </w:p>
+    <w:p>
+      <w:pPr>
+        <w:numPr>
+          <w:ilvl w:val="0"/>
+          <w:numId w:val="11"/>
+        </w:numPr>
+        <w:rPr>
+          <w:rFonts w:ascii="Times New Roman" w:hAnsi="Times New Roman" w:cs="Times New Roman"/>
+          <w:sz w:val="24"/>
+          <w:szCs w:val="24"/>
+        </w:rPr>
+      </w:pPr>
+      <w:r>
+        <w:rPr>
+          <w:rFonts w:ascii="Times New Roman" w:hAnsi="Times New Roman" w:cs="Times New Roman"/>
+          <w:sz w:val="24"/>
+          <w:szCs w:val="24"/>
+        </w:rPr>
+        <w:t xml:space="preserve">GitHub Desktop </w:t>
+      </w:r>
+    </w:p>
+    <w:p>
+      <w:pPr>
+        <w:numPr>
+          <w:ilvl w:val="0"/>
+          <w:numId w:val="11"/>
+        </w:numPr>
+        <w:rPr>
+          <w:rFonts w:ascii="Times New Roman" w:hAnsi="Times New Roman" w:cs="Times New Roman"/>
+          <w:sz w:val="24"/>
+          <w:szCs w:val="24"/>
+        </w:rPr>
+      </w:pPr>
+      <w:r>
+        <w:rPr>
+          <w:rFonts w:ascii="Times New Roman" w:hAnsi="Times New Roman" w:cs="Times New Roman"/>
+          <w:sz w:val="24"/>
+          <w:szCs w:val="24"/>
+        </w:rPr>
+        <w:t xml:space="preserve">Java JDK </w:t>
+      </w:r>
+    </w:p>
+    <w:p>
+      <w:pPr>
+        <w:numPr>
+          <w:ilvl w:val="0"/>
+          <w:numId w:val="11"/>
+        </w:numPr>
+        <w:rPr>
+          <w:rFonts w:ascii="Times New Roman" w:hAnsi="Times New Roman" w:cs="Times New Roman"/>
+          <w:sz w:val="24"/>
+          <w:szCs w:val="24"/>
+        </w:rPr>
+      </w:pPr>
+      <w:r>
+        <w:rPr>
+          <w:rFonts w:ascii="Times New Roman" w:hAnsi="Times New Roman" w:cs="Times New Roman"/>
+          <w:sz w:val="24"/>
+          <w:szCs w:val="24"/>
+        </w:rPr>
+        <w:t xml:space="preserve">Jakarta EE </w:t>
+      </w:r>
+    </w:p>
+    <w:p>
+      <w:pPr>
+        <w:pStyle w:val="Heading1"/>
+        <w:rPr>
+          <w:rFonts w:ascii="Times New Roman" w:hAnsi="Times New Roman" w:cs="Times New Roman"/>
+        </w:rPr>
+      </w:pPr>
+      <w:r>
+        <w:rPr>
+          <w:rFonts w:ascii="Times New Roman" w:hAnsi="Times New Roman" w:cs="Times New Roman"/>
+        </w:rPr>
+        <w:t>4.2 Version Control</w:t>
+      </w:r>
+    </w:p>
+    <w:p>
+      <w:pPr>
+        <w:rPr>
+          <w:rFonts w:ascii="Times New Roman" w:hAnsi="Times New Roman" w:cs="Times New Roman"/>
+          <w:sz w:val="24"/>
+          <w:szCs w:val="24"/>
+        </w:rPr>
+      </w:pPr>
+      <w:r>
+        <w:rPr>
+          <w:rFonts w:ascii="Times New Roman" w:hAnsi="Times New Roman" w:cs="Times New Roman"/>
+          <w:sz w:val="24"/>
+          <w:szCs w:val="24"/>
+        </w:rPr>
+        <w:t>Explain:</w:t>
+      </w:r>
+    </w:p>
+    <w:p>
+      <w:pPr>
+        <w:numPr>
+          <w:ilvl w:val="0"/>
+          <w:numId w:val="12"/>
+        </w:numPr>
+        <w:rPr>
+          <w:rFonts w:ascii="Times New Roman" w:hAnsi="Times New Roman" w:cs="Times New Roman"/>
+          <w:sz w:val="24"/>
+          <w:szCs w:val="24"/>
+        </w:rPr>
+      </w:pPr>
+      <w:r>
+        <w:rPr>
+          <w:rFonts w:ascii="Times New Roman" w:hAnsi="Times New Roman" w:cs="Times New Roman"/>
+          <w:sz w:val="24"/>
+          <w:szCs w:val="24"/>
+        </w:rPr>
+        <w:t xml:space="preserve">GitHub repository usage </w:t>
+      </w:r>
+    </w:p>
+    <w:p>
+      <w:pPr>
+        <w:numPr>
+          <w:ilvl w:val="0"/>
+          <w:numId w:val="12"/>
+        </w:numPr>
+        <w:rPr>
+          <w:rFonts w:ascii="Times New Roman" w:hAnsi="Times New Roman" w:cs="Times New Roman"/>
+          <w:sz w:val="24"/>
+          <w:szCs w:val="24"/>
+        </w:rPr>
+      </w:pPr>
+      <w:r>
+        <w:rPr>
+          <w:rFonts w:ascii="Times New Roman" w:hAnsi="Times New Roman" w:cs="Times New Roman"/>
+          <w:sz w:val="24"/>
+          <w:szCs w:val="24"/>
+        </w:rPr>
+        <w:t xml:space="preserve">Branch management </w:t>
+      </w:r>
+    </w:p>
+    <w:p>
+      <w:pPr>
+        <w:numPr>
+          <w:ilvl w:val="0"/>
+          <w:numId w:val="12"/>
+        </w:numPr>
+        <w:rPr>
+          <w:rFonts w:ascii="Times New Roman" w:hAnsi="Times New Roman" w:cs="Times New Roman"/>
+          <w:sz w:val="24"/>
+          <w:szCs w:val="24"/>
+        </w:rPr>
+      </w:pPr>
+      <w:r>
+        <w:rPr>
+          <w:rFonts w:ascii="Times New Roman" w:hAnsi="Times New Roman" w:cs="Times New Roman"/>
+          <w:sz w:val="24"/>
+          <w:szCs w:val="24"/>
+        </w:rPr>
+        <w:t xml:space="preserve">Team collaboration workflow </w:t>
+      </w:r>
+    </w:p>
+    <w:p>
+      <w:pPr>
+        <w:numPr>
+          <w:ilvl w:val="0"/>
+          <w:numId w:val="12"/>
+        </w:numPr>
+        <w:rPr>
+          <w:rFonts w:ascii="Times New Roman" w:hAnsi="Times New Roman" w:cs="Times New Roman"/>
+          <w:sz w:val="24"/>
+          <w:szCs w:val="24"/>
+        </w:rPr>
+      </w:pPr>
+      <w:r>
+        <w:rPr>
+          <w:rFonts w:ascii="Times New Roman" w:hAnsi="Times New Roman" w:cs="Times New Roman"/>
+          <w:sz w:val="24"/>
+          <w:szCs w:val="24"/>
+        </w:rPr>
+        <w:t xml:space="preserve">Commit tracking </w:t>
+      </w:r>
+    </w:p>
+    <w:p>
+      <w:pPr>
+        <w:rPr>
+          <w:rFonts w:ascii="Times New Roman" w:hAnsi="Times New Roman" w:cs="Times New Roman"/>
+          <w:sz w:val="24"/>
+          <w:szCs w:val="24"/>
+        </w:rPr>
+      </w:pPr>
+      <w:r>
+        <w:rPr>
+          <w:rFonts w:ascii="Times New Roman" w:hAnsi="Times New Roman" w:cs="Times New Roman"/>
+          <w:sz w:val="24"/>
+          <w:szCs w:val="24"/>
+        </w:rPr>
+        <w:pict w14:anchorId="56A65AE1">
+          <v:rect id="_x0000_i1299" style="width:0;height:1.5pt" o:hralign="center" o:hrstd="t" o:hr="t" fillcolor="#a0a0a0" stroked="f"/>
+        </w:pict>
+      </w:r>
+    </w:p>
+    <w:p>
+      <w:pPr>
+        <w:pStyle w:val="Heading1"/>
+        <w:rPr>
+          <w:rFonts w:ascii="Times New Roman" w:hAnsi="Times New Roman" w:cs="Times New Roman"/>
+        </w:rPr>
+      </w:pPr>
+      <w:r>
+        <w:rPr>
+          <w:rFonts w:ascii="Times New Roman" w:hAnsi="Times New Roman" w:cs="Times New Roman"/>
+        </w:rPr>
+        <w:t>5. System Implementation</w:t>
+      </w:r>
+    </w:p>
+    <w:p>
+      <w:pPr>
+        <w:rPr>
+          <w:rFonts w:ascii="Times New Roman" w:hAnsi="Times New Roman" w:cs="Times New Roman"/>
+          <w:sz w:val="24"/>
+          <w:szCs w:val="24"/>
+        </w:rPr>
+      </w:pPr>
+      <w:r>
+        <w:rPr>
+          <w:rFonts w:ascii="Times New Roman" w:hAnsi="Times New Roman" w:cs="Times New Roman"/>
+          <w:sz w:val="24"/>
+          <w:szCs w:val="24"/>
+        </w:rPr>
+        <w:pict w14:anchorId="46F95D0E">
+          <v:rect id="_x0000_i1300" style="width:0;height:1.5pt" o:hralign="center" o:hrstd="t" o:hr="t" fillcolor="#a0a0a0" stroked="f"/>
+        </w:pict>
+      </w:r>
+    </w:p>
+    <w:p>
+      <w:pPr>
+        <w:pStyle w:val="Heading1"/>
+        <w:rPr>
+          <w:rFonts w:ascii="Times New Roman" w:hAnsi="Times New Roman" w:cs="Times New Roman"/>
+        </w:rPr>
+      </w:pPr>
+      <w:r>
+        <w:rPr>
+          <w:rFonts w:ascii="Times New Roman" w:hAnsi="Times New Roman" w:cs="Times New Roman"/>
+        </w:rPr>
+        <w:t>5.1 User Registration and Login</w:t>
+      </w:r>
+    </w:p>
+    <w:p>
+      <w:pPr>
+        <w:rPr>
+          <w:rFonts w:ascii="Times New Roman" w:hAnsi="Times New Roman" w:cs="Times New Roman"/>
+          <w:sz w:val="24"/>
+          <w:szCs w:val="24"/>
+        </w:rPr>
+      </w:pPr>
+      <w:r>
+        <w:rPr>
+          <w:rFonts w:ascii="Times New Roman" w:hAnsi="Times New Roman" w:cs="Times New Roman"/>
+          <w:sz w:val="24"/>
+          <w:szCs w:val="24"/>
+        </w:rPr>
+        <w:t>Explain:</w:t>
+      </w:r>
+    </w:p>
+    <w:p>
+      <w:pPr>
+        <w:numPr>
+          <w:ilvl w:val="0"/>
+          <w:numId w:val="13"/>
+        </w:numPr>
+        <w:rPr>
+          <w:rFonts w:ascii="Times New Roman" w:hAnsi="Times New Roman" w:cs="Times New Roman"/>
+          <w:sz w:val="24"/>
+          <w:szCs w:val="24"/>
+        </w:rPr>
+      </w:pPr>
+      <w:r>
+        <w:rPr>
+          <w:rFonts w:ascii="Times New Roman" w:hAnsi="Times New Roman" w:cs="Times New Roman"/>
+          <w:sz w:val="24"/>
+          <w:szCs w:val="24"/>
+        </w:rPr>
+        <w:t xml:space="preserve">User registration </w:t>
+      </w:r>
+    </w:p>
+    <w:p>
+      <w:pPr>
+        <w:numPr>
+          <w:ilvl w:val="0"/>
+          <w:numId w:val="13"/>
+        </w:numPr>
+        <w:rPr>
+          <w:rFonts w:ascii="Times New Roman" w:hAnsi="Times New Roman" w:cs="Times New Roman"/>
+          <w:sz w:val="24"/>
+          <w:szCs w:val="24"/>
+        </w:rPr>
+      </w:pPr>
+      <w:r>
+        <w:rPr>
+          <w:rFonts w:ascii="Times New Roman" w:hAnsi="Times New Roman" w:cs="Times New Roman"/>
+          <w:sz w:val="24"/>
+          <w:szCs w:val="24"/>
+        </w:rPr>
+        <w:t xml:space="preserve">Email verification code </w:t>
+      </w:r>
+    </w:p>
+    <w:p>
+      <w:pPr>
+        <w:numPr>
+          <w:ilvl w:val="0"/>
+          <w:numId w:val="13"/>
+        </w:numPr>
+        <w:rPr>
+          <w:rFonts w:ascii="Times New Roman" w:hAnsi="Times New Roman" w:cs="Times New Roman"/>
+          <w:sz w:val="24"/>
+          <w:szCs w:val="24"/>
+        </w:rPr>
+      </w:pPr>
+      <w:r>
+        <w:rPr>
+          <w:rFonts w:ascii="Times New Roman" w:hAnsi="Times New Roman" w:cs="Times New Roman"/>
+          <w:sz w:val="24"/>
+          <w:szCs w:val="24"/>
+        </w:rPr>
+        <w:t xml:space="preserve">Login functionality </w:t>
+      </w:r>
+    </w:p>
+    <w:p>
+      <w:pPr>
+        <w:numPr>
+          <w:ilvl w:val="0"/>
+          <w:numId w:val="13"/>
+        </w:numPr>
+        <w:rPr>
+          <w:rFonts w:ascii="Times New Roman" w:hAnsi="Times New Roman" w:cs="Times New Roman"/>
+          <w:sz w:val="24"/>
+          <w:szCs w:val="24"/>
+        </w:rPr>
+      </w:pPr>
+      <w:r>
+        <w:rPr>
+          <w:rFonts w:ascii="Times New Roman" w:hAnsi="Times New Roman" w:cs="Times New Roman"/>
+          <w:sz w:val="24"/>
+          <w:szCs w:val="24"/>
+        </w:rPr>
+        <w:t xml:space="preserve">Password recovery </w:t>
+      </w:r>
+    </w:p>
+    <w:p>
+      <w:pPr>
+        <w:rPr>
+          <w:rFonts w:ascii="Times New Roman" w:hAnsi="Times New Roman" w:cs="Times New Roman"/>
+          <w:sz w:val="24"/>
+          <w:szCs w:val="24"/>
+        </w:rPr>
+      </w:pPr>
+      <w:r>
+        <w:rPr>
+          <w:rFonts w:ascii="Times New Roman" w:hAnsi="Times New Roman" w:cs="Times New Roman"/>
+          <w:sz w:val="24"/>
+          <w:szCs w:val="24"/>
+        </w:rPr>
+        <w:t xml:space="preserve">Add screenshots of the system. </w:t>
+      </w:r>
+    </w:p>
+    <w:p>
+      <w:pPr>
+        <w:rPr>
+          <w:rFonts w:ascii="Times New Roman" w:hAnsi="Times New Roman" w:cs="Times New Roman"/>
+          <w:sz w:val="24"/>
+          <w:szCs w:val="24"/>
+        </w:rPr>
+      </w:pPr>
+      <w:r>
+        <w:rPr>
+          <w:rFonts w:ascii="Times New Roman" w:hAnsi="Times New Roman" w:cs="Times New Roman"/>
+          <w:sz w:val="24"/>
+          <w:szCs w:val="24"/>
+        </w:rPr>
+        <w:pict w14:anchorId="6773AA77">
+          <v:rect id="_x0000_i1301" style="width:0;height:1.5pt" o:hralign="center" o:hrstd="t" o:hr="t" fillcolor="#a0a0a0" stroked="f"/>
+        </w:pict>
+      </w:r>
+    </w:p>
+    <w:p>
+      <w:pPr>
+        <w:pStyle w:val="Heading1"/>
+        <w:rPr>
+          <w:rFonts w:ascii="Times New Roman" w:hAnsi="Times New Roman" w:cs="Times New Roman"/>
+        </w:rPr>
+      </w:pPr>
+      <w:r>
+        <w:rPr>
+          <w:rFonts w:ascii="Times New Roman" w:hAnsi="Times New Roman" w:cs="Times New Roman"/>
         </w:rPr>
         <w:lastRenderedPageBreak/>
-        <w:t>Strengths</w:t>
-      </w:r>
-    </w:p>
-    <w:p>
-      <w:pPr>
-        <w:rPr>
-          <w:rFonts w:ascii="Times New Roman" w:hAnsi="Times New Roman" w:cs="Times New Roman"/>
-          <w:sz w:val="24"/>
-          <w:szCs w:val="24"/>
-        </w:rPr>
-      </w:pPr>
-      <w:r>
-        <w:rPr>
-          <w:rFonts w:ascii="Times New Roman" w:hAnsi="Times New Roman" w:cs="Times New Roman"/>
-          <w:sz w:val="24"/>
-          <w:szCs w:val="24"/>
-        </w:rPr>
-        <w:t>Each framework has different strengths. Jakarta EE provides stability and standardisation, which is useful for large organisations. Spring offers flexibility, faster development, and strong community support. .NET provides excellent performance, security, and integration with Microsoft products.</w:t>
-      </w:r>
-    </w:p>
-    <w:p>
-      <w:pPr>
-        <w:rPr>
-          <w:rFonts w:ascii="Times New Roman" w:eastAsiaTheme="majorEastAsia" w:hAnsi="Times New Roman" w:cs="Times New Roman"/>
-          <w:b/>
-          <w:bCs/>
-          <w:color w:val="4F81BD" w:themeColor="accent1"/>
-          <w:sz w:val="26"/>
-          <w:szCs w:val="26"/>
-        </w:rPr>
-      </w:pPr>
-      <w:r>
-        <w:rPr>
-          <w:rFonts w:ascii="Times New Roman" w:eastAsiaTheme="majorEastAsia" w:hAnsi="Times New Roman" w:cs="Times New Roman"/>
-          <w:b/>
-          <w:bCs/>
-          <w:color w:val="4F81BD" w:themeColor="accent1"/>
-          <w:sz w:val="26"/>
-          <w:szCs w:val="26"/>
-        </w:rPr>
-        <w:t>Use Cases</w:t>
-      </w:r>
-    </w:p>
-    <w:p>
-      <w:pPr>
-        <w:rPr>
-          <w:rFonts w:ascii="Times New Roman" w:hAnsi="Times New Roman" w:cs="Times New Roman"/>
-          <w:sz w:val="24"/>
-          <w:szCs w:val="24"/>
-        </w:rPr>
-      </w:pPr>
-      <w:r>
-        <w:rPr>
-          <w:rFonts w:ascii="Times New Roman" w:hAnsi="Times New Roman" w:cs="Times New Roman"/>
-          <w:sz w:val="24"/>
-          <w:szCs w:val="24"/>
-        </w:rPr>
-        <w:t>Jakarta EE is often used in large enterprise systems such as banking applications. Spring is widely used in startups and modern web applications, especially those using microservices. .NET is commonly used in enterprise systems that rely on Microsoft infrastructure, such as corporate applications and cloud solutions on Azure.</w:t>
-      </w:r>
-    </w:p>
-    <w:p>
-      <w:pPr>
-        <w:rPr>
-          <w:rFonts w:ascii="Times New Roman" w:hAnsi="Times New Roman" w:cs="Times New Roman"/>
-          <w:sz w:val="24"/>
-          <w:szCs w:val="24"/>
-        </w:rPr>
-      </w:pPr>
-    </w:p>
-    <w:p>
-      <w:pPr>
-        <w:rPr>
-          <w:rFonts w:ascii="Times New Roman" w:hAnsi="Times New Roman" w:cs="Times New Roman"/>
-        </w:rPr>
-      </w:pPr>
-    </w:p>
-    <w:p>
-      <w:pPr>
-        <w:rPr>
-          <w:rFonts w:ascii="Times New Roman" w:hAnsi="Times New Roman" w:cs="Times New Roman"/>
-        </w:rPr>
-      </w:pPr>
-    </w:p>
-    <w:p>
-      <w:pPr>
-        <w:rPr>
-          <w:rFonts w:ascii="Times New Roman" w:hAnsi="Times New Roman" w:cs="Times New Roman"/>
-        </w:rPr>
-      </w:pPr>
-    </w:p>
-    <w:p>
-      <w:pPr>
-        <w:rPr>
-          <w:rFonts w:ascii="Times New Roman" w:hAnsi="Times New Roman" w:cs="Times New Roman"/>
-        </w:rPr>
-      </w:pPr>
-    </w:p>
-    <w:p>
-      <w:pPr>
-        <w:pStyle w:val="Heading2"/>
-        <w:rPr>
-          <w:rFonts w:ascii="Times New Roman" w:hAnsi="Times New Roman" w:cs="Times New Roman"/>
-        </w:rPr>
-      </w:pPr>
-    </w:p>
-    <w:p>
-      <w:pPr>
-        <w:rPr>
-          <w:rFonts w:ascii="Times New Roman" w:eastAsiaTheme="majorEastAsia" w:hAnsi="Times New Roman" w:cs="Times New Roman"/>
-          <w:b/>
-          <w:bCs/>
-          <w:color w:val="4F81BD" w:themeColor="accent1"/>
-          <w:sz w:val="26"/>
-          <w:szCs w:val="26"/>
-        </w:rPr>
-      </w:pPr>
-      <w:r>
-        <w:rPr>
-          <w:rFonts w:ascii="Times New Roman" w:eastAsiaTheme="majorEastAsia" w:hAnsi="Times New Roman" w:cs="Times New Roman"/>
-          <w:b/>
-          <w:bCs/>
-          <w:color w:val="4F81BD" w:themeColor="accent1"/>
-          <w:sz w:val="26"/>
-          <w:szCs w:val="26"/>
-        </w:rPr>
-        <w:t>Summary of Differences</w:t>
-      </w:r>
-    </w:p>
-    <w:tbl>
-      <w:tblPr>
-        <w:tblStyle w:val="TableGrid"/>
-        <w:tblW w:w="9382" w:type="dxa"/>
-        <w:tblInd w:w="-372" w:type="dxa"/>
-        <w:tblLook w:val="04A0" w:firstRow="1" w:lastRow="0" w:firstColumn="1" w:lastColumn="0" w:noHBand="0" w:noVBand="1"/>
-      </w:tblPr>
-      <w:tblGrid>
-        <w:gridCol w:w="1660"/>
-        <w:gridCol w:w="2728"/>
-        <w:gridCol w:w="2501"/>
-        <w:gridCol w:w="2493"/>
-      </w:tblGrid>
-      <w:tr>
-        <w:trPr>
-          <w:trHeight w:val="507"/>
-        </w:trPr>
-        <w:tc>
-          <w:tcPr>
-            <w:tcW w:w="0" w:type="auto"/>
-            <w:hideMark/>
-          </w:tcPr>
-          <w:p>
-            <w:pPr>
-              <w:spacing w:after="200" w:line="276" w:lineRule="auto"/>
-              <w:rPr>
-                <w:rFonts w:ascii="Times New Roman" w:hAnsi="Times New Roman" w:cs="Times New Roman"/>
-                <w:b/>
-                <w:bCs/>
-                <w:sz w:val="24"/>
-                <w:szCs w:val="24"/>
-              </w:rPr>
-            </w:pPr>
-            <w:r>
-              <w:rPr>
-                <w:rFonts w:ascii="Times New Roman" w:hAnsi="Times New Roman" w:cs="Times New Roman"/>
-                <w:b/>
-                <w:bCs/>
-                <w:sz w:val="24"/>
-                <w:szCs w:val="24"/>
-              </w:rPr>
-              <w:t>Aspect</w:t>
-            </w:r>
-          </w:p>
-        </w:tc>
-        <w:tc>
-          <w:tcPr>
-            <w:tcW w:w="0" w:type="auto"/>
-            <w:hideMark/>
-          </w:tcPr>
-          <w:p>
-            <w:pPr>
-              <w:spacing w:after="200" w:line="276" w:lineRule="auto"/>
-              <w:rPr>
-                <w:rFonts w:ascii="Times New Roman" w:hAnsi="Times New Roman" w:cs="Times New Roman"/>
-                <w:b/>
-                <w:bCs/>
-                <w:sz w:val="24"/>
-                <w:szCs w:val="24"/>
-              </w:rPr>
-            </w:pPr>
-            <w:r>
-              <w:rPr>
-                <w:rFonts w:ascii="Times New Roman" w:hAnsi="Times New Roman" w:cs="Times New Roman"/>
-                <w:b/>
-                <w:bCs/>
-                <w:sz w:val="24"/>
-                <w:szCs w:val="24"/>
-              </w:rPr>
-              <w:t>Jakarta EE</w:t>
-            </w:r>
-          </w:p>
-        </w:tc>
-        <w:tc>
-          <w:tcPr>
-            <w:tcW w:w="0" w:type="auto"/>
-            <w:hideMark/>
-          </w:tcPr>
-          <w:p>
-            <w:pPr>
-              <w:spacing w:after="200" w:line="276" w:lineRule="auto"/>
-              <w:rPr>
-                <w:rFonts w:ascii="Times New Roman" w:hAnsi="Times New Roman" w:cs="Times New Roman"/>
-                <w:b/>
-                <w:bCs/>
-                <w:sz w:val="24"/>
-                <w:szCs w:val="24"/>
-              </w:rPr>
-            </w:pPr>
-            <w:r>
-              <w:rPr>
-                <w:rFonts w:ascii="Times New Roman" w:hAnsi="Times New Roman" w:cs="Times New Roman"/>
-                <w:b/>
-                <w:bCs/>
-                <w:sz w:val="24"/>
-                <w:szCs w:val="24"/>
-              </w:rPr>
-              <w:t>Spring Framework</w:t>
-            </w:r>
-          </w:p>
-        </w:tc>
-        <w:tc>
-          <w:tcPr>
-            <w:tcW w:w="0" w:type="auto"/>
-            <w:hideMark/>
-          </w:tcPr>
-          <w:p>
-            <w:pPr>
-              <w:spacing w:after="200" w:line="276" w:lineRule="auto"/>
-              <w:rPr>
-                <w:rFonts w:ascii="Times New Roman" w:hAnsi="Times New Roman" w:cs="Times New Roman"/>
-                <w:b/>
-                <w:bCs/>
-                <w:sz w:val="24"/>
-                <w:szCs w:val="24"/>
-              </w:rPr>
-            </w:pPr>
-            <w:r>
-              <w:rPr>
-                <w:rFonts w:ascii="Times New Roman" w:hAnsi="Times New Roman" w:cs="Times New Roman"/>
-                <w:b/>
-                <w:bCs/>
-                <w:sz w:val="24"/>
-                <w:szCs w:val="24"/>
-              </w:rPr>
-              <w:t>.NET</w:t>
-            </w:r>
-          </w:p>
-        </w:tc>
-      </w:tr>
-      <w:tr>
-        <w:trPr>
-          <w:trHeight w:val="495"/>
-        </w:trPr>
-        <w:tc>
-          <w:tcPr>
-            <w:tcW w:w="0" w:type="auto"/>
-            <w:hideMark/>
-          </w:tcPr>
-          <w:p>
-            <w:pPr>
-              <w:spacing w:after="200" w:line="276" w:lineRule="auto"/>
-              <w:rPr>
-                <w:rFonts w:ascii="Times New Roman" w:hAnsi="Times New Roman" w:cs="Times New Roman"/>
-                <w:sz w:val="24"/>
-                <w:szCs w:val="24"/>
-              </w:rPr>
-            </w:pPr>
-            <w:r>
-              <w:rPr>
-                <w:rFonts w:ascii="Times New Roman" w:hAnsi="Times New Roman" w:cs="Times New Roman"/>
-                <w:sz w:val="24"/>
-                <w:szCs w:val="24"/>
-              </w:rPr>
-              <w:t>Language</w:t>
-            </w:r>
-          </w:p>
-        </w:tc>
-        <w:tc>
-          <w:tcPr>
-            <w:tcW w:w="0" w:type="auto"/>
-            <w:hideMark/>
-          </w:tcPr>
-          <w:p>
-            <w:pPr>
-              <w:spacing w:after="200" w:line="276" w:lineRule="auto"/>
-              <w:rPr>
-                <w:rFonts w:ascii="Times New Roman" w:hAnsi="Times New Roman" w:cs="Times New Roman"/>
-                <w:sz w:val="24"/>
-                <w:szCs w:val="24"/>
-              </w:rPr>
-            </w:pPr>
-            <w:r>
-              <w:rPr>
-                <w:rFonts w:ascii="Times New Roman" w:hAnsi="Times New Roman" w:cs="Times New Roman"/>
-                <w:sz w:val="24"/>
-                <w:szCs w:val="24"/>
-              </w:rPr>
-              <w:t>Java</w:t>
-            </w:r>
-          </w:p>
-        </w:tc>
-        <w:tc>
-          <w:tcPr>
-            <w:tcW w:w="0" w:type="auto"/>
-            <w:hideMark/>
-          </w:tcPr>
-          <w:p>
-            <w:pPr>
-              <w:spacing w:after="200" w:line="276" w:lineRule="auto"/>
-              <w:rPr>
-                <w:rFonts w:ascii="Times New Roman" w:hAnsi="Times New Roman" w:cs="Times New Roman"/>
-                <w:sz w:val="24"/>
-                <w:szCs w:val="24"/>
-              </w:rPr>
-            </w:pPr>
-            <w:r>
-              <w:rPr>
-                <w:rFonts w:ascii="Times New Roman" w:hAnsi="Times New Roman" w:cs="Times New Roman"/>
-                <w:sz w:val="24"/>
-                <w:szCs w:val="24"/>
-              </w:rPr>
-              <w:t>Java</w:t>
-            </w:r>
-          </w:p>
-        </w:tc>
-        <w:tc>
-          <w:tcPr>
-            <w:tcW w:w="0" w:type="auto"/>
-            <w:hideMark/>
-          </w:tcPr>
-          <w:p>
-            <w:pPr>
-              <w:spacing w:after="200" w:line="276" w:lineRule="auto"/>
-              <w:rPr>
-                <w:rFonts w:ascii="Times New Roman" w:hAnsi="Times New Roman" w:cs="Times New Roman"/>
-                <w:sz w:val="24"/>
-                <w:szCs w:val="24"/>
-              </w:rPr>
-            </w:pPr>
-            <w:r>
-              <w:rPr>
-                <w:rFonts w:ascii="Times New Roman" w:hAnsi="Times New Roman" w:cs="Times New Roman"/>
-                <w:sz w:val="24"/>
-                <w:szCs w:val="24"/>
-              </w:rPr>
-              <w:t>C#</w:t>
-            </w:r>
-          </w:p>
-        </w:tc>
-      </w:tr>
-      <w:tr>
-        <w:trPr>
-          <w:trHeight w:val="804"/>
-        </w:trPr>
-        <w:tc>
-          <w:tcPr>
-            <w:tcW w:w="0" w:type="auto"/>
-            <w:hideMark/>
-          </w:tcPr>
-          <w:p>
-            <w:pPr>
-              <w:spacing w:after="200" w:line="276" w:lineRule="auto"/>
-              <w:rPr>
-                <w:rFonts w:ascii="Times New Roman" w:hAnsi="Times New Roman" w:cs="Times New Roman"/>
-                <w:sz w:val="24"/>
-                <w:szCs w:val="24"/>
-              </w:rPr>
-            </w:pPr>
-            <w:r>
-              <w:rPr>
-                <w:rFonts w:ascii="Times New Roman" w:hAnsi="Times New Roman" w:cs="Times New Roman"/>
-                <w:sz w:val="24"/>
-                <w:szCs w:val="24"/>
-              </w:rPr>
-              <w:t>Cross-platform</w:t>
-            </w:r>
-          </w:p>
-        </w:tc>
-        <w:tc>
-          <w:tcPr>
-            <w:tcW w:w="0" w:type="auto"/>
-            <w:hideMark/>
-          </w:tcPr>
-          <w:p>
-            <w:pPr>
-              <w:spacing w:after="200" w:line="276" w:lineRule="auto"/>
-              <w:rPr>
-                <w:rFonts w:ascii="Times New Roman" w:hAnsi="Times New Roman" w:cs="Times New Roman"/>
-                <w:sz w:val="24"/>
-                <w:szCs w:val="24"/>
-              </w:rPr>
-            </w:pPr>
-            <w:r>
-              <w:rPr>
-                <w:rFonts w:ascii="Times New Roman" w:hAnsi="Times New Roman" w:cs="Times New Roman"/>
-                <w:sz w:val="24"/>
-                <w:szCs w:val="24"/>
-              </w:rPr>
-              <w:t>Yes (JVM)</w:t>
-            </w:r>
-          </w:p>
-        </w:tc>
-        <w:tc>
-          <w:tcPr>
-            <w:tcW w:w="0" w:type="auto"/>
-            <w:hideMark/>
-          </w:tcPr>
-          <w:p>
-            <w:pPr>
-              <w:spacing w:after="200" w:line="276" w:lineRule="auto"/>
-              <w:rPr>
-                <w:rFonts w:ascii="Times New Roman" w:hAnsi="Times New Roman" w:cs="Times New Roman"/>
-                <w:sz w:val="24"/>
-                <w:szCs w:val="24"/>
-              </w:rPr>
-            </w:pPr>
-            <w:r>
-              <w:rPr>
-                <w:rFonts w:ascii="Times New Roman" w:hAnsi="Times New Roman" w:cs="Times New Roman"/>
-                <w:sz w:val="24"/>
-                <w:szCs w:val="24"/>
-              </w:rPr>
-              <w:t>Yes (JVM)</w:t>
-            </w:r>
-          </w:p>
-        </w:tc>
-        <w:tc>
-          <w:tcPr>
-            <w:tcW w:w="0" w:type="auto"/>
-            <w:hideMark/>
-          </w:tcPr>
-          <w:p>
-            <w:pPr>
-              <w:spacing w:after="200" w:line="276" w:lineRule="auto"/>
-              <w:rPr>
-                <w:rFonts w:ascii="Times New Roman" w:hAnsi="Times New Roman" w:cs="Times New Roman"/>
-                <w:sz w:val="24"/>
-                <w:szCs w:val="24"/>
-              </w:rPr>
-            </w:pPr>
-            <w:r>
-              <w:rPr>
-                <w:rFonts w:ascii="Times New Roman" w:hAnsi="Times New Roman" w:cs="Times New Roman"/>
-                <w:sz w:val="24"/>
-                <w:szCs w:val="24"/>
-              </w:rPr>
-              <w:t>Yes (.NET Core)</w:t>
-            </w:r>
-          </w:p>
-        </w:tc>
-      </w:tr>
-      <w:tr>
-        <w:trPr>
-          <w:trHeight w:val="804"/>
-        </w:trPr>
-        <w:tc>
-          <w:tcPr>
-            <w:tcW w:w="0" w:type="auto"/>
-            <w:hideMark/>
-          </w:tcPr>
-          <w:p>
-            <w:pPr>
-              <w:spacing w:after="200" w:line="276" w:lineRule="auto"/>
-              <w:rPr>
-                <w:rFonts w:ascii="Times New Roman" w:hAnsi="Times New Roman" w:cs="Times New Roman"/>
-                <w:sz w:val="24"/>
-                <w:szCs w:val="24"/>
-              </w:rPr>
-            </w:pPr>
-            <w:r>
-              <w:rPr>
-                <w:rFonts w:ascii="Times New Roman" w:hAnsi="Times New Roman" w:cs="Times New Roman"/>
-                <w:sz w:val="24"/>
-                <w:szCs w:val="24"/>
-              </w:rPr>
-              <w:t>Specialisation</w:t>
-            </w:r>
-          </w:p>
-        </w:tc>
-        <w:tc>
-          <w:tcPr>
-            <w:tcW w:w="0" w:type="auto"/>
-            <w:hideMark/>
-          </w:tcPr>
-          <w:p>
-            <w:pPr>
-              <w:spacing w:after="200" w:line="276" w:lineRule="auto"/>
-              <w:rPr>
-                <w:rFonts w:ascii="Times New Roman" w:hAnsi="Times New Roman" w:cs="Times New Roman"/>
-                <w:sz w:val="24"/>
-                <w:szCs w:val="24"/>
-              </w:rPr>
-            </w:pPr>
-            <w:r>
-              <w:rPr>
-                <w:rFonts w:ascii="Times New Roman" w:hAnsi="Times New Roman" w:cs="Times New Roman"/>
-                <w:sz w:val="24"/>
-                <w:szCs w:val="24"/>
-              </w:rPr>
-              <w:t>Enterprise standard systems</w:t>
-            </w:r>
-          </w:p>
-        </w:tc>
-        <w:tc>
-          <w:tcPr>
-            <w:tcW w:w="0" w:type="auto"/>
-            <w:hideMark/>
-          </w:tcPr>
-          <w:p>
-            <w:pPr>
-              <w:spacing w:after="200" w:line="276" w:lineRule="auto"/>
-              <w:rPr>
-                <w:rFonts w:ascii="Times New Roman" w:hAnsi="Times New Roman" w:cs="Times New Roman"/>
-                <w:sz w:val="24"/>
-                <w:szCs w:val="24"/>
-              </w:rPr>
-            </w:pPr>
-            <w:r>
-              <w:rPr>
-                <w:rFonts w:ascii="Times New Roman" w:hAnsi="Times New Roman" w:cs="Times New Roman"/>
-                <w:sz w:val="24"/>
-                <w:szCs w:val="24"/>
-              </w:rPr>
-              <w:t>Flexible, modern apps</w:t>
-            </w:r>
-          </w:p>
-        </w:tc>
-        <w:tc>
-          <w:tcPr>
-            <w:tcW w:w="0" w:type="auto"/>
-            <w:hideMark/>
-          </w:tcPr>
-          <w:p>
-            <w:pPr>
-              <w:spacing w:after="200" w:line="276" w:lineRule="auto"/>
-              <w:rPr>
-                <w:rFonts w:ascii="Times New Roman" w:hAnsi="Times New Roman" w:cs="Times New Roman"/>
-                <w:sz w:val="24"/>
-                <w:szCs w:val="24"/>
-              </w:rPr>
-            </w:pPr>
-            <w:r>
-              <w:rPr>
-                <w:rFonts w:ascii="Times New Roman" w:hAnsi="Times New Roman" w:cs="Times New Roman"/>
-                <w:sz w:val="24"/>
-                <w:szCs w:val="24"/>
-              </w:rPr>
-              <w:t>Microsoft ecosystem</w:t>
-            </w:r>
-          </w:p>
-        </w:tc>
-      </w:tr>
-      <w:tr>
-        <w:trPr>
-          <w:trHeight w:val="804"/>
-        </w:trPr>
-        <w:tc>
-          <w:tcPr>
-            <w:tcW w:w="0" w:type="auto"/>
-            <w:hideMark/>
-          </w:tcPr>
-          <w:p>
-            <w:pPr>
-              <w:spacing w:after="200" w:line="276" w:lineRule="auto"/>
-              <w:rPr>
-                <w:rFonts w:ascii="Times New Roman" w:hAnsi="Times New Roman" w:cs="Times New Roman"/>
-                <w:sz w:val="24"/>
-                <w:szCs w:val="24"/>
-              </w:rPr>
-            </w:pPr>
-            <w:r>
-              <w:rPr>
-                <w:rFonts w:ascii="Times New Roman" w:hAnsi="Times New Roman" w:cs="Times New Roman"/>
-                <w:sz w:val="24"/>
-                <w:szCs w:val="24"/>
-              </w:rPr>
-              <w:t>Strength</w:t>
-            </w:r>
-          </w:p>
-        </w:tc>
-        <w:tc>
-          <w:tcPr>
-            <w:tcW w:w="0" w:type="auto"/>
-            <w:hideMark/>
-          </w:tcPr>
-          <w:p>
-            <w:pPr>
-              <w:spacing w:after="200" w:line="276" w:lineRule="auto"/>
-              <w:rPr>
-                <w:rFonts w:ascii="Times New Roman" w:hAnsi="Times New Roman" w:cs="Times New Roman"/>
-                <w:sz w:val="24"/>
-                <w:szCs w:val="24"/>
-              </w:rPr>
-            </w:pPr>
-            <w:r>
-              <w:rPr>
-                <w:rFonts w:ascii="Times New Roman" w:hAnsi="Times New Roman" w:cs="Times New Roman"/>
-                <w:sz w:val="24"/>
-                <w:szCs w:val="24"/>
-              </w:rPr>
-              <w:t>Stability, standards</w:t>
-            </w:r>
-          </w:p>
-        </w:tc>
-        <w:tc>
-          <w:tcPr>
-            <w:tcW w:w="0" w:type="auto"/>
-            <w:hideMark/>
-          </w:tcPr>
-          <w:p>
-            <w:pPr>
-              <w:spacing w:after="200" w:line="276" w:lineRule="auto"/>
-              <w:rPr>
-                <w:rFonts w:ascii="Times New Roman" w:hAnsi="Times New Roman" w:cs="Times New Roman"/>
-                <w:sz w:val="24"/>
-                <w:szCs w:val="24"/>
-              </w:rPr>
-            </w:pPr>
-            <w:r>
-              <w:rPr>
-                <w:rFonts w:ascii="Times New Roman" w:hAnsi="Times New Roman" w:cs="Times New Roman"/>
-                <w:sz w:val="24"/>
-                <w:szCs w:val="24"/>
-              </w:rPr>
-              <w:t>Flexibility, fast dev</w:t>
-            </w:r>
-          </w:p>
-        </w:tc>
-        <w:tc>
-          <w:tcPr>
-            <w:tcW w:w="0" w:type="auto"/>
-            <w:hideMark/>
-          </w:tcPr>
-          <w:p>
-            <w:pPr>
-              <w:spacing w:after="200" w:line="276" w:lineRule="auto"/>
-              <w:rPr>
-                <w:rFonts w:ascii="Times New Roman" w:hAnsi="Times New Roman" w:cs="Times New Roman"/>
-                <w:sz w:val="24"/>
-                <w:szCs w:val="24"/>
-              </w:rPr>
-            </w:pPr>
-            <w:r>
-              <w:rPr>
-                <w:rFonts w:ascii="Times New Roman" w:hAnsi="Times New Roman" w:cs="Times New Roman"/>
-                <w:sz w:val="24"/>
-                <w:szCs w:val="24"/>
-              </w:rPr>
-              <w:t>Performance, integration</w:t>
-            </w:r>
-          </w:p>
-        </w:tc>
-      </w:tr>
-      <w:tr>
-        <w:trPr>
-          <w:trHeight w:val="804"/>
-        </w:trPr>
-        <w:tc>
-          <w:tcPr>
-            <w:tcW w:w="0" w:type="auto"/>
-            <w:hideMark/>
-          </w:tcPr>
-          <w:p>
-            <w:pPr>
-              <w:spacing w:after="200" w:line="276" w:lineRule="auto"/>
-              <w:rPr>
-                <w:rFonts w:ascii="Times New Roman" w:hAnsi="Times New Roman" w:cs="Times New Roman"/>
-                <w:sz w:val="24"/>
-                <w:szCs w:val="24"/>
-              </w:rPr>
-            </w:pPr>
-            <w:r>
-              <w:rPr>
-                <w:rFonts w:ascii="Times New Roman" w:hAnsi="Times New Roman" w:cs="Times New Roman"/>
-                <w:sz w:val="24"/>
-                <w:szCs w:val="24"/>
-              </w:rPr>
-              <w:t>Use cases</w:t>
-            </w:r>
-          </w:p>
-        </w:tc>
-        <w:tc>
-          <w:tcPr>
-            <w:tcW w:w="0" w:type="auto"/>
-            <w:hideMark/>
-          </w:tcPr>
-          <w:p>
-            <w:pPr>
-              <w:spacing w:after="200" w:line="276" w:lineRule="auto"/>
-              <w:rPr>
-                <w:rFonts w:ascii="Times New Roman" w:hAnsi="Times New Roman" w:cs="Times New Roman"/>
-                <w:sz w:val="24"/>
-                <w:szCs w:val="24"/>
-              </w:rPr>
-            </w:pPr>
-            <w:r>
-              <w:rPr>
-                <w:rFonts w:ascii="Times New Roman" w:hAnsi="Times New Roman" w:cs="Times New Roman"/>
-                <w:sz w:val="24"/>
-                <w:szCs w:val="24"/>
-              </w:rPr>
-              <w:t>Banking, large systems</w:t>
-            </w:r>
-          </w:p>
-        </w:tc>
-        <w:tc>
-          <w:tcPr>
-            <w:tcW w:w="0" w:type="auto"/>
-            <w:hideMark/>
-          </w:tcPr>
-          <w:p>
-            <w:pPr>
-              <w:spacing w:after="200" w:line="276" w:lineRule="auto"/>
-              <w:rPr>
-                <w:rFonts w:ascii="Times New Roman" w:hAnsi="Times New Roman" w:cs="Times New Roman"/>
-                <w:sz w:val="24"/>
-                <w:szCs w:val="24"/>
-              </w:rPr>
-            </w:pPr>
-            <w:r>
-              <w:rPr>
-                <w:rFonts w:ascii="Times New Roman" w:hAnsi="Times New Roman" w:cs="Times New Roman"/>
-                <w:sz w:val="24"/>
-                <w:szCs w:val="24"/>
-              </w:rPr>
-              <w:t>Microservices, web apps</w:t>
-            </w:r>
-          </w:p>
-        </w:tc>
-        <w:tc>
-          <w:tcPr>
-            <w:tcW w:w="0" w:type="auto"/>
-            <w:hideMark/>
-          </w:tcPr>
-          <w:p>
-            <w:pPr>
-              <w:spacing w:after="200" w:line="276" w:lineRule="auto"/>
-              <w:rPr>
-                <w:rFonts w:ascii="Times New Roman" w:hAnsi="Times New Roman" w:cs="Times New Roman"/>
-                <w:sz w:val="24"/>
-                <w:szCs w:val="24"/>
-              </w:rPr>
-            </w:pPr>
-            <w:r>
-              <w:rPr>
-                <w:rFonts w:ascii="Times New Roman" w:hAnsi="Times New Roman" w:cs="Times New Roman"/>
-                <w:sz w:val="24"/>
-                <w:szCs w:val="24"/>
-              </w:rPr>
-              <w:t>Enterprise, Azure apps</w:t>
-            </w:r>
-          </w:p>
-        </w:tc>
-      </w:tr>
-    </w:tbl>
-    <w:p>
-      <w:pPr>
-        <w:rPr>
-          <w:rFonts w:ascii="Times New Roman" w:hAnsi="Times New Roman" w:cs="Times New Roman"/>
-        </w:rPr>
-      </w:pPr>
-    </w:p>
-    <w:p>
-      <w:pPr>
-        <w:rPr>
-          <w:rFonts w:ascii="Times New Roman" w:hAnsi="Times New Roman" w:cs="Times New Roman"/>
-          <w:sz w:val="24"/>
-          <w:szCs w:val="24"/>
-        </w:rPr>
-      </w:pPr>
-      <w:r>
-        <w:rPr>
-          <w:rFonts w:ascii="Times New Roman" w:hAnsi="Times New Roman" w:cs="Times New Roman"/>
-          <w:sz w:val="24"/>
-          <w:szCs w:val="24"/>
+        <w:t>5.2 Product Management</w:t>
+      </w:r>
+    </w:p>
+    <w:p>
+      <w:pPr>
+        <w:pStyle w:val="Heading1"/>
+        <w:rPr>
+          <w:rFonts w:ascii="Times New Roman" w:hAnsi="Times New Roman" w:cs="Times New Roman"/>
+        </w:rPr>
+      </w:pPr>
+      <w:r>
+        <w:rPr>
+          <w:rFonts w:ascii="Times New Roman" w:hAnsi="Times New Roman" w:cs="Times New Roman"/>
+        </w:rPr>
+        <w:t>5.2.1 Create Laptops</w:t>
+      </w:r>
+    </w:p>
+    <w:p>
+      <w:pPr>
+        <w:pStyle w:val="Heading1"/>
+        <w:rPr>
+          <w:rFonts w:ascii="Times New Roman" w:hAnsi="Times New Roman" w:cs="Times New Roman"/>
+        </w:rPr>
+      </w:pPr>
+      <w:r>
+        <w:rPr>
+          <w:rFonts w:ascii="Times New Roman" w:hAnsi="Times New Roman" w:cs="Times New Roman"/>
+        </w:rPr>
+        <w:t>5.2.2 Create Smartphones</w:t>
+      </w:r>
+    </w:p>
+    <w:p>
+      <w:pPr>
+        <w:pStyle w:val="Heading1"/>
+        <w:rPr>
+          <w:rFonts w:ascii="Times New Roman" w:hAnsi="Times New Roman" w:cs="Times New Roman"/>
+        </w:rPr>
+      </w:pPr>
+      <w:r>
+        <w:rPr>
+          <w:rFonts w:ascii="Times New Roman" w:hAnsi="Times New Roman" w:cs="Times New Roman"/>
+        </w:rPr>
+        <w:t>5.2.3 Search Products</w:t>
+      </w:r>
+    </w:p>
+    <w:p>
+      <w:pPr>
+        <w:pStyle w:val="Heading1"/>
+        <w:rPr>
+          <w:rFonts w:ascii="Times New Roman" w:hAnsi="Times New Roman" w:cs="Times New Roman"/>
+        </w:rPr>
+      </w:pPr>
+      <w:r>
+        <w:rPr>
+          <w:rFonts w:ascii="Times New Roman" w:hAnsi="Times New Roman" w:cs="Times New Roman"/>
+        </w:rPr>
+        <w:t>5.2.4 Stock Management</w:t>
+      </w:r>
+    </w:p>
+    <w:p>
+      <w:pPr>
+        <w:rPr>
+          <w:rFonts w:ascii="Times New Roman" w:hAnsi="Times New Roman" w:cs="Times New Roman"/>
+          <w:sz w:val="24"/>
+          <w:szCs w:val="24"/>
+        </w:rPr>
+      </w:pPr>
+      <w:r>
+        <w:rPr>
+          <w:rFonts w:ascii="Times New Roman" w:hAnsi="Times New Roman" w:cs="Times New Roman"/>
+          <w:sz w:val="24"/>
+          <w:szCs w:val="24"/>
+        </w:rPr>
+        <w:t>Explain:</w:t>
+      </w:r>
+    </w:p>
+    <w:p>
+      <w:pPr>
+        <w:numPr>
+          <w:ilvl w:val="0"/>
+          <w:numId w:val="14"/>
+        </w:numPr>
+        <w:rPr>
+          <w:rFonts w:ascii="Times New Roman" w:hAnsi="Times New Roman" w:cs="Times New Roman"/>
+          <w:sz w:val="24"/>
+          <w:szCs w:val="24"/>
+        </w:rPr>
+      </w:pPr>
+      <w:r>
+        <w:rPr>
+          <w:rFonts w:ascii="Times New Roman" w:hAnsi="Times New Roman" w:cs="Times New Roman"/>
+          <w:sz w:val="24"/>
+          <w:szCs w:val="24"/>
+        </w:rPr>
+        <w:t xml:space="preserve">Product creation </w:t>
+      </w:r>
+    </w:p>
+    <w:p>
+      <w:pPr>
+        <w:numPr>
+          <w:ilvl w:val="0"/>
+          <w:numId w:val="14"/>
+        </w:numPr>
+        <w:rPr>
+          <w:rFonts w:ascii="Times New Roman" w:hAnsi="Times New Roman" w:cs="Times New Roman"/>
+          <w:sz w:val="24"/>
+          <w:szCs w:val="24"/>
+        </w:rPr>
+      </w:pPr>
+      <w:r>
+        <w:rPr>
+          <w:rFonts w:ascii="Times New Roman" w:hAnsi="Times New Roman" w:cs="Times New Roman"/>
+          <w:sz w:val="24"/>
+          <w:szCs w:val="24"/>
+        </w:rPr>
+        <w:t xml:space="preserve">Product search </w:t>
+      </w:r>
+    </w:p>
+    <w:p>
+      <w:pPr>
+        <w:numPr>
+          <w:ilvl w:val="0"/>
+          <w:numId w:val="14"/>
+        </w:numPr>
+        <w:rPr>
+          <w:rFonts w:ascii="Times New Roman" w:hAnsi="Times New Roman" w:cs="Times New Roman"/>
+          <w:sz w:val="24"/>
+          <w:szCs w:val="24"/>
+        </w:rPr>
+      </w:pPr>
+      <w:r>
+        <w:rPr>
+          <w:rFonts w:ascii="Times New Roman" w:hAnsi="Times New Roman" w:cs="Times New Roman"/>
+          <w:sz w:val="24"/>
+          <w:szCs w:val="24"/>
+        </w:rPr>
+        <w:t xml:space="preserve">Product inventory updates </w:t>
+      </w:r>
+    </w:p>
+    <w:p>
+      <w:pPr>
+        <w:numPr>
+          <w:ilvl w:val="0"/>
+          <w:numId w:val="14"/>
+        </w:numPr>
+        <w:rPr>
+          <w:rFonts w:ascii="Times New Roman" w:hAnsi="Times New Roman" w:cs="Times New Roman"/>
+          <w:sz w:val="24"/>
+          <w:szCs w:val="24"/>
+        </w:rPr>
+      </w:pPr>
+      <w:r>
+        <w:rPr>
+          <w:rFonts w:ascii="Times New Roman" w:hAnsi="Times New Roman" w:cs="Times New Roman"/>
+          <w:sz w:val="24"/>
+          <w:szCs w:val="24"/>
+        </w:rPr>
+        <w:t xml:space="preserve">Stock reduction after orders </w:t>
+      </w:r>
+    </w:p>
+    <w:p>
+      <w:pPr>
+        <w:rPr>
+          <w:rFonts w:ascii="Times New Roman" w:hAnsi="Times New Roman" w:cs="Times New Roman"/>
+          <w:sz w:val="24"/>
+          <w:szCs w:val="24"/>
+        </w:rPr>
+      </w:pPr>
+      <w:r>
+        <w:rPr>
+          <w:rFonts w:ascii="Times New Roman" w:hAnsi="Times New Roman" w:cs="Times New Roman"/>
+          <w:sz w:val="24"/>
+          <w:szCs w:val="24"/>
+        </w:rPr>
+        <w:pict w14:anchorId="5B5F82E7">
+          <v:rect id="_x0000_i1302" style="width:0;height:1.5pt" o:hralign="center" o:hrstd="t" o:hr="t" fillcolor="#a0a0a0" stroked="f"/>
+        </w:pict>
+      </w:r>
+    </w:p>
+    <w:p>
+      <w:pPr>
+        <w:pStyle w:val="Heading1"/>
+        <w:rPr>
+          <w:rFonts w:ascii="Times New Roman" w:hAnsi="Times New Roman" w:cs="Times New Roman"/>
+        </w:rPr>
+      </w:pPr>
+      <w:r>
+        <w:rPr>
+          <w:rFonts w:ascii="Times New Roman" w:hAnsi="Times New Roman" w:cs="Times New Roman"/>
+        </w:rPr>
+        <w:t>5.3 Customer Management</w:t>
+      </w:r>
+    </w:p>
+    <w:p>
+      <w:pPr>
+        <w:pStyle w:val="Heading1"/>
+        <w:rPr>
+          <w:rFonts w:ascii="Times New Roman" w:hAnsi="Times New Roman" w:cs="Times New Roman"/>
+        </w:rPr>
+      </w:pPr>
+      <w:r>
+        <w:rPr>
+          <w:rFonts w:ascii="Times New Roman" w:hAnsi="Times New Roman" w:cs="Times New Roman"/>
+        </w:rPr>
+        <w:t>5.3.1 Create Customer</w:t>
+      </w:r>
+    </w:p>
+    <w:p>
+      <w:pPr>
+        <w:pStyle w:val="Heading1"/>
+        <w:rPr>
+          <w:rFonts w:ascii="Times New Roman" w:hAnsi="Times New Roman" w:cs="Times New Roman"/>
+        </w:rPr>
+      </w:pPr>
+      <w:r>
+        <w:rPr>
+          <w:rFonts w:ascii="Times New Roman" w:hAnsi="Times New Roman" w:cs="Times New Roman"/>
+        </w:rPr>
+        <w:t>5.3.2 Customer List</w:t>
+      </w:r>
+    </w:p>
+    <w:p>
+      <w:pPr>
+        <w:pStyle w:val="Heading1"/>
+        <w:rPr>
+          <w:rFonts w:ascii="Times New Roman" w:hAnsi="Times New Roman" w:cs="Times New Roman"/>
+        </w:rPr>
+      </w:pPr>
+      <w:r>
+        <w:rPr>
+          <w:rFonts w:ascii="Times New Roman" w:hAnsi="Times New Roman" w:cs="Times New Roman"/>
+        </w:rPr>
+        <w:t>5.3.3 Search Customer</w:t>
+      </w:r>
+    </w:p>
+    <w:p>
+      <w:pPr>
+        <w:pStyle w:val="Heading1"/>
+        <w:rPr>
+          <w:rFonts w:ascii="Times New Roman" w:hAnsi="Times New Roman" w:cs="Times New Roman"/>
+        </w:rPr>
+      </w:pPr>
+      <w:r>
+        <w:rPr>
+          <w:rFonts w:ascii="Times New Roman" w:hAnsi="Times New Roman" w:cs="Times New Roman"/>
+        </w:rPr>
+        <w:t>5.3.4 Customer Details</w:t>
+      </w:r>
+    </w:p>
+    <w:p>
+      <w:pPr>
+        <w:rPr>
+          <w:rFonts w:ascii="Times New Roman" w:hAnsi="Times New Roman" w:cs="Times New Roman"/>
+          <w:sz w:val="24"/>
+          <w:szCs w:val="24"/>
+        </w:rPr>
+      </w:pPr>
+      <w:r>
+        <w:rPr>
+          <w:rFonts w:ascii="Times New Roman" w:hAnsi="Times New Roman" w:cs="Times New Roman"/>
+          <w:sz w:val="24"/>
+          <w:szCs w:val="24"/>
+        </w:rPr>
+        <w:t>Explain the customer functions and related screenshots.</w:t>
+      </w:r>
+    </w:p>
+    <w:p>
+      <w:pPr>
+        <w:rPr>
+          <w:rFonts w:ascii="Times New Roman" w:hAnsi="Times New Roman" w:cs="Times New Roman"/>
+          <w:sz w:val="24"/>
+          <w:szCs w:val="24"/>
+        </w:rPr>
+      </w:pPr>
+      <w:r>
+        <w:rPr>
+          <w:rFonts w:ascii="Times New Roman" w:hAnsi="Times New Roman" w:cs="Times New Roman"/>
+          <w:sz w:val="24"/>
+          <w:szCs w:val="24"/>
+        </w:rPr>
+        <w:pict w14:anchorId="7A2DB26E">
+          <v:rect id="_x0000_i1303" style="width:0;height:1.5pt" o:hralign="center" o:hrstd="t" o:hr="t" fillcolor="#a0a0a0" stroked="f"/>
+        </w:pict>
+      </w:r>
+    </w:p>
+    <w:p>
+      <w:pPr>
+        <w:pStyle w:val="Heading1"/>
+        <w:rPr>
+          <w:rFonts w:ascii="Times New Roman" w:hAnsi="Times New Roman" w:cs="Times New Roman"/>
+        </w:rPr>
+      </w:pPr>
+      <w:r>
+        <w:rPr>
+          <w:rFonts w:ascii="Times New Roman" w:hAnsi="Times New Roman" w:cs="Times New Roman"/>
         </w:rPr>
         <w:lastRenderedPageBreak/>
-        <w:t>Overall, Jakarta EE focuses on standardisation, Spring focuses on flexibility, and .NET focuses on integration and performance. These differences are important when selecting a framework for a specific project.</w:t>
-      </w:r>
-    </w:p>
-    <w:p>
-      <w:pPr>
-        <w:rPr>
-          <w:rFonts w:ascii="Times New Roman" w:hAnsi="Times New Roman" w:cs="Times New Roman"/>
-          <w:sz w:val="24"/>
-          <w:szCs w:val="24"/>
-        </w:rPr>
-      </w:pPr>
-    </w:p>
-    <w:p>
-      <w:pPr>
-        <w:rPr>
-          <w:rFonts w:ascii="Times New Roman" w:eastAsiaTheme="majorEastAsia" w:hAnsi="Times New Roman" w:cs="Times New Roman"/>
-          <w:b/>
-          <w:bCs/>
-          <w:color w:val="4F81BD" w:themeColor="accent1"/>
-          <w:sz w:val="26"/>
-          <w:szCs w:val="26"/>
-        </w:rPr>
-      </w:pPr>
-      <w:r>
-        <w:rPr>
-          <w:rFonts w:ascii="Times New Roman" w:eastAsiaTheme="majorEastAsia" w:hAnsi="Times New Roman" w:cs="Times New Roman"/>
-          <w:b/>
-          <w:bCs/>
-          <w:color w:val="4F81BD" w:themeColor="accent1"/>
-          <w:sz w:val="26"/>
-          <w:szCs w:val="26"/>
-        </w:rPr>
-        <w:t>4. Key Considerations for Choosing a Framework in Enterprise Application Development</w:t>
-      </w:r>
-    </w:p>
-    <w:p>
-      <w:pPr>
-        <w:rPr>
-          <w:rFonts w:ascii="Times New Roman" w:hAnsi="Times New Roman" w:cs="Times New Roman"/>
-          <w:sz w:val="24"/>
-          <w:szCs w:val="24"/>
-        </w:rPr>
-      </w:pPr>
-      <w:r>
-        <w:rPr>
-          <w:rFonts w:ascii="Times New Roman" w:hAnsi="Times New Roman" w:cs="Times New Roman"/>
-          <w:sz w:val="24"/>
-          <w:szCs w:val="24"/>
-        </w:rPr>
-        <w:t>Choosing the right framework for enterprise application development is an important decision. Developers and organisations must consider different factors depending on the project requirements, team skills, and system complexity.</w:t>
-      </w:r>
-    </w:p>
-    <w:p>
-      <w:pPr>
-        <w:rPr>
-          <w:rFonts w:ascii="Times New Roman" w:eastAsiaTheme="majorEastAsia" w:hAnsi="Times New Roman" w:cs="Times New Roman"/>
-          <w:b/>
-          <w:bCs/>
-          <w:color w:val="4F81BD" w:themeColor="accent1"/>
-          <w:sz w:val="26"/>
-          <w:szCs w:val="26"/>
-        </w:rPr>
-      </w:pPr>
-      <w:r>
-        <w:rPr>
-          <w:rFonts w:ascii="Times New Roman" w:eastAsiaTheme="majorEastAsia" w:hAnsi="Times New Roman" w:cs="Times New Roman"/>
-          <w:b/>
-          <w:bCs/>
-          <w:color w:val="4F81BD" w:themeColor="accent1"/>
-          <w:sz w:val="26"/>
-          <w:szCs w:val="26"/>
-        </w:rPr>
-        <w:t>4.1 Between Java-Based Frameworks and .NET</w:t>
-      </w:r>
-    </w:p>
-    <w:p>
-      <w:pPr>
-        <w:rPr>
-          <w:rFonts w:ascii="Times New Roman" w:hAnsi="Times New Roman" w:cs="Times New Roman"/>
-          <w:sz w:val="24"/>
-          <w:szCs w:val="24"/>
-        </w:rPr>
-      </w:pPr>
-      <w:r>
-        <w:rPr>
-          <w:rFonts w:ascii="Times New Roman" w:hAnsi="Times New Roman" w:cs="Times New Roman"/>
-          <w:sz w:val="24"/>
-          <w:szCs w:val="24"/>
-        </w:rPr>
-        <w:t>One important decision is choosing between Java-based frameworks (Jakarta EE and Spring) and .NET.</w:t>
-      </w:r>
-    </w:p>
-    <w:p>
-      <w:pPr>
-        <w:rPr>
-          <w:rFonts w:ascii="Times New Roman" w:eastAsiaTheme="majorEastAsia" w:hAnsi="Times New Roman" w:cs="Times New Roman"/>
-          <w:b/>
-          <w:bCs/>
-          <w:color w:val="4F81BD" w:themeColor="accent1"/>
-          <w:sz w:val="26"/>
-          <w:szCs w:val="26"/>
-        </w:rPr>
-      </w:pPr>
-      <w:r>
-        <w:rPr>
-          <w:rFonts w:ascii="Times New Roman" w:eastAsiaTheme="majorEastAsia" w:hAnsi="Times New Roman" w:cs="Times New Roman"/>
-          <w:b/>
-          <w:bCs/>
-          <w:color w:val="4F81BD" w:themeColor="accent1"/>
-          <w:sz w:val="26"/>
-          <w:szCs w:val="26"/>
-        </w:rPr>
-        <w:t>Flexibility vs Standardisation</w:t>
-      </w:r>
-    </w:p>
-    <w:p>
-      <w:pPr>
-        <w:rPr>
-          <w:rFonts w:ascii="Times New Roman" w:hAnsi="Times New Roman" w:cs="Times New Roman"/>
-          <w:sz w:val="24"/>
-          <w:szCs w:val="24"/>
-        </w:rPr>
-      </w:pPr>
-      <w:r>
-        <w:rPr>
-          <w:rFonts w:ascii="Times New Roman" w:hAnsi="Times New Roman" w:cs="Times New Roman"/>
-          <w:sz w:val="24"/>
-          <w:szCs w:val="24"/>
-        </w:rPr>
-        <w:t>Jakarta EE provides a more standardised approach because it follows official specifications. This can be useful for large organisations that need consistency. In contrast, Spring Framework is more flexible and allows developers to choose different tools and configurations (VMware, 2024). .NET also provides a structured environment but with strong integration with Microsoft technologies (Microsoft, 2024).</w:t>
-      </w:r>
-    </w:p>
-    <w:p>
-      <w:pPr>
-        <w:rPr>
-          <w:rFonts w:ascii="Times New Roman" w:eastAsiaTheme="majorEastAsia" w:hAnsi="Times New Roman" w:cs="Times New Roman"/>
-          <w:b/>
-          <w:bCs/>
-          <w:color w:val="4F81BD" w:themeColor="accent1"/>
-          <w:sz w:val="26"/>
-          <w:szCs w:val="26"/>
-        </w:rPr>
-      </w:pPr>
-      <w:r>
-        <w:rPr>
-          <w:rFonts w:ascii="Times New Roman" w:eastAsiaTheme="majorEastAsia" w:hAnsi="Times New Roman" w:cs="Times New Roman"/>
-          <w:b/>
-          <w:bCs/>
-          <w:color w:val="4F81BD" w:themeColor="accent1"/>
-          <w:sz w:val="26"/>
-          <w:szCs w:val="26"/>
-        </w:rPr>
-        <w:t>Project Scale and Complexity</w:t>
-      </w:r>
-    </w:p>
-    <w:p>
-      <w:pPr>
-        <w:rPr>
-          <w:rFonts w:ascii="Times New Roman" w:hAnsi="Times New Roman" w:cs="Times New Roman"/>
-          <w:sz w:val="24"/>
-          <w:szCs w:val="24"/>
-        </w:rPr>
-      </w:pPr>
-      <w:r>
-        <w:rPr>
-          <w:rFonts w:ascii="Times New Roman" w:hAnsi="Times New Roman" w:cs="Times New Roman"/>
-          <w:sz w:val="24"/>
-          <w:szCs w:val="24"/>
-        </w:rPr>
-        <w:t>For very large and complex systems, Jakarta EE can be a good option because of its stability and standard structure. Spring is better for projects that need fast development and adaptability, such as microservices. .NET is suitable for both small and large projects, especially when using Microsoft infrastructure.</w:t>
-      </w:r>
-    </w:p>
-    <w:p>
-      <w:pPr>
-        <w:rPr>
-          <w:rFonts w:ascii="Times New Roman" w:eastAsiaTheme="majorEastAsia" w:hAnsi="Times New Roman" w:cs="Times New Roman"/>
-          <w:b/>
-          <w:bCs/>
-          <w:color w:val="4F81BD" w:themeColor="accent1"/>
-          <w:sz w:val="26"/>
-          <w:szCs w:val="26"/>
-        </w:rPr>
-      </w:pPr>
-      <w:r>
-        <w:rPr>
-          <w:rFonts w:ascii="Times New Roman" w:eastAsiaTheme="majorEastAsia" w:hAnsi="Times New Roman" w:cs="Times New Roman"/>
-          <w:b/>
-          <w:bCs/>
-          <w:color w:val="4F81BD" w:themeColor="accent1"/>
-          <w:sz w:val="26"/>
-          <w:szCs w:val="26"/>
-        </w:rPr>
-        <w:t>Ecosystem and Third-Party Integration</w:t>
-      </w:r>
-    </w:p>
-    <w:p>
-      <w:pPr>
-        <w:rPr>
-          <w:rFonts w:ascii="Times New Roman" w:hAnsi="Times New Roman" w:cs="Times New Roman"/>
-          <w:sz w:val="24"/>
-          <w:szCs w:val="24"/>
-        </w:rPr>
-      </w:pPr>
-      <w:r>
-        <w:rPr>
-          <w:rFonts w:ascii="Times New Roman" w:hAnsi="Times New Roman" w:cs="Times New Roman"/>
-          <w:sz w:val="24"/>
-          <w:szCs w:val="24"/>
-        </w:rPr>
-        <w:t>Spring has a very large ecosystem with many libraries and tools, making it easy to integrate with other systems. Jakarta EE also supports integration but is more limited compared to Spring. .NET has strong integration with Microsoft services such as Azure, which is useful for cloud-based applications.</w:t>
-      </w:r>
-    </w:p>
-    <w:p>
-      <w:pPr>
-        <w:rPr>
-          <w:rFonts w:ascii="Times New Roman" w:eastAsiaTheme="majorEastAsia" w:hAnsi="Times New Roman" w:cs="Times New Roman"/>
-          <w:b/>
-          <w:bCs/>
-          <w:color w:val="4F81BD" w:themeColor="accent1"/>
-          <w:sz w:val="26"/>
-          <w:szCs w:val="26"/>
-        </w:rPr>
-      </w:pPr>
-      <w:r>
-        <w:rPr>
-          <w:rFonts w:ascii="Times New Roman" w:eastAsiaTheme="majorEastAsia" w:hAnsi="Times New Roman" w:cs="Times New Roman"/>
-          <w:b/>
-          <w:bCs/>
-          <w:color w:val="4F81BD" w:themeColor="accent1"/>
-          <w:sz w:val="26"/>
-          <w:szCs w:val="26"/>
-        </w:rPr>
-        <w:t>4.2 Between Jakarta EE and Spring Framework</w:t>
-      </w:r>
-    </w:p>
-    <w:p>
-      <w:pPr>
-        <w:rPr>
-          <w:rFonts w:ascii="Times New Roman" w:hAnsi="Times New Roman" w:cs="Times New Roman"/>
-          <w:sz w:val="24"/>
-          <w:szCs w:val="24"/>
-        </w:rPr>
-      </w:pPr>
-      <w:r>
-        <w:rPr>
-          <w:rFonts w:ascii="Times New Roman" w:hAnsi="Times New Roman" w:cs="Times New Roman"/>
-          <w:sz w:val="24"/>
-          <w:szCs w:val="24"/>
-        </w:rPr>
-        <w:t>When choosing between Jakarta EE and Spring, developers must consider their design philosophy and development approach.</w:t>
-      </w:r>
-    </w:p>
-    <w:p>
-      <w:pPr>
-        <w:rPr>
-          <w:rFonts w:ascii="Times New Roman" w:eastAsiaTheme="majorEastAsia" w:hAnsi="Times New Roman" w:cs="Times New Roman"/>
-          <w:b/>
-          <w:bCs/>
-          <w:color w:val="4F81BD" w:themeColor="accent1"/>
-          <w:sz w:val="26"/>
-          <w:szCs w:val="26"/>
-        </w:rPr>
-      </w:pPr>
-      <w:r>
-        <w:rPr>
-          <w:rFonts w:ascii="Times New Roman" w:eastAsiaTheme="majorEastAsia" w:hAnsi="Times New Roman" w:cs="Times New Roman"/>
-          <w:b/>
-          <w:bCs/>
-          <w:color w:val="4F81BD" w:themeColor="accent1"/>
-          <w:sz w:val="26"/>
-          <w:szCs w:val="26"/>
+        <w:t>5.4 Order Management</w:t>
+      </w:r>
+    </w:p>
+    <w:p>
+      <w:pPr>
+        <w:pStyle w:val="Heading1"/>
+        <w:rPr>
+          <w:rFonts w:ascii="Times New Roman" w:hAnsi="Times New Roman" w:cs="Times New Roman"/>
+        </w:rPr>
+      </w:pPr>
+      <w:r>
+        <w:rPr>
+          <w:rFonts w:ascii="Times New Roman" w:hAnsi="Times New Roman" w:cs="Times New Roman"/>
+        </w:rPr>
+        <w:t>5.4.1 Create Order</w:t>
+      </w:r>
+    </w:p>
+    <w:p>
+      <w:pPr>
+        <w:pStyle w:val="Heading1"/>
+        <w:rPr>
+          <w:rFonts w:ascii="Times New Roman" w:hAnsi="Times New Roman" w:cs="Times New Roman"/>
+        </w:rPr>
+      </w:pPr>
+      <w:r>
+        <w:rPr>
+          <w:rFonts w:ascii="Times New Roman" w:hAnsi="Times New Roman" w:cs="Times New Roman"/>
+        </w:rPr>
+        <w:t>5.4.2 Search Order</w:t>
+      </w:r>
+    </w:p>
+    <w:p>
+      <w:pPr>
+        <w:pStyle w:val="Heading1"/>
+        <w:rPr>
+          <w:rFonts w:ascii="Times New Roman" w:hAnsi="Times New Roman" w:cs="Times New Roman"/>
+        </w:rPr>
+      </w:pPr>
+      <w:r>
+        <w:rPr>
+          <w:rFonts w:ascii="Times New Roman" w:hAnsi="Times New Roman" w:cs="Times New Roman"/>
+        </w:rPr>
+        <w:t>5.4.3 Delete Order</w:t>
+      </w:r>
+    </w:p>
+    <w:p>
+      <w:pPr>
+        <w:pStyle w:val="Heading1"/>
+        <w:rPr>
+          <w:rFonts w:ascii="Times New Roman" w:hAnsi="Times New Roman" w:cs="Times New Roman"/>
+        </w:rPr>
+      </w:pPr>
+      <w:r>
+        <w:rPr>
+          <w:rFonts w:ascii="Times New Roman" w:hAnsi="Times New Roman" w:cs="Times New Roman"/>
+        </w:rPr>
+        <w:t>5.4.4 Inventory Update After Orders</w:t>
+      </w:r>
+    </w:p>
+    <w:p>
+      <w:pPr>
+        <w:rPr>
+          <w:rFonts w:ascii="Times New Roman" w:hAnsi="Times New Roman" w:cs="Times New Roman"/>
+          <w:sz w:val="24"/>
+          <w:szCs w:val="24"/>
+        </w:rPr>
+      </w:pPr>
+      <w:r>
+        <w:rPr>
+          <w:rFonts w:ascii="Times New Roman" w:hAnsi="Times New Roman" w:cs="Times New Roman"/>
+          <w:sz w:val="24"/>
+          <w:szCs w:val="24"/>
+        </w:rPr>
+        <w:t>Very important:</w:t>
+      </w:r>
+      <w:r>
+        <w:rPr>
+          <w:rFonts w:ascii="Times New Roman" w:hAnsi="Times New Roman" w:cs="Times New Roman"/>
+          <w:sz w:val="24"/>
+          <w:szCs w:val="24"/>
+        </w:rPr>
+        <w:br/>
+        <w:t>Explain how:</w:t>
+      </w:r>
+    </w:p>
+    <w:p>
+      <w:pPr>
+        <w:numPr>
+          <w:ilvl w:val="0"/>
+          <w:numId w:val="15"/>
+        </w:numPr>
+        <w:rPr>
+          <w:rFonts w:ascii="Times New Roman" w:hAnsi="Times New Roman" w:cs="Times New Roman"/>
+          <w:sz w:val="24"/>
+          <w:szCs w:val="24"/>
+        </w:rPr>
+      </w:pPr>
+      <w:r>
+        <w:rPr>
+          <w:rFonts w:ascii="Times New Roman" w:hAnsi="Times New Roman" w:cs="Times New Roman"/>
+          <w:sz w:val="24"/>
+          <w:szCs w:val="24"/>
+        </w:rPr>
+        <w:t xml:space="preserve">stock decreases after creating an order </w:t>
+      </w:r>
+    </w:p>
+    <w:p>
+      <w:pPr>
+        <w:numPr>
+          <w:ilvl w:val="0"/>
+          <w:numId w:val="15"/>
+        </w:numPr>
+        <w:rPr>
+          <w:rFonts w:ascii="Times New Roman" w:hAnsi="Times New Roman" w:cs="Times New Roman"/>
+          <w:sz w:val="24"/>
+          <w:szCs w:val="24"/>
+        </w:rPr>
+      </w:pPr>
+      <w:r>
+        <w:rPr>
+          <w:rFonts w:ascii="Times New Roman" w:hAnsi="Times New Roman" w:cs="Times New Roman"/>
+          <w:sz w:val="24"/>
+          <w:szCs w:val="24"/>
+        </w:rPr>
+        <w:t xml:space="preserve">stock is restored after deleting an order </w:t>
+      </w:r>
+    </w:p>
+    <w:p>
+      <w:pPr>
+        <w:rPr>
+          <w:rFonts w:ascii="Times New Roman" w:hAnsi="Times New Roman" w:cs="Times New Roman"/>
+          <w:sz w:val="24"/>
+          <w:szCs w:val="24"/>
+        </w:rPr>
+      </w:pPr>
+      <w:r>
+        <w:rPr>
+          <w:rFonts w:ascii="Times New Roman" w:hAnsi="Times New Roman" w:cs="Times New Roman"/>
+          <w:sz w:val="24"/>
+          <w:szCs w:val="24"/>
+        </w:rPr>
+        <w:pict w14:anchorId="46230FFC">
+          <v:rect id="_x0000_i1304" style="width:0;height:1.5pt" o:hralign="center" o:hrstd="t" o:hr="t" fillcolor="#a0a0a0" stroked="f"/>
+        </w:pict>
+      </w:r>
+    </w:p>
+    <w:p>
+      <w:pPr>
+        <w:pStyle w:val="Heading1"/>
+        <w:rPr>
+          <w:rFonts w:ascii="Times New Roman" w:hAnsi="Times New Roman" w:cs="Times New Roman"/>
+        </w:rPr>
+      </w:pPr>
+      <w:r>
+        <w:rPr>
+          <w:rFonts w:ascii="Times New Roman" w:hAnsi="Times New Roman" w:cs="Times New Roman"/>
+        </w:rPr>
+        <w:t>6. Database Design</w:t>
+      </w:r>
+    </w:p>
+    <w:p>
+      <w:pPr>
+        <w:pStyle w:val="Heading1"/>
+        <w:rPr>
+          <w:rFonts w:ascii="Times New Roman" w:hAnsi="Times New Roman" w:cs="Times New Roman"/>
+        </w:rPr>
+      </w:pPr>
+      <w:r>
+        <w:rPr>
+          <w:rFonts w:ascii="Times New Roman" w:hAnsi="Times New Roman" w:cs="Times New Roman"/>
+        </w:rPr>
+        <w:t>6.1 JPA Entities</w:t>
+      </w:r>
+    </w:p>
+    <w:p>
+      <w:pPr>
+        <w:rPr>
+          <w:rFonts w:ascii="Times New Roman" w:hAnsi="Times New Roman" w:cs="Times New Roman"/>
+          <w:sz w:val="24"/>
+          <w:szCs w:val="24"/>
+        </w:rPr>
+      </w:pPr>
+      <w:r>
+        <w:rPr>
+          <w:rFonts w:ascii="Times New Roman" w:hAnsi="Times New Roman" w:cs="Times New Roman"/>
+          <w:sz w:val="24"/>
+          <w:szCs w:val="24"/>
+        </w:rPr>
+        <w:t>Describe the entities:</w:t>
+      </w:r>
+    </w:p>
+    <w:p>
+      <w:pPr>
+        <w:numPr>
+          <w:ilvl w:val="0"/>
+          <w:numId w:val="16"/>
+        </w:numPr>
+        <w:rPr>
+          <w:rFonts w:ascii="Times New Roman" w:hAnsi="Times New Roman" w:cs="Times New Roman"/>
+          <w:sz w:val="24"/>
+          <w:szCs w:val="24"/>
+        </w:rPr>
+      </w:pPr>
+      <w:r>
+        <w:rPr>
+          <w:rFonts w:ascii="Times New Roman" w:hAnsi="Times New Roman" w:cs="Times New Roman"/>
+          <w:sz w:val="24"/>
+          <w:szCs w:val="24"/>
+        </w:rPr>
+        <w:t xml:space="preserve">Customer </w:t>
+      </w:r>
+    </w:p>
+    <w:p>
+      <w:pPr>
+        <w:numPr>
+          <w:ilvl w:val="0"/>
+          <w:numId w:val="16"/>
+        </w:numPr>
+        <w:rPr>
+          <w:rFonts w:ascii="Times New Roman" w:hAnsi="Times New Roman" w:cs="Times New Roman"/>
+          <w:sz w:val="24"/>
+          <w:szCs w:val="24"/>
+        </w:rPr>
+      </w:pPr>
+      <w:r>
+        <w:rPr>
+          <w:rFonts w:ascii="Times New Roman" w:hAnsi="Times New Roman" w:cs="Times New Roman"/>
+          <w:sz w:val="24"/>
+          <w:szCs w:val="24"/>
+        </w:rPr>
+        <w:t xml:space="preserve">Order </w:t>
+      </w:r>
+    </w:p>
+    <w:p>
+      <w:pPr>
+        <w:numPr>
+          <w:ilvl w:val="0"/>
+          <w:numId w:val="16"/>
+        </w:numPr>
+        <w:rPr>
+          <w:rFonts w:ascii="Times New Roman" w:hAnsi="Times New Roman" w:cs="Times New Roman"/>
+          <w:sz w:val="24"/>
+          <w:szCs w:val="24"/>
+        </w:rPr>
+      </w:pPr>
+      <w:r>
+        <w:rPr>
+          <w:rFonts w:ascii="Times New Roman" w:hAnsi="Times New Roman" w:cs="Times New Roman"/>
+          <w:sz w:val="24"/>
+          <w:szCs w:val="24"/>
+        </w:rPr>
+        <w:t xml:space="preserve">Laptop </w:t>
+      </w:r>
+    </w:p>
+    <w:p>
+      <w:pPr>
+        <w:numPr>
+          <w:ilvl w:val="0"/>
+          <w:numId w:val="16"/>
+        </w:numPr>
+        <w:rPr>
+          <w:rFonts w:ascii="Times New Roman" w:hAnsi="Times New Roman" w:cs="Times New Roman"/>
+          <w:sz w:val="24"/>
+          <w:szCs w:val="24"/>
+        </w:rPr>
+      </w:pPr>
+      <w:r>
+        <w:rPr>
+          <w:rFonts w:ascii="Times New Roman" w:hAnsi="Times New Roman" w:cs="Times New Roman"/>
+          <w:sz w:val="24"/>
+          <w:szCs w:val="24"/>
+        </w:rPr>
+        <w:t xml:space="preserve">Smartphone </w:t>
+      </w:r>
+    </w:p>
+    <w:p>
+      <w:pPr>
+        <w:pStyle w:val="Heading1"/>
+        <w:rPr>
+          <w:rFonts w:ascii="Times New Roman" w:hAnsi="Times New Roman" w:cs="Times New Roman"/>
+        </w:rPr>
+      </w:pPr>
+      <w:r>
+        <w:rPr>
+          <w:rFonts w:ascii="Times New Roman" w:hAnsi="Times New Roman" w:cs="Times New Roman"/>
+        </w:rPr>
+        <w:t>6.2 Entity Relationships</w:t>
+      </w:r>
+    </w:p>
+    <w:p>
+      <w:pPr>
+        <w:rPr>
+          <w:rFonts w:ascii="Times New Roman" w:hAnsi="Times New Roman" w:cs="Times New Roman"/>
+          <w:sz w:val="24"/>
+          <w:szCs w:val="24"/>
+        </w:rPr>
+      </w:pPr>
+      <w:r>
+        <w:rPr>
+          <w:rFonts w:ascii="Times New Roman" w:hAnsi="Times New Roman" w:cs="Times New Roman"/>
+          <w:sz w:val="24"/>
+          <w:szCs w:val="24"/>
+        </w:rPr>
+        <w:t>Explain:</w:t>
+      </w:r>
+    </w:p>
+    <w:p>
+      <w:pPr>
+        <w:numPr>
+          <w:ilvl w:val="0"/>
+          <w:numId w:val="17"/>
+        </w:numPr>
+        <w:rPr>
+          <w:rFonts w:ascii="Times New Roman" w:hAnsi="Times New Roman" w:cs="Times New Roman"/>
+          <w:sz w:val="24"/>
+          <w:szCs w:val="24"/>
+        </w:rPr>
+      </w:pPr>
+      <w:r>
+        <w:rPr>
+          <w:rFonts w:ascii="Times New Roman" w:hAnsi="Times New Roman" w:cs="Times New Roman"/>
+          <w:sz w:val="24"/>
+          <w:szCs w:val="24"/>
+        </w:rPr>
+        <w:t xml:space="preserve">One-to-many relationship between customer and orders </w:t>
+      </w:r>
+    </w:p>
+    <w:p>
+      <w:pPr>
+        <w:pStyle w:val="Heading1"/>
+        <w:rPr>
+          <w:rFonts w:ascii="Times New Roman" w:hAnsi="Times New Roman" w:cs="Times New Roman"/>
+        </w:rPr>
+      </w:pPr>
+      <w:r>
+        <w:rPr>
+          <w:rFonts w:ascii="Times New Roman" w:hAnsi="Times New Roman" w:cs="Times New Roman"/>
+        </w:rPr>
+        <w:t>6.3 Inheritance Mapping</w:t>
+      </w:r>
+    </w:p>
+    <w:p>
+      <w:pPr>
+        <w:rPr>
+          <w:rFonts w:ascii="Times New Roman" w:hAnsi="Times New Roman" w:cs="Times New Roman"/>
+          <w:sz w:val="24"/>
+          <w:szCs w:val="24"/>
+        </w:rPr>
+      </w:pPr>
+      <w:r>
+        <w:rPr>
+          <w:rFonts w:ascii="Times New Roman" w:hAnsi="Times New Roman" w:cs="Times New Roman"/>
+          <w:sz w:val="24"/>
+          <w:szCs w:val="24"/>
+        </w:rPr>
+        <w:t>Explain:</w:t>
+      </w:r>
+    </w:p>
+    <w:p>
+      <w:pPr>
+        <w:numPr>
+          <w:ilvl w:val="0"/>
+          <w:numId w:val="18"/>
+        </w:numPr>
+        <w:rPr>
+          <w:rFonts w:ascii="Times New Roman" w:hAnsi="Times New Roman" w:cs="Times New Roman"/>
+          <w:sz w:val="24"/>
+          <w:szCs w:val="24"/>
+        </w:rPr>
+      </w:pPr>
+      <w:r>
+        <w:rPr>
+          <w:rFonts w:ascii="Times New Roman" w:hAnsi="Times New Roman" w:cs="Times New Roman"/>
+          <w:sz w:val="24"/>
+          <w:szCs w:val="24"/>
         </w:rPr>
         <w:lastRenderedPageBreak/>
-        <w:t>Philosophy and Approach</w:t>
-      </w:r>
-    </w:p>
-    <w:p>
-      <w:pPr>
-        <w:rPr>
-          <w:rFonts w:ascii="Times New Roman" w:hAnsi="Times New Roman" w:cs="Times New Roman"/>
-          <w:sz w:val="24"/>
-          <w:szCs w:val="24"/>
-        </w:rPr>
-      </w:pPr>
-      <w:r>
-        <w:rPr>
-          <w:rFonts w:ascii="Times New Roman" w:hAnsi="Times New Roman" w:cs="Times New Roman"/>
-          <w:sz w:val="24"/>
-          <w:szCs w:val="24"/>
-        </w:rPr>
-        <w:t>Jakarta EE follows a traditional and standardised approach, where developers follow defined specifications. Spring follows a lightweight and flexible approach, allowing developers to configure applications based on their needs.</w:t>
-      </w:r>
-    </w:p>
-    <w:p>
-      <w:pPr>
-        <w:rPr>
-          <w:rFonts w:ascii="Times New Roman" w:eastAsiaTheme="majorEastAsia" w:hAnsi="Times New Roman" w:cs="Times New Roman"/>
-          <w:b/>
-          <w:bCs/>
-          <w:color w:val="4F81BD" w:themeColor="accent1"/>
-          <w:sz w:val="26"/>
-          <w:szCs w:val="26"/>
-        </w:rPr>
-      </w:pPr>
-      <w:r>
-        <w:rPr>
-          <w:rFonts w:ascii="Times New Roman" w:eastAsiaTheme="majorEastAsia" w:hAnsi="Times New Roman" w:cs="Times New Roman"/>
-          <w:b/>
-          <w:bCs/>
-          <w:color w:val="4F81BD" w:themeColor="accent1"/>
-          <w:sz w:val="26"/>
-          <w:szCs w:val="26"/>
-        </w:rPr>
-        <w:t>Community and Vendor Support</w:t>
-      </w:r>
-    </w:p>
-    <w:p>
-      <w:pPr>
-        <w:rPr>
-          <w:rFonts w:ascii="Times New Roman" w:hAnsi="Times New Roman" w:cs="Times New Roman"/>
-          <w:sz w:val="24"/>
-          <w:szCs w:val="24"/>
-        </w:rPr>
-      </w:pPr>
-      <w:r>
-        <w:rPr>
-          <w:rFonts w:ascii="Times New Roman" w:hAnsi="Times New Roman" w:cs="Times New Roman"/>
-          <w:sz w:val="24"/>
-          <w:szCs w:val="24"/>
-        </w:rPr>
-        <w:t>Spring has a very large and active community, which means more tutorials, tools, and support are available (VMware, 2024). Jakarta EE is supported by the Eclipse Foundation but has a smaller community compared to Spring.</w:t>
-      </w:r>
-    </w:p>
-    <w:p>
-      <w:pPr>
-        <w:rPr>
-          <w:rFonts w:ascii="Times New Roman" w:eastAsiaTheme="majorEastAsia" w:hAnsi="Times New Roman" w:cs="Times New Roman"/>
-          <w:b/>
-          <w:bCs/>
-          <w:color w:val="4F81BD" w:themeColor="accent1"/>
-          <w:sz w:val="26"/>
-          <w:szCs w:val="26"/>
-        </w:rPr>
-      </w:pPr>
-      <w:r>
-        <w:rPr>
-          <w:rFonts w:ascii="Times New Roman" w:eastAsiaTheme="majorEastAsia" w:hAnsi="Times New Roman" w:cs="Times New Roman"/>
-          <w:b/>
-          <w:bCs/>
-          <w:color w:val="4F81BD" w:themeColor="accent1"/>
-          <w:sz w:val="26"/>
-          <w:szCs w:val="26"/>
-        </w:rPr>
-        <w:t>Development Tools</w:t>
-      </w:r>
-    </w:p>
-    <w:p>
-      <w:pPr>
-        <w:rPr>
-          <w:rFonts w:ascii="Times New Roman" w:hAnsi="Times New Roman" w:cs="Times New Roman"/>
-          <w:sz w:val="24"/>
-          <w:szCs w:val="24"/>
-        </w:rPr>
-      </w:pPr>
-      <w:r>
-        <w:rPr>
-          <w:rFonts w:ascii="Times New Roman" w:hAnsi="Times New Roman" w:cs="Times New Roman"/>
-          <w:sz w:val="24"/>
-          <w:szCs w:val="24"/>
-        </w:rPr>
-        <w:t>Spring Boot simplifies development by reducing configuration and setup time. This makes development faster and easier. Jakarta EE usually requires more configuration and setup, which can increase development time.</w:t>
-      </w:r>
-    </w:p>
-    <w:p>
-      <w:pPr>
-        <w:rPr>
-          <w:rFonts w:ascii="Times New Roman" w:hAnsi="Times New Roman" w:cs="Times New Roman"/>
-          <w:sz w:val="24"/>
-          <w:szCs w:val="24"/>
-        </w:rPr>
-      </w:pPr>
-    </w:p>
-    <w:p>
-      <w:pPr>
-        <w:rPr>
-          <w:rFonts w:ascii="Times New Roman" w:hAnsi="Times New Roman" w:cs="Times New Roman"/>
-          <w:sz w:val="24"/>
-          <w:szCs w:val="24"/>
-        </w:rPr>
-      </w:pPr>
-    </w:p>
-    <w:p>
-      <w:pPr>
-        <w:rPr>
-          <w:rFonts w:ascii="Times New Roman" w:hAnsi="Times New Roman" w:cs="Times New Roman"/>
-        </w:rPr>
-      </w:pPr>
-    </w:p>
-    <w:p>
-      <w:pPr>
-        <w:pStyle w:val="Heading2"/>
-        <w:rPr>
-          <w:rFonts w:ascii="Times New Roman" w:hAnsi="Times New Roman" w:cs="Times New Roman"/>
-        </w:rPr>
-      </w:pPr>
-      <w:r>
-        <w:rPr>
-          <w:rFonts w:ascii="Times New Roman" w:hAnsi="Times New Roman" w:cs="Times New Roman"/>
-        </w:rPr>
-        <w:t>5</w:t>
-      </w:r>
-      <w:r>
-        <w:rPr>
-          <w:rFonts w:ascii="Times New Roman" w:hAnsi="Times New Roman" w:cs="Times New Roman"/>
-        </w:rPr>
-        <w:t xml:space="preserve">. Conclusion </w:t>
-      </w:r>
-    </w:p>
-    <w:p>
-      <w:pPr>
-        <w:rPr>
-          <w:rFonts w:ascii="Times New Roman" w:hAnsi="Times New Roman" w:cs="Times New Roman"/>
-        </w:rPr>
-      </w:pPr>
-    </w:p>
-    <w:p>
-      <w:pPr>
-        <w:rPr>
-          <w:rFonts w:ascii="Times New Roman" w:hAnsi="Times New Roman" w:cs="Times New Roman"/>
-          <w:sz w:val="24"/>
-          <w:szCs w:val="24"/>
-        </w:rPr>
-      </w:pPr>
-      <w:r>
-        <w:rPr>
-          <w:rFonts w:ascii="Times New Roman" w:hAnsi="Times New Roman" w:cs="Times New Roman"/>
-          <w:sz w:val="24"/>
-          <w:szCs w:val="24"/>
-        </w:rPr>
-        <w:t>This report has analyzed three major enterprise application frameworks: Jakarta EE, Spring Framework, and .NET. All three platforms follow a layered architecture that includes presentation, business logic, and persistence layers. This structure helps developers build scalable and well</w:t>
-      </w:r>
+        <w:t xml:space="preserve">Superclass and subclasses </w:t>
+      </w:r>
+    </w:p>
+    <w:p>
+      <w:pPr>
+        <w:numPr>
+          <w:ilvl w:val="0"/>
+          <w:numId w:val="18"/>
+        </w:numPr>
+        <w:rPr>
+          <w:rFonts w:ascii="Times New Roman" w:hAnsi="Times New Roman" w:cs="Times New Roman"/>
+          <w:sz w:val="24"/>
+          <w:szCs w:val="24"/>
+        </w:rPr>
+      </w:pPr>
+      <w:r>
+        <w:rPr>
+          <w:rFonts w:ascii="Times New Roman" w:hAnsi="Times New Roman" w:cs="Times New Roman"/>
+          <w:sz w:val="24"/>
+          <w:szCs w:val="24"/>
+        </w:rPr>
+        <w:t xml:space="preserve">Joined inheritance strategy </w:t>
+      </w:r>
+    </w:p>
+    <w:p>
+      <w:pPr>
+        <w:rPr>
+          <w:rFonts w:ascii="Times New Roman" w:hAnsi="Times New Roman" w:cs="Times New Roman"/>
+          <w:sz w:val="24"/>
+          <w:szCs w:val="24"/>
+        </w:rPr>
+      </w:pPr>
+      <w:r>
+        <w:rPr>
+          <w:rFonts w:ascii="Times New Roman" w:hAnsi="Times New Roman" w:cs="Times New Roman"/>
+          <w:sz w:val="24"/>
+          <w:szCs w:val="24"/>
+        </w:rPr>
+        <w:pict w14:anchorId="4A291149">
+          <v:rect id="_x0000_i1305" style="width:0;height:1.5pt" o:hralign="center" o:hrstd="t" o:hr="t" fillcolor="#a0a0a0" stroked="f"/>
+        </w:pict>
+      </w:r>
+    </w:p>
+    <w:p>
+      <w:pPr>
+        <w:pStyle w:val="Heading1"/>
+        <w:rPr>
+          <w:rFonts w:ascii="Times New Roman" w:hAnsi="Times New Roman" w:cs="Times New Roman"/>
+        </w:rPr>
+      </w:pPr>
+      <w:r>
+        <w:rPr>
+          <w:rFonts w:ascii="Times New Roman" w:hAnsi="Times New Roman" w:cs="Times New Roman"/>
+        </w:rPr>
+        <w:t>7. Business Logic (EJB Layer)</w:t>
+      </w:r>
+    </w:p>
+    <w:p>
+      <w:pPr>
+        <w:rPr>
+          <w:rFonts w:ascii="Times New Roman" w:hAnsi="Times New Roman" w:cs="Times New Roman"/>
+          <w:sz w:val="24"/>
+          <w:szCs w:val="24"/>
+        </w:rPr>
+      </w:pPr>
+      <w:r>
+        <w:rPr>
+          <w:rFonts w:ascii="Times New Roman" w:hAnsi="Times New Roman" w:cs="Times New Roman"/>
+          <w:sz w:val="24"/>
+          <w:szCs w:val="24"/>
+        </w:rPr>
+        <w:t>Explain the EJB classes:</w:t>
+      </w:r>
+    </w:p>
+    <w:p>
+      <w:pPr>
+        <w:numPr>
+          <w:ilvl w:val="0"/>
+          <w:numId w:val="19"/>
+        </w:numPr>
+        <w:rPr>
+          <w:rFonts w:ascii="Times New Roman" w:hAnsi="Times New Roman" w:cs="Times New Roman"/>
+          <w:sz w:val="24"/>
+          <w:szCs w:val="24"/>
+        </w:rPr>
+      </w:pPr>
+      <w:r>
+        <w:rPr>
+          <w:rFonts w:ascii="Times New Roman" w:hAnsi="Times New Roman" w:cs="Times New Roman"/>
+          <w:sz w:val="24"/>
+          <w:szCs w:val="24"/>
+        </w:rPr>
+        <w:t xml:space="preserve">ProductFacade </w:t>
+      </w:r>
+    </w:p>
+    <w:p>
+      <w:pPr>
+        <w:numPr>
+          <w:ilvl w:val="0"/>
+          <w:numId w:val="19"/>
+        </w:numPr>
+        <w:rPr>
+          <w:rFonts w:ascii="Times New Roman" w:hAnsi="Times New Roman" w:cs="Times New Roman"/>
+          <w:sz w:val="24"/>
+          <w:szCs w:val="24"/>
+        </w:rPr>
+      </w:pPr>
+      <w:r>
+        <w:rPr>
+          <w:rFonts w:ascii="Times New Roman" w:hAnsi="Times New Roman" w:cs="Times New Roman"/>
+          <w:sz w:val="24"/>
+          <w:szCs w:val="24"/>
+        </w:rPr>
+        <w:t xml:space="preserve">CustomerBean </w:t>
+      </w:r>
+    </w:p>
+    <w:p>
+      <w:pPr>
+        <w:numPr>
+          <w:ilvl w:val="0"/>
+          <w:numId w:val="19"/>
+        </w:numPr>
+        <w:rPr>
+          <w:rFonts w:ascii="Times New Roman" w:hAnsi="Times New Roman" w:cs="Times New Roman"/>
+          <w:sz w:val="24"/>
+          <w:szCs w:val="24"/>
+        </w:rPr>
+      </w:pPr>
+      <w:r>
+        <w:rPr>
+          <w:rFonts w:ascii="Times New Roman" w:hAnsi="Times New Roman" w:cs="Times New Roman"/>
+          <w:sz w:val="24"/>
+          <w:szCs w:val="24"/>
+        </w:rPr>
+        <w:t xml:space="preserve">OrderBean </w:t>
+      </w:r>
+    </w:p>
+    <w:p>
+      <w:pPr>
+        <w:rPr>
+          <w:rFonts w:ascii="Times New Roman" w:hAnsi="Times New Roman" w:cs="Times New Roman"/>
+          <w:sz w:val="24"/>
+          <w:szCs w:val="24"/>
+        </w:rPr>
+      </w:pPr>
+      <w:r>
+        <w:rPr>
+          <w:rFonts w:ascii="Times New Roman" w:hAnsi="Times New Roman" w:cs="Times New Roman"/>
+          <w:sz w:val="24"/>
+          <w:szCs w:val="24"/>
+        </w:rPr>
+        <w:t>Describe the implemented business logic:</w:t>
+      </w:r>
+    </w:p>
+    <w:p>
+      <w:pPr>
+        <w:numPr>
+          <w:ilvl w:val="0"/>
+          <w:numId w:val="20"/>
+        </w:numPr>
+        <w:rPr>
+          <w:rFonts w:ascii="Times New Roman" w:hAnsi="Times New Roman" w:cs="Times New Roman"/>
+          <w:sz w:val="24"/>
+          <w:szCs w:val="24"/>
+        </w:rPr>
+      </w:pPr>
+      <w:r>
+        <w:rPr>
+          <w:rFonts w:ascii="Times New Roman" w:hAnsi="Times New Roman" w:cs="Times New Roman"/>
+          <w:sz w:val="24"/>
+          <w:szCs w:val="24"/>
+        </w:rPr>
+        <w:t xml:space="preserve">login validation </w:t>
+      </w:r>
+    </w:p>
+    <w:p>
+      <w:pPr>
+        <w:numPr>
+          <w:ilvl w:val="0"/>
+          <w:numId w:val="20"/>
+        </w:numPr>
+        <w:rPr>
+          <w:rFonts w:ascii="Times New Roman" w:hAnsi="Times New Roman" w:cs="Times New Roman"/>
+          <w:sz w:val="24"/>
+          <w:szCs w:val="24"/>
+        </w:rPr>
+      </w:pPr>
+      <w:r>
+        <w:rPr>
+          <w:rFonts w:ascii="Times New Roman" w:hAnsi="Times New Roman" w:cs="Times New Roman"/>
+          <w:sz w:val="24"/>
+          <w:szCs w:val="24"/>
+        </w:rPr>
+        <w:t xml:space="preserve">registration validation </w:t>
+      </w:r>
+    </w:p>
+    <w:p>
+      <w:pPr>
+        <w:numPr>
+          <w:ilvl w:val="0"/>
+          <w:numId w:val="20"/>
+        </w:numPr>
+        <w:rPr>
+          <w:rFonts w:ascii="Times New Roman" w:hAnsi="Times New Roman" w:cs="Times New Roman"/>
+          <w:sz w:val="24"/>
+          <w:szCs w:val="24"/>
+        </w:rPr>
+      </w:pPr>
+      <w:r>
+        <w:rPr>
+          <w:rFonts w:ascii="Times New Roman" w:hAnsi="Times New Roman" w:cs="Times New Roman"/>
+          <w:sz w:val="24"/>
+          <w:szCs w:val="24"/>
+        </w:rPr>
+        <w:t xml:space="preserve">stock management </w:t>
+      </w:r>
+    </w:p>
+    <w:p>
+      <w:pPr>
+        <w:numPr>
+          <w:ilvl w:val="0"/>
+          <w:numId w:val="20"/>
+        </w:numPr>
+        <w:rPr>
+          <w:rFonts w:ascii="Times New Roman" w:hAnsi="Times New Roman" w:cs="Times New Roman"/>
+          <w:sz w:val="24"/>
+          <w:szCs w:val="24"/>
+        </w:rPr>
+      </w:pPr>
+      <w:r>
+        <w:rPr>
+          <w:rFonts w:ascii="Times New Roman" w:hAnsi="Times New Roman" w:cs="Times New Roman"/>
+          <w:sz w:val="24"/>
+          <w:szCs w:val="24"/>
+        </w:rPr>
+        <w:t xml:space="preserve">order management </w:t>
+      </w:r>
+    </w:p>
+    <w:p>
+      <w:pPr>
+        <w:rPr>
+          <w:rFonts w:ascii="Times New Roman" w:hAnsi="Times New Roman" w:cs="Times New Roman"/>
+          <w:sz w:val="24"/>
+          <w:szCs w:val="24"/>
+        </w:rPr>
+      </w:pPr>
+      <w:r>
+        <w:rPr>
+          <w:rFonts w:ascii="Times New Roman" w:hAnsi="Times New Roman" w:cs="Times New Roman"/>
+          <w:sz w:val="24"/>
+          <w:szCs w:val="24"/>
+        </w:rPr>
+        <w:pict w14:anchorId="2488F616">
+          <v:rect id="_x0000_i1306" style="width:0;height:1.5pt" o:hralign="center" o:hrstd="t" o:hr="t" fillcolor="#a0a0a0" stroked="f"/>
+        </w:pict>
+      </w:r>
+    </w:p>
+    <w:p>
+      <w:pPr>
+        <w:pStyle w:val="Heading1"/>
+        <w:rPr>
+          <w:rFonts w:ascii="Times New Roman" w:hAnsi="Times New Roman" w:cs="Times New Roman"/>
+        </w:rPr>
+      </w:pPr>
+      <w:r>
+        <w:rPr>
+          <w:rFonts w:ascii="Times New Roman" w:hAnsi="Times New Roman" w:cs="Times New Roman"/>
+        </w:rPr>
+        <w:t>8. Presentation Layer (JSF)</w:t>
+      </w:r>
+    </w:p>
+    <w:p>
+      <w:pPr>
+        <w:rPr>
+          <w:rFonts w:ascii="Times New Roman" w:hAnsi="Times New Roman" w:cs="Times New Roman"/>
+          <w:sz w:val="24"/>
+          <w:szCs w:val="24"/>
+        </w:rPr>
+      </w:pPr>
+      <w:r>
+        <w:rPr>
+          <w:rFonts w:ascii="Times New Roman" w:hAnsi="Times New Roman" w:cs="Times New Roman"/>
+          <w:sz w:val="24"/>
+          <w:szCs w:val="24"/>
+        </w:rPr>
+        <w:t>Explain:</w:t>
+      </w:r>
+    </w:p>
+    <w:p>
+      <w:pPr>
+        <w:numPr>
+          <w:ilvl w:val="0"/>
+          <w:numId w:val="21"/>
+        </w:numPr>
+        <w:rPr>
+          <w:rFonts w:ascii="Times New Roman" w:hAnsi="Times New Roman" w:cs="Times New Roman"/>
+          <w:sz w:val="24"/>
+          <w:szCs w:val="24"/>
+        </w:rPr>
+      </w:pPr>
+      <w:r>
+        <w:rPr>
+          <w:rFonts w:ascii="Times New Roman" w:hAnsi="Times New Roman" w:cs="Times New Roman"/>
+          <w:sz w:val="24"/>
+          <w:szCs w:val="24"/>
+        </w:rPr>
+        <w:t xml:space="preserve">XHTML pages </w:t>
+      </w:r>
+    </w:p>
+    <w:p>
+      <w:pPr>
+        <w:numPr>
+          <w:ilvl w:val="0"/>
+          <w:numId w:val="21"/>
+        </w:numPr>
+        <w:rPr>
+          <w:rFonts w:ascii="Times New Roman" w:hAnsi="Times New Roman" w:cs="Times New Roman"/>
+          <w:sz w:val="24"/>
+          <w:szCs w:val="24"/>
+        </w:rPr>
+      </w:pPr>
+      <w:r>
+        <w:rPr>
+          <w:rFonts w:ascii="Times New Roman" w:hAnsi="Times New Roman" w:cs="Times New Roman"/>
+          <w:sz w:val="24"/>
+          <w:szCs w:val="24"/>
+        </w:rPr>
+        <w:t xml:space="preserve">Managed Beans </w:t>
+      </w:r>
+    </w:p>
+    <w:p>
+      <w:pPr>
+        <w:numPr>
+          <w:ilvl w:val="0"/>
+          <w:numId w:val="21"/>
+        </w:numPr>
+        <w:rPr>
+          <w:rFonts w:ascii="Times New Roman" w:hAnsi="Times New Roman" w:cs="Times New Roman"/>
+          <w:sz w:val="24"/>
+          <w:szCs w:val="24"/>
+        </w:rPr>
+      </w:pPr>
+      <w:r>
+        <w:rPr>
+          <w:rFonts w:ascii="Times New Roman" w:hAnsi="Times New Roman" w:cs="Times New Roman"/>
+          <w:sz w:val="24"/>
+          <w:szCs w:val="24"/>
+        </w:rPr>
+        <w:t xml:space="preserve">Navigation between pages </w:t>
+      </w:r>
+    </w:p>
+    <w:p>
+      <w:pPr>
+        <w:numPr>
+          <w:ilvl w:val="0"/>
+          <w:numId w:val="21"/>
+        </w:numPr>
+        <w:rPr>
+          <w:rFonts w:ascii="Times New Roman" w:hAnsi="Times New Roman" w:cs="Times New Roman"/>
+          <w:sz w:val="24"/>
+          <w:szCs w:val="24"/>
+        </w:rPr>
+      </w:pPr>
+      <w:r>
+        <w:rPr>
+          <w:rFonts w:ascii="Times New Roman" w:hAnsi="Times New Roman" w:cs="Times New Roman"/>
+          <w:sz w:val="24"/>
+          <w:szCs w:val="24"/>
+        </w:rPr>
+        <w:t xml:space="preserve">Form validation </w:t>
+      </w:r>
+    </w:p>
+    <w:p>
+      <w:pPr>
+        <w:numPr>
+          <w:ilvl w:val="0"/>
+          <w:numId w:val="21"/>
+        </w:numPr>
+        <w:rPr>
+          <w:rFonts w:ascii="Times New Roman" w:hAnsi="Times New Roman" w:cs="Times New Roman"/>
+          <w:sz w:val="24"/>
+          <w:szCs w:val="24"/>
+        </w:rPr>
+      </w:pPr>
+      <w:r>
+        <w:rPr>
+          <w:rFonts w:ascii="Times New Roman" w:hAnsi="Times New Roman" w:cs="Times New Roman"/>
+          <w:sz w:val="24"/>
+          <w:szCs w:val="24"/>
+        </w:rPr>
+        <w:t xml:space="preserve">Exception and error messages </w:t>
+      </w:r>
+    </w:p>
+    <w:p>
+      <w:pPr>
+        <w:rPr>
+          <w:rFonts w:ascii="Times New Roman" w:hAnsi="Times New Roman" w:cs="Times New Roman"/>
+          <w:sz w:val="24"/>
+          <w:szCs w:val="24"/>
+        </w:rPr>
+      </w:pPr>
+      <w:r>
+        <w:rPr>
+          <w:rFonts w:ascii="Times New Roman" w:hAnsi="Times New Roman" w:cs="Times New Roman"/>
+          <w:sz w:val="24"/>
+          <w:szCs w:val="24"/>
+        </w:rPr>
+        <w:pict w14:anchorId="3555784B">
+          <v:rect id="_x0000_i1307" style="width:0;height:1.5pt" o:hralign="center" o:hrstd="t" o:hr="t" fillcolor="#a0a0a0" stroked="f"/>
+        </w:pict>
+      </w:r>
+    </w:p>
+    <w:p>
+      <w:pPr>
+        <w:pStyle w:val="Heading1"/>
+        <w:rPr>
+          <w:rFonts w:ascii="Times New Roman" w:hAnsi="Times New Roman" w:cs="Times New Roman"/>
+        </w:rPr>
+      </w:pPr>
+      <w:r>
+        <w:rPr>
+          <w:rFonts w:ascii="Times New Roman" w:hAnsi="Times New Roman" w:cs="Times New Roman"/>
+        </w:rPr>
+        <w:t>9. Testing and System Functionality</w:t>
+      </w:r>
+    </w:p>
+    <w:p>
+      <w:pPr>
+        <w:rPr>
+          <w:rFonts w:ascii="Times New Roman" w:hAnsi="Times New Roman" w:cs="Times New Roman"/>
+          <w:sz w:val="24"/>
+          <w:szCs w:val="24"/>
+        </w:rPr>
+      </w:pPr>
+      <w:r>
+        <w:rPr>
+          <w:rFonts w:ascii="Times New Roman" w:hAnsi="Times New Roman" w:cs="Times New Roman"/>
+          <w:sz w:val="24"/>
+          <w:szCs w:val="24"/>
+        </w:rPr>
+        <w:t>Explain the testing process:</w:t>
+      </w:r>
+    </w:p>
+    <w:p>
+      <w:pPr>
+        <w:numPr>
+          <w:ilvl w:val="0"/>
+          <w:numId w:val="22"/>
+        </w:numPr>
+        <w:rPr>
+          <w:rFonts w:ascii="Times New Roman" w:hAnsi="Times New Roman" w:cs="Times New Roman"/>
+          <w:sz w:val="24"/>
+          <w:szCs w:val="24"/>
+        </w:rPr>
+      </w:pPr>
+      <w:r>
+        <w:rPr>
+          <w:rFonts w:ascii="Times New Roman" w:hAnsi="Times New Roman" w:cs="Times New Roman"/>
+          <w:sz w:val="24"/>
+          <w:szCs w:val="24"/>
+        </w:rPr>
+        <w:lastRenderedPageBreak/>
+        <w:t xml:space="preserve">Registration testing </w:t>
+      </w:r>
+    </w:p>
+    <w:p>
+      <w:pPr>
+        <w:numPr>
+          <w:ilvl w:val="0"/>
+          <w:numId w:val="22"/>
+        </w:numPr>
+        <w:rPr>
+          <w:rFonts w:ascii="Times New Roman" w:hAnsi="Times New Roman" w:cs="Times New Roman"/>
+          <w:sz w:val="24"/>
+          <w:szCs w:val="24"/>
+        </w:rPr>
+      </w:pPr>
+      <w:r>
+        <w:rPr>
+          <w:rFonts w:ascii="Times New Roman" w:hAnsi="Times New Roman" w:cs="Times New Roman"/>
+          <w:sz w:val="24"/>
+          <w:szCs w:val="24"/>
+        </w:rPr>
+        <w:t xml:space="preserve">Login testing </w:t>
+      </w:r>
+    </w:p>
+    <w:p>
+      <w:pPr>
+        <w:numPr>
+          <w:ilvl w:val="0"/>
+          <w:numId w:val="22"/>
+        </w:numPr>
+        <w:rPr>
+          <w:rFonts w:ascii="Times New Roman" w:hAnsi="Times New Roman" w:cs="Times New Roman"/>
+          <w:sz w:val="24"/>
+          <w:szCs w:val="24"/>
+        </w:rPr>
+      </w:pPr>
+      <w:r>
+        <w:rPr>
+          <w:rFonts w:ascii="Times New Roman" w:hAnsi="Times New Roman" w:cs="Times New Roman"/>
+          <w:sz w:val="24"/>
+          <w:szCs w:val="24"/>
+        </w:rPr>
+        <w:t xml:space="preserve">CRUD testing </w:t>
+      </w:r>
+    </w:p>
+    <w:p>
+      <w:pPr>
+        <w:numPr>
+          <w:ilvl w:val="0"/>
+          <w:numId w:val="22"/>
+        </w:numPr>
+        <w:rPr>
+          <w:rFonts w:ascii="Times New Roman" w:hAnsi="Times New Roman" w:cs="Times New Roman"/>
+          <w:sz w:val="24"/>
+          <w:szCs w:val="24"/>
+        </w:rPr>
+      </w:pPr>
+      <w:r>
+        <w:rPr>
+          <w:rFonts w:ascii="Times New Roman" w:hAnsi="Times New Roman" w:cs="Times New Roman"/>
+          <w:sz w:val="24"/>
+          <w:szCs w:val="24"/>
+        </w:rPr>
+        <w:t xml:space="preserve">Stock management testing </w:t>
+      </w:r>
+    </w:p>
+    <w:p>
+      <w:pPr>
+        <w:numPr>
+          <w:ilvl w:val="0"/>
+          <w:numId w:val="22"/>
+        </w:numPr>
+        <w:rPr>
+          <w:rFonts w:ascii="Times New Roman" w:hAnsi="Times New Roman" w:cs="Times New Roman"/>
+          <w:sz w:val="24"/>
+          <w:szCs w:val="24"/>
+        </w:rPr>
+      </w:pPr>
+      <w:r>
+        <w:rPr>
+          <w:rFonts w:ascii="Times New Roman" w:hAnsi="Times New Roman" w:cs="Times New Roman"/>
+          <w:sz w:val="24"/>
+          <w:szCs w:val="24"/>
+        </w:rPr>
+        <w:t xml:space="preserve">Navigation testing </w:t>
+      </w:r>
+    </w:p>
+    <w:p>
+      <w:pPr>
+        <w:rPr>
+          <w:rFonts w:ascii="Times New Roman" w:hAnsi="Times New Roman" w:cs="Times New Roman"/>
+          <w:sz w:val="24"/>
+          <w:szCs w:val="24"/>
+        </w:rPr>
+      </w:pPr>
+      <w:r>
+        <w:rPr>
+          <w:rFonts w:ascii="Times New Roman" w:hAnsi="Times New Roman" w:cs="Times New Roman"/>
+          <w:sz w:val="24"/>
+          <w:szCs w:val="24"/>
+        </w:rPr>
+        <w:t>Add screenshots of successful outputs.</w:t>
+      </w:r>
+    </w:p>
+    <w:p>
+      <w:pPr>
+        <w:rPr>
+          <w:rFonts w:ascii="Times New Roman" w:hAnsi="Times New Roman" w:cs="Times New Roman"/>
+          <w:sz w:val="24"/>
+          <w:szCs w:val="24"/>
+        </w:rPr>
+      </w:pPr>
+      <w:r>
+        <w:rPr>
+          <w:rFonts w:ascii="Times New Roman" w:hAnsi="Times New Roman" w:cs="Times New Roman"/>
+          <w:sz w:val="24"/>
+          <w:szCs w:val="24"/>
+        </w:rPr>
+        <w:pict w14:anchorId="2AF4A7F8">
+          <v:rect id="_x0000_i1308" style="width:0;height:1.5pt" o:hralign="center" o:hrstd="t" o:hr="t" fillcolor="#a0a0a0" stroked="f"/>
+        </w:pict>
+      </w:r>
+    </w:p>
+    <w:p>
+      <w:pPr>
+        <w:pStyle w:val="Heading1"/>
+        <w:rPr>
+          <w:rFonts w:ascii="Times New Roman" w:hAnsi="Times New Roman" w:cs="Times New Roman"/>
+        </w:rPr>
+      </w:pPr>
+      <w:r>
+        <w:rPr>
+          <w:rFonts w:ascii="Times New Roman" w:hAnsi="Times New Roman" w:cs="Times New Roman"/>
+        </w:rPr>
+        <w:t>10. Technical Problems and Solutions</w:t>
+      </w:r>
+    </w:p>
+    <w:p>
+      <w:pPr>
+        <w:pStyle w:val="Heading1"/>
+        <w:rPr>
+          <w:rFonts w:ascii="Times New Roman" w:hAnsi="Times New Roman" w:cs="Times New Roman"/>
+        </w:rPr>
+      </w:pPr>
+      <w:r>
+        <w:rPr>
+          <w:rFonts w:ascii="Times New Roman" w:hAnsi="Times New Roman" w:cs="Times New Roman"/>
+        </w:rPr>
+        <w:t>Problem 1</w:t>
+      </w:r>
+    </w:p>
+    <w:p>
+      <w:pPr>
+        <w:rPr>
+          <w:rFonts w:ascii="Times New Roman" w:hAnsi="Times New Roman" w:cs="Times New Roman"/>
+          <w:sz w:val="24"/>
+          <w:szCs w:val="24"/>
+        </w:rPr>
+      </w:pPr>
+      <w:r>
+        <w:rPr>
+          <w:rFonts w:ascii="Times New Roman" w:hAnsi="Times New Roman" w:cs="Times New Roman"/>
+          <w:sz w:val="24"/>
+          <w:szCs w:val="24"/>
+        </w:rPr>
+        <w:t>Example:</w:t>
+      </w:r>
+    </w:p>
+    <w:p>
+      <w:pPr>
+        <w:numPr>
+          <w:ilvl w:val="0"/>
+          <w:numId w:val="23"/>
+        </w:numPr>
+        <w:rPr>
+          <w:rFonts w:ascii="Times New Roman" w:hAnsi="Times New Roman" w:cs="Times New Roman"/>
+          <w:sz w:val="24"/>
+          <w:szCs w:val="24"/>
+        </w:rPr>
+      </w:pPr>
+      <w:r>
+        <w:rPr>
+          <w:rFonts w:ascii="Times New Roman" w:hAnsi="Times New Roman" w:cs="Times New Roman"/>
+          <w:sz w:val="24"/>
+          <w:szCs w:val="24"/>
+        </w:rPr>
+        <w:t xml:space="preserve">Database connection problem </w:t>
+      </w:r>
+    </w:p>
+    <w:p>
+      <w:pPr>
+        <w:numPr>
+          <w:ilvl w:val="0"/>
+          <w:numId w:val="23"/>
+        </w:numPr>
+        <w:rPr>
+          <w:rFonts w:ascii="Times New Roman" w:hAnsi="Times New Roman" w:cs="Times New Roman"/>
+          <w:sz w:val="24"/>
+          <w:szCs w:val="24"/>
+        </w:rPr>
+      </w:pPr>
+      <w:r>
+        <w:rPr>
+          <w:rFonts w:ascii="Times New Roman" w:hAnsi="Times New Roman" w:cs="Times New Roman"/>
+          <w:sz w:val="24"/>
+          <w:szCs w:val="24"/>
+        </w:rPr>
+        <w:t xml:space="preserve">Git merge conflict </w:t>
+      </w:r>
+    </w:p>
+    <w:p>
+      <w:pPr>
+        <w:numPr>
+          <w:ilvl w:val="0"/>
+          <w:numId w:val="23"/>
+        </w:numPr>
+        <w:rPr>
+          <w:rFonts w:ascii="Times New Roman" w:hAnsi="Times New Roman" w:cs="Times New Roman"/>
+          <w:sz w:val="24"/>
+          <w:szCs w:val="24"/>
+        </w:rPr>
+      </w:pPr>
+      <w:r>
+        <w:rPr>
+          <w:rFonts w:ascii="Times New Roman" w:hAnsi="Times New Roman" w:cs="Times New Roman"/>
+          <w:sz w:val="24"/>
+          <w:szCs w:val="24"/>
+        </w:rPr>
+        <w:t xml:space="preserve">JPA mapping issue </w:t>
+      </w:r>
+    </w:p>
+    <w:p>
+      <w:pPr>
+        <w:pStyle w:val="Heading1"/>
+        <w:rPr>
+          <w:rFonts w:ascii="Times New Roman" w:hAnsi="Times New Roman" w:cs="Times New Roman"/>
+        </w:rPr>
+      </w:pPr>
+      <w:r>
+        <w:rPr>
+          <w:rFonts w:ascii="Times New Roman" w:hAnsi="Times New Roman" w:cs="Times New Roman"/>
+        </w:rPr>
+        <w:t>Solution</w:t>
+      </w:r>
+    </w:p>
+    <w:p>
+      <w:pPr>
+        <w:rPr>
+          <w:rFonts w:ascii="Times New Roman" w:hAnsi="Times New Roman" w:cs="Times New Roman"/>
+          <w:sz w:val="24"/>
+          <w:szCs w:val="24"/>
+        </w:rPr>
+      </w:pPr>
+      <w:r>
+        <w:rPr>
+          <w:rFonts w:ascii="Times New Roman" w:hAnsi="Times New Roman" w:cs="Times New Roman"/>
+          <w:sz w:val="24"/>
+          <w:szCs w:val="24"/>
+        </w:rPr>
+        <w:t>Explain how the team solved it.</w:t>
+      </w:r>
+    </w:p>
+    <w:p>
+      <w:pPr>
+        <w:rPr>
+          <w:rFonts w:ascii="Times New Roman" w:hAnsi="Times New Roman" w:cs="Times New Roman"/>
+          <w:sz w:val="24"/>
+          <w:szCs w:val="24"/>
+        </w:rPr>
+      </w:pPr>
+      <w:r>
+        <w:rPr>
+          <w:rFonts w:ascii="Times New Roman" w:hAnsi="Times New Roman" w:cs="Times New Roman"/>
+          <w:sz w:val="24"/>
+          <w:szCs w:val="24"/>
+        </w:rPr>
+        <w:pict w14:anchorId="06DC9CF4">
+          <v:rect id="_x0000_i1309" style="width:0;height:1.5pt" o:hralign="center" o:hrstd="t" o:hr="t" fillcolor="#a0a0a0" stroked="f"/>
+        </w:pict>
+      </w:r>
+    </w:p>
+    <w:p>
+      <w:pPr>
+        <w:pStyle w:val="Heading1"/>
+        <w:rPr>
+          <w:rFonts w:ascii="Times New Roman" w:hAnsi="Times New Roman" w:cs="Times New Roman"/>
+        </w:rPr>
+      </w:pPr>
+      <w:r>
+        <w:rPr>
+          <w:rFonts w:ascii="Times New Roman" w:hAnsi="Times New Roman" w:cs="Times New Roman"/>
+        </w:rPr>
+        <w:t>Problem 2</w:t>
+      </w:r>
+    </w:p>
+    <w:p>
+      <w:pPr>
+        <w:rPr>
+          <w:rFonts w:ascii="Times New Roman" w:hAnsi="Times New Roman" w:cs="Times New Roman"/>
+          <w:sz w:val="24"/>
+          <w:szCs w:val="24"/>
+        </w:rPr>
+      </w:pPr>
+      <w:r>
+        <w:rPr>
+          <w:rFonts w:ascii="Times New Roman" w:hAnsi="Times New Roman" w:cs="Times New Roman"/>
+          <w:sz w:val="24"/>
+          <w:szCs w:val="24"/>
+        </w:rPr>
+        <w:t>Example:</w:t>
+      </w:r>
+    </w:p>
+    <w:p>
+      <w:pPr>
+        <w:numPr>
+          <w:ilvl w:val="0"/>
+          <w:numId w:val="24"/>
+        </w:numPr>
+        <w:rPr>
+          <w:rFonts w:ascii="Times New Roman" w:hAnsi="Times New Roman" w:cs="Times New Roman"/>
+          <w:sz w:val="24"/>
+          <w:szCs w:val="24"/>
+        </w:rPr>
+      </w:pPr>
+      <w:r>
+        <w:rPr>
+          <w:rFonts w:ascii="Times New Roman" w:hAnsi="Times New Roman" w:cs="Times New Roman"/>
+          <w:sz w:val="24"/>
+          <w:szCs w:val="24"/>
+        </w:rPr>
+        <w:t xml:space="preserve">JSF navigation error </w:t>
+      </w:r>
+    </w:p>
+    <w:p>
+      <w:pPr>
+        <w:numPr>
+          <w:ilvl w:val="0"/>
+          <w:numId w:val="24"/>
+        </w:numPr>
+        <w:rPr>
+          <w:rFonts w:ascii="Times New Roman" w:hAnsi="Times New Roman" w:cs="Times New Roman"/>
+          <w:sz w:val="24"/>
+          <w:szCs w:val="24"/>
+        </w:rPr>
+      </w:pPr>
+      <w:r>
+        <w:rPr>
+          <w:rFonts w:ascii="Times New Roman" w:hAnsi="Times New Roman" w:cs="Times New Roman"/>
+          <w:sz w:val="24"/>
+          <w:szCs w:val="24"/>
+        </w:rPr>
+        <w:t xml:space="preserve">EJB injection issue </w:t>
+      </w:r>
+    </w:p>
+    <w:p>
+      <w:pPr>
+        <w:numPr>
+          <w:ilvl w:val="0"/>
+          <w:numId w:val="24"/>
+        </w:numPr>
+        <w:rPr>
+          <w:rFonts w:ascii="Times New Roman" w:hAnsi="Times New Roman" w:cs="Times New Roman"/>
+          <w:sz w:val="24"/>
+          <w:szCs w:val="24"/>
+        </w:rPr>
+      </w:pPr>
+      <w:r>
+        <w:rPr>
+          <w:rFonts w:ascii="Times New Roman" w:hAnsi="Times New Roman" w:cs="Times New Roman"/>
+          <w:sz w:val="24"/>
+          <w:szCs w:val="24"/>
+        </w:rPr>
+        <w:t xml:space="preserve">NullPointerException </w:t>
+      </w:r>
+    </w:p>
+    <w:p>
+      <w:pPr>
+        <w:pStyle w:val="Heading1"/>
+        <w:rPr>
+          <w:rFonts w:ascii="Times New Roman" w:hAnsi="Times New Roman" w:cs="Times New Roman"/>
+        </w:rPr>
+      </w:pPr>
+      <w:r>
+        <w:rPr>
+          <w:rFonts w:ascii="Times New Roman" w:hAnsi="Times New Roman" w:cs="Times New Roman"/>
+        </w:rPr>
+        <w:t>Solution</w:t>
+      </w:r>
+    </w:p>
+    <w:p>
+      <w:pPr>
+        <w:rPr>
+          <w:rFonts w:ascii="Times New Roman" w:hAnsi="Times New Roman" w:cs="Times New Roman"/>
+          <w:sz w:val="24"/>
+          <w:szCs w:val="24"/>
+        </w:rPr>
+      </w:pPr>
+      <w:r>
+        <w:rPr>
+          <w:rFonts w:ascii="Times New Roman" w:hAnsi="Times New Roman" w:cs="Times New Roman"/>
+          <w:sz w:val="24"/>
+          <w:szCs w:val="24"/>
+        </w:rPr>
+        <w:t>Explain the solution.</w:t>
+      </w:r>
+    </w:p>
+    <w:p>
+      <w:pPr>
+        <w:rPr>
+          <w:rFonts w:ascii="Times New Roman" w:hAnsi="Times New Roman" w:cs="Times New Roman"/>
+          <w:sz w:val="24"/>
+          <w:szCs w:val="24"/>
+        </w:rPr>
+      </w:pPr>
+      <w:r>
+        <w:rPr>
+          <w:rFonts w:ascii="Times New Roman" w:hAnsi="Times New Roman" w:cs="Times New Roman"/>
+          <w:sz w:val="24"/>
+          <w:szCs w:val="24"/>
+        </w:rPr>
+        <w:lastRenderedPageBreak/>
+        <w:pict w14:anchorId="587DF788">
+          <v:rect id="_x0000_i1310" style="width:0;height:1.5pt" o:hralign="center" o:hrstd="t" o:hr="t" fillcolor="#a0a0a0" stroked="f"/>
+        </w:pict>
+      </w:r>
+    </w:p>
+    <w:p>
+      <w:pPr>
+        <w:pStyle w:val="Heading1"/>
+        <w:rPr>
+          <w:rFonts w:ascii="Times New Roman" w:hAnsi="Times New Roman" w:cs="Times New Roman"/>
+        </w:rPr>
+      </w:pPr>
+      <w:r>
+        <w:rPr>
+          <w:rFonts w:ascii="Times New Roman" w:hAnsi="Times New Roman" w:cs="Times New Roman"/>
+        </w:rPr>
+        <w:t>11. Teamwork and Collaboration</w:t>
+      </w:r>
+    </w:p>
+    <w:p>
+      <w:pPr>
+        <w:pStyle w:val="Heading1"/>
+        <w:rPr>
+          <w:rFonts w:ascii="Times New Roman" w:hAnsi="Times New Roman" w:cs="Times New Roman"/>
+        </w:rPr>
+      </w:pPr>
+      <w:r>
+        <w:rPr>
+          <w:rFonts w:ascii="Times New Roman" w:hAnsi="Times New Roman" w:cs="Times New Roman"/>
+        </w:rPr>
+        <w:t>11.1 Communication Methods</w:t>
+      </w:r>
+    </w:p>
+    <w:p>
+      <w:pPr>
+        <w:rPr>
+          <w:rFonts w:ascii="Times New Roman" w:hAnsi="Times New Roman" w:cs="Times New Roman"/>
+          <w:sz w:val="24"/>
+          <w:szCs w:val="24"/>
+        </w:rPr>
+      </w:pPr>
+      <w:r>
+        <w:rPr>
+          <w:rFonts w:ascii="Times New Roman" w:hAnsi="Times New Roman" w:cs="Times New Roman"/>
+          <w:sz w:val="24"/>
+          <w:szCs w:val="24"/>
+        </w:rPr>
+        <w:t>Explain how the team communicated:</w:t>
+      </w:r>
+    </w:p>
+    <w:p>
+      <w:pPr>
+        <w:numPr>
+          <w:ilvl w:val="0"/>
+          <w:numId w:val="25"/>
+        </w:numPr>
+        <w:rPr>
+          <w:rFonts w:ascii="Times New Roman" w:hAnsi="Times New Roman" w:cs="Times New Roman"/>
+          <w:sz w:val="24"/>
+          <w:szCs w:val="24"/>
+        </w:rPr>
+      </w:pPr>
+      <w:r>
+        <w:rPr>
+          <w:rFonts w:ascii="Times New Roman" w:hAnsi="Times New Roman" w:cs="Times New Roman"/>
+          <w:sz w:val="24"/>
+          <w:szCs w:val="24"/>
+        </w:rPr>
+        <w:t xml:space="preserve">WhatsApp </w:t>
+      </w:r>
+    </w:p>
+    <w:p>
+      <w:pPr>
+        <w:numPr>
+          <w:ilvl w:val="0"/>
+          <w:numId w:val="25"/>
+        </w:numPr>
+        <w:rPr>
+          <w:rFonts w:ascii="Times New Roman" w:hAnsi="Times New Roman" w:cs="Times New Roman"/>
+          <w:sz w:val="24"/>
+          <w:szCs w:val="24"/>
+        </w:rPr>
+      </w:pPr>
+      <w:r>
+        <w:rPr>
+          <w:rFonts w:ascii="Times New Roman" w:hAnsi="Times New Roman" w:cs="Times New Roman"/>
+          <w:sz w:val="24"/>
+          <w:szCs w:val="24"/>
+        </w:rPr>
+        <w:t xml:space="preserve">GitHub </w:t>
+      </w:r>
+    </w:p>
+    <w:p>
+      <w:pPr>
+        <w:numPr>
+          <w:ilvl w:val="0"/>
+          <w:numId w:val="25"/>
+        </w:numPr>
+        <w:rPr>
+          <w:rFonts w:ascii="Times New Roman" w:hAnsi="Times New Roman" w:cs="Times New Roman"/>
+          <w:sz w:val="24"/>
+          <w:szCs w:val="24"/>
+        </w:rPr>
+      </w:pPr>
+      <w:r>
+        <w:rPr>
+          <w:rFonts w:ascii="Times New Roman" w:hAnsi="Times New Roman" w:cs="Times New Roman"/>
+          <w:sz w:val="24"/>
+          <w:szCs w:val="24"/>
+        </w:rPr>
+        <w:t xml:space="preserve">Meetings </w:t>
+      </w:r>
+    </w:p>
+    <w:p>
+      <w:pPr>
+        <w:numPr>
+          <w:ilvl w:val="0"/>
+          <w:numId w:val="25"/>
+        </w:numPr>
+        <w:rPr>
+          <w:rFonts w:ascii="Times New Roman" w:hAnsi="Times New Roman" w:cs="Times New Roman"/>
+          <w:sz w:val="24"/>
+          <w:szCs w:val="24"/>
+        </w:rPr>
+      </w:pPr>
+      <w:r>
+        <w:rPr>
+          <w:rFonts w:ascii="Times New Roman" w:hAnsi="Times New Roman" w:cs="Times New Roman"/>
+          <w:sz w:val="24"/>
+          <w:szCs w:val="24"/>
+        </w:rPr>
+        <w:t xml:space="preserve">Tutorial discussions </w:t>
+      </w:r>
+    </w:p>
+    <w:p>
+      <w:pPr>
+        <w:rPr>
+          <w:rFonts w:ascii="Times New Roman" w:hAnsi="Times New Roman" w:cs="Times New Roman"/>
+          <w:sz w:val="24"/>
+          <w:szCs w:val="24"/>
+        </w:rPr>
+      </w:pPr>
+      <w:r>
+        <w:rPr>
+          <w:rFonts w:ascii="Times New Roman" w:hAnsi="Times New Roman" w:cs="Times New Roman"/>
+          <w:sz w:val="24"/>
+          <w:szCs w:val="24"/>
+        </w:rPr>
+        <w:pict w14:anchorId="738E13C4">
+          <v:rect id="_x0000_i1311" style="width:0;height:1.5pt" o:hralign="center" o:hrstd="t" o:hr="t" fillcolor="#a0a0a0" stroked="f"/>
+        </w:pict>
+      </w:r>
+    </w:p>
+    <w:p>
+      <w:pPr>
+        <w:pStyle w:val="Heading1"/>
+        <w:rPr>
+          <w:rFonts w:ascii="Times New Roman" w:hAnsi="Times New Roman" w:cs="Times New Roman"/>
+        </w:rPr>
+      </w:pPr>
+      <w:r>
+        <w:rPr>
+          <w:rFonts w:ascii="Times New Roman" w:hAnsi="Times New Roman" w:cs="Times New Roman"/>
+        </w:rPr>
+        <w:t>11.2 Cooperation Problems</w:t>
+      </w:r>
+    </w:p>
+    <w:p>
+      <w:pPr>
+        <w:rPr>
+          <w:rFonts w:ascii="Times New Roman" w:hAnsi="Times New Roman" w:cs="Times New Roman"/>
+          <w:sz w:val="24"/>
+          <w:szCs w:val="24"/>
+        </w:rPr>
+      </w:pPr>
+      <w:r>
+        <w:rPr>
+          <w:rFonts w:ascii="Times New Roman" w:hAnsi="Times New Roman" w:cs="Times New Roman"/>
+          <w:sz w:val="24"/>
+          <w:szCs w:val="24"/>
+        </w:rPr>
+        <w:t>Example:</w:t>
+      </w:r>
+    </w:p>
+    <w:p>
+      <w:pPr>
+        <w:numPr>
+          <w:ilvl w:val="0"/>
+          <w:numId w:val="26"/>
+        </w:numPr>
+        <w:rPr>
+          <w:rFonts w:ascii="Times New Roman" w:hAnsi="Times New Roman" w:cs="Times New Roman"/>
+          <w:sz w:val="24"/>
+          <w:szCs w:val="24"/>
+        </w:rPr>
+      </w:pPr>
+      <w:r>
+        <w:rPr>
+          <w:rFonts w:ascii="Times New Roman" w:hAnsi="Times New Roman" w:cs="Times New Roman"/>
+          <w:sz w:val="24"/>
+          <w:szCs w:val="24"/>
+        </w:rPr>
+        <w:t xml:space="preserve">Different schedules </w:t>
+      </w:r>
+    </w:p>
+    <w:p>
+      <w:pPr>
+        <w:numPr>
+          <w:ilvl w:val="0"/>
+          <w:numId w:val="26"/>
+        </w:numPr>
+        <w:rPr>
+          <w:rFonts w:ascii="Times New Roman" w:hAnsi="Times New Roman" w:cs="Times New Roman"/>
+          <w:sz w:val="24"/>
+          <w:szCs w:val="24"/>
+        </w:rPr>
+      </w:pPr>
+      <w:r>
+        <w:rPr>
+          <w:rFonts w:ascii="Times New Roman" w:hAnsi="Times New Roman" w:cs="Times New Roman"/>
+          <w:sz w:val="24"/>
+          <w:szCs w:val="24"/>
+        </w:rPr>
+        <w:t xml:space="preserve">Limited programming experience </w:t>
+      </w:r>
+    </w:p>
+    <w:p>
+      <w:pPr>
+        <w:numPr>
+          <w:ilvl w:val="0"/>
+          <w:numId w:val="26"/>
+        </w:numPr>
+        <w:rPr>
+          <w:rFonts w:ascii="Times New Roman" w:hAnsi="Times New Roman" w:cs="Times New Roman"/>
+          <w:sz w:val="24"/>
+          <w:szCs w:val="24"/>
+        </w:rPr>
+      </w:pPr>
+      <w:r>
+        <w:rPr>
+          <w:rFonts w:ascii="Times New Roman" w:hAnsi="Times New Roman" w:cs="Times New Roman"/>
+          <w:sz w:val="24"/>
+          <w:szCs w:val="24"/>
+        </w:rPr>
+        <w:t xml:space="preserve">GitHub conflicts </w:t>
+      </w:r>
+    </w:p>
+    <w:p>
+      <w:pPr>
+        <w:rPr>
+          <w:rFonts w:ascii="Times New Roman" w:hAnsi="Times New Roman" w:cs="Times New Roman"/>
+          <w:sz w:val="24"/>
+          <w:szCs w:val="24"/>
+        </w:rPr>
+      </w:pPr>
+      <w:r>
+        <w:rPr>
+          <w:rFonts w:ascii="Times New Roman" w:hAnsi="Times New Roman" w:cs="Times New Roman"/>
+          <w:sz w:val="24"/>
+          <w:szCs w:val="24"/>
+        </w:rPr>
+        <w:pict w14:anchorId="2C992D9B">
+          <v:rect id="_x0000_i1312" style="width:0;height:1.5pt" o:hralign="center" o:hrstd="t" o:hr="t" fillcolor="#a0a0a0" stroked="f"/>
+        </w:pict>
+      </w:r>
+    </w:p>
+    <w:p>
+      <w:pPr>
+        <w:pStyle w:val="Heading1"/>
+        <w:rPr>
+          <w:rFonts w:ascii="Times New Roman" w:hAnsi="Times New Roman" w:cs="Times New Roman"/>
+        </w:rPr>
+      </w:pPr>
+      <w:r>
+        <w:rPr>
+          <w:rFonts w:ascii="Times New Roman" w:hAnsi="Times New Roman" w:cs="Times New Roman"/>
+        </w:rPr>
+        <w:t>11.3 Solutions</w:t>
+      </w:r>
+    </w:p>
+    <w:p>
+      <w:pPr>
+        <w:rPr>
+          <w:rFonts w:ascii="Times New Roman" w:hAnsi="Times New Roman" w:cs="Times New Roman"/>
+          <w:sz w:val="24"/>
+          <w:szCs w:val="24"/>
+        </w:rPr>
+      </w:pPr>
+      <w:r>
+        <w:rPr>
+          <w:rFonts w:ascii="Times New Roman" w:hAnsi="Times New Roman" w:cs="Times New Roman"/>
+          <w:sz w:val="24"/>
+          <w:szCs w:val="24"/>
+        </w:rPr>
+        <w:t>Explain how the team solved teamwork problems.</w:t>
+      </w:r>
+    </w:p>
+    <w:p>
+      <w:pPr>
+        <w:rPr>
+          <w:rFonts w:ascii="Times New Roman" w:hAnsi="Times New Roman" w:cs="Times New Roman"/>
+          <w:sz w:val="24"/>
+          <w:szCs w:val="24"/>
+        </w:rPr>
+      </w:pPr>
+      <w:r>
+        <w:rPr>
+          <w:rFonts w:ascii="Times New Roman" w:hAnsi="Times New Roman" w:cs="Times New Roman"/>
+          <w:sz w:val="24"/>
+          <w:szCs w:val="24"/>
+        </w:rPr>
+        <w:pict w14:anchorId="0B776043">
+          <v:rect id="_x0000_i1313" style="width:0;height:1.5pt" o:hralign="center" o:hrstd="t" o:hr="t" fillcolor="#a0a0a0" stroked="f"/>
+        </w:pict>
+      </w:r>
+    </w:p>
+    <w:p>
+      <w:pPr>
+        <w:pStyle w:val="Heading1"/>
+        <w:rPr>
+          <w:rFonts w:ascii="Times New Roman" w:hAnsi="Times New Roman" w:cs="Times New Roman"/>
+        </w:rPr>
+      </w:pPr>
+      <w:r>
+        <w:rPr>
+          <w:rFonts w:ascii="Times New Roman" w:hAnsi="Times New Roman" w:cs="Times New Roman"/>
+        </w:rPr>
+        <w:t>12. Skills and Learning Outcomes</w:t>
+      </w:r>
+    </w:p>
+    <w:p>
+      <w:pPr>
+        <w:rPr>
+          <w:rFonts w:ascii="Times New Roman" w:hAnsi="Times New Roman" w:cs="Times New Roman"/>
+          <w:sz w:val="24"/>
+          <w:szCs w:val="24"/>
+        </w:rPr>
+      </w:pPr>
+      <w:r>
+        <w:rPr>
+          <w:rFonts w:ascii="Times New Roman" w:hAnsi="Times New Roman" w:cs="Times New Roman"/>
+          <w:sz w:val="24"/>
+          <w:szCs w:val="24"/>
+        </w:rPr>
+        <w:t>Explain what the team learned:</w:t>
+      </w:r>
+    </w:p>
+    <w:p>
+      <w:pPr>
+        <w:numPr>
+          <w:ilvl w:val="0"/>
+          <w:numId w:val="27"/>
+        </w:numPr>
+        <w:rPr>
+          <w:rFonts w:ascii="Times New Roman" w:hAnsi="Times New Roman" w:cs="Times New Roman"/>
+          <w:sz w:val="24"/>
+          <w:szCs w:val="24"/>
+        </w:rPr>
+      </w:pPr>
+      <w:r>
+        <w:rPr>
+          <w:rFonts w:ascii="Times New Roman" w:hAnsi="Times New Roman" w:cs="Times New Roman"/>
+          <w:sz w:val="24"/>
+          <w:szCs w:val="24"/>
+        </w:rPr>
+        <w:t xml:space="preserve">Enterprise architecture </w:t>
+      </w:r>
+    </w:p>
+    <w:p>
+      <w:pPr>
+        <w:numPr>
+          <w:ilvl w:val="0"/>
+          <w:numId w:val="27"/>
+        </w:numPr>
+        <w:rPr>
+          <w:rFonts w:ascii="Times New Roman" w:hAnsi="Times New Roman" w:cs="Times New Roman"/>
+          <w:sz w:val="24"/>
+          <w:szCs w:val="24"/>
+        </w:rPr>
+      </w:pPr>
+      <w:r>
+        <w:rPr>
+          <w:rFonts w:ascii="Times New Roman" w:hAnsi="Times New Roman" w:cs="Times New Roman"/>
+          <w:sz w:val="24"/>
+          <w:szCs w:val="24"/>
+        </w:rPr>
+        <w:t xml:space="preserve">Jakarta EE development </w:t>
+      </w:r>
+    </w:p>
+    <w:p>
+      <w:pPr>
+        <w:numPr>
+          <w:ilvl w:val="0"/>
+          <w:numId w:val="27"/>
+        </w:numPr>
+        <w:rPr>
+          <w:rFonts w:ascii="Times New Roman" w:hAnsi="Times New Roman" w:cs="Times New Roman"/>
+          <w:sz w:val="24"/>
+          <w:szCs w:val="24"/>
+        </w:rPr>
+      </w:pPr>
+      <w:r>
+        <w:rPr>
+          <w:rFonts w:ascii="Times New Roman" w:hAnsi="Times New Roman" w:cs="Times New Roman"/>
+          <w:sz w:val="24"/>
+          <w:szCs w:val="24"/>
+        </w:rPr>
+        <w:t xml:space="preserve">GitHub collaboration </w:t>
+      </w:r>
+    </w:p>
+    <w:p>
+      <w:pPr>
+        <w:numPr>
+          <w:ilvl w:val="0"/>
+          <w:numId w:val="27"/>
+        </w:numPr>
+        <w:rPr>
+          <w:rFonts w:ascii="Times New Roman" w:hAnsi="Times New Roman" w:cs="Times New Roman"/>
+          <w:sz w:val="24"/>
+          <w:szCs w:val="24"/>
+        </w:rPr>
+      </w:pPr>
+      <w:r>
+        <w:rPr>
+          <w:rFonts w:ascii="Times New Roman" w:hAnsi="Times New Roman" w:cs="Times New Roman"/>
+          <w:sz w:val="24"/>
+          <w:szCs w:val="24"/>
+        </w:rPr>
+        <w:lastRenderedPageBreak/>
+        <w:t xml:space="preserve">Database integration </w:t>
+      </w:r>
+    </w:p>
+    <w:p>
+      <w:pPr>
+        <w:numPr>
+          <w:ilvl w:val="0"/>
+          <w:numId w:val="27"/>
+        </w:numPr>
+        <w:rPr>
+          <w:rFonts w:ascii="Times New Roman" w:hAnsi="Times New Roman" w:cs="Times New Roman"/>
+          <w:sz w:val="24"/>
+          <w:szCs w:val="24"/>
+        </w:rPr>
+      </w:pPr>
+      <w:r>
+        <w:rPr>
+          <w:rFonts w:ascii="Times New Roman" w:hAnsi="Times New Roman" w:cs="Times New Roman"/>
+          <w:sz w:val="24"/>
+          <w:szCs w:val="24"/>
+        </w:rPr>
+        <w:t xml:space="preserve">Team communication </w:t>
+      </w:r>
+    </w:p>
+    <w:p>
+      <w:pPr>
+        <w:numPr>
+          <w:ilvl w:val="0"/>
+          <w:numId w:val="27"/>
+        </w:numPr>
+        <w:rPr>
+          <w:rFonts w:ascii="Times New Roman" w:hAnsi="Times New Roman" w:cs="Times New Roman"/>
+          <w:sz w:val="24"/>
+          <w:szCs w:val="24"/>
+        </w:rPr>
+      </w:pPr>
+      <w:r>
+        <w:rPr>
+          <w:rFonts w:ascii="Times New Roman" w:hAnsi="Times New Roman" w:cs="Times New Roman"/>
+          <w:sz w:val="24"/>
+          <w:szCs w:val="24"/>
+        </w:rPr>
+        <w:t xml:space="preserve">Problem solving skills </w:t>
+      </w:r>
+    </w:p>
+    <w:p>
+      <w:pPr>
+        <w:rPr>
+          <w:rFonts w:ascii="Times New Roman" w:hAnsi="Times New Roman" w:cs="Times New Roman"/>
+          <w:sz w:val="24"/>
+          <w:szCs w:val="24"/>
+        </w:rPr>
+      </w:pPr>
+      <w:r>
+        <w:rPr>
+          <w:rFonts w:ascii="Times New Roman" w:hAnsi="Times New Roman" w:cs="Times New Roman"/>
+          <w:sz w:val="24"/>
+          <w:szCs w:val="24"/>
+        </w:rPr>
+        <w:pict w14:anchorId="7DB4B2B8">
+          <v:rect id="_x0000_i1314" style="width:0;height:1.5pt" o:hralign="center" o:hrstd="t" o:hr="t" fillcolor="#a0a0a0" stroked="f"/>
+        </w:pict>
+      </w:r>
+    </w:p>
+    <w:p>
+      <w:pPr>
+        <w:pStyle w:val="Heading1"/>
+        <w:rPr>
+          <w:rFonts w:ascii="Times New Roman" w:hAnsi="Times New Roman" w:cs="Times New Roman"/>
+        </w:rPr>
+      </w:pPr>
+      <w:r>
+        <w:rPr>
+          <w:rFonts w:ascii="Times New Roman" w:hAnsi="Times New Roman" w:cs="Times New Roman"/>
+        </w:rPr>
+        <w:t>13. Conclusion</w:t>
+      </w:r>
+    </w:p>
+    <w:p>
+      <w:pPr>
+        <w:rPr>
+          <w:rFonts w:ascii="Times New Roman" w:hAnsi="Times New Roman" w:cs="Times New Roman"/>
+          <w:sz w:val="24"/>
+          <w:szCs w:val="24"/>
+        </w:rPr>
+      </w:pPr>
+      <w:r>
+        <w:rPr>
+          <w:rFonts w:ascii="Times New Roman" w:hAnsi="Times New Roman" w:cs="Times New Roman"/>
+          <w:sz w:val="24"/>
+          <w:szCs w:val="24"/>
+        </w:rPr>
+        <w:t>Summarise:</w:t>
+      </w:r>
+    </w:p>
+    <w:p>
+      <w:pPr>
+        <w:numPr>
+          <w:ilvl w:val="0"/>
+          <w:numId w:val="28"/>
+        </w:numPr>
+        <w:rPr>
+          <w:rFonts w:ascii="Times New Roman" w:hAnsi="Times New Roman" w:cs="Times New Roman"/>
+          <w:sz w:val="24"/>
+          <w:szCs w:val="24"/>
+        </w:rPr>
+      </w:pPr>
+      <w:r>
+        <w:rPr>
+          <w:rFonts w:ascii="Times New Roman" w:hAnsi="Times New Roman" w:cs="Times New Roman"/>
+          <w:sz w:val="24"/>
+          <w:szCs w:val="24"/>
+        </w:rPr>
+        <w:t xml:space="preserve">Project achievements </w:t>
+      </w:r>
+    </w:p>
+    <w:p>
+      <w:pPr>
+        <w:numPr>
+          <w:ilvl w:val="0"/>
+          <w:numId w:val="28"/>
+        </w:numPr>
+        <w:rPr>
+          <w:rFonts w:ascii="Times New Roman" w:hAnsi="Times New Roman" w:cs="Times New Roman"/>
+          <w:sz w:val="24"/>
+          <w:szCs w:val="24"/>
+        </w:rPr>
+      </w:pPr>
+      <w:r>
+        <w:rPr>
+          <w:rFonts w:ascii="Times New Roman" w:hAnsi="Times New Roman" w:cs="Times New Roman"/>
+          <w:sz w:val="24"/>
+          <w:szCs w:val="24"/>
+        </w:rPr>
+        <w:t xml:space="preserve">System functionality </w:t>
+      </w:r>
+    </w:p>
+    <w:p>
+      <w:pPr>
+        <w:numPr>
+          <w:ilvl w:val="0"/>
+          <w:numId w:val="28"/>
+        </w:numPr>
+        <w:rPr>
+          <w:rFonts w:ascii="Times New Roman" w:hAnsi="Times New Roman" w:cs="Times New Roman"/>
+          <w:sz w:val="24"/>
+          <w:szCs w:val="24"/>
+        </w:rPr>
+      </w:pPr>
+      <w:r>
+        <w:rPr>
+          <w:rFonts w:ascii="Times New Roman" w:hAnsi="Times New Roman" w:cs="Times New Roman"/>
+          <w:sz w:val="24"/>
+          <w:szCs w:val="24"/>
+        </w:rPr>
+        <w:t xml:space="preserve">Team collaboration experience </w:t>
+      </w:r>
+    </w:p>
+    <w:p>
+      <w:pPr>
+        <w:numPr>
+          <w:ilvl w:val="0"/>
+          <w:numId w:val="28"/>
+        </w:numPr>
+        <w:rPr>
+          <w:rFonts w:ascii="Times New Roman" w:hAnsi="Times New Roman" w:cs="Times New Roman"/>
+          <w:sz w:val="24"/>
+          <w:szCs w:val="24"/>
+        </w:rPr>
+      </w:pPr>
+      <w:r>
+        <w:rPr>
+          <w:rFonts w:ascii="Times New Roman" w:hAnsi="Times New Roman" w:cs="Times New Roman"/>
+          <w:sz w:val="24"/>
+          <w:szCs w:val="24"/>
+        </w:rPr>
+        <w:t xml:space="preserve">Technical knowledge gained </w:t>
+      </w:r>
+    </w:p>
+    <w:p>
+      <w:pPr>
+        <w:rPr>
+          <w:rFonts w:ascii="Times New Roman" w:hAnsi="Times New Roman" w:cs="Times New Roman"/>
+          <w:sz w:val="24"/>
+          <w:szCs w:val="24"/>
+        </w:rPr>
+      </w:pPr>
+      <w:r>
+        <w:rPr>
+          <w:rFonts w:ascii="Times New Roman" w:hAnsi="Times New Roman" w:cs="Times New Roman"/>
+          <w:sz w:val="24"/>
+          <w:szCs w:val="24"/>
+        </w:rPr>
+        <w:pict w14:anchorId="18392885">
+          <v:rect id="_x0000_i1315" style="width:0;height:1.5pt" o:hralign="center" o:hrstd="t" o:hr="t" fillcolor="#a0a0a0" stroked="f"/>
+        </w:pict>
+      </w:r>
+    </w:p>
+    <w:p>
+      <w:pPr>
+        <w:pStyle w:val="Heading1"/>
+        <w:rPr>
+          <w:rFonts w:ascii="Times New Roman" w:hAnsi="Times New Roman" w:cs="Times New Roman"/>
+        </w:rPr>
+      </w:pPr>
+      <w:r>
+        <w:rPr>
+          <w:rFonts w:ascii="Times New Roman" w:hAnsi="Times New Roman" w:cs="Times New Roman"/>
+        </w:rPr>
+        <w:t>14. References</w:t>
+      </w:r>
+    </w:p>
+    <w:p>
+      <w:pPr>
+        <w:rPr>
+          <w:rFonts w:ascii="Times New Roman" w:hAnsi="Times New Roman" w:cs="Times New Roman"/>
+          <w:sz w:val="24"/>
+          <w:szCs w:val="24"/>
+        </w:rPr>
+      </w:pPr>
+      <w:r>
+        <w:rPr>
+          <w:rFonts w:ascii="Times New Roman" w:hAnsi="Times New Roman" w:cs="Times New Roman"/>
+          <w:sz w:val="24"/>
+          <w:szCs w:val="24"/>
+        </w:rPr>
+        <w:t>Example references:</w:t>
+      </w:r>
+    </w:p>
+    <w:p>
+      <w:pPr>
+        <w:numPr>
+          <w:ilvl w:val="0"/>
+          <w:numId w:val="29"/>
+        </w:numPr>
+        <w:rPr>
+          <w:rFonts w:ascii="Times New Roman" w:hAnsi="Times New Roman" w:cs="Times New Roman"/>
+          <w:sz w:val="24"/>
+          <w:szCs w:val="24"/>
+        </w:rPr>
+      </w:pPr>
+      <w:r>
+        <w:rPr>
+          <w:rFonts w:ascii="Times New Roman" w:hAnsi="Times New Roman" w:cs="Times New Roman"/>
+          <w:sz w:val="24"/>
+          <w:szCs w:val="24"/>
+        </w:rPr>
+        <w:t xml:space="preserve">Jakarta EE Documentation </w:t>
+      </w:r>
+    </w:p>
+    <w:p>
+      <w:pPr>
+        <w:numPr>
+          <w:ilvl w:val="0"/>
+          <w:numId w:val="29"/>
+        </w:numPr>
+        <w:rPr>
+          <w:rFonts w:ascii="Times New Roman" w:hAnsi="Times New Roman" w:cs="Times New Roman"/>
+          <w:sz w:val="24"/>
+          <w:szCs w:val="24"/>
+        </w:rPr>
+      </w:pPr>
+      <w:r>
+        <w:rPr>
+          <w:rFonts w:ascii="Times New Roman" w:hAnsi="Times New Roman" w:cs="Times New Roman"/>
+          <w:sz w:val="24"/>
+          <w:szCs w:val="24"/>
+        </w:rPr>
+        <w:t xml:space="preserve">Oracle Java Documentation </w:t>
+      </w:r>
+    </w:p>
+    <w:p>
+      <w:pPr>
+        <w:numPr>
+          <w:ilvl w:val="0"/>
+          <w:numId w:val="29"/>
+        </w:numPr>
+        <w:rPr>
+          <w:rFonts w:ascii="Times New Roman" w:hAnsi="Times New Roman" w:cs="Times New Roman"/>
+          <w:sz w:val="24"/>
+          <w:szCs w:val="24"/>
+        </w:rPr>
+      </w:pPr>
+      <w:r>
+        <w:rPr>
+          <w:rFonts w:ascii="Times New Roman" w:hAnsi="Times New Roman" w:cs="Times New Roman"/>
+          <w:sz w:val="24"/>
+          <w:szCs w:val="24"/>
+        </w:rPr>
+        <w:t xml:space="preserve">MySQL Documentation </w:t>
+      </w:r>
+    </w:p>
+    <w:p>
+      <w:pPr>
+        <w:numPr>
+          <w:ilvl w:val="0"/>
+          <w:numId w:val="29"/>
+        </w:numPr>
+        <w:rPr>
+          <w:rFonts w:ascii="Times New Roman" w:hAnsi="Times New Roman" w:cs="Times New Roman"/>
+          <w:sz w:val="24"/>
+          <w:szCs w:val="24"/>
+        </w:rPr>
+      </w:pPr>
+      <w:r>
+        <w:rPr>
+          <w:rFonts w:ascii="Times New Roman" w:hAnsi="Times New Roman" w:cs="Times New Roman"/>
+          <w:sz w:val="24"/>
+          <w:szCs w:val="24"/>
+        </w:rPr>
+        <w:t>Course Materials</w:t>
+      </w:r>
+    </w:p>
+    <w:p>
+      <w:pPr>
+        <w:rPr>
+          <w:rFonts w:ascii="Times New Roman" w:hAnsi="Times New Roman" w:cs="Times New Roman"/>
+          <w:sz w:val="24"/>
+          <w:szCs w:val="24"/>
+        </w:rPr>
+      </w:pPr>
       <w:r>
         <w:rPr>
           <w:rFonts w:ascii="Times New Roman" w:hAnsi="Times New Roman" w:cs="Times New Roman"/>
@@ -2727,310 +4079,78 @@
         </w:rPr>
         <w:t xml:space="preserve"> </w:t>
       </w:r>
-      <w:r>
-        <w:rPr>
-          <w:rFonts w:ascii="Times New Roman" w:hAnsi="Times New Roman" w:cs="Times New Roman"/>
-          <w:sz w:val="24"/>
-          <w:szCs w:val="24"/>
-        </w:rPr>
-        <w:t>organized systems.</w:t>
-      </w:r>
-    </w:p>
-    <w:p>
-      <w:pPr>
-        <w:rPr>
-          <w:rFonts w:ascii="Times New Roman" w:hAnsi="Times New Roman" w:cs="Times New Roman"/>
-          <w:sz w:val="24"/>
-          <w:szCs w:val="24"/>
-        </w:rPr>
-      </w:pPr>
-      <w:r>
-        <w:rPr>
-          <w:rFonts w:ascii="Times New Roman" w:hAnsi="Times New Roman" w:cs="Times New Roman"/>
-          <w:sz w:val="24"/>
-          <w:szCs w:val="24"/>
-        </w:rPr>
-        <w:t>However, there are important differences between these frameworks. Jakarta EE focuses on standardization and is suitable for large and stable enterprise systems. Spring Framework provides more flexibility and is widely used for modern applications such as microservices and cloud-based systems. .NET offers strong performance and is highly integrated with Microsoft technologies, making it a good choice for organizations that use Microsoft infrastructure.</w:t>
-      </w:r>
-    </w:p>
-    <w:p>
-      <w:pPr>
-        <w:rPr>
-          <w:rFonts w:ascii="Times New Roman" w:hAnsi="Times New Roman" w:cs="Times New Roman"/>
-          <w:sz w:val="24"/>
-          <w:szCs w:val="24"/>
-        </w:rPr>
-      </w:pPr>
-      <w:r>
-        <w:rPr>
-          <w:rFonts w:ascii="Times New Roman" w:hAnsi="Times New Roman" w:cs="Times New Roman"/>
-          <w:sz w:val="24"/>
-          <w:szCs w:val="24"/>
-        </w:rPr>
-        <w:t>When choosing a framework, developers must consider factors such as flexibility, project size, ecosystem, and development tools. Spring is often the best option for modern and fast-changing environments. Jakarta EE is more suitable for traditional enterprise systems that require strict standards. .NET is a strong option for enterprise applications that depend on Microsoft platforms and cloud services like Azure.</w:t>
-      </w:r>
-    </w:p>
-    <w:p>
-      <w:pPr>
-        <w:rPr>
-          <w:rFonts w:ascii="Times New Roman" w:hAnsi="Times New Roman" w:cs="Times New Roman"/>
-          <w:sz w:val="24"/>
-          <w:szCs w:val="24"/>
-        </w:rPr>
-      </w:pPr>
-      <w:r>
-        <w:rPr>
-          <w:rFonts w:ascii="Times New Roman" w:hAnsi="Times New Roman" w:cs="Times New Roman"/>
-          <w:sz w:val="24"/>
-          <w:szCs w:val="24"/>
-        </w:rPr>
-        <w:lastRenderedPageBreak/>
-        <w:t>In conclusion, there is no single best framework for all situations. The final decision depends on the specific needs of the project, the development team, and the system requirements.</w:t>
-      </w:r>
-    </w:p>
-    <w:p>
-      <w:pPr>
-        <w:rPr>
-          <w:rFonts w:ascii="Times New Roman" w:hAnsi="Times New Roman" w:cs="Times New Roman"/>
-        </w:rPr>
-      </w:pPr>
-    </w:p>
-    <w:p>
-      <w:pPr>
-        <w:pStyle w:val="Heading2"/>
-        <w:rPr>
-          <w:rFonts w:ascii="Times New Roman" w:hAnsi="Times New Roman" w:cs="Times New Roman"/>
-        </w:rPr>
-      </w:pPr>
-      <w:r>
-        <w:rPr>
-          <w:rFonts w:ascii="Times New Roman" w:hAnsi="Times New Roman" w:cs="Times New Roman"/>
-        </w:rPr>
-        <w:t xml:space="preserve">References (Harvard author-date) </w:t>
-      </w:r>
-    </w:p>
-    <w:p>
-      <w:pPr>
-        <w:rPr>
-          <w:rFonts w:ascii="Times New Roman" w:hAnsi="Times New Roman" w:cs="Times New Roman"/>
-          <w:sz w:val="24"/>
-          <w:szCs w:val="24"/>
-        </w:rPr>
-      </w:pPr>
-    </w:p>
-    <w:p>
-      <w:pPr>
-        <w:rPr>
-          <w:rFonts w:ascii="Times New Roman" w:hAnsi="Times New Roman" w:cs="Times New Roman"/>
-          <w:sz w:val="24"/>
-          <w:szCs w:val="24"/>
-        </w:rPr>
-      </w:pPr>
-      <w:r>
-        <w:rPr>
-          <w:rFonts w:ascii="Times New Roman" w:hAnsi="Times New Roman" w:cs="Times New Roman"/>
-          <w:sz w:val="24"/>
-          <w:szCs w:val="24"/>
-        </w:rPr>
-        <w:t xml:space="preserve">Eclipse Foundation 2023, </w:t>
-      </w:r>
-      <w:r>
-        <w:rPr>
-          <w:rFonts w:ascii="Times New Roman" w:hAnsi="Times New Roman" w:cs="Times New Roman"/>
-          <w:i/>
-          <w:iCs/>
-          <w:sz w:val="24"/>
-          <w:szCs w:val="24"/>
-        </w:rPr>
-        <w:t>Jakarta EE Overview</w:t>
-      </w:r>
-      <w:r>
-        <w:rPr>
-          <w:rFonts w:ascii="Times New Roman" w:hAnsi="Times New Roman" w:cs="Times New Roman"/>
-          <w:sz w:val="24"/>
-          <w:szCs w:val="24"/>
-        </w:rPr>
-        <w:t xml:space="preserve">, viewed 24 March 2026, </w:t>
-      </w:r>
-      <w:hyperlink r:id="rId7" w:tgtFrame="_new" w:history="1">
-        <w:r>
-          <w:rPr>
-            <w:rStyle w:val="Hyperlink"/>
-            <w:rFonts w:ascii="Times New Roman" w:hAnsi="Times New Roman" w:cs="Times New Roman"/>
-            <w:sz w:val="24"/>
-            <w:szCs w:val="24"/>
-          </w:rPr>
-          <w:t>https://jakarta.ee</w:t>
-        </w:r>
-      </w:hyperlink>
-    </w:p>
-    <w:p>
-      <w:pPr>
-        <w:rPr>
-          <w:rFonts w:ascii="Times New Roman" w:hAnsi="Times New Roman" w:cs="Times New Roman"/>
-          <w:sz w:val="24"/>
-          <w:szCs w:val="24"/>
-        </w:rPr>
-      </w:pPr>
-      <w:r>
-        <w:rPr>
-          <w:rFonts w:ascii="Times New Roman" w:hAnsi="Times New Roman" w:cs="Times New Roman"/>
-          <w:sz w:val="24"/>
-          <w:szCs w:val="24"/>
-        </w:rPr>
-        <w:t xml:space="preserve">VMware 2024, </w:t>
-      </w:r>
-      <w:r>
-        <w:rPr>
-          <w:rFonts w:ascii="Times New Roman" w:hAnsi="Times New Roman" w:cs="Times New Roman"/>
-          <w:i/>
-          <w:iCs/>
-          <w:sz w:val="24"/>
-          <w:szCs w:val="24"/>
-        </w:rPr>
-        <w:t>Spring Framework Documentation</w:t>
-      </w:r>
-      <w:r>
-        <w:rPr>
-          <w:rFonts w:ascii="Times New Roman" w:hAnsi="Times New Roman" w:cs="Times New Roman"/>
-          <w:sz w:val="24"/>
-          <w:szCs w:val="24"/>
-        </w:rPr>
-        <w:t xml:space="preserve">, viewed 24 March 2026, </w:t>
-      </w:r>
-      <w:hyperlink r:id="rId8" w:tgtFrame="_new" w:history="1">
-        <w:r>
-          <w:rPr>
-            <w:rStyle w:val="Hyperlink"/>
-            <w:rFonts w:ascii="Times New Roman" w:hAnsi="Times New Roman" w:cs="Times New Roman"/>
-            <w:sz w:val="24"/>
-            <w:szCs w:val="24"/>
-          </w:rPr>
-          <w:t>https://spring.io</w:t>
-        </w:r>
-      </w:hyperlink>
-    </w:p>
-    <w:p>
-      <w:pPr>
-        <w:rPr>
-          <w:rFonts w:ascii="Times New Roman" w:hAnsi="Times New Roman" w:cs="Times New Roman"/>
-          <w:sz w:val="24"/>
-          <w:szCs w:val="24"/>
-        </w:rPr>
-      </w:pPr>
-      <w:r>
-        <w:rPr>
-          <w:rFonts w:ascii="Times New Roman" w:hAnsi="Times New Roman" w:cs="Times New Roman"/>
-          <w:sz w:val="24"/>
-          <w:szCs w:val="24"/>
-        </w:rPr>
-        <w:t xml:space="preserve">Microsoft 2024, </w:t>
-      </w:r>
-      <w:r>
-        <w:rPr>
-          <w:rFonts w:ascii="Times New Roman" w:hAnsi="Times New Roman" w:cs="Times New Roman"/>
-          <w:i/>
-          <w:iCs/>
-          <w:sz w:val="24"/>
-          <w:szCs w:val="24"/>
-        </w:rPr>
-        <w:t>.NET Documentation</w:t>
-      </w:r>
-      <w:r>
-        <w:rPr>
-          <w:rFonts w:ascii="Times New Roman" w:hAnsi="Times New Roman" w:cs="Times New Roman"/>
-          <w:sz w:val="24"/>
-          <w:szCs w:val="24"/>
-        </w:rPr>
-        <w:t xml:space="preserve">, viewed 24 March 2026, </w:t>
-      </w:r>
-      <w:hyperlink r:id="rId9" w:tgtFrame="_new" w:history="1">
-        <w:r>
-          <w:rPr>
-            <w:rStyle w:val="Hyperlink"/>
-            <w:rFonts w:ascii="Times New Roman" w:hAnsi="Times New Roman" w:cs="Times New Roman"/>
-            <w:sz w:val="24"/>
-            <w:szCs w:val="24"/>
-          </w:rPr>
-          <w:t>https://learn.microsoft.com/dotnet</w:t>
-        </w:r>
-      </w:hyperlink>
-    </w:p>
-    <w:p>
-      <w:pPr>
-        <w:rPr>
-          <w:rFonts w:ascii="Times New Roman" w:hAnsi="Times New Roman" w:cs="Times New Roman"/>
-          <w:sz w:val="24"/>
-          <w:szCs w:val="24"/>
-        </w:rPr>
-      </w:pPr>
-      <w:r>
-        <w:rPr>
-          <w:rFonts w:ascii="Times New Roman" w:hAnsi="Times New Roman" w:cs="Times New Roman"/>
-          <w:sz w:val="24"/>
-          <w:szCs w:val="24"/>
-        </w:rPr>
-        <w:t xml:space="preserve">Richards, M &amp; Ford, N 2020, </w:t>
-      </w:r>
-      <w:r>
-        <w:rPr>
-          <w:rFonts w:ascii="Times New Roman" w:hAnsi="Times New Roman" w:cs="Times New Roman"/>
-          <w:i/>
-          <w:iCs/>
-          <w:sz w:val="24"/>
-          <w:szCs w:val="24"/>
-        </w:rPr>
-        <w:t>Fundamentals of Software Architecture</w:t>
-      </w:r>
-      <w:r>
-        <w:rPr>
-          <w:rFonts w:ascii="Times New Roman" w:hAnsi="Times New Roman" w:cs="Times New Roman"/>
-          <w:sz w:val="24"/>
-          <w:szCs w:val="24"/>
-        </w:rPr>
-        <w:t>, O’Reilly Media, Sebastopol</w:t>
-      </w:r>
-    </w:p>
-    <w:p>
-      <w:pPr>
-        <w:rPr>
-          <w:rFonts w:ascii="Times New Roman" w:hAnsi="Times New Roman" w:cs="Times New Roman"/>
-          <w:sz w:val="24"/>
-          <w:szCs w:val="24"/>
-        </w:rPr>
-      </w:pPr>
-      <w:r>
-        <w:rPr>
-          <w:rFonts w:ascii="Times New Roman" w:hAnsi="Times New Roman" w:cs="Times New Roman"/>
-          <w:sz w:val="24"/>
-          <w:szCs w:val="24"/>
-        </w:rPr>
-        <w:t xml:space="preserve">Fowler, M 2018, </w:t>
-      </w:r>
-      <w:r>
-        <w:rPr>
-          <w:rFonts w:ascii="Times New Roman" w:hAnsi="Times New Roman" w:cs="Times New Roman"/>
-          <w:i/>
-          <w:iCs/>
-          <w:sz w:val="24"/>
-          <w:szCs w:val="24"/>
-        </w:rPr>
-        <w:t>Refactoring: Improving the Design of Existing Code</w:t>
-      </w:r>
-      <w:r>
-        <w:rPr>
-          <w:rFonts w:ascii="Times New Roman" w:hAnsi="Times New Roman" w:cs="Times New Roman"/>
-          <w:sz w:val="24"/>
-          <w:szCs w:val="24"/>
-        </w:rPr>
-        <w:t>, Addison-Wesley, Boston</w:t>
-      </w:r>
-      <w:r>
-        <w:rPr>
-          <w:rFonts w:ascii="Times New Roman" w:hAnsi="Times New Roman" w:cs="Times New Roman"/>
-        </w:rPr>
-        <w:br/>
-      </w:r>
+    </w:p>
+    <w:p>
+      <w:pPr>
+        <w:numPr>
+          <w:ilvl w:val="0"/>
+          <w:numId w:val="7"/>
+        </w:numPr>
+        <w:rPr>
+          <w:rFonts w:ascii="Times New Roman" w:hAnsi="Times New Roman" w:cs="Times New Roman"/>
+          <w:sz w:val="24"/>
+          <w:szCs w:val="24"/>
+        </w:rPr>
+      </w:pPr>
+      <w:r>
+        <w:rPr>
+          <w:rFonts w:ascii="Times New Roman" w:hAnsi="Times New Roman" w:cs="Times New Roman"/>
+          <w:sz w:val="24"/>
+          <w:szCs w:val="24"/>
+        </w:rPr>
+        <w:t xml:space="preserve">Implemented stock management </w:t>
+      </w:r>
+    </w:p>
+    <w:p>
+      <w:pPr>
+        <w:numPr>
+          <w:ilvl w:val="0"/>
+          <w:numId w:val="7"/>
+        </w:numPr>
+        <w:rPr>
+          <w:rFonts w:ascii="Times New Roman" w:hAnsi="Times New Roman" w:cs="Times New Roman"/>
+          <w:sz w:val="24"/>
+          <w:szCs w:val="24"/>
+        </w:rPr>
+      </w:pPr>
+      <w:r>
+        <w:rPr>
+          <w:rFonts w:ascii="Times New Roman" w:hAnsi="Times New Roman" w:cs="Times New Roman"/>
+          <w:sz w:val="24"/>
+          <w:szCs w:val="24"/>
+        </w:rPr>
+        <w:t xml:space="preserve">Developed order validation </w:t>
+      </w:r>
+    </w:p>
+    <w:p>
+      <w:pPr>
+        <w:numPr>
+          <w:ilvl w:val="0"/>
+          <w:numId w:val="7"/>
+        </w:numPr>
+        <w:rPr>
+          <w:rFonts w:ascii="Times New Roman" w:hAnsi="Times New Roman" w:cs="Times New Roman"/>
+          <w:sz w:val="24"/>
+          <w:szCs w:val="24"/>
+        </w:rPr>
+      </w:pPr>
+      <w:r>
+        <w:rPr>
+          <w:rFonts w:ascii="Times New Roman" w:hAnsi="Times New Roman" w:cs="Times New Roman"/>
+          <w:sz w:val="24"/>
+          <w:szCs w:val="24"/>
+        </w:rPr>
+        <w:t xml:space="preserve">Integrated EJBs with persistence layer </w:t>
+      </w:r>
+    </w:p>
+    <w:p>
+      <w:pPr>
+        <w:rPr>
+          <w:rFonts w:ascii="Times New Roman" w:hAnsi="Times New Roman" w:cs="Times New Roman"/>
+          <w:sz w:val="24"/>
+          <w:szCs w:val="24"/>
+        </w:rPr>
+      </w:pPr>
     </w:p>
     <w:sectPr>
       <w:pgSz w:w="12240" w:h="15840"/>
@@ -3045,40 +4165,6 @@
 <file path=word/numbering.xml><?xml version="1.0" encoding="utf-8"?>
 <w:numbering xmlns:wpc="http://schemas.microsoft.com/office/word/2010/wordprocessingCanvas" xmlns:cx="http://schemas.microsoft.com/office/drawing/2014/chartex" xmlns:cx1="http://schemas.microsoft.com/office/drawing/2015/9/8/chartex" xmlns:cx2="http://schemas.microsoft.com/office/drawing/2015/10/21/chartex" xmlns:cx3="http://schemas.microsoft.com/office/drawing/2016/5/9/chartex" xmlns:cx4="http://schemas.microsoft.com/office/drawing/2016/5/10/chartex" xmlns:cx5="http://schemas.microsoft.com/office/drawing/2016/5/11/chartex" xmlns:cx6="http://schemas.microsoft.com/office/drawing/2016/5/12/chartex" xmlns:cx7="http://schemas.microsoft.com/office/drawing/2016/5/13/chartex" xmlns:cx8="http://schemas.microsoft.com/office/drawing/2016/5/14/chartex" xmlns:mc="http://schemas.openxmlformats.org/markup-compatibility/2006" xmlns:aink="http://schemas.microsoft.com/office/drawing/2016/ink" xmlns:am3d="http://schemas.microsoft.com/office/drawing/2017/model3d" xmlns:o="urn:schemas-microsoft-com:office:office" xmlns:oel="http://schemas.microsoft.com/office/2019/extlst" xmlns:r="http://schemas.openxmlformats.org/officeDocument/2006/relationships" xmlns:m="http://schemas.openxmlformats.org/officeDocument/2006/math" xmlns:v="urn:schemas-microsoft-com:vml" xmlns:wp14="http://schemas.microsoft.com/office/word/2010/wordprocessingDrawing" xmlns:wp="http://schemas.openxmlformats.org/drawingml/2006/wordprocessingDrawing" xmlns:w10="urn:schemas-microsoft-com:office:word" xmlns:w="http://schemas.openxmlformats.org/wordprocessingml/2006/main" xmlns:w14="http://schemas.microsoft.com/office/word/2010/wordml" xmlns:w15="http://schemas.microsoft.com/office/word/2012/wordml" xmlns:w16cex="http://schemas.microsoft.com/office/word/2018/wordml/cex" xmlns:w16cid="http://schemas.microsoft.com/office/word/2016/wordml/cid" xmlns:w16="http://schemas.microsoft.com/office/word/2018/wordml" xmlns:w16du="http://schemas.microsoft.com/office/word/2023/wordml/word16du" xmlns:w16sdtdh="http://schemas.microsoft.com/office/word/2020/wordml/sdtdatahash" xmlns:w16sdtfl="http://schemas.microsoft.com/office/word/2024/wordml/sdtformatlock" xmlns:w16se="http://schemas.microsoft.com/office/word/2015/wordml/symex" xmlns:wpg="http://schemas.microsoft.com/office/word/2010/wordprocessingGroup" xmlns:wpi="http://schemas.microsoft.com/office/word/2010/wordprocessingInk" xmlns:wne="http://schemas.microsoft.com/office/word/2006/wordml" xmlns:wps="http://schemas.microsoft.com/office/word/2010/wordprocessingShape" mc:Ignorable="w14 w15 w16se w16cid w16 w16cex w16sdtdh w16sdtfl w16du wp14">
   <w:abstractNum w:abstractNumId="0" w15:restartNumberingAfterBreak="0">
-    <w:nsid w:val="FFFFFF7C"/>
-    <w:multiLevelType w:val="singleLevel"/>
-    <w:tmpl w:val="C310EC42"/>
-    <w:lvl w:ilvl="0">
-      <w:start w:val="1"/>
-      <w:numFmt w:val="decimal"/>
-      <w:lvlText w:val="%1."/>
-      <w:lvlJc w:val="left"/>
-      <w:pPr>
-        <w:tabs>
-          <w:tab w:val="num" w:pos="1800"/>
-        </w:tabs>
-        <w:ind w:left="1800" w:hanging="360"/>
-      </w:pPr>
-    </w:lvl>
-  </w:abstractNum>
-  <w:abstractNum w:abstractNumId="1" w15:restartNumberingAfterBreak="0">
-    <w:nsid w:val="FFFFFF7D"/>
-    <w:multiLevelType w:val="singleLevel"/>
-    <w:tmpl w:val="E4089024"/>
-    <w:lvl w:ilvl="0">
-      <w:start w:val="1"/>
-      <w:numFmt w:val="decimal"/>
-      <w:lvlText w:val="%1."/>
-      <w:lvlJc w:val="left"/>
-      <w:pPr>
-        <w:tabs>
-          <w:tab w:val="num" w:pos="1440"/>
-        </w:tabs>
-        <w:ind w:left="1440" w:hanging="360"/>
-      </w:pPr>
-    </w:lvl>
-  </w:abstractNum>
-  <w:abstractNum w:abstractNumId="2" w15:restartNumberingAfterBreak="0">
     <w:nsid w:val="FFFFFF7E"/>
     <w:multiLevelType w:val="singleLevel"/>
     <w:tmpl w:val="FB12693A"/>
@@ -3096,7 +4182,7 @@
       </w:pPr>
     </w:lvl>
   </w:abstractNum>
-  <w:abstractNum w:abstractNumId="3" w15:restartNumberingAfterBreak="0">
+  <w:abstractNum w:abstractNumId="1" w15:restartNumberingAfterBreak="0">
     <w:nsid w:val="FFFFFF7F"/>
     <w:multiLevelType w:val="singleLevel"/>
     <w:tmpl w:val="38441652"/>
@@ -3114,27 +4200,7 @@
       </w:pPr>
     </w:lvl>
   </w:abstractNum>
-  <w:abstractNum w:abstractNumId="4" w15:restartNumberingAfterBreak="0">
-    <w:nsid w:val="FFFFFF81"/>
-    <w:multiLevelType w:val="singleLevel"/>
-    <w:tmpl w:val="171AC3A4"/>
-    <w:lvl w:ilvl="0">
-      <w:start w:val="1"/>
-      <w:numFmt w:val="bullet"/>
-      <w:lvlText w:val=""/>
-      <w:lvlJc w:val="left"/>
-      <w:pPr>
-        <w:tabs>
-          <w:tab w:val="num" w:pos="1440"/>
-        </w:tabs>
-        <w:ind w:left="1440" w:hanging="360"/>
-      </w:pPr>
-      <w:rPr>
-        <w:rFonts w:ascii="Symbol" w:hAnsi="Symbol" w:hint="default"/>
-      </w:rPr>
-    </w:lvl>
-  </w:abstractNum>
-  <w:abstractNum w:abstractNumId="5" w15:restartNumberingAfterBreak="0">
+  <w:abstractNum w:abstractNumId="2" w15:restartNumberingAfterBreak="0">
     <w:nsid w:val="FFFFFF82"/>
     <w:multiLevelType w:val="singleLevel"/>
     <w:tmpl w:val="F3EAFDEC"/>
@@ -3155,7 +4221,7 @@
       </w:rPr>
     </w:lvl>
   </w:abstractNum>
-  <w:abstractNum w:abstractNumId="6" w15:restartNumberingAfterBreak="0">
+  <w:abstractNum w:abstractNumId="3" w15:restartNumberingAfterBreak="0">
     <w:nsid w:val="FFFFFF83"/>
     <w:multiLevelType w:val="singleLevel"/>
     <w:tmpl w:val="3D1EFFD4"/>
@@ -3176,7 +4242,7 @@
       </w:rPr>
     </w:lvl>
   </w:abstractNum>
-  <w:abstractNum w:abstractNumId="7" w15:restartNumberingAfterBreak="0">
+  <w:abstractNum w:abstractNumId="4" w15:restartNumberingAfterBreak="0">
     <w:nsid w:val="FFFFFF88"/>
     <w:multiLevelType w:val="singleLevel"/>
     <w:tmpl w:val="D0A62B40"/>
@@ -3194,7 +4260,7 @@
       </w:pPr>
     </w:lvl>
   </w:abstractNum>
-  <w:abstractNum w:abstractNumId="8" w15:restartNumberingAfterBreak="0">
+  <w:abstractNum w:abstractNumId="5" w15:restartNumberingAfterBreak="0">
     <w:nsid w:val="FFFFFF89"/>
     <w:multiLevelType w:val="singleLevel"/>
     <w:tmpl w:val="29761A62"/>
@@ -3215,10 +4281,457 @@
       </w:rPr>
     </w:lvl>
   </w:abstractNum>
+  <w:abstractNum w:abstractNumId="6" w15:restartNumberingAfterBreak="0">
+    <w:nsid w:val="02EE1210"/>
+    <w:multiLevelType w:val="multilevel"/>
+    <w:tmpl w:val="61E2A942"/>
+    <w:lvl w:ilvl="0">
+      <w:start w:val="1"/>
+      <w:numFmt w:val="bullet"/>
+      <w:lvlText w:val=""/>
+      <w:lvlJc w:val="left"/>
+      <w:pPr>
+        <w:tabs>
+          <w:tab w:val="num" w:pos="720"/>
+        </w:tabs>
+        <w:ind w:left="720" w:hanging="360"/>
+      </w:pPr>
+      <w:rPr>
+        <w:rFonts w:ascii="Symbol" w:hAnsi="Symbol" w:hint="default"/>
+        <w:sz w:val="20"/>
+      </w:rPr>
+    </w:lvl>
+    <w:lvl w:ilvl="1" w:tentative="1">
+      <w:start w:val="1"/>
+      <w:numFmt w:val="bullet"/>
+      <w:lvlText w:val="o"/>
+      <w:lvlJc w:val="left"/>
+      <w:pPr>
+        <w:tabs>
+          <w:tab w:val="num" w:pos="1440"/>
+        </w:tabs>
+        <w:ind w:left="1440" w:hanging="360"/>
+      </w:pPr>
+      <w:rPr>
+        <w:rFonts w:ascii="Courier New" w:hAnsi="Courier New" w:hint="default"/>
+        <w:sz w:val="20"/>
+      </w:rPr>
+    </w:lvl>
+    <w:lvl w:ilvl="2" w:tentative="1">
+      <w:start w:val="1"/>
+      <w:numFmt w:val="bullet"/>
+      <w:lvlText w:val=""/>
+      <w:lvlJc w:val="left"/>
+      <w:pPr>
+        <w:tabs>
+          <w:tab w:val="num" w:pos="2160"/>
+        </w:tabs>
+        <w:ind w:left="2160" w:hanging="360"/>
+      </w:pPr>
+      <w:rPr>
+        <w:rFonts w:ascii="Wingdings" w:hAnsi="Wingdings" w:hint="default"/>
+        <w:sz w:val="20"/>
+      </w:rPr>
+    </w:lvl>
+    <w:lvl w:ilvl="3" w:tentative="1">
+      <w:start w:val="1"/>
+      <w:numFmt w:val="bullet"/>
+      <w:lvlText w:val=""/>
+      <w:lvlJc w:val="left"/>
+      <w:pPr>
+        <w:tabs>
+          <w:tab w:val="num" w:pos="2880"/>
+        </w:tabs>
+        <w:ind w:left="2880" w:hanging="360"/>
+      </w:pPr>
+      <w:rPr>
+        <w:rFonts w:ascii="Wingdings" w:hAnsi="Wingdings" w:hint="default"/>
+        <w:sz w:val="20"/>
+      </w:rPr>
+    </w:lvl>
+    <w:lvl w:ilvl="4" w:tentative="1">
+      <w:start w:val="1"/>
+      <w:numFmt w:val="bullet"/>
+      <w:lvlText w:val=""/>
+      <w:lvlJc w:val="left"/>
+      <w:pPr>
+        <w:tabs>
+          <w:tab w:val="num" w:pos="3600"/>
+        </w:tabs>
+        <w:ind w:left="3600" w:hanging="360"/>
+      </w:pPr>
+      <w:rPr>
+        <w:rFonts w:ascii="Wingdings" w:hAnsi="Wingdings" w:hint="default"/>
+        <w:sz w:val="20"/>
+      </w:rPr>
+    </w:lvl>
+    <w:lvl w:ilvl="5" w:tentative="1">
+      <w:start w:val="1"/>
+      <w:numFmt w:val="bullet"/>
+      <w:lvlText w:val=""/>
+      <w:lvlJc w:val="left"/>
+      <w:pPr>
+        <w:tabs>
+          <w:tab w:val="num" w:pos="4320"/>
+        </w:tabs>
+        <w:ind w:left="4320" w:hanging="360"/>
+      </w:pPr>
+      <w:rPr>
+        <w:rFonts w:ascii="Wingdings" w:hAnsi="Wingdings" w:hint="default"/>
+        <w:sz w:val="20"/>
+      </w:rPr>
+    </w:lvl>
+    <w:lvl w:ilvl="6" w:tentative="1">
+      <w:start w:val="1"/>
+      <w:numFmt w:val="bullet"/>
+      <w:lvlText w:val=""/>
+      <w:lvlJc w:val="left"/>
+      <w:pPr>
+        <w:tabs>
+          <w:tab w:val="num" w:pos="5040"/>
+        </w:tabs>
+        <w:ind w:left="5040" w:hanging="360"/>
+      </w:pPr>
+      <w:rPr>
+        <w:rFonts w:ascii="Wingdings" w:hAnsi="Wingdings" w:hint="default"/>
+        <w:sz w:val="20"/>
+      </w:rPr>
+    </w:lvl>
+    <w:lvl w:ilvl="7" w:tentative="1">
+      <w:start w:val="1"/>
+      <w:numFmt w:val="bullet"/>
+      <w:lvlText w:val=""/>
+      <w:lvlJc w:val="left"/>
+      <w:pPr>
+        <w:tabs>
+          <w:tab w:val="num" w:pos="5760"/>
+        </w:tabs>
+        <w:ind w:left="5760" w:hanging="360"/>
+      </w:pPr>
+      <w:rPr>
+        <w:rFonts w:ascii="Wingdings" w:hAnsi="Wingdings" w:hint="default"/>
+        <w:sz w:val="20"/>
+      </w:rPr>
+    </w:lvl>
+    <w:lvl w:ilvl="8" w:tentative="1">
+      <w:start w:val="1"/>
+      <w:numFmt w:val="bullet"/>
+      <w:lvlText w:val=""/>
+      <w:lvlJc w:val="left"/>
+      <w:pPr>
+        <w:tabs>
+          <w:tab w:val="num" w:pos="6480"/>
+        </w:tabs>
+        <w:ind w:left="6480" w:hanging="360"/>
+      </w:pPr>
+      <w:rPr>
+        <w:rFonts w:ascii="Wingdings" w:hAnsi="Wingdings" w:hint="default"/>
+        <w:sz w:val="20"/>
+      </w:rPr>
+    </w:lvl>
+  </w:abstractNum>
+  <w:abstractNum w:abstractNumId="7" w15:restartNumberingAfterBreak="0">
+    <w:nsid w:val="0AB854FC"/>
+    <w:multiLevelType w:val="multilevel"/>
+    <w:tmpl w:val="0A3CEFD0"/>
+    <w:lvl w:ilvl="0">
+      <w:start w:val="1"/>
+      <w:numFmt w:val="bullet"/>
+      <w:lvlText w:val=""/>
+      <w:lvlJc w:val="left"/>
+      <w:pPr>
+        <w:tabs>
+          <w:tab w:val="num" w:pos="720"/>
+        </w:tabs>
+        <w:ind w:left="720" w:hanging="360"/>
+      </w:pPr>
+      <w:rPr>
+        <w:rFonts w:ascii="Symbol" w:hAnsi="Symbol" w:hint="default"/>
+        <w:sz w:val="20"/>
+      </w:rPr>
+    </w:lvl>
+    <w:lvl w:ilvl="1" w:tentative="1">
+      <w:start w:val="1"/>
+      <w:numFmt w:val="bullet"/>
+      <w:lvlText w:val="o"/>
+      <w:lvlJc w:val="left"/>
+      <w:pPr>
+        <w:tabs>
+          <w:tab w:val="num" w:pos="1440"/>
+        </w:tabs>
+        <w:ind w:left="1440" w:hanging="360"/>
+      </w:pPr>
+      <w:rPr>
+        <w:rFonts w:ascii="Courier New" w:hAnsi="Courier New" w:hint="default"/>
+        <w:sz w:val="20"/>
+      </w:rPr>
+    </w:lvl>
+    <w:lvl w:ilvl="2" w:tentative="1">
+      <w:start w:val="1"/>
+      <w:numFmt w:val="bullet"/>
+      <w:lvlText w:val=""/>
+      <w:lvlJc w:val="left"/>
+      <w:pPr>
+        <w:tabs>
+          <w:tab w:val="num" w:pos="2160"/>
+        </w:tabs>
+        <w:ind w:left="2160" w:hanging="360"/>
+      </w:pPr>
+      <w:rPr>
+        <w:rFonts w:ascii="Wingdings" w:hAnsi="Wingdings" w:hint="default"/>
+        <w:sz w:val="20"/>
+      </w:rPr>
+    </w:lvl>
+    <w:lvl w:ilvl="3" w:tentative="1">
+      <w:start w:val="1"/>
+      <w:numFmt w:val="bullet"/>
+      <w:lvlText w:val=""/>
+      <w:lvlJc w:val="left"/>
+      <w:pPr>
+        <w:tabs>
+          <w:tab w:val="num" w:pos="2880"/>
+        </w:tabs>
+        <w:ind w:left="2880" w:hanging="360"/>
+      </w:pPr>
+      <w:rPr>
+        <w:rFonts w:ascii="Wingdings" w:hAnsi="Wingdings" w:hint="default"/>
+        <w:sz w:val="20"/>
+      </w:rPr>
+    </w:lvl>
+    <w:lvl w:ilvl="4" w:tentative="1">
+      <w:start w:val="1"/>
+      <w:numFmt w:val="bullet"/>
+      <w:lvlText w:val=""/>
+      <w:lvlJc w:val="left"/>
+      <w:pPr>
+        <w:tabs>
+          <w:tab w:val="num" w:pos="3600"/>
+        </w:tabs>
+        <w:ind w:left="3600" w:hanging="360"/>
+      </w:pPr>
+      <w:rPr>
+        <w:rFonts w:ascii="Wingdings" w:hAnsi="Wingdings" w:hint="default"/>
+        <w:sz w:val="20"/>
+      </w:rPr>
+    </w:lvl>
+    <w:lvl w:ilvl="5" w:tentative="1">
+      <w:start w:val="1"/>
+      <w:numFmt w:val="bullet"/>
+      <w:lvlText w:val=""/>
+      <w:lvlJc w:val="left"/>
+      <w:pPr>
+        <w:tabs>
+          <w:tab w:val="num" w:pos="4320"/>
+        </w:tabs>
+        <w:ind w:left="4320" w:hanging="360"/>
+      </w:pPr>
+      <w:rPr>
+        <w:rFonts w:ascii="Wingdings" w:hAnsi="Wingdings" w:hint="default"/>
+        <w:sz w:val="20"/>
+      </w:rPr>
+    </w:lvl>
+    <w:lvl w:ilvl="6" w:tentative="1">
+      <w:start w:val="1"/>
+      <w:numFmt w:val="bullet"/>
+      <w:lvlText w:val=""/>
+      <w:lvlJc w:val="left"/>
+      <w:pPr>
+        <w:tabs>
+          <w:tab w:val="num" w:pos="5040"/>
+        </w:tabs>
+        <w:ind w:left="5040" w:hanging="360"/>
+      </w:pPr>
+      <w:rPr>
+        <w:rFonts w:ascii="Wingdings" w:hAnsi="Wingdings" w:hint="default"/>
+        <w:sz w:val="20"/>
+      </w:rPr>
+    </w:lvl>
+    <w:lvl w:ilvl="7" w:tentative="1">
+      <w:start w:val="1"/>
+      <w:numFmt w:val="bullet"/>
+      <w:lvlText w:val=""/>
+      <w:lvlJc w:val="left"/>
+      <w:pPr>
+        <w:tabs>
+          <w:tab w:val="num" w:pos="5760"/>
+        </w:tabs>
+        <w:ind w:left="5760" w:hanging="360"/>
+      </w:pPr>
+      <w:rPr>
+        <w:rFonts w:ascii="Wingdings" w:hAnsi="Wingdings" w:hint="default"/>
+        <w:sz w:val="20"/>
+      </w:rPr>
+    </w:lvl>
+    <w:lvl w:ilvl="8" w:tentative="1">
+      <w:start w:val="1"/>
+      <w:numFmt w:val="bullet"/>
+      <w:lvlText w:val=""/>
+      <w:lvlJc w:val="left"/>
+      <w:pPr>
+        <w:tabs>
+          <w:tab w:val="num" w:pos="6480"/>
+        </w:tabs>
+        <w:ind w:left="6480" w:hanging="360"/>
+      </w:pPr>
+      <w:rPr>
+        <w:rFonts w:ascii="Wingdings" w:hAnsi="Wingdings" w:hint="default"/>
+        <w:sz w:val="20"/>
+      </w:rPr>
+    </w:lvl>
+  </w:abstractNum>
+  <w:abstractNum w:abstractNumId="8" w15:restartNumberingAfterBreak="0">
+    <w:nsid w:val="1B9C5743"/>
+    <w:multiLevelType w:val="multilevel"/>
+    <w:tmpl w:val="C27EF6B8"/>
+    <w:lvl w:ilvl="0">
+      <w:start w:val="1"/>
+      <w:numFmt w:val="bullet"/>
+      <w:lvlText w:val=""/>
+      <w:lvlJc w:val="left"/>
+      <w:pPr>
+        <w:tabs>
+          <w:tab w:val="num" w:pos="720"/>
+        </w:tabs>
+        <w:ind w:left="720" w:hanging="360"/>
+      </w:pPr>
+      <w:rPr>
+        <w:rFonts w:ascii="Symbol" w:hAnsi="Symbol" w:hint="default"/>
+        <w:sz w:val="20"/>
+      </w:rPr>
+    </w:lvl>
+    <w:lvl w:ilvl="1" w:tentative="1">
+      <w:start w:val="1"/>
+      <w:numFmt w:val="bullet"/>
+      <w:lvlText w:val="o"/>
+      <w:lvlJc w:val="left"/>
+      <w:pPr>
+        <w:tabs>
+          <w:tab w:val="num" w:pos="1440"/>
+        </w:tabs>
+        <w:ind w:left="1440" w:hanging="360"/>
+      </w:pPr>
+      <w:rPr>
+        <w:rFonts w:ascii="Courier New" w:hAnsi="Courier New" w:hint="default"/>
+        <w:sz w:val="20"/>
+      </w:rPr>
+    </w:lvl>
+    <w:lvl w:ilvl="2" w:tentative="1">
+      <w:start w:val="1"/>
+      <w:numFmt w:val="bullet"/>
+      <w:lvlText w:val=""/>
+      <w:lvlJc w:val="left"/>
+      <w:pPr>
+        <w:tabs>
+          <w:tab w:val="num" w:pos="2160"/>
+        </w:tabs>
+        <w:ind w:left="2160" w:hanging="360"/>
+      </w:pPr>
+      <w:rPr>
+        <w:rFonts w:ascii="Wingdings" w:hAnsi="Wingdings" w:hint="default"/>
+        <w:sz w:val="20"/>
+      </w:rPr>
+    </w:lvl>
+    <w:lvl w:ilvl="3" w:tentative="1">
+      <w:start w:val="1"/>
+      <w:numFmt w:val="bullet"/>
+      <w:lvlText w:val=""/>
+      <w:lvlJc w:val="left"/>
+      <w:pPr>
+        <w:tabs>
+          <w:tab w:val="num" w:pos="2880"/>
+        </w:tabs>
+        <w:ind w:left="2880" w:hanging="360"/>
+      </w:pPr>
+      <w:rPr>
+        <w:rFonts w:ascii="Wingdings" w:hAnsi="Wingdings" w:hint="default"/>
+        <w:sz w:val="20"/>
+      </w:rPr>
+    </w:lvl>
+    <w:lvl w:ilvl="4" w:tentative="1">
+      <w:start w:val="1"/>
+      <w:numFmt w:val="bullet"/>
+      <w:lvlText w:val=""/>
+      <w:lvlJc w:val="left"/>
+      <w:pPr>
+        <w:tabs>
+          <w:tab w:val="num" w:pos="3600"/>
+        </w:tabs>
+        <w:ind w:left="3600" w:hanging="360"/>
+      </w:pPr>
+      <w:rPr>
+        <w:rFonts w:ascii="Wingdings" w:hAnsi="Wingdings" w:hint="default"/>
+        <w:sz w:val="20"/>
+      </w:rPr>
+    </w:lvl>
+    <w:lvl w:ilvl="5" w:tentative="1">
+      <w:start w:val="1"/>
+      <w:numFmt w:val="bullet"/>
+      <w:lvlText w:val=""/>
+      <w:lvlJc w:val="left"/>
+      <w:pPr>
+        <w:tabs>
+          <w:tab w:val="num" w:pos="4320"/>
+        </w:tabs>
+        <w:ind w:left="4320" w:hanging="360"/>
+      </w:pPr>
+      <w:rPr>
+        <w:rFonts w:ascii="Wingdings" w:hAnsi="Wingdings" w:hint="default"/>
+        <w:sz w:val="20"/>
+      </w:rPr>
+    </w:lvl>
+    <w:lvl w:ilvl="6" w:tentative="1">
+      <w:start w:val="1"/>
+      <w:numFmt w:val="bullet"/>
+      <w:lvlText w:val=""/>
+      <w:lvlJc w:val="left"/>
+      <w:pPr>
+        <w:tabs>
+          <w:tab w:val="num" w:pos="5040"/>
+        </w:tabs>
+        <w:ind w:left="5040" w:hanging="360"/>
+      </w:pPr>
+      <w:rPr>
+        <w:rFonts w:ascii="Wingdings" w:hAnsi="Wingdings" w:hint="default"/>
+        <w:sz w:val="20"/>
+      </w:rPr>
+    </w:lvl>
+    <w:lvl w:ilvl="7" w:tentative="1">
+      <w:start w:val="1"/>
+      <w:numFmt w:val="bullet"/>
+      <w:lvlText w:val=""/>
+      <w:lvlJc w:val="left"/>
+      <w:pPr>
+        <w:tabs>
+          <w:tab w:val="num" w:pos="5760"/>
+        </w:tabs>
+        <w:ind w:left="5760" w:hanging="360"/>
+      </w:pPr>
+      <w:rPr>
+        <w:rFonts w:ascii="Wingdings" w:hAnsi="Wingdings" w:hint="default"/>
+        <w:sz w:val="20"/>
+      </w:rPr>
+    </w:lvl>
+    <w:lvl w:ilvl="8" w:tentative="1">
+      <w:start w:val="1"/>
+      <w:numFmt w:val="bullet"/>
+      <w:lvlText w:val=""/>
+      <w:lvlJc w:val="left"/>
+      <w:pPr>
+        <w:tabs>
+          <w:tab w:val="num" w:pos="6480"/>
+        </w:tabs>
+        <w:ind w:left="6480" w:hanging="360"/>
+      </w:pPr>
+      <w:rPr>
+        <w:rFonts w:ascii="Wingdings" w:hAnsi="Wingdings" w:hint="default"/>
+        <w:sz w:val="20"/>
+      </w:rPr>
+    </w:lvl>
+  </w:abstractNum>
   <w:abstractNum w:abstractNumId="9" w15:restartNumberingAfterBreak="0">
-    <w:nsid w:val="0C2344EA"/>
+    <w:nsid w:val="2EDD0690"/>
     <w:multiLevelType w:val="multilevel"/>
-    <w:tmpl w:val="28FA58E8"/>
+    <w:tmpl w:val="EEC0CBF0"/>
     <w:lvl w:ilvl="0">
       <w:start w:val="1"/>
       <w:numFmt w:val="bullet"/>
@@ -3365,9 +4878,9 @@
     </w:lvl>
   </w:abstractNum>
   <w:abstractNum w:abstractNumId="10" w15:restartNumberingAfterBreak="0">
-    <w:nsid w:val="3A837A44"/>
+    <w:nsid w:val="327E4F53"/>
     <w:multiLevelType w:val="multilevel"/>
-    <w:tmpl w:val="865E6E54"/>
+    <w:tmpl w:val="C75ED52A"/>
     <w:lvl w:ilvl="0">
       <w:start w:val="1"/>
       <w:numFmt w:val="bullet"/>
@@ -3514,9 +5027,9 @@
     </w:lvl>
   </w:abstractNum>
   <w:abstractNum w:abstractNumId="11" w15:restartNumberingAfterBreak="0">
-    <w:nsid w:val="3BAF65CD"/>
+    <w:nsid w:val="345C78C9"/>
     <w:multiLevelType w:val="multilevel"/>
-    <w:tmpl w:val="5A8AF01C"/>
+    <w:tmpl w:val="0EDEA228"/>
     <w:lvl w:ilvl="0">
       <w:start w:val="1"/>
       <w:numFmt w:val="bullet"/>
@@ -3663,9 +5176,9 @@
     </w:lvl>
   </w:abstractNum>
   <w:abstractNum w:abstractNumId="12" w15:restartNumberingAfterBreak="0">
-    <w:nsid w:val="3DC1435A"/>
+    <w:nsid w:val="35257B83"/>
     <w:multiLevelType w:val="multilevel"/>
-    <w:tmpl w:val="3452AC6E"/>
+    <w:tmpl w:val="554CDE98"/>
     <w:lvl w:ilvl="0">
       <w:start w:val="1"/>
       <w:numFmt w:val="bullet"/>
@@ -3812,9 +5325,9 @@
     </w:lvl>
   </w:abstractNum>
   <w:abstractNum w:abstractNumId="13" w15:restartNumberingAfterBreak="0">
-    <w:nsid w:val="3FE338F0"/>
+    <w:nsid w:val="3A0E73B6"/>
     <w:multiLevelType w:val="multilevel"/>
-    <w:tmpl w:val="007AC5DC"/>
+    <w:tmpl w:val="A3FEB0AA"/>
     <w:lvl w:ilvl="0">
       <w:start w:val="1"/>
       <w:numFmt w:val="bullet"/>
@@ -3961,9 +5474,9 @@
     </w:lvl>
   </w:abstractNum>
   <w:abstractNum w:abstractNumId="14" w15:restartNumberingAfterBreak="0">
-    <w:nsid w:val="4DE351DF"/>
+    <w:nsid w:val="4A53243A"/>
     <w:multiLevelType w:val="multilevel"/>
-    <w:tmpl w:val="448C110A"/>
+    <w:tmpl w:val="1634503C"/>
     <w:lvl w:ilvl="0">
       <w:start w:val="1"/>
       <w:numFmt w:val="bullet"/>
@@ -4110,9 +5623,1946 @@
     </w:lvl>
   </w:abstractNum>
   <w:abstractNum w:abstractNumId="15" w15:restartNumberingAfterBreak="0">
-    <w:nsid w:val="55770A90"/>
+    <w:nsid w:val="4D0F0931"/>
     <w:multiLevelType w:val="multilevel"/>
-    <w:tmpl w:val="AB1E4B32"/>
+    <w:tmpl w:val="C0DAF632"/>
+    <w:lvl w:ilvl="0">
+      <w:start w:val="1"/>
+      <w:numFmt w:val="bullet"/>
+      <w:lvlText w:val=""/>
+      <w:lvlJc w:val="left"/>
+      <w:pPr>
+        <w:tabs>
+          <w:tab w:val="num" w:pos="720"/>
+        </w:tabs>
+        <w:ind w:left="720" w:hanging="360"/>
+      </w:pPr>
+      <w:rPr>
+        <w:rFonts w:ascii="Symbol" w:hAnsi="Symbol" w:hint="default"/>
+        <w:sz w:val="20"/>
+      </w:rPr>
+    </w:lvl>
+    <w:lvl w:ilvl="1" w:tentative="1">
+      <w:start w:val="1"/>
+      <w:numFmt w:val="bullet"/>
+      <w:lvlText w:val="o"/>
+      <w:lvlJc w:val="left"/>
+      <w:pPr>
+        <w:tabs>
+          <w:tab w:val="num" w:pos="1440"/>
+        </w:tabs>
+        <w:ind w:left="1440" w:hanging="360"/>
+      </w:pPr>
+      <w:rPr>
+        <w:rFonts w:ascii="Courier New" w:hAnsi="Courier New" w:hint="default"/>
+        <w:sz w:val="20"/>
+      </w:rPr>
+    </w:lvl>
+    <w:lvl w:ilvl="2" w:tentative="1">
+      <w:start w:val="1"/>
+      <w:numFmt w:val="bullet"/>
+      <w:lvlText w:val=""/>
+      <w:lvlJc w:val="left"/>
+      <w:pPr>
+        <w:tabs>
+          <w:tab w:val="num" w:pos="2160"/>
+        </w:tabs>
+        <w:ind w:left="2160" w:hanging="360"/>
+      </w:pPr>
+      <w:rPr>
+        <w:rFonts w:ascii="Wingdings" w:hAnsi="Wingdings" w:hint="default"/>
+        <w:sz w:val="20"/>
+      </w:rPr>
+    </w:lvl>
+    <w:lvl w:ilvl="3" w:tentative="1">
+      <w:start w:val="1"/>
+      <w:numFmt w:val="bullet"/>
+      <w:lvlText w:val=""/>
+      <w:lvlJc w:val="left"/>
+      <w:pPr>
+        <w:tabs>
+          <w:tab w:val="num" w:pos="2880"/>
+        </w:tabs>
+        <w:ind w:left="2880" w:hanging="360"/>
+      </w:pPr>
+      <w:rPr>
+        <w:rFonts w:ascii="Wingdings" w:hAnsi="Wingdings" w:hint="default"/>
+        <w:sz w:val="20"/>
+      </w:rPr>
+    </w:lvl>
+    <w:lvl w:ilvl="4" w:tentative="1">
+      <w:start w:val="1"/>
+      <w:numFmt w:val="bullet"/>
+      <w:lvlText w:val=""/>
+      <w:lvlJc w:val="left"/>
+      <w:pPr>
+        <w:tabs>
+          <w:tab w:val="num" w:pos="3600"/>
+        </w:tabs>
+        <w:ind w:left="3600" w:hanging="360"/>
+      </w:pPr>
+      <w:rPr>
+        <w:rFonts w:ascii="Wingdings" w:hAnsi="Wingdings" w:hint="default"/>
+        <w:sz w:val="20"/>
+      </w:rPr>
+    </w:lvl>
+    <w:lvl w:ilvl="5" w:tentative="1">
+      <w:start w:val="1"/>
+      <w:numFmt w:val="bullet"/>
+      <w:lvlText w:val=""/>
+      <w:lvlJc w:val="left"/>
+      <w:pPr>
+        <w:tabs>
+          <w:tab w:val="num" w:pos="4320"/>
+        </w:tabs>
+        <w:ind w:left="4320" w:hanging="360"/>
+      </w:pPr>
+      <w:rPr>
+        <w:rFonts w:ascii="Wingdings" w:hAnsi="Wingdings" w:hint="default"/>
+        <w:sz w:val="20"/>
+      </w:rPr>
+    </w:lvl>
+    <w:lvl w:ilvl="6" w:tentative="1">
+      <w:start w:val="1"/>
+      <w:numFmt w:val="bullet"/>
+      <w:lvlText w:val=""/>
+      <w:lvlJc w:val="left"/>
+      <w:pPr>
+        <w:tabs>
+          <w:tab w:val="num" w:pos="5040"/>
+        </w:tabs>
+        <w:ind w:left="5040" w:hanging="360"/>
+      </w:pPr>
+      <w:rPr>
+        <w:rFonts w:ascii="Wingdings" w:hAnsi="Wingdings" w:hint="default"/>
+        <w:sz w:val="20"/>
+      </w:rPr>
+    </w:lvl>
+    <w:lvl w:ilvl="7" w:tentative="1">
+      <w:start w:val="1"/>
+      <w:numFmt w:val="bullet"/>
+      <w:lvlText w:val=""/>
+      <w:lvlJc w:val="left"/>
+      <w:pPr>
+        <w:tabs>
+          <w:tab w:val="num" w:pos="5760"/>
+        </w:tabs>
+        <w:ind w:left="5760" w:hanging="360"/>
+      </w:pPr>
+      <w:rPr>
+        <w:rFonts w:ascii="Wingdings" w:hAnsi="Wingdings" w:hint="default"/>
+        <w:sz w:val="20"/>
+      </w:rPr>
+    </w:lvl>
+    <w:lvl w:ilvl="8" w:tentative="1">
+      <w:start w:val="1"/>
+      <w:numFmt w:val="bullet"/>
+      <w:lvlText w:val=""/>
+      <w:lvlJc w:val="left"/>
+      <w:pPr>
+        <w:tabs>
+          <w:tab w:val="num" w:pos="6480"/>
+        </w:tabs>
+        <w:ind w:left="6480" w:hanging="360"/>
+      </w:pPr>
+      <w:rPr>
+        <w:rFonts w:ascii="Wingdings" w:hAnsi="Wingdings" w:hint="default"/>
+        <w:sz w:val="20"/>
+      </w:rPr>
+    </w:lvl>
+  </w:abstractNum>
+  <w:abstractNum w:abstractNumId="16" w15:restartNumberingAfterBreak="0">
+    <w:nsid w:val="4F495B92"/>
+    <w:multiLevelType w:val="multilevel"/>
+    <w:tmpl w:val="7C7AEC06"/>
+    <w:lvl w:ilvl="0">
+      <w:start w:val="1"/>
+      <w:numFmt w:val="bullet"/>
+      <w:lvlText w:val=""/>
+      <w:lvlJc w:val="left"/>
+      <w:pPr>
+        <w:tabs>
+          <w:tab w:val="num" w:pos="720"/>
+        </w:tabs>
+        <w:ind w:left="720" w:hanging="360"/>
+      </w:pPr>
+      <w:rPr>
+        <w:rFonts w:ascii="Symbol" w:hAnsi="Symbol" w:hint="default"/>
+        <w:sz w:val="20"/>
+      </w:rPr>
+    </w:lvl>
+    <w:lvl w:ilvl="1" w:tentative="1">
+      <w:start w:val="1"/>
+      <w:numFmt w:val="bullet"/>
+      <w:lvlText w:val="o"/>
+      <w:lvlJc w:val="left"/>
+      <w:pPr>
+        <w:tabs>
+          <w:tab w:val="num" w:pos="1440"/>
+        </w:tabs>
+        <w:ind w:left="1440" w:hanging="360"/>
+      </w:pPr>
+      <w:rPr>
+        <w:rFonts w:ascii="Courier New" w:hAnsi="Courier New" w:hint="default"/>
+        <w:sz w:val="20"/>
+      </w:rPr>
+    </w:lvl>
+    <w:lvl w:ilvl="2" w:tentative="1">
+      <w:start w:val="1"/>
+      <w:numFmt w:val="bullet"/>
+      <w:lvlText w:val=""/>
+      <w:lvlJc w:val="left"/>
+      <w:pPr>
+        <w:tabs>
+          <w:tab w:val="num" w:pos="2160"/>
+        </w:tabs>
+        <w:ind w:left="2160" w:hanging="360"/>
+      </w:pPr>
+      <w:rPr>
+        <w:rFonts w:ascii="Wingdings" w:hAnsi="Wingdings" w:hint="default"/>
+        <w:sz w:val="20"/>
+      </w:rPr>
+    </w:lvl>
+    <w:lvl w:ilvl="3" w:tentative="1">
+      <w:start w:val="1"/>
+      <w:numFmt w:val="bullet"/>
+      <w:lvlText w:val=""/>
+      <w:lvlJc w:val="left"/>
+      <w:pPr>
+        <w:tabs>
+          <w:tab w:val="num" w:pos="2880"/>
+        </w:tabs>
+        <w:ind w:left="2880" w:hanging="360"/>
+      </w:pPr>
+      <w:rPr>
+        <w:rFonts w:ascii="Wingdings" w:hAnsi="Wingdings" w:hint="default"/>
+        <w:sz w:val="20"/>
+      </w:rPr>
+    </w:lvl>
+    <w:lvl w:ilvl="4" w:tentative="1">
+      <w:start w:val="1"/>
+      <w:numFmt w:val="bullet"/>
+      <w:lvlText w:val=""/>
+      <w:lvlJc w:val="left"/>
+      <w:pPr>
+        <w:tabs>
+          <w:tab w:val="num" w:pos="3600"/>
+        </w:tabs>
+        <w:ind w:left="3600" w:hanging="360"/>
+      </w:pPr>
+      <w:rPr>
+        <w:rFonts w:ascii="Wingdings" w:hAnsi="Wingdings" w:hint="default"/>
+        <w:sz w:val="20"/>
+      </w:rPr>
+    </w:lvl>
+    <w:lvl w:ilvl="5" w:tentative="1">
+      <w:start w:val="1"/>
+      <w:numFmt w:val="bullet"/>
+      <w:lvlText w:val=""/>
+      <w:lvlJc w:val="left"/>
+      <w:pPr>
+        <w:tabs>
+          <w:tab w:val="num" w:pos="4320"/>
+        </w:tabs>
+        <w:ind w:left="4320" w:hanging="360"/>
+      </w:pPr>
+      <w:rPr>
+        <w:rFonts w:ascii="Wingdings" w:hAnsi="Wingdings" w:hint="default"/>
+        <w:sz w:val="20"/>
+      </w:rPr>
+    </w:lvl>
+    <w:lvl w:ilvl="6" w:tentative="1">
+      <w:start w:val="1"/>
+      <w:numFmt w:val="bullet"/>
+      <w:lvlText w:val=""/>
+      <w:lvlJc w:val="left"/>
+      <w:pPr>
+        <w:tabs>
+          <w:tab w:val="num" w:pos="5040"/>
+        </w:tabs>
+        <w:ind w:left="5040" w:hanging="360"/>
+      </w:pPr>
+      <w:rPr>
+        <w:rFonts w:ascii="Wingdings" w:hAnsi="Wingdings" w:hint="default"/>
+        <w:sz w:val="20"/>
+      </w:rPr>
+    </w:lvl>
+    <w:lvl w:ilvl="7" w:tentative="1">
+      <w:start w:val="1"/>
+      <w:numFmt w:val="bullet"/>
+      <w:lvlText w:val=""/>
+      <w:lvlJc w:val="left"/>
+      <w:pPr>
+        <w:tabs>
+          <w:tab w:val="num" w:pos="5760"/>
+        </w:tabs>
+        <w:ind w:left="5760" w:hanging="360"/>
+      </w:pPr>
+      <w:rPr>
+        <w:rFonts w:ascii="Wingdings" w:hAnsi="Wingdings" w:hint="default"/>
+        <w:sz w:val="20"/>
+      </w:rPr>
+    </w:lvl>
+    <w:lvl w:ilvl="8" w:tentative="1">
+      <w:start w:val="1"/>
+      <w:numFmt w:val="bullet"/>
+      <w:lvlText w:val=""/>
+      <w:lvlJc w:val="left"/>
+      <w:pPr>
+        <w:tabs>
+          <w:tab w:val="num" w:pos="6480"/>
+        </w:tabs>
+        <w:ind w:left="6480" w:hanging="360"/>
+      </w:pPr>
+      <w:rPr>
+        <w:rFonts w:ascii="Wingdings" w:hAnsi="Wingdings" w:hint="default"/>
+        <w:sz w:val="20"/>
+      </w:rPr>
+    </w:lvl>
+  </w:abstractNum>
+  <w:abstractNum w:abstractNumId="17" w15:restartNumberingAfterBreak="0">
+    <w:nsid w:val="535A6FB9"/>
+    <w:multiLevelType w:val="multilevel"/>
+    <w:tmpl w:val="B60C63F0"/>
+    <w:lvl w:ilvl="0">
+      <w:start w:val="1"/>
+      <w:numFmt w:val="bullet"/>
+      <w:lvlText w:val=""/>
+      <w:lvlJc w:val="left"/>
+      <w:pPr>
+        <w:tabs>
+          <w:tab w:val="num" w:pos="720"/>
+        </w:tabs>
+        <w:ind w:left="720" w:hanging="360"/>
+      </w:pPr>
+      <w:rPr>
+        <w:rFonts w:ascii="Symbol" w:hAnsi="Symbol" w:hint="default"/>
+        <w:sz w:val="20"/>
+      </w:rPr>
+    </w:lvl>
+    <w:lvl w:ilvl="1" w:tentative="1">
+      <w:start w:val="1"/>
+      <w:numFmt w:val="bullet"/>
+      <w:lvlText w:val="o"/>
+      <w:lvlJc w:val="left"/>
+      <w:pPr>
+        <w:tabs>
+          <w:tab w:val="num" w:pos="1440"/>
+        </w:tabs>
+        <w:ind w:left="1440" w:hanging="360"/>
+      </w:pPr>
+      <w:rPr>
+        <w:rFonts w:ascii="Courier New" w:hAnsi="Courier New" w:hint="default"/>
+        <w:sz w:val="20"/>
+      </w:rPr>
+    </w:lvl>
+    <w:lvl w:ilvl="2" w:tentative="1">
+      <w:start w:val="1"/>
+      <w:numFmt w:val="bullet"/>
+      <w:lvlText w:val=""/>
+      <w:lvlJc w:val="left"/>
+      <w:pPr>
+        <w:tabs>
+          <w:tab w:val="num" w:pos="2160"/>
+        </w:tabs>
+        <w:ind w:left="2160" w:hanging="360"/>
+      </w:pPr>
+      <w:rPr>
+        <w:rFonts w:ascii="Wingdings" w:hAnsi="Wingdings" w:hint="default"/>
+        <w:sz w:val="20"/>
+      </w:rPr>
+    </w:lvl>
+    <w:lvl w:ilvl="3" w:tentative="1">
+      <w:start w:val="1"/>
+      <w:numFmt w:val="bullet"/>
+      <w:lvlText w:val=""/>
+      <w:lvlJc w:val="left"/>
+      <w:pPr>
+        <w:tabs>
+          <w:tab w:val="num" w:pos="2880"/>
+        </w:tabs>
+        <w:ind w:left="2880" w:hanging="360"/>
+      </w:pPr>
+      <w:rPr>
+        <w:rFonts w:ascii="Wingdings" w:hAnsi="Wingdings" w:hint="default"/>
+        <w:sz w:val="20"/>
+      </w:rPr>
+    </w:lvl>
+    <w:lvl w:ilvl="4" w:tentative="1">
+      <w:start w:val="1"/>
+      <w:numFmt w:val="bullet"/>
+      <w:lvlText w:val=""/>
+      <w:lvlJc w:val="left"/>
+      <w:pPr>
+        <w:tabs>
+          <w:tab w:val="num" w:pos="3600"/>
+        </w:tabs>
+        <w:ind w:left="3600" w:hanging="360"/>
+      </w:pPr>
+      <w:rPr>
+        <w:rFonts w:ascii="Wingdings" w:hAnsi="Wingdings" w:hint="default"/>
+        <w:sz w:val="20"/>
+      </w:rPr>
+    </w:lvl>
+    <w:lvl w:ilvl="5" w:tentative="1">
+      <w:start w:val="1"/>
+      <w:numFmt w:val="bullet"/>
+      <w:lvlText w:val=""/>
+      <w:lvlJc w:val="left"/>
+      <w:pPr>
+        <w:tabs>
+          <w:tab w:val="num" w:pos="4320"/>
+        </w:tabs>
+        <w:ind w:left="4320" w:hanging="360"/>
+      </w:pPr>
+      <w:rPr>
+        <w:rFonts w:ascii="Wingdings" w:hAnsi="Wingdings" w:hint="default"/>
+        <w:sz w:val="20"/>
+      </w:rPr>
+    </w:lvl>
+    <w:lvl w:ilvl="6" w:tentative="1">
+      <w:start w:val="1"/>
+      <w:numFmt w:val="bullet"/>
+      <w:lvlText w:val=""/>
+      <w:lvlJc w:val="left"/>
+      <w:pPr>
+        <w:tabs>
+          <w:tab w:val="num" w:pos="5040"/>
+        </w:tabs>
+        <w:ind w:left="5040" w:hanging="360"/>
+      </w:pPr>
+      <w:rPr>
+        <w:rFonts w:ascii="Wingdings" w:hAnsi="Wingdings" w:hint="default"/>
+        <w:sz w:val="20"/>
+      </w:rPr>
+    </w:lvl>
+    <w:lvl w:ilvl="7" w:tentative="1">
+      <w:start w:val="1"/>
+      <w:numFmt w:val="bullet"/>
+      <w:lvlText w:val=""/>
+      <w:lvlJc w:val="left"/>
+      <w:pPr>
+        <w:tabs>
+          <w:tab w:val="num" w:pos="5760"/>
+        </w:tabs>
+        <w:ind w:left="5760" w:hanging="360"/>
+      </w:pPr>
+      <w:rPr>
+        <w:rFonts w:ascii="Wingdings" w:hAnsi="Wingdings" w:hint="default"/>
+        <w:sz w:val="20"/>
+      </w:rPr>
+    </w:lvl>
+    <w:lvl w:ilvl="8" w:tentative="1">
+      <w:start w:val="1"/>
+      <w:numFmt w:val="bullet"/>
+      <w:lvlText w:val=""/>
+      <w:lvlJc w:val="left"/>
+      <w:pPr>
+        <w:tabs>
+          <w:tab w:val="num" w:pos="6480"/>
+        </w:tabs>
+        <w:ind w:left="6480" w:hanging="360"/>
+      </w:pPr>
+      <w:rPr>
+        <w:rFonts w:ascii="Wingdings" w:hAnsi="Wingdings" w:hint="default"/>
+        <w:sz w:val="20"/>
+      </w:rPr>
+    </w:lvl>
+  </w:abstractNum>
+  <w:abstractNum w:abstractNumId="18" w15:restartNumberingAfterBreak="0">
+    <w:nsid w:val="550B5B24"/>
+    <w:multiLevelType w:val="multilevel"/>
+    <w:tmpl w:val="85DE0F9C"/>
+    <w:lvl w:ilvl="0">
+      <w:start w:val="1"/>
+      <w:numFmt w:val="bullet"/>
+      <w:lvlText w:val=""/>
+      <w:lvlJc w:val="left"/>
+      <w:pPr>
+        <w:tabs>
+          <w:tab w:val="num" w:pos="720"/>
+        </w:tabs>
+        <w:ind w:left="720" w:hanging="360"/>
+      </w:pPr>
+      <w:rPr>
+        <w:rFonts w:ascii="Symbol" w:hAnsi="Symbol" w:hint="default"/>
+        <w:sz w:val="20"/>
+      </w:rPr>
+    </w:lvl>
+    <w:lvl w:ilvl="1" w:tentative="1">
+      <w:start w:val="1"/>
+      <w:numFmt w:val="bullet"/>
+      <w:lvlText w:val="o"/>
+      <w:lvlJc w:val="left"/>
+      <w:pPr>
+        <w:tabs>
+          <w:tab w:val="num" w:pos="1440"/>
+        </w:tabs>
+        <w:ind w:left="1440" w:hanging="360"/>
+      </w:pPr>
+      <w:rPr>
+        <w:rFonts w:ascii="Courier New" w:hAnsi="Courier New" w:hint="default"/>
+        <w:sz w:val="20"/>
+      </w:rPr>
+    </w:lvl>
+    <w:lvl w:ilvl="2" w:tentative="1">
+      <w:start w:val="1"/>
+      <w:numFmt w:val="bullet"/>
+      <w:lvlText w:val=""/>
+      <w:lvlJc w:val="left"/>
+      <w:pPr>
+        <w:tabs>
+          <w:tab w:val="num" w:pos="2160"/>
+        </w:tabs>
+        <w:ind w:left="2160" w:hanging="360"/>
+      </w:pPr>
+      <w:rPr>
+        <w:rFonts w:ascii="Wingdings" w:hAnsi="Wingdings" w:hint="default"/>
+        <w:sz w:val="20"/>
+      </w:rPr>
+    </w:lvl>
+    <w:lvl w:ilvl="3" w:tentative="1">
+      <w:start w:val="1"/>
+      <w:numFmt w:val="bullet"/>
+      <w:lvlText w:val=""/>
+      <w:lvlJc w:val="left"/>
+      <w:pPr>
+        <w:tabs>
+          <w:tab w:val="num" w:pos="2880"/>
+        </w:tabs>
+        <w:ind w:left="2880" w:hanging="360"/>
+      </w:pPr>
+      <w:rPr>
+        <w:rFonts w:ascii="Wingdings" w:hAnsi="Wingdings" w:hint="default"/>
+        <w:sz w:val="20"/>
+      </w:rPr>
+    </w:lvl>
+    <w:lvl w:ilvl="4" w:tentative="1">
+      <w:start w:val="1"/>
+      <w:numFmt w:val="bullet"/>
+      <w:lvlText w:val=""/>
+      <w:lvlJc w:val="left"/>
+      <w:pPr>
+        <w:tabs>
+          <w:tab w:val="num" w:pos="3600"/>
+        </w:tabs>
+        <w:ind w:left="3600" w:hanging="360"/>
+      </w:pPr>
+      <w:rPr>
+        <w:rFonts w:ascii="Wingdings" w:hAnsi="Wingdings" w:hint="default"/>
+        <w:sz w:val="20"/>
+      </w:rPr>
+    </w:lvl>
+    <w:lvl w:ilvl="5" w:tentative="1">
+      <w:start w:val="1"/>
+      <w:numFmt w:val="bullet"/>
+      <w:lvlText w:val=""/>
+      <w:lvlJc w:val="left"/>
+      <w:pPr>
+        <w:tabs>
+          <w:tab w:val="num" w:pos="4320"/>
+        </w:tabs>
+        <w:ind w:left="4320" w:hanging="360"/>
+      </w:pPr>
+      <w:rPr>
+        <w:rFonts w:ascii="Wingdings" w:hAnsi="Wingdings" w:hint="default"/>
+        <w:sz w:val="20"/>
+      </w:rPr>
+    </w:lvl>
+    <w:lvl w:ilvl="6" w:tentative="1">
+      <w:start w:val="1"/>
+      <w:numFmt w:val="bullet"/>
+      <w:lvlText w:val=""/>
+      <w:lvlJc w:val="left"/>
+      <w:pPr>
+        <w:tabs>
+          <w:tab w:val="num" w:pos="5040"/>
+        </w:tabs>
+        <w:ind w:left="5040" w:hanging="360"/>
+      </w:pPr>
+      <w:rPr>
+        <w:rFonts w:ascii="Wingdings" w:hAnsi="Wingdings" w:hint="default"/>
+        <w:sz w:val="20"/>
+      </w:rPr>
+    </w:lvl>
+    <w:lvl w:ilvl="7" w:tentative="1">
+      <w:start w:val="1"/>
+      <w:numFmt w:val="bullet"/>
+      <w:lvlText w:val=""/>
+      <w:lvlJc w:val="left"/>
+      <w:pPr>
+        <w:tabs>
+          <w:tab w:val="num" w:pos="5760"/>
+        </w:tabs>
+        <w:ind w:left="5760" w:hanging="360"/>
+      </w:pPr>
+      <w:rPr>
+        <w:rFonts w:ascii="Wingdings" w:hAnsi="Wingdings" w:hint="default"/>
+        <w:sz w:val="20"/>
+      </w:rPr>
+    </w:lvl>
+    <w:lvl w:ilvl="8" w:tentative="1">
+      <w:start w:val="1"/>
+      <w:numFmt w:val="bullet"/>
+      <w:lvlText w:val=""/>
+      <w:lvlJc w:val="left"/>
+      <w:pPr>
+        <w:tabs>
+          <w:tab w:val="num" w:pos="6480"/>
+        </w:tabs>
+        <w:ind w:left="6480" w:hanging="360"/>
+      </w:pPr>
+      <w:rPr>
+        <w:rFonts w:ascii="Wingdings" w:hAnsi="Wingdings" w:hint="default"/>
+        <w:sz w:val="20"/>
+      </w:rPr>
+    </w:lvl>
+  </w:abstractNum>
+  <w:abstractNum w:abstractNumId="19" w15:restartNumberingAfterBreak="0">
+    <w:nsid w:val="55304F39"/>
+    <w:multiLevelType w:val="multilevel"/>
+    <w:tmpl w:val="F086C77C"/>
+    <w:lvl w:ilvl="0">
+      <w:start w:val="1"/>
+      <w:numFmt w:val="bullet"/>
+      <w:lvlText w:val=""/>
+      <w:lvlJc w:val="left"/>
+      <w:pPr>
+        <w:tabs>
+          <w:tab w:val="num" w:pos="720"/>
+        </w:tabs>
+        <w:ind w:left="720" w:hanging="360"/>
+      </w:pPr>
+      <w:rPr>
+        <w:rFonts w:ascii="Symbol" w:hAnsi="Symbol" w:hint="default"/>
+        <w:sz w:val="20"/>
+      </w:rPr>
+    </w:lvl>
+    <w:lvl w:ilvl="1" w:tentative="1">
+      <w:start w:val="1"/>
+      <w:numFmt w:val="bullet"/>
+      <w:lvlText w:val="o"/>
+      <w:lvlJc w:val="left"/>
+      <w:pPr>
+        <w:tabs>
+          <w:tab w:val="num" w:pos="1440"/>
+        </w:tabs>
+        <w:ind w:left="1440" w:hanging="360"/>
+      </w:pPr>
+      <w:rPr>
+        <w:rFonts w:ascii="Courier New" w:hAnsi="Courier New" w:hint="default"/>
+        <w:sz w:val="20"/>
+      </w:rPr>
+    </w:lvl>
+    <w:lvl w:ilvl="2" w:tentative="1">
+      <w:start w:val="1"/>
+      <w:numFmt w:val="bullet"/>
+      <w:lvlText w:val=""/>
+      <w:lvlJc w:val="left"/>
+      <w:pPr>
+        <w:tabs>
+          <w:tab w:val="num" w:pos="2160"/>
+        </w:tabs>
+        <w:ind w:left="2160" w:hanging="360"/>
+      </w:pPr>
+      <w:rPr>
+        <w:rFonts w:ascii="Wingdings" w:hAnsi="Wingdings" w:hint="default"/>
+        <w:sz w:val="20"/>
+      </w:rPr>
+    </w:lvl>
+    <w:lvl w:ilvl="3" w:tentative="1">
+      <w:start w:val="1"/>
+      <w:numFmt w:val="bullet"/>
+      <w:lvlText w:val=""/>
+      <w:lvlJc w:val="left"/>
+      <w:pPr>
+        <w:tabs>
+          <w:tab w:val="num" w:pos="2880"/>
+        </w:tabs>
+        <w:ind w:left="2880" w:hanging="360"/>
+      </w:pPr>
+      <w:rPr>
+        <w:rFonts w:ascii="Wingdings" w:hAnsi="Wingdings" w:hint="default"/>
+        <w:sz w:val="20"/>
+      </w:rPr>
+    </w:lvl>
+    <w:lvl w:ilvl="4" w:tentative="1">
+      <w:start w:val="1"/>
+      <w:numFmt w:val="bullet"/>
+      <w:lvlText w:val=""/>
+      <w:lvlJc w:val="left"/>
+      <w:pPr>
+        <w:tabs>
+          <w:tab w:val="num" w:pos="3600"/>
+        </w:tabs>
+        <w:ind w:left="3600" w:hanging="360"/>
+      </w:pPr>
+      <w:rPr>
+        <w:rFonts w:ascii="Wingdings" w:hAnsi="Wingdings" w:hint="default"/>
+        <w:sz w:val="20"/>
+      </w:rPr>
+    </w:lvl>
+    <w:lvl w:ilvl="5" w:tentative="1">
+      <w:start w:val="1"/>
+      <w:numFmt w:val="bullet"/>
+      <w:lvlText w:val=""/>
+      <w:lvlJc w:val="left"/>
+      <w:pPr>
+        <w:tabs>
+          <w:tab w:val="num" w:pos="4320"/>
+        </w:tabs>
+        <w:ind w:left="4320" w:hanging="360"/>
+      </w:pPr>
+      <w:rPr>
+        <w:rFonts w:ascii="Wingdings" w:hAnsi="Wingdings" w:hint="default"/>
+        <w:sz w:val="20"/>
+      </w:rPr>
+    </w:lvl>
+    <w:lvl w:ilvl="6" w:tentative="1">
+      <w:start w:val="1"/>
+      <w:numFmt w:val="bullet"/>
+      <w:lvlText w:val=""/>
+      <w:lvlJc w:val="left"/>
+      <w:pPr>
+        <w:tabs>
+          <w:tab w:val="num" w:pos="5040"/>
+        </w:tabs>
+        <w:ind w:left="5040" w:hanging="360"/>
+      </w:pPr>
+      <w:rPr>
+        <w:rFonts w:ascii="Wingdings" w:hAnsi="Wingdings" w:hint="default"/>
+        <w:sz w:val="20"/>
+      </w:rPr>
+    </w:lvl>
+    <w:lvl w:ilvl="7" w:tentative="1">
+      <w:start w:val="1"/>
+      <w:numFmt w:val="bullet"/>
+      <w:lvlText w:val=""/>
+      <w:lvlJc w:val="left"/>
+      <w:pPr>
+        <w:tabs>
+          <w:tab w:val="num" w:pos="5760"/>
+        </w:tabs>
+        <w:ind w:left="5760" w:hanging="360"/>
+      </w:pPr>
+      <w:rPr>
+        <w:rFonts w:ascii="Wingdings" w:hAnsi="Wingdings" w:hint="default"/>
+        <w:sz w:val="20"/>
+      </w:rPr>
+    </w:lvl>
+    <w:lvl w:ilvl="8" w:tentative="1">
+      <w:start w:val="1"/>
+      <w:numFmt w:val="bullet"/>
+      <w:lvlText w:val=""/>
+      <w:lvlJc w:val="left"/>
+      <w:pPr>
+        <w:tabs>
+          <w:tab w:val="num" w:pos="6480"/>
+        </w:tabs>
+        <w:ind w:left="6480" w:hanging="360"/>
+      </w:pPr>
+      <w:rPr>
+        <w:rFonts w:ascii="Wingdings" w:hAnsi="Wingdings" w:hint="default"/>
+        <w:sz w:val="20"/>
+      </w:rPr>
+    </w:lvl>
+  </w:abstractNum>
+  <w:abstractNum w:abstractNumId="20" w15:restartNumberingAfterBreak="0">
+    <w:nsid w:val="57F64C46"/>
+    <w:multiLevelType w:val="multilevel"/>
+    <w:tmpl w:val="BB622CB0"/>
+    <w:lvl w:ilvl="0">
+      <w:start w:val="1"/>
+      <w:numFmt w:val="bullet"/>
+      <w:lvlText w:val=""/>
+      <w:lvlJc w:val="left"/>
+      <w:pPr>
+        <w:tabs>
+          <w:tab w:val="num" w:pos="720"/>
+        </w:tabs>
+        <w:ind w:left="720" w:hanging="360"/>
+      </w:pPr>
+      <w:rPr>
+        <w:rFonts w:ascii="Symbol" w:hAnsi="Symbol" w:hint="default"/>
+        <w:sz w:val="20"/>
+      </w:rPr>
+    </w:lvl>
+    <w:lvl w:ilvl="1" w:tentative="1">
+      <w:start w:val="1"/>
+      <w:numFmt w:val="bullet"/>
+      <w:lvlText w:val="o"/>
+      <w:lvlJc w:val="left"/>
+      <w:pPr>
+        <w:tabs>
+          <w:tab w:val="num" w:pos="1440"/>
+        </w:tabs>
+        <w:ind w:left="1440" w:hanging="360"/>
+      </w:pPr>
+      <w:rPr>
+        <w:rFonts w:ascii="Courier New" w:hAnsi="Courier New" w:hint="default"/>
+        <w:sz w:val="20"/>
+      </w:rPr>
+    </w:lvl>
+    <w:lvl w:ilvl="2" w:tentative="1">
+      <w:start w:val="1"/>
+      <w:numFmt w:val="bullet"/>
+      <w:lvlText w:val=""/>
+      <w:lvlJc w:val="left"/>
+      <w:pPr>
+        <w:tabs>
+          <w:tab w:val="num" w:pos="2160"/>
+        </w:tabs>
+        <w:ind w:left="2160" w:hanging="360"/>
+      </w:pPr>
+      <w:rPr>
+        <w:rFonts w:ascii="Wingdings" w:hAnsi="Wingdings" w:hint="default"/>
+        <w:sz w:val="20"/>
+      </w:rPr>
+    </w:lvl>
+    <w:lvl w:ilvl="3" w:tentative="1">
+      <w:start w:val="1"/>
+      <w:numFmt w:val="bullet"/>
+      <w:lvlText w:val=""/>
+      <w:lvlJc w:val="left"/>
+      <w:pPr>
+        <w:tabs>
+          <w:tab w:val="num" w:pos="2880"/>
+        </w:tabs>
+        <w:ind w:left="2880" w:hanging="360"/>
+      </w:pPr>
+      <w:rPr>
+        <w:rFonts w:ascii="Wingdings" w:hAnsi="Wingdings" w:hint="default"/>
+        <w:sz w:val="20"/>
+      </w:rPr>
+    </w:lvl>
+    <w:lvl w:ilvl="4" w:tentative="1">
+      <w:start w:val="1"/>
+      <w:numFmt w:val="bullet"/>
+      <w:lvlText w:val=""/>
+      <w:lvlJc w:val="left"/>
+      <w:pPr>
+        <w:tabs>
+          <w:tab w:val="num" w:pos="3600"/>
+        </w:tabs>
+        <w:ind w:left="3600" w:hanging="360"/>
+      </w:pPr>
+      <w:rPr>
+        <w:rFonts w:ascii="Wingdings" w:hAnsi="Wingdings" w:hint="default"/>
+        <w:sz w:val="20"/>
+      </w:rPr>
+    </w:lvl>
+    <w:lvl w:ilvl="5" w:tentative="1">
+      <w:start w:val="1"/>
+      <w:numFmt w:val="bullet"/>
+      <w:lvlText w:val=""/>
+      <w:lvlJc w:val="left"/>
+      <w:pPr>
+        <w:tabs>
+          <w:tab w:val="num" w:pos="4320"/>
+        </w:tabs>
+        <w:ind w:left="4320" w:hanging="360"/>
+      </w:pPr>
+      <w:rPr>
+        <w:rFonts w:ascii="Wingdings" w:hAnsi="Wingdings" w:hint="default"/>
+        <w:sz w:val="20"/>
+      </w:rPr>
+    </w:lvl>
+    <w:lvl w:ilvl="6" w:tentative="1">
+      <w:start w:val="1"/>
+      <w:numFmt w:val="bullet"/>
+      <w:lvlText w:val=""/>
+      <w:lvlJc w:val="left"/>
+      <w:pPr>
+        <w:tabs>
+          <w:tab w:val="num" w:pos="5040"/>
+        </w:tabs>
+        <w:ind w:left="5040" w:hanging="360"/>
+      </w:pPr>
+      <w:rPr>
+        <w:rFonts w:ascii="Wingdings" w:hAnsi="Wingdings" w:hint="default"/>
+        <w:sz w:val="20"/>
+      </w:rPr>
+    </w:lvl>
+    <w:lvl w:ilvl="7" w:tentative="1">
+      <w:start w:val="1"/>
+      <w:numFmt w:val="bullet"/>
+      <w:lvlText w:val=""/>
+      <w:lvlJc w:val="left"/>
+      <w:pPr>
+        <w:tabs>
+          <w:tab w:val="num" w:pos="5760"/>
+        </w:tabs>
+        <w:ind w:left="5760" w:hanging="360"/>
+      </w:pPr>
+      <w:rPr>
+        <w:rFonts w:ascii="Wingdings" w:hAnsi="Wingdings" w:hint="default"/>
+        <w:sz w:val="20"/>
+      </w:rPr>
+    </w:lvl>
+    <w:lvl w:ilvl="8" w:tentative="1">
+      <w:start w:val="1"/>
+      <w:numFmt w:val="bullet"/>
+      <w:lvlText w:val=""/>
+      <w:lvlJc w:val="left"/>
+      <w:pPr>
+        <w:tabs>
+          <w:tab w:val="num" w:pos="6480"/>
+        </w:tabs>
+        <w:ind w:left="6480" w:hanging="360"/>
+      </w:pPr>
+      <w:rPr>
+        <w:rFonts w:ascii="Wingdings" w:hAnsi="Wingdings" w:hint="default"/>
+        <w:sz w:val="20"/>
+      </w:rPr>
+    </w:lvl>
+  </w:abstractNum>
+  <w:abstractNum w:abstractNumId="21" w15:restartNumberingAfterBreak="0">
+    <w:nsid w:val="5FF15C7C"/>
+    <w:multiLevelType w:val="multilevel"/>
+    <w:tmpl w:val="AF062CCC"/>
+    <w:lvl w:ilvl="0">
+      <w:start w:val="1"/>
+      <w:numFmt w:val="bullet"/>
+      <w:lvlText w:val=""/>
+      <w:lvlJc w:val="left"/>
+      <w:pPr>
+        <w:tabs>
+          <w:tab w:val="num" w:pos="720"/>
+        </w:tabs>
+        <w:ind w:left="720" w:hanging="360"/>
+      </w:pPr>
+      <w:rPr>
+        <w:rFonts w:ascii="Symbol" w:hAnsi="Symbol" w:hint="default"/>
+        <w:sz w:val="20"/>
+      </w:rPr>
+    </w:lvl>
+    <w:lvl w:ilvl="1" w:tentative="1">
+      <w:start w:val="1"/>
+      <w:numFmt w:val="bullet"/>
+      <w:lvlText w:val="o"/>
+      <w:lvlJc w:val="left"/>
+      <w:pPr>
+        <w:tabs>
+          <w:tab w:val="num" w:pos="1440"/>
+        </w:tabs>
+        <w:ind w:left="1440" w:hanging="360"/>
+      </w:pPr>
+      <w:rPr>
+        <w:rFonts w:ascii="Courier New" w:hAnsi="Courier New" w:hint="default"/>
+        <w:sz w:val="20"/>
+      </w:rPr>
+    </w:lvl>
+    <w:lvl w:ilvl="2" w:tentative="1">
+      <w:start w:val="1"/>
+      <w:numFmt w:val="bullet"/>
+      <w:lvlText w:val=""/>
+      <w:lvlJc w:val="left"/>
+      <w:pPr>
+        <w:tabs>
+          <w:tab w:val="num" w:pos="2160"/>
+        </w:tabs>
+        <w:ind w:left="2160" w:hanging="360"/>
+      </w:pPr>
+      <w:rPr>
+        <w:rFonts w:ascii="Wingdings" w:hAnsi="Wingdings" w:hint="default"/>
+        <w:sz w:val="20"/>
+      </w:rPr>
+    </w:lvl>
+    <w:lvl w:ilvl="3" w:tentative="1">
+      <w:start w:val="1"/>
+      <w:numFmt w:val="bullet"/>
+      <w:lvlText w:val=""/>
+      <w:lvlJc w:val="left"/>
+      <w:pPr>
+        <w:tabs>
+          <w:tab w:val="num" w:pos="2880"/>
+        </w:tabs>
+        <w:ind w:left="2880" w:hanging="360"/>
+      </w:pPr>
+      <w:rPr>
+        <w:rFonts w:ascii="Wingdings" w:hAnsi="Wingdings" w:hint="default"/>
+        <w:sz w:val="20"/>
+      </w:rPr>
+    </w:lvl>
+    <w:lvl w:ilvl="4" w:tentative="1">
+      <w:start w:val="1"/>
+      <w:numFmt w:val="bullet"/>
+      <w:lvlText w:val=""/>
+      <w:lvlJc w:val="left"/>
+      <w:pPr>
+        <w:tabs>
+          <w:tab w:val="num" w:pos="3600"/>
+        </w:tabs>
+        <w:ind w:left="3600" w:hanging="360"/>
+      </w:pPr>
+      <w:rPr>
+        <w:rFonts w:ascii="Wingdings" w:hAnsi="Wingdings" w:hint="default"/>
+        <w:sz w:val="20"/>
+      </w:rPr>
+    </w:lvl>
+    <w:lvl w:ilvl="5" w:tentative="1">
+      <w:start w:val="1"/>
+      <w:numFmt w:val="bullet"/>
+      <w:lvlText w:val=""/>
+      <w:lvlJc w:val="left"/>
+      <w:pPr>
+        <w:tabs>
+          <w:tab w:val="num" w:pos="4320"/>
+        </w:tabs>
+        <w:ind w:left="4320" w:hanging="360"/>
+      </w:pPr>
+      <w:rPr>
+        <w:rFonts w:ascii="Wingdings" w:hAnsi="Wingdings" w:hint="default"/>
+        <w:sz w:val="20"/>
+      </w:rPr>
+    </w:lvl>
+    <w:lvl w:ilvl="6" w:tentative="1">
+      <w:start w:val="1"/>
+      <w:numFmt w:val="bullet"/>
+      <w:lvlText w:val=""/>
+      <w:lvlJc w:val="left"/>
+      <w:pPr>
+        <w:tabs>
+          <w:tab w:val="num" w:pos="5040"/>
+        </w:tabs>
+        <w:ind w:left="5040" w:hanging="360"/>
+      </w:pPr>
+      <w:rPr>
+        <w:rFonts w:ascii="Wingdings" w:hAnsi="Wingdings" w:hint="default"/>
+        <w:sz w:val="20"/>
+      </w:rPr>
+    </w:lvl>
+    <w:lvl w:ilvl="7" w:tentative="1">
+      <w:start w:val="1"/>
+      <w:numFmt w:val="bullet"/>
+      <w:lvlText w:val=""/>
+      <w:lvlJc w:val="left"/>
+      <w:pPr>
+        <w:tabs>
+          <w:tab w:val="num" w:pos="5760"/>
+        </w:tabs>
+        <w:ind w:left="5760" w:hanging="360"/>
+      </w:pPr>
+      <w:rPr>
+        <w:rFonts w:ascii="Wingdings" w:hAnsi="Wingdings" w:hint="default"/>
+        <w:sz w:val="20"/>
+      </w:rPr>
+    </w:lvl>
+    <w:lvl w:ilvl="8" w:tentative="1">
+      <w:start w:val="1"/>
+      <w:numFmt w:val="bullet"/>
+      <w:lvlText w:val=""/>
+      <w:lvlJc w:val="left"/>
+      <w:pPr>
+        <w:tabs>
+          <w:tab w:val="num" w:pos="6480"/>
+        </w:tabs>
+        <w:ind w:left="6480" w:hanging="360"/>
+      </w:pPr>
+      <w:rPr>
+        <w:rFonts w:ascii="Wingdings" w:hAnsi="Wingdings" w:hint="default"/>
+        <w:sz w:val="20"/>
+      </w:rPr>
+    </w:lvl>
+  </w:abstractNum>
+  <w:abstractNum w:abstractNumId="22" w15:restartNumberingAfterBreak="0">
+    <w:nsid w:val="60637DC1"/>
+    <w:multiLevelType w:val="multilevel"/>
+    <w:tmpl w:val="740450DA"/>
+    <w:lvl w:ilvl="0">
+      <w:start w:val="1"/>
+      <w:numFmt w:val="bullet"/>
+      <w:lvlText w:val=""/>
+      <w:lvlJc w:val="left"/>
+      <w:pPr>
+        <w:tabs>
+          <w:tab w:val="num" w:pos="720"/>
+        </w:tabs>
+        <w:ind w:left="720" w:hanging="360"/>
+      </w:pPr>
+      <w:rPr>
+        <w:rFonts w:ascii="Symbol" w:hAnsi="Symbol" w:hint="default"/>
+        <w:sz w:val="20"/>
+      </w:rPr>
+    </w:lvl>
+    <w:lvl w:ilvl="1" w:tentative="1">
+      <w:start w:val="1"/>
+      <w:numFmt w:val="bullet"/>
+      <w:lvlText w:val="o"/>
+      <w:lvlJc w:val="left"/>
+      <w:pPr>
+        <w:tabs>
+          <w:tab w:val="num" w:pos="1440"/>
+        </w:tabs>
+        <w:ind w:left="1440" w:hanging="360"/>
+      </w:pPr>
+      <w:rPr>
+        <w:rFonts w:ascii="Courier New" w:hAnsi="Courier New" w:hint="default"/>
+        <w:sz w:val="20"/>
+      </w:rPr>
+    </w:lvl>
+    <w:lvl w:ilvl="2" w:tentative="1">
+      <w:start w:val="1"/>
+      <w:numFmt w:val="bullet"/>
+      <w:lvlText w:val=""/>
+      <w:lvlJc w:val="left"/>
+      <w:pPr>
+        <w:tabs>
+          <w:tab w:val="num" w:pos="2160"/>
+        </w:tabs>
+        <w:ind w:left="2160" w:hanging="360"/>
+      </w:pPr>
+      <w:rPr>
+        <w:rFonts w:ascii="Wingdings" w:hAnsi="Wingdings" w:hint="default"/>
+        <w:sz w:val="20"/>
+      </w:rPr>
+    </w:lvl>
+    <w:lvl w:ilvl="3" w:tentative="1">
+      <w:start w:val="1"/>
+      <w:numFmt w:val="bullet"/>
+      <w:lvlText w:val=""/>
+      <w:lvlJc w:val="left"/>
+      <w:pPr>
+        <w:tabs>
+          <w:tab w:val="num" w:pos="2880"/>
+        </w:tabs>
+        <w:ind w:left="2880" w:hanging="360"/>
+      </w:pPr>
+      <w:rPr>
+        <w:rFonts w:ascii="Wingdings" w:hAnsi="Wingdings" w:hint="default"/>
+        <w:sz w:val="20"/>
+      </w:rPr>
+    </w:lvl>
+    <w:lvl w:ilvl="4" w:tentative="1">
+      <w:start w:val="1"/>
+      <w:numFmt w:val="bullet"/>
+      <w:lvlText w:val=""/>
+      <w:lvlJc w:val="left"/>
+      <w:pPr>
+        <w:tabs>
+          <w:tab w:val="num" w:pos="3600"/>
+        </w:tabs>
+        <w:ind w:left="3600" w:hanging="360"/>
+      </w:pPr>
+      <w:rPr>
+        <w:rFonts w:ascii="Wingdings" w:hAnsi="Wingdings" w:hint="default"/>
+        <w:sz w:val="20"/>
+      </w:rPr>
+    </w:lvl>
+    <w:lvl w:ilvl="5" w:tentative="1">
+      <w:start w:val="1"/>
+      <w:numFmt w:val="bullet"/>
+      <w:lvlText w:val=""/>
+      <w:lvlJc w:val="left"/>
+      <w:pPr>
+        <w:tabs>
+          <w:tab w:val="num" w:pos="4320"/>
+        </w:tabs>
+        <w:ind w:left="4320" w:hanging="360"/>
+      </w:pPr>
+      <w:rPr>
+        <w:rFonts w:ascii="Wingdings" w:hAnsi="Wingdings" w:hint="default"/>
+        <w:sz w:val="20"/>
+      </w:rPr>
+    </w:lvl>
+    <w:lvl w:ilvl="6" w:tentative="1">
+      <w:start w:val="1"/>
+      <w:numFmt w:val="bullet"/>
+      <w:lvlText w:val=""/>
+      <w:lvlJc w:val="left"/>
+      <w:pPr>
+        <w:tabs>
+          <w:tab w:val="num" w:pos="5040"/>
+        </w:tabs>
+        <w:ind w:left="5040" w:hanging="360"/>
+      </w:pPr>
+      <w:rPr>
+        <w:rFonts w:ascii="Wingdings" w:hAnsi="Wingdings" w:hint="default"/>
+        <w:sz w:val="20"/>
+      </w:rPr>
+    </w:lvl>
+    <w:lvl w:ilvl="7" w:tentative="1">
+      <w:start w:val="1"/>
+      <w:numFmt w:val="bullet"/>
+      <w:lvlText w:val=""/>
+      <w:lvlJc w:val="left"/>
+      <w:pPr>
+        <w:tabs>
+          <w:tab w:val="num" w:pos="5760"/>
+        </w:tabs>
+        <w:ind w:left="5760" w:hanging="360"/>
+      </w:pPr>
+      <w:rPr>
+        <w:rFonts w:ascii="Wingdings" w:hAnsi="Wingdings" w:hint="default"/>
+        <w:sz w:val="20"/>
+      </w:rPr>
+    </w:lvl>
+    <w:lvl w:ilvl="8" w:tentative="1">
+      <w:start w:val="1"/>
+      <w:numFmt w:val="bullet"/>
+      <w:lvlText w:val=""/>
+      <w:lvlJc w:val="left"/>
+      <w:pPr>
+        <w:tabs>
+          <w:tab w:val="num" w:pos="6480"/>
+        </w:tabs>
+        <w:ind w:left="6480" w:hanging="360"/>
+      </w:pPr>
+      <w:rPr>
+        <w:rFonts w:ascii="Wingdings" w:hAnsi="Wingdings" w:hint="default"/>
+        <w:sz w:val="20"/>
+      </w:rPr>
+    </w:lvl>
+  </w:abstractNum>
+  <w:abstractNum w:abstractNumId="23" w15:restartNumberingAfterBreak="0">
+    <w:nsid w:val="63F3301B"/>
+    <w:multiLevelType w:val="multilevel"/>
+    <w:tmpl w:val="52F8739A"/>
+    <w:lvl w:ilvl="0">
+      <w:start w:val="1"/>
+      <w:numFmt w:val="bullet"/>
+      <w:lvlText w:val=""/>
+      <w:lvlJc w:val="left"/>
+      <w:pPr>
+        <w:tabs>
+          <w:tab w:val="num" w:pos="720"/>
+        </w:tabs>
+        <w:ind w:left="720" w:hanging="360"/>
+      </w:pPr>
+      <w:rPr>
+        <w:rFonts w:ascii="Symbol" w:hAnsi="Symbol" w:hint="default"/>
+        <w:sz w:val="20"/>
+      </w:rPr>
+    </w:lvl>
+    <w:lvl w:ilvl="1" w:tentative="1">
+      <w:start w:val="1"/>
+      <w:numFmt w:val="bullet"/>
+      <w:lvlText w:val="o"/>
+      <w:lvlJc w:val="left"/>
+      <w:pPr>
+        <w:tabs>
+          <w:tab w:val="num" w:pos="1440"/>
+        </w:tabs>
+        <w:ind w:left="1440" w:hanging="360"/>
+      </w:pPr>
+      <w:rPr>
+        <w:rFonts w:ascii="Courier New" w:hAnsi="Courier New" w:hint="default"/>
+        <w:sz w:val="20"/>
+      </w:rPr>
+    </w:lvl>
+    <w:lvl w:ilvl="2" w:tentative="1">
+      <w:start w:val="1"/>
+      <w:numFmt w:val="bullet"/>
+      <w:lvlText w:val=""/>
+      <w:lvlJc w:val="left"/>
+      <w:pPr>
+        <w:tabs>
+          <w:tab w:val="num" w:pos="2160"/>
+        </w:tabs>
+        <w:ind w:left="2160" w:hanging="360"/>
+      </w:pPr>
+      <w:rPr>
+        <w:rFonts w:ascii="Wingdings" w:hAnsi="Wingdings" w:hint="default"/>
+        <w:sz w:val="20"/>
+      </w:rPr>
+    </w:lvl>
+    <w:lvl w:ilvl="3" w:tentative="1">
+      <w:start w:val="1"/>
+      <w:numFmt w:val="bullet"/>
+      <w:lvlText w:val=""/>
+      <w:lvlJc w:val="left"/>
+      <w:pPr>
+        <w:tabs>
+          <w:tab w:val="num" w:pos="2880"/>
+        </w:tabs>
+        <w:ind w:left="2880" w:hanging="360"/>
+      </w:pPr>
+      <w:rPr>
+        <w:rFonts w:ascii="Wingdings" w:hAnsi="Wingdings" w:hint="default"/>
+        <w:sz w:val="20"/>
+      </w:rPr>
+    </w:lvl>
+    <w:lvl w:ilvl="4" w:tentative="1">
+      <w:start w:val="1"/>
+      <w:numFmt w:val="bullet"/>
+      <w:lvlText w:val=""/>
+      <w:lvlJc w:val="left"/>
+      <w:pPr>
+        <w:tabs>
+          <w:tab w:val="num" w:pos="3600"/>
+        </w:tabs>
+        <w:ind w:left="3600" w:hanging="360"/>
+      </w:pPr>
+      <w:rPr>
+        <w:rFonts w:ascii="Wingdings" w:hAnsi="Wingdings" w:hint="default"/>
+        <w:sz w:val="20"/>
+      </w:rPr>
+    </w:lvl>
+    <w:lvl w:ilvl="5" w:tentative="1">
+      <w:start w:val="1"/>
+      <w:numFmt w:val="bullet"/>
+      <w:lvlText w:val=""/>
+      <w:lvlJc w:val="left"/>
+      <w:pPr>
+        <w:tabs>
+          <w:tab w:val="num" w:pos="4320"/>
+        </w:tabs>
+        <w:ind w:left="4320" w:hanging="360"/>
+      </w:pPr>
+      <w:rPr>
+        <w:rFonts w:ascii="Wingdings" w:hAnsi="Wingdings" w:hint="default"/>
+        <w:sz w:val="20"/>
+      </w:rPr>
+    </w:lvl>
+    <w:lvl w:ilvl="6" w:tentative="1">
+      <w:start w:val="1"/>
+      <w:numFmt w:val="bullet"/>
+      <w:lvlText w:val=""/>
+      <w:lvlJc w:val="left"/>
+      <w:pPr>
+        <w:tabs>
+          <w:tab w:val="num" w:pos="5040"/>
+        </w:tabs>
+        <w:ind w:left="5040" w:hanging="360"/>
+      </w:pPr>
+      <w:rPr>
+        <w:rFonts w:ascii="Wingdings" w:hAnsi="Wingdings" w:hint="default"/>
+        <w:sz w:val="20"/>
+      </w:rPr>
+    </w:lvl>
+    <w:lvl w:ilvl="7" w:tentative="1">
+      <w:start w:val="1"/>
+      <w:numFmt w:val="bullet"/>
+      <w:lvlText w:val=""/>
+      <w:lvlJc w:val="left"/>
+      <w:pPr>
+        <w:tabs>
+          <w:tab w:val="num" w:pos="5760"/>
+        </w:tabs>
+        <w:ind w:left="5760" w:hanging="360"/>
+      </w:pPr>
+      <w:rPr>
+        <w:rFonts w:ascii="Wingdings" w:hAnsi="Wingdings" w:hint="default"/>
+        <w:sz w:val="20"/>
+      </w:rPr>
+    </w:lvl>
+    <w:lvl w:ilvl="8" w:tentative="1">
+      <w:start w:val="1"/>
+      <w:numFmt w:val="bullet"/>
+      <w:lvlText w:val=""/>
+      <w:lvlJc w:val="left"/>
+      <w:pPr>
+        <w:tabs>
+          <w:tab w:val="num" w:pos="6480"/>
+        </w:tabs>
+        <w:ind w:left="6480" w:hanging="360"/>
+      </w:pPr>
+      <w:rPr>
+        <w:rFonts w:ascii="Wingdings" w:hAnsi="Wingdings" w:hint="default"/>
+        <w:sz w:val="20"/>
+      </w:rPr>
+    </w:lvl>
+  </w:abstractNum>
+  <w:abstractNum w:abstractNumId="24" w15:restartNumberingAfterBreak="0">
+    <w:nsid w:val="6BDB05E8"/>
+    <w:multiLevelType w:val="multilevel"/>
+    <w:tmpl w:val="7038AB08"/>
+    <w:lvl w:ilvl="0">
+      <w:start w:val="1"/>
+      <w:numFmt w:val="bullet"/>
+      <w:lvlText w:val=""/>
+      <w:lvlJc w:val="left"/>
+      <w:pPr>
+        <w:tabs>
+          <w:tab w:val="num" w:pos="720"/>
+        </w:tabs>
+        <w:ind w:left="720" w:hanging="360"/>
+      </w:pPr>
+      <w:rPr>
+        <w:rFonts w:ascii="Symbol" w:hAnsi="Symbol" w:hint="default"/>
+        <w:sz w:val="20"/>
+      </w:rPr>
+    </w:lvl>
+    <w:lvl w:ilvl="1" w:tentative="1">
+      <w:start w:val="1"/>
+      <w:numFmt w:val="bullet"/>
+      <w:lvlText w:val="o"/>
+      <w:lvlJc w:val="left"/>
+      <w:pPr>
+        <w:tabs>
+          <w:tab w:val="num" w:pos="1440"/>
+        </w:tabs>
+        <w:ind w:left="1440" w:hanging="360"/>
+      </w:pPr>
+      <w:rPr>
+        <w:rFonts w:ascii="Courier New" w:hAnsi="Courier New" w:hint="default"/>
+        <w:sz w:val="20"/>
+      </w:rPr>
+    </w:lvl>
+    <w:lvl w:ilvl="2" w:tentative="1">
+      <w:start w:val="1"/>
+      <w:numFmt w:val="bullet"/>
+      <w:lvlText w:val=""/>
+      <w:lvlJc w:val="left"/>
+      <w:pPr>
+        <w:tabs>
+          <w:tab w:val="num" w:pos="2160"/>
+        </w:tabs>
+        <w:ind w:left="2160" w:hanging="360"/>
+      </w:pPr>
+      <w:rPr>
+        <w:rFonts w:ascii="Wingdings" w:hAnsi="Wingdings" w:hint="default"/>
+        <w:sz w:val="20"/>
+      </w:rPr>
+    </w:lvl>
+    <w:lvl w:ilvl="3" w:tentative="1">
+      <w:start w:val="1"/>
+      <w:numFmt w:val="bullet"/>
+      <w:lvlText w:val=""/>
+      <w:lvlJc w:val="left"/>
+      <w:pPr>
+        <w:tabs>
+          <w:tab w:val="num" w:pos="2880"/>
+        </w:tabs>
+        <w:ind w:left="2880" w:hanging="360"/>
+      </w:pPr>
+      <w:rPr>
+        <w:rFonts w:ascii="Wingdings" w:hAnsi="Wingdings" w:hint="default"/>
+        <w:sz w:val="20"/>
+      </w:rPr>
+    </w:lvl>
+    <w:lvl w:ilvl="4" w:tentative="1">
+      <w:start w:val="1"/>
+      <w:numFmt w:val="bullet"/>
+      <w:lvlText w:val=""/>
+      <w:lvlJc w:val="left"/>
+      <w:pPr>
+        <w:tabs>
+          <w:tab w:val="num" w:pos="3600"/>
+        </w:tabs>
+        <w:ind w:left="3600" w:hanging="360"/>
+      </w:pPr>
+      <w:rPr>
+        <w:rFonts w:ascii="Wingdings" w:hAnsi="Wingdings" w:hint="default"/>
+        <w:sz w:val="20"/>
+      </w:rPr>
+    </w:lvl>
+    <w:lvl w:ilvl="5" w:tentative="1">
+      <w:start w:val="1"/>
+      <w:numFmt w:val="bullet"/>
+      <w:lvlText w:val=""/>
+      <w:lvlJc w:val="left"/>
+      <w:pPr>
+        <w:tabs>
+          <w:tab w:val="num" w:pos="4320"/>
+        </w:tabs>
+        <w:ind w:left="4320" w:hanging="360"/>
+      </w:pPr>
+      <w:rPr>
+        <w:rFonts w:ascii="Wingdings" w:hAnsi="Wingdings" w:hint="default"/>
+        <w:sz w:val="20"/>
+      </w:rPr>
+    </w:lvl>
+    <w:lvl w:ilvl="6" w:tentative="1">
+      <w:start w:val="1"/>
+      <w:numFmt w:val="bullet"/>
+      <w:lvlText w:val=""/>
+      <w:lvlJc w:val="left"/>
+      <w:pPr>
+        <w:tabs>
+          <w:tab w:val="num" w:pos="5040"/>
+        </w:tabs>
+        <w:ind w:left="5040" w:hanging="360"/>
+      </w:pPr>
+      <w:rPr>
+        <w:rFonts w:ascii="Wingdings" w:hAnsi="Wingdings" w:hint="default"/>
+        <w:sz w:val="20"/>
+      </w:rPr>
+    </w:lvl>
+    <w:lvl w:ilvl="7" w:tentative="1">
+      <w:start w:val="1"/>
+      <w:numFmt w:val="bullet"/>
+      <w:lvlText w:val=""/>
+      <w:lvlJc w:val="left"/>
+      <w:pPr>
+        <w:tabs>
+          <w:tab w:val="num" w:pos="5760"/>
+        </w:tabs>
+        <w:ind w:left="5760" w:hanging="360"/>
+      </w:pPr>
+      <w:rPr>
+        <w:rFonts w:ascii="Wingdings" w:hAnsi="Wingdings" w:hint="default"/>
+        <w:sz w:val="20"/>
+      </w:rPr>
+    </w:lvl>
+    <w:lvl w:ilvl="8" w:tentative="1">
+      <w:start w:val="1"/>
+      <w:numFmt w:val="bullet"/>
+      <w:lvlText w:val=""/>
+      <w:lvlJc w:val="left"/>
+      <w:pPr>
+        <w:tabs>
+          <w:tab w:val="num" w:pos="6480"/>
+        </w:tabs>
+        <w:ind w:left="6480" w:hanging="360"/>
+      </w:pPr>
+      <w:rPr>
+        <w:rFonts w:ascii="Wingdings" w:hAnsi="Wingdings" w:hint="default"/>
+        <w:sz w:val="20"/>
+      </w:rPr>
+    </w:lvl>
+  </w:abstractNum>
+  <w:abstractNum w:abstractNumId="25" w15:restartNumberingAfterBreak="0">
+    <w:nsid w:val="709F4A9A"/>
+    <w:multiLevelType w:val="multilevel"/>
+    <w:tmpl w:val="9990AD56"/>
+    <w:lvl w:ilvl="0">
+      <w:start w:val="1"/>
+      <w:numFmt w:val="bullet"/>
+      <w:lvlText w:val=""/>
+      <w:lvlJc w:val="left"/>
+      <w:pPr>
+        <w:tabs>
+          <w:tab w:val="num" w:pos="720"/>
+        </w:tabs>
+        <w:ind w:left="720" w:hanging="360"/>
+      </w:pPr>
+      <w:rPr>
+        <w:rFonts w:ascii="Symbol" w:hAnsi="Symbol" w:hint="default"/>
+        <w:sz w:val="20"/>
+      </w:rPr>
+    </w:lvl>
+    <w:lvl w:ilvl="1" w:tentative="1">
+      <w:start w:val="1"/>
+      <w:numFmt w:val="bullet"/>
+      <w:lvlText w:val="o"/>
+      <w:lvlJc w:val="left"/>
+      <w:pPr>
+        <w:tabs>
+          <w:tab w:val="num" w:pos="1440"/>
+        </w:tabs>
+        <w:ind w:left="1440" w:hanging="360"/>
+      </w:pPr>
+      <w:rPr>
+        <w:rFonts w:ascii="Courier New" w:hAnsi="Courier New" w:hint="default"/>
+        <w:sz w:val="20"/>
+      </w:rPr>
+    </w:lvl>
+    <w:lvl w:ilvl="2" w:tentative="1">
+      <w:start w:val="1"/>
+      <w:numFmt w:val="bullet"/>
+      <w:lvlText w:val=""/>
+      <w:lvlJc w:val="left"/>
+      <w:pPr>
+        <w:tabs>
+          <w:tab w:val="num" w:pos="2160"/>
+        </w:tabs>
+        <w:ind w:left="2160" w:hanging="360"/>
+      </w:pPr>
+      <w:rPr>
+        <w:rFonts w:ascii="Wingdings" w:hAnsi="Wingdings" w:hint="default"/>
+        <w:sz w:val="20"/>
+      </w:rPr>
+    </w:lvl>
+    <w:lvl w:ilvl="3" w:tentative="1">
+      <w:start w:val="1"/>
+      <w:numFmt w:val="bullet"/>
+      <w:lvlText w:val=""/>
+      <w:lvlJc w:val="left"/>
+      <w:pPr>
+        <w:tabs>
+          <w:tab w:val="num" w:pos="2880"/>
+        </w:tabs>
+        <w:ind w:left="2880" w:hanging="360"/>
+      </w:pPr>
+      <w:rPr>
+        <w:rFonts w:ascii="Wingdings" w:hAnsi="Wingdings" w:hint="default"/>
+        <w:sz w:val="20"/>
+      </w:rPr>
+    </w:lvl>
+    <w:lvl w:ilvl="4" w:tentative="1">
+      <w:start w:val="1"/>
+      <w:numFmt w:val="bullet"/>
+      <w:lvlText w:val=""/>
+      <w:lvlJc w:val="left"/>
+      <w:pPr>
+        <w:tabs>
+          <w:tab w:val="num" w:pos="3600"/>
+        </w:tabs>
+        <w:ind w:left="3600" w:hanging="360"/>
+      </w:pPr>
+      <w:rPr>
+        <w:rFonts w:ascii="Wingdings" w:hAnsi="Wingdings" w:hint="default"/>
+        <w:sz w:val="20"/>
+      </w:rPr>
+    </w:lvl>
+    <w:lvl w:ilvl="5" w:tentative="1">
+      <w:start w:val="1"/>
+      <w:numFmt w:val="bullet"/>
+      <w:lvlText w:val=""/>
+      <w:lvlJc w:val="left"/>
+      <w:pPr>
+        <w:tabs>
+          <w:tab w:val="num" w:pos="4320"/>
+        </w:tabs>
+        <w:ind w:left="4320" w:hanging="360"/>
+      </w:pPr>
+      <w:rPr>
+        <w:rFonts w:ascii="Wingdings" w:hAnsi="Wingdings" w:hint="default"/>
+        <w:sz w:val="20"/>
+      </w:rPr>
+    </w:lvl>
+    <w:lvl w:ilvl="6" w:tentative="1">
+      <w:start w:val="1"/>
+      <w:numFmt w:val="bullet"/>
+      <w:lvlText w:val=""/>
+      <w:lvlJc w:val="left"/>
+      <w:pPr>
+        <w:tabs>
+          <w:tab w:val="num" w:pos="5040"/>
+        </w:tabs>
+        <w:ind w:left="5040" w:hanging="360"/>
+      </w:pPr>
+      <w:rPr>
+        <w:rFonts w:ascii="Wingdings" w:hAnsi="Wingdings" w:hint="default"/>
+        <w:sz w:val="20"/>
+      </w:rPr>
+    </w:lvl>
+    <w:lvl w:ilvl="7" w:tentative="1">
+      <w:start w:val="1"/>
+      <w:numFmt w:val="bullet"/>
+      <w:lvlText w:val=""/>
+      <w:lvlJc w:val="left"/>
+      <w:pPr>
+        <w:tabs>
+          <w:tab w:val="num" w:pos="5760"/>
+        </w:tabs>
+        <w:ind w:left="5760" w:hanging="360"/>
+      </w:pPr>
+      <w:rPr>
+        <w:rFonts w:ascii="Wingdings" w:hAnsi="Wingdings" w:hint="default"/>
+        <w:sz w:val="20"/>
+      </w:rPr>
+    </w:lvl>
+    <w:lvl w:ilvl="8" w:tentative="1">
+      <w:start w:val="1"/>
+      <w:numFmt w:val="bullet"/>
+      <w:lvlText w:val=""/>
+      <w:lvlJc w:val="left"/>
+      <w:pPr>
+        <w:tabs>
+          <w:tab w:val="num" w:pos="6480"/>
+        </w:tabs>
+        <w:ind w:left="6480" w:hanging="360"/>
+      </w:pPr>
+      <w:rPr>
+        <w:rFonts w:ascii="Wingdings" w:hAnsi="Wingdings" w:hint="default"/>
+        <w:sz w:val="20"/>
+      </w:rPr>
+    </w:lvl>
+  </w:abstractNum>
+  <w:abstractNum w:abstractNumId="26" w15:restartNumberingAfterBreak="0">
+    <w:nsid w:val="71755C8E"/>
+    <w:multiLevelType w:val="multilevel"/>
+    <w:tmpl w:val="E9947EA6"/>
+    <w:lvl w:ilvl="0">
+      <w:start w:val="1"/>
+      <w:numFmt w:val="bullet"/>
+      <w:lvlText w:val=""/>
+      <w:lvlJc w:val="left"/>
+      <w:pPr>
+        <w:tabs>
+          <w:tab w:val="num" w:pos="720"/>
+        </w:tabs>
+        <w:ind w:left="720" w:hanging="360"/>
+      </w:pPr>
+      <w:rPr>
+        <w:rFonts w:ascii="Symbol" w:hAnsi="Symbol" w:hint="default"/>
+        <w:sz w:val="20"/>
+      </w:rPr>
+    </w:lvl>
+    <w:lvl w:ilvl="1" w:tentative="1">
+      <w:start w:val="1"/>
+      <w:numFmt w:val="bullet"/>
+      <w:lvlText w:val="o"/>
+      <w:lvlJc w:val="left"/>
+      <w:pPr>
+        <w:tabs>
+          <w:tab w:val="num" w:pos="1440"/>
+        </w:tabs>
+        <w:ind w:left="1440" w:hanging="360"/>
+      </w:pPr>
+      <w:rPr>
+        <w:rFonts w:ascii="Courier New" w:hAnsi="Courier New" w:hint="default"/>
+        <w:sz w:val="20"/>
+      </w:rPr>
+    </w:lvl>
+    <w:lvl w:ilvl="2" w:tentative="1">
+      <w:start w:val="1"/>
+      <w:numFmt w:val="bullet"/>
+      <w:lvlText w:val=""/>
+      <w:lvlJc w:val="left"/>
+      <w:pPr>
+        <w:tabs>
+          <w:tab w:val="num" w:pos="2160"/>
+        </w:tabs>
+        <w:ind w:left="2160" w:hanging="360"/>
+      </w:pPr>
+      <w:rPr>
+        <w:rFonts w:ascii="Wingdings" w:hAnsi="Wingdings" w:hint="default"/>
+        <w:sz w:val="20"/>
+      </w:rPr>
+    </w:lvl>
+    <w:lvl w:ilvl="3" w:tentative="1">
+      <w:start w:val="1"/>
+      <w:numFmt w:val="bullet"/>
+      <w:lvlText w:val=""/>
+      <w:lvlJc w:val="left"/>
+      <w:pPr>
+        <w:tabs>
+          <w:tab w:val="num" w:pos="2880"/>
+        </w:tabs>
+        <w:ind w:left="2880" w:hanging="360"/>
+      </w:pPr>
+      <w:rPr>
+        <w:rFonts w:ascii="Wingdings" w:hAnsi="Wingdings" w:hint="default"/>
+        <w:sz w:val="20"/>
+      </w:rPr>
+    </w:lvl>
+    <w:lvl w:ilvl="4" w:tentative="1">
+      <w:start w:val="1"/>
+      <w:numFmt w:val="bullet"/>
+      <w:lvlText w:val=""/>
+      <w:lvlJc w:val="left"/>
+      <w:pPr>
+        <w:tabs>
+          <w:tab w:val="num" w:pos="3600"/>
+        </w:tabs>
+        <w:ind w:left="3600" w:hanging="360"/>
+      </w:pPr>
+      <w:rPr>
+        <w:rFonts w:ascii="Wingdings" w:hAnsi="Wingdings" w:hint="default"/>
+        <w:sz w:val="20"/>
+      </w:rPr>
+    </w:lvl>
+    <w:lvl w:ilvl="5" w:tentative="1">
+      <w:start w:val="1"/>
+      <w:numFmt w:val="bullet"/>
+      <w:lvlText w:val=""/>
+      <w:lvlJc w:val="left"/>
+      <w:pPr>
+        <w:tabs>
+          <w:tab w:val="num" w:pos="4320"/>
+        </w:tabs>
+        <w:ind w:left="4320" w:hanging="360"/>
+      </w:pPr>
+      <w:rPr>
+        <w:rFonts w:ascii="Wingdings" w:hAnsi="Wingdings" w:hint="default"/>
+        <w:sz w:val="20"/>
+      </w:rPr>
+    </w:lvl>
+    <w:lvl w:ilvl="6" w:tentative="1">
+      <w:start w:val="1"/>
+      <w:numFmt w:val="bullet"/>
+      <w:lvlText w:val=""/>
+      <w:lvlJc w:val="left"/>
+      <w:pPr>
+        <w:tabs>
+          <w:tab w:val="num" w:pos="5040"/>
+        </w:tabs>
+        <w:ind w:left="5040" w:hanging="360"/>
+      </w:pPr>
+      <w:rPr>
+        <w:rFonts w:ascii="Wingdings" w:hAnsi="Wingdings" w:hint="default"/>
+        <w:sz w:val="20"/>
+      </w:rPr>
+    </w:lvl>
+    <w:lvl w:ilvl="7" w:tentative="1">
+      <w:start w:val="1"/>
+      <w:numFmt w:val="bullet"/>
+      <w:lvlText w:val=""/>
+      <w:lvlJc w:val="left"/>
+      <w:pPr>
+        <w:tabs>
+          <w:tab w:val="num" w:pos="5760"/>
+        </w:tabs>
+        <w:ind w:left="5760" w:hanging="360"/>
+      </w:pPr>
+      <w:rPr>
+        <w:rFonts w:ascii="Wingdings" w:hAnsi="Wingdings" w:hint="default"/>
+        <w:sz w:val="20"/>
+      </w:rPr>
+    </w:lvl>
+    <w:lvl w:ilvl="8" w:tentative="1">
+      <w:start w:val="1"/>
+      <w:numFmt w:val="bullet"/>
+      <w:lvlText w:val=""/>
+      <w:lvlJc w:val="left"/>
+      <w:pPr>
+        <w:tabs>
+          <w:tab w:val="num" w:pos="6480"/>
+        </w:tabs>
+        <w:ind w:left="6480" w:hanging="360"/>
+      </w:pPr>
+      <w:rPr>
+        <w:rFonts w:ascii="Wingdings" w:hAnsi="Wingdings" w:hint="default"/>
+        <w:sz w:val="20"/>
+      </w:rPr>
+    </w:lvl>
+  </w:abstractNum>
+  <w:abstractNum w:abstractNumId="27" w15:restartNumberingAfterBreak="0">
+    <w:nsid w:val="73142155"/>
+    <w:multiLevelType w:val="multilevel"/>
+    <w:tmpl w:val="E0665DB6"/>
+    <w:lvl w:ilvl="0">
+      <w:start w:val="1"/>
+      <w:numFmt w:val="bullet"/>
+      <w:lvlText w:val=""/>
+      <w:lvlJc w:val="left"/>
+      <w:pPr>
+        <w:tabs>
+          <w:tab w:val="num" w:pos="720"/>
+        </w:tabs>
+        <w:ind w:left="720" w:hanging="360"/>
+      </w:pPr>
+      <w:rPr>
+        <w:rFonts w:ascii="Symbol" w:hAnsi="Symbol" w:hint="default"/>
+        <w:sz w:val="20"/>
+      </w:rPr>
+    </w:lvl>
+    <w:lvl w:ilvl="1" w:tentative="1">
+      <w:start w:val="1"/>
+      <w:numFmt w:val="bullet"/>
+      <w:lvlText w:val="o"/>
+      <w:lvlJc w:val="left"/>
+      <w:pPr>
+        <w:tabs>
+          <w:tab w:val="num" w:pos="1440"/>
+        </w:tabs>
+        <w:ind w:left="1440" w:hanging="360"/>
+      </w:pPr>
+      <w:rPr>
+        <w:rFonts w:ascii="Courier New" w:hAnsi="Courier New" w:hint="default"/>
+        <w:sz w:val="20"/>
+      </w:rPr>
+    </w:lvl>
+    <w:lvl w:ilvl="2" w:tentative="1">
+      <w:start w:val="1"/>
+      <w:numFmt w:val="bullet"/>
+      <w:lvlText w:val=""/>
+      <w:lvlJc w:val="left"/>
+      <w:pPr>
+        <w:tabs>
+          <w:tab w:val="num" w:pos="2160"/>
+        </w:tabs>
+        <w:ind w:left="2160" w:hanging="360"/>
+      </w:pPr>
+      <w:rPr>
+        <w:rFonts w:ascii="Wingdings" w:hAnsi="Wingdings" w:hint="default"/>
+        <w:sz w:val="20"/>
+      </w:rPr>
+    </w:lvl>
+    <w:lvl w:ilvl="3" w:tentative="1">
+      <w:start w:val="1"/>
+      <w:numFmt w:val="bullet"/>
+      <w:lvlText w:val=""/>
+      <w:lvlJc w:val="left"/>
+      <w:pPr>
+        <w:tabs>
+          <w:tab w:val="num" w:pos="2880"/>
+        </w:tabs>
+        <w:ind w:left="2880" w:hanging="360"/>
+      </w:pPr>
+      <w:rPr>
+        <w:rFonts w:ascii="Wingdings" w:hAnsi="Wingdings" w:hint="default"/>
+        <w:sz w:val="20"/>
+      </w:rPr>
+    </w:lvl>
+    <w:lvl w:ilvl="4" w:tentative="1">
+      <w:start w:val="1"/>
+      <w:numFmt w:val="bullet"/>
+      <w:lvlText w:val=""/>
+      <w:lvlJc w:val="left"/>
+      <w:pPr>
+        <w:tabs>
+          <w:tab w:val="num" w:pos="3600"/>
+        </w:tabs>
+        <w:ind w:left="3600" w:hanging="360"/>
+      </w:pPr>
+      <w:rPr>
+        <w:rFonts w:ascii="Wingdings" w:hAnsi="Wingdings" w:hint="default"/>
+        <w:sz w:val="20"/>
+      </w:rPr>
+    </w:lvl>
+    <w:lvl w:ilvl="5" w:tentative="1">
+      <w:start w:val="1"/>
+      <w:numFmt w:val="bullet"/>
+      <w:lvlText w:val=""/>
+      <w:lvlJc w:val="left"/>
+      <w:pPr>
+        <w:tabs>
+          <w:tab w:val="num" w:pos="4320"/>
+        </w:tabs>
+        <w:ind w:left="4320" w:hanging="360"/>
+      </w:pPr>
+      <w:rPr>
+        <w:rFonts w:ascii="Wingdings" w:hAnsi="Wingdings" w:hint="default"/>
+        <w:sz w:val="20"/>
+      </w:rPr>
+    </w:lvl>
+    <w:lvl w:ilvl="6" w:tentative="1">
+      <w:start w:val="1"/>
+      <w:numFmt w:val="bullet"/>
+      <w:lvlText w:val=""/>
+      <w:lvlJc w:val="left"/>
+      <w:pPr>
+        <w:tabs>
+          <w:tab w:val="num" w:pos="5040"/>
+        </w:tabs>
+        <w:ind w:left="5040" w:hanging="360"/>
+      </w:pPr>
+      <w:rPr>
+        <w:rFonts w:ascii="Wingdings" w:hAnsi="Wingdings" w:hint="default"/>
+        <w:sz w:val="20"/>
+      </w:rPr>
+    </w:lvl>
+    <w:lvl w:ilvl="7" w:tentative="1">
+      <w:start w:val="1"/>
+      <w:numFmt w:val="bullet"/>
+      <w:lvlText w:val=""/>
+      <w:lvlJc w:val="left"/>
+      <w:pPr>
+        <w:tabs>
+          <w:tab w:val="num" w:pos="5760"/>
+        </w:tabs>
+        <w:ind w:left="5760" w:hanging="360"/>
+      </w:pPr>
+      <w:rPr>
+        <w:rFonts w:ascii="Wingdings" w:hAnsi="Wingdings" w:hint="default"/>
+        <w:sz w:val="20"/>
+      </w:rPr>
+    </w:lvl>
+    <w:lvl w:ilvl="8" w:tentative="1">
+      <w:start w:val="1"/>
+      <w:numFmt w:val="bullet"/>
+      <w:lvlText w:val=""/>
+      <w:lvlJc w:val="left"/>
+      <w:pPr>
+        <w:tabs>
+          <w:tab w:val="num" w:pos="6480"/>
+        </w:tabs>
+        <w:ind w:left="6480" w:hanging="360"/>
+      </w:pPr>
+      <w:rPr>
+        <w:rFonts w:ascii="Wingdings" w:hAnsi="Wingdings" w:hint="default"/>
+        <w:sz w:val="20"/>
+      </w:rPr>
+    </w:lvl>
+  </w:abstractNum>
+  <w:abstractNum w:abstractNumId="28" w15:restartNumberingAfterBreak="0">
+    <w:nsid w:val="745E04E2"/>
+    <w:multiLevelType w:val="multilevel"/>
+    <w:tmpl w:val="0BD8CEEE"/>
     <w:lvl w:ilvl="0">
       <w:start w:val="1"/>
       <w:numFmt w:val="bullet"/>
@@ -4259,53 +7709,93 @@
     </w:lvl>
   </w:abstractNum>
   <w:num w:numId="1" w16cid:durableId="1018510638">
+    <w:abstractNumId w:val="5"/>
+  </w:num>
+  <w:num w:numId="2" w16cid:durableId="793789563">
+    <w:abstractNumId w:val="3"/>
+  </w:num>
+  <w:num w:numId="3" w16cid:durableId="1659268778">
+    <w:abstractNumId w:val="2"/>
+  </w:num>
+  <w:num w:numId="4" w16cid:durableId="1947689209">
+    <w:abstractNumId w:val="4"/>
+  </w:num>
+  <w:num w:numId="5" w16cid:durableId="1639843113">
+    <w:abstractNumId w:val="1"/>
+  </w:num>
+  <w:num w:numId="6" w16cid:durableId="69011626">
+    <w:abstractNumId w:val="0"/>
+  </w:num>
+  <w:num w:numId="7" w16cid:durableId="310142167">
+    <w:abstractNumId w:val="22"/>
+  </w:num>
+  <w:num w:numId="8" w16cid:durableId="702630408">
+    <w:abstractNumId w:val="16"/>
+  </w:num>
+  <w:num w:numId="9" w16cid:durableId="1934557399">
+    <w:abstractNumId w:val="24"/>
+  </w:num>
+  <w:num w:numId="10" w16cid:durableId="1234849531">
+    <w:abstractNumId w:val="14"/>
+  </w:num>
+  <w:num w:numId="11" w16cid:durableId="343434420">
+    <w:abstractNumId w:val="10"/>
+  </w:num>
+  <w:num w:numId="12" w16cid:durableId="1268198304">
+    <w:abstractNumId w:val="7"/>
+  </w:num>
+  <w:num w:numId="13" w16cid:durableId="973679134">
+    <w:abstractNumId w:val="23"/>
+  </w:num>
+  <w:num w:numId="14" w16cid:durableId="504444982">
+    <w:abstractNumId w:val="28"/>
+  </w:num>
+  <w:num w:numId="15" w16cid:durableId="540749380">
+    <w:abstractNumId w:val="11"/>
+  </w:num>
+  <w:num w:numId="16" w16cid:durableId="1972663756">
+    <w:abstractNumId w:val="12"/>
+  </w:num>
+  <w:num w:numId="17" w16cid:durableId="851796082">
+    <w:abstractNumId w:val="25"/>
+  </w:num>
+  <w:num w:numId="18" w16cid:durableId="822240958">
+    <w:abstractNumId w:val="15"/>
+  </w:num>
+  <w:num w:numId="19" w16cid:durableId="1391074493">
+    <w:abstractNumId w:val="20"/>
+  </w:num>
+  <w:num w:numId="20" w16cid:durableId="676662313">
+    <w:abstractNumId w:val="9"/>
+  </w:num>
+  <w:num w:numId="21" w16cid:durableId="1824613873">
+    <w:abstractNumId w:val="13"/>
+  </w:num>
+  <w:num w:numId="22" w16cid:durableId="1451389924">
     <w:abstractNumId w:val="8"/>
   </w:num>
-  <w:num w:numId="2" w16cid:durableId="793789563">
+  <w:num w:numId="23" w16cid:durableId="739326101">
+    <w:abstractNumId w:val="19"/>
+  </w:num>
+  <w:num w:numId="24" w16cid:durableId="2064522653">
+    <w:abstractNumId w:val="21"/>
+  </w:num>
+  <w:num w:numId="25" w16cid:durableId="597375152">
+    <w:abstractNumId w:val="17"/>
+  </w:num>
+  <w:num w:numId="26" w16cid:durableId="291593418">
+    <w:abstractNumId w:val="26"/>
+  </w:num>
+  <w:num w:numId="27" w16cid:durableId="962033924">
+    <w:abstractNumId w:val="27"/>
+  </w:num>
+  <w:num w:numId="28" w16cid:durableId="282422445">
+    <w:abstractNumId w:val="18"/>
+  </w:num>
+  <w:num w:numId="29" w16cid:durableId="1931229593">
     <w:abstractNumId w:val="6"/>
   </w:num>
-  <w:num w:numId="3" w16cid:durableId="1659268778">
-    <w:abstractNumId w:val="5"/>
-  </w:num>
-  <w:num w:numId="4" w16cid:durableId="2092894311">
-    <w:abstractNumId w:val="4"/>
-  </w:num>
-  <w:num w:numId="5" w16cid:durableId="1947689209">
-    <w:abstractNumId w:val="7"/>
-  </w:num>
-  <w:num w:numId="6" w16cid:durableId="1639843113">
-    <w:abstractNumId w:val="3"/>
-  </w:num>
-  <w:num w:numId="7" w16cid:durableId="69011626">
-    <w:abstractNumId w:val="2"/>
-  </w:num>
-  <w:num w:numId="8" w16cid:durableId="2089032951">
-    <w:abstractNumId w:val="1"/>
-  </w:num>
-  <w:num w:numId="9" w16cid:durableId="1841772948">
-    <w:abstractNumId w:val="0"/>
-  </w:num>
-  <w:num w:numId="10" w16cid:durableId="2057585650">
-    <w:abstractNumId w:val="14"/>
-  </w:num>
-  <w:num w:numId="11" w16cid:durableId="190841803">
-    <w:abstractNumId w:val="15"/>
-  </w:num>
-  <w:num w:numId="12" w16cid:durableId="881358163">
-    <w:abstractNumId w:val="12"/>
-  </w:num>
-  <w:num w:numId="13" w16cid:durableId="2044404138">
-    <w:abstractNumId w:val="10"/>
-  </w:num>
-  <w:num w:numId="14" w16cid:durableId="227305583">
-    <w:abstractNumId w:val="13"/>
-  </w:num>
-  <w:num w:numId="15" w16cid:durableId="1910529401">
-    <w:abstractNumId w:val="11"/>
-  </w:num>
-  <w:num w:numId="16" w16cid:durableId="686446290">
-    <w:abstractNumId w:val="9"/>
-  </w:num>
+  <w:numIdMacAtCleanup w:val="29"/>
 </w:numbering>
 </file>
 
@@ -4912,7 +8402,6 @@
   <w:style w:type="character" w:default="1" w:styleId="DefaultParagraphFont">
     <w:name w:val="Default Paragraph Font"/>
     <w:uiPriority w:val="1"/>
-    <w:semiHidden/>
     <w:unhideWhenUsed/>
   </w:style>
   <w:style w:type="table" w:default="1" w:styleId="TableNormal">
@@ -5263,7 +8752,7 @@
     <w:rsid w:val="00326F90"/>
     <w:pPr>
       <w:numPr>
-        <w:numId w:val="5"/>
+        <w:numId w:val="4"/>
       </w:numPr>
       <w:contextualSpacing/>
     </w:pPr>
@@ -5276,7 +8765,7 @@
     <w:rsid w:val="0029639D"/>
     <w:pPr>
       <w:numPr>
-        <w:numId w:val="6"/>
+        <w:numId w:val="5"/>
       </w:numPr>
       <w:contextualSpacing/>
     </w:pPr>
@@ -5289,7 +8778,7 @@
     <w:rsid w:val="0029639D"/>
     <w:pPr>
       <w:numPr>
-        <w:numId w:val="7"/>
+        <w:numId w:val="6"/>
       </w:numPr>
       <w:contextualSpacing/>
     </w:pPr>

--- a/Assignment2-COIT20259.docx
+++ b/Assignment2-COIT20259.docx
@@ -200,7 +200,25 @@
           <w:szCs w:val="28"/>
         </w:rPr>
         <w:tab/>
-        <w:t xml:space="preserve">   Crhisna - ****</w:t>
+        <w:t xml:space="preserve">   </w:t>
+      </w:r>
+      <w:proofErr w:type="spellStart"/>
+      <w:r>
+        <w:rPr>
+          <w:rFonts w:ascii="Times New Roman" w:hAnsi="Times New Roman" w:cs="Times New Roman"/>
+          <w:sz w:val="28"/>
+          <w:szCs w:val="28"/>
+        </w:rPr>
+        <w:t>Crhisna</w:t>
+      </w:r>
+      <w:proofErr w:type="spellEnd"/>
+      <w:r>
+        <w:rPr>
+          <w:rFonts w:ascii="Times New Roman" w:hAnsi="Times New Roman" w:cs="Times New Roman"/>
+          <w:sz w:val="28"/>
+          <w:szCs w:val="28"/>
+        </w:rPr>
+        <w:t xml:space="preserve"> - ****</w:t>
       </w:r>
     </w:p>
     <w:p>
@@ -458,50 +476,86 @@
     </w:p>
     <w:p>
       <w:pPr>
-        <w:pStyle w:val="Heading1"/>
-        <w:rPr>
-          <w:rFonts w:ascii="Times New Roman" w:hAnsi="Times New Roman" w:cs="Times New Roman"/>
-          <w:b w:val="0"/>
-          <w:bCs w:val="0"/>
+        <w:rPr>
+          <w:rFonts w:ascii="Times New Roman" w:hAnsi="Times New Roman" w:cs="Times New Roman"/>
+          <w:sz w:val="24"/>
+          <w:szCs w:val="24"/>
+        </w:rPr>
+      </w:pPr>
+    </w:p>
+    <w:p>
+      <w:pPr>
+        <w:rPr>
+          <w:rFonts w:ascii="Times New Roman" w:eastAsiaTheme="majorEastAsia" w:hAnsi="Times New Roman" w:cs="Times New Roman"/>
+          <w:b/>
+          <w:bCs/>
+          <w:color w:val="4F81BD" w:themeColor="accent1"/>
+          <w:sz w:val="26"/>
+          <w:szCs w:val="26"/>
         </w:rPr>
       </w:pPr>
       <w:r>
         <w:rPr>
-          <w:rFonts w:ascii="Times New Roman" w:hAnsi="Times New Roman" w:cs="Times New Roman"/>
-        </w:rPr>
-        <w:t>Discussion</w:t>
+          <w:rFonts w:ascii="Times New Roman" w:eastAsiaTheme="majorEastAsia" w:hAnsi="Times New Roman" w:cs="Times New Roman"/>
+          <w:b/>
+          <w:bCs/>
+          <w:color w:val="4F81BD" w:themeColor="accent1"/>
+          <w:sz w:val="26"/>
+          <w:szCs w:val="26"/>
+        </w:rPr>
+        <w:t>2. System Architecture</w:t>
       </w:r>
     </w:p>
     <w:p>
       <w:pPr>
-        <w:pStyle w:val="Heading1"/>
-        <w:rPr>
-          <w:rFonts w:ascii="Times New Roman" w:hAnsi="Times New Roman" w:cs="Times New Roman"/>
+        <w:rPr>
+          <w:rFonts w:ascii="Times New Roman" w:eastAsiaTheme="majorEastAsia" w:hAnsi="Times New Roman" w:cs="Times New Roman"/>
+          <w:b/>
+          <w:bCs/>
+          <w:color w:val="4F81BD" w:themeColor="accent1"/>
+          <w:sz w:val="26"/>
+          <w:szCs w:val="26"/>
         </w:rPr>
       </w:pPr>
       <w:r>
         <w:rPr>
-          <w:rFonts w:ascii="Times New Roman" w:hAnsi="Times New Roman" w:cs="Times New Roman"/>
-        </w:rPr>
-        <w:t>2. System Overview</w:t>
+          <w:rFonts w:ascii="Times New Roman" w:eastAsiaTheme="majorEastAsia" w:hAnsi="Times New Roman" w:cs="Times New Roman"/>
+          <w:b/>
+          <w:bCs/>
+          <w:color w:val="4F81BD" w:themeColor="accent1"/>
+          <w:sz w:val="26"/>
+          <w:szCs w:val="26"/>
+        </w:rPr>
+        <w:t>2.1 Overview of the 3-Tier Architecture</w:t>
       </w:r>
     </w:p>
     <w:p>
       <w:pPr>
-        <w:pStyle w:val="Heading1"/>
-        <w:rPr>
-          <w:rFonts w:ascii="Times New Roman" w:hAnsi="Times New Roman" w:cs="Times New Roman"/>
+        <w:numPr>
+          <w:ilvl w:val="0"/>
+          <w:numId w:val="7"/>
+        </w:numPr>
+        <w:rPr>
+          <w:rFonts w:ascii="Times New Roman" w:hAnsi="Times New Roman" w:cs="Times New Roman"/>
+          <w:sz w:val="24"/>
+          <w:szCs w:val="24"/>
         </w:rPr>
       </w:pPr>
       <w:r>
         <w:rPr>
           <w:rFonts w:ascii="Times New Roman" w:hAnsi="Times New Roman" w:cs="Times New Roman"/>
-        </w:rPr>
-        <w:t>2.1 Application Scenario</w:t>
+          <w:sz w:val="24"/>
+          <w:szCs w:val="24"/>
+        </w:rPr>
+        <w:t xml:space="preserve">Presentation Layer (JSF) </w:t>
       </w:r>
     </w:p>
     <w:p>
       <w:pPr>
+        <w:numPr>
+          <w:ilvl w:val="0"/>
+          <w:numId w:val="7"/>
+        </w:numPr>
         <w:rPr>
           <w:rFonts w:ascii="Times New Roman" w:hAnsi="Times New Roman" w:cs="Times New Roman"/>
           <w:sz w:val="24"/>
@@ -514,25 +568,15 @@
           <w:sz w:val="24"/>
           <w:szCs w:val="24"/>
         </w:rPr>
-        <w:t xml:space="preserve">Explain the online electronics store scenario and the main system requirements. </w:t>
+        <w:t xml:space="preserve">Business Layer (EJB) </w:t>
       </w:r>
     </w:p>
     <w:p>
       <w:pPr>
-        <w:pStyle w:val="Heading1"/>
-        <w:rPr>
-          <w:rFonts w:ascii="Times New Roman" w:hAnsi="Times New Roman" w:cs="Times New Roman"/>
-        </w:rPr>
-      </w:pPr>
-      <w:r>
-        <w:rPr>
-          <w:rFonts w:ascii="Times New Roman" w:hAnsi="Times New Roman" w:cs="Times New Roman"/>
-        </w:rPr>
-        <w:t>2.2 System Architecture</w:t>
-      </w:r>
-    </w:p>
-    <w:p>
-      <w:pPr>
+        <w:numPr>
+          <w:ilvl w:val="0"/>
+          <w:numId w:val="7"/>
+        </w:numPr>
         <w:rPr>
           <w:rFonts w:ascii="Times New Roman" w:hAnsi="Times New Roman" w:cs="Times New Roman"/>
           <w:sz w:val="24"/>
@@ -545,7 +589,7 @@
           <w:sz w:val="24"/>
           <w:szCs w:val="24"/>
         </w:rPr>
-        <w:t>Describe the three layers:</w:t>
+        <w:t xml:space="preserve">Persistence Layer (JPA/MySQL) </w:t>
       </w:r>
     </w:p>
     <w:p>
@@ -566,66 +610,30 @@
           <w:sz w:val="24"/>
           <w:szCs w:val="24"/>
         </w:rPr>
-        <w:t xml:space="preserve">Presentation Layer (JSF) </w:t>
+        <w:t xml:space="preserve">architecture diagram </w:t>
       </w:r>
     </w:p>
     <w:p>
       <w:pPr>
-        <w:numPr>
-          <w:ilvl w:val="0"/>
-          <w:numId w:val="8"/>
-        </w:numPr>
-        <w:rPr>
-          <w:rFonts w:ascii="Times New Roman" w:hAnsi="Times New Roman" w:cs="Times New Roman"/>
-          <w:sz w:val="24"/>
-          <w:szCs w:val="24"/>
+        <w:rPr>
+          <w:rFonts w:ascii="Times New Roman" w:eastAsiaTheme="majorEastAsia" w:hAnsi="Times New Roman" w:cs="Times New Roman"/>
+          <w:b/>
+          <w:bCs/>
+          <w:color w:val="4F81BD" w:themeColor="accent1"/>
+          <w:sz w:val="26"/>
+          <w:szCs w:val="26"/>
         </w:rPr>
       </w:pPr>
       <w:r>
         <w:rPr>
-          <w:rFonts w:ascii="Times New Roman" w:hAnsi="Times New Roman" w:cs="Times New Roman"/>
-          <w:sz w:val="24"/>
-          <w:szCs w:val="24"/>
-        </w:rPr>
-        <w:t xml:space="preserve">Business Layer (EJB) </w:t>
-      </w:r>
-    </w:p>
-    <w:p>
-      <w:pPr>
-        <w:numPr>
-          <w:ilvl w:val="0"/>
-          <w:numId w:val="8"/>
-        </w:numPr>
-        <w:rPr>
-          <w:rFonts w:ascii="Times New Roman" w:hAnsi="Times New Roman" w:cs="Times New Roman"/>
-          <w:sz w:val="24"/>
-          <w:szCs w:val="24"/>
-        </w:rPr>
-      </w:pPr>
-      <w:r>
-        <w:rPr>
-          <w:rFonts w:ascii="Times New Roman" w:hAnsi="Times New Roman" w:cs="Times New Roman"/>
-          <w:sz w:val="24"/>
-          <w:szCs w:val="24"/>
-        </w:rPr>
-        <w:t xml:space="preserve">Persistence Layer (JPA/MySQL) </w:t>
-      </w:r>
-    </w:p>
-    <w:p>
-      <w:pPr>
-        <w:rPr>
-          <w:rFonts w:ascii="Times New Roman" w:hAnsi="Times New Roman" w:cs="Times New Roman"/>
-          <w:sz w:val="24"/>
-          <w:szCs w:val="24"/>
-        </w:rPr>
-      </w:pPr>
-      <w:r>
-        <w:rPr>
-          <w:rFonts w:ascii="Times New Roman" w:hAnsi="Times New Roman" w:cs="Times New Roman"/>
-          <w:sz w:val="24"/>
-          <w:szCs w:val="24"/>
-        </w:rPr>
-        <w:t>You can also insert:</w:t>
+          <w:rFonts w:ascii="Times New Roman" w:eastAsiaTheme="majorEastAsia" w:hAnsi="Times New Roman" w:cs="Times New Roman"/>
+          <w:b/>
+          <w:bCs/>
+          <w:color w:val="4F81BD" w:themeColor="accent1"/>
+          <w:sz w:val="26"/>
+          <w:szCs w:val="26"/>
+        </w:rPr>
+        <w:t>3. Presentation Layer (JSF)</w:t>
       </w:r>
     </w:p>
     <w:p>
@@ -646,7 +654,7 @@
           <w:sz w:val="24"/>
           <w:szCs w:val="24"/>
         </w:rPr>
-        <w:t xml:space="preserve">3-tier architecture diagram </w:t>
+        <w:t xml:space="preserve">XHTML pages </w:t>
       </w:r>
     </w:p>
     <w:p>
@@ -667,7 +675,7 @@
           <w:sz w:val="24"/>
           <w:szCs w:val="24"/>
         </w:rPr>
-        <w:t xml:space="preserve">UML diagram </w:t>
+        <w:t xml:space="preserve">Managed Beans </w:t>
       </w:r>
     </w:p>
     <w:p>
@@ -688,59 +696,88 @@
           <w:sz w:val="24"/>
           <w:szCs w:val="24"/>
         </w:rPr>
-        <w:t xml:space="preserve">Database diagram </w:t>
+        <w:t xml:space="preserve">Navigation </w:t>
       </w:r>
     </w:p>
     <w:p>
       <w:pPr>
+        <w:numPr>
+          <w:ilvl w:val="0"/>
+          <w:numId w:val="9"/>
+        </w:numPr>
         <w:rPr>
           <w:rFonts w:ascii="Times New Roman" w:hAnsi="Times New Roman" w:cs="Times New Roman"/>
           <w:sz w:val="24"/>
           <w:szCs w:val="24"/>
         </w:rPr>
       </w:pPr>
+      <w:proofErr w:type="gramStart"/>
       <w:r>
         <w:rPr>
           <w:rFonts w:ascii="Times New Roman" w:hAnsi="Times New Roman" w:cs="Times New Roman"/>
           <w:sz w:val="24"/>
           <w:szCs w:val="24"/>
         </w:rPr>
-        <w:lastRenderedPageBreak/>
-        <w:pict w14:anchorId="4D1B3ACE">
-          <v:rect id="_x0000_i1296" style="width:0;height:1.5pt" o:hralign="center" o:hrstd="t" o:hr="t" fillcolor="#a0a0a0" stroked="f"/>
-        </w:pict>
+        <w:t>Form</w:t>
+      </w:r>
+      <w:proofErr w:type="gramEnd"/>
+      <w:r>
+        <w:rPr>
+          <w:rFonts w:ascii="Times New Roman" w:hAnsi="Times New Roman" w:cs="Times New Roman"/>
+          <w:sz w:val="24"/>
+          <w:szCs w:val="24"/>
+        </w:rPr>
+        <w:t xml:space="preserve"> validation </w:t>
       </w:r>
     </w:p>
     <w:p>
       <w:pPr>
-        <w:pStyle w:val="Heading1"/>
-        <w:rPr>
-          <w:rFonts w:ascii="Times New Roman" w:hAnsi="Times New Roman" w:cs="Times New Roman"/>
+        <w:numPr>
+          <w:ilvl w:val="0"/>
+          <w:numId w:val="9"/>
+        </w:numPr>
+        <w:rPr>
+          <w:rFonts w:ascii="Times New Roman" w:hAnsi="Times New Roman" w:cs="Times New Roman"/>
+          <w:sz w:val="24"/>
+          <w:szCs w:val="24"/>
         </w:rPr>
       </w:pPr>
       <w:r>
         <w:rPr>
           <w:rFonts w:ascii="Times New Roman" w:hAnsi="Times New Roman" w:cs="Times New Roman"/>
-        </w:rPr>
-        <w:t>3. Team Structure and Responsibilities</w:t>
+          <w:sz w:val="24"/>
+          <w:szCs w:val="24"/>
+        </w:rPr>
+        <w:t xml:space="preserve">Login pages </w:t>
       </w:r>
     </w:p>
     <w:p>
       <w:pPr>
-        <w:pStyle w:val="Heading1"/>
-        <w:rPr>
-          <w:rFonts w:ascii="Times New Roman" w:hAnsi="Times New Roman" w:cs="Times New Roman"/>
+        <w:numPr>
+          <w:ilvl w:val="0"/>
+          <w:numId w:val="9"/>
+        </w:numPr>
+        <w:rPr>
+          <w:rFonts w:ascii="Times New Roman" w:hAnsi="Times New Roman" w:cs="Times New Roman"/>
+          <w:sz w:val="24"/>
+          <w:szCs w:val="24"/>
         </w:rPr>
       </w:pPr>
       <w:r>
         <w:rPr>
           <w:rFonts w:ascii="Times New Roman" w:hAnsi="Times New Roman" w:cs="Times New Roman"/>
-        </w:rPr>
-        <w:t>3.1 Team Members</w:t>
+          <w:sz w:val="24"/>
+          <w:szCs w:val="24"/>
+        </w:rPr>
+        <w:t xml:space="preserve">Registration pages </w:t>
       </w:r>
     </w:p>
     <w:p>
       <w:pPr>
+        <w:numPr>
+          <w:ilvl w:val="0"/>
+          <w:numId w:val="9"/>
+        </w:numPr>
         <w:rPr>
           <w:rFonts w:ascii="Times New Roman" w:hAnsi="Times New Roman" w:cs="Times New Roman"/>
           <w:sz w:val="24"/>
@@ -753,396 +790,51 @@
           <w:sz w:val="24"/>
           <w:szCs w:val="24"/>
         </w:rPr>
-        <w:t>Example table:</w:t>
-      </w:r>
-    </w:p>
-    <w:tbl>
-      <w:tblPr>
-        <w:tblW w:w="0" w:type="auto"/>
-        <w:tblCellSpacing w:w="15" w:type="dxa"/>
-        <w:tblCellMar>
-          <w:top w:w="15" w:type="dxa"/>
-          <w:left w:w="15" w:type="dxa"/>
-          <w:bottom w:w="15" w:type="dxa"/>
-          <w:right w:w="15" w:type="dxa"/>
-        </w:tblCellMar>
-        <w:tblLook w:val="04A0" w:firstRow="1" w:lastRow="0" w:firstColumn="1" w:lastColumn="0" w:noHBand="0" w:noVBand="1"/>
-      </w:tblPr>
-      <w:tblGrid>
-        <w:gridCol w:w="1069"/>
-        <w:gridCol w:w="1866"/>
-        <w:gridCol w:w="2522"/>
-      </w:tblGrid>
-      <w:tr>
-        <w:trPr>
-          <w:tblHeader/>
-          <w:tblCellSpacing w:w="15" w:type="dxa"/>
-        </w:trPr>
-        <w:tc>
-          <w:tcPr>
-            <w:tcW w:w="0" w:type="auto"/>
-            <w:vAlign w:val="center"/>
-            <w:hideMark/>
-          </w:tcPr>
-          <w:p>
-            <w:pPr>
-              <w:rPr>
-                <w:rFonts w:ascii="Times New Roman" w:hAnsi="Times New Roman" w:cs="Times New Roman"/>
-                <w:b/>
-                <w:bCs/>
-                <w:sz w:val="24"/>
-                <w:szCs w:val="24"/>
-              </w:rPr>
-            </w:pPr>
-            <w:r>
-              <w:rPr>
-                <w:rFonts w:ascii="Times New Roman" w:hAnsi="Times New Roman" w:cs="Times New Roman"/>
-                <w:b/>
-                <w:bCs/>
-                <w:sz w:val="24"/>
-                <w:szCs w:val="24"/>
-              </w:rPr>
-              <w:t>Member</w:t>
-            </w:r>
-          </w:p>
-        </w:tc>
-        <w:tc>
-          <w:tcPr>
-            <w:tcW w:w="0" w:type="auto"/>
-            <w:vAlign w:val="center"/>
-            <w:hideMark/>
-          </w:tcPr>
-          <w:p>
-            <w:pPr>
-              <w:rPr>
-                <w:rFonts w:ascii="Times New Roman" w:hAnsi="Times New Roman" w:cs="Times New Roman"/>
-                <w:b/>
-                <w:bCs/>
-                <w:sz w:val="24"/>
-                <w:szCs w:val="24"/>
-              </w:rPr>
-            </w:pPr>
-            <w:r>
-              <w:rPr>
-                <w:rFonts w:ascii="Times New Roman" w:hAnsi="Times New Roman" w:cs="Times New Roman"/>
-                <w:b/>
-                <w:bCs/>
-                <w:sz w:val="24"/>
-                <w:szCs w:val="24"/>
-              </w:rPr>
-              <w:t>Assigned Layer</w:t>
-            </w:r>
-          </w:p>
-        </w:tc>
-        <w:tc>
-          <w:tcPr>
-            <w:tcW w:w="0" w:type="auto"/>
-            <w:vAlign w:val="center"/>
-            <w:hideMark/>
-          </w:tcPr>
-          <w:p>
-            <w:pPr>
-              <w:rPr>
-                <w:rFonts w:ascii="Times New Roman" w:hAnsi="Times New Roman" w:cs="Times New Roman"/>
-                <w:b/>
-                <w:bCs/>
-                <w:sz w:val="24"/>
-                <w:szCs w:val="24"/>
-              </w:rPr>
-            </w:pPr>
-            <w:r>
-              <w:rPr>
-                <w:rFonts w:ascii="Times New Roman" w:hAnsi="Times New Roman" w:cs="Times New Roman"/>
-                <w:b/>
-                <w:bCs/>
-                <w:sz w:val="24"/>
-                <w:szCs w:val="24"/>
-              </w:rPr>
-              <w:t>Main Responsibilities</w:t>
-            </w:r>
-          </w:p>
-        </w:tc>
-      </w:tr>
-      <w:tr>
-        <w:trPr>
-          <w:tblCellSpacing w:w="15" w:type="dxa"/>
-        </w:trPr>
-        <w:tc>
-          <w:tcPr>
-            <w:tcW w:w="0" w:type="auto"/>
-            <w:vAlign w:val="center"/>
-            <w:hideMark/>
-          </w:tcPr>
-          <w:p>
-            <w:pPr>
-              <w:rPr>
-                <w:rFonts w:ascii="Times New Roman" w:hAnsi="Times New Roman" w:cs="Times New Roman"/>
-                <w:sz w:val="24"/>
-                <w:szCs w:val="24"/>
-              </w:rPr>
-            </w:pPr>
-            <w:r>
-              <w:rPr>
-                <w:rFonts w:ascii="Times New Roman" w:hAnsi="Times New Roman" w:cs="Times New Roman"/>
-                <w:sz w:val="24"/>
-                <w:szCs w:val="24"/>
-              </w:rPr>
-              <w:t>Member 1</w:t>
-            </w:r>
-          </w:p>
-        </w:tc>
-        <w:tc>
-          <w:tcPr>
-            <w:tcW w:w="0" w:type="auto"/>
-            <w:vAlign w:val="center"/>
-            <w:hideMark/>
-          </w:tcPr>
-          <w:p>
-            <w:pPr>
-              <w:rPr>
-                <w:rFonts w:ascii="Times New Roman" w:hAnsi="Times New Roman" w:cs="Times New Roman"/>
-                <w:sz w:val="24"/>
-                <w:szCs w:val="24"/>
-              </w:rPr>
-            </w:pPr>
-            <w:r>
-              <w:rPr>
-                <w:rFonts w:ascii="Times New Roman" w:hAnsi="Times New Roman" w:cs="Times New Roman"/>
-                <w:sz w:val="24"/>
-                <w:szCs w:val="24"/>
-              </w:rPr>
-              <w:t>Presentation Layer</w:t>
-            </w:r>
-          </w:p>
-        </w:tc>
-        <w:tc>
-          <w:tcPr>
-            <w:tcW w:w="0" w:type="auto"/>
-            <w:vAlign w:val="center"/>
-            <w:hideMark/>
-          </w:tcPr>
-          <w:p>
-            <w:pPr>
-              <w:rPr>
-                <w:rFonts w:ascii="Times New Roman" w:hAnsi="Times New Roman" w:cs="Times New Roman"/>
-                <w:sz w:val="24"/>
-                <w:szCs w:val="24"/>
-              </w:rPr>
-            </w:pPr>
-            <w:r>
-              <w:rPr>
-                <w:rFonts w:ascii="Times New Roman" w:hAnsi="Times New Roman" w:cs="Times New Roman"/>
-                <w:sz w:val="24"/>
-                <w:szCs w:val="24"/>
-              </w:rPr>
-              <w:t>JSF pages and navigation</w:t>
-            </w:r>
-          </w:p>
-        </w:tc>
-      </w:tr>
-      <w:tr>
-        <w:trPr>
-          <w:tblCellSpacing w:w="15" w:type="dxa"/>
-        </w:trPr>
-        <w:tc>
-          <w:tcPr>
-            <w:tcW w:w="0" w:type="auto"/>
-            <w:vAlign w:val="center"/>
-            <w:hideMark/>
-          </w:tcPr>
-          <w:p>
-            <w:pPr>
-              <w:rPr>
-                <w:rFonts w:ascii="Times New Roman" w:hAnsi="Times New Roman" w:cs="Times New Roman"/>
-                <w:sz w:val="24"/>
-                <w:szCs w:val="24"/>
-              </w:rPr>
-            </w:pPr>
-            <w:r>
-              <w:rPr>
-                <w:rFonts w:ascii="Times New Roman" w:hAnsi="Times New Roman" w:cs="Times New Roman"/>
-                <w:sz w:val="24"/>
-                <w:szCs w:val="24"/>
-              </w:rPr>
-              <w:t>Member 2</w:t>
-            </w:r>
-          </w:p>
-        </w:tc>
-        <w:tc>
-          <w:tcPr>
-            <w:tcW w:w="0" w:type="auto"/>
-            <w:vAlign w:val="center"/>
-            <w:hideMark/>
-          </w:tcPr>
-          <w:p>
-            <w:pPr>
-              <w:rPr>
-                <w:rFonts w:ascii="Times New Roman" w:hAnsi="Times New Roman" w:cs="Times New Roman"/>
-                <w:sz w:val="24"/>
-                <w:szCs w:val="24"/>
-              </w:rPr>
-            </w:pPr>
-            <w:r>
-              <w:rPr>
-                <w:rFonts w:ascii="Times New Roman" w:hAnsi="Times New Roman" w:cs="Times New Roman"/>
-                <w:sz w:val="24"/>
-                <w:szCs w:val="24"/>
-              </w:rPr>
-              <w:t>Business Layer</w:t>
-            </w:r>
-          </w:p>
-        </w:tc>
-        <w:tc>
-          <w:tcPr>
-            <w:tcW w:w="0" w:type="auto"/>
-            <w:vAlign w:val="center"/>
-            <w:hideMark/>
-          </w:tcPr>
-          <w:p>
-            <w:pPr>
-              <w:rPr>
-                <w:rFonts w:ascii="Times New Roman" w:hAnsi="Times New Roman" w:cs="Times New Roman"/>
-                <w:sz w:val="24"/>
-                <w:szCs w:val="24"/>
-              </w:rPr>
-            </w:pPr>
-            <w:r>
-              <w:rPr>
-                <w:rFonts w:ascii="Times New Roman" w:hAnsi="Times New Roman" w:cs="Times New Roman"/>
-                <w:sz w:val="24"/>
-                <w:szCs w:val="24"/>
-              </w:rPr>
-              <w:t>EJB business logic</w:t>
-            </w:r>
-          </w:p>
-        </w:tc>
-      </w:tr>
-      <w:tr>
-        <w:trPr>
-          <w:tblCellSpacing w:w="15" w:type="dxa"/>
-        </w:trPr>
-        <w:tc>
-          <w:tcPr>
-            <w:tcW w:w="0" w:type="auto"/>
-            <w:vAlign w:val="center"/>
-            <w:hideMark/>
-          </w:tcPr>
-          <w:p>
-            <w:pPr>
-              <w:rPr>
-                <w:rFonts w:ascii="Times New Roman" w:hAnsi="Times New Roman" w:cs="Times New Roman"/>
-                <w:sz w:val="24"/>
-                <w:szCs w:val="24"/>
-              </w:rPr>
-            </w:pPr>
-            <w:r>
-              <w:rPr>
-                <w:rFonts w:ascii="Times New Roman" w:hAnsi="Times New Roman" w:cs="Times New Roman"/>
-                <w:sz w:val="24"/>
-                <w:szCs w:val="24"/>
-              </w:rPr>
-              <w:t>Member 3</w:t>
-            </w:r>
-          </w:p>
-        </w:tc>
-        <w:tc>
-          <w:tcPr>
-            <w:tcW w:w="0" w:type="auto"/>
-            <w:vAlign w:val="center"/>
-            <w:hideMark/>
-          </w:tcPr>
-          <w:p>
-            <w:pPr>
-              <w:rPr>
-                <w:rFonts w:ascii="Times New Roman" w:hAnsi="Times New Roman" w:cs="Times New Roman"/>
-                <w:sz w:val="24"/>
-                <w:szCs w:val="24"/>
-              </w:rPr>
-            </w:pPr>
-            <w:r>
-              <w:rPr>
-                <w:rFonts w:ascii="Times New Roman" w:hAnsi="Times New Roman" w:cs="Times New Roman"/>
-                <w:sz w:val="24"/>
-                <w:szCs w:val="24"/>
-              </w:rPr>
-              <w:t>Persistence Layer</w:t>
-            </w:r>
-          </w:p>
-        </w:tc>
-        <w:tc>
-          <w:tcPr>
-            <w:tcW w:w="0" w:type="auto"/>
-            <w:vAlign w:val="center"/>
-            <w:hideMark/>
-          </w:tcPr>
-          <w:p>
-            <w:pPr>
-              <w:rPr>
-                <w:rFonts w:ascii="Times New Roman" w:hAnsi="Times New Roman" w:cs="Times New Roman"/>
-                <w:sz w:val="24"/>
-                <w:szCs w:val="24"/>
-              </w:rPr>
-            </w:pPr>
-            <w:r>
-              <w:rPr>
-                <w:rFonts w:ascii="Times New Roman" w:hAnsi="Times New Roman" w:cs="Times New Roman"/>
-                <w:sz w:val="24"/>
-                <w:szCs w:val="24"/>
-              </w:rPr>
-              <w:t>JPA entities and database</w:t>
-            </w:r>
-          </w:p>
-        </w:tc>
-      </w:tr>
-    </w:tbl>
-    <w:p>
-      <w:pPr>
-        <w:rPr>
-          <w:rFonts w:ascii="Times New Roman" w:hAnsi="Times New Roman" w:cs="Times New Roman"/>
-          <w:sz w:val="24"/>
-          <w:szCs w:val="24"/>
-        </w:rPr>
-      </w:pPr>
-      <w:r>
-        <w:rPr>
-          <w:rFonts w:ascii="Times New Roman" w:hAnsi="Times New Roman" w:cs="Times New Roman"/>
-          <w:sz w:val="24"/>
-          <w:szCs w:val="24"/>
-        </w:rPr>
-        <w:pict w14:anchorId="28ABD218">
-          <v:rect id="_x0000_i1297" style="width:0;height:1.5pt" o:hralign="center" o:hrstd="t" o:hr="t" fillcolor="#a0a0a0" stroked="f"/>
-        </w:pict>
+        <w:lastRenderedPageBreak/>
+        <w:t xml:space="preserve">Error messages </w:t>
       </w:r>
     </w:p>
     <w:p>
       <w:pPr>
-        <w:pStyle w:val="Heading1"/>
-        <w:rPr>
-          <w:rFonts w:ascii="Times New Roman" w:hAnsi="Times New Roman" w:cs="Times New Roman"/>
+        <w:rPr>
+          <w:rFonts w:ascii="Times New Roman" w:hAnsi="Times New Roman" w:cs="Times New Roman"/>
+          <w:sz w:val="24"/>
+          <w:szCs w:val="24"/>
         </w:rPr>
       </w:pPr>
       <w:r>
         <w:rPr>
-          <w:rFonts w:ascii="Times New Roman" w:hAnsi="Times New Roman" w:cs="Times New Roman"/>
-        </w:rPr>
-        <w:t>3.2 Task Allocation</w:t>
+          <w:rFonts w:ascii="Times New Roman" w:eastAsiaTheme="majorEastAsia" w:hAnsi="Times New Roman" w:cs="Times New Roman"/>
+          <w:b/>
+          <w:bCs/>
+          <w:color w:val="4F81BD" w:themeColor="accent1"/>
+          <w:sz w:val="26"/>
+          <w:szCs w:val="26"/>
+        </w:rPr>
+        <w:t>4. Business Layer (EJB)</w:t>
       </w:r>
     </w:p>
     <w:p>
       <w:pPr>
         <w:rPr>
-          <w:rFonts w:ascii="Times New Roman" w:hAnsi="Times New Roman" w:cs="Times New Roman"/>
-          <w:sz w:val="24"/>
-          <w:szCs w:val="24"/>
+          <w:rFonts w:ascii="Times New Roman" w:eastAsiaTheme="majorEastAsia" w:hAnsi="Times New Roman" w:cs="Times New Roman"/>
+          <w:b/>
+          <w:bCs/>
+          <w:color w:val="4F81BD" w:themeColor="accent1"/>
+          <w:sz w:val="26"/>
+          <w:szCs w:val="26"/>
         </w:rPr>
       </w:pPr>
       <w:r>
         <w:rPr>
-          <w:rFonts w:ascii="Times New Roman" w:hAnsi="Times New Roman" w:cs="Times New Roman"/>
-          <w:sz w:val="24"/>
-          <w:szCs w:val="24"/>
-        </w:rPr>
-        <w:t>Explain what each team member developed.</w:t>
+          <w:rFonts w:ascii="Times New Roman" w:eastAsiaTheme="majorEastAsia" w:hAnsi="Times New Roman" w:cs="Times New Roman"/>
+          <w:b/>
+          <w:bCs/>
+          <w:color w:val="4F81BD" w:themeColor="accent1"/>
+          <w:sz w:val="26"/>
+          <w:szCs w:val="26"/>
+        </w:rPr>
+        <w:t>4.1 Purpose of the Business Layer</w:t>
       </w:r>
     </w:p>
     <w:p>
@@ -1159,21 +851,733 @@
           <w:sz w:val="24"/>
           <w:szCs w:val="24"/>
         </w:rPr>
-        <w:t>Example:</w:t>
+        <w:t>The business layer was developed using Enterprise Java Beans (EJB). This layer is responsible for processing the main logic of the application and connecting the presentation layer with the persistence layer.</w:t>
       </w:r>
     </w:p>
     <w:p>
       <w:pPr>
-        <w:pStyle w:val="Heading1"/>
-        <w:rPr>
-          <w:rFonts w:ascii="Times New Roman" w:hAnsi="Times New Roman" w:cs="Times New Roman"/>
+        <w:rPr>
+          <w:rFonts w:ascii="Times New Roman" w:hAnsi="Times New Roman" w:cs="Times New Roman"/>
+          <w:sz w:val="24"/>
+          <w:szCs w:val="24"/>
         </w:rPr>
       </w:pPr>
       <w:r>
         <w:rPr>
           <w:rFonts w:ascii="Times New Roman" w:hAnsi="Times New Roman" w:cs="Times New Roman"/>
-        </w:rPr>
-        <w:t>Member 2 – Business Layer</w:t>
+          <w:sz w:val="24"/>
+          <w:szCs w:val="24"/>
+        </w:rPr>
+        <w:t>The business layer handles important system operations such as customer registration, login validation, product management, stock control, and order processing. It also ensures that the application follows the required business rules before saving or retrieving information from the database.</w:t>
+      </w:r>
+    </w:p>
+    <w:p>
+      <w:pPr>
+        <w:rPr>
+          <w:rFonts w:ascii="Times New Roman" w:hAnsi="Times New Roman" w:cs="Times New Roman"/>
+          <w:sz w:val="24"/>
+          <w:szCs w:val="24"/>
+        </w:rPr>
+      </w:pPr>
+      <w:r>
+        <w:rPr>
+          <w:rFonts w:ascii="Times New Roman" w:hAnsi="Times New Roman" w:cs="Times New Roman"/>
+          <w:sz w:val="24"/>
+          <w:szCs w:val="24"/>
+        </w:rPr>
+        <w:t xml:space="preserve">Several EJB classes were implemented in this project, including </w:t>
+      </w:r>
+      <w:proofErr w:type="spellStart"/>
+      <w:r>
+        <w:rPr>
+          <w:rFonts w:ascii="Times New Roman" w:hAnsi="Times New Roman" w:cs="Times New Roman"/>
+          <w:sz w:val="24"/>
+          <w:szCs w:val="24"/>
+        </w:rPr>
+        <w:t>CustomerBean</w:t>
+      </w:r>
+      <w:proofErr w:type="spellEnd"/>
+      <w:r>
+        <w:rPr>
+          <w:rFonts w:ascii="Times New Roman" w:hAnsi="Times New Roman" w:cs="Times New Roman"/>
+          <w:sz w:val="24"/>
+          <w:szCs w:val="24"/>
+        </w:rPr>
+        <w:t xml:space="preserve">, </w:t>
+      </w:r>
+      <w:proofErr w:type="spellStart"/>
+      <w:r>
+        <w:rPr>
+          <w:rFonts w:ascii="Times New Roman" w:hAnsi="Times New Roman" w:cs="Times New Roman"/>
+          <w:sz w:val="24"/>
+          <w:szCs w:val="24"/>
+        </w:rPr>
+        <w:t>OrderBean</w:t>
+      </w:r>
+      <w:proofErr w:type="spellEnd"/>
+      <w:r>
+        <w:rPr>
+          <w:rFonts w:ascii="Times New Roman" w:hAnsi="Times New Roman" w:cs="Times New Roman"/>
+          <w:sz w:val="24"/>
+          <w:szCs w:val="24"/>
+        </w:rPr>
+        <w:t xml:space="preserve">, and </w:t>
+      </w:r>
+      <w:proofErr w:type="spellStart"/>
+      <w:r>
+        <w:rPr>
+          <w:rFonts w:ascii="Times New Roman" w:hAnsi="Times New Roman" w:cs="Times New Roman"/>
+          <w:sz w:val="24"/>
+          <w:szCs w:val="24"/>
+        </w:rPr>
+        <w:t>ProductFacade</w:t>
+      </w:r>
+      <w:proofErr w:type="spellEnd"/>
+      <w:r>
+        <w:rPr>
+          <w:rFonts w:ascii="Times New Roman" w:hAnsi="Times New Roman" w:cs="Times New Roman"/>
+          <w:sz w:val="24"/>
+          <w:szCs w:val="24"/>
+        </w:rPr>
+        <w:t xml:space="preserve">. These classes interact with the persistence layer using JPA and </w:t>
+      </w:r>
+      <w:proofErr w:type="spellStart"/>
+      <w:r>
+        <w:rPr>
+          <w:rFonts w:ascii="Times New Roman" w:hAnsi="Times New Roman" w:cs="Times New Roman"/>
+          <w:sz w:val="24"/>
+          <w:szCs w:val="24"/>
+        </w:rPr>
+        <w:t>EntityManager</w:t>
+      </w:r>
+      <w:proofErr w:type="spellEnd"/>
+      <w:r>
+        <w:rPr>
+          <w:rFonts w:ascii="Times New Roman" w:hAnsi="Times New Roman" w:cs="Times New Roman"/>
+          <w:sz w:val="24"/>
+          <w:szCs w:val="24"/>
+        </w:rPr>
+        <w:t xml:space="preserve"> to manage customer, product, and order data stored in the MySQL database.</w:t>
+      </w:r>
+    </w:p>
+    <w:p>
+      <w:pPr>
+        <w:rPr>
+          <w:rFonts w:ascii="Times New Roman" w:hAnsi="Times New Roman" w:cs="Times New Roman"/>
+          <w:sz w:val="24"/>
+          <w:szCs w:val="24"/>
+        </w:rPr>
+      </w:pPr>
+      <w:r>
+        <w:rPr>
+          <w:rFonts w:ascii="Times New Roman" w:hAnsi="Times New Roman" w:cs="Times New Roman"/>
+          <w:sz w:val="24"/>
+          <w:szCs w:val="24"/>
+        </w:rPr>
+        <w:t xml:space="preserve">The business layer helps </w:t>
+      </w:r>
+      <w:proofErr w:type="spellStart"/>
+      <w:r>
+        <w:rPr>
+          <w:rFonts w:ascii="Times New Roman" w:hAnsi="Times New Roman" w:cs="Times New Roman"/>
+          <w:sz w:val="24"/>
+          <w:szCs w:val="24"/>
+        </w:rPr>
+        <w:t>organise</w:t>
+      </w:r>
+      <w:proofErr w:type="spellEnd"/>
+      <w:r>
+        <w:rPr>
+          <w:rFonts w:ascii="Times New Roman" w:hAnsi="Times New Roman" w:cs="Times New Roman"/>
+          <w:sz w:val="24"/>
+          <w:szCs w:val="24"/>
+        </w:rPr>
+        <w:t xml:space="preserve"> the application logic in a clear and structured way and improves the communication between the system layers.</w:t>
+      </w:r>
+    </w:p>
+    <w:p>
+      <w:pPr>
+        <w:rPr>
+          <w:rFonts w:ascii="Times New Roman" w:eastAsiaTheme="majorEastAsia" w:hAnsi="Times New Roman" w:cs="Times New Roman"/>
+          <w:b/>
+          <w:bCs/>
+          <w:color w:val="4F81BD" w:themeColor="accent1"/>
+          <w:sz w:val="26"/>
+          <w:szCs w:val="26"/>
+        </w:rPr>
+      </w:pPr>
+      <w:r>
+        <w:rPr>
+          <w:rFonts w:ascii="Times New Roman" w:eastAsiaTheme="majorEastAsia" w:hAnsi="Times New Roman" w:cs="Times New Roman"/>
+          <w:b/>
+          <w:bCs/>
+          <w:color w:val="4F81BD" w:themeColor="accent1"/>
+          <w:sz w:val="26"/>
+          <w:szCs w:val="26"/>
+        </w:rPr>
+        <w:t xml:space="preserve">4.2 </w:t>
+      </w:r>
+      <w:proofErr w:type="spellStart"/>
+      <w:r>
+        <w:rPr>
+          <w:rFonts w:ascii="Times New Roman" w:eastAsiaTheme="majorEastAsia" w:hAnsi="Times New Roman" w:cs="Times New Roman"/>
+          <w:b/>
+          <w:bCs/>
+          <w:color w:val="4F81BD" w:themeColor="accent1"/>
+          <w:sz w:val="26"/>
+          <w:szCs w:val="26"/>
+        </w:rPr>
+        <w:t>CustomerBean</w:t>
+      </w:r>
+      <w:proofErr w:type="spellEnd"/>
+    </w:p>
+    <w:p>
+      <w:pPr>
+        <w:rPr>
+          <w:rFonts w:ascii="Times New Roman" w:hAnsi="Times New Roman" w:cs="Times New Roman"/>
+          <w:sz w:val="24"/>
+          <w:szCs w:val="24"/>
+        </w:rPr>
+      </w:pPr>
+      <w:r>
+        <w:rPr>
+          <w:rFonts w:ascii="Times New Roman" w:hAnsi="Times New Roman" w:cs="Times New Roman"/>
+          <w:sz w:val="24"/>
+          <w:szCs w:val="24"/>
+        </w:rPr>
+        <w:t xml:space="preserve">The </w:t>
+      </w:r>
+      <w:proofErr w:type="spellStart"/>
+      <w:r>
+        <w:rPr>
+          <w:rFonts w:ascii="Times New Roman" w:hAnsi="Times New Roman" w:cs="Times New Roman"/>
+          <w:sz w:val="24"/>
+          <w:szCs w:val="24"/>
+        </w:rPr>
+        <w:t>CustomerBean</w:t>
+      </w:r>
+      <w:proofErr w:type="spellEnd"/>
+      <w:r>
+        <w:rPr>
+          <w:rFonts w:ascii="Times New Roman" w:hAnsi="Times New Roman" w:cs="Times New Roman"/>
+          <w:sz w:val="24"/>
+          <w:szCs w:val="24"/>
+        </w:rPr>
+        <w:t xml:space="preserve"> class manages customer operations in the system. It is used for customer registration, login validation, customer search, and listing all registered customers.</w:t>
+      </w:r>
+    </w:p>
+    <w:p>
+      <w:pPr>
+        <w:rPr>
+          <w:rFonts w:ascii="Times New Roman" w:hAnsi="Times New Roman" w:cs="Times New Roman"/>
+          <w:sz w:val="24"/>
+          <w:szCs w:val="24"/>
+        </w:rPr>
+      </w:pPr>
+      <w:r>
+        <w:rPr>
+          <w:rFonts w:ascii="Times New Roman" w:hAnsi="Times New Roman" w:cs="Times New Roman"/>
+          <w:sz w:val="24"/>
+          <w:szCs w:val="24"/>
+        </w:rPr>
+        <w:t xml:space="preserve">This class checks if an email already exists before registering a new customer. It also validates the customer’s email and password during login. The class uses </w:t>
+      </w:r>
+      <w:proofErr w:type="spellStart"/>
+      <w:r>
+        <w:rPr>
+          <w:rFonts w:ascii="Times New Roman" w:hAnsi="Times New Roman" w:cs="Times New Roman"/>
+          <w:sz w:val="24"/>
+          <w:szCs w:val="24"/>
+        </w:rPr>
+        <w:t>EntityManager</w:t>
+      </w:r>
+      <w:proofErr w:type="spellEnd"/>
+      <w:r>
+        <w:rPr>
+          <w:rFonts w:ascii="Times New Roman" w:hAnsi="Times New Roman" w:cs="Times New Roman"/>
+          <w:sz w:val="24"/>
+          <w:szCs w:val="24"/>
+        </w:rPr>
+        <w:t xml:space="preserve"> and JPQL queries to connect with the database and manage customer information.</w:t>
+      </w:r>
+    </w:p>
+    <w:p>
+      <w:pPr>
+        <w:rPr>
+          <w:rFonts w:ascii="Times New Roman" w:hAnsi="Times New Roman" w:cs="Times New Roman"/>
+          <w:sz w:val="24"/>
+          <w:szCs w:val="24"/>
+        </w:rPr>
+      </w:pPr>
+    </w:p>
+    <w:p>
+      <w:pPr>
+        <w:rPr>
+          <w:rFonts w:ascii="Times New Roman" w:eastAsiaTheme="majorEastAsia" w:hAnsi="Times New Roman" w:cs="Times New Roman"/>
+          <w:b/>
+          <w:bCs/>
+          <w:color w:val="4F81BD" w:themeColor="accent1"/>
+          <w:sz w:val="26"/>
+          <w:szCs w:val="26"/>
+        </w:rPr>
+      </w:pPr>
+      <w:r>
+        <w:rPr>
+          <w:rFonts w:ascii="Times New Roman" w:eastAsiaTheme="majorEastAsia" w:hAnsi="Times New Roman" w:cs="Times New Roman"/>
+          <w:b/>
+          <w:bCs/>
+          <w:color w:val="4F81BD" w:themeColor="accent1"/>
+          <w:sz w:val="26"/>
+          <w:szCs w:val="26"/>
+        </w:rPr>
+        <w:t xml:space="preserve">4.3 </w:t>
+      </w:r>
+      <w:proofErr w:type="spellStart"/>
+      <w:r>
+        <w:rPr>
+          <w:rFonts w:ascii="Times New Roman" w:eastAsiaTheme="majorEastAsia" w:hAnsi="Times New Roman" w:cs="Times New Roman"/>
+          <w:b/>
+          <w:bCs/>
+          <w:color w:val="4F81BD" w:themeColor="accent1"/>
+          <w:sz w:val="26"/>
+          <w:szCs w:val="26"/>
+        </w:rPr>
+        <w:t>ProductFacade</w:t>
+      </w:r>
+      <w:proofErr w:type="spellEnd"/>
+    </w:p>
+    <w:p>
+      <w:pPr>
+        <w:rPr>
+          <w:rFonts w:ascii="Times New Roman" w:hAnsi="Times New Roman" w:cs="Times New Roman"/>
+          <w:sz w:val="24"/>
+          <w:szCs w:val="24"/>
+        </w:rPr>
+      </w:pPr>
+      <w:r>
+        <w:rPr>
+          <w:rFonts w:ascii="Times New Roman" w:hAnsi="Times New Roman" w:cs="Times New Roman"/>
+          <w:sz w:val="24"/>
+          <w:szCs w:val="24"/>
+        </w:rPr>
+        <w:t xml:space="preserve">The </w:t>
+      </w:r>
+      <w:proofErr w:type="spellStart"/>
+      <w:r>
+        <w:rPr>
+          <w:rFonts w:ascii="Times New Roman" w:hAnsi="Times New Roman" w:cs="Times New Roman"/>
+          <w:sz w:val="24"/>
+          <w:szCs w:val="24"/>
+        </w:rPr>
+        <w:t>ProductFacade</w:t>
+      </w:r>
+      <w:proofErr w:type="spellEnd"/>
+      <w:r>
+        <w:rPr>
+          <w:rFonts w:ascii="Times New Roman" w:hAnsi="Times New Roman" w:cs="Times New Roman"/>
+          <w:sz w:val="24"/>
+          <w:szCs w:val="24"/>
+        </w:rPr>
+        <w:t xml:space="preserve"> class manages product-related operations in the business layer. It is used to </w:t>
+      </w:r>
+      <w:proofErr w:type="gramStart"/>
+      <w:r>
+        <w:rPr>
+          <w:rFonts w:ascii="Times New Roman" w:hAnsi="Times New Roman" w:cs="Times New Roman"/>
+          <w:sz w:val="24"/>
+          <w:szCs w:val="24"/>
+        </w:rPr>
+        <w:t>search</w:t>
+      </w:r>
+      <w:proofErr w:type="gramEnd"/>
+      <w:r>
+        <w:rPr>
+          <w:rFonts w:ascii="Times New Roman" w:hAnsi="Times New Roman" w:cs="Times New Roman"/>
+          <w:sz w:val="24"/>
+          <w:szCs w:val="24"/>
+        </w:rPr>
+        <w:t xml:space="preserve"> products, list laptops and smartphones, and create new products.</w:t>
+      </w:r>
+    </w:p>
+    <w:p>
+      <w:pPr>
+        <w:rPr>
+          <w:rFonts w:ascii="Times New Roman" w:hAnsi="Times New Roman" w:cs="Times New Roman"/>
+          <w:sz w:val="24"/>
+          <w:szCs w:val="24"/>
+        </w:rPr>
+      </w:pPr>
+      <w:r>
+        <w:rPr>
+          <w:rFonts w:ascii="Times New Roman" w:hAnsi="Times New Roman" w:cs="Times New Roman"/>
+          <w:sz w:val="24"/>
+          <w:szCs w:val="24"/>
+        </w:rPr>
+        <w:t xml:space="preserve">This class also controls the product stock. When an order is created, it reduces </w:t>
+      </w:r>
+      <w:proofErr w:type="gramStart"/>
+      <w:r>
+        <w:rPr>
+          <w:rFonts w:ascii="Times New Roman" w:hAnsi="Times New Roman" w:cs="Times New Roman"/>
+          <w:sz w:val="24"/>
+          <w:szCs w:val="24"/>
+        </w:rPr>
+        <w:t>the stock</w:t>
+      </w:r>
+      <w:proofErr w:type="gramEnd"/>
+      <w:r>
+        <w:rPr>
+          <w:rFonts w:ascii="Times New Roman" w:hAnsi="Times New Roman" w:cs="Times New Roman"/>
+          <w:sz w:val="24"/>
+          <w:szCs w:val="24"/>
+        </w:rPr>
+        <w:t xml:space="preserve">. When an order is deleted, it restores </w:t>
+      </w:r>
+      <w:proofErr w:type="gramStart"/>
+      <w:r>
+        <w:rPr>
+          <w:rFonts w:ascii="Times New Roman" w:hAnsi="Times New Roman" w:cs="Times New Roman"/>
+          <w:sz w:val="24"/>
+          <w:szCs w:val="24"/>
+        </w:rPr>
+        <w:t>the stock</w:t>
+      </w:r>
+      <w:proofErr w:type="gramEnd"/>
+      <w:r>
+        <w:rPr>
+          <w:rFonts w:ascii="Times New Roman" w:hAnsi="Times New Roman" w:cs="Times New Roman"/>
+          <w:sz w:val="24"/>
+          <w:szCs w:val="24"/>
+        </w:rPr>
+        <w:t>. This helps keep the inventory updated correctly in the database.</w:t>
+      </w:r>
+    </w:p>
+    <w:p>
+      <w:pPr>
+        <w:rPr>
+          <w:rFonts w:ascii="Times New Roman" w:eastAsiaTheme="majorEastAsia" w:hAnsi="Times New Roman" w:cs="Times New Roman"/>
+          <w:b/>
+          <w:bCs/>
+          <w:color w:val="4F81BD" w:themeColor="accent1"/>
+          <w:sz w:val="26"/>
+          <w:szCs w:val="26"/>
+        </w:rPr>
+      </w:pPr>
+      <w:r>
+        <w:rPr>
+          <w:rFonts w:ascii="Times New Roman" w:eastAsiaTheme="majorEastAsia" w:hAnsi="Times New Roman" w:cs="Times New Roman"/>
+          <w:b/>
+          <w:bCs/>
+          <w:color w:val="4F81BD" w:themeColor="accent1"/>
+          <w:sz w:val="26"/>
+          <w:szCs w:val="26"/>
+        </w:rPr>
+        <w:t xml:space="preserve">4.4 </w:t>
+      </w:r>
+      <w:proofErr w:type="spellStart"/>
+      <w:r>
+        <w:rPr>
+          <w:rFonts w:ascii="Times New Roman" w:eastAsiaTheme="majorEastAsia" w:hAnsi="Times New Roman" w:cs="Times New Roman"/>
+          <w:b/>
+          <w:bCs/>
+          <w:color w:val="4F81BD" w:themeColor="accent1"/>
+          <w:sz w:val="26"/>
+          <w:szCs w:val="26"/>
+        </w:rPr>
+        <w:t>OrderBean</w:t>
+      </w:r>
+      <w:proofErr w:type="spellEnd"/>
+    </w:p>
+    <w:p>
+      <w:pPr>
+        <w:rPr>
+          <w:rFonts w:ascii="Times New Roman" w:hAnsi="Times New Roman" w:cs="Times New Roman"/>
+          <w:sz w:val="24"/>
+          <w:szCs w:val="24"/>
+        </w:rPr>
+      </w:pPr>
+      <w:r>
+        <w:rPr>
+          <w:rFonts w:ascii="Times New Roman" w:hAnsi="Times New Roman" w:cs="Times New Roman"/>
+          <w:sz w:val="24"/>
+          <w:szCs w:val="24"/>
+        </w:rPr>
+        <w:lastRenderedPageBreak/>
+        <w:t xml:space="preserve">The </w:t>
+      </w:r>
+      <w:proofErr w:type="spellStart"/>
+      <w:r>
+        <w:rPr>
+          <w:rFonts w:ascii="Times New Roman" w:hAnsi="Times New Roman" w:cs="Times New Roman"/>
+          <w:sz w:val="24"/>
+          <w:szCs w:val="24"/>
+        </w:rPr>
+        <w:t>OrderBean</w:t>
+      </w:r>
+      <w:proofErr w:type="spellEnd"/>
+      <w:r>
+        <w:rPr>
+          <w:rFonts w:ascii="Times New Roman" w:hAnsi="Times New Roman" w:cs="Times New Roman"/>
+          <w:sz w:val="24"/>
+          <w:szCs w:val="24"/>
+        </w:rPr>
+        <w:t xml:space="preserve"> class manages order operations in the system. It is responsible for creating orders, deleting orders, finding orders by ID, and listing all orders.</w:t>
+      </w:r>
+    </w:p>
+    <w:p>
+      <w:pPr>
+        <w:rPr>
+          <w:rFonts w:ascii="Times New Roman" w:hAnsi="Times New Roman" w:cs="Times New Roman"/>
+          <w:sz w:val="24"/>
+          <w:szCs w:val="24"/>
+        </w:rPr>
+      </w:pPr>
+      <w:r>
+        <w:rPr>
+          <w:rFonts w:ascii="Times New Roman" w:hAnsi="Times New Roman" w:cs="Times New Roman"/>
+          <w:sz w:val="24"/>
+          <w:szCs w:val="24"/>
+        </w:rPr>
+        <w:t xml:space="preserve">Before creating an order, this class checks if the selected product has enough stock. If stock is available, the order is saved in the </w:t>
+      </w:r>
+      <w:proofErr w:type="gramStart"/>
+      <w:r>
+        <w:rPr>
+          <w:rFonts w:ascii="Times New Roman" w:hAnsi="Times New Roman" w:cs="Times New Roman"/>
+          <w:sz w:val="24"/>
+          <w:szCs w:val="24"/>
+        </w:rPr>
+        <w:t>database</w:t>
+      </w:r>
+      <w:proofErr w:type="gramEnd"/>
+      <w:r>
+        <w:rPr>
+          <w:rFonts w:ascii="Times New Roman" w:hAnsi="Times New Roman" w:cs="Times New Roman"/>
+          <w:sz w:val="24"/>
+          <w:szCs w:val="24"/>
+        </w:rPr>
+        <w:t xml:space="preserve"> and the product stock is reduced. If an order is deleted, the stock is restored.</w:t>
+      </w:r>
+    </w:p>
+    <w:p>
+      <w:pPr>
+        <w:rPr>
+          <w:rFonts w:ascii="Times New Roman" w:eastAsiaTheme="majorEastAsia" w:hAnsi="Times New Roman" w:cs="Times New Roman"/>
+          <w:b/>
+          <w:bCs/>
+          <w:color w:val="4F81BD" w:themeColor="accent1"/>
+          <w:sz w:val="26"/>
+          <w:szCs w:val="26"/>
+        </w:rPr>
+      </w:pPr>
+      <w:r>
+        <w:rPr>
+          <w:rFonts w:ascii="Times New Roman" w:eastAsiaTheme="majorEastAsia" w:hAnsi="Times New Roman" w:cs="Times New Roman"/>
+          <w:b/>
+          <w:bCs/>
+          <w:color w:val="4F81BD" w:themeColor="accent1"/>
+          <w:sz w:val="26"/>
+          <w:szCs w:val="26"/>
+        </w:rPr>
+        <w:t>4.5 Business Rules Implemented</w:t>
+      </w:r>
+    </w:p>
+    <w:p>
+      <w:pPr>
+        <w:rPr>
+          <w:rFonts w:ascii="Times New Roman" w:hAnsi="Times New Roman" w:cs="Times New Roman"/>
+          <w:sz w:val="24"/>
+          <w:szCs w:val="24"/>
+        </w:rPr>
+      </w:pPr>
+      <w:r>
+        <w:rPr>
+          <w:rFonts w:ascii="Times New Roman" w:hAnsi="Times New Roman" w:cs="Times New Roman"/>
+          <w:sz w:val="24"/>
+          <w:szCs w:val="24"/>
+        </w:rPr>
+        <w:t xml:space="preserve">The business layer </w:t>
+      </w:r>
+      <w:proofErr w:type="gramStart"/>
+      <w:r>
+        <w:rPr>
+          <w:rFonts w:ascii="Times New Roman" w:hAnsi="Times New Roman" w:cs="Times New Roman"/>
+          <w:sz w:val="24"/>
+          <w:szCs w:val="24"/>
+        </w:rPr>
+        <w:t>applies</w:t>
+      </w:r>
+      <w:proofErr w:type="gramEnd"/>
+      <w:r>
+        <w:rPr>
+          <w:rFonts w:ascii="Times New Roman" w:hAnsi="Times New Roman" w:cs="Times New Roman"/>
+          <w:sz w:val="24"/>
+          <w:szCs w:val="24"/>
+        </w:rPr>
+        <w:t xml:space="preserve"> the main rules of the system before data is saved in the database. For example, a customer email must be checked before registration, login details must be validated, and product stock must be checked before creating an order.</w:t>
+      </w:r>
+    </w:p>
+    <w:p>
+      <w:pPr>
+        <w:rPr>
+          <w:rFonts w:ascii="Times New Roman" w:hAnsi="Times New Roman" w:cs="Times New Roman"/>
+          <w:sz w:val="24"/>
+          <w:szCs w:val="24"/>
+        </w:rPr>
+      </w:pPr>
+      <w:r>
+        <w:rPr>
+          <w:rFonts w:ascii="Times New Roman" w:hAnsi="Times New Roman" w:cs="Times New Roman"/>
+          <w:sz w:val="24"/>
+          <w:szCs w:val="24"/>
+        </w:rPr>
+        <w:t>The system also updates stock automatically. Stock is reduced when an order is created and restored when an order is deleted.</w:t>
+      </w:r>
+    </w:p>
+    <w:p>
+      <w:pPr>
+        <w:rPr>
+          <w:rFonts w:ascii="Times New Roman" w:eastAsiaTheme="majorEastAsia" w:hAnsi="Times New Roman" w:cs="Times New Roman"/>
+          <w:b/>
+          <w:bCs/>
+          <w:color w:val="4F81BD" w:themeColor="accent1"/>
+          <w:sz w:val="26"/>
+          <w:szCs w:val="26"/>
+        </w:rPr>
+      </w:pPr>
+      <w:r>
+        <w:rPr>
+          <w:rFonts w:ascii="Times New Roman" w:eastAsiaTheme="majorEastAsia" w:hAnsi="Times New Roman" w:cs="Times New Roman"/>
+          <w:b/>
+          <w:bCs/>
+          <w:color w:val="4F81BD" w:themeColor="accent1"/>
+          <w:sz w:val="26"/>
+          <w:szCs w:val="26"/>
+        </w:rPr>
+        <w:t>4.6 Integration with Persistence Layer</w:t>
+      </w:r>
+    </w:p>
+    <w:p>
+      <w:pPr>
+        <w:rPr>
+          <w:rFonts w:ascii="Times New Roman" w:hAnsi="Times New Roman" w:cs="Times New Roman"/>
+          <w:sz w:val="24"/>
+          <w:szCs w:val="24"/>
+        </w:rPr>
+      </w:pPr>
+      <w:r>
+        <w:rPr>
+          <w:rFonts w:ascii="Times New Roman" w:hAnsi="Times New Roman" w:cs="Times New Roman"/>
+          <w:sz w:val="24"/>
+          <w:szCs w:val="24"/>
+        </w:rPr>
+        <w:t xml:space="preserve">The business layer communicates with the persistence layer using JPA and </w:t>
+      </w:r>
+      <w:proofErr w:type="spellStart"/>
+      <w:r>
+        <w:rPr>
+          <w:rFonts w:ascii="Times New Roman" w:hAnsi="Times New Roman" w:cs="Times New Roman"/>
+          <w:sz w:val="24"/>
+          <w:szCs w:val="24"/>
+        </w:rPr>
+        <w:t>EntityManager</w:t>
+      </w:r>
+      <w:proofErr w:type="spellEnd"/>
+      <w:r>
+        <w:rPr>
+          <w:rFonts w:ascii="Times New Roman" w:hAnsi="Times New Roman" w:cs="Times New Roman"/>
+          <w:sz w:val="24"/>
+          <w:szCs w:val="24"/>
+        </w:rPr>
+        <w:t>. The EJB classes use JPQL queries and database operations to store, update, retrieve, and delete information from the MySQL database.</w:t>
+      </w:r>
+    </w:p>
+    <w:p>
+      <w:pPr>
+        <w:rPr>
+          <w:rFonts w:ascii="Times New Roman" w:hAnsi="Times New Roman" w:cs="Times New Roman"/>
+          <w:sz w:val="24"/>
+          <w:szCs w:val="24"/>
+        </w:rPr>
+      </w:pPr>
+      <w:r>
+        <w:rPr>
+          <w:rFonts w:ascii="Times New Roman" w:hAnsi="Times New Roman" w:cs="Times New Roman"/>
+          <w:sz w:val="24"/>
+          <w:szCs w:val="24"/>
+        </w:rPr>
+        <w:t xml:space="preserve">This integration allows the system to manage </w:t>
+      </w:r>
+      <w:proofErr w:type="gramStart"/>
+      <w:r>
+        <w:rPr>
+          <w:rFonts w:ascii="Times New Roman" w:hAnsi="Times New Roman" w:cs="Times New Roman"/>
+          <w:sz w:val="24"/>
+          <w:szCs w:val="24"/>
+        </w:rPr>
+        <w:t>customer</w:t>
+      </w:r>
+      <w:proofErr w:type="gramEnd"/>
+      <w:r>
+        <w:rPr>
+          <w:rFonts w:ascii="Times New Roman" w:hAnsi="Times New Roman" w:cs="Times New Roman"/>
+          <w:sz w:val="24"/>
+          <w:szCs w:val="24"/>
+        </w:rPr>
+        <w:t xml:space="preserve">, </w:t>
+      </w:r>
+      <w:proofErr w:type="gramStart"/>
+      <w:r>
+        <w:rPr>
+          <w:rFonts w:ascii="Times New Roman" w:hAnsi="Times New Roman" w:cs="Times New Roman"/>
+          <w:sz w:val="24"/>
+          <w:szCs w:val="24"/>
+        </w:rPr>
+        <w:t>product</w:t>
+      </w:r>
+      <w:proofErr w:type="gramEnd"/>
+      <w:r>
+        <w:rPr>
+          <w:rFonts w:ascii="Times New Roman" w:hAnsi="Times New Roman" w:cs="Times New Roman"/>
+          <w:sz w:val="24"/>
+          <w:szCs w:val="24"/>
+        </w:rPr>
+        <w:t>, and order data correctly across the application.</w:t>
+      </w:r>
+    </w:p>
+    <w:p>
+      <w:pPr>
+        <w:rPr>
+          <w:rFonts w:ascii="Times New Roman" w:eastAsiaTheme="majorEastAsia" w:hAnsi="Times New Roman" w:cs="Times New Roman"/>
+          <w:b/>
+          <w:bCs/>
+          <w:color w:val="4F81BD" w:themeColor="accent1"/>
+          <w:sz w:val="26"/>
+          <w:szCs w:val="26"/>
+        </w:rPr>
+      </w:pPr>
+    </w:p>
+    <w:p>
+      <w:pPr>
+        <w:rPr>
+          <w:rFonts w:ascii="Times New Roman" w:eastAsiaTheme="majorEastAsia" w:hAnsi="Times New Roman" w:cs="Times New Roman"/>
+          <w:b/>
+          <w:bCs/>
+          <w:color w:val="4F81BD" w:themeColor="accent1"/>
+          <w:sz w:val="26"/>
+          <w:szCs w:val="26"/>
+        </w:rPr>
+      </w:pPr>
+      <w:r>
+        <w:rPr>
+          <w:rFonts w:ascii="Times New Roman" w:eastAsiaTheme="majorEastAsia" w:hAnsi="Times New Roman" w:cs="Times New Roman"/>
+          <w:b/>
+          <w:bCs/>
+          <w:color w:val="4F81BD" w:themeColor="accent1"/>
+          <w:sz w:val="26"/>
+          <w:szCs w:val="26"/>
+        </w:rPr>
+        <w:t>5. Persistence Layer (JPA and MySQL)</w:t>
       </w:r>
     </w:p>
     <w:p>
@@ -1194,7 +1598,7 @@
           <w:sz w:val="24"/>
           <w:szCs w:val="24"/>
         </w:rPr>
-        <w:t xml:space="preserve">Developed EJB classes </w:t>
+        <w:t xml:space="preserve">Entities </w:t>
       </w:r>
     </w:p>
     <w:p>
@@ -1215,7 +1619,7 @@
           <w:sz w:val="24"/>
           <w:szCs w:val="24"/>
         </w:rPr>
-        <w:t xml:space="preserve">Implemented stock management logic </w:t>
+        <w:t xml:space="preserve">Database tables </w:t>
       </w:r>
     </w:p>
     <w:p>
@@ -1236,7 +1640,7 @@
           <w:sz w:val="24"/>
           <w:szCs w:val="24"/>
         </w:rPr>
-        <w:t xml:space="preserve">Implemented order validation </w:t>
+        <w:t xml:space="preserve">Relationships </w:t>
       </w:r>
     </w:p>
     <w:p>
@@ -1257,11 +1661,15 @@
           <w:sz w:val="24"/>
           <w:szCs w:val="24"/>
         </w:rPr>
-        <w:t xml:space="preserve">Connected EJBs with the persistence layer </w:t>
+        <w:t xml:space="preserve">JPA annotations </w:t>
       </w:r>
     </w:p>
     <w:p>
       <w:pPr>
+        <w:numPr>
+          <w:ilvl w:val="0"/>
+          <w:numId w:val="10"/>
+        </w:numPr>
         <w:rPr>
           <w:rFonts w:ascii="Times New Roman" w:hAnsi="Times New Roman" w:cs="Times New Roman"/>
           <w:sz w:val="24"/>
@@ -1274,178 +1682,205 @@
           <w:sz w:val="24"/>
           <w:szCs w:val="24"/>
         </w:rPr>
-        <w:pict w14:anchorId="62A7B3B7">
-          <v:rect id="_x0000_i1298" style="width:0;height:1.5pt" o:hralign="center" o:hrstd="t" o:hr="t" fillcolor="#a0a0a0" stroked="f"/>
-        </w:pict>
+        <w:t xml:space="preserve">CRUD operations </w:t>
       </w:r>
     </w:p>
     <w:p>
       <w:pPr>
-        <w:pStyle w:val="Heading1"/>
-        <w:rPr>
-          <w:rFonts w:ascii="Times New Roman" w:hAnsi="Times New Roman" w:cs="Times New Roman"/>
+        <w:numPr>
+          <w:ilvl w:val="0"/>
+          <w:numId w:val="10"/>
+        </w:numPr>
+        <w:rPr>
+          <w:rFonts w:ascii="Times New Roman" w:hAnsi="Times New Roman" w:cs="Times New Roman"/>
+          <w:sz w:val="24"/>
+          <w:szCs w:val="24"/>
         </w:rPr>
       </w:pPr>
       <w:r>
         <w:rPr>
           <w:rFonts w:ascii="Times New Roman" w:hAnsi="Times New Roman" w:cs="Times New Roman"/>
-        </w:rPr>
-        <w:t>4. Development Environment and Tools</w:t>
+          <w:sz w:val="24"/>
+          <w:szCs w:val="24"/>
+        </w:rPr>
+        <w:t xml:space="preserve">Inheritance strategy </w:t>
       </w:r>
     </w:p>
     <w:p>
       <w:pPr>
-        <w:pStyle w:val="Heading1"/>
-        <w:rPr>
-          <w:rFonts w:ascii="Times New Roman" w:hAnsi="Times New Roman" w:cs="Times New Roman"/>
+        <w:numPr>
+          <w:ilvl w:val="0"/>
+          <w:numId w:val="10"/>
+        </w:numPr>
+        <w:rPr>
+          <w:rFonts w:ascii="Times New Roman" w:hAnsi="Times New Roman" w:cs="Times New Roman"/>
+          <w:sz w:val="24"/>
+          <w:szCs w:val="24"/>
         </w:rPr>
       </w:pPr>
       <w:r>
         <w:rPr>
           <w:rFonts w:ascii="Times New Roman" w:hAnsi="Times New Roman" w:cs="Times New Roman"/>
-        </w:rPr>
-        <w:t>4.1 Software and Platforms</w:t>
+          <w:sz w:val="24"/>
+          <w:szCs w:val="24"/>
+        </w:rPr>
+        <w:t xml:space="preserve">JPQL queries </w:t>
       </w:r>
     </w:p>
     <w:p>
       <w:pPr>
-        <w:numPr>
-          <w:ilvl w:val="0"/>
-          <w:numId w:val="11"/>
-        </w:numPr>
-        <w:rPr>
-          <w:rFonts w:ascii="Times New Roman" w:hAnsi="Times New Roman" w:cs="Times New Roman"/>
-          <w:sz w:val="24"/>
-          <w:szCs w:val="24"/>
+        <w:rPr>
+          <w:rFonts w:ascii="Times New Roman" w:eastAsiaTheme="majorEastAsia" w:hAnsi="Times New Roman" w:cs="Times New Roman"/>
+          <w:b/>
+          <w:bCs/>
+          <w:color w:val="4F81BD" w:themeColor="accent1"/>
+          <w:sz w:val="26"/>
+          <w:szCs w:val="26"/>
         </w:rPr>
       </w:pPr>
       <w:r>
         <w:rPr>
-          <w:rFonts w:ascii="Times New Roman" w:hAnsi="Times New Roman" w:cs="Times New Roman"/>
-          <w:sz w:val="24"/>
-          <w:szCs w:val="24"/>
-        </w:rPr>
-        <w:t xml:space="preserve">NetBeans IDE </w:t>
+          <w:rFonts w:ascii="Times New Roman" w:eastAsiaTheme="majorEastAsia" w:hAnsi="Times New Roman" w:cs="Times New Roman"/>
+          <w:b/>
+          <w:bCs/>
+          <w:color w:val="4F81BD" w:themeColor="accent1"/>
+          <w:sz w:val="26"/>
+          <w:szCs w:val="26"/>
+        </w:rPr>
+        <w:t>6. System Functionality</w:t>
       </w:r>
     </w:p>
     <w:p>
       <w:pPr>
-        <w:numPr>
-          <w:ilvl w:val="0"/>
-          <w:numId w:val="11"/>
-        </w:numPr>
-        <w:rPr>
-          <w:rFonts w:ascii="Times New Roman" w:hAnsi="Times New Roman" w:cs="Times New Roman"/>
-          <w:sz w:val="24"/>
-          <w:szCs w:val="24"/>
+        <w:rPr>
+          <w:rFonts w:ascii="Times New Roman" w:eastAsiaTheme="majorEastAsia" w:hAnsi="Times New Roman" w:cs="Times New Roman"/>
+          <w:b/>
+          <w:bCs/>
+          <w:color w:val="4F81BD" w:themeColor="accent1"/>
+          <w:sz w:val="26"/>
+          <w:szCs w:val="26"/>
         </w:rPr>
       </w:pPr>
       <w:r>
         <w:rPr>
-          <w:rFonts w:ascii="Times New Roman" w:hAnsi="Times New Roman" w:cs="Times New Roman"/>
-          <w:sz w:val="24"/>
-          <w:szCs w:val="24"/>
-        </w:rPr>
-        <w:t xml:space="preserve">GlassFish Server </w:t>
+          <w:rFonts w:ascii="Times New Roman" w:eastAsiaTheme="majorEastAsia" w:hAnsi="Times New Roman" w:cs="Times New Roman"/>
+          <w:b/>
+          <w:bCs/>
+          <w:color w:val="4F81BD" w:themeColor="accent1"/>
+          <w:sz w:val="26"/>
+          <w:szCs w:val="26"/>
+        </w:rPr>
+        <w:t>6.1 User Registration</w:t>
       </w:r>
     </w:p>
     <w:p>
       <w:pPr>
-        <w:numPr>
-          <w:ilvl w:val="0"/>
-          <w:numId w:val="11"/>
-        </w:numPr>
-        <w:rPr>
-          <w:rFonts w:ascii="Times New Roman" w:hAnsi="Times New Roman" w:cs="Times New Roman"/>
-          <w:sz w:val="24"/>
-          <w:szCs w:val="24"/>
+        <w:rPr>
+          <w:rFonts w:ascii="Times New Roman" w:eastAsiaTheme="majorEastAsia" w:hAnsi="Times New Roman" w:cs="Times New Roman"/>
+          <w:b/>
+          <w:bCs/>
+          <w:color w:val="4F81BD" w:themeColor="accent1"/>
+          <w:sz w:val="26"/>
+          <w:szCs w:val="26"/>
         </w:rPr>
       </w:pPr>
       <w:r>
         <w:rPr>
-          <w:rFonts w:ascii="Times New Roman" w:hAnsi="Times New Roman" w:cs="Times New Roman"/>
-          <w:sz w:val="24"/>
-          <w:szCs w:val="24"/>
+          <w:rFonts w:ascii="Times New Roman" w:eastAsiaTheme="majorEastAsia" w:hAnsi="Times New Roman" w:cs="Times New Roman"/>
+          <w:b/>
+          <w:bCs/>
+          <w:color w:val="4F81BD" w:themeColor="accent1"/>
+          <w:sz w:val="26"/>
+          <w:szCs w:val="26"/>
         </w:rPr>
         <w:lastRenderedPageBreak/>
-        <w:t xml:space="preserve">MySQL Database </w:t>
+        <w:t>6.2 Login and Account Recovery</w:t>
       </w:r>
     </w:p>
     <w:p>
       <w:pPr>
-        <w:numPr>
-          <w:ilvl w:val="0"/>
-          <w:numId w:val="11"/>
-        </w:numPr>
-        <w:rPr>
-          <w:rFonts w:ascii="Times New Roman" w:hAnsi="Times New Roman" w:cs="Times New Roman"/>
-          <w:sz w:val="24"/>
-          <w:szCs w:val="24"/>
+        <w:rPr>
+          <w:rFonts w:ascii="Times New Roman" w:eastAsiaTheme="majorEastAsia" w:hAnsi="Times New Roman" w:cs="Times New Roman"/>
+          <w:b/>
+          <w:bCs/>
+          <w:color w:val="4F81BD" w:themeColor="accent1"/>
+          <w:sz w:val="26"/>
+          <w:szCs w:val="26"/>
         </w:rPr>
       </w:pPr>
       <w:r>
         <w:rPr>
-          <w:rFonts w:ascii="Times New Roman" w:hAnsi="Times New Roman" w:cs="Times New Roman"/>
-          <w:sz w:val="24"/>
-          <w:szCs w:val="24"/>
-        </w:rPr>
-        <w:t xml:space="preserve">GitHub Desktop </w:t>
+          <w:rFonts w:ascii="Times New Roman" w:eastAsiaTheme="majorEastAsia" w:hAnsi="Times New Roman" w:cs="Times New Roman"/>
+          <w:b/>
+          <w:bCs/>
+          <w:color w:val="4F81BD" w:themeColor="accent1"/>
+          <w:sz w:val="26"/>
+          <w:szCs w:val="26"/>
+        </w:rPr>
+        <w:t>6.3 Product Management</w:t>
       </w:r>
     </w:p>
     <w:p>
       <w:pPr>
-        <w:numPr>
-          <w:ilvl w:val="0"/>
-          <w:numId w:val="11"/>
-        </w:numPr>
-        <w:rPr>
-          <w:rFonts w:ascii="Times New Roman" w:hAnsi="Times New Roman" w:cs="Times New Roman"/>
-          <w:sz w:val="24"/>
-          <w:szCs w:val="24"/>
+        <w:rPr>
+          <w:rFonts w:ascii="Times New Roman" w:eastAsiaTheme="majorEastAsia" w:hAnsi="Times New Roman" w:cs="Times New Roman"/>
+          <w:b/>
+          <w:bCs/>
+          <w:color w:val="4F81BD" w:themeColor="accent1"/>
+          <w:sz w:val="26"/>
+          <w:szCs w:val="26"/>
         </w:rPr>
       </w:pPr>
       <w:r>
         <w:rPr>
-          <w:rFonts w:ascii="Times New Roman" w:hAnsi="Times New Roman" w:cs="Times New Roman"/>
-          <w:sz w:val="24"/>
-          <w:szCs w:val="24"/>
-        </w:rPr>
-        <w:t xml:space="preserve">Java JDK </w:t>
+          <w:rFonts w:ascii="Times New Roman" w:eastAsiaTheme="majorEastAsia" w:hAnsi="Times New Roman" w:cs="Times New Roman"/>
+          <w:b/>
+          <w:bCs/>
+          <w:color w:val="4F81BD" w:themeColor="accent1"/>
+          <w:sz w:val="26"/>
+          <w:szCs w:val="26"/>
+        </w:rPr>
+        <w:t>6.4 Customer Management</w:t>
       </w:r>
     </w:p>
     <w:p>
       <w:pPr>
-        <w:numPr>
-          <w:ilvl w:val="0"/>
-          <w:numId w:val="11"/>
-        </w:numPr>
-        <w:rPr>
-          <w:rFonts w:ascii="Times New Roman" w:hAnsi="Times New Roman" w:cs="Times New Roman"/>
-          <w:sz w:val="24"/>
-          <w:szCs w:val="24"/>
+        <w:rPr>
+          <w:rFonts w:ascii="Times New Roman" w:eastAsiaTheme="majorEastAsia" w:hAnsi="Times New Roman" w:cs="Times New Roman"/>
+          <w:b/>
+          <w:bCs/>
+          <w:color w:val="4F81BD" w:themeColor="accent1"/>
+          <w:sz w:val="26"/>
+          <w:szCs w:val="26"/>
         </w:rPr>
       </w:pPr>
       <w:r>
         <w:rPr>
-          <w:rFonts w:ascii="Times New Roman" w:hAnsi="Times New Roman" w:cs="Times New Roman"/>
-          <w:sz w:val="24"/>
-          <w:szCs w:val="24"/>
-        </w:rPr>
-        <w:t xml:space="preserve">Jakarta EE </w:t>
+          <w:rFonts w:ascii="Times New Roman" w:eastAsiaTheme="majorEastAsia" w:hAnsi="Times New Roman" w:cs="Times New Roman"/>
+          <w:b/>
+          <w:bCs/>
+          <w:color w:val="4F81BD" w:themeColor="accent1"/>
+          <w:sz w:val="26"/>
+          <w:szCs w:val="26"/>
+        </w:rPr>
+        <w:t>6.5 Order Management</w:t>
       </w:r>
     </w:p>
     <w:p>
       <w:pPr>
-        <w:pStyle w:val="Heading1"/>
-        <w:rPr>
-          <w:rFonts w:ascii="Times New Roman" w:hAnsi="Times New Roman" w:cs="Times New Roman"/>
+        <w:rPr>
+          <w:rFonts w:ascii="Times New Roman" w:hAnsi="Times New Roman" w:cs="Times New Roman"/>
+          <w:sz w:val="24"/>
+          <w:szCs w:val="24"/>
         </w:rPr>
       </w:pPr>
       <w:r>
         <w:rPr>
           <w:rFonts w:ascii="Times New Roman" w:hAnsi="Times New Roman" w:cs="Times New Roman"/>
-        </w:rPr>
-        <w:t>4.2 Version Control</w:t>
+          <w:sz w:val="24"/>
+          <w:szCs w:val="24"/>
+        </w:rPr>
+        <w:t>The system allows users to create, search, and delete orders. When a new order is created, the system checks if enough product stock is available before saving the order.</w:t>
       </w:r>
     </w:p>
     <w:p>
@@ -1462,91 +1897,81 @@
           <w:sz w:val="24"/>
           <w:szCs w:val="24"/>
         </w:rPr>
-        <w:t>Explain:</w:t>
+        <w:t>After the order is completed, the stock quantity is reduced automatically. If an order is deleted, the stock is restored again. This helps maintain accurate inventory management in the system.</w:t>
       </w:r>
     </w:p>
     <w:p>
       <w:pPr>
-        <w:numPr>
-          <w:ilvl w:val="0"/>
-          <w:numId w:val="12"/>
-        </w:numPr>
         <w:rPr>
           <w:rFonts w:ascii="Times New Roman" w:hAnsi="Times New Roman" w:cs="Times New Roman"/>
           <w:sz w:val="24"/>
           <w:szCs w:val="24"/>
         </w:rPr>
       </w:pPr>
+    </w:p>
+    <w:p>
+      <w:pPr>
+        <w:pStyle w:val="Heading2"/>
+      </w:pPr>
       <w:r>
-        <w:rPr>
-          <w:rFonts w:ascii="Times New Roman" w:hAnsi="Times New Roman" w:cs="Times New Roman"/>
-          <w:sz w:val="24"/>
-          <w:szCs w:val="24"/>
-        </w:rPr>
-        <w:t xml:space="preserve">GitHub repository usage </w:t>
+        <w:t>7. Testing and Results</w:t>
       </w:r>
     </w:p>
     <w:p>
       <w:pPr>
-        <w:numPr>
-          <w:ilvl w:val="0"/>
-          <w:numId w:val="12"/>
-        </w:numPr>
-        <w:rPr>
-          <w:rFonts w:ascii="Times New Roman" w:hAnsi="Times New Roman" w:cs="Times New Roman"/>
-          <w:sz w:val="24"/>
-          <w:szCs w:val="24"/>
-        </w:rPr>
+        <w:pStyle w:val="NormalWeb"/>
       </w:pPr>
       <w:r>
-        <w:rPr>
-          <w:rFonts w:ascii="Times New Roman" w:hAnsi="Times New Roman" w:cs="Times New Roman"/>
-          <w:sz w:val="24"/>
-          <w:szCs w:val="24"/>
-        </w:rPr>
-        <w:t xml:space="preserve">Branch management </w:t>
+        <w:t>Several tests were performed to verify that the business layer worked correctly. The team tested customer registration, login validation, product stock updates, order creation, and order deletion.</w:t>
       </w:r>
     </w:p>
     <w:p>
       <w:pPr>
-        <w:numPr>
-          <w:ilvl w:val="0"/>
-          <w:numId w:val="12"/>
-        </w:numPr>
-        <w:rPr>
-          <w:rFonts w:ascii="Times New Roman" w:hAnsi="Times New Roman" w:cs="Times New Roman"/>
-          <w:sz w:val="24"/>
-          <w:szCs w:val="24"/>
-        </w:rPr>
+        <w:pStyle w:val="NormalWeb"/>
       </w:pPr>
       <w:r>
-        <w:rPr>
-          <w:rFonts w:ascii="Times New Roman" w:hAnsi="Times New Roman" w:cs="Times New Roman"/>
-          <w:sz w:val="24"/>
-          <w:szCs w:val="24"/>
-        </w:rPr>
-        <w:t xml:space="preserve">Team collaboration workflow </w:t>
+        <w:t>The results showed that the system correctly validated customer information, reduced stock after creating orders, and restored stock after deleting orders. The EJB classes communicated successfully with the database through the persistence layer.</w:t>
       </w:r>
     </w:p>
     <w:p>
       <w:pPr>
-        <w:numPr>
-          <w:ilvl w:val="0"/>
-          <w:numId w:val="12"/>
-        </w:numPr>
         <w:rPr>
           <w:rFonts w:ascii="Times New Roman" w:hAnsi="Times New Roman" w:cs="Times New Roman"/>
           <w:sz w:val="24"/>
           <w:szCs w:val="24"/>
         </w:rPr>
       </w:pPr>
-      <w:r>
+    </w:p>
+    <w:p>
+      <w:pPr>
         <w:rPr>
           <w:rFonts w:ascii="Times New Roman" w:hAnsi="Times New Roman" w:cs="Times New Roman"/>
           <w:sz w:val="24"/>
           <w:szCs w:val="24"/>
         </w:rPr>
-        <w:t xml:space="preserve">Commit tracking </w:t>
+      </w:pPr>
+    </w:p>
+    <w:p>
+      <w:pPr>
+        <w:rPr>
+          <w:rFonts w:ascii="Times New Roman" w:eastAsiaTheme="majorEastAsia" w:hAnsi="Times New Roman" w:cs="Times New Roman"/>
+          <w:b/>
+          <w:bCs/>
+          <w:color w:val="4F81BD" w:themeColor="accent1"/>
+          <w:sz w:val="26"/>
+          <w:szCs w:val="26"/>
+        </w:rPr>
+      </w:pPr>
+      <w:r>
+        <w:rPr>
+          <w:rFonts w:ascii="Times New Roman" w:eastAsiaTheme="majorEastAsia" w:hAnsi="Times New Roman" w:cs="Times New Roman"/>
+          <w:b/>
+          <w:bCs/>
+          <w:color w:val="4F81BD" w:themeColor="accent1"/>
+          <w:sz w:val="26"/>
+          <w:szCs w:val="26"/>
+        </w:rPr>
+        <w:t>8. Technical Problems and Solutions</w:t>
       </w:r>
     </w:p>
     <w:p>
@@ -1563,23 +1988,60 @@
           <w:sz w:val="24"/>
           <w:szCs w:val="24"/>
         </w:rPr>
-        <w:pict w14:anchorId="56A65AE1">
-          <v:rect id="_x0000_i1299" style="width:0;height:1.5pt" o:hralign="center" o:hrstd="t" o:hr="t" fillcolor="#a0a0a0" stroked="f"/>
-        </w:pict>
+        <w:t xml:space="preserve">One technical problem during development was updating the product stock correctly after creating or deleting an order. In some tests, the stock value was not </w:t>
+      </w:r>
+      <w:proofErr w:type="gramStart"/>
+      <w:r>
+        <w:rPr>
+          <w:rFonts w:ascii="Times New Roman" w:hAnsi="Times New Roman" w:cs="Times New Roman"/>
+          <w:sz w:val="24"/>
+          <w:szCs w:val="24"/>
+        </w:rPr>
+        <w:t>updating</w:t>
+      </w:r>
+      <w:proofErr w:type="gramEnd"/>
+      <w:r>
+        <w:rPr>
+          <w:rFonts w:ascii="Times New Roman" w:hAnsi="Times New Roman" w:cs="Times New Roman"/>
+          <w:sz w:val="24"/>
+          <w:szCs w:val="24"/>
+        </w:rPr>
+        <w:t xml:space="preserve"> properly in the database.</w:t>
       </w:r>
     </w:p>
     <w:p>
       <w:pPr>
-        <w:pStyle w:val="Heading1"/>
-        <w:rPr>
-          <w:rFonts w:ascii="Times New Roman" w:hAnsi="Times New Roman" w:cs="Times New Roman"/>
+        <w:rPr>
+          <w:rFonts w:ascii="Times New Roman" w:hAnsi="Times New Roman" w:cs="Times New Roman"/>
+          <w:sz w:val="24"/>
+          <w:szCs w:val="24"/>
         </w:rPr>
       </w:pPr>
       <w:r>
         <w:rPr>
           <w:rFonts w:ascii="Times New Roman" w:hAnsi="Times New Roman" w:cs="Times New Roman"/>
-        </w:rPr>
-        <w:t>5. System Implementation</w:t>
+          <w:sz w:val="24"/>
+          <w:szCs w:val="24"/>
+        </w:rPr>
+        <w:t xml:space="preserve">The problem was solved by using </w:t>
+      </w:r>
+      <w:proofErr w:type="spellStart"/>
+      <w:r>
+        <w:rPr>
+          <w:rFonts w:ascii="Times New Roman" w:hAnsi="Times New Roman" w:cs="Times New Roman"/>
+          <w:sz w:val="24"/>
+          <w:szCs w:val="24"/>
+        </w:rPr>
+        <w:t>EntityManager</w:t>
+      </w:r>
+      <w:proofErr w:type="spellEnd"/>
+      <w:r>
+        <w:rPr>
+          <w:rFonts w:ascii="Times New Roman" w:hAnsi="Times New Roman" w:cs="Times New Roman"/>
+          <w:sz w:val="24"/>
+          <w:szCs w:val="24"/>
+        </w:rPr>
+        <w:t xml:space="preserve"> and the merge() method correctly inside the EJB classes. After this solution, the system updated the stock values correctly when orders were created or removed.</w:t>
       </w:r>
     </w:p>
     <w:p>
@@ -1590,29 +2052,46 @@
           <w:szCs w:val="24"/>
         </w:rPr>
       </w:pPr>
+    </w:p>
+    <w:p>
+      <w:pPr>
+        <w:rPr>
+          <w:rFonts w:ascii="Times New Roman" w:eastAsiaTheme="majorEastAsia" w:hAnsi="Times New Roman" w:cs="Times New Roman"/>
+          <w:b/>
+          <w:bCs/>
+          <w:color w:val="4F81BD" w:themeColor="accent1"/>
+          <w:sz w:val="26"/>
+          <w:szCs w:val="26"/>
+        </w:rPr>
+      </w:pPr>
       <w:r>
         <w:rPr>
-          <w:rFonts w:ascii="Times New Roman" w:hAnsi="Times New Roman" w:cs="Times New Roman"/>
-          <w:sz w:val="24"/>
-          <w:szCs w:val="24"/>
-        </w:rPr>
-        <w:pict w14:anchorId="46F95D0E">
-          <v:rect id="_x0000_i1300" style="width:0;height:1.5pt" o:hralign="center" o:hrstd="t" o:hr="t" fillcolor="#a0a0a0" stroked="f"/>
-        </w:pict>
+          <w:rFonts w:ascii="Times New Roman" w:eastAsiaTheme="majorEastAsia" w:hAnsi="Times New Roman" w:cs="Times New Roman"/>
+          <w:b/>
+          <w:bCs/>
+          <w:color w:val="4F81BD" w:themeColor="accent1"/>
+          <w:sz w:val="26"/>
+          <w:szCs w:val="26"/>
+        </w:rPr>
+        <w:t>9. Team Collaboration</w:t>
       </w:r>
     </w:p>
     <w:p>
       <w:pPr>
-        <w:pStyle w:val="Heading1"/>
-        <w:rPr>
-          <w:rFonts w:ascii="Times New Roman" w:hAnsi="Times New Roman" w:cs="Times New Roman"/>
+        <w:rPr>
+          <w:rFonts w:ascii="Times New Roman" w:hAnsi="Times New Roman" w:cs="Times New Roman"/>
+          <w:sz w:val="24"/>
+          <w:szCs w:val="24"/>
         </w:rPr>
       </w:pPr>
       <w:r>
         <w:rPr>
           <w:rFonts w:ascii="Times New Roman" w:hAnsi="Times New Roman" w:cs="Times New Roman"/>
-        </w:rPr>
-        <w:t>5.1 User Registration and Login</w:t>
+          <w:sz w:val="24"/>
+          <w:szCs w:val="24"/>
+        </w:rPr>
+        <w:lastRenderedPageBreak/>
+        <w:t>The team used GitHub to share code and manage the project development. Team members communicated through group chats and regular discussions to solve problems and coordinate tasks.</w:t>
       </w:r>
     </w:p>
     <w:p>
@@ -1629,2518 +2108,86 @@
           <w:sz w:val="24"/>
           <w:szCs w:val="24"/>
         </w:rPr>
-        <w:t>Explain:</w:t>
+        <w:t>The collaboration helped integrate the presentation layer, business layer, and persistence layer successfully into one complete enterprise application.</w:t>
       </w:r>
     </w:p>
     <w:p>
       <w:pPr>
-        <w:numPr>
-          <w:ilvl w:val="0"/>
-          <w:numId w:val="13"/>
-        </w:numPr>
         <w:rPr>
           <w:rFonts w:ascii="Times New Roman" w:hAnsi="Times New Roman" w:cs="Times New Roman"/>
           <w:sz w:val="24"/>
           <w:szCs w:val="24"/>
         </w:rPr>
       </w:pPr>
+    </w:p>
+    <w:p>
+      <w:pPr>
+        <w:rPr>
+          <w:rFonts w:ascii="Times New Roman" w:eastAsiaTheme="majorEastAsia" w:hAnsi="Times New Roman" w:cs="Times New Roman"/>
+          <w:b/>
+          <w:bCs/>
+          <w:color w:val="4F81BD" w:themeColor="accent1"/>
+          <w:sz w:val="26"/>
+          <w:szCs w:val="26"/>
+        </w:rPr>
+      </w:pPr>
+    </w:p>
+    <w:p>
+      <w:pPr>
+        <w:rPr>
+          <w:rFonts w:ascii="Times New Roman" w:eastAsiaTheme="majorEastAsia" w:hAnsi="Times New Roman" w:cs="Times New Roman"/>
+          <w:b/>
+          <w:bCs/>
+          <w:color w:val="4F81BD" w:themeColor="accent1"/>
+          <w:sz w:val="26"/>
+          <w:szCs w:val="26"/>
+        </w:rPr>
+      </w:pPr>
       <w:r>
         <w:rPr>
-          <w:rFonts w:ascii="Times New Roman" w:hAnsi="Times New Roman" w:cs="Times New Roman"/>
-          <w:sz w:val="24"/>
-          <w:szCs w:val="24"/>
-        </w:rPr>
-        <w:t xml:space="preserve">User registration </w:t>
+          <w:rFonts w:ascii="Times New Roman" w:eastAsiaTheme="majorEastAsia" w:hAnsi="Times New Roman" w:cs="Times New Roman"/>
+          <w:b/>
+          <w:bCs/>
+          <w:color w:val="4F81BD" w:themeColor="accent1"/>
+          <w:sz w:val="26"/>
+          <w:szCs w:val="26"/>
+        </w:rPr>
+        <w:t>10. Conclusion</w:t>
       </w:r>
     </w:p>
     <w:p>
       <w:pPr>
-        <w:numPr>
-          <w:ilvl w:val="0"/>
-          <w:numId w:val="13"/>
-        </w:numPr>
-        <w:rPr>
-          <w:rFonts w:ascii="Times New Roman" w:hAnsi="Times New Roman" w:cs="Times New Roman"/>
-          <w:sz w:val="24"/>
-          <w:szCs w:val="24"/>
-        </w:rPr>
-      </w:pPr>
-      <w:r>
-        <w:rPr>
-          <w:rFonts w:ascii="Times New Roman" w:hAnsi="Times New Roman" w:cs="Times New Roman"/>
-          <w:sz w:val="24"/>
-          <w:szCs w:val="24"/>
-        </w:rPr>
-        <w:t xml:space="preserve">Email verification code </w:t>
-      </w:r>
+        <w:rPr>
+          <w:rFonts w:ascii="Times New Roman" w:eastAsiaTheme="majorEastAsia" w:hAnsi="Times New Roman" w:cs="Times New Roman"/>
+          <w:b/>
+          <w:bCs/>
+          <w:color w:val="4F81BD" w:themeColor="accent1"/>
+          <w:sz w:val="26"/>
+          <w:szCs w:val="26"/>
+        </w:rPr>
+      </w:pPr>
     </w:p>
     <w:p>
       <w:pPr>
-        <w:numPr>
-          <w:ilvl w:val="0"/>
-          <w:numId w:val="13"/>
-        </w:numPr>
-        <w:rPr>
-          <w:rFonts w:ascii="Times New Roman" w:hAnsi="Times New Roman" w:cs="Times New Roman"/>
-          <w:sz w:val="24"/>
-          <w:szCs w:val="24"/>
+        <w:rPr>
+          <w:rFonts w:ascii="Times New Roman" w:eastAsiaTheme="majorEastAsia" w:hAnsi="Times New Roman" w:cs="Times New Roman"/>
+          <w:b/>
+          <w:bCs/>
+          <w:color w:val="4F81BD" w:themeColor="accent1"/>
+          <w:sz w:val="26"/>
+          <w:szCs w:val="26"/>
         </w:rPr>
       </w:pPr>
       <w:r>
         <w:rPr>
-          <w:rFonts w:ascii="Times New Roman" w:hAnsi="Times New Roman" w:cs="Times New Roman"/>
-          <w:sz w:val="24"/>
-          <w:szCs w:val="24"/>
-        </w:rPr>
-        <w:t xml:space="preserve">Login functionality </w:t>
-      </w:r>
-    </w:p>
-    <w:p>
-      <w:pPr>
-        <w:numPr>
-          <w:ilvl w:val="0"/>
-          <w:numId w:val="13"/>
-        </w:numPr>
-        <w:rPr>
-          <w:rFonts w:ascii="Times New Roman" w:hAnsi="Times New Roman" w:cs="Times New Roman"/>
-          <w:sz w:val="24"/>
-          <w:szCs w:val="24"/>
-        </w:rPr>
-      </w:pPr>
-      <w:r>
-        <w:rPr>
-          <w:rFonts w:ascii="Times New Roman" w:hAnsi="Times New Roman" w:cs="Times New Roman"/>
-          <w:sz w:val="24"/>
-          <w:szCs w:val="24"/>
-        </w:rPr>
-        <w:t xml:space="preserve">Password recovery </w:t>
-      </w:r>
-    </w:p>
-    <w:p>
-      <w:pPr>
-        <w:rPr>
-          <w:rFonts w:ascii="Times New Roman" w:hAnsi="Times New Roman" w:cs="Times New Roman"/>
-          <w:sz w:val="24"/>
-          <w:szCs w:val="24"/>
-        </w:rPr>
-      </w:pPr>
-      <w:r>
-        <w:rPr>
-          <w:rFonts w:ascii="Times New Roman" w:hAnsi="Times New Roman" w:cs="Times New Roman"/>
-          <w:sz w:val="24"/>
-          <w:szCs w:val="24"/>
-        </w:rPr>
-        <w:t xml:space="preserve">Add screenshots of the system. </w:t>
-      </w:r>
-    </w:p>
-    <w:p>
-      <w:pPr>
-        <w:rPr>
-          <w:rFonts w:ascii="Times New Roman" w:hAnsi="Times New Roman" w:cs="Times New Roman"/>
-          <w:sz w:val="24"/>
-          <w:szCs w:val="24"/>
-        </w:rPr>
-      </w:pPr>
-      <w:r>
-        <w:rPr>
-          <w:rFonts w:ascii="Times New Roman" w:hAnsi="Times New Roman" w:cs="Times New Roman"/>
-          <w:sz w:val="24"/>
-          <w:szCs w:val="24"/>
-        </w:rPr>
-        <w:pict w14:anchorId="6773AA77">
-          <v:rect id="_x0000_i1301" style="width:0;height:1.5pt" o:hralign="center" o:hrstd="t" o:hr="t" fillcolor="#a0a0a0" stroked="f"/>
-        </w:pict>
-      </w:r>
-    </w:p>
-    <w:p>
-      <w:pPr>
-        <w:pStyle w:val="Heading1"/>
-        <w:rPr>
-          <w:rFonts w:ascii="Times New Roman" w:hAnsi="Times New Roman" w:cs="Times New Roman"/>
-        </w:rPr>
-      </w:pPr>
-      <w:r>
-        <w:rPr>
-          <w:rFonts w:ascii="Times New Roman" w:hAnsi="Times New Roman" w:cs="Times New Roman"/>
-        </w:rPr>
-        <w:lastRenderedPageBreak/>
-        <w:t>5.2 Product Management</w:t>
-      </w:r>
-    </w:p>
-    <w:p>
-      <w:pPr>
-        <w:pStyle w:val="Heading1"/>
-        <w:rPr>
-          <w:rFonts w:ascii="Times New Roman" w:hAnsi="Times New Roman" w:cs="Times New Roman"/>
-        </w:rPr>
-      </w:pPr>
-      <w:r>
-        <w:rPr>
-          <w:rFonts w:ascii="Times New Roman" w:hAnsi="Times New Roman" w:cs="Times New Roman"/>
-        </w:rPr>
-        <w:t>5.2.1 Create Laptops</w:t>
-      </w:r>
-    </w:p>
-    <w:p>
-      <w:pPr>
-        <w:pStyle w:val="Heading1"/>
-        <w:rPr>
-          <w:rFonts w:ascii="Times New Roman" w:hAnsi="Times New Roman" w:cs="Times New Roman"/>
-        </w:rPr>
-      </w:pPr>
-      <w:r>
-        <w:rPr>
-          <w:rFonts w:ascii="Times New Roman" w:hAnsi="Times New Roman" w:cs="Times New Roman"/>
-        </w:rPr>
-        <w:t>5.2.2 Create Smartphones</w:t>
-      </w:r>
-    </w:p>
-    <w:p>
-      <w:pPr>
-        <w:pStyle w:val="Heading1"/>
-        <w:rPr>
-          <w:rFonts w:ascii="Times New Roman" w:hAnsi="Times New Roman" w:cs="Times New Roman"/>
-        </w:rPr>
-      </w:pPr>
-      <w:r>
-        <w:rPr>
-          <w:rFonts w:ascii="Times New Roman" w:hAnsi="Times New Roman" w:cs="Times New Roman"/>
-        </w:rPr>
-        <w:t>5.2.3 Search Products</w:t>
-      </w:r>
-    </w:p>
-    <w:p>
-      <w:pPr>
-        <w:pStyle w:val="Heading1"/>
-        <w:rPr>
-          <w:rFonts w:ascii="Times New Roman" w:hAnsi="Times New Roman" w:cs="Times New Roman"/>
-        </w:rPr>
-      </w:pPr>
-      <w:r>
-        <w:rPr>
-          <w:rFonts w:ascii="Times New Roman" w:hAnsi="Times New Roman" w:cs="Times New Roman"/>
-        </w:rPr>
-        <w:t>5.2.4 Stock Management</w:t>
-      </w:r>
-    </w:p>
-    <w:p>
-      <w:pPr>
-        <w:rPr>
-          <w:rFonts w:ascii="Times New Roman" w:hAnsi="Times New Roman" w:cs="Times New Roman"/>
-          <w:sz w:val="24"/>
-          <w:szCs w:val="24"/>
-        </w:rPr>
-      </w:pPr>
-      <w:r>
-        <w:rPr>
-          <w:rFonts w:ascii="Times New Roman" w:hAnsi="Times New Roman" w:cs="Times New Roman"/>
-          <w:sz w:val="24"/>
-          <w:szCs w:val="24"/>
-        </w:rPr>
-        <w:t>Explain:</w:t>
-      </w:r>
-    </w:p>
-    <w:p>
-      <w:pPr>
-        <w:numPr>
-          <w:ilvl w:val="0"/>
-          <w:numId w:val="14"/>
-        </w:numPr>
-        <w:rPr>
-          <w:rFonts w:ascii="Times New Roman" w:hAnsi="Times New Roman" w:cs="Times New Roman"/>
-          <w:sz w:val="24"/>
-          <w:szCs w:val="24"/>
-        </w:rPr>
-      </w:pPr>
-      <w:r>
-        <w:rPr>
-          <w:rFonts w:ascii="Times New Roman" w:hAnsi="Times New Roman" w:cs="Times New Roman"/>
-          <w:sz w:val="24"/>
-          <w:szCs w:val="24"/>
-        </w:rPr>
-        <w:t xml:space="preserve">Product creation </w:t>
-      </w:r>
-    </w:p>
-    <w:p>
-      <w:pPr>
-        <w:numPr>
-          <w:ilvl w:val="0"/>
-          <w:numId w:val="14"/>
-        </w:numPr>
-        <w:rPr>
-          <w:rFonts w:ascii="Times New Roman" w:hAnsi="Times New Roman" w:cs="Times New Roman"/>
-          <w:sz w:val="24"/>
-          <w:szCs w:val="24"/>
-        </w:rPr>
-      </w:pPr>
-      <w:r>
-        <w:rPr>
-          <w:rFonts w:ascii="Times New Roman" w:hAnsi="Times New Roman" w:cs="Times New Roman"/>
-          <w:sz w:val="24"/>
-          <w:szCs w:val="24"/>
-        </w:rPr>
-        <w:t xml:space="preserve">Product search </w:t>
-      </w:r>
-    </w:p>
-    <w:p>
-      <w:pPr>
-        <w:numPr>
-          <w:ilvl w:val="0"/>
-          <w:numId w:val="14"/>
-        </w:numPr>
-        <w:rPr>
-          <w:rFonts w:ascii="Times New Roman" w:hAnsi="Times New Roman" w:cs="Times New Roman"/>
-          <w:sz w:val="24"/>
-          <w:szCs w:val="24"/>
-        </w:rPr>
-      </w:pPr>
-      <w:r>
-        <w:rPr>
-          <w:rFonts w:ascii="Times New Roman" w:hAnsi="Times New Roman" w:cs="Times New Roman"/>
-          <w:sz w:val="24"/>
-          <w:szCs w:val="24"/>
-        </w:rPr>
-        <w:t xml:space="preserve">Product inventory updates </w:t>
-      </w:r>
-    </w:p>
-    <w:p>
-      <w:pPr>
-        <w:numPr>
-          <w:ilvl w:val="0"/>
-          <w:numId w:val="14"/>
-        </w:numPr>
-        <w:rPr>
-          <w:rFonts w:ascii="Times New Roman" w:hAnsi="Times New Roman" w:cs="Times New Roman"/>
-          <w:sz w:val="24"/>
-          <w:szCs w:val="24"/>
-        </w:rPr>
-      </w:pPr>
-      <w:r>
-        <w:rPr>
-          <w:rFonts w:ascii="Times New Roman" w:hAnsi="Times New Roman" w:cs="Times New Roman"/>
-          <w:sz w:val="24"/>
-          <w:szCs w:val="24"/>
-        </w:rPr>
-        <w:t xml:space="preserve">Stock reduction after orders </w:t>
-      </w:r>
-    </w:p>
-    <w:p>
-      <w:pPr>
-        <w:rPr>
-          <w:rFonts w:ascii="Times New Roman" w:hAnsi="Times New Roman" w:cs="Times New Roman"/>
-          <w:sz w:val="24"/>
-          <w:szCs w:val="24"/>
-        </w:rPr>
-      </w:pPr>
-      <w:r>
-        <w:rPr>
-          <w:rFonts w:ascii="Times New Roman" w:hAnsi="Times New Roman" w:cs="Times New Roman"/>
-          <w:sz w:val="24"/>
-          <w:szCs w:val="24"/>
-        </w:rPr>
-        <w:pict w14:anchorId="5B5F82E7">
-          <v:rect id="_x0000_i1302" style="width:0;height:1.5pt" o:hralign="center" o:hrstd="t" o:hr="t" fillcolor="#a0a0a0" stroked="f"/>
-        </w:pict>
-      </w:r>
-    </w:p>
-    <w:p>
-      <w:pPr>
-        <w:pStyle w:val="Heading1"/>
-        <w:rPr>
-          <w:rFonts w:ascii="Times New Roman" w:hAnsi="Times New Roman" w:cs="Times New Roman"/>
-        </w:rPr>
-      </w:pPr>
-      <w:r>
-        <w:rPr>
-          <w:rFonts w:ascii="Times New Roman" w:hAnsi="Times New Roman" w:cs="Times New Roman"/>
-        </w:rPr>
-        <w:t>5.3 Customer Management</w:t>
-      </w:r>
-    </w:p>
-    <w:p>
-      <w:pPr>
-        <w:pStyle w:val="Heading1"/>
-        <w:rPr>
-          <w:rFonts w:ascii="Times New Roman" w:hAnsi="Times New Roman" w:cs="Times New Roman"/>
-        </w:rPr>
-      </w:pPr>
-      <w:r>
-        <w:rPr>
-          <w:rFonts w:ascii="Times New Roman" w:hAnsi="Times New Roman" w:cs="Times New Roman"/>
-        </w:rPr>
-        <w:t>5.3.1 Create Customer</w:t>
-      </w:r>
-    </w:p>
-    <w:p>
-      <w:pPr>
-        <w:pStyle w:val="Heading1"/>
-        <w:rPr>
-          <w:rFonts w:ascii="Times New Roman" w:hAnsi="Times New Roman" w:cs="Times New Roman"/>
-        </w:rPr>
-      </w:pPr>
-      <w:r>
-        <w:rPr>
-          <w:rFonts w:ascii="Times New Roman" w:hAnsi="Times New Roman" w:cs="Times New Roman"/>
-        </w:rPr>
-        <w:t>5.3.2 Customer List</w:t>
-      </w:r>
-    </w:p>
-    <w:p>
-      <w:pPr>
-        <w:pStyle w:val="Heading1"/>
-        <w:rPr>
-          <w:rFonts w:ascii="Times New Roman" w:hAnsi="Times New Roman" w:cs="Times New Roman"/>
-        </w:rPr>
-      </w:pPr>
-      <w:r>
-        <w:rPr>
-          <w:rFonts w:ascii="Times New Roman" w:hAnsi="Times New Roman" w:cs="Times New Roman"/>
-        </w:rPr>
-        <w:t>5.3.3 Search Customer</w:t>
-      </w:r>
-    </w:p>
-    <w:p>
-      <w:pPr>
-        <w:pStyle w:val="Heading1"/>
-        <w:rPr>
-          <w:rFonts w:ascii="Times New Roman" w:hAnsi="Times New Roman" w:cs="Times New Roman"/>
-        </w:rPr>
-      </w:pPr>
-      <w:r>
-        <w:rPr>
-          <w:rFonts w:ascii="Times New Roman" w:hAnsi="Times New Roman" w:cs="Times New Roman"/>
-        </w:rPr>
-        <w:t>5.3.4 Customer Details</w:t>
-      </w:r>
-    </w:p>
-    <w:p>
-      <w:pPr>
-        <w:rPr>
-          <w:rFonts w:ascii="Times New Roman" w:hAnsi="Times New Roman" w:cs="Times New Roman"/>
-          <w:sz w:val="24"/>
-          <w:szCs w:val="24"/>
-        </w:rPr>
-      </w:pPr>
-      <w:r>
-        <w:rPr>
-          <w:rFonts w:ascii="Times New Roman" w:hAnsi="Times New Roman" w:cs="Times New Roman"/>
-          <w:sz w:val="24"/>
-          <w:szCs w:val="24"/>
-        </w:rPr>
-        <w:t>Explain the customer functions and related screenshots.</w:t>
-      </w:r>
-    </w:p>
-    <w:p>
-      <w:pPr>
-        <w:rPr>
-          <w:rFonts w:ascii="Times New Roman" w:hAnsi="Times New Roman" w:cs="Times New Roman"/>
-          <w:sz w:val="24"/>
-          <w:szCs w:val="24"/>
-        </w:rPr>
-      </w:pPr>
-      <w:r>
-        <w:rPr>
-          <w:rFonts w:ascii="Times New Roman" w:hAnsi="Times New Roman" w:cs="Times New Roman"/>
-          <w:sz w:val="24"/>
-          <w:szCs w:val="24"/>
-        </w:rPr>
-        <w:pict w14:anchorId="7A2DB26E">
-          <v:rect id="_x0000_i1303" style="width:0;height:1.5pt" o:hralign="center" o:hrstd="t" o:hr="t" fillcolor="#a0a0a0" stroked="f"/>
-        </w:pict>
-      </w:r>
-    </w:p>
-    <w:p>
-      <w:pPr>
-        <w:pStyle w:val="Heading1"/>
-        <w:rPr>
-          <w:rFonts w:ascii="Times New Roman" w:hAnsi="Times New Roman" w:cs="Times New Roman"/>
-        </w:rPr>
-      </w:pPr>
-      <w:r>
-        <w:rPr>
-          <w:rFonts w:ascii="Times New Roman" w:hAnsi="Times New Roman" w:cs="Times New Roman"/>
-        </w:rPr>
-        <w:lastRenderedPageBreak/>
-        <w:t>5.4 Order Management</w:t>
-      </w:r>
-    </w:p>
-    <w:p>
-      <w:pPr>
-        <w:pStyle w:val="Heading1"/>
-        <w:rPr>
-          <w:rFonts w:ascii="Times New Roman" w:hAnsi="Times New Roman" w:cs="Times New Roman"/>
-        </w:rPr>
-      </w:pPr>
-      <w:r>
-        <w:rPr>
-          <w:rFonts w:ascii="Times New Roman" w:hAnsi="Times New Roman" w:cs="Times New Roman"/>
-        </w:rPr>
-        <w:t>5.4.1 Create Order</w:t>
-      </w:r>
-    </w:p>
-    <w:p>
-      <w:pPr>
-        <w:pStyle w:val="Heading1"/>
-        <w:rPr>
-          <w:rFonts w:ascii="Times New Roman" w:hAnsi="Times New Roman" w:cs="Times New Roman"/>
-        </w:rPr>
-      </w:pPr>
-      <w:r>
-        <w:rPr>
-          <w:rFonts w:ascii="Times New Roman" w:hAnsi="Times New Roman" w:cs="Times New Roman"/>
-        </w:rPr>
-        <w:t>5.4.2 Search Order</w:t>
-      </w:r>
-    </w:p>
-    <w:p>
-      <w:pPr>
-        <w:pStyle w:val="Heading1"/>
-        <w:rPr>
-          <w:rFonts w:ascii="Times New Roman" w:hAnsi="Times New Roman" w:cs="Times New Roman"/>
-        </w:rPr>
-      </w:pPr>
-      <w:r>
-        <w:rPr>
-          <w:rFonts w:ascii="Times New Roman" w:hAnsi="Times New Roman" w:cs="Times New Roman"/>
-        </w:rPr>
-        <w:t>5.4.3 Delete Order</w:t>
-      </w:r>
-    </w:p>
-    <w:p>
-      <w:pPr>
-        <w:pStyle w:val="Heading1"/>
-        <w:rPr>
-          <w:rFonts w:ascii="Times New Roman" w:hAnsi="Times New Roman" w:cs="Times New Roman"/>
-        </w:rPr>
-      </w:pPr>
-      <w:r>
-        <w:rPr>
-          <w:rFonts w:ascii="Times New Roman" w:hAnsi="Times New Roman" w:cs="Times New Roman"/>
-        </w:rPr>
-        <w:t>5.4.4 Inventory Update After Orders</w:t>
-      </w:r>
-    </w:p>
-    <w:p>
-      <w:pPr>
-        <w:rPr>
-          <w:rFonts w:ascii="Times New Roman" w:hAnsi="Times New Roman" w:cs="Times New Roman"/>
-          <w:sz w:val="24"/>
-          <w:szCs w:val="24"/>
-        </w:rPr>
-      </w:pPr>
-      <w:r>
-        <w:rPr>
-          <w:rFonts w:ascii="Times New Roman" w:hAnsi="Times New Roman" w:cs="Times New Roman"/>
-          <w:sz w:val="24"/>
-          <w:szCs w:val="24"/>
-        </w:rPr>
-        <w:t>Very important:</w:t>
-      </w:r>
-      <w:r>
-        <w:rPr>
-          <w:rFonts w:ascii="Times New Roman" w:hAnsi="Times New Roman" w:cs="Times New Roman"/>
-          <w:sz w:val="24"/>
-          <w:szCs w:val="24"/>
-        </w:rPr>
-        <w:br/>
-        <w:t>Explain how:</w:t>
-      </w:r>
-    </w:p>
-    <w:p>
-      <w:pPr>
-        <w:numPr>
-          <w:ilvl w:val="0"/>
-          <w:numId w:val="15"/>
-        </w:numPr>
-        <w:rPr>
-          <w:rFonts w:ascii="Times New Roman" w:hAnsi="Times New Roman" w:cs="Times New Roman"/>
-          <w:sz w:val="24"/>
-          <w:szCs w:val="24"/>
-        </w:rPr>
-      </w:pPr>
-      <w:r>
-        <w:rPr>
-          <w:rFonts w:ascii="Times New Roman" w:hAnsi="Times New Roman" w:cs="Times New Roman"/>
-          <w:sz w:val="24"/>
-          <w:szCs w:val="24"/>
-        </w:rPr>
-        <w:t xml:space="preserve">stock decreases after creating an order </w:t>
-      </w:r>
-    </w:p>
-    <w:p>
-      <w:pPr>
-        <w:numPr>
-          <w:ilvl w:val="0"/>
-          <w:numId w:val="15"/>
-        </w:numPr>
-        <w:rPr>
-          <w:rFonts w:ascii="Times New Roman" w:hAnsi="Times New Roman" w:cs="Times New Roman"/>
-          <w:sz w:val="24"/>
-          <w:szCs w:val="24"/>
-        </w:rPr>
-      </w:pPr>
-      <w:r>
-        <w:rPr>
-          <w:rFonts w:ascii="Times New Roman" w:hAnsi="Times New Roman" w:cs="Times New Roman"/>
-          <w:sz w:val="24"/>
-          <w:szCs w:val="24"/>
-        </w:rPr>
-        <w:t xml:space="preserve">stock is restored after deleting an order </w:t>
-      </w:r>
-    </w:p>
-    <w:p>
-      <w:pPr>
-        <w:rPr>
-          <w:rFonts w:ascii="Times New Roman" w:hAnsi="Times New Roman" w:cs="Times New Roman"/>
-          <w:sz w:val="24"/>
-          <w:szCs w:val="24"/>
-        </w:rPr>
-      </w:pPr>
-      <w:r>
-        <w:rPr>
-          <w:rFonts w:ascii="Times New Roman" w:hAnsi="Times New Roman" w:cs="Times New Roman"/>
-          <w:sz w:val="24"/>
-          <w:szCs w:val="24"/>
-        </w:rPr>
-        <w:pict w14:anchorId="46230FFC">
-          <v:rect id="_x0000_i1304" style="width:0;height:1.5pt" o:hralign="center" o:hrstd="t" o:hr="t" fillcolor="#a0a0a0" stroked="f"/>
-        </w:pict>
-      </w:r>
-    </w:p>
-    <w:p>
-      <w:pPr>
-        <w:pStyle w:val="Heading1"/>
-        <w:rPr>
-          <w:rFonts w:ascii="Times New Roman" w:hAnsi="Times New Roman" w:cs="Times New Roman"/>
-        </w:rPr>
-      </w:pPr>
-      <w:r>
-        <w:rPr>
-          <w:rFonts w:ascii="Times New Roman" w:hAnsi="Times New Roman" w:cs="Times New Roman"/>
-        </w:rPr>
-        <w:t>6. Database Design</w:t>
-      </w:r>
-    </w:p>
-    <w:p>
-      <w:pPr>
-        <w:pStyle w:val="Heading1"/>
-        <w:rPr>
-          <w:rFonts w:ascii="Times New Roman" w:hAnsi="Times New Roman" w:cs="Times New Roman"/>
-        </w:rPr>
-      </w:pPr>
-      <w:r>
-        <w:rPr>
-          <w:rFonts w:ascii="Times New Roman" w:hAnsi="Times New Roman" w:cs="Times New Roman"/>
-        </w:rPr>
-        <w:t>6.1 JPA Entities</w:t>
-      </w:r>
-    </w:p>
-    <w:p>
-      <w:pPr>
-        <w:rPr>
-          <w:rFonts w:ascii="Times New Roman" w:hAnsi="Times New Roman" w:cs="Times New Roman"/>
-          <w:sz w:val="24"/>
-          <w:szCs w:val="24"/>
-        </w:rPr>
-      </w:pPr>
-      <w:r>
-        <w:rPr>
-          <w:rFonts w:ascii="Times New Roman" w:hAnsi="Times New Roman" w:cs="Times New Roman"/>
-          <w:sz w:val="24"/>
-          <w:szCs w:val="24"/>
-        </w:rPr>
-        <w:t>Describe the entities:</w:t>
-      </w:r>
-    </w:p>
-    <w:p>
-      <w:pPr>
-        <w:numPr>
-          <w:ilvl w:val="0"/>
-          <w:numId w:val="16"/>
-        </w:numPr>
-        <w:rPr>
-          <w:rFonts w:ascii="Times New Roman" w:hAnsi="Times New Roman" w:cs="Times New Roman"/>
-          <w:sz w:val="24"/>
-          <w:szCs w:val="24"/>
-        </w:rPr>
-      </w:pPr>
-      <w:r>
-        <w:rPr>
-          <w:rFonts w:ascii="Times New Roman" w:hAnsi="Times New Roman" w:cs="Times New Roman"/>
-          <w:sz w:val="24"/>
-          <w:szCs w:val="24"/>
-        </w:rPr>
-        <w:t xml:space="preserve">Customer </w:t>
-      </w:r>
-    </w:p>
-    <w:p>
-      <w:pPr>
-        <w:numPr>
-          <w:ilvl w:val="0"/>
-          <w:numId w:val="16"/>
-        </w:numPr>
-        <w:rPr>
-          <w:rFonts w:ascii="Times New Roman" w:hAnsi="Times New Roman" w:cs="Times New Roman"/>
-          <w:sz w:val="24"/>
-          <w:szCs w:val="24"/>
-        </w:rPr>
-      </w:pPr>
-      <w:r>
-        <w:rPr>
-          <w:rFonts w:ascii="Times New Roman" w:hAnsi="Times New Roman" w:cs="Times New Roman"/>
-          <w:sz w:val="24"/>
-          <w:szCs w:val="24"/>
-        </w:rPr>
-        <w:t xml:space="preserve">Order </w:t>
-      </w:r>
-    </w:p>
-    <w:p>
-      <w:pPr>
-        <w:numPr>
-          <w:ilvl w:val="0"/>
-          <w:numId w:val="16"/>
-        </w:numPr>
-        <w:rPr>
-          <w:rFonts w:ascii="Times New Roman" w:hAnsi="Times New Roman" w:cs="Times New Roman"/>
-          <w:sz w:val="24"/>
-          <w:szCs w:val="24"/>
-        </w:rPr>
-      </w:pPr>
-      <w:r>
-        <w:rPr>
-          <w:rFonts w:ascii="Times New Roman" w:hAnsi="Times New Roman" w:cs="Times New Roman"/>
-          <w:sz w:val="24"/>
-          <w:szCs w:val="24"/>
-        </w:rPr>
-        <w:t xml:space="preserve">Laptop </w:t>
-      </w:r>
-    </w:p>
-    <w:p>
-      <w:pPr>
-        <w:numPr>
-          <w:ilvl w:val="0"/>
-          <w:numId w:val="16"/>
-        </w:numPr>
-        <w:rPr>
-          <w:rFonts w:ascii="Times New Roman" w:hAnsi="Times New Roman" w:cs="Times New Roman"/>
-          <w:sz w:val="24"/>
-          <w:szCs w:val="24"/>
-        </w:rPr>
-      </w:pPr>
-      <w:r>
-        <w:rPr>
-          <w:rFonts w:ascii="Times New Roman" w:hAnsi="Times New Roman" w:cs="Times New Roman"/>
-          <w:sz w:val="24"/>
-          <w:szCs w:val="24"/>
-        </w:rPr>
-        <w:t xml:space="preserve">Smartphone </w:t>
-      </w:r>
-    </w:p>
-    <w:p>
-      <w:pPr>
-        <w:pStyle w:val="Heading1"/>
-        <w:rPr>
-          <w:rFonts w:ascii="Times New Roman" w:hAnsi="Times New Roman" w:cs="Times New Roman"/>
-        </w:rPr>
-      </w:pPr>
-      <w:r>
-        <w:rPr>
-          <w:rFonts w:ascii="Times New Roman" w:hAnsi="Times New Roman" w:cs="Times New Roman"/>
-        </w:rPr>
-        <w:t>6.2 Entity Relationships</w:t>
-      </w:r>
-    </w:p>
-    <w:p>
-      <w:pPr>
-        <w:rPr>
-          <w:rFonts w:ascii="Times New Roman" w:hAnsi="Times New Roman" w:cs="Times New Roman"/>
-          <w:sz w:val="24"/>
-          <w:szCs w:val="24"/>
-        </w:rPr>
-      </w:pPr>
-      <w:r>
-        <w:rPr>
-          <w:rFonts w:ascii="Times New Roman" w:hAnsi="Times New Roman" w:cs="Times New Roman"/>
-          <w:sz w:val="24"/>
-          <w:szCs w:val="24"/>
-        </w:rPr>
-        <w:t>Explain:</w:t>
-      </w:r>
-    </w:p>
-    <w:p>
-      <w:pPr>
-        <w:numPr>
-          <w:ilvl w:val="0"/>
-          <w:numId w:val="17"/>
-        </w:numPr>
-        <w:rPr>
-          <w:rFonts w:ascii="Times New Roman" w:hAnsi="Times New Roman" w:cs="Times New Roman"/>
-          <w:sz w:val="24"/>
-          <w:szCs w:val="24"/>
-        </w:rPr>
-      </w:pPr>
-      <w:r>
-        <w:rPr>
-          <w:rFonts w:ascii="Times New Roman" w:hAnsi="Times New Roman" w:cs="Times New Roman"/>
-          <w:sz w:val="24"/>
-          <w:szCs w:val="24"/>
-        </w:rPr>
-        <w:t xml:space="preserve">One-to-many relationship between customer and orders </w:t>
-      </w:r>
-    </w:p>
-    <w:p>
-      <w:pPr>
-        <w:pStyle w:val="Heading1"/>
-        <w:rPr>
-          <w:rFonts w:ascii="Times New Roman" w:hAnsi="Times New Roman" w:cs="Times New Roman"/>
-        </w:rPr>
-      </w:pPr>
-      <w:r>
-        <w:rPr>
-          <w:rFonts w:ascii="Times New Roman" w:hAnsi="Times New Roman" w:cs="Times New Roman"/>
-        </w:rPr>
-        <w:t>6.3 Inheritance Mapping</w:t>
-      </w:r>
-    </w:p>
-    <w:p>
-      <w:pPr>
-        <w:rPr>
-          <w:rFonts w:ascii="Times New Roman" w:hAnsi="Times New Roman" w:cs="Times New Roman"/>
-          <w:sz w:val="24"/>
-          <w:szCs w:val="24"/>
-        </w:rPr>
-      </w:pPr>
-      <w:r>
-        <w:rPr>
-          <w:rFonts w:ascii="Times New Roman" w:hAnsi="Times New Roman" w:cs="Times New Roman"/>
-          <w:sz w:val="24"/>
-          <w:szCs w:val="24"/>
-        </w:rPr>
-        <w:t>Explain:</w:t>
-      </w:r>
-    </w:p>
-    <w:p>
-      <w:pPr>
-        <w:numPr>
-          <w:ilvl w:val="0"/>
-          <w:numId w:val="18"/>
-        </w:numPr>
-        <w:rPr>
-          <w:rFonts w:ascii="Times New Roman" w:hAnsi="Times New Roman" w:cs="Times New Roman"/>
-          <w:sz w:val="24"/>
-          <w:szCs w:val="24"/>
-        </w:rPr>
-      </w:pPr>
-      <w:r>
-        <w:rPr>
-          <w:rFonts w:ascii="Times New Roman" w:hAnsi="Times New Roman" w:cs="Times New Roman"/>
-          <w:sz w:val="24"/>
-          <w:szCs w:val="24"/>
-        </w:rPr>
-        <w:lastRenderedPageBreak/>
-        <w:t xml:space="preserve">Superclass and subclasses </w:t>
-      </w:r>
-    </w:p>
-    <w:p>
-      <w:pPr>
-        <w:numPr>
-          <w:ilvl w:val="0"/>
-          <w:numId w:val="18"/>
-        </w:numPr>
-        <w:rPr>
-          <w:rFonts w:ascii="Times New Roman" w:hAnsi="Times New Roman" w:cs="Times New Roman"/>
-          <w:sz w:val="24"/>
-          <w:szCs w:val="24"/>
-        </w:rPr>
-      </w:pPr>
-      <w:r>
-        <w:rPr>
-          <w:rFonts w:ascii="Times New Roman" w:hAnsi="Times New Roman" w:cs="Times New Roman"/>
-          <w:sz w:val="24"/>
-          <w:szCs w:val="24"/>
-        </w:rPr>
-        <w:t xml:space="preserve">Joined inheritance strategy </w:t>
-      </w:r>
-    </w:p>
-    <w:p>
-      <w:pPr>
-        <w:rPr>
-          <w:rFonts w:ascii="Times New Roman" w:hAnsi="Times New Roman" w:cs="Times New Roman"/>
-          <w:sz w:val="24"/>
-          <w:szCs w:val="24"/>
-        </w:rPr>
-      </w:pPr>
-      <w:r>
-        <w:rPr>
-          <w:rFonts w:ascii="Times New Roman" w:hAnsi="Times New Roman" w:cs="Times New Roman"/>
-          <w:sz w:val="24"/>
-          <w:szCs w:val="24"/>
-        </w:rPr>
-        <w:pict w14:anchorId="4A291149">
-          <v:rect id="_x0000_i1305" style="width:0;height:1.5pt" o:hralign="center" o:hrstd="t" o:hr="t" fillcolor="#a0a0a0" stroked="f"/>
-        </w:pict>
-      </w:r>
-    </w:p>
-    <w:p>
-      <w:pPr>
-        <w:pStyle w:val="Heading1"/>
-        <w:rPr>
-          <w:rFonts w:ascii="Times New Roman" w:hAnsi="Times New Roman" w:cs="Times New Roman"/>
-        </w:rPr>
-      </w:pPr>
-      <w:r>
-        <w:rPr>
-          <w:rFonts w:ascii="Times New Roman" w:hAnsi="Times New Roman" w:cs="Times New Roman"/>
-        </w:rPr>
-        <w:t>7. Business Logic (EJB Layer)</w:t>
-      </w:r>
-    </w:p>
-    <w:p>
-      <w:pPr>
-        <w:rPr>
-          <w:rFonts w:ascii="Times New Roman" w:hAnsi="Times New Roman" w:cs="Times New Roman"/>
-          <w:sz w:val="24"/>
-          <w:szCs w:val="24"/>
-        </w:rPr>
-      </w:pPr>
-      <w:r>
-        <w:rPr>
-          <w:rFonts w:ascii="Times New Roman" w:hAnsi="Times New Roman" w:cs="Times New Roman"/>
-          <w:sz w:val="24"/>
-          <w:szCs w:val="24"/>
-        </w:rPr>
-        <w:t>Explain the EJB classes:</w:t>
-      </w:r>
-    </w:p>
-    <w:p>
-      <w:pPr>
-        <w:numPr>
-          <w:ilvl w:val="0"/>
-          <w:numId w:val="19"/>
-        </w:numPr>
-        <w:rPr>
-          <w:rFonts w:ascii="Times New Roman" w:hAnsi="Times New Roman" w:cs="Times New Roman"/>
-          <w:sz w:val="24"/>
-          <w:szCs w:val="24"/>
-        </w:rPr>
-      </w:pPr>
-      <w:r>
-        <w:rPr>
-          <w:rFonts w:ascii="Times New Roman" w:hAnsi="Times New Roman" w:cs="Times New Roman"/>
-          <w:sz w:val="24"/>
-          <w:szCs w:val="24"/>
-        </w:rPr>
-        <w:t xml:space="preserve">ProductFacade </w:t>
-      </w:r>
-    </w:p>
-    <w:p>
-      <w:pPr>
-        <w:numPr>
-          <w:ilvl w:val="0"/>
-          <w:numId w:val="19"/>
-        </w:numPr>
-        <w:rPr>
-          <w:rFonts w:ascii="Times New Roman" w:hAnsi="Times New Roman" w:cs="Times New Roman"/>
-          <w:sz w:val="24"/>
-          <w:szCs w:val="24"/>
-        </w:rPr>
-      </w:pPr>
-      <w:r>
-        <w:rPr>
-          <w:rFonts w:ascii="Times New Roman" w:hAnsi="Times New Roman" w:cs="Times New Roman"/>
-          <w:sz w:val="24"/>
-          <w:szCs w:val="24"/>
-        </w:rPr>
-        <w:t xml:space="preserve">CustomerBean </w:t>
-      </w:r>
-    </w:p>
-    <w:p>
-      <w:pPr>
-        <w:numPr>
-          <w:ilvl w:val="0"/>
-          <w:numId w:val="19"/>
-        </w:numPr>
-        <w:rPr>
-          <w:rFonts w:ascii="Times New Roman" w:hAnsi="Times New Roman" w:cs="Times New Roman"/>
-          <w:sz w:val="24"/>
-          <w:szCs w:val="24"/>
-        </w:rPr>
-      </w:pPr>
-      <w:r>
-        <w:rPr>
-          <w:rFonts w:ascii="Times New Roman" w:hAnsi="Times New Roman" w:cs="Times New Roman"/>
-          <w:sz w:val="24"/>
-          <w:szCs w:val="24"/>
-        </w:rPr>
-        <w:t xml:space="preserve">OrderBean </w:t>
-      </w:r>
-    </w:p>
-    <w:p>
-      <w:pPr>
-        <w:rPr>
-          <w:rFonts w:ascii="Times New Roman" w:hAnsi="Times New Roman" w:cs="Times New Roman"/>
-          <w:sz w:val="24"/>
-          <w:szCs w:val="24"/>
-        </w:rPr>
-      </w:pPr>
-      <w:r>
-        <w:rPr>
-          <w:rFonts w:ascii="Times New Roman" w:hAnsi="Times New Roman" w:cs="Times New Roman"/>
-          <w:sz w:val="24"/>
-          <w:szCs w:val="24"/>
-        </w:rPr>
-        <w:t>Describe the implemented business logic:</w:t>
-      </w:r>
-    </w:p>
-    <w:p>
-      <w:pPr>
-        <w:numPr>
-          <w:ilvl w:val="0"/>
-          <w:numId w:val="20"/>
-        </w:numPr>
-        <w:rPr>
-          <w:rFonts w:ascii="Times New Roman" w:hAnsi="Times New Roman" w:cs="Times New Roman"/>
-          <w:sz w:val="24"/>
-          <w:szCs w:val="24"/>
-        </w:rPr>
-      </w:pPr>
-      <w:r>
-        <w:rPr>
-          <w:rFonts w:ascii="Times New Roman" w:hAnsi="Times New Roman" w:cs="Times New Roman"/>
-          <w:sz w:val="24"/>
-          <w:szCs w:val="24"/>
-        </w:rPr>
-        <w:t xml:space="preserve">login validation </w:t>
-      </w:r>
-    </w:p>
-    <w:p>
-      <w:pPr>
-        <w:numPr>
-          <w:ilvl w:val="0"/>
-          <w:numId w:val="20"/>
-        </w:numPr>
-        <w:rPr>
-          <w:rFonts w:ascii="Times New Roman" w:hAnsi="Times New Roman" w:cs="Times New Roman"/>
-          <w:sz w:val="24"/>
-          <w:szCs w:val="24"/>
-        </w:rPr>
-      </w:pPr>
-      <w:r>
-        <w:rPr>
-          <w:rFonts w:ascii="Times New Roman" w:hAnsi="Times New Roman" w:cs="Times New Roman"/>
-          <w:sz w:val="24"/>
-          <w:szCs w:val="24"/>
-        </w:rPr>
-        <w:t xml:space="preserve">registration validation </w:t>
-      </w:r>
-    </w:p>
-    <w:p>
-      <w:pPr>
-        <w:numPr>
-          <w:ilvl w:val="0"/>
-          <w:numId w:val="20"/>
-        </w:numPr>
-        <w:rPr>
-          <w:rFonts w:ascii="Times New Roman" w:hAnsi="Times New Roman" w:cs="Times New Roman"/>
-          <w:sz w:val="24"/>
-          <w:szCs w:val="24"/>
-        </w:rPr>
-      </w:pPr>
-      <w:r>
-        <w:rPr>
-          <w:rFonts w:ascii="Times New Roman" w:hAnsi="Times New Roman" w:cs="Times New Roman"/>
-          <w:sz w:val="24"/>
-          <w:szCs w:val="24"/>
-        </w:rPr>
-        <w:t xml:space="preserve">stock management </w:t>
-      </w:r>
-    </w:p>
-    <w:p>
-      <w:pPr>
-        <w:numPr>
-          <w:ilvl w:val="0"/>
-          <w:numId w:val="20"/>
-        </w:numPr>
-        <w:rPr>
-          <w:rFonts w:ascii="Times New Roman" w:hAnsi="Times New Roman" w:cs="Times New Roman"/>
-          <w:sz w:val="24"/>
-          <w:szCs w:val="24"/>
-        </w:rPr>
-      </w:pPr>
-      <w:r>
-        <w:rPr>
-          <w:rFonts w:ascii="Times New Roman" w:hAnsi="Times New Roman" w:cs="Times New Roman"/>
-          <w:sz w:val="24"/>
-          <w:szCs w:val="24"/>
-        </w:rPr>
-        <w:t xml:space="preserve">order management </w:t>
-      </w:r>
-    </w:p>
-    <w:p>
-      <w:pPr>
-        <w:rPr>
-          <w:rFonts w:ascii="Times New Roman" w:hAnsi="Times New Roman" w:cs="Times New Roman"/>
-          <w:sz w:val="24"/>
-          <w:szCs w:val="24"/>
-        </w:rPr>
-      </w:pPr>
-      <w:r>
-        <w:rPr>
-          <w:rFonts w:ascii="Times New Roman" w:hAnsi="Times New Roman" w:cs="Times New Roman"/>
-          <w:sz w:val="24"/>
-          <w:szCs w:val="24"/>
-        </w:rPr>
-        <w:pict w14:anchorId="2488F616">
-          <v:rect id="_x0000_i1306" style="width:0;height:1.5pt" o:hralign="center" o:hrstd="t" o:hr="t" fillcolor="#a0a0a0" stroked="f"/>
-        </w:pict>
-      </w:r>
-    </w:p>
-    <w:p>
-      <w:pPr>
-        <w:pStyle w:val="Heading1"/>
-        <w:rPr>
-          <w:rFonts w:ascii="Times New Roman" w:hAnsi="Times New Roman" w:cs="Times New Roman"/>
-        </w:rPr>
-      </w:pPr>
-      <w:r>
-        <w:rPr>
-          <w:rFonts w:ascii="Times New Roman" w:hAnsi="Times New Roman" w:cs="Times New Roman"/>
-        </w:rPr>
-        <w:t>8. Presentation Layer (JSF)</w:t>
-      </w:r>
-    </w:p>
-    <w:p>
-      <w:pPr>
-        <w:rPr>
-          <w:rFonts w:ascii="Times New Roman" w:hAnsi="Times New Roman" w:cs="Times New Roman"/>
-          <w:sz w:val="24"/>
-          <w:szCs w:val="24"/>
-        </w:rPr>
-      </w:pPr>
-      <w:r>
-        <w:rPr>
-          <w:rFonts w:ascii="Times New Roman" w:hAnsi="Times New Roman" w:cs="Times New Roman"/>
-          <w:sz w:val="24"/>
-          <w:szCs w:val="24"/>
-        </w:rPr>
-        <w:t>Explain:</w:t>
-      </w:r>
-    </w:p>
-    <w:p>
-      <w:pPr>
-        <w:numPr>
-          <w:ilvl w:val="0"/>
-          <w:numId w:val="21"/>
-        </w:numPr>
-        <w:rPr>
-          <w:rFonts w:ascii="Times New Roman" w:hAnsi="Times New Roman" w:cs="Times New Roman"/>
-          <w:sz w:val="24"/>
-          <w:szCs w:val="24"/>
-        </w:rPr>
-      </w:pPr>
-      <w:r>
-        <w:rPr>
-          <w:rFonts w:ascii="Times New Roman" w:hAnsi="Times New Roman" w:cs="Times New Roman"/>
-          <w:sz w:val="24"/>
-          <w:szCs w:val="24"/>
-        </w:rPr>
-        <w:t xml:space="preserve">XHTML pages </w:t>
-      </w:r>
-    </w:p>
-    <w:p>
-      <w:pPr>
-        <w:numPr>
-          <w:ilvl w:val="0"/>
-          <w:numId w:val="21"/>
-        </w:numPr>
-        <w:rPr>
-          <w:rFonts w:ascii="Times New Roman" w:hAnsi="Times New Roman" w:cs="Times New Roman"/>
-          <w:sz w:val="24"/>
-          <w:szCs w:val="24"/>
-        </w:rPr>
-      </w:pPr>
-      <w:r>
-        <w:rPr>
-          <w:rFonts w:ascii="Times New Roman" w:hAnsi="Times New Roman" w:cs="Times New Roman"/>
-          <w:sz w:val="24"/>
-          <w:szCs w:val="24"/>
-        </w:rPr>
-        <w:t xml:space="preserve">Managed Beans </w:t>
-      </w:r>
-    </w:p>
-    <w:p>
-      <w:pPr>
-        <w:numPr>
-          <w:ilvl w:val="0"/>
-          <w:numId w:val="21"/>
-        </w:numPr>
-        <w:rPr>
-          <w:rFonts w:ascii="Times New Roman" w:hAnsi="Times New Roman" w:cs="Times New Roman"/>
-          <w:sz w:val="24"/>
-          <w:szCs w:val="24"/>
-        </w:rPr>
-      </w:pPr>
-      <w:r>
-        <w:rPr>
-          <w:rFonts w:ascii="Times New Roman" w:hAnsi="Times New Roman" w:cs="Times New Roman"/>
-          <w:sz w:val="24"/>
-          <w:szCs w:val="24"/>
-        </w:rPr>
-        <w:t xml:space="preserve">Navigation between pages </w:t>
-      </w:r>
-    </w:p>
-    <w:p>
-      <w:pPr>
-        <w:numPr>
-          <w:ilvl w:val="0"/>
-          <w:numId w:val="21"/>
-        </w:numPr>
-        <w:rPr>
-          <w:rFonts w:ascii="Times New Roman" w:hAnsi="Times New Roman" w:cs="Times New Roman"/>
-          <w:sz w:val="24"/>
-          <w:szCs w:val="24"/>
-        </w:rPr>
-      </w:pPr>
-      <w:r>
-        <w:rPr>
-          <w:rFonts w:ascii="Times New Roman" w:hAnsi="Times New Roman" w:cs="Times New Roman"/>
-          <w:sz w:val="24"/>
-          <w:szCs w:val="24"/>
-        </w:rPr>
-        <w:t xml:space="preserve">Form validation </w:t>
-      </w:r>
-    </w:p>
-    <w:p>
-      <w:pPr>
-        <w:numPr>
-          <w:ilvl w:val="0"/>
-          <w:numId w:val="21"/>
-        </w:numPr>
-        <w:rPr>
-          <w:rFonts w:ascii="Times New Roman" w:hAnsi="Times New Roman" w:cs="Times New Roman"/>
-          <w:sz w:val="24"/>
-          <w:szCs w:val="24"/>
-        </w:rPr>
-      </w:pPr>
-      <w:r>
-        <w:rPr>
-          <w:rFonts w:ascii="Times New Roman" w:hAnsi="Times New Roman" w:cs="Times New Roman"/>
-          <w:sz w:val="24"/>
-          <w:szCs w:val="24"/>
-        </w:rPr>
-        <w:t xml:space="preserve">Exception and error messages </w:t>
-      </w:r>
-    </w:p>
-    <w:p>
-      <w:pPr>
-        <w:rPr>
-          <w:rFonts w:ascii="Times New Roman" w:hAnsi="Times New Roman" w:cs="Times New Roman"/>
-          <w:sz w:val="24"/>
-          <w:szCs w:val="24"/>
-        </w:rPr>
-      </w:pPr>
-      <w:r>
-        <w:rPr>
-          <w:rFonts w:ascii="Times New Roman" w:hAnsi="Times New Roman" w:cs="Times New Roman"/>
-          <w:sz w:val="24"/>
-          <w:szCs w:val="24"/>
-        </w:rPr>
-        <w:pict w14:anchorId="3555784B">
-          <v:rect id="_x0000_i1307" style="width:0;height:1.5pt" o:hralign="center" o:hrstd="t" o:hr="t" fillcolor="#a0a0a0" stroked="f"/>
-        </w:pict>
-      </w:r>
-    </w:p>
-    <w:p>
-      <w:pPr>
-        <w:pStyle w:val="Heading1"/>
-        <w:rPr>
-          <w:rFonts w:ascii="Times New Roman" w:hAnsi="Times New Roman" w:cs="Times New Roman"/>
-        </w:rPr>
-      </w:pPr>
-      <w:r>
-        <w:rPr>
-          <w:rFonts w:ascii="Times New Roman" w:hAnsi="Times New Roman" w:cs="Times New Roman"/>
-        </w:rPr>
-        <w:t>9. Testing and System Functionality</w:t>
-      </w:r>
-    </w:p>
-    <w:p>
-      <w:pPr>
-        <w:rPr>
-          <w:rFonts w:ascii="Times New Roman" w:hAnsi="Times New Roman" w:cs="Times New Roman"/>
-          <w:sz w:val="24"/>
-          <w:szCs w:val="24"/>
-        </w:rPr>
-      </w:pPr>
-      <w:r>
-        <w:rPr>
-          <w:rFonts w:ascii="Times New Roman" w:hAnsi="Times New Roman" w:cs="Times New Roman"/>
-          <w:sz w:val="24"/>
-          <w:szCs w:val="24"/>
-        </w:rPr>
-        <w:t>Explain the testing process:</w:t>
-      </w:r>
-    </w:p>
-    <w:p>
-      <w:pPr>
-        <w:numPr>
-          <w:ilvl w:val="0"/>
-          <w:numId w:val="22"/>
-        </w:numPr>
-        <w:rPr>
-          <w:rFonts w:ascii="Times New Roman" w:hAnsi="Times New Roman" w:cs="Times New Roman"/>
-          <w:sz w:val="24"/>
-          <w:szCs w:val="24"/>
-        </w:rPr>
-      </w:pPr>
-      <w:r>
-        <w:rPr>
-          <w:rFonts w:ascii="Times New Roman" w:hAnsi="Times New Roman" w:cs="Times New Roman"/>
-          <w:sz w:val="24"/>
-          <w:szCs w:val="24"/>
-        </w:rPr>
-        <w:lastRenderedPageBreak/>
-        <w:t xml:space="preserve">Registration testing </w:t>
-      </w:r>
-    </w:p>
-    <w:p>
-      <w:pPr>
-        <w:numPr>
-          <w:ilvl w:val="0"/>
-          <w:numId w:val="22"/>
-        </w:numPr>
-        <w:rPr>
-          <w:rFonts w:ascii="Times New Roman" w:hAnsi="Times New Roman" w:cs="Times New Roman"/>
-          <w:sz w:val="24"/>
-          <w:szCs w:val="24"/>
-        </w:rPr>
-      </w:pPr>
-      <w:r>
-        <w:rPr>
-          <w:rFonts w:ascii="Times New Roman" w:hAnsi="Times New Roman" w:cs="Times New Roman"/>
-          <w:sz w:val="24"/>
-          <w:szCs w:val="24"/>
-        </w:rPr>
-        <w:t xml:space="preserve">Login testing </w:t>
-      </w:r>
-    </w:p>
-    <w:p>
-      <w:pPr>
-        <w:numPr>
-          <w:ilvl w:val="0"/>
-          <w:numId w:val="22"/>
-        </w:numPr>
-        <w:rPr>
-          <w:rFonts w:ascii="Times New Roman" w:hAnsi="Times New Roman" w:cs="Times New Roman"/>
-          <w:sz w:val="24"/>
-          <w:szCs w:val="24"/>
-        </w:rPr>
-      </w:pPr>
-      <w:r>
-        <w:rPr>
-          <w:rFonts w:ascii="Times New Roman" w:hAnsi="Times New Roman" w:cs="Times New Roman"/>
-          <w:sz w:val="24"/>
-          <w:szCs w:val="24"/>
-        </w:rPr>
-        <w:t xml:space="preserve">CRUD testing </w:t>
-      </w:r>
-    </w:p>
-    <w:p>
-      <w:pPr>
-        <w:numPr>
-          <w:ilvl w:val="0"/>
-          <w:numId w:val="22"/>
-        </w:numPr>
-        <w:rPr>
-          <w:rFonts w:ascii="Times New Roman" w:hAnsi="Times New Roman" w:cs="Times New Roman"/>
-          <w:sz w:val="24"/>
-          <w:szCs w:val="24"/>
-        </w:rPr>
-      </w:pPr>
-      <w:r>
-        <w:rPr>
-          <w:rFonts w:ascii="Times New Roman" w:hAnsi="Times New Roman" w:cs="Times New Roman"/>
-          <w:sz w:val="24"/>
-          <w:szCs w:val="24"/>
-        </w:rPr>
-        <w:t xml:space="preserve">Stock management testing </w:t>
-      </w:r>
-    </w:p>
-    <w:p>
-      <w:pPr>
-        <w:numPr>
-          <w:ilvl w:val="0"/>
-          <w:numId w:val="22"/>
-        </w:numPr>
-        <w:rPr>
-          <w:rFonts w:ascii="Times New Roman" w:hAnsi="Times New Roman" w:cs="Times New Roman"/>
-          <w:sz w:val="24"/>
-          <w:szCs w:val="24"/>
-        </w:rPr>
-      </w:pPr>
-      <w:r>
-        <w:rPr>
-          <w:rFonts w:ascii="Times New Roman" w:hAnsi="Times New Roman" w:cs="Times New Roman"/>
-          <w:sz w:val="24"/>
-          <w:szCs w:val="24"/>
-        </w:rPr>
-        <w:t xml:space="preserve">Navigation testing </w:t>
-      </w:r>
-    </w:p>
-    <w:p>
-      <w:pPr>
-        <w:rPr>
-          <w:rFonts w:ascii="Times New Roman" w:hAnsi="Times New Roman" w:cs="Times New Roman"/>
-          <w:sz w:val="24"/>
-          <w:szCs w:val="24"/>
-        </w:rPr>
-      </w:pPr>
-      <w:r>
-        <w:rPr>
-          <w:rFonts w:ascii="Times New Roman" w:hAnsi="Times New Roman" w:cs="Times New Roman"/>
-          <w:sz w:val="24"/>
-          <w:szCs w:val="24"/>
-        </w:rPr>
-        <w:t>Add screenshots of successful outputs.</w:t>
-      </w:r>
-    </w:p>
-    <w:p>
-      <w:pPr>
-        <w:rPr>
-          <w:rFonts w:ascii="Times New Roman" w:hAnsi="Times New Roman" w:cs="Times New Roman"/>
-          <w:sz w:val="24"/>
-          <w:szCs w:val="24"/>
-        </w:rPr>
-      </w:pPr>
-      <w:r>
-        <w:rPr>
-          <w:rFonts w:ascii="Times New Roman" w:hAnsi="Times New Roman" w:cs="Times New Roman"/>
-          <w:sz w:val="24"/>
-          <w:szCs w:val="24"/>
-        </w:rPr>
-        <w:pict w14:anchorId="2AF4A7F8">
-          <v:rect id="_x0000_i1308" style="width:0;height:1.5pt" o:hralign="center" o:hrstd="t" o:hr="t" fillcolor="#a0a0a0" stroked="f"/>
-        </w:pict>
-      </w:r>
-    </w:p>
-    <w:p>
-      <w:pPr>
-        <w:pStyle w:val="Heading1"/>
-        <w:rPr>
-          <w:rFonts w:ascii="Times New Roman" w:hAnsi="Times New Roman" w:cs="Times New Roman"/>
-        </w:rPr>
-      </w:pPr>
-      <w:r>
-        <w:rPr>
-          <w:rFonts w:ascii="Times New Roman" w:hAnsi="Times New Roman" w:cs="Times New Roman"/>
-        </w:rPr>
-        <w:t>10. Technical Problems and Solutions</w:t>
-      </w:r>
-    </w:p>
-    <w:p>
-      <w:pPr>
-        <w:pStyle w:val="Heading1"/>
-        <w:rPr>
-          <w:rFonts w:ascii="Times New Roman" w:hAnsi="Times New Roman" w:cs="Times New Roman"/>
-        </w:rPr>
-      </w:pPr>
-      <w:r>
-        <w:rPr>
-          <w:rFonts w:ascii="Times New Roman" w:hAnsi="Times New Roman" w:cs="Times New Roman"/>
-        </w:rPr>
-        <w:t>Problem 1</w:t>
-      </w:r>
-    </w:p>
-    <w:p>
-      <w:pPr>
-        <w:rPr>
-          <w:rFonts w:ascii="Times New Roman" w:hAnsi="Times New Roman" w:cs="Times New Roman"/>
-          <w:sz w:val="24"/>
-          <w:szCs w:val="24"/>
-        </w:rPr>
-      </w:pPr>
-      <w:r>
-        <w:rPr>
-          <w:rFonts w:ascii="Times New Roman" w:hAnsi="Times New Roman" w:cs="Times New Roman"/>
-          <w:sz w:val="24"/>
-          <w:szCs w:val="24"/>
-        </w:rPr>
-        <w:t>Example:</w:t>
-      </w:r>
-    </w:p>
-    <w:p>
-      <w:pPr>
-        <w:numPr>
-          <w:ilvl w:val="0"/>
-          <w:numId w:val="23"/>
-        </w:numPr>
-        <w:rPr>
-          <w:rFonts w:ascii="Times New Roman" w:hAnsi="Times New Roman" w:cs="Times New Roman"/>
-          <w:sz w:val="24"/>
-          <w:szCs w:val="24"/>
-        </w:rPr>
-      </w:pPr>
-      <w:r>
-        <w:rPr>
-          <w:rFonts w:ascii="Times New Roman" w:hAnsi="Times New Roman" w:cs="Times New Roman"/>
-          <w:sz w:val="24"/>
-          <w:szCs w:val="24"/>
-        </w:rPr>
-        <w:t xml:space="preserve">Database connection problem </w:t>
-      </w:r>
-    </w:p>
-    <w:p>
-      <w:pPr>
-        <w:numPr>
-          <w:ilvl w:val="0"/>
-          <w:numId w:val="23"/>
-        </w:numPr>
-        <w:rPr>
-          <w:rFonts w:ascii="Times New Roman" w:hAnsi="Times New Roman" w:cs="Times New Roman"/>
-          <w:sz w:val="24"/>
-          <w:szCs w:val="24"/>
-        </w:rPr>
-      </w:pPr>
-      <w:r>
-        <w:rPr>
-          <w:rFonts w:ascii="Times New Roman" w:hAnsi="Times New Roman" w:cs="Times New Roman"/>
-          <w:sz w:val="24"/>
-          <w:szCs w:val="24"/>
-        </w:rPr>
-        <w:t xml:space="preserve">Git merge conflict </w:t>
-      </w:r>
-    </w:p>
-    <w:p>
-      <w:pPr>
-        <w:numPr>
-          <w:ilvl w:val="0"/>
-          <w:numId w:val="23"/>
-        </w:numPr>
-        <w:rPr>
-          <w:rFonts w:ascii="Times New Roman" w:hAnsi="Times New Roman" w:cs="Times New Roman"/>
-          <w:sz w:val="24"/>
-          <w:szCs w:val="24"/>
-        </w:rPr>
-      </w:pPr>
-      <w:r>
-        <w:rPr>
-          <w:rFonts w:ascii="Times New Roman" w:hAnsi="Times New Roman" w:cs="Times New Roman"/>
-          <w:sz w:val="24"/>
-          <w:szCs w:val="24"/>
-        </w:rPr>
-        <w:t xml:space="preserve">JPA mapping issue </w:t>
-      </w:r>
-    </w:p>
-    <w:p>
-      <w:pPr>
-        <w:pStyle w:val="Heading1"/>
-        <w:rPr>
-          <w:rFonts w:ascii="Times New Roman" w:hAnsi="Times New Roman" w:cs="Times New Roman"/>
-        </w:rPr>
-      </w:pPr>
-      <w:r>
-        <w:rPr>
-          <w:rFonts w:ascii="Times New Roman" w:hAnsi="Times New Roman" w:cs="Times New Roman"/>
-        </w:rPr>
-        <w:t>Solution</w:t>
-      </w:r>
-    </w:p>
-    <w:p>
-      <w:pPr>
-        <w:rPr>
-          <w:rFonts w:ascii="Times New Roman" w:hAnsi="Times New Roman" w:cs="Times New Roman"/>
-          <w:sz w:val="24"/>
-          <w:szCs w:val="24"/>
-        </w:rPr>
-      </w:pPr>
-      <w:r>
-        <w:rPr>
-          <w:rFonts w:ascii="Times New Roman" w:hAnsi="Times New Roman" w:cs="Times New Roman"/>
-          <w:sz w:val="24"/>
-          <w:szCs w:val="24"/>
-        </w:rPr>
-        <w:t>Explain how the team solved it.</w:t>
-      </w:r>
-    </w:p>
-    <w:p>
-      <w:pPr>
-        <w:rPr>
-          <w:rFonts w:ascii="Times New Roman" w:hAnsi="Times New Roman" w:cs="Times New Roman"/>
-          <w:sz w:val="24"/>
-          <w:szCs w:val="24"/>
-        </w:rPr>
-      </w:pPr>
-      <w:r>
-        <w:rPr>
-          <w:rFonts w:ascii="Times New Roman" w:hAnsi="Times New Roman" w:cs="Times New Roman"/>
-          <w:sz w:val="24"/>
-          <w:szCs w:val="24"/>
-        </w:rPr>
-        <w:pict w14:anchorId="06DC9CF4">
-          <v:rect id="_x0000_i1309" style="width:0;height:1.5pt" o:hralign="center" o:hrstd="t" o:hr="t" fillcolor="#a0a0a0" stroked="f"/>
-        </w:pict>
-      </w:r>
-    </w:p>
-    <w:p>
-      <w:pPr>
-        <w:pStyle w:val="Heading1"/>
-        <w:rPr>
-          <w:rFonts w:ascii="Times New Roman" w:hAnsi="Times New Roman" w:cs="Times New Roman"/>
-        </w:rPr>
-      </w:pPr>
-      <w:r>
-        <w:rPr>
-          <w:rFonts w:ascii="Times New Roman" w:hAnsi="Times New Roman" w:cs="Times New Roman"/>
-        </w:rPr>
-        <w:t>Problem 2</w:t>
-      </w:r>
-    </w:p>
-    <w:p>
-      <w:pPr>
-        <w:rPr>
-          <w:rFonts w:ascii="Times New Roman" w:hAnsi="Times New Roman" w:cs="Times New Roman"/>
-          <w:sz w:val="24"/>
-          <w:szCs w:val="24"/>
-        </w:rPr>
-      </w:pPr>
-      <w:r>
-        <w:rPr>
-          <w:rFonts w:ascii="Times New Roman" w:hAnsi="Times New Roman" w:cs="Times New Roman"/>
-          <w:sz w:val="24"/>
-          <w:szCs w:val="24"/>
-        </w:rPr>
-        <w:t>Example:</w:t>
-      </w:r>
-    </w:p>
-    <w:p>
-      <w:pPr>
-        <w:numPr>
-          <w:ilvl w:val="0"/>
-          <w:numId w:val="24"/>
-        </w:numPr>
-        <w:rPr>
-          <w:rFonts w:ascii="Times New Roman" w:hAnsi="Times New Roman" w:cs="Times New Roman"/>
-          <w:sz w:val="24"/>
-          <w:szCs w:val="24"/>
-        </w:rPr>
-      </w:pPr>
-      <w:r>
-        <w:rPr>
-          <w:rFonts w:ascii="Times New Roman" w:hAnsi="Times New Roman" w:cs="Times New Roman"/>
-          <w:sz w:val="24"/>
-          <w:szCs w:val="24"/>
-        </w:rPr>
-        <w:t xml:space="preserve">JSF navigation error </w:t>
-      </w:r>
-    </w:p>
-    <w:p>
-      <w:pPr>
-        <w:numPr>
-          <w:ilvl w:val="0"/>
-          <w:numId w:val="24"/>
-        </w:numPr>
-        <w:rPr>
-          <w:rFonts w:ascii="Times New Roman" w:hAnsi="Times New Roman" w:cs="Times New Roman"/>
-          <w:sz w:val="24"/>
-          <w:szCs w:val="24"/>
-        </w:rPr>
-      </w:pPr>
-      <w:r>
-        <w:rPr>
-          <w:rFonts w:ascii="Times New Roman" w:hAnsi="Times New Roman" w:cs="Times New Roman"/>
-          <w:sz w:val="24"/>
-          <w:szCs w:val="24"/>
-        </w:rPr>
-        <w:t xml:space="preserve">EJB injection issue </w:t>
-      </w:r>
-    </w:p>
-    <w:p>
-      <w:pPr>
-        <w:numPr>
-          <w:ilvl w:val="0"/>
-          <w:numId w:val="24"/>
-        </w:numPr>
-        <w:rPr>
-          <w:rFonts w:ascii="Times New Roman" w:hAnsi="Times New Roman" w:cs="Times New Roman"/>
-          <w:sz w:val="24"/>
-          <w:szCs w:val="24"/>
-        </w:rPr>
-      </w:pPr>
-      <w:r>
-        <w:rPr>
-          <w:rFonts w:ascii="Times New Roman" w:hAnsi="Times New Roman" w:cs="Times New Roman"/>
-          <w:sz w:val="24"/>
-          <w:szCs w:val="24"/>
-        </w:rPr>
-        <w:t xml:space="preserve">NullPointerException </w:t>
-      </w:r>
-    </w:p>
-    <w:p>
-      <w:pPr>
-        <w:pStyle w:val="Heading1"/>
-        <w:rPr>
-          <w:rFonts w:ascii="Times New Roman" w:hAnsi="Times New Roman" w:cs="Times New Roman"/>
-        </w:rPr>
-      </w:pPr>
-      <w:r>
-        <w:rPr>
-          <w:rFonts w:ascii="Times New Roman" w:hAnsi="Times New Roman" w:cs="Times New Roman"/>
-        </w:rPr>
-        <w:t>Solution</w:t>
-      </w:r>
-    </w:p>
-    <w:p>
-      <w:pPr>
-        <w:rPr>
-          <w:rFonts w:ascii="Times New Roman" w:hAnsi="Times New Roman" w:cs="Times New Roman"/>
-          <w:sz w:val="24"/>
-          <w:szCs w:val="24"/>
-        </w:rPr>
-      </w:pPr>
-      <w:r>
-        <w:rPr>
-          <w:rFonts w:ascii="Times New Roman" w:hAnsi="Times New Roman" w:cs="Times New Roman"/>
-          <w:sz w:val="24"/>
-          <w:szCs w:val="24"/>
-        </w:rPr>
-        <w:t>Explain the solution.</w:t>
-      </w:r>
-    </w:p>
-    <w:p>
-      <w:pPr>
-        <w:rPr>
-          <w:rFonts w:ascii="Times New Roman" w:hAnsi="Times New Roman" w:cs="Times New Roman"/>
-          <w:sz w:val="24"/>
-          <w:szCs w:val="24"/>
-        </w:rPr>
-      </w:pPr>
-      <w:r>
-        <w:rPr>
-          <w:rFonts w:ascii="Times New Roman" w:hAnsi="Times New Roman" w:cs="Times New Roman"/>
-          <w:sz w:val="24"/>
-          <w:szCs w:val="24"/>
-        </w:rPr>
-        <w:lastRenderedPageBreak/>
-        <w:pict w14:anchorId="587DF788">
-          <v:rect id="_x0000_i1310" style="width:0;height:1.5pt" o:hralign="center" o:hrstd="t" o:hr="t" fillcolor="#a0a0a0" stroked="f"/>
-        </w:pict>
-      </w:r>
-    </w:p>
-    <w:p>
-      <w:pPr>
-        <w:pStyle w:val="Heading1"/>
-        <w:rPr>
-          <w:rFonts w:ascii="Times New Roman" w:hAnsi="Times New Roman" w:cs="Times New Roman"/>
-        </w:rPr>
-      </w:pPr>
-      <w:r>
-        <w:rPr>
-          <w:rFonts w:ascii="Times New Roman" w:hAnsi="Times New Roman" w:cs="Times New Roman"/>
-        </w:rPr>
-        <w:t>11. Teamwork and Collaboration</w:t>
-      </w:r>
-    </w:p>
-    <w:p>
-      <w:pPr>
-        <w:pStyle w:val="Heading1"/>
-        <w:rPr>
-          <w:rFonts w:ascii="Times New Roman" w:hAnsi="Times New Roman" w:cs="Times New Roman"/>
-        </w:rPr>
-      </w:pPr>
-      <w:r>
-        <w:rPr>
-          <w:rFonts w:ascii="Times New Roman" w:hAnsi="Times New Roman" w:cs="Times New Roman"/>
-        </w:rPr>
-        <w:t>11.1 Communication Methods</w:t>
-      </w:r>
-    </w:p>
-    <w:p>
-      <w:pPr>
-        <w:rPr>
-          <w:rFonts w:ascii="Times New Roman" w:hAnsi="Times New Roman" w:cs="Times New Roman"/>
-          <w:sz w:val="24"/>
-          <w:szCs w:val="24"/>
-        </w:rPr>
-      </w:pPr>
-      <w:r>
-        <w:rPr>
-          <w:rFonts w:ascii="Times New Roman" w:hAnsi="Times New Roman" w:cs="Times New Roman"/>
-          <w:sz w:val="24"/>
-          <w:szCs w:val="24"/>
-        </w:rPr>
-        <w:t>Explain how the team communicated:</w:t>
-      </w:r>
-    </w:p>
-    <w:p>
-      <w:pPr>
-        <w:numPr>
-          <w:ilvl w:val="0"/>
-          <w:numId w:val="25"/>
-        </w:numPr>
-        <w:rPr>
-          <w:rFonts w:ascii="Times New Roman" w:hAnsi="Times New Roman" w:cs="Times New Roman"/>
-          <w:sz w:val="24"/>
-          <w:szCs w:val="24"/>
-        </w:rPr>
-      </w:pPr>
-      <w:r>
-        <w:rPr>
-          <w:rFonts w:ascii="Times New Roman" w:hAnsi="Times New Roman" w:cs="Times New Roman"/>
-          <w:sz w:val="24"/>
-          <w:szCs w:val="24"/>
-        </w:rPr>
-        <w:t xml:space="preserve">WhatsApp </w:t>
-      </w:r>
-    </w:p>
-    <w:p>
-      <w:pPr>
-        <w:numPr>
-          <w:ilvl w:val="0"/>
-          <w:numId w:val="25"/>
-        </w:numPr>
-        <w:rPr>
-          <w:rFonts w:ascii="Times New Roman" w:hAnsi="Times New Roman" w:cs="Times New Roman"/>
-          <w:sz w:val="24"/>
-          <w:szCs w:val="24"/>
-        </w:rPr>
-      </w:pPr>
-      <w:r>
-        <w:rPr>
-          <w:rFonts w:ascii="Times New Roman" w:hAnsi="Times New Roman" w:cs="Times New Roman"/>
-          <w:sz w:val="24"/>
-          <w:szCs w:val="24"/>
-        </w:rPr>
-        <w:t xml:space="preserve">GitHub </w:t>
-      </w:r>
-    </w:p>
-    <w:p>
-      <w:pPr>
-        <w:numPr>
-          <w:ilvl w:val="0"/>
-          <w:numId w:val="25"/>
-        </w:numPr>
-        <w:rPr>
-          <w:rFonts w:ascii="Times New Roman" w:hAnsi="Times New Roman" w:cs="Times New Roman"/>
-          <w:sz w:val="24"/>
-          <w:szCs w:val="24"/>
-        </w:rPr>
-      </w:pPr>
-      <w:r>
-        <w:rPr>
-          <w:rFonts w:ascii="Times New Roman" w:hAnsi="Times New Roman" w:cs="Times New Roman"/>
-          <w:sz w:val="24"/>
-          <w:szCs w:val="24"/>
-        </w:rPr>
-        <w:t xml:space="preserve">Meetings </w:t>
-      </w:r>
-    </w:p>
-    <w:p>
-      <w:pPr>
-        <w:numPr>
-          <w:ilvl w:val="0"/>
-          <w:numId w:val="25"/>
-        </w:numPr>
-        <w:rPr>
-          <w:rFonts w:ascii="Times New Roman" w:hAnsi="Times New Roman" w:cs="Times New Roman"/>
-          <w:sz w:val="24"/>
-          <w:szCs w:val="24"/>
-        </w:rPr>
-      </w:pPr>
-      <w:r>
-        <w:rPr>
-          <w:rFonts w:ascii="Times New Roman" w:hAnsi="Times New Roman" w:cs="Times New Roman"/>
-          <w:sz w:val="24"/>
-          <w:szCs w:val="24"/>
-        </w:rPr>
-        <w:t xml:space="preserve">Tutorial discussions </w:t>
-      </w:r>
-    </w:p>
-    <w:p>
-      <w:pPr>
-        <w:rPr>
-          <w:rFonts w:ascii="Times New Roman" w:hAnsi="Times New Roman" w:cs="Times New Roman"/>
-          <w:sz w:val="24"/>
-          <w:szCs w:val="24"/>
-        </w:rPr>
-      </w:pPr>
-      <w:r>
-        <w:rPr>
-          <w:rFonts w:ascii="Times New Roman" w:hAnsi="Times New Roman" w:cs="Times New Roman"/>
-          <w:sz w:val="24"/>
-          <w:szCs w:val="24"/>
-        </w:rPr>
-        <w:pict w14:anchorId="738E13C4">
-          <v:rect id="_x0000_i1311" style="width:0;height:1.5pt" o:hralign="center" o:hrstd="t" o:hr="t" fillcolor="#a0a0a0" stroked="f"/>
-        </w:pict>
-      </w:r>
-    </w:p>
-    <w:p>
-      <w:pPr>
-        <w:pStyle w:val="Heading1"/>
-        <w:rPr>
-          <w:rFonts w:ascii="Times New Roman" w:hAnsi="Times New Roman" w:cs="Times New Roman"/>
-        </w:rPr>
-      </w:pPr>
-      <w:r>
-        <w:rPr>
-          <w:rFonts w:ascii="Times New Roman" w:hAnsi="Times New Roman" w:cs="Times New Roman"/>
-        </w:rPr>
-        <w:t>11.2 Cooperation Problems</w:t>
-      </w:r>
-    </w:p>
-    <w:p>
-      <w:pPr>
-        <w:rPr>
-          <w:rFonts w:ascii="Times New Roman" w:hAnsi="Times New Roman" w:cs="Times New Roman"/>
-          <w:sz w:val="24"/>
-          <w:szCs w:val="24"/>
-        </w:rPr>
-      </w:pPr>
-      <w:r>
-        <w:rPr>
-          <w:rFonts w:ascii="Times New Roman" w:hAnsi="Times New Roman" w:cs="Times New Roman"/>
-          <w:sz w:val="24"/>
-          <w:szCs w:val="24"/>
-        </w:rPr>
-        <w:t>Example:</w:t>
-      </w:r>
-    </w:p>
-    <w:p>
-      <w:pPr>
-        <w:numPr>
-          <w:ilvl w:val="0"/>
-          <w:numId w:val="26"/>
-        </w:numPr>
-        <w:rPr>
-          <w:rFonts w:ascii="Times New Roman" w:hAnsi="Times New Roman" w:cs="Times New Roman"/>
-          <w:sz w:val="24"/>
-          <w:szCs w:val="24"/>
-        </w:rPr>
-      </w:pPr>
-      <w:r>
-        <w:rPr>
-          <w:rFonts w:ascii="Times New Roman" w:hAnsi="Times New Roman" w:cs="Times New Roman"/>
-          <w:sz w:val="24"/>
-          <w:szCs w:val="24"/>
-        </w:rPr>
-        <w:t xml:space="preserve">Different schedules </w:t>
-      </w:r>
-    </w:p>
-    <w:p>
-      <w:pPr>
-        <w:numPr>
-          <w:ilvl w:val="0"/>
-          <w:numId w:val="26"/>
-        </w:numPr>
-        <w:rPr>
-          <w:rFonts w:ascii="Times New Roman" w:hAnsi="Times New Roman" w:cs="Times New Roman"/>
-          <w:sz w:val="24"/>
-          <w:szCs w:val="24"/>
-        </w:rPr>
-      </w:pPr>
-      <w:r>
-        <w:rPr>
-          <w:rFonts w:ascii="Times New Roman" w:hAnsi="Times New Roman" w:cs="Times New Roman"/>
-          <w:sz w:val="24"/>
-          <w:szCs w:val="24"/>
-        </w:rPr>
-        <w:t xml:space="preserve">Limited programming experience </w:t>
-      </w:r>
-    </w:p>
-    <w:p>
-      <w:pPr>
-        <w:numPr>
-          <w:ilvl w:val="0"/>
-          <w:numId w:val="26"/>
-        </w:numPr>
-        <w:rPr>
-          <w:rFonts w:ascii="Times New Roman" w:hAnsi="Times New Roman" w:cs="Times New Roman"/>
-          <w:sz w:val="24"/>
-          <w:szCs w:val="24"/>
-        </w:rPr>
-      </w:pPr>
-      <w:r>
-        <w:rPr>
-          <w:rFonts w:ascii="Times New Roman" w:hAnsi="Times New Roman" w:cs="Times New Roman"/>
-          <w:sz w:val="24"/>
-          <w:szCs w:val="24"/>
-        </w:rPr>
-        <w:t xml:space="preserve">GitHub conflicts </w:t>
-      </w:r>
-    </w:p>
-    <w:p>
-      <w:pPr>
-        <w:rPr>
-          <w:rFonts w:ascii="Times New Roman" w:hAnsi="Times New Roman" w:cs="Times New Roman"/>
-          <w:sz w:val="24"/>
-          <w:szCs w:val="24"/>
-        </w:rPr>
-      </w:pPr>
-      <w:r>
-        <w:rPr>
-          <w:rFonts w:ascii="Times New Roman" w:hAnsi="Times New Roman" w:cs="Times New Roman"/>
-          <w:sz w:val="24"/>
-          <w:szCs w:val="24"/>
-        </w:rPr>
-        <w:pict w14:anchorId="2C992D9B">
-          <v:rect id="_x0000_i1312" style="width:0;height:1.5pt" o:hralign="center" o:hrstd="t" o:hr="t" fillcolor="#a0a0a0" stroked="f"/>
-        </w:pict>
-      </w:r>
-    </w:p>
-    <w:p>
-      <w:pPr>
-        <w:pStyle w:val="Heading1"/>
-        <w:rPr>
-          <w:rFonts w:ascii="Times New Roman" w:hAnsi="Times New Roman" w:cs="Times New Roman"/>
-        </w:rPr>
-      </w:pPr>
-      <w:r>
-        <w:rPr>
-          <w:rFonts w:ascii="Times New Roman" w:hAnsi="Times New Roman" w:cs="Times New Roman"/>
-        </w:rPr>
-        <w:t>11.3 Solutions</w:t>
-      </w:r>
-    </w:p>
-    <w:p>
-      <w:pPr>
-        <w:rPr>
-          <w:rFonts w:ascii="Times New Roman" w:hAnsi="Times New Roman" w:cs="Times New Roman"/>
-          <w:sz w:val="24"/>
-          <w:szCs w:val="24"/>
-        </w:rPr>
-      </w:pPr>
-      <w:r>
-        <w:rPr>
-          <w:rFonts w:ascii="Times New Roman" w:hAnsi="Times New Roman" w:cs="Times New Roman"/>
-          <w:sz w:val="24"/>
-          <w:szCs w:val="24"/>
-        </w:rPr>
-        <w:t>Explain how the team solved teamwork problems.</w:t>
-      </w:r>
-    </w:p>
-    <w:p>
-      <w:pPr>
-        <w:rPr>
-          <w:rFonts w:ascii="Times New Roman" w:hAnsi="Times New Roman" w:cs="Times New Roman"/>
-          <w:sz w:val="24"/>
-          <w:szCs w:val="24"/>
-        </w:rPr>
-      </w:pPr>
-      <w:r>
-        <w:rPr>
-          <w:rFonts w:ascii="Times New Roman" w:hAnsi="Times New Roman" w:cs="Times New Roman"/>
-          <w:sz w:val="24"/>
-          <w:szCs w:val="24"/>
-        </w:rPr>
-        <w:pict w14:anchorId="0B776043">
-          <v:rect id="_x0000_i1313" style="width:0;height:1.5pt" o:hralign="center" o:hrstd="t" o:hr="t" fillcolor="#a0a0a0" stroked="f"/>
-        </w:pict>
-      </w:r>
-    </w:p>
-    <w:p>
-      <w:pPr>
-        <w:pStyle w:val="Heading1"/>
-        <w:rPr>
-          <w:rFonts w:ascii="Times New Roman" w:hAnsi="Times New Roman" w:cs="Times New Roman"/>
-        </w:rPr>
-      </w:pPr>
-      <w:r>
-        <w:rPr>
-          <w:rFonts w:ascii="Times New Roman" w:hAnsi="Times New Roman" w:cs="Times New Roman"/>
-        </w:rPr>
-        <w:t>12. Skills and Learning Outcomes</w:t>
-      </w:r>
-    </w:p>
-    <w:p>
-      <w:pPr>
-        <w:rPr>
-          <w:rFonts w:ascii="Times New Roman" w:hAnsi="Times New Roman" w:cs="Times New Roman"/>
-          <w:sz w:val="24"/>
-          <w:szCs w:val="24"/>
-        </w:rPr>
-      </w:pPr>
-      <w:r>
-        <w:rPr>
-          <w:rFonts w:ascii="Times New Roman" w:hAnsi="Times New Roman" w:cs="Times New Roman"/>
-          <w:sz w:val="24"/>
-          <w:szCs w:val="24"/>
-        </w:rPr>
-        <w:t>Explain what the team learned:</w:t>
-      </w:r>
-    </w:p>
-    <w:p>
-      <w:pPr>
-        <w:numPr>
-          <w:ilvl w:val="0"/>
-          <w:numId w:val="27"/>
-        </w:numPr>
-        <w:rPr>
-          <w:rFonts w:ascii="Times New Roman" w:hAnsi="Times New Roman" w:cs="Times New Roman"/>
-          <w:sz w:val="24"/>
-          <w:szCs w:val="24"/>
-        </w:rPr>
-      </w:pPr>
-      <w:r>
-        <w:rPr>
-          <w:rFonts w:ascii="Times New Roman" w:hAnsi="Times New Roman" w:cs="Times New Roman"/>
-          <w:sz w:val="24"/>
-          <w:szCs w:val="24"/>
-        </w:rPr>
-        <w:t xml:space="preserve">Enterprise architecture </w:t>
-      </w:r>
-    </w:p>
-    <w:p>
-      <w:pPr>
-        <w:numPr>
-          <w:ilvl w:val="0"/>
-          <w:numId w:val="27"/>
-        </w:numPr>
-        <w:rPr>
-          <w:rFonts w:ascii="Times New Roman" w:hAnsi="Times New Roman" w:cs="Times New Roman"/>
-          <w:sz w:val="24"/>
-          <w:szCs w:val="24"/>
-        </w:rPr>
-      </w:pPr>
-      <w:r>
-        <w:rPr>
-          <w:rFonts w:ascii="Times New Roman" w:hAnsi="Times New Roman" w:cs="Times New Roman"/>
-          <w:sz w:val="24"/>
-          <w:szCs w:val="24"/>
-        </w:rPr>
-        <w:t xml:space="preserve">Jakarta EE development </w:t>
-      </w:r>
-    </w:p>
-    <w:p>
-      <w:pPr>
-        <w:numPr>
-          <w:ilvl w:val="0"/>
-          <w:numId w:val="27"/>
-        </w:numPr>
-        <w:rPr>
-          <w:rFonts w:ascii="Times New Roman" w:hAnsi="Times New Roman" w:cs="Times New Roman"/>
-          <w:sz w:val="24"/>
-          <w:szCs w:val="24"/>
-        </w:rPr>
-      </w:pPr>
-      <w:r>
-        <w:rPr>
-          <w:rFonts w:ascii="Times New Roman" w:hAnsi="Times New Roman" w:cs="Times New Roman"/>
-          <w:sz w:val="24"/>
-          <w:szCs w:val="24"/>
-        </w:rPr>
-        <w:t xml:space="preserve">GitHub collaboration </w:t>
-      </w:r>
-    </w:p>
-    <w:p>
-      <w:pPr>
-        <w:numPr>
-          <w:ilvl w:val="0"/>
-          <w:numId w:val="27"/>
-        </w:numPr>
-        <w:rPr>
-          <w:rFonts w:ascii="Times New Roman" w:hAnsi="Times New Roman" w:cs="Times New Roman"/>
-          <w:sz w:val="24"/>
-          <w:szCs w:val="24"/>
-        </w:rPr>
-      </w:pPr>
-      <w:r>
-        <w:rPr>
-          <w:rFonts w:ascii="Times New Roman" w:hAnsi="Times New Roman" w:cs="Times New Roman"/>
-          <w:sz w:val="24"/>
-          <w:szCs w:val="24"/>
-        </w:rPr>
-        <w:lastRenderedPageBreak/>
-        <w:t xml:space="preserve">Database integration </w:t>
-      </w:r>
-    </w:p>
-    <w:p>
-      <w:pPr>
-        <w:numPr>
-          <w:ilvl w:val="0"/>
-          <w:numId w:val="27"/>
-        </w:numPr>
-        <w:rPr>
-          <w:rFonts w:ascii="Times New Roman" w:hAnsi="Times New Roman" w:cs="Times New Roman"/>
-          <w:sz w:val="24"/>
-          <w:szCs w:val="24"/>
-        </w:rPr>
-      </w:pPr>
-      <w:r>
-        <w:rPr>
-          <w:rFonts w:ascii="Times New Roman" w:hAnsi="Times New Roman" w:cs="Times New Roman"/>
-          <w:sz w:val="24"/>
-          <w:szCs w:val="24"/>
-        </w:rPr>
-        <w:t xml:space="preserve">Team communication </w:t>
-      </w:r>
-    </w:p>
-    <w:p>
-      <w:pPr>
-        <w:numPr>
-          <w:ilvl w:val="0"/>
-          <w:numId w:val="27"/>
-        </w:numPr>
-        <w:rPr>
-          <w:rFonts w:ascii="Times New Roman" w:hAnsi="Times New Roman" w:cs="Times New Roman"/>
-          <w:sz w:val="24"/>
-          <w:szCs w:val="24"/>
-        </w:rPr>
-      </w:pPr>
-      <w:r>
-        <w:rPr>
-          <w:rFonts w:ascii="Times New Roman" w:hAnsi="Times New Roman" w:cs="Times New Roman"/>
-          <w:sz w:val="24"/>
-          <w:szCs w:val="24"/>
-        </w:rPr>
-        <w:t xml:space="preserve">Problem solving skills </w:t>
-      </w:r>
-    </w:p>
-    <w:p>
-      <w:pPr>
-        <w:rPr>
-          <w:rFonts w:ascii="Times New Roman" w:hAnsi="Times New Roman" w:cs="Times New Roman"/>
-          <w:sz w:val="24"/>
-          <w:szCs w:val="24"/>
-        </w:rPr>
-      </w:pPr>
-      <w:r>
-        <w:rPr>
-          <w:rFonts w:ascii="Times New Roman" w:hAnsi="Times New Roman" w:cs="Times New Roman"/>
-          <w:sz w:val="24"/>
-          <w:szCs w:val="24"/>
-        </w:rPr>
-        <w:pict w14:anchorId="7DB4B2B8">
-          <v:rect id="_x0000_i1314" style="width:0;height:1.5pt" o:hralign="center" o:hrstd="t" o:hr="t" fillcolor="#a0a0a0" stroked="f"/>
-        </w:pict>
-      </w:r>
-    </w:p>
-    <w:p>
-      <w:pPr>
-        <w:pStyle w:val="Heading1"/>
-        <w:rPr>
-          <w:rFonts w:ascii="Times New Roman" w:hAnsi="Times New Roman" w:cs="Times New Roman"/>
-        </w:rPr>
-      </w:pPr>
-      <w:r>
-        <w:rPr>
-          <w:rFonts w:ascii="Times New Roman" w:hAnsi="Times New Roman" w:cs="Times New Roman"/>
-        </w:rPr>
-        <w:t>13. Conclusion</w:t>
-      </w:r>
-    </w:p>
-    <w:p>
-      <w:pPr>
-        <w:rPr>
-          <w:rFonts w:ascii="Times New Roman" w:hAnsi="Times New Roman" w:cs="Times New Roman"/>
-          <w:sz w:val="24"/>
-          <w:szCs w:val="24"/>
-        </w:rPr>
-      </w:pPr>
-      <w:r>
-        <w:rPr>
-          <w:rFonts w:ascii="Times New Roman" w:hAnsi="Times New Roman" w:cs="Times New Roman"/>
-          <w:sz w:val="24"/>
-          <w:szCs w:val="24"/>
-        </w:rPr>
-        <w:t>Summarise:</w:t>
-      </w:r>
-    </w:p>
-    <w:p>
-      <w:pPr>
-        <w:numPr>
-          <w:ilvl w:val="0"/>
-          <w:numId w:val="28"/>
-        </w:numPr>
-        <w:rPr>
-          <w:rFonts w:ascii="Times New Roman" w:hAnsi="Times New Roman" w:cs="Times New Roman"/>
-          <w:sz w:val="24"/>
-          <w:szCs w:val="24"/>
-        </w:rPr>
-      </w:pPr>
-      <w:r>
-        <w:rPr>
-          <w:rFonts w:ascii="Times New Roman" w:hAnsi="Times New Roman" w:cs="Times New Roman"/>
-          <w:sz w:val="24"/>
-          <w:szCs w:val="24"/>
-        </w:rPr>
-        <w:t xml:space="preserve">Project achievements </w:t>
-      </w:r>
-    </w:p>
-    <w:p>
-      <w:pPr>
-        <w:numPr>
-          <w:ilvl w:val="0"/>
-          <w:numId w:val="28"/>
-        </w:numPr>
-        <w:rPr>
-          <w:rFonts w:ascii="Times New Roman" w:hAnsi="Times New Roman" w:cs="Times New Roman"/>
-          <w:sz w:val="24"/>
-          <w:szCs w:val="24"/>
-        </w:rPr>
-      </w:pPr>
-      <w:r>
-        <w:rPr>
-          <w:rFonts w:ascii="Times New Roman" w:hAnsi="Times New Roman" w:cs="Times New Roman"/>
-          <w:sz w:val="24"/>
-          <w:szCs w:val="24"/>
-        </w:rPr>
-        <w:t xml:space="preserve">System functionality </w:t>
-      </w:r>
-    </w:p>
-    <w:p>
-      <w:pPr>
-        <w:numPr>
-          <w:ilvl w:val="0"/>
-          <w:numId w:val="28"/>
-        </w:numPr>
-        <w:rPr>
-          <w:rFonts w:ascii="Times New Roman" w:hAnsi="Times New Roman" w:cs="Times New Roman"/>
-          <w:sz w:val="24"/>
-          <w:szCs w:val="24"/>
-        </w:rPr>
-      </w:pPr>
-      <w:r>
-        <w:rPr>
-          <w:rFonts w:ascii="Times New Roman" w:hAnsi="Times New Roman" w:cs="Times New Roman"/>
-          <w:sz w:val="24"/>
-          <w:szCs w:val="24"/>
-        </w:rPr>
-        <w:t xml:space="preserve">Team collaboration experience </w:t>
-      </w:r>
-    </w:p>
-    <w:p>
-      <w:pPr>
-        <w:numPr>
-          <w:ilvl w:val="0"/>
-          <w:numId w:val="28"/>
-        </w:numPr>
-        <w:rPr>
-          <w:rFonts w:ascii="Times New Roman" w:hAnsi="Times New Roman" w:cs="Times New Roman"/>
-          <w:sz w:val="24"/>
-          <w:szCs w:val="24"/>
-        </w:rPr>
-      </w:pPr>
-      <w:r>
-        <w:rPr>
-          <w:rFonts w:ascii="Times New Roman" w:hAnsi="Times New Roman" w:cs="Times New Roman"/>
-          <w:sz w:val="24"/>
-          <w:szCs w:val="24"/>
-        </w:rPr>
-        <w:t xml:space="preserve">Technical knowledge gained </w:t>
-      </w:r>
-    </w:p>
-    <w:p>
-      <w:pPr>
-        <w:rPr>
-          <w:rFonts w:ascii="Times New Roman" w:hAnsi="Times New Roman" w:cs="Times New Roman"/>
-          <w:sz w:val="24"/>
-          <w:szCs w:val="24"/>
-        </w:rPr>
-      </w:pPr>
-      <w:r>
-        <w:rPr>
-          <w:rFonts w:ascii="Times New Roman" w:hAnsi="Times New Roman" w:cs="Times New Roman"/>
-          <w:sz w:val="24"/>
-          <w:szCs w:val="24"/>
-        </w:rPr>
-        <w:pict w14:anchorId="18392885">
-          <v:rect id="_x0000_i1315" style="width:0;height:1.5pt" o:hralign="center" o:hrstd="t" o:hr="t" fillcolor="#a0a0a0" stroked="f"/>
-        </w:pict>
-      </w:r>
-    </w:p>
-    <w:p>
-      <w:pPr>
-        <w:pStyle w:val="Heading1"/>
-        <w:rPr>
-          <w:rFonts w:ascii="Times New Roman" w:hAnsi="Times New Roman" w:cs="Times New Roman"/>
-        </w:rPr>
-      </w:pPr>
-      <w:r>
-        <w:rPr>
-          <w:rFonts w:ascii="Times New Roman" w:hAnsi="Times New Roman" w:cs="Times New Roman"/>
-        </w:rPr>
-        <w:t>14. References</w:t>
-      </w:r>
-    </w:p>
-    <w:p>
-      <w:pPr>
-        <w:rPr>
-          <w:rFonts w:ascii="Times New Roman" w:hAnsi="Times New Roman" w:cs="Times New Roman"/>
-          <w:sz w:val="24"/>
-          <w:szCs w:val="24"/>
-        </w:rPr>
-      </w:pPr>
-      <w:r>
-        <w:rPr>
-          <w:rFonts w:ascii="Times New Roman" w:hAnsi="Times New Roman" w:cs="Times New Roman"/>
-          <w:sz w:val="24"/>
-          <w:szCs w:val="24"/>
-        </w:rPr>
-        <w:t>Example references:</w:t>
-      </w:r>
-    </w:p>
-    <w:p>
-      <w:pPr>
-        <w:numPr>
-          <w:ilvl w:val="0"/>
-          <w:numId w:val="29"/>
-        </w:numPr>
-        <w:rPr>
-          <w:rFonts w:ascii="Times New Roman" w:hAnsi="Times New Roman" w:cs="Times New Roman"/>
-          <w:sz w:val="24"/>
-          <w:szCs w:val="24"/>
-        </w:rPr>
-      </w:pPr>
-      <w:r>
-        <w:rPr>
-          <w:rFonts w:ascii="Times New Roman" w:hAnsi="Times New Roman" w:cs="Times New Roman"/>
-          <w:sz w:val="24"/>
-          <w:szCs w:val="24"/>
-        </w:rPr>
-        <w:t xml:space="preserve">Jakarta EE Documentation </w:t>
-      </w:r>
-    </w:p>
-    <w:p>
-      <w:pPr>
-        <w:numPr>
-          <w:ilvl w:val="0"/>
-          <w:numId w:val="29"/>
-        </w:numPr>
-        <w:rPr>
-          <w:rFonts w:ascii="Times New Roman" w:hAnsi="Times New Roman" w:cs="Times New Roman"/>
-          <w:sz w:val="24"/>
-          <w:szCs w:val="24"/>
-        </w:rPr>
-      </w:pPr>
-      <w:r>
-        <w:rPr>
-          <w:rFonts w:ascii="Times New Roman" w:hAnsi="Times New Roman" w:cs="Times New Roman"/>
-          <w:sz w:val="24"/>
-          <w:szCs w:val="24"/>
-        </w:rPr>
-        <w:t xml:space="preserve">Oracle Java Documentation </w:t>
-      </w:r>
-    </w:p>
-    <w:p>
-      <w:pPr>
-        <w:numPr>
-          <w:ilvl w:val="0"/>
-          <w:numId w:val="29"/>
-        </w:numPr>
-        <w:rPr>
-          <w:rFonts w:ascii="Times New Roman" w:hAnsi="Times New Roman" w:cs="Times New Roman"/>
-          <w:sz w:val="24"/>
-          <w:szCs w:val="24"/>
-        </w:rPr>
-      </w:pPr>
-      <w:r>
-        <w:rPr>
-          <w:rFonts w:ascii="Times New Roman" w:hAnsi="Times New Roman" w:cs="Times New Roman"/>
-          <w:sz w:val="24"/>
-          <w:szCs w:val="24"/>
-        </w:rPr>
-        <w:t xml:space="preserve">MySQL Documentation </w:t>
-      </w:r>
-    </w:p>
-    <w:p>
-      <w:pPr>
-        <w:numPr>
-          <w:ilvl w:val="0"/>
-          <w:numId w:val="29"/>
-        </w:numPr>
-        <w:rPr>
-          <w:rFonts w:ascii="Times New Roman" w:hAnsi="Times New Roman" w:cs="Times New Roman"/>
-          <w:sz w:val="24"/>
-          <w:szCs w:val="24"/>
-        </w:rPr>
-      </w:pPr>
-      <w:r>
-        <w:rPr>
-          <w:rFonts w:ascii="Times New Roman" w:hAnsi="Times New Roman" w:cs="Times New Roman"/>
-          <w:sz w:val="24"/>
-          <w:szCs w:val="24"/>
-        </w:rPr>
-        <w:t>Course Materials</w:t>
-      </w:r>
-    </w:p>
-    <w:p>
-      <w:pPr>
-        <w:rPr>
-          <w:rFonts w:ascii="Times New Roman" w:hAnsi="Times New Roman" w:cs="Times New Roman"/>
-          <w:sz w:val="24"/>
-          <w:szCs w:val="24"/>
-        </w:rPr>
-      </w:pPr>
-      <w:r>
-        <w:rPr>
-          <w:rFonts w:ascii="Times New Roman" w:hAnsi="Times New Roman" w:cs="Times New Roman"/>
-          <w:sz w:val="24"/>
-          <w:szCs w:val="24"/>
-        </w:rPr>
-        <w:t xml:space="preserve"> </w:t>
-      </w:r>
-    </w:p>
-    <w:p>
-      <w:pPr>
-        <w:numPr>
-          <w:ilvl w:val="0"/>
-          <w:numId w:val="7"/>
-        </w:numPr>
-        <w:rPr>
-          <w:rFonts w:ascii="Times New Roman" w:hAnsi="Times New Roman" w:cs="Times New Roman"/>
-          <w:sz w:val="24"/>
-          <w:szCs w:val="24"/>
-        </w:rPr>
-      </w:pPr>
-      <w:r>
-        <w:rPr>
-          <w:rFonts w:ascii="Times New Roman" w:hAnsi="Times New Roman" w:cs="Times New Roman"/>
-          <w:sz w:val="24"/>
-          <w:szCs w:val="24"/>
-        </w:rPr>
-        <w:t xml:space="preserve">Implemented stock management </w:t>
-      </w:r>
-    </w:p>
-    <w:p>
-      <w:pPr>
-        <w:numPr>
-          <w:ilvl w:val="0"/>
-          <w:numId w:val="7"/>
-        </w:numPr>
-        <w:rPr>
-          <w:rFonts w:ascii="Times New Roman" w:hAnsi="Times New Roman" w:cs="Times New Roman"/>
-          <w:sz w:val="24"/>
-          <w:szCs w:val="24"/>
-        </w:rPr>
-      </w:pPr>
-      <w:r>
-        <w:rPr>
-          <w:rFonts w:ascii="Times New Roman" w:hAnsi="Times New Roman" w:cs="Times New Roman"/>
-          <w:sz w:val="24"/>
-          <w:szCs w:val="24"/>
-        </w:rPr>
-        <w:t xml:space="preserve">Developed order validation </w:t>
-      </w:r>
-    </w:p>
-    <w:p>
-      <w:pPr>
-        <w:numPr>
-          <w:ilvl w:val="0"/>
-          <w:numId w:val="7"/>
-        </w:numPr>
-        <w:rPr>
-          <w:rFonts w:ascii="Times New Roman" w:hAnsi="Times New Roman" w:cs="Times New Roman"/>
-          <w:sz w:val="24"/>
-          <w:szCs w:val="24"/>
-        </w:rPr>
-      </w:pPr>
-      <w:r>
-        <w:rPr>
-          <w:rFonts w:ascii="Times New Roman" w:hAnsi="Times New Roman" w:cs="Times New Roman"/>
-          <w:sz w:val="24"/>
-          <w:szCs w:val="24"/>
-        </w:rPr>
-        <w:t xml:space="preserve">Integrated EJBs with persistence layer </w:t>
+          <w:rFonts w:ascii="Times New Roman" w:eastAsiaTheme="majorEastAsia" w:hAnsi="Times New Roman" w:cs="Times New Roman"/>
+          <w:b/>
+          <w:bCs/>
+          <w:color w:val="4F81BD" w:themeColor="accent1"/>
+          <w:sz w:val="26"/>
+          <w:szCs w:val="26"/>
+        </w:rPr>
+        <w:t>11. References</w:t>
       </w:r>
     </w:p>
     <w:p>
@@ -4282,9 +2329,9 @@
     </w:lvl>
   </w:abstractNum>
   <w:abstractNum w:abstractNumId="6" w15:restartNumberingAfterBreak="0">
-    <w:nsid w:val="02EE1210"/>
+    <w:nsid w:val="031310C4"/>
     <w:multiLevelType w:val="multilevel"/>
-    <w:tmpl w:val="61E2A942"/>
+    <w:tmpl w:val="BAF4AC82"/>
     <w:lvl w:ilvl="0">
       <w:start w:val="1"/>
       <w:numFmt w:val="bullet"/>
@@ -4431,9 +2478,9 @@
     </w:lvl>
   </w:abstractNum>
   <w:abstractNum w:abstractNumId="7" w15:restartNumberingAfterBreak="0">
-    <w:nsid w:val="0AB854FC"/>
+    <w:nsid w:val="1759654F"/>
     <w:multiLevelType w:val="multilevel"/>
-    <w:tmpl w:val="0A3CEFD0"/>
+    <w:tmpl w:val="A31626E8"/>
     <w:lvl w:ilvl="0">
       <w:start w:val="1"/>
       <w:numFmt w:val="bullet"/>
@@ -4580,9 +2627,9 @@
     </w:lvl>
   </w:abstractNum>
   <w:abstractNum w:abstractNumId="8" w15:restartNumberingAfterBreak="0">
-    <w:nsid w:val="1B9C5743"/>
+    <w:nsid w:val="76C40951"/>
     <w:multiLevelType w:val="multilevel"/>
-    <w:tmpl w:val="C27EF6B8"/>
+    <w:tmpl w:val="2B8AA302"/>
     <w:lvl w:ilvl="0">
       <w:start w:val="1"/>
       <w:numFmt w:val="bullet"/>
@@ -4729,2840 +2776,9 @@
     </w:lvl>
   </w:abstractNum>
   <w:abstractNum w:abstractNumId="9" w15:restartNumberingAfterBreak="0">
-    <w:nsid w:val="2EDD0690"/>
+    <w:nsid w:val="7DB27858"/>
     <w:multiLevelType w:val="multilevel"/>
-    <w:tmpl w:val="EEC0CBF0"/>
-    <w:lvl w:ilvl="0">
-      <w:start w:val="1"/>
-      <w:numFmt w:val="bullet"/>
-      <w:lvlText w:val=""/>
-      <w:lvlJc w:val="left"/>
-      <w:pPr>
-        <w:tabs>
-          <w:tab w:val="num" w:pos="720"/>
-        </w:tabs>
-        <w:ind w:left="720" w:hanging="360"/>
-      </w:pPr>
-      <w:rPr>
-        <w:rFonts w:ascii="Symbol" w:hAnsi="Symbol" w:hint="default"/>
-        <w:sz w:val="20"/>
-      </w:rPr>
-    </w:lvl>
-    <w:lvl w:ilvl="1" w:tentative="1">
-      <w:start w:val="1"/>
-      <w:numFmt w:val="bullet"/>
-      <w:lvlText w:val="o"/>
-      <w:lvlJc w:val="left"/>
-      <w:pPr>
-        <w:tabs>
-          <w:tab w:val="num" w:pos="1440"/>
-        </w:tabs>
-        <w:ind w:left="1440" w:hanging="360"/>
-      </w:pPr>
-      <w:rPr>
-        <w:rFonts w:ascii="Courier New" w:hAnsi="Courier New" w:hint="default"/>
-        <w:sz w:val="20"/>
-      </w:rPr>
-    </w:lvl>
-    <w:lvl w:ilvl="2" w:tentative="1">
-      <w:start w:val="1"/>
-      <w:numFmt w:val="bullet"/>
-      <w:lvlText w:val=""/>
-      <w:lvlJc w:val="left"/>
-      <w:pPr>
-        <w:tabs>
-          <w:tab w:val="num" w:pos="2160"/>
-        </w:tabs>
-        <w:ind w:left="2160" w:hanging="360"/>
-      </w:pPr>
-      <w:rPr>
-        <w:rFonts w:ascii="Wingdings" w:hAnsi="Wingdings" w:hint="default"/>
-        <w:sz w:val="20"/>
-      </w:rPr>
-    </w:lvl>
-    <w:lvl w:ilvl="3" w:tentative="1">
-      <w:start w:val="1"/>
-      <w:numFmt w:val="bullet"/>
-      <w:lvlText w:val=""/>
-      <w:lvlJc w:val="left"/>
-      <w:pPr>
-        <w:tabs>
-          <w:tab w:val="num" w:pos="2880"/>
-        </w:tabs>
-        <w:ind w:left="2880" w:hanging="360"/>
-      </w:pPr>
-      <w:rPr>
-        <w:rFonts w:ascii="Wingdings" w:hAnsi="Wingdings" w:hint="default"/>
-        <w:sz w:val="20"/>
-      </w:rPr>
-    </w:lvl>
-    <w:lvl w:ilvl="4" w:tentative="1">
-      <w:start w:val="1"/>
-      <w:numFmt w:val="bullet"/>
-      <w:lvlText w:val=""/>
-      <w:lvlJc w:val="left"/>
-      <w:pPr>
-        <w:tabs>
-          <w:tab w:val="num" w:pos="3600"/>
-        </w:tabs>
-        <w:ind w:left="3600" w:hanging="360"/>
-      </w:pPr>
-      <w:rPr>
-        <w:rFonts w:ascii="Wingdings" w:hAnsi="Wingdings" w:hint="default"/>
-        <w:sz w:val="20"/>
-      </w:rPr>
-    </w:lvl>
-    <w:lvl w:ilvl="5" w:tentative="1">
-      <w:start w:val="1"/>
-      <w:numFmt w:val="bullet"/>
-      <w:lvlText w:val=""/>
-      <w:lvlJc w:val="left"/>
-      <w:pPr>
-        <w:tabs>
-          <w:tab w:val="num" w:pos="4320"/>
-        </w:tabs>
-        <w:ind w:left="4320" w:hanging="360"/>
-      </w:pPr>
-      <w:rPr>
-        <w:rFonts w:ascii="Wingdings" w:hAnsi="Wingdings" w:hint="default"/>
-        <w:sz w:val="20"/>
-      </w:rPr>
-    </w:lvl>
-    <w:lvl w:ilvl="6" w:tentative="1">
-      <w:start w:val="1"/>
-      <w:numFmt w:val="bullet"/>
-      <w:lvlText w:val=""/>
-      <w:lvlJc w:val="left"/>
-      <w:pPr>
-        <w:tabs>
-          <w:tab w:val="num" w:pos="5040"/>
-        </w:tabs>
-        <w:ind w:left="5040" w:hanging="360"/>
-      </w:pPr>
-      <w:rPr>
-        <w:rFonts w:ascii="Wingdings" w:hAnsi="Wingdings" w:hint="default"/>
-        <w:sz w:val="20"/>
-      </w:rPr>
-    </w:lvl>
-    <w:lvl w:ilvl="7" w:tentative="1">
-      <w:start w:val="1"/>
-      <w:numFmt w:val="bullet"/>
-      <w:lvlText w:val=""/>
-      <w:lvlJc w:val="left"/>
-      <w:pPr>
-        <w:tabs>
-          <w:tab w:val="num" w:pos="5760"/>
-        </w:tabs>
-        <w:ind w:left="5760" w:hanging="360"/>
-      </w:pPr>
-      <w:rPr>
-        <w:rFonts w:ascii="Wingdings" w:hAnsi="Wingdings" w:hint="default"/>
-        <w:sz w:val="20"/>
-      </w:rPr>
-    </w:lvl>
-    <w:lvl w:ilvl="8" w:tentative="1">
-      <w:start w:val="1"/>
-      <w:numFmt w:val="bullet"/>
-      <w:lvlText w:val=""/>
-      <w:lvlJc w:val="left"/>
-      <w:pPr>
-        <w:tabs>
-          <w:tab w:val="num" w:pos="6480"/>
-        </w:tabs>
-        <w:ind w:left="6480" w:hanging="360"/>
-      </w:pPr>
-      <w:rPr>
-        <w:rFonts w:ascii="Wingdings" w:hAnsi="Wingdings" w:hint="default"/>
-        <w:sz w:val="20"/>
-      </w:rPr>
-    </w:lvl>
-  </w:abstractNum>
-  <w:abstractNum w:abstractNumId="10" w15:restartNumberingAfterBreak="0">
-    <w:nsid w:val="327E4F53"/>
-    <w:multiLevelType w:val="multilevel"/>
-    <w:tmpl w:val="C75ED52A"/>
-    <w:lvl w:ilvl="0">
-      <w:start w:val="1"/>
-      <w:numFmt w:val="bullet"/>
-      <w:lvlText w:val=""/>
-      <w:lvlJc w:val="left"/>
-      <w:pPr>
-        <w:tabs>
-          <w:tab w:val="num" w:pos="720"/>
-        </w:tabs>
-        <w:ind w:left="720" w:hanging="360"/>
-      </w:pPr>
-      <w:rPr>
-        <w:rFonts w:ascii="Symbol" w:hAnsi="Symbol" w:hint="default"/>
-        <w:sz w:val="20"/>
-      </w:rPr>
-    </w:lvl>
-    <w:lvl w:ilvl="1" w:tentative="1">
-      <w:start w:val="1"/>
-      <w:numFmt w:val="bullet"/>
-      <w:lvlText w:val="o"/>
-      <w:lvlJc w:val="left"/>
-      <w:pPr>
-        <w:tabs>
-          <w:tab w:val="num" w:pos="1440"/>
-        </w:tabs>
-        <w:ind w:left="1440" w:hanging="360"/>
-      </w:pPr>
-      <w:rPr>
-        <w:rFonts w:ascii="Courier New" w:hAnsi="Courier New" w:hint="default"/>
-        <w:sz w:val="20"/>
-      </w:rPr>
-    </w:lvl>
-    <w:lvl w:ilvl="2" w:tentative="1">
-      <w:start w:val="1"/>
-      <w:numFmt w:val="bullet"/>
-      <w:lvlText w:val=""/>
-      <w:lvlJc w:val="left"/>
-      <w:pPr>
-        <w:tabs>
-          <w:tab w:val="num" w:pos="2160"/>
-        </w:tabs>
-        <w:ind w:left="2160" w:hanging="360"/>
-      </w:pPr>
-      <w:rPr>
-        <w:rFonts w:ascii="Wingdings" w:hAnsi="Wingdings" w:hint="default"/>
-        <w:sz w:val="20"/>
-      </w:rPr>
-    </w:lvl>
-    <w:lvl w:ilvl="3" w:tentative="1">
-      <w:start w:val="1"/>
-      <w:numFmt w:val="bullet"/>
-      <w:lvlText w:val=""/>
-      <w:lvlJc w:val="left"/>
-      <w:pPr>
-        <w:tabs>
-          <w:tab w:val="num" w:pos="2880"/>
-        </w:tabs>
-        <w:ind w:left="2880" w:hanging="360"/>
-      </w:pPr>
-      <w:rPr>
-        <w:rFonts w:ascii="Wingdings" w:hAnsi="Wingdings" w:hint="default"/>
-        <w:sz w:val="20"/>
-      </w:rPr>
-    </w:lvl>
-    <w:lvl w:ilvl="4" w:tentative="1">
-      <w:start w:val="1"/>
-      <w:numFmt w:val="bullet"/>
-      <w:lvlText w:val=""/>
-      <w:lvlJc w:val="left"/>
-      <w:pPr>
-        <w:tabs>
-          <w:tab w:val="num" w:pos="3600"/>
-        </w:tabs>
-        <w:ind w:left="3600" w:hanging="360"/>
-      </w:pPr>
-      <w:rPr>
-        <w:rFonts w:ascii="Wingdings" w:hAnsi="Wingdings" w:hint="default"/>
-        <w:sz w:val="20"/>
-      </w:rPr>
-    </w:lvl>
-    <w:lvl w:ilvl="5" w:tentative="1">
-      <w:start w:val="1"/>
-      <w:numFmt w:val="bullet"/>
-      <w:lvlText w:val=""/>
-      <w:lvlJc w:val="left"/>
-      <w:pPr>
-        <w:tabs>
-          <w:tab w:val="num" w:pos="4320"/>
-        </w:tabs>
-        <w:ind w:left="4320" w:hanging="360"/>
-      </w:pPr>
-      <w:rPr>
-        <w:rFonts w:ascii="Wingdings" w:hAnsi="Wingdings" w:hint="default"/>
-        <w:sz w:val="20"/>
-      </w:rPr>
-    </w:lvl>
-    <w:lvl w:ilvl="6" w:tentative="1">
-      <w:start w:val="1"/>
-      <w:numFmt w:val="bullet"/>
-      <w:lvlText w:val=""/>
-      <w:lvlJc w:val="left"/>
-      <w:pPr>
-        <w:tabs>
-          <w:tab w:val="num" w:pos="5040"/>
-        </w:tabs>
-        <w:ind w:left="5040" w:hanging="360"/>
-      </w:pPr>
-      <w:rPr>
-        <w:rFonts w:ascii="Wingdings" w:hAnsi="Wingdings" w:hint="default"/>
-        <w:sz w:val="20"/>
-      </w:rPr>
-    </w:lvl>
-    <w:lvl w:ilvl="7" w:tentative="1">
-      <w:start w:val="1"/>
-      <w:numFmt w:val="bullet"/>
-      <w:lvlText w:val=""/>
-      <w:lvlJc w:val="left"/>
-      <w:pPr>
-        <w:tabs>
-          <w:tab w:val="num" w:pos="5760"/>
-        </w:tabs>
-        <w:ind w:left="5760" w:hanging="360"/>
-      </w:pPr>
-      <w:rPr>
-        <w:rFonts w:ascii="Wingdings" w:hAnsi="Wingdings" w:hint="default"/>
-        <w:sz w:val="20"/>
-      </w:rPr>
-    </w:lvl>
-    <w:lvl w:ilvl="8" w:tentative="1">
-      <w:start w:val="1"/>
-      <w:numFmt w:val="bullet"/>
-      <w:lvlText w:val=""/>
-      <w:lvlJc w:val="left"/>
-      <w:pPr>
-        <w:tabs>
-          <w:tab w:val="num" w:pos="6480"/>
-        </w:tabs>
-        <w:ind w:left="6480" w:hanging="360"/>
-      </w:pPr>
-      <w:rPr>
-        <w:rFonts w:ascii="Wingdings" w:hAnsi="Wingdings" w:hint="default"/>
-        <w:sz w:val="20"/>
-      </w:rPr>
-    </w:lvl>
-  </w:abstractNum>
-  <w:abstractNum w:abstractNumId="11" w15:restartNumberingAfterBreak="0">
-    <w:nsid w:val="345C78C9"/>
-    <w:multiLevelType w:val="multilevel"/>
-    <w:tmpl w:val="0EDEA228"/>
-    <w:lvl w:ilvl="0">
-      <w:start w:val="1"/>
-      <w:numFmt w:val="bullet"/>
-      <w:lvlText w:val=""/>
-      <w:lvlJc w:val="left"/>
-      <w:pPr>
-        <w:tabs>
-          <w:tab w:val="num" w:pos="720"/>
-        </w:tabs>
-        <w:ind w:left="720" w:hanging="360"/>
-      </w:pPr>
-      <w:rPr>
-        <w:rFonts w:ascii="Symbol" w:hAnsi="Symbol" w:hint="default"/>
-        <w:sz w:val="20"/>
-      </w:rPr>
-    </w:lvl>
-    <w:lvl w:ilvl="1" w:tentative="1">
-      <w:start w:val="1"/>
-      <w:numFmt w:val="bullet"/>
-      <w:lvlText w:val="o"/>
-      <w:lvlJc w:val="left"/>
-      <w:pPr>
-        <w:tabs>
-          <w:tab w:val="num" w:pos="1440"/>
-        </w:tabs>
-        <w:ind w:left="1440" w:hanging="360"/>
-      </w:pPr>
-      <w:rPr>
-        <w:rFonts w:ascii="Courier New" w:hAnsi="Courier New" w:hint="default"/>
-        <w:sz w:val="20"/>
-      </w:rPr>
-    </w:lvl>
-    <w:lvl w:ilvl="2" w:tentative="1">
-      <w:start w:val="1"/>
-      <w:numFmt w:val="bullet"/>
-      <w:lvlText w:val=""/>
-      <w:lvlJc w:val="left"/>
-      <w:pPr>
-        <w:tabs>
-          <w:tab w:val="num" w:pos="2160"/>
-        </w:tabs>
-        <w:ind w:left="2160" w:hanging="360"/>
-      </w:pPr>
-      <w:rPr>
-        <w:rFonts w:ascii="Wingdings" w:hAnsi="Wingdings" w:hint="default"/>
-        <w:sz w:val="20"/>
-      </w:rPr>
-    </w:lvl>
-    <w:lvl w:ilvl="3" w:tentative="1">
-      <w:start w:val="1"/>
-      <w:numFmt w:val="bullet"/>
-      <w:lvlText w:val=""/>
-      <w:lvlJc w:val="left"/>
-      <w:pPr>
-        <w:tabs>
-          <w:tab w:val="num" w:pos="2880"/>
-        </w:tabs>
-        <w:ind w:left="2880" w:hanging="360"/>
-      </w:pPr>
-      <w:rPr>
-        <w:rFonts w:ascii="Wingdings" w:hAnsi="Wingdings" w:hint="default"/>
-        <w:sz w:val="20"/>
-      </w:rPr>
-    </w:lvl>
-    <w:lvl w:ilvl="4" w:tentative="1">
-      <w:start w:val="1"/>
-      <w:numFmt w:val="bullet"/>
-      <w:lvlText w:val=""/>
-      <w:lvlJc w:val="left"/>
-      <w:pPr>
-        <w:tabs>
-          <w:tab w:val="num" w:pos="3600"/>
-        </w:tabs>
-        <w:ind w:left="3600" w:hanging="360"/>
-      </w:pPr>
-      <w:rPr>
-        <w:rFonts w:ascii="Wingdings" w:hAnsi="Wingdings" w:hint="default"/>
-        <w:sz w:val="20"/>
-      </w:rPr>
-    </w:lvl>
-    <w:lvl w:ilvl="5" w:tentative="1">
-      <w:start w:val="1"/>
-      <w:numFmt w:val="bullet"/>
-      <w:lvlText w:val=""/>
-      <w:lvlJc w:val="left"/>
-      <w:pPr>
-        <w:tabs>
-          <w:tab w:val="num" w:pos="4320"/>
-        </w:tabs>
-        <w:ind w:left="4320" w:hanging="360"/>
-      </w:pPr>
-      <w:rPr>
-        <w:rFonts w:ascii="Wingdings" w:hAnsi="Wingdings" w:hint="default"/>
-        <w:sz w:val="20"/>
-      </w:rPr>
-    </w:lvl>
-    <w:lvl w:ilvl="6" w:tentative="1">
-      <w:start w:val="1"/>
-      <w:numFmt w:val="bullet"/>
-      <w:lvlText w:val=""/>
-      <w:lvlJc w:val="left"/>
-      <w:pPr>
-        <w:tabs>
-          <w:tab w:val="num" w:pos="5040"/>
-        </w:tabs>
-        <w:ind w:left="5040" w:hanging="360"/>
-      </w:pPr>
-      <w:rPr>
-        <w:rFonts w:ascii="Wingdings" w:hAnsi="Wingdings" w:hint="default"/>
-        <w:sz w:val="20"/>
-      </w:rPr>
-    </w:lvl>
-    <w:lvl w:ilvl="7" w:tentative="1">
-      <w:start w:val="1"/>
-      <w:numFmt w:val="bullet"/>
-      <w:lvlText w:val=""/>
-      <w:lvlJc w:val="left"/>
-      <w:pPr>
-        <w:tabs>
-          <w:tab w:val="num" w:pos="5760"/>
-        </w:tabs>
-        <w:ind w:left="5760" w:hanging="360"/>
-      </w:pPr>
-      <w:rPr>
-        <w:rFonts w:ascii="Wingdings" w:hAnsi="Wingdings" w:hint="default"/>
-        <w:sz w:val="20"/>
-      </w:rPr>
-    </w:lvl>
-    <w:lvl w:ilvl="8" w:tentative="1">
-      <w:start w:val="1"/>
-      <w:numFmt w:val="bullet"/>
-      <w:lvlText w:val=""/>
-      <w:lvlJc w:val="left"/>
-      <w:pPr>
-        <w:tabs>
-          <w:tab w:val="num" w:pos="6480"/>
-        </w:tabs>
-        <w:ind w:left="6480" w:hanging="360"/>
-      </w:pPr>
-      <w:rPr>
-        <w:rFonts w:ascii="Wingdings" w:hAnsi="Wingdings" w:hint="default"/>
-        <w:sz w:val="20"/>
-      </w:rPr>
-    </w:lvl>
-  </w:abstractNum>
-  <w:abstractNum w:abstractNumId="12" w15:restartNumberingAfterBreak="0">
-    <w:nsid w:val="35257B83"/>
-    <w:multiLevelType w:val="multilevel"/>
-    <w:tmpl w:val="554CDE98"/>
-    <w:lvl w:ilvl="0">
-      <w:start w:val="1"/>
-      <w:numFmt w:val="bullet"/>
-      <w:lvlText w:val=""/>
-      <w:lvlJc w:val="left"/>
-      <w:pPr>
-        <w:tabs>
-          <w:tab w:val="num" w:pos="720"/>
-        </w:tabs>
-        <w:ind w:left="720" w:hanging="360"/>
-      </w:pPr>
-      <w:rPr>
-        <w:rFonts w:ascii="Symbol" w:hAnsi="Symbol" w:hint="default"/>
-        <w:sz w:val="20"/>
-      </w:rPr>
-    </w:lvl>
-    <w:lvl w:ilvl="1" w:tentative="1">
-      <w:start w:val="1"/>
-      <w:numFmt w:val="bullet"/>
-      <w:lvlText w:val="o"/>
-      <w:lvlJc w:val="left"/>
-      <w:pPr>
-        <w:tabs>
-          <w:tab w:val="num" w:pos="1440"/>
-        </w:tabs>
-        <w:ind w:left="1440" w:hanging="360"/>
-      </w:pPr>
-      <w:rPr>
-        <w:rFonts w:ascii="Courier New" w:hAnsi="Courier New" w:hint="default"/>
-        <w:sz w:val="20"/>
-      </w:rPr>
-    </w:lvl>
-    <w:lvl w:ilvl="2" w:tentative="1">
-      <w:start w:val="1"/>
-      <w:numFmt w:val="bullet"/>
-      <w:lvlText w:val=""/>
-      <w:lvlJc w:val="left"/>
-      <w:pPr>
-        <w:tabs>
-          <w:tab w:val="num" w:pos="2160"/>
-        </w:tabs>
-        <w:ind w:left="2160" w:hanging="360"/>
-      </w:pPr>
-      <w:rPr>
-        <w:rFonts w:ascii="Wingdings" w:hAnsi="Wingdings" w:hint="default"/>
-        <w:sz w:val="20"/>
-      </w:rPr>
-    </w:lvl>
-    <w:lvl w:ilvl="3" w:tentative="1">
-      <w:start w:val="1"/>
-      <w:numFmt w:val="bullet"/>
-      <w:lvlText w:val=""/>
-      <w:lvlJc w:val="left"/>
-      <w:pPr>
-        <w:tabs>
-          <w:tab w:val="num" w:pos="2880"/>
-        </w:tabs>
-        <w:ind w:left="2880" w:hanging="360"/>
-      </w:pPr>
-      <w:rPr>
-        <w:rFonts w:ascii="Wingdings" w:hAnsi="Wingdings" w:hint="default"/>
-        <w:sz w:val="20"/>
-      </w:rPr>
-    </w:lvl>
-    <w:lvl w:ilvl="4" w:tentative="1">
-      <w:start w:val="1"/>
-      <w:numFmt w:val="bullet"/>
-      <w:lvlText w:val=""/>
-      <w:lvlJc w:val="left"/>
-      <w:pPr>
-        <w:tabs>
-          <w:tab w:val="num" w:pos="3600"/>
-        </w:tabs>
-        <w:ind w:left="3600" w:hanging="360"/>
-      </w:pPr>
-      <w:rPr>
-        <w:rFonts w:ascii="Wingdings" w:hAnsi="Wingdings" w:hint="default"/>
-        <w:sz w:val="20"/>
-      </w:rPr>
-    </w:lvl>
-    <w:lvl w:ilvl="5" w:tentative="1">
-      <w:start w:val="1"/>
-      <w:numFmt w:val="bullet"/>
-      <w:lvlText w:val=""/>
-      <w:lvlJc w:val="left"/>
-      <w:pPr>
-        <w:tabs>
-          <w:tab w:val="num" w:pos="4320"/>
-        </w:tabs>
-        <w:ind w:left="4320" w:hanging="360"/>
-      </w:pPr>
-      <w:rPr>
-        <w:rFonts w:ascii="Wingdings" w:hAnsi="Wingdings" w:hint="default"/>
-        <w:sz w:val="20"/>
-      </w:rPr>
-    </w:lvl>
-    <w:lvl w:ilvl="6" w:tentative="1">
-      <w:start w:val="1"/>
-      <w:numFmt w:val="bullet"/>
-      <w:lvlText w:val=""/>
-      <w:lvlJc w:val="left"/>
-      <w:pPr>
-        <w:tabs>
-          <w:tab w:val="num" w:pos="5040"/>
-        </w:tabs>
-        <w:ind w:left="5040" w:hanging="360"/>
-      </w:pPr>
-      <w:rPr>
-        <w:rFonts w:ascii="Wingdings" w:hAnsi="Wingdings" w:hint="default"/>
-        <w:sz w:val="20"/>
-      </w:rPr>
-    </w:lvl>
-    <w:lvl w:ilvl="7" w:tentative="1">
-      <w:start w:val="1"/>
-      <w:numFmt w:val="bullet"/>
-      <w:lvlText w:val=""/>
-      <w:lvlJc w:val="left"/>
-      <w:pPr>
-        <w:tabs>
-          <w:tab w:val="num" w:pos="5760"/>
-        </w:tabs>
-        <w:ind w:left="5760" w:hanging="360"/>
-      </w:pPr>
-      <w:rPr>
-        <w:rFonts w:ascii="Wingdings" w:hAnsi="Wingdings" w:hint="default"/>
-        <w:sz w:val="20"/>
-      </w:rPr>
-    </w:lvl>
-    <w:lvl w:ilvl="8" w:tentative="1">
-      <w:start w:val="1"/>
-      <w:numFmt w:val="bullet"/>
-      <w:lvlText w:val=""/>
-      <w:lvlJc w:val="left"/>
-      <w:pPr>
-        <w:tabs>
-          <w:tab w:val="num" w:pos="6480"/>
-        </w:tabs>
-        <w:ind w:left="6480" w:hanging="360"/>
-      </w:pPr>
-      <w:rPr>
-        <w:rFonts w:ascii="Wingdings" w:hAnsi="Wingdings" w:hint="default"/>
-        <w:sz w:val="20"/>
-      </w:rPr>
-    </w:lvl>
-  </w:abstractNum>
-  <w:abstractNum w:abstractNumId="13" w15:restartNumberingAfterBreak="0">
-    <w:nsid w:val="3A0E73B6"/>
-    <w:multiLevelType w:val="multilevel"/>
-    <w:tmpl w:val="A3FEB0AA"/>
-    <w:lvl w:ilvl="0">
-      <w:start w:val="1"/>
-      <w:numFmt w:val="bullet"/>
-      <w:lvlText w:val=""/>
-      <w:lvlJc w:val="left"/>
-      <w:pPr>
-        <w:tabs>
-          <w:tab w:val="num" w:pos="720"/>
-        </w:tabs>
-        <w:ind w:left="720" w:hanging="360"/>
-      </w:pPr>
-      <w:rPr>
-        <w:rFonts w:ascii="Symbol" w:hAnsi="Symbol" w:hint="default"/>
-        <w:sz w:val="20"/>
-      </w:rPr>
-    </w:lvl>
-    <w:lvl w:ilvl="1" w:tentative="1">
-      <w:start w:val="1"/>
-      <w:numFmt w:val="bullet"/>
-      <w:lvlText w:val="o"/>
-      <w:lvlJc w:val="left"/>
-      <w:pPr>
-        <w:tabs>
-          <w:tab w:val="num" w:pos="1440"/>
-        </w:tabs>
-        <w:ind w:left="1440" w:hanging="360"/>
-      </w:pPr>
-      <w:rPr>
-        <w:rFonts w:ascii="Courier New" w:hAnsi="Courier New" w:hint="default"/>
-        <w:sz w:val="20"/>
-      </w:rPr>
-    </w:lvl>
-    <w:lvl w:ilvl="2" w:tentative="1">
-      <w:start w:val="1"/>
-      <w:numFmt w:val="bullet"/>
-      <w:lvlText w:val=""/>
-      <w:lvlJc w:val="left"/>
-      <w:pPr>
-        <w:tabs>
-          <w:tab w:val="num" w:pos="2160"/>
-        </w:tabs>
-        <w:ind w:left="2160" w:hanging="360"/>
-      </w:pPr>
-      <w:rPr>
-        <w:rFonts w:ascii="Wingdings" w:hAnsi="Wingdings" w:hint="default"/>
-        <w:sz w:val="20"/>
-      </w:rPr>
-    </w:lvl>
-    <w:lvl w:ilvl="3" w:tentative="1">
-      <w:start w:val="1"/>
-      <w:numFmt w:val="bullet"/>
-      <w:lvlText w:val=""/>
-      <w:lvlJc w:val="left"/>
-      <w:pPr>
-        <w:tabs>
-          <w:tab w:val="num" w:pos="2880"/>
-        </w:tabs>
-        <w:ind w:left="2880" w:hanging="360"/>
-      </w:pPr>
-      <w:rPr>
-        <w:rFonts w:ascii="Wingdings" w:hAnsi="Wingdings" w:hint="default"/>
-        <w:sz w:val="20"/>
-      </w:rPr>
-    </w:lvl>
-    <w:lvl w:ilvl="4" w:tentative="1">
-      <w:start w:val="1"/>
-      <w:numFmt w:val="bullet"/>
-      <w:lvlText w:val=""/>
-      <w:lvlJc w:val="left"/>
-      <w:pPr>
-        <w:tabs>
-          <w:tab w:val="num" w:pos="3600"/>
-        </w:tabs>
-        <w:ind w:left="3600" w:hanging="360"/>
-      </w:pPr>
-      <w:rPr>
-        <w:rFonts w:ascii="Wingdings" w:hAnsi="Wingdings" w:hint="default"/>
-        <w:sz w:val="20"/>
-      </w:rPr>
-    </w:lvl>
-    <w:lvl w:ilvl="5" w:tentative="1">
-      <w:start w:val="1"/>
-      <w:numFmt w:val="bullet"/>
-      <w:lvlText w:val=""/>
-      <w:lvlJc w:val="left"/>
-      <w:pPr>
-        <w:tabs>
-          <w:tab w:val="num" w:pos="4320"/>
-        </w:tabs>
-        <w:ind w:left="4320" w:hanging="360"/>
-      </w:pPr>
-      <w:rPr>
-        <w:rFonts w:ascii="Wingdings" w:hAnsi="Wingdings" w:hint="default"/>
-        <w:sz w:val="20"/>
-      </w:rPr>
-    </w:lvl>
-    <w:lvl w:ilvl="6" w:tentative="1">
-      <w:start w:val="1"/>
-      <w:numFmt w:val="bullet"/>
-      <w:lvlText w:val=""/>
-      <w:lvlJc w:val="left"/>
-      <w:pPr>
-        <w:tabs>
-          <w:tab w:val="num" w:pos="5040"/>
-        </w:tabs>
-        <w:ind w:left="5040" w:hanging="360"/>
-      </w:pPr>
-      <w:rPr>
-        <w:rFonts w:ascii="Wingdings" w:hAnsi="Wingdings" w:hint="default"/>
-        <w:sz w:val="20"/>
-      </w:rPr>
-    </w:lvl>
-    <w:lvl w:ilvl="7" w:tentative="1">
-      <w:start w:val="1"/>
-      <w:numFmt w:val="bullet"/>
-      <w:lvlText w:val=""/>
-      <w:lvlJc w:val="left"/>
-      <w:pPr>
-        <w:tabs>
-          <w:tab w:val="num" w:pos="5760"/>
-        </w:tabs>
-        <w:ind w:left="5760" w:hanging="360"/>
-      </w:pPr>
-      <w:rPr>
-        <w:rFonts w:ascii="Wingdings" w:hAnsi="Wingdings" w:hint="default"/>
-        <w:sz w:val="20"/>
-      </w:rPr>
-    </w:lvl>
-    <w:lvl w:ilvl="8" w:tentative="1">
-      <w:start w:val="1"/>
-      <w:numFmt w:val="bullet"/>
-      <w:lvlText w:val=""/>
-      <w:lvlJc w:val="left"/>
-      <w:pPr>
-        <w:tabs>
-          <w:tab w:val="num" w:pos="6480"/>
-        </w:tabs>
-        <w:ind w:left="6480" w:hanging="360"/>
-      </w:pPr>
-      <w:rPr>
-        <w:rFonts w:ascii="Wingdings" w:hAnsi="Wingdings" w:hint="default"/>
-        <w:sz w:val="20"/>
-      </w:rPr>
-    </w:lvl>
-  </w:abstractNum>
-  <w:abstractNum w:abstractNumId="14" w15:restartNumberingAfterBreak="0">
-    <w:nsid w:val="4A53243A"/>
-    <w:multiLevelType w:val="multilevel"/>
-    <w:tmpl w:val="1634503C"/>
-    <w:lvl w:ilvl="0">
-      <w:start w:val="1"/>
-      <w:numFmt w:val="bullet"/>
-      <w:lvlText w:val=""/>
-      <w:lvlJc w:val="left"/>
-      <w:pPr>
-        <w:tabs>
-          <w:tab w:val="num" w:pos="720"/>
-        </w:tabs>
-        <w:ind w:left="720" w:hanging="360"/>
-      </w:pPr>
-      <w:rPr>
-        <w:rFonts w:ascii="Symbol" w:hAnsi="Symbol" w:hint="default"/>
-        <w:sz w:val="20"/>
-      </w:rPr>
-    </w:lvl>
-    <w:lvl w:ilvl="1" w:tentative="1">
-      <w:start w:val="1"/>
-      <w:numFmt w:val="bullet"/>
-      <w:lvlText w:val="o"/>
-      <w:lvlJc w:val="left"/>
-      <w:pPr>
-        <w:tabs>
-          <w:tab w:val="num" w:pos="1440"/>
-        </w:tabs>
-        <w:ind w:left="1440" w:hanging="360"/>
-      </w:pPr>
-      <w:rPr>
-        <w:rFonts w:ascii="Courier New" w:hAnsi="Courier New" w:hint="default"/>
-        <w:sz w:val="20"/>
-      </w:rPr>
-    </w:lvl>
-    <w:lvl w:ilvl="2" w:tentative="1">
-      <w:start w:val="1"/>
-      <w:numFmt w:val="bullet"/>
-      <w:lvlText w:val=""/>
-      <w:lvlJc w:val="left"/>
-      <w:pPr>
-        <w:tabs>
-          <w:tab w:val="num" w:pos="2160"/>
-        </w:tabs>
-        <w:ind w:left="2160" w:hanging="360"/>
-      </w:pPr>
-      <w:rPr>
-        <w:rFonts w:ascii="Wingdings" w:hAnsi="Wingdings" w:hint="default"/>
-        <w:sz w:val="20"/>
-      </w:rPr>
-    </w:lvl>
-    <w:lvl w:ilvl="3" w:tentative="1">
-      <w:start w:val="1"/>
-      <w:numFmt w:val="bullet"/>
-      <w:lvlText w:val=""/>
-      <w:lvlJc w:val="left"/>
-      <w:pPr>
-        <w:tabs>
-          <w:tab w:val="num" w:pos="2880"/>
-        </w:tabs>
-        <w:ind w:left="2880" w:hanging="360"/>
-      </w:pPr>
-      <w:rPr>
-        <w:rFonts w:ascii="Wingdings" w:hAnsi="Wingdings" w:hint="default"/>
-        <w:sz w:val="20"/>
-      </w:rPr>
-    </w:lvl>
-    <w:lvl w:ilvl="4" w:tentative="1">
-      <w:start w:val="1"/>
-      <w:numFmt w:val="bullet"/>
-      <w:lvlText w:val=""/>
-      <w:lvlJc w:val="left"/>
-      <w:pPr>
-        <w:tabs>
-          <w:tab w:val="num" w:pos="3600"/>
-        </w:tabs>
-        <w:ind w:left="3600" w:hanging="360"/>
-      </w:pPr>
-      <w:rPr>
-        <w:rFonts w:ascii="Wingdings" w:hAnsi="Wingdings" w:hint="default"/>
-        <w:sz w:val="20"/>
-      </w:rPr>
-    </w:lvl>
-    <w:lvl w:ilvl="5" w:tentative="1">
-      <w:start w:val="1"/>
-      <w:numFmt w:val="bullet"/>
-      <w:lvlText w:val=""/>
-      <w:lvlJc w:val="left"/>
-      <w:pPr>
-        <w:tabs>
-          <w:tab w:val="num" w:pos="4320"/>
-        </w:tabs>
-        <w:ind w:left="4320" w:hanging="360"/>
-      </w:pPr>
-      <w:rPr>
-        <w:rFonts w:ascii="Wingdings" w:hAnsi="Wingdings" w:hint="default"/>
-        <w:sz w:val="20"/>
-      </w:rPr>
-    </w:lvl>
-    <w:lvl w:ilvl="6" w:tentative="1">
-      <w:start w:val="1"/>
-      <w:numFmt w:val="bullet"/>
-      <w:lvlText w:val=""/>
-      <w:lvlJc w:val="left"/>
-      <w:pPr>
-        <w:tabs>
-          <w:tab w:val="num" w:pos="5040"/>
-        </w:tabs>
-        <w:ind w:left="5040" w:hanging="360"/>
-      </w:pPr>
-      <w:rPr>
-        <w:rFonts w:ascii="Wingdings" w:hAnsi="Wingdings" w:hint="default"/>
-        <w:sz w:val="20"/>
-      </w:rPr>
-    </w:lvl>
-    <w:lvl w:ilvl="7" w:tentative="1">
-      <w:start w:val="1"/>
-      <w:numFmt w:val="bullet"/>
-      <w:lvlText w:val=""/>
-      <w:lvlJc w:val="left"/>
-      <w:pPr>
-        <w:tabs>
-          <w:tab w:val="num" w:pos="5760"/>
-        </w:tabs>
-        <w:ind w:left="5760" w:hanging="360"/>
-      </w:pPr>
-      <w:rPr>
-        <w:rFonts w:ascii="Wingdings" w:hAnsi="Wingdings" w:hint="default"/>
-        <w:sz w:val="20"/>
-      </w:rPr>
-    </w:lvl>
-    <w:lvl w:ilvl="8" w:tentative="1">
-      <w:start w:val="1"/>
-      <w:numFmt w:val="bullet"/>
-      <w:lvlText w:val=""/>
-      <w:lvlJc w:val="left"/>
-      <w:pPr>
-        <w:tabs>
-          <w:tab w:val="num" w:pos="6480"/>
-        </w:tabs>
-        <w:ind w:left="6480" w:hanging="360"/>
-      </w:pPr>
-      <w:rPr>
-        <w:rFonts w:ascii="Wingdings" w:hAnsi="Wingdings" w:hint="default"/>
-        <w:sz w:val="20"/>
-      </w:rPr>
-    </w:lvl>
-  </w:abstractNum>
-  <w:abstractNum w:abstractNumId="15" w15:restartNumberingAfterBreak="0">
-    <w:nsid w:val="4D0F0931"/>
-    <w:multiLevelType w:val="multilevel"/>
-    <w:tmpl w:val="C0DAF632"/>
-    <w:lvl w:ilvl="0">
-      <w:start w:val="1"/>
-      <w:numFmt w:val="bullet"/>
-      <w:lvlText w:val=""/>
-      <w:lvlJc w:val="left"/>
-      <w:pPr>
-        <w:tabs>
-          <w:tab w:val="num" w:pos="720"/>
-        </w:tabs>
-        <w:ind w:left="720" w:hanging="360"/>
-      </w:pPr>
-      <w:rPr>
-        <w:rFonts w:ascii="Symbol" w:hAnsi="Symbol" w:hint="default"/>
-        <w:sz w:val="20"/>
-      </w:rPr>
-    </w:lvl>
-    <w:lvl w:ilvl="1" w:tentative="1">
-      <w:start w:val="1"/>
-      <w:numFmt w:val="bullet"/>
-      <w:lvlText w:val="o"/>
-      <w:lvlJc w:val="left"/>
-      <w:pPr>
-        <w:tabs>
-          <w:tab w:val="num" w:pos="1440"/>
-        </w:tabs>
-        <w:ind w:left="1440" w:hanging="360"/>
-      </w:pPr>
-      <w:rPr>
-        <w:rFonts w:ascii="Courier New" w:hAnsi="Courier New" w:hint="default"/>
-        <w:sz w:val="20"/>
-      </w:rPr>
-    </w:lvl>
-    <w:lvl w:ilvl="2" w:tentative="1">
-      <w:start w:val="1"/>
-      <w:numFmt w:val="bullet"/>
-      <w:lvlText w:val=""/>
-      <w:lvlJc w:val="left"/>
-      <w:pPr>
-        <w:tabs>
-          <w:tab w:val="num" w:pos="2160"/>
-        </w:tabs>
-        <w:ind w:left="2160" w:hanging="360"/>
-      </w:pPr>
-      <w:rPr>
-        <w:rFonts w:ascii="Wingdings" w:hAnsi="Wingdings" w:hint="default"/>
-        <w:sz w:val="20"/>
-      </w:rPr>
-    </w:lvl>
-    <w:lvl w:ilvl="3" w:tentative="1">
-      <w:start w:val="1"/>
-      <w:numFmt w:val="bullet"/>
-      <w:lvlText w:val=""/>
-      <w:lvlJc w:val="left"/>
-      <w:pPr>
-        <w:tabs>
-          <w:tab w:val="num" w:pos="2880"/>
-        </w:tabs>
-        <w:ind w:left="2880" w:hanging="360"/>
-      </w:pPr>
-      <w:rPr>
-        <w:rFonts w:ascii="Wingdings" w:hAnsi="Wingdings" w:hint="default"/>
-        <w:sz w:val="20"/>
-      </w:rPr>
-    </w:lvl>
-    <w:lvl w:ilvl="4" w:tentative="1">
-      <w:start w:val="1"/>
-      <w:numFmt w:val="bullet"/>
-      <w:lvlText w:val=""/>
-      <w:lvlJc w:val="left"/>
-      <w:pPr>
-        <w:tabs>
-          <w:tab w:val="num" w:pos="3600"/>
-        </w:tabs>
-        <w:ind w:left="3600" w:hanging="360"/>
-      </w:pPr>
-      <w:rPr>
-        <w:rFonts w:ascii="Wingdings" w:hAnsi="Wingdings" w:hint="default"/>
-        <w:sz w:val="20"/>
-      </w:rPr>
-    </w:lvl>
-    <w:lvl w:ilvl="5" w:tentative="1">
-      <w:start w:val="1"/>
-      <w:numFmt w:val="bullet"/>
-      <w:lvlText w:val=""/>
-      <w:lvlJc w:val="left"/>
-      <w:pPr>
-        <w:tabs>
-          <w:tab w:val="num" w:pos="4320"/>
-        </w:tabs>
-        <w:ind w:left="4320" w:hanging="360"/>
-      </w:pPr>
-      <w:rPr>
-        <w:rFonts w:ascii="Wingdings" w:hAnsi="Wingdings" w:hint="default"/>
-        <w:sz w:val="20"/>
-      </w:rPr>
-    </w:lvl>
-    <w:lvl w:ilvl="6" w:tentative="1">
-      <w:start w:val="1"/>
-      <w:numFmt w:val="bullet"/>
-      <w:lvlText w:val=""/>
-      <w:lvlJc w:val="left"/>
-      <w:pPr>
-        <w:tabs>
-          <w:tab w:val="num" w:pos="5040"/>
-        </w:tabs>
-        <w:ind w:left="5040" w:hanging="360"/>
-      </w:pPr>
-      <w:rPr>
-        <w:rFonts w:ascii="Wingdings" w:hAnsi="Wingdings" w:hint="default"/>
-        <w:sz w:val="20"/>
-      </w:rPr>
-    </w:lvl>
-    <w:lvl w:ilvl="7" w:tentative="1">
-      <w:start w:val="1"/>
-      <w:numFmt w:val="bullet"/>
-      <w:lvlText w:val=""/>
-      <w:lvlJc w:val="left"/>
-      <w:pPr>
-        <w:tabs>
-          <w:tab w:val="num" w:pos="5760"/>
-        </w:tabs>
-        <w:ind w:left="5760" w:hanging="360"/>
-      </w:pPr>
-      <w:rPr>
-        <w:rFonts w:ascii="Wingdings" w:hAnsi="Wingdings" w:hint="default"/>
-        <w:sz w:val="20"/>
-      </w:rPr>
-    </w:lvl>
-    <w:lvl w:ilvl="8" w:tentative="1">
-      <w:start w:val="1"/>
-      <w:numFmt w:val="bullet"/>
-      <w:lvlText w:val=""/>
-      <w:lvlJc w:val="left"/>
-      <w:pPr>
-        <w:tabs>
-          <w:tab w:val="num" w:pos="6480"/>
-        </w:tabs>
-        <w:ind w:left="6480" w:hanging="360"/>
-      </w:pPr>
-      <w:rPr>
-        <w:rFonts w:ascii="Wingdings" w:hAnsi="Wingdings" w:hint="default"/>
-        <w:sz w:val="20"/>
-      </w:rPr>
-    </w:lvl>
-  </w:abstractNum>
-  <w:abstractNum w:abstractNumId="16" w15:restartNumberingAfterBreak="0">
-    <w:nsid w:val="4F495B92"/>
-    <w:multiLevelType w:val="multilevel"/>
-    <w:tmpl w:val="7C7AEC06"/>
-    <w:lvl w:ilvl="0">
-      <w:start w:val="1"/>
-      <w:numFmt w:val="bullet"/>
-      <w:lvlText w:val=""/>
-      <w:lvlJc w:val="left"/>
-      <w:pPr>
-        <w:tabs>
-          <w:tab w:val="num" w:pos="720"/>
-        </w:tabs>
-        <w:ind w:left="720" w:hanging="360"/>
-      </w:pPr>
-      <w:rPr>
-        <w:rFonts w:ascii="Symbol" w:hAnsi="Symbol" w:hint="default"/>
-        <w:sz w:val="20"/>
-      </w:rPr>
-    </w:lvl>
-    <w:lvl w:ilvl="1" w:tentative="1">
-      <w:start w:val="1"/>
-      <w:numFmt w:val="bullet"/>
-      <w:lvlText w:val="o"/>
-      <w:lvlJc w:val="left"/>
-      <w:pPr>
-        <w:tabs>
-          <w:tab w:val="num" w:pos="1440"/>
-        </w:tabs>
-        <w:ind w:left="1440" w:hanging="360"/>
-      </w:pPr>
-      <w:rPr>
-        <w:rFonts w:ascii="Courier New" w:hAnsi="Courier New" w:hint="default"/>
-        <w:sz w:val="20"/>
-      </w:rPr>
-    </w:lvl>
-    <w:lvl w:ilvl="2" w:tentative="1">
-      <w:start w:val="1"/>
-      <w:numFmt w:val="bullet"/>
-      <w:lvlText w:val=""/>
-      <w:lvlJc w:val="left"/>
-      <w:pPr>
-        <w:tabs>
-          <w:tab w:val="num" w:pos="2160"/>
-        </w:tabs>
-        <w:ind w:left="2160" w:hanging="360"/>
-      </w:pPr>
-      <w:rPr>
-        <w:rFonts w:ascii="Wingdings" w:hAnsi="Wingdings" w:hint="default"/>
-        <w:sz w:val="20"/>
-      </w:rPr>
-    </w:lvl>
-    <w:lvl w:ilvl="3" w:tentative="1">
-      <w:start w:val="1"/>
-      <w:numFmt w:val="bullet"/>
-      <w:lvlText w:val=""/>
-      <w:lvlJc w:val="left"/>
-      <w:pPr>
-        <w:tabs>
-          <w:tab w:val="num" w:pos="2880"/>
-        </w:tabs>
-        <w:ind w:left="2880" w:hanging="360"/>
-      </w:pPr>
-      <w:rPr>
-        <w:rFonts w:ascii="Wingdings" w:hAnsi="Wingdings" w:hint="default"/>
-        <w:sz w:val="20"/>
-      </w:rPr>
-    </w:lvl>
-    <w:lvl w:ilvl="4" w:tentative="1">
-      <w:start w:val="1"/>
-      <w:numFmt w:val="bullet"/>
-      <w:lvlText w:val=""/>
-      <w:lvlJc w:val="left"/>
-      <w:pPr>
-        <w:tabs>
-          <w:tab w:val="num" w:pos="3600"/>
-        </w:tabs>
-        <w:ind w:left="3600" w:hanging="360"/>
-      </w:pPr>
-      <w:rPr>
-        <w:rFonts w:ascii="Wingdings" w:hAnsi="Wingdings" w:hint="default"/>
-        <w:sz w:val="20"/>
-      </w:rPr>
-    </w:lvl>
-    <w:lvl w:ilvl="5" w:tentative="1">
-      <w:start w:val="1"/>
-      <w:numFmt w:val="bullet"/>
-      <w:lvlText w:val=""/>
-      <w:lvlJc w:val="left"/>
-      <w:pPr>
-        <w:tabs>
-          <w:tab w:val="num" w:pos="4320"/>
-        </w:tabs>
-        <w:ind w:left="4320" w:hanging="360"/>
-      </w:pPr>
-      <w:rPr>
-        <w:rFonts w:ascii="Wingdings" w:hAnsi="Wingdings" w:hint="default"/>
-        <w:sz w:val="20"/>
-      </w:rPr>
-    </w:lvl>
-    <w:lvl w:ilvl="6" w:tentative="1">
-      <w:start w:val="1"/>
-      <w:numFmt w:val="bullet"/>
-      <w:lvlText w:val=""/>
-      <w:lvlJc w:val="left"/>
-      <w:pPr>
-        <w:tabs>
-          <w:tab w:val="num" w:pos="5040"/>
-        </w:tabs>
-        <w:ind w:left="5040" w:hanging="360"/>
-      </w:pPr>
-      <w:rPr>
-        <w:rFonts w:ascii="Wingdings" w:hAnsi="Wingdings" w:hint="default"/>
-        <w:sz w:val="20"/>
-      </w:rPr>
-    </w:lvl>
-    <w:lvl w:ilvl="7" w:tentative="1">
-      <w:start w:val="1"/>
-      <w:numFmt w:val="bullet"/>
-      <w:lvlText w:val=""/>
-      <w:lvlJc w:val="left"/>
-      <w:pPr>
-        <w:tabs>
-          <w:tab w:val="num" w:pos="5760"/>
-        </w:tabs>
-        <w:ind w:left="5760" w:hanging="360"/>
-      </w:pPr>
-      <w:rPr>
-        <w:rFonts w:ascii="Wingdings" w:hAnsi="Wingdings" w:hint="default"/>
-        <w:sz w:val="20"/>
-      </w:rPr>
-    </w:lvl>
-    <w:lvl w:ilvl="8" w:tentative="1">
-      <w:start w:val="1"/>
-      <w:numFmt w:val="bullet"/>
-      <w:lvlText w:val=""/>
-      <w:lvlJc w:val="left"/>
-      <w:pPr>
-        <w:tabs>
-          <w:tab w:val="num" w:pos="6480"/>
-        </w:tabs>
-        <w:ind w:left="6480" w:hanging="360"/>
-      </w:pPr>
-      <w:rPr>
-        <w:rFonts w:ascii="Wingdings" w:hAnsi="Wingdings" w:hint="default"/>
-        <w:sz w:val="20"/>
-      </w:rPr>
-    </w:lvl>
-  </w:abstractNum>
-  <w:abstractNum w:abstractNumId="17" w15:restartNumberingAfterBreak="0">
-    <w:nsid w:val="535A6FB9"/>
-    <w:multiLevelType w:val="multilevel"/>
-    <w:tmpl w:val="B60C63F0"/>
-    <w:lvl w:ilvl="0">
-      <w:start w:val="1"/>
-      <w:numFmt w:val="bullet"/>
-      <w:lvlText w:val=""/>
-      <w:lvlJc w:val="left"/>
-      <w:pPr>
-        <w:tabs>
-          <w:tab w:val="num" w:pos="720"/>
-        </w:tabs>
-        <w:ind w:left="720" w:hanging="360"/>
-      </w:pPr>
-      <w:rPr>
-        <w:rFonts w:ascii="Symbol" w:hAnsi="Symbol" w:hint="default"/>
-        <w:sz w:val="20"/>
-      </w:rPr>
-    </w:lvl>
-    <w:lvl w:ilvl="1" w:tentative="1">
-      <w:start w:val="1"/>
-      <w:numFmt w:val="bullet"/>
-      <w:lvlText w:val="o"/>
-      <w:lvlJc w:val="left"/>
-      <w:pPr>
-        <w:tabs>
-          <w:tab w:val="num" w:pos="1440"/>
-        </w:tabs>
-        <w:ind w:left="1440" w:hanging="360"/>
-      </w:pPr>
-      <w:rPr>
-        <w:rFonts w:ascii="Courier New" w:hAnsi="Courier New" w:hint="default"/>
-        <w:sz w:val="20"/>
-      </w:rPr>
-    </w:lvl>
-    <w:lvl w:ilvl="2" w:tentative="1">
-      <w:start w:val="1"/>
-      <w:numFmt w:val="bullet"/>
-      <w:lvlText w:val=""/>
-      <w:lvlJc w:val="left"/>
-      <w:pPr>
-        <w:tabs>
-          <w:tab w:val="num" w:pos="2160"/>
-        </w:tabs>
-        <w:ind w:left="2160" w:hanging="360"/>
-      </w:pPr>
-      <w:rPr>
-        <w:rFonts w:ascii="Wingdings" w:hAnsi="Wingdings" w:hint="default"/>
-        <w:sz w:val="20"/>
-      </w:rPr>
-    </w:lvl>
-    <w:lvl w:ilvl="3" w:tentative="1">
-      <w:start w:val="1"/>
-      <w:numFmt w:val="bullet"/>
-      <w:lvlText w:val=""/>
-      <w:lvlJc w:val="left"/>
-      <w:pPr>
-        <w:tabs>
-          <w:tab w:val="num" w:pos="2880"/>
-        </w:tabs>
-        <w:ind w:left="2880" w:hanging="360"/>
-      </w:pPr>
-      <w:rPr>
-        <w:rFonts w:ascii="Wingdings" w:hAnsi="Wingdings" w:hint="default"/>
-        <w:sz w:val="20"/>
-      </w:rPr>
-    </w:lvl>
-    <w:lvl w:ilvl="4" w:tentative="1">
-      <w:start w:val="1"/>
-      <w:numFmt w:val="bullet"/>
-      <w:lvlText w:val=""/>
-      <w:lvlJc w:val="left"/>
-      <w:pPr>
-        <w:tabs>
-          <w:tab w:val="num" w:pos="3600"/>
-        </w:tabs>
-        <w:ind w:left="3600" w:hanging="360"/>
-      </w:pPr>
-      <w:rPr>
-        <w:rFonts w:ascii="Wingdings" w:hAnsi="Wingdings" w:hint="default"/>
-        <w:sz w:val="20"/>
-      </w:rPr>
-    </w:lvl>
-    <w:lvl w:ilvl="5" w:tentative="1">
-      <w:start w:val="1"/>
-      <w:numFmt w:val="bullet"/>
-      <w:lvlText w:val=""/>
-      <w:lvlJc w:val="left"/>
-      <w:pPr>
-        <w:tabs>
-          <w:tab w:val="num" w:pos="4320"/>
-        </w:tabs>
-        <w:ind w:left="4320" w:hanging="360"/>
-      </w:pPr>
-      <w:rPr>
-        <w:rFonts w:ascii="Wingdings" w:hAnsi="Wingdings" w:hint="default"/>
-        <w:sz w:val="20"/>
-      </w:rPr>
-    </w:lvl>
-    <w:lvl w:ilvl="6" w:tentative="1">
-      <w:start w:val="1"/>
-      <w:numFmt w:val="bullet"/>
-      <w:lvlText w:val=""/>
-      <w:lvlJc w:val="left"/>
-      <w:pPr>
-        <w:tabs>
-          <w:tab w:val="num" w:pos="5040"/>
-        </w:tabs>
-        <w:ind w:left="5040" w:hanging="360"/>
-      </w:pPr>
-      <w:rPr>
-        <w:rFonts w:ascii="Wingdings" w:hAnsi="Wingdings" w:hint="default"/>
-        <w:sz w:val="20"/>
-      </w:rPr>
-    </w:lvl>
-    <w:lvl w:ilvl="7" w:tentative="1">
-      <w:start w:val="1"/>
-      <w:numFmt w:val="bullet"/>
-      <w:lvlText w:val=""/>
-      <w:lvlJc w:val="left"/>
-      <w:pPr>
-        <w:tabs>
-          <w:tab w:val="num" w:pos="5760"/>
-        </w:tabs>
-        <w:ind w:left="5760" w:hanging="360"/>
-      </w:pPr>
-      <w:rPr>
-        <w:rFonts w:ascii="Wingdings" w:hAnsi="Wingdings" w:hint="default"/>
-        <w:sz w:val="20"/>
-      </w:rPr>
-    </w:lvl>
-    <w:lvl w:ilvl="8" w:tentative="1">
-      <w:start w:val="1"/>
-      <w:numFmt w:val="bullet"/>
-      <w:lvlText w:val=""/>
-      <w:lvlJc w:val="left"/>
-      <w:pPr>
-        <w:tabs>
-          <w:tab w:val="num" w:pos="6480"/>
-        </w:tabs>
-        <w:ind w:left="6480" w:hanging="360"/>
-      </w:pPr>
-      <w:rPr>
-        <w:rFonts w:ascii="Wingdings" w:hAnsi="Wingdings" w:hint="default"/>
-        <w:sz w:val="20"/>
-      </w:rPr>
-    </w:lvl>
-  </w:abstractNum>
-  <w:abstractNum w:abstractNumId="18" w15:restartNumberingAfterBreak="0">
-    <w:nsid w:val="550B5B24"/>
-    <w:multiLevelType w:val="multilevel"/>
-    <w:tmpl w:val="85DE0F9C"/>
-    <w:lvl w:ilvl="0">
-      <w:start w:val="1"/>
-      <w:numFmt w:val="bullet"/>
-      <w:lvlText w:val=""/>
-      <w:lvlJc w:val="left"/>
-      <w:pPr>
-        <w:tabs>
-          <w:tab w:val="num" w:pos="720"/>
-        </w:tabs>
-        <w:ind w:left="720" w:hanging="360"/>
-      </w:pPr>
-      <w:rPr>
-        <w:rFonts w:ascii="Symbol" w:hAnsi="Symbol" w:hint="default"/>
-        <w:sz w:val="20"/>
-      </w:rPr>
-    </w:lvl>
-    <w:lvl w:ilvl="1" w:tentative="1">
-      <w:start w:val="1"/>
-      <w:numFmt w:val="bullet"/>
-      <w:lvlText w:val="o"/>
-      <w:lvlJc w:val="left"/>
-      <w:pPr>
-        <w:tabs>
-          <w:tab w:val="num" w:pos="1440"/>
-        </w:tabs>
-        <w:ind w:left="1440" w:hanging="360"/>
-      </w:pPr>
-      <w:rPr>
-        <w:rFonts w:ascii="Courier New" w:hAnsi="Courier New" w:hint="default"/>
-        <w:sz w:val="20"/>
-      </w:rPr>
-    </w:lvl>
-    <w:lvl w:ilvl="2" w:tentative="1">
-      <w:start w:val="1"/>
-      <w:numFmt w:val="bullet"/>
-      <w:lvlText w:val=""/>
-      <w:lvlJc w:val="left"/>
-      <w:pPr>
-        <w:tabs>
-          <w:tab w:val="num" w:pos="2160"/>
-        </w:tabs>
-        <w:ind w:left="2160" w:hanging="360"/>
-      </w:pPr>
-      <w:rPr>
-        <w:rFonts w:ascii="Wingdings" w:hAnsi="Wingdings" w:hint="default"/>
-        <w:sz w:val="20"/>
-      </w:rPr>
-    </w:lvl>
-    <w:lvl w:ilvl="3" w:tentative="1">
-      <w:start w:val="1"/>
-      <w:numFmt w:val="bullet"/>
-      <w:lvlText w:val=""/>
-      <w:lvlJc w:val="left"/>
-      <w:pPr>
-        <w:tabs>
-          <w:tab w:val="num" w:pos="2880"/>
-        </w:tabs>
-        <w:ind w:left="2880" w:hanging="360"/>
-      </w:pPr>
-      <w:rPr>
-        <w:rFonts w:ascii="Wingdings" w:hAnsi="Wingdings" w:hint="default"/>
-        <w:sz w:val="20"/>
-      </w:rPr>
-    </w:lvl>
-    <w:lvl w:ilvl="4" w:tentative="1">
-      <w:start w:val="1"/>
-      <w:numFmt w:val="bullet"/>
-      <w:lvlText w:val=""/>
-      <w:lvlJc w:val="left"/>
-      <w:pPr>
-        <w:tabs>
-          <w:tab w:val="num" w:pos="3600"/>
-        </w:tabs>
-        <w:ind w:left="3600" w:hanging="360"/>
-      </w:pPr>
-      <w:rPr>
-        <w:rFonts w:ascii="Wingdings" w:hAnsi="Wingdings" w:hint="default"/>
-        <w:sz w:val="20"/>
-      </w:rPr>
-    </w:lvl>
-    <w:lvl w:ilvl="5" w:tentative="1">
-      <w:start w:val="1"/>
-      <w:numFmt w:val="bullet"/>
-      <w:lvlText w:val=""/>
-      <w:lvlJc w:val="left"/>
-      <w:pPr>
-        <w:tabs>
-          <w:tab w:val="num" w:pos="4320"/>
-        </w:tabs>
-        <w:ind w:left="4320" w:hanging="360"/>
-      </w:pPr>
-      <w:rPr>
-        <w:rFonts w:ascii="Wingdings" w:hAnsi="Wingdings" w:hint="default"/>
-        <w:sz w:val="20"/>
-      </w:rPr>
-    </w:lvl>
-    <w:lvl w:ilvl="6" w:tentative="1">
-      <w:start w:val="1"/>
-      <w:numFmt w:val="bullet"/>
-      <w:lvlText w:val=""/>
-      <w:lvlJc w:val="left"/>
-      <w:pPr>
-        <w:tabs>
-          <w:tab w:val="num" w:pos="5040"/>
-        </w:tabs>
-        <w:ind w:left="5040" w:hanging="360"/>
-      </w:pPr>
-      <w:rPr>
-        <w:rFonts w:ascii="Wingdings" w:hAnsi="Wingdings" w:hint="default"/>
-        <w:sz w:val="20"/>
-      </w:rPr>
-    </w:lvl>
-    <w:lvl w:ilvl="7" w:tentative="1">
-      <w:start w:val="1"/>
-      <w:numFmt w:val="bullet"/>
-      <w:lvlText w:val=""/>
-      <w:lvlJc w:val="left"/>
-      <w:pPr>
-        <w:tabs>
-          <w:tab w:val="num" w:pos="5760"/>
-        </w:tabs>
-        <w:ind w:left="5760" w:hanging="360"/>
-      </w:pPr>
-      <w:rPr>
-        <w:rFonts w:ascii="Wingdings" w:hAnsi="Wingdings" w:hint="default"/>
-        <w:sz w:val="20"/>
-      </w:rPr>
-    </w:lvl>
-    <w:lvl w:ilvl="8" w:tentative="1">
-      <w:start w:val="1"/>
-      <w:numFmt w:val="bullet"/>
-      <w:lvlText w:val=""/>
-      <w:lvlJc w:val="left"/>
-      <w:pPr>
-        <w:tabs>
-          <w:tab w:val="num" w:pos="6480"/>
-        </w:tabs>
-        <w:ind w:left="6480" w:hanging="360"/>
-      </w:pPr>
-      <w:rPr>
-        <w:rFonts w:ascii="Wingdings" w:hAnsi="Wingdings" w:hint="default"/>
-        <w:sz w:val="20"/>
-      </w:rPr>
-    </w:lvl>
-  </w:abstractNum>
-  <w:abstractNum w:abstractNumId="19" w15:restartNumberingAfterBreak="0">
-    <w:nsid w:val="55304F39"/>
-    <w:multiLevelType w:val="multilevel"/>
-    <w:tmpl w:val="F086C77C"/>
-    <w:lvl w:ilvl="0">
-      <w:start w:val="1"/>
-      <w:numFmt w:val="bullet"/>
-      <w:lvlText w:val=""/>
-      <w:lvlJc w:val="left"/>
-      <w:pPr>
-        <w:tabs>
-          <w:tab w:val="num" w:pos="720"/>
-        </w:tabs>
-        <w:ind w:left="720" w:hanging="360"/>
-      </w:pPr>
-      <w:rPr>
-        <w:rFonts w:ascii="Symbol" w:hAnsi="Symbol" w:hint="default"/>
-        <w:sz w:val="20"/>
-      </w:rPr>
-    </w:lvl>
-    <w:lvl w:ilvl="1" w:tentative="1">
-      <w:start w:val="1"/>
-      <w:numFmt w:val="bullet"/>
-      <w:lvlText w:val="o"/>
-      <w:lvlJc w:val="left"/>
-      <w:pPr>
-        <w:tabs>
-          <w:tab w:val="num" w:pos="1440"/>
-        </w:tabs>
-        <w:ind w:left="1440" w:hanging="360"/>
-      </w:pPr>
-      <w:rPr>
-        <w:rFonts w:ascii="Courier New" w:hAnsi="Courier New" w:hint="default"/>
-        <w:sz w:val="20"/>
-      </w:rPr>
-    </w:lvl>
-    <w:lvl w:ilvl="2" w:tentative="1">
-      <w:start w:val="1"/>
-      <w:numFmt w:val="bullet"/>
-      <w:lvlText w:val=""/>
-      <w:lvlJc w:val="left"/>
-      <w:pPr>
-        <w:tabs>
-          <w:tab w:val="num" w:pos="2160"/>
-        </w:tabs>
-        <w:ind w:left="2160" w:hanging="360"/>
-      </w:pPr>
-      <w:rPr>
-        <w:rFonts w:ascii="Wingdings" w:hAnsi="Wingdings" w:hint="default"/>
-        <w:sz w:val="20"/>
-      </w:rPr>
-    </w:lvl>
-    <w:lvl w:ilvl="3" w:tentative="1">
-      <w:start w:val="1"/>
-      <w:numFmt w:val="bullet"/>
-      <w:lvlText w:val=""/>
-      <w:lvlJc w:val="left"/>
-      <w:pPr>
-        <w:tabs>
-          <w:tab w:val="num" w:pos="2880"/>
-        </w:tabs>
-        <w:ind w:left="2880" w:hanging="360"/>
-      </w:pPr>
-      <w:rPr>
-        <w:rFonts w:ascii="Wingdings" w:hAnsi="Wingdings" w:hint="default"/>
-        <w:sz w:val="20"/>
-      </w:rPr>
-    </w:lvl>
-    <w:lvl w:ilvl="4" w:tentative="1">
-      <w:start w:val="1"/>
-      <w:numFmt w:val="bullet"/>
-      <w:lvlText w:val=""/>
-      <w:lvlJc w:val="left"/>
-      <w:pPr>
-        <w:tabs>
-          <w:tab w:val="num" w:pos="3600"/>
-        </w:tabs>
-        <w:ind w:left="3600" w:hanging="360"/>
-      </w:pPr>
-      <w:rPr>
-        <w:rFonts w:ascii="Wingdings" w:hAnsi="Wingdings" w:hint="default"/>
-        <w:sz w:val="20"/>
-      </w:rPr>
-    </w:lvl>
-    <w:lvl w:ilvl="5" w:tentative="1">
-      <w:start w:val="1"/>
-      <w:numFmt w:val="bullet"/>
-      <w:lvlText w:val=""/>
-      <w:lvlJc w:val="left"/>
-      <w:pPr>
-        <w:tabs>
-          <w:tab w:val="num" w:pos="4320"/>
-        </w:tabs>
-        <w:ind w:left="4320" w:hanging="360"/>
-      </w:pPr>
-      <w:rPr>
-        <w:rFonts w:ascii="Wingdings" w:hAnsi="Wingdings" w:hint="default"/>
-        <w:sz w:val="20"/>
-      </w:rPr>
-    </w:lvl>
-    <w:lvl w:ilvl="6" w:tentative="1">
-      <w:start w:val="1"/>
-      <w:numFmt w:val="bullet"/>
-      <w:lvlText w:val=""/>
-      <w:lvlJc w:val="left"/>
-      <w:pPr>
-        <w:tabs>
-          <w:tab w:val="num" w:pos="5040"/>
-        </w:tabs>
-        <w:ind w:left="5040" w:hanging="360"/>
-      </w:pPr>
-      <w:rPr>
-        <w:rFonts w:ascii="Wingdings" w:hAnsi="Wingdings" w:hint="default"/>
-        <w:sz w:val="20"/>
-      </w:rPr>
-    </w:lvl>
-    <w:lvl w:ilvl="7" w:tentative="1">
-      <w:start w:val="1"/>
-      <w:numFmt w:val="bullet"/>
-      <w:lvlText w:val=""/>
-      <w:lvlJc w:val="left"/>
-      <w:pPr>
-        <w:tabs>
-          <w:tab w:val="num" w:pos="5760"/>
-        </w:tabs>
-        <w:ind w:left="5760" w:hanging="360"/>
-      </w:pPr>
-      <w:rPr>
-        <w:rFonts w:ascii="Wingdings" w:hAnsi="Wingdings" w:hint="default"/>
-        <w:sz w:val="20"/>
-      </w:rPr>
-    </w:lvl>
-    <w:lvl w:ilvl="8" w:tentative="1">
-      <w:start w:val="1"/>
-      <w:numFmt w:val="bullet"/>
-      <w:lvlText w:val=""/>
-      <w:lvlJc w:val="left"/>
-      <w:pPr>
-        <w:tabs>
-          <w:tab w:val="num" w:pos="6480"/>
-        </w:tabs>
-        <w:ind w:left="6480" w:hanging="360"/>
-      </w:pPr>
-      <w:rPr>
-        <w:rFonts w:ascii="Wingdings" w:hAnsi="Wingdings" w:hint="default"/>
-        <w:sz w:val="20"/>
-      </w:rPr>
-    </w:lvl>
-  </w:abstractNum>
-  <w:abstractNum w:abstractNumId="20" w15:restartNumberingAfterBreak="0">
-    <w:nsid w:val="57F64C46"/>
-    <w:multiLevelType w:val="multilevel"/>
-    <w:tmpl w:val="BB622CB0"/>
-    <w:lvl w:ilvl="0">
-      <w:start w:val="1"/>
-      <w:numFmt w:val="bullet"/>
-      <w:lvlText w:val=""/>
-      <w:lvlJc w:val="left"/>
-      <w:pPr>
-        <w:tabs>
-          <w:tab w:val="num" w:pos="720"/>
-        </w:tabs>
-        <w:ind w:left="720" w:hanging="360"/>
-      </w:pPr>
-      <w:rPr>
-        <w:rFonts w:ascii="Symbol" w:hAnsi="Symbol" w:hint="default"/>
-        <w:sz w:val="20"/>
-      </w:rPr>
-    </w:lvl>
-    <w:lvl w:ilvl="1" w:tentative="1">
-      <w:start w:val="1"/>
-      <w:numFmt w:val="bullet"/>
-      <w:lvlText w:val="o"/>
-      <w:lvlJc w:val="left"/>
-      <w:pPr>
-        <w:tabs>
-          <w:tab w:val="num" w:pos="1440"/>
-        </w:tabs>
-        <w:ind w:left="1440" w:hanging="360"/>
-      </w:pPr>
-      <w:rPr>
-        <w:rFonts w:ascii="Courier New" w:hAnsi="Courier New" w:hint="default"/>
-        <w:sz w:val="20"/>
-      </w:rPr>
-    </w:lvl>
-    <w:lvl w:ilvl="2" w:tentative="1">
-      <w:start w:val="1"/>
-      <w:numFmt w:val="bullet"/>
-      <w:lvlText w:val=""/>
-      <w:lvlJc w:val="left"/>
-      <w:pPr>
-        <w:tabs>
-          <w:tab w:val="num" w:pos="2160"/>
-        </w:tabs>
-        <w:ind w:left="2160" w:hanging="360"/>
-      </w:pPr>
-      <w:rPr>
-        <w:rFonts w:ascii="Wingdings" w:hAnsi="Wingdings" w:hint="default"/>
-        <w:sz w:val="20"/>
-      </w:rPr>
-    </w:lvl>
-    <w:lvl w:ilvl="3" w:tentative="1">
-      <w:start w:val="1"/>
-      <w:numFmt w:val="bullet"/>
-      <w:lvlText w:val=""/>
-      <w:lvlJc w:val="left"/>
-      <w:pPr>
-        <w:tabs>
-          <w:tab w:val="num" w:pos="2880"/>
-        </w:tabs>
-        <w:ind w:left="2880" w:hanging="360"/>
-      </w:pPr>
-      <w:rPr>
-        <w:rFonts w:ascii="Wingdings" w:hAnsi="Wingdings" w:hint="default"/>
-        <w:sz w:val="20"/>
-      </w:rPr>
-    </w:lvl>
-    <w:lvl w:ilvl="4" w:tentative="1">
-      <w:start w:val="1"/>
-      <w:numFmt w:val="bullet"/>
-      <w:lvlText w:val=""/>
-      <w:lvlJc w:val="left"/>
-      <w:pPr>
-        <w:tabs>
-          <w:tab w:val="num" w:pos="3600"/>
-        </w:tabs>
-        <w:ind w:left="3600" w:hanging="360"/>
-      </w:pPr>
-      <w:rPr>
-        <w:rFonts w:ascii="Wingdings" w:hAnsi="Wingdings" w:hint="default"/>
-        <w:sz w:val="20"/>
-      </w:rPr>
-    </w:lvl>
-    <w:lvl w:ilvl="5" w:tentative="1">
-      <w:start w:val="1"/>
-      <w:numFmt w:val="bullet"/>
-      <w:lvlText w:val=""/>
-      <w:lvlJc w:val="left"/>
-      <w:pPr>
-        <w:tabs>
-          <w:tab w:val="num" w:pos="4320"/>
-        </w:tabs>
-        <w:ind w:left="4320" w:hanging="360"/>
-      </w:pPr>
-      <w:rPr>
-        <w:rFonts w:ascii="Wingdings" w:hAnsi="Wingdings" w:hint="default"/>
-        <w:sz w:val="20"/>
-      </w:rPr>
-    </w:lvl>
-    <w:lvl w:ilvl="6" w:tentative="1">
-      <w:start w:val="1"/>
-      <w:numFmt w:val="bullet"/>
-      <w:lvlText w:val=""/>
-      <w:lvlJc w:val="left"/>
-      <w:pPr>
-        <w:tabs>
-          <w:tab w:val="num" w:pos="5040"/>
-        </w:tabs>
-        <w:ind w:left="5040" w:hanging="360"/>
-      </w:pPr>
-      <w:rPr>
-        <w:rFonts w:ascii="Wingdings" w:hAnsi="Wingdings" w:hint="default"/>
-        <w:sz w:val="20"/>
-      </w:rPr>
-    </w:lvl>
-    <w:lvl w:ilvl="7" w:tentative="1">
-      <w:start w:val="1"/>
-      <w:numFmt w:val="bullet"/>
-      <w:lvlText w:val=""/>
-      <w:lvlJc w:val="left"/>
-      <w:pPr>
-        <w:tabs>
-          <w:tab w:val="num" w:pos="5760"/>
-        </w:tabs>
-        <w:ind w:left="5760" w:hanging="360"/>
-      </w:pPr>
-      <w:rPr>
-        <w:rFonts w:ascii="Wingdings" w:hAnsi="Wingdings" w:hint="default"/>
-        <w:sz w:val="20"/>
-      </w:rPr>
-    </w:lvl>
-    <w:lvl w:ilvl="8" w:tentative="1">
-      <w:start w:val="1"/>
-      <w:numFmt w:val="bullet"/>
-      <w:lvlText w:val=""/>
-      <w:lvlJc w:val="left"/>
-      <w:pPr>
-        <w:tabs>
-          <w:tab w:val="num" w:pos="6480"/>
-        </w:tabs>
-        <w:ind w:left="6480" w:hanging="360"/>
-      </w:pPr>
-      <w:rPr>
-        <w:rFonts w:ascii="Wingdings" w:hAnsi="Wingdings" w:hint="default"/>
-        <w:sz w:val="20"/>
-      </w:rPr>
-    </w:lvl>
-  </w:abstractNum>
-  <w:abstractNum w:abstractNumId="21" w15:restartNumberingAfterBreak="0">
-    <w:nsid w:val="5FF15C7C"/>
-    <w:multiLevelType w:val="multilevel"/>
-    <w:tmpl w:val="AF062CCC"/>
-    <w:lvl w:ilvl="0">
-      <w:start w:val="1"/>
-      <w:numFmt w:val="bullet"/>
-      <w:lvlText w:val=""/>
-      <w:lvlJc w:val="left"/>
-      <w:pPr>
-        <w:tabs>
-          <w:tab w:val="num" w:pos="720"/>
-        </w:tabs>
-        <w:ind w:left="720" w:hanging="360"/>
-      </w:pPr>
-      <w:rPr>
-        <w:rFonts w:ascii="Symbol" w:hAnsi="Symbol" w:hint="default"/>
-        <w:sz w:val="20"/>
-      </w:rPr>
-    </w:lvl>
-    <w:lvl w:ilvl="1" w:tentative="1">
-      <w:start w:val="1"/>
-      <w:numFmt w:val="bullet"/>
-      <w:lvlText w:val="o"/>
-      <w:lvlJc w:val="left"/>
-      <w:pPr>
-        <w:tabs>
-          <w:tab w:val="num" w:pos="1440"/>
-        </w:tabs>
-        <w:ind w:left="1440" w:hanging="360"/>
-      </w:pPr>
-      <w:rPr>
-        <w:rFonts w:ascii="Courier New" w:hAnsi="Courier New" w:hint="default"/>
-        <w:sz w:val="20"/>
-      </w:rPr>
-    </w:lvl>
-    <w:lvl w:ilvl="2" w:tentative="1">
-      <w:start w:val="1"/>
-      <w:numFmt w:val="bullet"/>
-      <w:lvlText w:val=""/>
-      <w:lvlJc w:val="left"/>
-      <w:pPr>
-        <w:tabs>
-          <w:tab w:val="num" w:pos="2160"/>
-        </w:tabs>
-        <w:ind w:left="2160" w:hanging="360"/>
-      </w:pPr>
-      <w:rPr>
-        <w:rFonts w:ascii="Wingdings" w:hAnsi="Wingdings" w:hint="default"/>
-        <w:sz w:val="20"/>
-      </w:rPr>
-    </w:lvl>
-    <w:lvl w:ilvl="3" w:tentative="1">
-      <w:start w:val="1"/>
-      <w:numFmt w:val="bullet"/>
-      <w:lvlText w:val=""/>
-      <w:lvlJc w:val="left"/>
-      <w:pPr>
-        <w:tabs>
-          <w:tab w:val="num" w:pos="2880"/>
-        </w:tabs>
-        <w:ind w:left="2880" w:hanging="360"/>
-      </w:pPr>
-      <w:rPr>
-        <w:rFonts w:ascii="Wingdings" w:hAnsi="Wingdings" w:hint="default"/>
-        <w:sz w:val="20"/>
-      </w:rPr>
-    </w:lvl>
-    <w:lvl w:ilvl="4" w:tentative="1">
-      <w:start w:val="1"/>
-      <w:numFmt w:val="bullet"/>
-      <w:lvlText w:val=""/>
-      <w:lvlJc w:val="left"/>
-      <w:pPr>
-        <w:tabs>
-          <w:tab w:val="num" w:pos="3600"/>
-        </w:tabs>
-        <w:ind w:left="3600" w:hanging="360"/>
-      </w:pPr>
-      <w:rPr>
-        <w:rFonts w:ascii="Wingdings" w:hAnsi="Wingdings" w:hint="default"/>
-        <w:sz w:val="20"/>
-      </w:rPr>
-    </w:lvl>
-    <w:lvl w:ilvl="5" w:tentative="1">
-      <w:start w:val="1"/>
-      <w:numFmt w:val="bullet"/>
-      <w:lvlText w:val=""/>
-      <w:lvlJc w:val="left"/>
-      <w:pPr>
-        <w:tabs>
-          <w:tab w:val="num" w:pos="4320"/>
-        </w:tabs>
-        <w:ind w:left="4320" w:hanging="360"/>
-      </w:pPr>
-      <w:rPr>
-        <w:rFonts w:ascii="Wingdings" w:hAnsi="Wingdings" w:hint="default"/>
-        <w:sz w:val="20"/>
-      </w:rPr>
-    </w:lvl>
-    <w:lvl w:ilvl="6" w:tentative="1">
-      <w:start w:val="1"/>
-      <w:numFmt w:val="bullet"/>
-      <w:lvlText w:val=""/>
-      <w:lvlJc w:val="left"/>
-      <w:pPr>
-        <w:tabs>
-          <w:tab w:val="num" w:pos="5040"/>
-        </w:tabs>
-        <w:ind w:left="5040" w:hanging="360"/>
-      </w:pPr>
-      <w:rPr>
-        <w:rFonts w:ascii="Wingdings" w:hAnsi="Wingdings" w:hint="default"/>
-        <w:sz w:val="20"/>
-      </w:rPr>
-    </w:lvl>
-    <w:lvl w:ilvl="7" w:tentative="1">
-      <w:start w:val="1"/>
-      <w:numFmt w:val="bullet"/>
-      <w:lvlText w:val=""/>
-      <w:lvlJc w:val="left"/>
-      <w:pPr>
-        <w:tabs>
-          <w:tab w:val="num" w:pos="5760"/>
-        </w:tabs>
-        <w:ind w:left="5760" w:hanging="360"/>
-      </w:pPr>
-      <w:rPr>
-        <w:rFonts w:ascii="Wingdings" w:hAnsi="Wingdings" w:hint="default"/>
-        <w:sz w:val="20"/>
-      </w:rPr>
-    </w:lvl>
-    <w:lvl w:ilvl="8" w:tentative="1">
-      <w:start w:val="1"/>
-      <w:numFmt w:val="bullet"/>
-      <w:lvlText w:val=""/>
-      <w:lvlJc w:val="left"/>
-      <w:pPr>
-        <w:tabs>
-          <w:tab w:val="num" w:pos="6480"/>
-        </w:tabs>
-        <w:ind w:left="6480" w:hanging="360"/>
-      </w:pPr>
-      <w:rPr>
-        <w:rFonts w:ascii="Wingdings" w:hAnsi="Wingdings" w:hint="default"/>
-        <w:sz w:val="20"/>
-      </w:rPr>
-    </w:lvl>
-  </w:abstractNum>
-  <w:abstractNum w:abstractNumId="22" w15:restartNumberingAfterBreak="0">
-    <w:nsid w:val="60637DC1"/>
-    <w:multiLevelType w:val="multilevel"/>
-    <w:tmpl w:val="740450DA"/>
-    <w:lvl w:ilvl="0">
-      <w:start w:val="1"/>
-      <w:numFmt w:val="bullet"/>
-      <w:lvlText w:val=""/>
-      <w:lvlJc w:val="left"/>
-      <w:pPr>
-        <w:tabs>
-          <w:tab w:val="num" w:pos="720"/>
-        </w:tabs>
-        <w:ind w:left="720" w:hanging="360"/>
-      </w:pPr>
-      <w:rPr>
-        <w:rFonts w:ascii="Symbol" w:hAnsi="Symbol" w:hint="default"/>
-        <w:sz w:val="20"/>
-      </w:rPr>
-    </w:lvl>
-    <w:lvl w:ilvl="1" w:tentative="1">
-      <w:start w:val="1"/>
-      <w:numFmt w:val="bullet"/>
-      <w:lvlText w:val="o"/>
-      <w:lvlJc w:val="left"/>
-      <w:pPr>
-        <w:tabs>
-          <w:tab w:val="num" w:pos="1440"/>
-        </w:tabs>
-        <w:ind w:left="1440" w:hanging="360"/>
-      </w:pPr>
-      <w:rPr>
-        <w:rFonts w:ascii="Courier New" w:hAnsi="Courier New" w:hint="default"/>
-        <w:sz w:val="20"/>
-      </w:rPr>
-    </w:lvl>
-    <w:lvl w:ilvl="2" w:tentative="1">
-      <w:start w:val="1"/>
-      <w:numFmt w:val="bullet"/>
-      <w:lvlText w:val=""/>
-      <w:lvlJc w:val="left"/>
-      <w:pPr>
-        <w:tabs>
-          <w:tab w:val="num" w:pos="2160"/>
-        </w:tabs>
-        <w:ind w:left="2160" w:hanging="360"/>
-      </w:pPr>
-      <w:rPr>
-        <w:rFonts w:ascii="Wingdings" w:hAnsi="Wingdings" w:hint="default"/>
-        <w:sz w:val="20"/>
-      </w:rPr>
-    </w:lvl>
-    <w:lvl w:ilvl="3" w:tentative="1">
-      <w:start w:val="1"/>
-      <w:numFmt w:val="bullet"/>
-      <w:lvlText w:val=""/>
-      <w:lvlJc w:val="left"/>
-      <w:pPr>
-        <w:tabs>
-          <w:tab w:val="num" w:pos="2880"/>
-        </w:tabs>
-        <w:ind w:left="2880" w:hanging="360"/>
-      </w:pPr>
-      <w:rPr>
-        <w:rFonts w:ascii="Wingdings" w:hAnsi="Wingdings" w:hint="default"/>
-        <w:sz w:val="20"/>
-      </w:rPr>
-    </w:lvl>
-    <w:lvl w:ilvl="4" w:tentative="1">
-      <w:start w:val="1"/>
-      <w:numFmt w:val="bullet"/>
-      <w:lvlText w:val=""/>
-      <w:lvlJc w:val="left"/>
-      <w:pPr>
-        <w:tabs>
-          <w:tab w:val="num" w:pos="3600"/>
-        </w:tabs>
-        <w:ind w:left="3600" w:hanging="360"/>
-      </w:pPr>
-      <w:rPr>
-        <w:rFonts w:ascii="Wingdings" w:hAnsi="Wingdings" w:hint="default"/>
-        <w:sz w:val="20"/>
-      </w:rPr>
-    </w:lvl>
-    <w:lvl w:ilvl="5" w:tentative="1">
-      <w:start w:val="1"/>
-      <w:numFmt w:val="bullet"/>
-      <w:lvlText w:val=""/>
-      <w:lvlJc w:val="left"/>
-      <w:pPr>
-        <w:tabs>
-          <w:tab w:val="num" w:pos="4320"/>
-        </w:tabs>
-        <w:ind w:left="4320" w:hanging="360"/>
-      </w:pPr>
-      <w:rPr>
-        <w:rFonts w:ascii="Wingdings" w:hAnsi="Wingdings" w:hint="default"/>
-        <w:sz w:val="20"/>
-      </w:rPr>
-    </w:lvl>
-    <w:lvl w:ilvl="6" w:tentative="1">
-      <w:start w:val="1"/>
-      <w:numFmt w:val="bullet"/>
-      <w:lvlText w:val=""/>
-      <w:lvlJc w:val="left"/>
-      <w:pPr>
-        <w:tabs>
-          <w:tab w:val="num" w:pos="5040"/>
-        </w:tabs>
-        <w:ind w:left="5040" w:hanging="360"/>
-      </w:pPr>
-      <w:rPr>
-        <w:rFonts w:ascii="Wingdings" w:hAnsi="Wingdings" w:hint="default"/>
-        <w:sz w:val="20"/>
-      </w:rPr>
-    </w:lvl>
-    <w:lvl w:ilvl="7" w:tentative="1">
-      <w:start w:val="1"/>
-      <w:numFmt w:val="bullet"/>
-      <w:lvlText w:val=""/>
-      <w:lvlJc w:val="left"/>
-      <w:pPr>
-        <w:tabs>
-          <w:tab w:val="num" w:pos="5760"/>
-        </w:tabs>
-        <w:ind w:left="5760" w:hanging="360"/>
-      </w:pPr>
-      <w:rPr>
-        <w:rFonts w:ascii="Wingdings" w:hAnsi="Wingdings" w:hint="default"/>
-        <w:sz w:val="20"/>
-      </w:rPr>
-    </w:lvl>
-    <w:lvl w:ilvl="8" w:tentative="1">
-      <w:start w:val="1"/>
-      <w:numFmt w:val="bullet"/>
-      <w:lvlText w:val=""/>
-      <w:lvlJc w:val="left"/>
-      <w:pPr>
-        <w:tabs>
-          <w:tab w:val="num" w:pos="6480"/>
-        </w:tabs>
-        <w:ind w:left="6480" w:hanging="360"/>
-      </w:pPr>
-      <w:rPr>
-        <w:rFonts w:ascii="Wingdings" w:hAnsi="Wingdings" w:hint="default"/>
-        <w:sz w:val="20"/>
-      </w:rPr>
-    </w:lvl>
-  </w:abstractNum>
-  <w:abstractNum w:abstractNumId="23" w15:restartNumberingAfterBreak="0">
-    <w:nsid w:val="63F3301B"/>
-    <w:multiLevelType w:val="multilevel"/>
-    <w:tmpl w:val="52F8739A"/>
-    <w:lvl w:ilvl="0">
-      <w:start w:val="1"/>
-      <w:numFmt w:val="bullet"/>
-      <w:lvlText w:val=""/>
-      <w:lvlJc w:val="left"/>
-      <w:pPr>
-        <w:tabs>
-          <w:tab w:val="num" w:pos="720"/>
-        </w:tabs>
-        <w:ind w:left="720" w:hanging="360"/>
-      </w:pPr>
-      <w:rPr>
-        <w:rFonts w:ascii="Symbol" w:hAnsi="Symbol" w:hint="default"/>
-        <w:sz w:val="20"/>
-      </w:rPr>
-    </w:lvl>
-    <w:lvl w:ilvl="1" w:tentative="1">
-      <w:start w:val="1"/>
-      <w:numFmt w:val="bullet"/>
-      <w:lvlText w:val="o"/>
-      <w:lvlJc w:val="left"/>
-      <w:pPr>
-        <w:tabs>
-          <w:tab w:val="num" w:pos="1440"/>
-        </w:tabs>
-        <w:ind w:left="1440" w:hanging="360"/>
-      </w:pPr>
-      <w:rPr>
-        <w:rFonts w:ascii="Courier New" w:hAnsi="Courier New" w:hint="default"/>
-        <w:sz w:val="20"/>
-      </w:rPr>
-    </w:lvl>
-    <w:lvl w:ilvl="2" w:tentative="1">
-      <w:start w:val="1"/>
-      <w:numFmt w:val="bullet"/>
-      <w:lvlText w:val=""/>
-      <w:lvlJc w:val="left"/>
-      <w:pPr>
-        <w:tabs>
-          <w:tab w:val="num" w:pos="2160"/>
-        </w:tabs>
-        <w:ind w:left="2160" w:hanging="360"/>
-      </w:pPr>
-      <w:rPr>
-        <w:rFonts w:ascii="Wingdings" w:hAnsi="Wingdings" w:hint="default"/>
-        <w:sz w:val="20"/>
-      </w:rPr>
-    </w:lvl>
-    <w:lvl w:ilvl="3" w:tentative="1">
-      <w:start w:val="1"/>
-      <w:numFmt w:val="bullet"/>
-      <w:lvlText w:val=""/>
-      <w:lvlJc w:val="left"/>
-      <w:pPr>
-        <w:tabs>
-          <w:tab w:val="num" w:pos="2880"/>
-        </w:tabs>
-        <w:ind w:left="2880" w:hanging="360"/>
-      </w:pPr>
-      <w:rPr>
-        <w:rFonts w:ascii="Wingdings" w:hAnsi="Wingdings" w:hint="default"/>
-        <w:sz w:val="20"/>
-      </w:rPr>
-    </w:lvl>
-    <w:lvl w:ilvl="4" w:tentative="1">
-      <w:start w:val="1"/>
-      <w:numFmt w:val="bullet"/>
-      <w:lvlText w:val=""/>
-      <w:lvlJc w:val="left"/>
-      <w:pPr>
-        <w:tabs>
-          <w:tab w:val="num" w:pos="3600"/>
-        </w:tabs>
-        <w:ind w:left="3600" w:hanging="360"/>
-      </w:pPr>
-      <w:rPr>
-        <w:rFonts w:ascii="Wingdings" w:hAnsi="Wingdings" w:hint="default"/>
-        <w:sz w:val="20"/>
-      </w:rPr>
-    </w:lvl>
-    <w:lvl w:ilvl="5" w:tentative="1">
-      <w:start w:val="1"/>
-      <w:numFmt w:val="bullet"/>
-      <w:lvlText w:val=""/>
-      <w:lvlJc w:val="left"/>
-      <w:pPr>
-        <w:tabs>
-          <w:tab w:val="num" w:pos="4320"/>
-        </w:tabs>
-        <w:ind w:left="4320" w:hanging="360"/>
-      </w:pPr>
-      <w:rPr>
-        <w:rFonts w:ascii="Wingdings" w:hAnsi="Wingdings" w:hint="default"/>
-        <w:sz w:val="20"/>
-      </w:rPr>
-    </w:lvl>
-    <w:lvl w:ilvl="6" w:tentative="1">
-      <w:start w:val="1"/>
-      <w:numFmt w:val="bullet"/>
-      <w:lvlText w:val=""/>
-      <w:lvlJc w:val="left"/>
-      <w:pPr>
-        <w:tabs>
-          <w:tab w:val="num" w:pos="5040"/>
-        </w:tabs>
-        <w:ind w:left="5040" w:hanging="360"/>
-      </w:pPr>
-      <w:rPr>
-        <w:rFonts w:ascii="Wingdings" w:hAnsi="Wingdings" w:hint="default"/>
-        <w:sz w:val="20"/>
-      </w:rPr>
-    </w:lvl>
-    <w:lvl w:ilvl="7" w:tentative="1">
-      <w:start w:val="1"/>
-      <w:numFmt w:val="bullet"/>
-      <w:lvlText w:val=""/>
-      <w:lvlJc w:val="left"/>
-      <w:pPr>
-        <w:tabs>
-          <w:tab w:val="num" w:pos="5760"/>
-        </w:tabs>
-        <w:ind w:left="5760" w:hanging="360"/>
-      </w:pPr>
-      <w:rPr>
-        <w:rFonts w:ascii="Wingdings" w:hAnsi="Wingdings" w:hint="default"/>
-        <w:sz w:val="20"/>
-      </w:rPr>
-    </w:lvl>
-    <w:lvl w:ilvl="8" w:tentative="1">
-      <w:start w:val="1"/>
-      <w:numFmt w:val="bullet"/>
-      <w:lvlText w:val=""/>
-      <w:lvlJc w:val="left"/>
-      <w:pPr>
-        <w:tabs>
-          <w:tab w:val="num" w:pos="6480"/>
-        </w:tabs>
-        <w:ind w:left="6480" w:hanging="360"/>
-      </w:pPr>
-      <w:rPr>
-        <w:rFonts w:ascii="Wingdings" w:hAnsi="Wingdings" w:hint="default"/>
-        <w:sz w:val="20"/>
-      </w:rPr>
-    </w:lvl>
-  </w:abstractNum>
-  <w:abstractNum w:abstractNumId="24" w15:restartNumberingAfterBreak="0">
-    <w:nsid w:val="6BDB05E8"/>
-    <w:multiLevelType w:val="multilevel"/>
-    <w:tmpl w:val="7038AB08"/>
-    <w:lvl w:ilvl="0">
-      <w:start w:val="1"/>
-      <w:numFmt w:val="bullet"/>
-      <w:lvlText w:val=""/>
-      <w:lvlJc w:val="left"/>
-      <w:pPr>
-        <w:tabs>
-          <w:tab w:val="num" w:pos="720"/>
-        </w:tabs>
-        <w:ind w:left="720" w:hanging="360"/>
-      </w:pPr>
-      <w:rPr>
-        <w:rFonts w:ascii="Symbol" w:hAnsi="Symbol" w:hint="default"/>
-        <w:sz w:val="20"/>
-      </w:rPr>
-    </w:lvl>
-    <w:lvl w:ilvl="1" w:tentative="1">
-      <w:start w:val="1"/>
-      <w:numFmt w:val="bullet"/>
-      <w:lvlText w:val="o"/>
-      <w:lvlJc w:val="left"/>
-      <w:pPr>
-        <w:tabs>
-          <w:tab w:val="num" w:pos="1440"/>
-        </w:tabs>
-        <w:ind w:left="1440" w:hanging="360"/>
-      </w:pPr>
-      <w:rPr>
-        <w:rFonts w:ascii="Courier New" w:hAnsi="Courier New" w:hint="default"/>
-        <w:sz w:val="20"/>
-      </w:rPr>
-    </w:lvl>
-    <w:lvl w:ilvl="2" w:tentative="1">
-      <w:start w:val="1"/>
-      <w:numFmt w:val="bullet"/>
-      <w:lvlText w:val=""/>
-      <w:lvlJc w:val="left"/>
-      <w:pPr>
-        <w:tabs>
-          <w:tab w:val="num" w:pos="2160"/>
-        </w:tabs>
-        <w:ind w:left="2160" w:hanging="360"/>
-      </w:pPr>
-      <w:rPr>
-        <w:rFonts w:ascii="Wingdings" w:hAnsi="Wingdings" w:hint="default"/>
-        <w:sz w:val="20"/>
-      </w:rPr>
-    </w:lvl>
-    <w:lvl w:ilvl="3" w:tentative="1">
-      <w:start w:val="1"/>
-      <w:numFmt w:val="bullet"/>
-      <w:lvlText w:val=""/>
-      <w:lvlJc w:val="left"/>
-      <w:pPr>
-        <w:tabs>
-          <w:tab w:val="num" w:pos="2880"/>
-        </w:tabs>
-        <w:ind w:left="2880" w:hanging="360"/>
-      </w:pPr>
-      <w:rPr>
-        <w:rFonts w:ascii="Wingdings" w:hAnsi="Wingdings" w:hint="default"/>
-        <w:sz w:val="20"/>
-      </w:rPr>
-    </w:lvl>
-    <w:lvl w:ilvl="4" w:tentative="1">
-      <w:start w:val="1"/>
-      <w:numFmt w:val="bullet"/>
-      <w:lvlText w:val=""/>
-      <w:lvlJc w:val="left"/>
-      <w:pPr>
-        <w:tabs>
-          <w:tab w:val="num" w:pos="3600"/>
-        </w:tabs>
-        <w:ind w:left="3600" w:hanging="360"/>
-      </w:pPr>
-      <w:rPr>
-        <w:rFonts w:ascii="Wingdings" w:hAnsi="Wingdings" w:hint="default"/>
-        <w:sz w:val="20"/>
-      </w:rPr>
-    </w:lvl>
-    <w:lvl w:ilvl="5" w:tentative="1">
-      <w:start w:val="1"/>
-      <w:numFmt w:val="bullet"/>
-      <w:lvlText w:val=""/>
-      <w:lvlJc w:val="left"/>
-      <w:pPr>
-        <w:tabs>
-          <w:tab w:val="num" w:pos="4320"/>
-        </w:tabs>
-        <w:ind w:left="4320" w:hanging="360"/>
-      </w:pPr>
-      <w:rPr>
-        <w:rFonts w:ascii="Wingdings" w:hAnsi="Wingdings" w:hint="default"/>
-        <w:sz w:val="20"/>
-      </w:rPr>
-    </w:lvl>
-    <w:lvl w:ilvl="6" w:tentative="1">
-      <w:start w:val="1"/>
-      <w:numFmt w:val="bullet"/>
-      <w:lvlText w:val=""/>
-      <w:lvlJc w:val="left"/>
-      <w:pPr>
-        <w:tabs>
-          <w:tab w:val="num" w:pos="5040"/>
-        </w:tabs>
-        <w:ind w:left="5040" w:hanging="360"/>
-      </w:pPr>
-      <w:rPr>
-        <w:rFonts w:ascii="Wingdings" w:hAnsi="Wingdings" w:hint="default"/>
-        <w:sz w:val="20"/>
-      </w:rPr>
-    </w:lvl>
-    <w:lvl w:ilvl="7" w:tentative="1">
-      <w:start w:val="1"/>
-      <w:numFmt w:val="bullet"/>
-      <w:lvlText w:val=""/>
-      <w:lvlJc w:val="left"/>
-      <w:pPr>
-        <w:tabs>
-          <w:tab w:val="num" w:pos="5760"/>
-        </w:tabs>
-        <w:ind w:left="5760" w:hanging="360"/>
-      </w:pPr>
-      <w:rPr>
-        <w:rFonts w:ascii="Wingdings" w:hAnsi="Wingdings" w:hint="default"/>
-        <w:sz w:val="20"/>
-      </w:rPr>
-    </w:lvl>
-    <w:lvl w:ilvl="8" w:tentative="1">
-      <w:start w:val="1"/>
-      <w:numFmt w:val="bullet"/>
-      <w:lvlText w:val=""/>
-      <w:lvlJc w:val="left"/>
-      <w:pPr>
-        <w:tabs>
-          <w:tab w:val="num" w:pos="6480"/>
-        </w:tabs>
-        <w:ind w:left="6480" w:hanging="360"/>
-      </w:pPr>
-      <w:rPr>
-        <w:rFonts w:ascii="Wingdings" w:hAnsi="Wingdings" w:hint="default"/>
-        <w:sz w:val="20"/>
-      </w:rPr>
-    </w:lvl>
-  </w:abstractNum>
-  <w:abstractNum w:abstractNumId="25" w15:restartNumberingAfterBreak="0">
-    <w:nsid w:val="709F4A9A"/>
-    <w:multiLevelType w:val="multilevel"/>
-    <w:tmpl w:val="9990AD56"/>
-    <w:lvl w:ilvl="0">
-      <w:start w:val="1"/>
-      <w:numFmt w:val="bullet"/>
-      <w:lvlText w:val=""/>
-      <w:lvlJc w:val="left"/>
-      <w:pPr>
-        <w:tabs>
-          <w:tab w:val="num" w:pos="720"/>
-        </w:tabs>
-        <w:ind w:left="720" w:hanging="360"/>
-      </w:pPr>
-      <w:rPr>
-        <w:rFonts w:ascii="Symbol" w:hAnsi="Symbol" w:hint="default"/>
-        <w:sz w:val="20"/>
-      </w:rPr>
-    </w:lvl>
-    <w:lvl w:ilvl="1" w:tentative="1">
-      <w:start w:val="1"/>
-      <w:numFmt w:val="bullet"/>
-      <w:lvlText w:val="o"/>
-      <w:lvlJc w:val="left"/>
-      <w:pPr>
-        <w:tabs>
-          <w:tab w:val="num" w:pos="1440"/>
-        </w:tabs>
-        <w:ind w:left="1440" w:hanging="360"/>
-      </w:pPr>
-      <w:rPr>
-        <w:rFonts w:ascii="Courier New" w:hAnsi="Courier New" w:hint="default"/>
-        <w:sz w:val="20"/>
-      </w:rPr>
-    </w:lvl>
-    <w:lvl w:ilvl="2" w:tentative="1">
-      <w:start w:val="1"/>
-      <w:numFmt w:val="bullet"/>
-      <w:lvlText w:val=""/>
-      <w:lvlJc w:val="left"/>
-      <w:pPr>
-        <w:tabs>
-          <w:tab w:val="num" w:pos="2160"/>
-        </w:tabs>
-        <w:ind w:left="2160" w:hanging="360"/>
-      </w:pPr>
-      <w:rPr>
-        <w:rFonts w:ascii="Wingdings" w:hAnsi="Wingdings" w:hint="default"/>
-        <w:sz w:val="20"/>
-      </w:rPr>
-    </w:lvl>
-    <w:lvl w:ilvl="3" w:tentative="1">
-      <w:start w:val="1"/>
-      <w:numFmt w:val="bullet"/>
-      <w:lvlText w:val=""/>
-      <w:lvlJc w:val="left"/>
-      <w:pPr>
-        <w:tabs>
-          <w:tab w:val="num" w:pos="2880"/>
-        </w:tabs>
-        <w:ind w:left="2880" w:hanging="360"/>
-      </w:pPr>
-      <w:rPr>
-        <w:rFonts w:ascii="Wingdings" w:hAnsi="Wingdings" w:hint="default"/>
-        <w:sz w:val="20"/>
-      </w:rPr>
-    </w:lvl>
-    <w:lvl w:ilvl="4" w:tentative="1">
-      <w:start w:val="1"/>
-      <w:numFmt w:val="bullet"/>
-      <w:lvlText w:val=""/>
-      <w:lvlJc w:val="left"/>
-      <w:pPr>
-        <w:tabs>
-          <w:tab w:val="num" w:pos="3600"/>
-        </w:tabs>
-        <w:ind w:left="3600" w:hanging="360"/>
-      </w:pPr>
-      <w:rPr>
-        <w:rFonts w:ascii="Wingdings" w:hAnsi="Wingdings" w:hint="default"/>
-        <w:sz w:val="20"/>
-      </w:rPr>
-    </w:lvl>
-    <w:lvl w:ilvl="5" w:tentative="1">
-      <w:start w:val="1"/>
-      <w:numFmt w:val="bullet"/>
-      <w:lvlText w:val=""/>
-      <w:lvlJc w:val="left"/>
-      <w:pPr>
-        <w:tabs>
-          <w:tab w:val="num" w:pos="4320"/>
-        </w:tabs>
-        <w:ind w:left="4320" w:hanging="360"/>
-      </w:pPr>
-      <w:rPr>
-        <w:rFonts w:ascii="Wingdings" w:hAnsi="Wingdings" w:hint="default"/>
-        <w:sz w:val="20"/>
-      </w:rPr>
-    </w:lvl>
-    <w:lvl w:ilvl="6" w:tentative="1">
-      <w:start w:val="1"/>
-      <w:numFmt w:val="bullet"/>
-      <w:lvlText w:val=""/>
-      <w:lvlJc w:val="left"/>
-      <w:pPr>
-        <w:tabs>
-          <w:tab w:val="num" w:pos="5040"/>
-        </w:tabs>
-        <w:ind w:left="5040" w:hanging="360"/>
-      </w:pPr>
-      <w:rPr>
-        <w:rFonts w:ascii="Wingdings" w:hAnsi="Wingdings" w:hint="default"/>
-        <w:sz w:val="20"/>
-      </w:rPr>
-    </w:lvl>
-    <w:lvl w:ilvl="7" w:tentative="1">
-      <w:start w:val="1"/>
-      <w:numFmt w:val="bullet"/>
-      <w:lvlText w:val=""/>
-      <w:lvlJc w:val="left"/>
-      <w:pPr>
-        <w:tabs>
-          <w:tab w:val="num" w:pos="5760"/>
-        </w:tabs>
-        <w:ind w:left="5760" w:hanging="360"/>
-      </w:pPr>
-      <w:rPr>
-        <w:rFonts w:ascii="Wingdings" w:hAnsi="Wingdings" w:hint="default"/>
-        <w:sz w:val="20"/>
-      </w:rPr>
-    </w:lvl>
-    <w:lvl w:ilvl="8" w:tentative="1">
-      <w:start w:val="1"/>
-      <w:numFmt w:val="bullet"/>
-      <w:lvlText w:val=""/>
-      <w:lvlJc w:val="left"/>
-      <w:pPr>
-        <w:tabs>
-          <w:tab w:val="num" w:pos="6480"/>
-        </w:tabs>
-        <w:ind w:left="6480" w:hanging="360"/>
-      </w:pPr>
-      <w:rPr>
-        <w:rFonts w:ascii="Wingdings" w:hAnsi="Wingdings" w:hint="default"/>
-        <w:sz w:val="20"/>
-      </w:rPr>
-    </w:lvl>
-  </w:abstractNum>
-  <w:abstractNum w:abstractNumId="26" w15:restartNumberingAfterBreak="0">
-    <w:nsid w:val="71755C8E"/>
-    <w:multiLevelType w:val="multilevel"/>
-    <w:tmpl w:val="E9947EA6"/>
-    <w:lvl w:ilvl="0">
-      <w:start w:val="1"/>
-      <w:numFmt w:val="bullet"/>
-      <w:lvlText w:val=""/>
-      <w:lvlJc w:val="left"/>
-      <w:pPr>
-        <w:tabs>
-          <w:tab w:val="num" w:pos="720"/>
-        </w:tabs>
-        <w:ind w:left="720" w:hanging="360"/>
-      </w:pPr>
-      <w:rPr>
-        <w:rFonts w:ascii="Symbol" w:hAnsi="Symbol" w:hint="default"/>
-        <w:sz w:val="20"/>
-      </w:rPr>
-    </w:lvl>
-    <w:lvl w:ilvl="1" w:tentative="1">
-      <w:start w:val="1"/>
-      <w:numFmt w:val="bullet"/>
-      <w:lvlText w:val="o"/>
-      <w:lvlJc w:val="left"/>
-      <w:pPr>
-        <w:tabs>
-          <w:tab w:val="num" w:pos="1440"/>
-        </w:tabs>
-        <w:ind w:left="1440" w:hanging="360"/>
-      </w:pPr>
-      <w:rPr>
-        <w:rFonts w:ascii="Courier New" w:hAnsi="Courier New" w:hint="default"/>
-        <w:sz w:val="20"/>
-      </w:rPr>
-    </w:lvl>
-    <w:lvl w:ilvl="2" w:tentative="1">
-      <w:start w:val="1"/>
-      <w:numFmt w:val="bullet"/>
-      <w:lvlText w:val=""/>
-      <w:lvlJc w:val="left"/>
-      <w:pPr>
-        <w:tabs>
-          <w:tab w:val="num" w:pos="2160"/>
-        </w:tabs>
-        <w:ind w:left="2160" w:hanging="360"/>
-      </w:pPr>
-      <w:rPr>
-        <w:rFonts w:ascii="Wingdings" w:hAnsi="Wingdings" w:hint="default"/>
-        <w:sz w:val="20"/>
-      </w:rPr>
-    </w:lvl>
-    <w:lvl w:ilvl="3" w:tentative="1">
-      <w:start w:val="1"/>
-      <w:numFmt w:val="bullet"/>
-      <w:lvlText w:val=""/>
-      <w:lvlJc w:val="left"/>
-      <w:pPr>
-        <w:tabs>
-          <w:tab w:val="num" w:pos="2880"/>
-        </w:tabs>
-        <w:ind w:left="2880" w:hanging="360"/>
-      </w:pPr>
-      <w:rPr>
-        <w:rFonts w:ascii="Wingdings" w:hAnsi="Wingdings" w:hint="default"/>
-        <w:sz w:val="20"/>
-      </w:rPr>
-    </w:lvl>
-    <w:lvl w:ilvl="4" w:tentative="1">
-      <w:start w:val="1"/>
-      <w:numFmt w:val="bullet"/>
-      <w:lvlText w:val=""/>
-      <w:lvlJc w:val="left"/>
-      <w:pPr>
-        <w:tabs>
-          <w:tab w:val="num" w:pos="3600"/>
-        </w:tabs>
-        <w:ind w:left="3600" w:hanging="360"/>
-      </w:pPr>
-      <w:rPr>
-        <w:rFonts w:ascii="Wingdings" w:hAnsi="Wingdings" w:hint="default"/>
-        <w:sz w:val="20"/>
-      </w:rPr>
-    </w:lvl>
-    <w:lvl w:ilvl="5" w:tentative="1">
-      <w:start w:val="1"/>
-      <w:numFmt w:val="bullet"/>
-      <w:lvlText w:val=""/>
-      <w:lvlJc w:val="left"/>
-      <w:pPr>
-        <w:tabs>
-          <w:tab w:val="num" w:pos="4320"/>
-        </w:tabs>
-        <w:ind w:left="4320" w:hanging="360"/>
-      </w:pPr>
-      <w:rPr>
-        <w:rFonts w:ascii="Wingdings" w:hAnsi="Wingdings" w:hint="default"/>
-        <w:sz w:val="20"/>
-      </w:rPr>
-    </w:lvl>
-    <w:lvl w:ilvl="6" w:tentative="1">
-      <w:start w:val="1"/>
-      <w:numFmt w:val="bullet"/>
-      <w:lvlText w:val=""/>
-      <w:lvlJc w:val="left"/>
-      <w:pPr>
-        <w:tabs>
-          <w:tab w:val="num" w:pos="5040"/>
-        </w:tabs>
-        <w:ind w:left="5040" w:hanging="360"/>
-      </w:pPr>
-      <w:rPr>
-        <w:rFonts w:ascii="Wingdings" w:hAnsi="Wingdings" w:hint="default"/>
-        <w:sz w:val="20"/>
-      </w:rPr>
-    </w:lvl>
-    <w:lvl w:ilvl="7" w:tentative="1">
-      <w:start w:val="1"/>
-      <w:numFmt w:val="bullet"/>
-      <w:lvlText w:val=""/>
-      <w:lvlJc w:val="left"/>
-      <w:pPr>
-        <w:tabs>
-          <w:tab w:val="num" w:pos="5760"/>
-        </w:tabs>
-        <w:ind w:left="5760" w:hanging="360"/>
-      </w:pPr>
-      <w:rPr>
-        <w:rFonts w:ascii="Wingdings" w:hAnsi="Wingdings" w:hint="default"/>
-        <w:sz w:val="20"/>
-      </w:rPr>
-    </w:lvl>
-    <w:lvl w:ilvl="8" w:tentative="1">
-      <w:start w:val="1"/>
-      <w:numFmt w:val="bullet"/>
-      <w:lvlText w:val=""/>
-      <w:lvlJc w:val="left"/>
-      <w:pPr>
-        <w:tabs>
-          <w:tab w:val="num" w:pos="6480"/>
-        </w:tabs>
-        <w:ind w:left="6480" w:hanging="360"/>
-      </w:pPr>
-      <w:rPr>
-        <w:rFonts w:ascii="Wingdings" w:hAnsi="Wingdings" w:hint="default"/>
-        <w:sz w:val="20"/>
-      </w:rPr>
-    </w:lvl>
-  </w:abstractNum>
-  <w:abstractNum w:abstractNumId="27" w15:restartNumberingAfterBreak="0">
-    <w:nsid w:val="73142155"/>
-    <w:multiLevelType w:val="multilevel"/>
-    <w:tmpl w:val="E0665DB6"/>
-    <w:lvl w:ilvl="0">
-      <w:start w:val="1"/>
-      <w:numFmt w:val="bullet"/>
-      <w:lvlText w:val=""/>
-      <w:lvlJc w:val="left"/>
-      <w:pPr>
-        <w:tabs>
-          <w:tab w:val="num" w:pos="720"/>
-        </w:tabs>
-        <w:ind w:left="720" w:hanging="360"/>
-      </w:pPr>
-      <w:rPr>
-        <w:rFonts w:ascii="Symbol" w:hAnsi="Symbol" w:hint="default"/>
-        <w:sz w:val="20"/>
-      </w:rPr>
-    </w:lvl>
-    <w:lvl w:ilvl="1" w:tentative="1">
-      <w:start w:val="1"/>
-      <w:numFmt w:val="bullet"/>
-      <w:lvlText w:val="o"/>
-      <w:lvlJc w:val="left"/>
-      <w:pPr>
-        <w:tabs>
-          <w:tab w:val="num" w:pos="1440"/>
-        </w:tabs>
-        <w:ind w:left="1440" w:hanging="360"/>
-      </w:pPr>
-      <w:rPr>
-        <w:rFonts w:ascii="Courier New" w:hAnsi="Courier New" w:hint="default"/>
-        <w:sz w:val="20"/>
-      </w:rPr>
-    </w:lvl>
-    <w:lvl w:ilvl="2" w:tentative="1">
-      <w:start w:val="1"/>
-      <w:numFmt w:val="bullet"/>
-      <w:lvlText w:val=""/>
-      <w:lvlJc w:val="left"/>
-      <w:pPr>
-        <w:tabs>
-          <w:tab w:val="num" w:pos="2160"/>
-        </w:tabs>
-        <w:ind w:left="2160" w:hanging="360"/>
-      </w:pPr>
-      <w:rPr>
-        <w:rFonts w:ascii="Wingdings" w:hAnsi="Wingdings" w:hint="default"/>
-        <w:sz w:val="20"/>
-      </w:rPr>
-    </w:lvl>
-    <w:lvl w:ilvl="3" w:tentative="1">
-      <w:start w:val="1"/>
-      <w:numFmt w:val="bullet"/>
-      <w:lvlText w:val=""/>
-      <w:lvlJc w:val="left"/>
-      <w:pPr>
-        <w:tabs>
-          <w:tab w:val="num" w:pos="2880"/>
-        </w:tabs>
-        <w:ind w:left="2880" w:hanging="360"/>
-      </w:pPr>
-      <w:rPr>
-        <w:rFonts w:ascii="Wingdings" w:hAnsi="Wingdings" w:hint="default"/>
-        <w:sz w:val="20"/>
-      </w:rPr>
-    </w:lvl>
-    <w:lvl w:ilvl="4" w:tentative="1">
-      <w:start w:val="1"/>
-      <w:numFmt w:val="bullet"/>
-      <w:lvlText w:val=""/>
-      <w:lvlJc w:val="left"/>
-      <w:pPr>
-        <w:tabs>
-          <w:tab w:val="num" w:pos="3600"/>
-        </w:tabs>
-        <w:ind w:left="3600" w:hanging="360"/>
-      </w:pPr>
-      <w:rPr>
-        <w:rFonts w:ascii="Wingdings" w:hAnsi="Wingdings" w:hint="default"/>
-        <w:sz w:val="20"/>
-      </w:rPr>
-    </w:lvl>
-    <w:lvl w:ilvl="5" w:tentative="1">
-      <w:start w:val="1"/>
-      <w:numFmt w:val="bullet"/>
-      <w:lvlText w:val=""/>
-      <w:lvlJc w:val="left"/>
-      <w:pPr>
-        <w:tabs>
-          <w:tab w:val="num" w:pos="4320"/>
-        </w:tabs>
-        <w:ind w:left="4320" w:hanging="360"/>
-      </w:pPr>
-      <w:rPr>
-        <w:rFonts w:ascii="Wingdings" w:hAnsi="Wingdings" w:hint="default"/>
-        <w:sz w:val="20"/>
-      </w:rPr>
-    </w:lvl>
-    <w:lvl w:ilvl="6" w:tentative="1">
-      <w:start w:val="1"/>
-      <w:numFmt w:val="bullet"/>
-      <w:lvlText w:val=""/>
-      <w:lvlJc w:val="left"/>
-      <w:pPr>
-        <w:tabs>
-          <w:tab w:val="num" w:pos="5040"/>
-        </w:tabs>
-        <w:ind w:left="5040" w:hanging="360"/>
-      </w:pPr>
-      <w:rPr>
-        <w:rFonts w:ascii="Wingdings" w:hAnsi="Wingdings" w:hint="default"/>
-        <w:sz w:val="20"/>
-      </w:rPr>
-    </w:lvl>
-    <w:lvl w:ilvl="7" w:tentative="1">
-      <w:start w:val="1"/>
-      <w:numFmt w:val="bullet"/>
-      <w:lvlText w:val=""/>
-      <w:lvlJc w:val="left"/>
-      <w:pPr>
-        <w:tabs>
-          <w:tab w:val="num" w:pos="5760"/>
-        </w:tabs>
-        <w:ind w:left="5760" w:hanging="360"/>
-      </w:pPr>
-      <w:rPr>
-        <w:rFonts w:ascii="Wingdings" w:hAnsi="Wingdings" w:hint="default"/>
-        <w:sz w:val="20"/>
-      </w:rPr>
-    </w:lvl>
-    <w:lvl w:ilvl="8" w:tentative="1">
-      <w:start w:val="1"/>
-      <w:numFmt w:val="bullet"/>
-      <w:lvlText w:val=""/>
-      <w:lvlJc w:val="left"/>
-      <w:pPr>
-        <w:tabs>
-          <w:tab w:val="num" w:pos="6480"/>
-        </w:tabs>
-        <w:ind w:left="6480" w:hanging="360"/>
-      </w:pPr>
-      <w:rPr>
-        <w:rFonts w:ascii="Wingdings" w:hAnsi="Wingdings" w:hint="default"/>
-        <w:sz w:val="20"/>
-      </w:rPr>
-    </w:lvl>
-  </w:abstractNum>
-  <w:abstractNum w:abstractNumId="28" w15:restartNumberingAfterBreak="0">
-    <w:nsid w:val="745E04E2"/>
-    <w:multiLevelType w:val="multilevel"/>
-    <w:tmpl w:val="0BD8CEEE"/>
+    <w:tmpl w:val="5A6EACDA"/>
     <w:lvl w:ilvl="0">
       <w:start w:val="1"/>
       <w:numFmt w:val="bullet"/>
@@ -7726,76 +2942,19 @@
   <w:num w:numId="6" w16cid:durableId="69011626">
     <w:abstractNumId w:val="0"/>
   </w:num>
-  <w:num w:numId="7" w16cid:durableId="310142167">
-    <w:abstractNumId w:val="22"/>
+  <w:num w:numId="7" w16cid:durableId="988631582">
+    <w:abstractNumId w:val="6"/>
   </w:num>
-  <w:num w:numId="8" w16cid:durableId="702630408">
-    <w:abstractNumId w:val="16"/>
-  </w:num>
-  <w:num w:numId="9" w16cid:durableId="1934557399">
-    <w:abstractNumId w:val="24"/>
-  </w:num>
-  <w:num w:numId="10" w16cid:durableId="1234849531">
-    <w:abstractNumId w:val="14"/>
-  </w:num>
-  <w:num w:numId="11" w16cid:durableId="343434420">
-    <w:abstractNumId w:val="10"/>
-  </w:num>
-  <w:num w:numId="12" w16cid:durableId="1268198304">
+  <w:num w:numId="8" w16cid:durableId="2047483431">
     <w:abstractNumId w:val="7"/>
   </w:num>
-  <w:num w:numId="13" w16cid:durableId="973679134">
-    <w:abstractNumId w:val="23"/>
+  <w:num w:numId="9" w16cid:durableId="94792283">
+    <w:abstractNumId w:val="8"/>
   </w:num>
-  <w:num w:numId="14" w16cid:durableId="504444982">
-    <w:abstractNumId w:val="28"/>
-  </w:num>
-  <w:num w:numId="15" w16cid:durableId="540749380">
-    <w:abstractNumId w:val="11"/>
-  </w:num>
-  <w:num w:numId="16" w16cid:durableId="1972663756">
-    <w:abstractNumId w:val="12"/>
-  </w:num>
-  <w:num w:numId="17" w16cid:durableId="851796082">
-    <w:abstractNumId w:val="25"/>
-  </w:num>
-  <w:num w:numId="18" w16cid:durableId="822240958">
-    <w:abstractNumId w:val="15"/>
-  </w:num>
-  <w:num w:numId="19" w16cid:durableId="1391074493">
-    <w:abstractNumId w:val="20"/>
-  </w:num>
-  <w:num w:numId="20" w16cid:durableId="676662313">
+  <w:num w:numId="10" w16cid:durableId="1535993810">
     <w:abstractNumId w:val="9"/>
   </w:num>
-  <w:num w:numId="21" w16cid:durableId="1824613873">
-    <w:abstractNumId w:val="13"/>
-  </w:num>
-  <w:num w:numId="22" w16cid:durableId="1451389924">
-    <w:abstractNumId w:val="8"/>
-  </w:num>
-  <w:num w:numId="23" w16cid:durableId="739326101">
-    <w:abstractNumId w:val="19"/>
-  </w:num>
-  <w:num w:numId="24" w16cid:durableId="2064522653">
-    <w:abstractNumId w:val="21"/>
-  </w:num>
-  <w:num w:numId="25" w16cid:durableId="597375152">
-    <w:abstractNumId w:val="17"/>
-  </w:num>
-  <w:num w:numId="26" w16cid:durableId="291593418">
-    <w:abstractNumId w:val="26"/>
-  </w:num>
-  <w:num w:numId="27" w16cid:durableId="962033924">
-    <w:abstractNumId w:val="27"/>
-  </w:num>
-  <w:num w:numId="28" w16cid:durableId="282422445">
-    <w:abstractNumId w:val="18"/>
-  </w:num>
-  <w:num w:numId="29" w16cid:durableId="1931229593">
-    <w:abstractNumId w:val="6"/>
-  </w:num>
-  <w:numIdMacAtCleanup w:val="29"/>
+  <w:numIdMacAtCleanup w:val="10"/>
 </w:numbering>
 </file>
 

--- a/Assignment2-COIT20259.docx
+++ b/Assignment2-COIT20259.docx
@@ -327,8 +327,20 @@
         </w:rPr>
       </w:pPr>
     </w:p>
-    <w:p/>
-    <w:p/>
+    <w:p>
+      <w:pPr>
+        <w:rPr>
+          <w:rFonts w:ascii="Times New Roman" w:hAnsi="Times New Roman" w:cs="Times New Roman"/>
+        </w:rPr>
+      </w:pPr>
+    </w:p>
+    <w:p>
+      <w:pPr>
+        <w:rPr>
+          <w:rFonts w:ascii="Times New Roman" w:hAnsi="Times New Roman" w:cs="Times New Roman"/>
+        </w:rPr>
+      </w:pPr>
+    </w:p>
     <w:p>
       <w:pPr>
         <w:pStyle w:val="Heading2"/>
@@ -836,167 +848,7 @@
         </w:rPr>
         <w:t>4.1 Purpose of the Business Layer</w:t>
       </w:r>
-    </w:p>
-    <w:p>
-      <w:pPr>
-        <w:rPr>
-          <w:rFonts w:ascii="Times New Roman" w:hAnsi="Times New Roman" w:cs="Times New Roman"/>
-          <w:sz w:val="24"/>
-          <w:szCs w:val="24"/>
-        </w:rPr>
-      </w:pPr>
-      <w:r>
-        <w:rPr>
-          <w:rFonts w:ascii="Times New Roman" w:hAnsi="Times New Roman" w:cs="Times New Roman"/>
-          <w:sz w:val="24"/>
-          <w:szCs w:val="24"/>
-        </w:rPr>
-        <w:t>The business layer was developed using Enterprise Java Beans (EJB). This layer is responsible for processing the main logic of the application and connecting the presentation layer with the persistence layer.</w:t>
-      </w:r>
-    </w:p>
-    <w:p>
-      <w:pPr>
-        <w:rPr>
-          <w:rFonts w:ascii="Times New Roman" w:hAnsi="Times New Roman" w:cs="Times New Roman"/>
-          <w:sz w:val="24"/>
-          <w:szCs w:val="24"/>
-        </w:rPr>
-      </w:pPr>
-      <w:r>
-        <w:rPr>
-          <w:rFonts w:ascii="Times New Roman" w:hAnsi="Times New Roman" w:cs="Times New Roman"/>
-          <w:sz w:val="24"/>
-          <w:szCs w:val="24"/>
-        </w:rPr>
-        <w:t>The business layer handles important system operations such as customer registration, login validation, product management, stock control, and order processing. It also ensures that the application follows the required business rules before saving or retrieving information from the database.</w:t>
-      </w:r>
-    </w:p>
-    <w:p>
-      <w:pPr>
-        <w:rPr>
-          <w:rFonts w:ascii="Times New Roman" w:hAnsi="Times New Roman" w:cs="Times New Roman"/>
-          <w:sz w:val="24"/>
-          <w:szCs w:val="24"/>
-        </w:rPr>
-      </w:pPr>
-      <w:r>
-        <w:rPr>
-          <w:rFonts w:ascii="Times New Roman" w:hAnsi="Times New Roman" w:cs="Times New Roman"/>
-          <w:sz w:val="24"/>
-          <w:szCs w:val="24"/>
-        </w:rPr>
-        <w:t xml:space="preserve">Several EJB classes were implemented in this project, including </w:t>
-      </w:r>
-      <w:proofErr w:type="spellStart"/>
-      <w:r>
-        <w:rPr>
-          <w:rFonts w:ascii="Times New Roman" w:hAnsi="Times New Roman" w:cs="Times New Roman"/>
-          <w:sz w:val="24"/>
-          <w:szCs w:val="24"/>
-        </w:rPr>
-        <w:t>CustomerBean</w:t>
-      </w:r>
-      <w:proofErr w:type="spellEnd"/>
-      <w:r>
-        <w:rPr>
-          <w:rFonts w:ascii="Times New Roman" w:hAnsi="Times New Roman" w:cs="Times New Roman"/>
-          <w:sz w:val="24"/>
-          <w:szCs w:val="24"/>
-        </w:rPr>
-        <w:t xml:space="preserve">, </w:t>
-      </w:r>
-      <w:proofErr w:type="spellStart"/>
-      <w:r>
-        <w:rPr>
-          <w:rFonts w:ascii="Times New Roman" w:hAnsi="Times New Roman" w:cs="Times New Roman"/>
-          <w:sz w:val="24"/>
-          <w:szCs w:val="24"/>
-        </w:rPr>
-        <w:t>OrderBean</w:t>
-      </w:r>
-      <w:proofErr w:type="spellEnd"/>
-      <w:r>
-        <w:rPr>
-          <w:rFonts w:ascii="Times New Roman" w:hAnsi="Times New Roman" w:cs="Times New Roman"/>
-          <w:sz w:val="24"/>
-          <w:szCs w:val="24"/>
-        </w:rPr>
-        <w:t xml:space="preserve">, and </w:t>
-      </w:r>
-      <w:proofErr w:type="spellStart"/>
-      <w:r>
-        <w:rPr>
-          <w:rFonts w:ascii="Times New Roman" w:hAnsi="Times New Roman" w:cs="Times New Roman"/>
-          <w:sz w:val="24"/>
-          <w:szCs w:val="24"/>
-        </w:rPr>
-        <w:t>ProductFacade</w:t>
-      </w:r>
-      <w:proofErr w:type="spellEnd"/>
-      <w:r>
-        <w:rPr>
-          <w:rFonts w:ascii="Times New Roman" w:hAnsi="Times New Roman" w:cs="Times New Roman"/>
-          <w:sz w:val="24"/>
-          <w:szCs w:val="24"/>
-        </w:rPr>
-        <w:t xml:space="preserve">. These classes interact with the persistence layer using JPA and </w:t>
-      </w:r>
-      <w:proofErr w:type="spellStart"/>
-      <w:r>
-        <w:rPr>
-          <w:rFonts w:ascii="Times New Roman" w:hAnsi="Times New Roman" w:cs="Times New Roman"/>
-          <w:sz w:val="24"/>
-          <w:szCs w:val="24"/>
-        </w:rPr>
-        <w:t>EntityManager</w:t>
-      </w:r>
-      <w:proofErr w:type="spellEnd"/>
-      <w:r>
-        <w:rPr>
-          <w:rFonts w:ascii="Times New Roman" w:hAnsi="Times New Roman" w:cs="Times New Roman"/>
-          <w:sz w:val="24"/>
-          <w:szCs w:val="24"/>
-        </w:rPr>
-        <w:t xml:space="preserve"> to manage customer, product, and order data stored in the MySQL database.</w:t>
-      </w:r>
-    </w:p>
-    <w:p>
-      <w:pPr>
-        <w:rPr>
-          <w:rFonts w:ascii="Times New Roman" w:hAnsi="Times New Roman" w:cs="Times New Roman"/>
-          <w:sz w:val="24"/>
-          <w:szCs w:val="24"/>
-        </w:rPr>
-      </w:pPr>
-      <w:r>
-        <w:rPr>
-          <w:rFonts w:ascii="Times New Roman" w:hAnsi="Times New Roman" w:cs="Times New Roman"/>
-          <w:sz w:val="24"/>
-          <w:szCs w:val="24"/>
-        </w:rPr>
-        <w:t xml:space="preserve">The business layer helps </w:t>
-      </w:r>
-      <w:proofErr w:type="spellStart"/>
-      <w:r>
-        <w:rPr>
-          <w:rFonts w:ascii="Times New Roman" w:hAnsi="Times New Roman" w:cs="Times New Roman"/>
-          <w:sz w:val="24"/>
-          <w:szCs w:val="24"/>
-        </w:rPr>
-        <w:t>organise</w:t>
-      </w:r>
-      <w:proofErr w:type="spellEnd"/>
-      <w:r>
-        <w:rPr>
-          <w:rFonts w:ascii="Times New Roman" w:hAnsi="Times New Roman" w:cs="Times New Roman"/>
-          <w:sz w:val="24"/>
-          <w:szCs w:val="24"/>
-        </w:rPr>
-        <w:t xml:space="preserve"> the application logic in a clear and structured way and improves the communication between the system layers.</w:t>
-      </w:r>
-    </w:p>
-    <w:p>
-      <w:pPr>
+      <w:r>
         <w:rPr>
           <w:rFonts w:ascii="Times New Roman" w:eastAsiaTheme="majorEastAsia" w:hAnsi="Times New Roman" w:cs="Times New Roman"/>
           <w:b/>
@@ -1005,7 +857,8 @@
           <w:sz w:val="26"/>
           <w:szCs w:val="26"/>
         </w:rPr>
-      </w:pPr>
+        <w:t xml:space="preserve"> </w:t>
+      </w:r>
       <w:r>
         <w:rPr>
           <w:rFonts w:ascii="Times New Roman" w:eastAsiaTheme="majorEastAsia" w:hAnsi="Times New Roman" w:cs="Times New Roman"/>
@@ -1014,11 +867,171 @@
           <w:color w:val="4F81BD" w:themeColor="accent1"/>
           <w:sz w:val="26"/>
           <w:szCs w:val="26"/>
-        </w:rPr>
-        <w:t xml:space="preserve">4.2 </w:t>
+          <w:highlight w:val="yellow"/>
+        </w:rPr>
+        <w:t>DONE</w:t>
+      </w:r>
+    </w:p>
+    <w:p>
+      <w:pPr>
+        <w:rPr>
+          <w:rFonts w:ascii="Times New Roman" w:hAnsi="Times New Roman" w:cs="Times New Roman"/>
+          <w:sz w:val="24"/>
+          <w:szCs w:val="24"/>
+        </w:rPr>
+      </w:pPr>
+      <w:r>
+        <w:rPr>
+          <w:rFonts w:ascii="Times New Roman" w:hAnsi="Times New Roman" w:cs="Times New Roman"/>
+          <w:sz w:val="24"/>
+          <w:szCs w:val="24"/>
+        </w:rPr>
+        <w:t>The business layer was developed using Enterprise Java Beans (EJB). This layer is responsible for processing the main logic of the application and connecting the presentation layer with the persistence layer.</w:t>
+      </w:r>
+    </w:p>
+    <w:p>
+      <w:pPr>
+        <w:rPr>
+          <w:rFonts w:ascii="Times New Roman" w:hAnsi="Times New Roman" w:cs="Times New Roman"/>
+          <w:sz w:val="24"/>
+          <w:szCs w:val="24"/>
+        </w:rPr>
+      </w:pPr>
+      <w:r>
+        <w:rPr>
+          <w:rFonts w:ascii="Times New Roman" w:hAnsi="Times New Roman" w:cs="Times New Roman"/>
+          <w:sz w:val="24"/>
+          <w:szCs w:val="24"/>
+        </w:rPr>
+        <w:t>The business layer handles important system operations such as customer registration, login validation, product management, stock control, and order processing. It also ensures that the application follows the required business rules before saving or retrieving information from the database.</w:t>
+      </w:r>
+    </w:p>
+    <w:p>
+      <w:pPr>
+        <w:rPr>
+          <w:rFonts w:ascii="Times New Roman" w:hAnsi="Times New Roman" w:cs="Times New Roman"/>
+          <w:sz w:val="24"/>
+          <w:szCs w:val="24"/>
+        </w:rPr>
+      </w:pPr>
+      <w:r>
+        <w:rPr>
+          <w:rFonts w:ascii="Times New Roman" w:hAnsi="Times New Roman" w:cs="Times New Roman"/>
+          <w:sz w:val="24"/>
+          <w:szCs w:val="24"/>
+        </w:rPr>
+        <w:t xml:space="preserve">Several EJB classes were implemented in this project, including </w:t>
       </w:r>
       <w:proofErr w:type="spellStart"/>
       <w:r>
+        <w:rPr>
+          <w:rFonts w:ascii="Times New Roman" w:hAnsi="Times New Roman" w:cs="Times New Roman"/>
+          <w:sz w:val="24"/>
+          <w:szCs w:val="24"/>
+        </w:rPr>
+        <w:t>CustomerBean</w:t>
+      </w:r>
+      <w:proofErr w:type="spellEnd"/>
+      <w:r>
+        <w:rPr>
+          <w:rFonts w:ascii="Times New Roman" w:hAnsi="Times New Roman" w:cs="Times New Roman"/>
+          <w:sz w:val="24"/>
+          <w:szCs w:val="24"/>
+        </w:rPr>
+        <w:t xml:space="preserve">, </w:t>
+      </w:r>
+      <w:proofErr w:type="spellStart"/>
+      <w:r>
+        <w:rPr>
+          <w:rFonts w:ascii="Times New Roman" w:hAnsi="Times New Roman" w:cs="Times New Roman"/>
+          <w:sz w:val="24"/>
+          <w:szCs w:val="24"/>
+        </w:rPr>
+        <w:t>OrderBean</w:t>
+      </w:r>
+      <w:proofErr w:type="spellEnd"/>
+      <w:r>
+        <w:rPr>
+          <w:rFonts w:ascii="Times New Roman" w:hAnsi="Times New Roman" w:cs="Times New Roman"/>
+          <w:sz w:val="24"/>
+          <w:szCs w:val="24"/>
+        </w:rPr>
+        <w:t xml:space="preserve">, and </w:t>
+      </w:r>
+      <w:proofErr w:type="spellStart"/>
+      <w:r>
+        <w:rPr>
+          <w:rFonts w:ascii="Times New Roman" w:hAnsi="Times New Roman" w:cs="Times New Roman"/>
+          <w:sz w:val="24"/>
+          <w:szCs w:val="24"/>
+        </w:rPr>
+        <w:t>ProductFacade</w:t>
+      </w:r>
+      <w:proofErr w:type="spellEnd"/>
+      <w:r>
+        <w:rPr>
+          <w:rFonts w:ascii="Times New Roman" w:hAnsi="Times New Roman" w:cs="Times New Roman"/>
+          <w:sz w:val="24"/>
+          <w:szCs w:val="24"/>
+        </w:rPr>
+        <w:t xml:space="preserve">. These classes interact with the persistence layer using JPA and </w:t>
+      </w:r>
+      <w:proofErr w:type="spellStart"/>
+      <w:r>
+        <w:rPr>
+          <w:rFonts w:ascii="Times New Roman" w:hAnsi="Times New Roman" w:cs="Times New Roman"/>
+          <w:sz w:val="24"/>
+          <w:szCs w:val="24"/>
+        </w:rPr>
+        <w:t>EntityManager</w:t>
+      </w:r>
+      <w:proofErr w:type="spellEnd"/>
+      <w:r>
+        <w:rPr>
+          <w:rFonts w:ascii="Times New Roman" w:hAnsi="Times New Roman" w:cs="Times New Roman"/>
+          <w:sz w:val="24"/>
+          <w:szCs w:val="24"/>
+        </w:rPr>
+        <w:t xml:space="preserve"> to manage customer, product, and order data stored in the MySQL database.</w:t>
+      </w:r>
+    </w:p>
+    <w:p>
+      <w:pPr>
+        <w:rPr>
+          <w:rFonts w:ascii="Times New Roman" w:hAnsi="Times New Roman" w:cs="Times New Roman"/>
+          <w:sz w:val="24"/>
+          <w:szCs w:val="24"/>
+        </w:rPr>
+      </w:pPr>
+      <w:r>
+        <w:rPr>
+          <w:rFonts w:ascii="Times New Roman" w:hAnsi="Times New Roman" w:cs="Times New Roman"/>
+          <w:sz w:val="24"/>
+          <w:szCs w:val="24"/>
+        </w:rPr>
+        <w:t xml:space="preserve">The business layer helps </w:t>
+      </w:r>
+      <w:proofErr w:type="spellStart"/>
+      <w:r>
+        <w:rPr>
+          <w:rFonts w:ascii="Times New Roman" w:hAnsi="Times New Roman" w:cs="Times New Roman"/>
+          <w:sz w:val="24"/>
+          <w:szCs w:val="24"/>
+        </w:rPr>
+        <w:t>organise</w:t>
+      </w:r>
+      <w:proofErr w:type="spellEnd"/>
+      <w:r>
+        <w:rPr>
+          <w:rFonts w:ascii="Times New Roman" w:hAnsi="Times New Roman" w:cs="Times New Roman"/>
+          <w:sz w:val="24"/>
+          <w:szCs w:val="24"/>
+        </w:rPr>
+        <w:t xml:space="preserve"> the application logic in a clear and structured way and improves the communication between the system layers.</w:t>
+      </w:r>
+    </w:p>
+    <w:p>
+      <w:pPr>
         <w:rPr>
           <w:rFonts w:ascii="Times New Roman" w:eastAsiaTheme="majorEastAsia" w:hAnsi="Times New Roman" w:cs="Times New Roman"/>
           <w:b/>
@@ -1027,91 +1040,8 @@
           <w:sz w:val="26"/>
           <w:szCs w:val="26"/>
         </w:rPr>
-        <w:t>CustomerBean</w:t>
-      </w:r>
-      <w:proofErr w:type="spellEnd"/>
-    </w:p>
-    <w:p>
-      <w:pPr>
-        <w:rPr>
-          <w:rFonts w:ascii="Times New Roman" w:hAnsi="Times New Roman" w:cs="Times New Roman"/>
-          <w:sz w:val="24"/>
-          <w:szCs w:val="24"/>
-        </w:rPr>
-      </w:pPr>
-      <w:r>
-        <w:rPr>
-          <w:rFonts w:ascii="Times New Roman" w:hAnsi="Times New Roman" w:cs="Times New Roman"/>
-          <w:sz w:val="24"/>
-          <w:szCs w:val="24"/>
-        </w:rPr>
-        <w:t xml:space="preserve">The </w:t>
-      </w:r>
-      <w:proofErr w:type="spellStart"/>
-      <w:r>
-        <w:rPr>
-          <w:rFonts w:ascii="Times New Roman" w:hAnsi="Times New Roman" w:cs="Times New Roman"/>
-          <w:sz w:val="24"/>
-          <w:szCs w:val="24"/>
-        </w:rPr>
-        <w:t>CustomerBean</w:t>
-      </w:r>
-      <w:proofErr w:type="spellEnd"/>
-      <w:r>
-        <w:rPr>
-          <w:rFonts w:ascii="Times New Roman" w:hAnsi="Times New Roman" w:cs="Times New Roman"/>
-          <w:sz w:val="24"/>
-          <w:szCs w:val="24"/>
-        </w:rPr>
-        <w:t xml:space="preserve"> class manages customer operations in the system. It is used for customer registration, login validation, customer search, and listing all registered customers.</w:t>
-      </w:r>
-    </w:p>
-    <w:p>
-      <w:pPr>
-        <w:rPr>
-          <w:rFonts w:ascii="Times New Roman" w:hAnsi="Times New Roman" w:cs="Times New Roman"/>
-          <w:sz w:val="24"/>
-          <w:szCs w:val="24"/>
-        </w:rPr>
-      </w:pPr>
-      <w:r>
-        <w:rPr>
-          <w:rFonts w:ascii="Times New Roman" w:hAnsi="Times New Roman" w:cs="Times New Roman"/>
-          <w:sz w:val="24"/>
-          <w:szCs w:val="24"/>
-        </w:rPr>
-        <w:t xml:space="preserve">This class checks if an email already exists before registering a new customer. It also validates the customer’s email and password during login. The class uses </w:t>
-      </w:r>
-      <w:proofErr w:type="spellStart"/>
-      <w:r>
-        <w:rPr>
-          <w:rFonts w:ascii="Times New Roman" w:hAnsi="Times New Roman" w:cs="Times New Roman"/>
-          <w:sz w:val="24"/>
-          <w:szCs w:val="24"/>
-        </w:rPr>
-        <w:t>EntityManager</w:t>
-      </w:r>
-      <w:proofErr w:type="spellEnd"/>
-      <w:r>
-        <w:rPr>
-          <w:rFonts w:ascii="Times New Roman" w:hAnsi="Times New Roman" w:cs="Times New Roman"/>
-          <w:sz w:val="24"/>
-          <w:szCs w:val="24"/>
-        </w:rPr>
-        <w:t xml:space="preserve"> and JPQL queries to connect with the database and manage customer information.</w:t>
-      </w:r>
-    </w:p>
-    <w:p>
-      <w:pPr>
-        <w:rPr>
-          <w:rFonts w:ascii="Times New Roman" w:hAnsi="Times New Roman" w:cs="Times New Roman"/>
-          <w:sz w:val="24"/>
-          <w:szCs w:val="24"/>
-        </w:rPr>
-      </w:pPr>
-    </w:p>
-    <w:p>
-      <w:pPr>
+      </w:pPr>
+      <w:r>
         <w:rPr>
           <w:rFonts w:ascii="Times New Roman" w:eastAsiaTheme="majorEastAsia" w:hAnsi="Times New Roman" w:cs="Times New Roman"/>
           <w:b/>
@@ -1120,7 +1050,9 @@
           <w:sz w:val="26"/>
           <w:szCs w:val="26"/>
         </w:rPr>
-      </w:pPr>
+        <w:t xml:space="preserve">4.2 </w:t>
+      </w:r>
+      <w:proofErr w:type="spellStart"/>
       <w:r>
         <w:rPr>
           <w:rFonts w:ascii="Times New Roman" w:eastAsiaTheme="majorEastAsia" w:hAnsi="Times New Roman" w:cs="Times New Roman"/>
@@ -1130,9 +1062,9 @@
           <w:sz w:val="26"/>
           <w:szCs w:val="26"/>
         </w:rPr>
-        <w:t xml:space="preserve">4.3 </w:t>
-      </w:r>
-      <w:proofErr w:type="spellStart"/>
+        <w:t>CustomerBean</w:t>
+      </w:r>
+      <w:proofErr w:type="spellEnd"/>
       <w:r>
         <w:rPr>
           <w:rFonts w:ascii="Times New Roman" w:eastAsiaTheme="majorEastAsia" w:hAnsi="Times New Roman" w:cs="Times New Roman"/>
@@ -1142,118 +1074,9 @@
           <w:sz w:val="26"/>
           <w:szCs w:val="26"/>
         </w:rPr>
-        <w:t>ProductFacade</w:t>
-      </w:r>
-      <w:proofErr w:type="spellEnd"/>
-    </w:p>
-    <w:p>
-      <w:pPr>
-        <w:rPr>
-          <w:rFonts w:ascii="Times New Roman" w:hAnsi="Times New Roman" w:cs="Times New Roman"/>
-          <w:sz w:val="24"/>
-          <w:szCs w:val="24"/>
-        </w:rPr>
-      </w:pPr>
-      <w:r>
-        <w:rPr>
-          <w:rFonts w:ascii="Times New Roman" w:hAnsi="Times New Roman" w:cs="Times New Roman"/>
-          <w:sz w:val="24"/>
-          <w:szCs w:val="24"/>
-        </w:rPr>
-        <w:t xml:space="preserve">The </w:t>
-      </w:r>
-      <w:proofErr w:type="spellStart"/>
-      <w:r>
-        <w:rPr>
-          <w:rFonts w:ascii="Times New Roman" w:hAnsi="Times New Roman" w:cs="Times New Roman"/>
-          <w:sz w:val="24"/>
-          <w:szCs w:val="24"/>
-        </w:rPr>
-        <w:t>ProductFacade</w:t>
-      </w:r>
-      <w:proofErr w:type="spellEnd"/>
-      <w:r>
-        <w:rPr>
-          <w:rFonts w:ascii="Times New Roman" w:hAnsi="Times New Roman" w:cs="Times New Roman"/>
-          <w:sz w:val="24"/>
-          <w:szCs w:val="24"/>
-        </w:rPr>
-        <w:t xml:space="preserve"> class manages product-related operations in the business layer. It is used to </w:t>
-      </w:r>
-      <w:proofErr w:type="gramStart"/>
-      <w:r>
-        <w:rPr>
-          <w:rFonts w:ascii="Times New Roman" w:hAnsi="Times New Roman" w:cs="Times New Roman"/>
-          <w:sz w:val="24"/>
-          <w:szCs w:val="24"/>
-        </w:rPr>
-        <w:t>search</w:t>
-      </w:r>
-      <w:proofErr w:type="gramEnd"/>
-      <w:r>
-        <w:rPr>
-          <w:rFonts w:ascii="Times New Roman" w:hAnsi="Times New Roman" w:cs="Times New Roman"/>
-          <w:sz w:val="24"/>
-          <w:szCs w:val="24"/>
-        </w:rPr>
-        <w:t xml:space="preserve"> products, list laptops and smartphones, and create new products.</w:t>
-      </w:r>
-    </w:p>
-    <w:p>
-      <w:pPr>
-        <w:rPr>
-          <w:rFonts w:ascii="Times New Roman" w:hAnsi="Times New Roman" w:cs="Times New Roman"/>
-          <w:sz w:val="24"/>
-          <w:szCs w:val="24"/>
-        </w:rPr>
-      </w:pPr>
-      <w:r>
-        <w:rPr>
-          <w:rFonts w:ascii="Times New Roman" w:hAnsi="Times New Roman" w:cs="Times New Roman"/>
-          <w:sz w:val="24"/>
-          <w:szCs w:val="24"/>
-        </w:rPr>
-        <w:t xml:space="preserve">This class also controls the product stock. When an order is created, it reduces </w:t>
-      </w:r>
-      <w:proofErr w:type="gramStart"/>
-      <w:r>
-        <w:rPr>
-          <w:rFonts w:ascii="Times New Roman" w:hAnsi="Times New Roman" w:cs="Times New Roman"/>
-          <w:sz w:val="24"/>
-          <w:szCs w:val="24"/>
-        </w:rPr>
-        <w:t>the stock</w:t>
-      </w:r>
-      <w:proofErr w:type="gramEnd"/>
-      <w:r>
-        <w:rPr>
-          <w:rFonts w:ascii="Times New Roman" w:hAnsi="Times New Roman" w:cs="Times New Roman"/>
-          <w:sz w:val="24"/>
-          <w:szCs w:val="24"/>
-        </w:rPr>
-        <w:t xml:space="preserve">. When an order is deleted, it restores </w:t>
-      </w:r>
-      <w:proofErr w:type="gramStart"/>
-      <w:r>
-        <w:rPr>
-          <w:rFonts w:ascii="Times New Roman" w:hAnsi="Times New Roman" w:cs="Times New Roman"/>
-          <w:sz w:val="24"/>
-          <w:szCs w:val="24"/>
-        </w:rPr>
-        <w:t>the stock</w:t>
-      </w:r>
-      <w:proofErr w:type="gramEnd"/>
-      <w:r>
-        <w:rPr>
-          <w:rFonts w:ascii="Times New Roman" w:hAnsi="Times New Roman" w:cs="Times New Roman"/>
-          <w:sz w:val="24"/>
-          <w:szCs w:val="24"/>
-        </w:rPr>
-        <w:t>. This helps keep the inventory updated correctly in the database.</w:t>
-      </w:r>
-    </w:p>
-    <w:p>
-      <w:pPr>
+        <w:t xml:space="preserve"> </w:t>
+      </w:r>
+      <w:r>
         <w:rPr>
           <w:rFonts w:ascii="Times New Roman" w:eastAsiaTheme="majorEastAsia" w:hAnsi="Times New Roman" w:cs="Times New Roman"/>
           <w:b/>
@@ -1261,9 +1084,92 @@
           <w:color w:val="4F81BD" w:themeColor="accent1"/>
           <w:sz w:val="26"/>
           <w:szCs w:val="26"/>
-        </w:rPr>
-      </w:pPr>
-      <w:r>
+          <w:highlight w:val="yellow"/>
+        </w:rPr>
+        <w:t>DONE</w:t>
+      </w:r>
+    </w:p>
+    <w:p>
+      <w:pPr>
+        <w:rPr>
+          <w:rFonts w:ascii="Times New Roman" w:hAnsi="Times New Roman" w:cs="Times New Roman"/>
+          <w:sz w:val="24"/>
+          <w:szCs w:val="24"/>
+        </w:rPr>
+      </w:pPr>
+      <w:r>
+        <w:rPr>
+          <w:rFonts w:ascii="Times New Roman" w:hAnsi="Times New Roman" w:cs="Times New Roman"/>
+          <w:sz w:val="24"/>
+          <w:szCs w:val="24"/>
+        </w:rPr>
+        <w:t xml:space="preserve">The </w:t>
+      </w:r>
+      <w:proofErr w:type="spellStart"/>
+      <w:r>
+        <w:rPr>
+          <w:rFonts w:ascii="Times New Roman" w:hAnsi="Times New Roman" w:cs="Times New Roman"/>
+          <w:sz w:val="24"/>
+          <w:szCs w:val="24"/>
+        </w:rPr>
+        <w:t>CustomerBean</w:t>
+      </w:r>
+      <w:proofErr w:type="spellEnd"/>
+      <w:r>
+        <w:rPr>
+          <w:rFonts w:ascii="Times New Roman" w:hAnsi="Times New Roman" w:cs="Times New Roman"/>
+          <w:sz w:val="24"/>
+          <w:szCs w:val="24"/>
+        </w:rPr>
+        <w:t xml:space="preserve"> class manages customer operations in the system. It is used for customer registration, login validation, customer search, and listing all registered customers.</w:t>
+      </w:r>
+    </w:p>
+    <w:p>
+      <w:pPr>
+        <w:rPr>
+          <w:rFonts w:ascii="Times New Roman" w:hAnsi="Times New Roman" w:cs="Times New Roman"/>
+          <w:sz w:val="24"/>
+          <w:szCs w:val="24"/>
+        </w:rPr>
+      </w:pPr>
+      <w:r>
+        <w:rPr>
+          <w:rFonts w:ascii="Times New Roman" w:hAnsi="Times New Roman" w:cs="Times New Roman"/>
+          <w:sz w:val="24"/>
+          <w:szCs w:val="24"/>
+        </w:rPr>
+        <w:t xml:space="preserve">This class checks if an email already exists before registering a new customer. It also validates the customer’s email and password during login. The class uses </w:t>
+      </w:r>
+      <w:proofErr w:type="spellStart"/>
+      <w:r>
+        <w:rPr>
+          <w:rFonts w:ascii="Times New Roman" w:hAnsi="Times New Roman" w:cs="Times New Roman"/>
+          <w:sz w:val="24"/>
+          <w:szCs w:val="24"/>
+        </w:rPr>
+        <w:t>EntityManager</w:t>
+      </w:r>
+      <w:proofErr w:type="spellEnd"/>
+      <w:r>
+        <w:rPr>
+          <w:rFonts w:ascii="Times New Roman" w:hAnsi="Times New Roman" w:cs="Times New Roman"/>
+          <w:sz w:val="24"/>
+          <w:szCs w:val="24"/>
+        </w:rPr>
+        <w:t xml:space="preserve"> and JPQL queries to connect with the database and manage customer information.</w:t>
+      </w:r>
+    </w:p>
+    <w:p>
+      <w:pPr>
+        <w:rPr>
+          <w:rFonts w:ascii="Times New Roman" w:hAnsi="Times New Roman" w:cs="Times New Roman"/>
+          <w:sz w:val="24"/>
+          <w:szCs w:val="24"/>
+        </w:rPr>
+      </w:pPr>
+    </w:p>
+    <w:p>
+      <w:pPr>
         <w:rPr>
           <w:rFonts w:ascii="Times New Roman" w:eastAsiaTheme="majorEastAsia" w:hAnsi="Times New Roman" w:cs="Times New Roman"/>
           <w:b/>
@@ -1272,9 +1178,7 @@
           <w:sz w:val="26"/>
           <w:szCs w:val="26"/>
         </w:rPr>
-        <w:t xml:space="preserve">4.4 </w:t>
-      </w:r>
-      <w:proofErr w:type="spellStart"/>
+      </w:pPr>
       <w:r>
         <w:rPr>
           <w:rFonts w:ascii="Times New Roman" w:eastAsiaTheme="majorEastAsia" w:hAnsi="Times New Roman" w:cs="Times New Roman"/>
@@ -1284,83 +1188,10 @@
           <w:sz w:val="26"/>
           <w:szCs w:val="26"/>
         </w:rPr>
-        <w:t>OrderBean</w:t>
-      </w:r>
-      <w:proofErr w:type="spellEnd"/>
-    </w:p>
-    <w:p>
-      <w:pPr>
-        <w:rPr>
-          <w:rFonts w:ascii="Times New Roman" w:hAnsi="Times New Roman" w:cs="Times New Roman"/>
-          <w:sz w:val="24"/>
-          <w:szCs w:val="24"/>
-        </w:rPr>
-      </w:pPr>
-      <w:r>
-        <w:rPr>
-          <w:rFonts w:ascii="Times New Roman" w:hAnsi="Times New Roman" w:cs="Times New Roman"/>
-          <w:sz w:val="24"/>
-          <w:szCs w:val="24"/>
-        </w:rPr>
-        <w:lastRenderedPageBreak/>
-        <w:t xml:space="preserve">The </w:t>
+        <w:t xml:space="preserve">4.3 </w:t>
       </w:r>
       <w:proofErr w:type="spellStart"/>
       <w:r>
-        <w:rPr>
-          <w:rFonts w:ascii="Times New Roman" w:hAnsi="Times New Roman" w:cs="Times New Roman"/>
-          <w:sz w:val="24"/>
-          <w:szCs w:val="24"/>
-        </w:rPr>
-        <w:t>OrderBean</w:t>
-      </w:r>
-      <w:proofErr w:type="spellEnd"/>
-      <w:r>
-        <w:rPr>
-          <w:rFonts w:ascii="Times New Roman" w:hAnsi="Times New Roman" w:cs="Times New Roman"/>
-          <w:sz w:val="24"/>
-          <w:szCs w:val="24"/>
-        </w:rPr>
-        <w:t xml:space="preserve"> class manages order operations in the system. It is responsible for creating orders, deleting orders, finding orders by ID, and listing all orders.</w:t>
-      </w:r>
-    </w:p>
-    <w:p>
-      <w:pPr>
-        <w:rPr>
-          <w:rFonts w:ascii="Times New Roman" w:hAnsi="Times New Roman" w:cs="Times New Roman"/>
-          <w:sz w:val="24"/>
-          <w:szCs w:val="24"/>
-        </w:rPr>
-      </w:pPr>
-      <w:r>
-        <w:rPr>
-          <w:rFonts w:ascii="Times New Roman" w:hAnsi="Times New Roman" w:cs="Times New Roman"/>
-          <w:sz w:val="24"/>
-          <w:szCs w:val="24"/>
-        </w:rPr>
-        <w:t xml:space="preserve">Before creating an order, this class checks if the selected product has enough stock. If stock is available, the order is saved in the </w:t>
-      </w:r>
-      <w:proofErr w:type="gramStart"/>
-      <w:r>
-        <w:rPr>
-          <w:rFonts w:ascii="Times New Roman" w:hAnsi="Times New Roman" w:cs="Times New Roman"/>
-          <w:sz w:val="24"/>
-          <w:szCs w:val="24"/>
-        </w:rPr>
-        <w:t>database</w:t>
-      </w:r>
-      <w:proofErr w:type="gramEnd"/>
-      <w:r>
-        <w:rPr>
-          <w:rFonts w:ascii="Times New Roman" w:hAnsi="Times New Roman" w:cs="Times New Roman"/>
-          <w:sz w:val="24"/>
-          <w:szCs w:val="24"/>
-        </w:rPr>
-        <w:t xml:space="preserve"> and the product stock is reduced. If an order is deleted, the stock is restored.</w:t>
-      </w:r>
-    </w:p>
-    <w:p>
-      <w:pPr>
         <w:rPr>
           <w:rFonts w:ascii="Times New Roman" w:eastAsiaTheme="majorEastAsia" w:hAnsi="Times New Roman" w:cs="Times New Roman"/>
           <w:b/>
@@ -1369,7 +1200,9 @@
           <w:sz w:val="26"/>
           <w:szCs w:val="26"/>
         </w:rPr>
-      </w:pPr>
+        <w:t>ProductFacade</w:t>
+      </w:r>
+      <w:proofErr w:type="spellEnd"/>
       <w:r>
         <w:rPr>
           <w:rFonts w:ascii="Times New Roman" w:eastAsiaTheme="majorEastAsia" w:hAnsi="Times New Roman" w:cs="Times New Roman"/>
@@ -1379,63 +1212,9 @@
           <w:sz w:val="26"/>
           <w:szCs w:val="26"/>
         </w:rPr>
-        <w:t>4.5 Business Rules Implemented</w:t>
-      </w:r>
-    </w:p>
-    <w:p>
-      <w:pPr>
-        <w:rPr>
-          <w:rFonts w:ascii="Times New Roman" w:hAnsi="Times New Roman" w:cs="Times New Roman"/>
-          <w:sz w:val="24"/>
-          <w:szCs w:val="24"/>
-        </w:rPr>
-      </w:pPr>
-      <w:r>
-        <w:rPr>
-          <w:rFonts w:ascii="Times New Roman" w:hAnsi="Times New Roman" w:cs="Times New Roman"/>
-          <w:sz w:val="24"/>
-          <w:szCs w:val="24"/>
-        </w:rPr>
-        <w:t xml:space="preserve">The business layer </w:t>
-      </w:r>
-      <w:proofErr w:type="gramStart"/>
-      <w:r>
-        <w:rPr>
-          <w:rFonts w:ascii="Times New Roman" w:hAnsi="Times New Roman" w:cs="Times New Roman"/>
-          <w:sz w:val="24"/>
-          <w:szCs w:val="24"/>
-        </w:rPr>
-        <w:t>applies</w:t>
-      </w:r>
-      <w:proofErr w:type="gramEnd"/>
-      <w:r>
-        <w:rPr>
-          <w:rFonts w:ascii="Times New Roman" w:hAnsi="Times New Roman" w:cs="Times New Roman"/>
-          <w:sz w:val="24"/>
-          <w:szCs w:val="24"/>
-        </w:rPr>
-        <w:t xml:space="preserve"> the main rules of the system before data is saved in the database. For example, a customer email must be checked before registration, login details must be validated, and product stock must be checked before creating an order.</w:t>
-      </w:r>
-    </w:p>
-    <w:p>
-      <w:pPr>
-        <w:rPr>
-          <w:rFonts w:ascii="Times New Roman" w:hAnsi="Times New Roman" w:cs="Times New Roman"/>
-          <w:sz w:val="24"/>
-          <w:szCs w:val="24"/>
-        </w:rPr>
-      </w:pPr>
-      <w:r>
-        <w:rPr>
-          <w:rFonts w:ascii="Times New Roman" w:hAnsi="Times New Roman" w:cs="Times New Roman"/>
-          <w:sz w:val="24"/>
-          <w:szCs w:val="24"/>
-        </w:rPr>
-        <w:t>The system also updates stock automatically. Stock is reduced when an order is created and restored when an order is deleted.</w:t>
-      </w:r>
-    </w:p>
-    <w:p>
-      <w:pPr>
+        <w:t xml:space="preserve"> </w:t>
+      </w:r>
+      <w:r>
         <w:rPr>
           <w:rFonts w:ascii="Times New Roman" w:eastAsiaTheme="majorEastAsia" w:hAnsi="Times New Roman" w:cs="Times New Roman"/>
           <w:b/>
@@ -1443,9 +1222,119 @@
           <w:color w:val="4F81BD" w:themeColor="accent1"/>
           <w:sz w:val="26"/>
           <w:szCs w:val="26"/>
-        </w:rPr>
-      </w:pPr>
-      <w:r>
+          <w:highlight w:val="yellow"/>
+        </w:rPr>
+        <w:t>DONE</w:t>
+      </w:r>
+    </w:p>
+    <w:p>
+      <w:pPr>
+        <w:rPr>
+          <w:rFonts w:ascii="Times New Roman" w:hAnsi="Times New Roman" w:cs="Times New Roman"/>
+          <w:sz w:val="24"/>
+          <w:szCs w:val="24"/>
+        </w:rPr>
+      </w:pPr>
+      <w:r>
+        <w:rPr>
+          <w:rFonts w:ascii="Times New Roman" w:hAnsi="Times New Roman" w:cs="Times New Roman"/>
+          <w:sz w:val="24"/>
+          <w:szCs w:val="24"/>
+        </w:rPr>
+        <w:t xml:space="preserve">The </w:t>
+      </w:r>
+      <w:proofErr w:type="spellStart"/>
+      <w:r>
+        <w:rPr>
+          <w:rFonts w:ascii="Times New Roman" w:hAnsi="Times New Roman" w:cs="Times New Roman"/>
+          <w:sz w:val="24"/>
+          <w:szCs w:val="24"/>
+        </w:rPr>
+        <w:t>ProductFacade</w:t>
+      </w:r>
+      <w:proofErr w:type="spellEnd"/>
+      <w:r>
+        <w:rPr>
+          <w:rFonts w:ascii="Times New Roman" w:hAnsi="Times New Roman" w:cs="Times New Roman"/>
+          <w:sz w:val="24"/>
+          <w:szCs w:val="24"/>
+        </w:rPr>
+        <w:t xml:space="preserve"> class manages product-related operations in the business layer. It is used to </w:t>
+      </w:r>
+      <w:proofErr w:type="gramStart"/>
+      <w:r>
+        <w:rPr>
+          <w:rFonts w:ascii="Times New Roman" w:hAnsi="Times New Roman" w:cs="Times New Roman"/>
+          <w:sz w:val="24"/>
+          <w:szCs w:val="24"/>
+        </w:rPr>
+        <w:t>search</w:t>
+      </w:r>
+      <w:proofErr w:type="gramEnd"/>
+      <w:r>
+        <w:rPr>
+          <w:rFonts w:ascii="Times New Roman" w:hAnsi="Times New Roman" w:cs="Times New Roman"/>
+          <w:sz w:val="24"/>
+          <w:szCs w:val="24"/>
+        </w:rPr>
+        <w:t xml:space="preserve"> products, list laptops and smartphones, and create new products.</w:t>
+      </w:r>
+    </w:p>
+    <w:p>
+      <w:pPr>
+        <w:rPr>
+          <w:rFonts w:ascii="Times New Roman" w:hAnsi="Times New Roman" w:cs="Times New Roman"/>
+          <w:sz w:val="24"/>
+          <w:szCs w:val="24"/>
+        </w:rPr>
+      </w:pPr>
+      <w:r>
+        <w:rPr>
+          <w:rFonts w:ascii="Times New Roman" w:hAnsi="Times New Roman" w:cs="Times New Roman"/>
+          <w:sz w:val="24"/>
+          <w:szCs w:val="24"/>
+        </w:rPr>
+        <w:t xml:space="preserve">This class also controls the product stock. When an order is created, it reduces </w:t>
+      </w:r>
+      <w:proofErr w:type="gramStart"/>
+      <w:r>
+        <w:rPr>
+          <w:rFonts w:ascii="Times New Roman" w:hAnsi="Times New Roman" w:cs="Times New Roman"/>
+          <w:sz w:val="24"/>
+          <w:szCs w:val="24"/>
+        </w:rPr>
+        <w:t>the stock</w:t>
+      </w:r>
+      <w:proofErr w:type="gramEnd"/>
+      <w:r>
+        <w:rPr>
+          <w:rFonts w:ascii="Times New Roman" w:hAnsi="Times New Roman" w:cs="Times New Roman"/>
+          <w:sz w:val="24"/>
+          <w:szCs w:val="24"/>
+        </w:rPr>
+        <w:t xml:space="preserve">. When an order is deleted, it restores </w:t>
+      </w:r>
+      <w:proofErr w:type="gramStart"/>
+      <w:r>
+        <w:rPr>
+          <w:rFonts w:ascii="Times New Roman" w:hAnsi="Times New Roman" w:cs="Times New Roman"/>
+          <w:sz w:val="24"/>
+          <w:szCs w:val="24"/>
+        </w:rPr>
+        <w:t>the stock</w:t>
+      </w:r>
+      <w:proofErr w:type="gramEnd"/>
+      <w:r>
+        <w:rPr>
+          <w:rFonts w:ascii="Times New Roman" w:hAnsi="Times New Roman" w:cs="Times New Roman"/>
+          <w:sz w:val="24"/>
+          <w:szCs w:val="24"/>
+        </w:rPr>
+        <w:t>. This helps keep the inventory updated correctly in the database.</w:t>
+      </w:r>
+    </w:p>
+    <w:p>
+      <w:pPr>
         <w:rPr>
           <w:rFonts w:ascii="Times New Roman" w:eastAsiaTheme="majorEastAsia" w:hAnsi="Times New Roman" w:cs="Times New Roman"/>
           <w:b/>
@@ -1454,99 +1343,8 @@
           <w:sz w:val="26"/>
           <w:szCs w:val="26"/>
         </w:rPr>
-        <w:t>4.6 Integration with Persistence Layer</w:t>
-      </w:r>
-    </w:p>
-    <w:p>
-      <w:pPr>
-        <w:rPr>
-          <w:rFonts w:ascii="Times New Roman" w:hAnsi="Times New Roman" w:cs="Times New Roman"/>
-          <w:sz w:val="24"/>
-          <w:szCs w:val="24"/>
-        </w:rPr>
-      </w:pPr>
-      <w:r>
-        <w:rPr>
-          <w:rFonts w:ascii="Times New Roman" w:hAnsi="Times New Roman" w:cs="Times New Roman"/>
-          <w:sz w:val="24"/>
-          <w:szCs w:val="24"/>
-        </w:rPr>
-        <w:t xml:space="preserve">The business layer communicates with the persistence layer using JPA and </w:t>
-      </w:r>
-      <w:proofErr w:type="spellStart"/>
-      <w:r>
-        <w:rPr>
-          <w:rFonts w:ascii="Times New Roman" w:hAnsi="Times New Roman" w:cs="Times New Roman"/>
-          <w:sz w:val="24"/>
-          <w:szCs w:val="24"/>
-        </w:rPr>
-        <w:t>EntityManager</w:t>
-      </w:r>
-      <w:proofErr w:type="spellEnd"/>
-      <w:r>
-        <w:rPr>
-          <w:rFonts w:ascii="Times New Roman" w:hAnsi="Times New Roman" w:cs="Times New Roman"/>
-          <w:sz w:val="24"/>
-          <w:szCs w:val="24"/>
-        </w:rPr>
-        <w:t>. The EJB classes use JPQL queries and database operations to store, update, retrieve, and delete information from the MySQL database.</w:t>
-      </w:r>
-    </w:p>
-    <w:p>
-      <w:pPr>
-        <w:rPr>
-          <w:rFonts w:ascii="Times New Roman" w:hAnsi="Times New Roman" w:cs="Times New Roman"/>
-          <w:sz w:val="24"/>
-          <w:szCs w:val="24"/>
-        </w:rPr>
-      </w:pPr>
-      <w:r>
-        <w:rPr>
-          <w:rFonts w:ascii="Times New Roman" w:hAnsi="Times New Roman" w:cs="Times New Roman"/>
-          <w:sz w:val="24"/>
-          <w:szCs w:val="24"/>
-        </w:rPr>
-        <w:t xml:space="preserve">This integration allows the system to manage </w:t>
-      </w:r>
-      <w:proofErr w:type="gramStart"/>
-      <w:r>
-        <w:rPr>
-          <w:rFonts w:ascii="Times New Roman" w:hAnsi="Times New Roman" w:cs="Times New Roman"/>
-          <w:sz w:val="24"/>
-          <w:szCs w:val="24"/>
-        </w:rPr>
-        <w:t>customer</w:t>
-      </w:r>
-      <w:proofErr w:type="gramEnd"/>
-      <w:r>
-        <w:rPr>
-          <w:rFonts w:ascii="Times New Roman" w:hAnsi="Times New Roman" w:cs="Times New Roman"/>
-          <w:sz w:val="24"/>
-          <w:szCs w:val="24"/>
-        </w:rPr>
-        <w:t xml:space="preserve">, </w:t>
-      </w:r>
-      <w:proofErr w:type="gramStart"/>
-      <w:r>
-        <w:rPr>
-          <w:rFonts w:ascii="Times New Roman" w:hAnsi="Times New Roman" w:cs="Times New Roman"/>
-          <w:sz w:val="24"/>
-          <w:szCs w:val="24"/>
-        </w:rPr>
-        <w:t>product</w:t>
-      </w:r>
-      <w:proofErr w:type="gramEnd"/>
-      <w:r>
-        <w:rPr>
-          <w:rFonts w:ascii="Times New Roman" w:hAnsi="Times New Roman" w:cs="Times New Roman"/>
-          <w:sz w:val="24"/>
-          <w:szCs w:val="24"/>
-        </w:rPr>
-        <w:t>, and order data correctly across the application.</w:t>
-      </w:r>
-    </w:p>
-    <w:p>
-      <w:pPr>
+      </w:pPr>
+      <w:r>
         <w:rPr>
           <w:rFonts w:ascii="Times New Roman" w:eastAsiaTheme="majorEastAsia" w:hAnsi="Times New Roman" w:cs="Times New Roman"/>
           <w:b/>
@@ -1555,10 +1353,10 @@
           <w:sz w:val="26"/>
           <w:szCs w:val="26"/>
         </w:rPr>
-      </w:pPr>
-    </w:p>
-    <w:p>
-      <w:pPr>
+        <w:t xml:space="preserve">4.4 </w:t>
+      </w:r>
+      <w:proofErr w:type="spellStart"/>
+      <w:r>
         <w:rPr>
           <w:rFonts w:ascii="Times New Roman" w:eastAsiaTheme="majorEastAsia" w:hAnsi="Times New Roman" w:cs="Times New Roman"/>
           <w:b/>
@@ -1567,7 +1365,9 @@
           <w:sz w:val="26"/>
           <w:szCs w:val="26"/>
         </w:rPr>
-      </w:pPr>
+        <w:t>OrderBean</w:t>
+      </w:r>
+      <w:proofErr w:type="spellEnd"/>
       <w:r>
         <w:rPr>
           <w:rFonts w:ascii="Times New Roman" w:eastAsiaTheme="majorEastAsia" w:hAnsi="Times New Roman" w:cs="Times New Roman"/>
@@ -1577,158 +1377,9 @@
           <w:sz w:val="26"/>
           <w:szCs w:val="26"/>
         </w:rPr>
-        <w:t>5. Persistence Layer (JPA and MySQL)</w:t>
-      </w:r>
-    </w:p>
-    <w:p>
-      <w:pPr>
-        <w:numPr>
-          <w:ilvl w:val="0"/>
-          <w:numId w:val="10"/>
-        </w:numPr>
-        <w:rPr>
-          <w:rFonts w:ascii="Times New Roman" w:hAnsi="Times New Roman" w:cs="Times New Roman"/>
-          <w:sz w:val="24"/>
-          <w:szCs w:val="24"/>
-        </w:rPr>
-      </w:pPr>
-      <w:r>
-        <w:rPr>
-          <w:rFonts w:ascii="Times New Roman" w:hAnsi="Times New Roman" w:cs="Times New Roman"/>
-          <w:sz w:val="24"/>
-          <w:szCs w:val="24"/>
-        </w:rPr>
-        <w:t xml:space="preserve">Entities </w:t>
-      </w:r>
-    </w:p>
-    <w:p>
-      <w:pPr>
-        <w:numPr>
-          <w:ilvl w:val="0"/>
-          <w:numId w:val="10"/>
-        </w:numPr>
-        <w:rPr>
-          <w:rFonts w:ascii="Times New Roman" w:hAnsi="Times New Roman" w:cs="Times New Roman"/>
-          <w:sz w:val="24"/>
-          <w:szCs w:val="24"/>
-        </w:rPr>
-      </w:pPr>
-      <w:r>
-        <w:rPr>
-          <w:rFonts w:ascii="Times New Roman" w:hAnsi="Times New Roman" w:cs="Times New Roman"/>
-          <w:sz w:val="24"/>
-          <w:szCs w:val="24"/>
-        </w:rPr>
-        <w:t xml:space="preserve">Database tables </w:t>
-      </w:r>
-    </w:p>
-    <w:p>
-      <w:pPr>
-        <w:numPr>
-          <w:ilvl w:val="0"/>
-          <w:numId w:val="10"/>
-        </w:numPr>
-        <w:rPr>
-          <w:rFonts w:ascii="Times New Roman" w:hAnsi="Times New Roman" w:cs="Times New Roman"/>
-          <w:sz w:val="24"/>
-          <w:szCs w:val="24"/>
-        </w:rPr>
-      </w:pPr>
-      <w:r>
-        <w:rPr>
-          <w:rFonts w:ascii="Times New Roman" w:hAnsi="Times New Roman" w:cs="Times New Roman"/>
-          <w:sz w:val="24"/>
-          <w:szCs w:val="24"/>
-        </w:rPr>
-        <w:t xml:space="preserve">Relationships </w:t>
-      </w:r>
-    </w:p>
-    <w:p>
-      <w:pPr>
-        <w:numPr>
-          <w:ilvl w:val="0"/>
-          <w:numId w:val="10"/>
-        </w:numPr>
-        <w:rPr>
-          <w:rFonts w:ascii="Times New Roman" w:hAnsi="Times New Roman" w:cs="Times New Roman"/>
-          <w:sz w:val="24"/>
-          <w:szCs w:val="24"/>
-        </w:rPr>
-      </w:pPr>
-      <w:r>
-        <w:rPr>
-          <w:rFonts w:ascii="Times New Roman" w:hAnsi="Times New Roman" w:cs="Times New Roman"/>
-          <w:sz w:val="24"/>
-          <w:szCs w:val="24"/>
-        </w:rPr>
-        <w:t xml:space="preserve">JPA annotations </w:t>
-      </w:r>
-    </w:p>
-    <w:p>
-      <w:pPr>
-        <w:numPr>
-          <w:ilvl w:val="0"/>
-          <w:numId w:val="10"/>
-        </w:numPr>
-        <w:rPr>
-          <w:rFonts w:ascii="Times New Roman" w:hAnsi="Times New Roman" w:cs="Times New Roman"/>
-          <w:sz w:val="24"/>
-          <w:szCs w:val="24"/>
-        </w:rPr>
-      </w:pPr>
-      <w:r>
-        <w:rPr>
-          <w:rFonts w:ascii="Times New Roman" w:hAnsi="Times New Roman" w:cs="Times New Roman"/>
-          <w:sz w:val="24"/>
-          <w:szCs w:val="24"/>
-        </w:rPr>
-        <w:t xml:space="preserve">CRUD operations </w:t>
-      </w:r>
-    </w:p>
-    <w:p>
-      <w:pPr>
-        <w:numPr>
-          <w:ilvl w:val="0"/>
-          <w:numId w:val="10"/>
-        </w:numPr>
-        <w:rPr>
-          <w:rFonts w:ascii="Times New Roman" w:hAnsi="Times New Roman" w:cs="Times New Roman"/>
-          <w:sz w:val="24"/>
-          <w:szCs w:val="24"/>
-        </w:rPr>
-      </w:pPr>
-      <w:r>
-        <w:rPr>
-          <w:rFonts w:ascii="Times New Roman" w:hAnsi="Times New Roman" w:cs="Times New Roman"/>
-          <w:sz w:val="24"/>
-          <w:szCs w:val="24"/>
-        </w:rPr>
-        <w:t xml:space="preserve">Inheritance strategy </w:t>
-      </w:r>
-    </w:p>
-    <w:p>
-      <w:pPr>
-        <w:numPr>
-          <w:ilvl w:val="0"/>
-          <w:numId w:val="10"/>
-        </w:numPr>
-        <w:rPr>
-          <w:rFonts w:ascii="Times New Roman" w:hAnsi="Times New Roman" w:cs="Times New Roman"/>
-          <w:sz w:val="24"/>
-          <w:szCs w:val="24"/>
-        </w:rPr>
-      </w:pPr>
-      <w:r>
-        <w:rPr>
-          <w:rFonts w:ascii="Times New Roman" w:hAnsi="Times New Roman" w:cs="Times New Roman"/>
-          <w:sz w:val="24"/>
-          <w:szCs w:val="24"/>
-        </w:rPr>
-        <w:t xml:space="preserve">JPQL queries </w:t>
-      </w:r>
-    </w:p>
-    <w:p>
-      <w:pPr>
+        <w:t xml:space="preserve"> </w:t>
+      </w:r>
+      <w:r>
         <w:rPr>
           <w:rFonts w:ascii="Times New Roman" w:eastAsiaTheme="majorEastAsia" w:hAnsi="Times New Roman" w:cs="Times New Roman"/>
           <w:b/>
@@ -1736,9 +1387,84 @@
           <w:color w:val="4F81BD" w:themeColor="accent1"/>
           <w:sz w:val="26"/>
           <w:szCs w:val="26"/>
-        </w:rPr>
-      </w:pPr>
-      <w:r>
+          <w:highlight w:val="yellow"/>
+        </w:rPr>
+        <w:t>DONE</w:t>
+      </w:r>
+    </w:p>
+    <w:p>
+      <w:pPr>
+        <w:rPr>
+          <w:rFonts w:ascii="Times New Roman" w:hAnsi="Times New Roman" w:cs="Times New Roman"/>
+          <w:sz w:val="24"/>
+          <w:szCs w:val="24"/>
+        </w:rPr>
+      </w:pPr>
+      <w:r>
+        <w:rPr>
+          <w:rFonts w:ascii="Times New Roman" w:hAnsi="Times New Roman" w:cs="Times New Roman"/>
+          <w:sz w:val="24"/>
+          <w:szCs w:val="24"/>
+        </w:rPr>
+        <w:lastRenderedPageBreak/>
+        <w:t xml:space="preserve">The </w:t>
+      </w:r>
+      <w:proofErr w:type="spellStart"/>
+      <w:r>
+        <w:rPr>
+          <w:rFonts w:ascii="Times New Roman" w:hAnsi="Times New Roman" w:cs="Times New Roman"/>
+          <w:sz w:val="24"/>
+          <w:szCs w:val="24"/>
+        </w:rPr>
+        <w:t>OrderBean</w:t>
+      </w:r>
+      <w:proofErr w:type="spellEnd"/>
+      <w:r>
+        <w:rPr>
+          <w:rFonts w:ascii="Times New Roman" w:hAnsi="Times New Roman" w:cs="Times New Roman"/>
+          <w:sz w:val="24"/>
+          <w:szCs w:val="24"/>
+        </w:rPr>
+        <w:t xml:space="preserve"> class manages order operations in the system. It is responsible for creating orders, deleting orders, finding orders by ID, and listing all orders.</w:t>
+      </w:r>
+    </w:p>
+    <w:p>
+      <w:pPr>
+        <w:rPr>
+          <w:rFonts w:ascii="Times New Roman" w:hAnsi="Times New Roman" w:cs="Times New Roman"/>
+          <w:sz w:val="24"/>
+          <w:szCs w:val="24"/>
+        </w:rPr>
+      </w:pPr>
+      <w:r>
+        <w:rPr>
+          <w:rFonts w:ascii="Times New Roman" w:hAnsi="Times New Roman" w:cs="Times New Roman"/>
+          <w:sz w:val="24"/>
+          <w:szCs w:val="24"/>
+        </w:rPr>
+        <w:t xml:space="preserve">Before creating an order, this class checks if the selected product has enough stock. If stock is available, the order is saved in the </w:t>
+      </w:r>
+      <w:proofErr w:type="gramStart"/>
+      <w:r>
+        <w:rPr>
+          <w:rFonts w:ascii="Times New Roman" w:hAnsi="Times New Roman" w:cs="Times New Roman"/>
+          <w:sz w:val="24"/>
+          <w:szCs w:val="24"/>
+        </w:rPr>
+        <w:t>database</w:t>
+      </w:r>
+      <w:proofErr w:type="gramEnd"/>
+      <w:r>
+        <w:rPr>
+          <w:rFonts w:ascii="Times New Roman" w:hAnsi="Times New Roman" w:cs="Times New Roman"/>
+          <w:sz w:val="24"/>
+          <w:szCs w:val="24"/>
+        </w:rPr>
+        <w:t xml:space="preserve"> and the product stock is reduced. If an order is deleted, the stock is restored.</w:t>
+      </w:r>
+    </w:p>
+    <w:p>
+      <w:pPr>
         <w:rPr>
           <w:rFonts w:ascii="Times New Roman" w:eastAsiaTheme="majorEastAsia" w:hAnsi="Times New Roman" w:cs="Times New Roman"/>
           <w:b/>
@@ -1747,11 +1473,8 @@
           <w:sz w:val="26"/>
           <w:szCs w:val="26"/>
         </w:rPr>
-        <w:t>6. System Functionality</w:t>
-      </w:r>
-    </w:p>
-    <w:p>
-      <w:pPr>
+      </w:pPr>
+      <w:r>
         <w:rPr>
           <w:rFonts w:ascii="Times New Roman" w:eastAsiaTheme="majorEastAsia" w:hAnsi="Times New Roman" w:cs="Times New Roman"/>
           <w:b/>
@@ -1760,7 +1483,8 @@
           <w:sz w:val="26"/>
           <w:szCs w:val="26"/>
         </w:rPr>
-      </w:pPr>
+        <w:t>4.5 Business Rules Implemented</w:t>
+      </w:r>
       <w:r>
         <w:rPr>
           <w:rFonts w:ascii="Times New Roman" w:eastAsiaTheme="majorEastAsia" w:hAnsi="Times New Roman" w:cs="Times New Roman"/>
@@ -1770,11 +1494,9 @@
           <w:sz w:val="26"/>
           <w:szCs w:val="26"/>
         </w:rPr>
-        <w:t>6.1 User Registration</w:t>
-      </w:r>
-    </w:p>
-    <w:p>
-      <w:pPr>
+        <w:t xml:space="preserve"> </w:t>
+      </w:r>
+      <w:r>
         <w:rPr>
           <w:rFonts w:ascii="Times New Roman" w:eastAsiaTheme="majorEastAsia" w:hAnsi="Times New Roman" w:cs="Times New Roman"/>
           <w:b/>
@@ -1782,9 +1504,65 @@
           <w:color w:val="4F81BD" w:themeColor="accent1"/>
           <w:sz w:val="26"/>
           <w:szCs w:val="26"/>
-        </w:rPr>
-      </w:pPr>
-      <w:r>
+          <w:highlight w:val="yellow"/>
+        </w:rPr>
+        <w:t>DONE</w:t>
+      </w:r>
+    </w:p>
+    <w:p>
+      <w:pPr>
+        <w:rPr>
+          <w:rFonts w:ascii="Times New Roman" w:hAnsi="Times New Roman" w:cs="Times New Roman"/>
+          <w:sz w:val="24"/>
+          <w:szCs w:val="24"/>
+        </w:rPr>
+      </w:pPr>
+      <w:r>
+        <w:rPr>
+          <w:rFonts w:ascii="Times New Roman" w:hAnsi="Times New Roman" w:cs="Times New Roman"/>
+          <w:sz w:val="24"/>
+          <w:szCs w:val="24"/>
+        </w:rPr>
+        <w:t xml:space="preserve">The business layer </w:t>
+      </w:r>
+      <w:proofErr w:type="gramStart"/>
+      <w:r>
+        <w:rPr>
+          <w:rFonts w:ascii="Times New Roman" w:hAnsi="Times New Roman" w:cs="Times New Roman"/>
+          <w:sz w:val="24"/>
+          <w:szCs w:val="24"/>
+        </w:rPr>
+        <w:t>applies</w:t>
+      </w:r>
+      <w:proofErr w:type="gramEnd"/>
+      <w:r>
+        <w:rPr>
+          <w:rFonts w:ascii="Times New Roman" w:hAnsi="Times New Roman" w:cs="Times New Roman"/>
+          <w:sz w:val="24"/>
+          <w:szCs w:val="24"/>
+        </w:rPr>
+        <w:t xml:space="preserve"> the main rules of the system before data is saved in the database. For example, a customer email must be checked before registration, login details must be validated, and product stock must be checked before creating an order.</w:t>
+      </w:r>
+    </w:p>
+    <w:p>
+      <w:pPr>
+        <w:rPr>
+          <w:rFonts w:ascii="Times New Roman" w:hAnsi="Times New Roman" w:cs="Times New Roman"/>
+          <w:sz w:val="24"/>
+          <w:szCs w:val="24"/>
+        </w:rPr>
+      </w:pPr>
+      <w:r>
+        <w:rPr>
+          <w:rFonts w:ascii="Times New Roman" w:hAnsi="Times New Roman" w:cs="Times New Roman"/>
+          <w:sz w:val="24"/>
+          <w:szCs w:val="24"/>
+        </w:rPr>
+        <w:t>The system also updates stock automatically. Stock is reduced when an order is created and restored when an order is deleted.</w:t>
+      </w:r>
+    </w:p>
+    <w:p>
+      <w:pPr>
         <w:rPr>
           <w:rFonts w:ascii="Times New Roman" w:eastAsiaTheme="majorEastAsia" w:hAnsi="Times New Roman" w:cs="Times New Roman"/>
           <w:b/>
@@ -1793,12 +1571,8 @@
           <w:sz w:val="26"/>
           <w:szCs w:val="26"/>
         </w:rPr>
-        <w:lastRenderedPageBreak/>
-        <w:t>6.2 Login and Account Recovery</w:t>
-      </w:r>
-    </w:p>
-    <w:p>
-      <w:pPr>
+      </w:pPr>
+      <w:r>
         <w:rPr>
           <w:rFonts w:ascii="Times New Roman" w:eastAsiaTheme="majorEastAsia" w:hAnsi="Times New Roman" w:cs="Times New Roman"/>
           <w:b/>
@@ -1807,7 +1581,8 @@
           <w:sz w:val="26"/>
           <w:szCs w:val="26"/>
         </w:rPr>
-      </w:pPr>
+        <w:t>4.6 Integration with Persistence Layer</w:t>
+      </w:r>
       <w:r>
         <w:rPr>
           <w:rFonts w:ascii="Times New Roman" w:eastAsiaTheme="majorEastAsia" w:hAnsi="Times New Roman" w:cs="Times New Roman"/>
@@ -1817,11 +1592,9 @@
           <w:sz w:val="26"/>
           <w:szCs w:val="26"/>
         </w:rPr>
-        <w:t>6.3 Product Management</w:t>
-      </w:r>
-    </w:p>
-    <w:p>
-      <w:pPr>
+        <w:t xml:space="preserve"> </w:t>
+      </w:r>
+      <w:r>
         <w:rPr>
           <w:rFonts w:ascii="Times New Roman" w:eastAsiaTheme="majorEastAsia" w:hAnsi="Times New Roman" w:cs="Times New Roman"/>
           <w:b/>
@@ -1829,9 +1602,101 @@
           <w:color w:val="4F81BD" w:themeColor="accent1"/>
           <w:sz w:val="26"/>
           <w:szCs w:val="26"/>
-        </w:rPr>
-      </w:pPr>
-      <w:r>
+          <w:highlight w:val="yellow"/>
+        </w:rPr>
+        <w:t>DONE</w:t>
+      </w:r>
+    </w:p>
+    <w:p>
+      <w:pPr>
+        <w:rPr>
+          <w:rFonts w:ascii="Times New Roman" w:hAnsi="Times New Roman" w:cs="Times New Roman"/>
+          <w:sz w:val="24"/>
+          <w:szCs w:val="24"/>
+        </w:rPr>
+      </w:pPr>
+      <w:r>
+        <w:rPr>
+          <w:rFonts w:ascii="Times New Roman" w:hAnsi="Times New Roman" w:cs="Times New Roman"/>
+          <w:sz w:val="24"/>
+          <w:szCs w:val="24"/>
+        </w:rPr>
+        <w:t xml:space="preserve">The business layer communicates with the persistence layer using JPA and </w:t>
+      </w:r>
+      <w:proofErr w:type="spellStart"/>
+      <w:r>
+        <w:rPr>
+          <w:rFonts w:ascii="Times New Roman" w:hAnsi="Times New Roman" w:cs="Times New Roman"/>
+          <w:sz w:val="24"/>
+          <w:szCs w:val="24"/>
+        </w:rPr>
+        <w:t>EntityManager</w:t>
+      </w:r>
+      <w:proofErr w:type="spellEnd"/>
+      <w:r>
+        <w:rPr>
+          <w:rFonts w:ascii="Times New Roman" w:hAnsi="Times New Roman" w:cs="Times New Roman"/>
+          <w:sz w:val="24"/>
+          <w:szCs w:val="24"/>
+        </w:rPr>
+        <w:t>. The EJB classes use JPQL queries and database operations to store, update, retrieve, and delete information from the MySQL database.</w:t>
+      </w:r>
+    </w:p>
+    <w:p>
+      <w:pPr>
+        <w:rPr>
+          <w:rFonts w:ascii="Times New Roman" w:hAnsi="Times New Roman" w:cs="Times New Roman"/>
+          <w:sz w:val="24"/>
+          <w:szCs w:val="24"/>
+        </w:rPr>
+      </w:pPr>
+      <w:r>
+        <w:rPr>
+          <w:rFonts w:ascii="Times New Roman" w:hAnsi="Times New Roman" w:cs="Times New Roman"/>
+          <w:sz w:val="24"/>
+          <w:szCs w:val="24"/>
+        </w:rPr>
+        <w:t xml:space="preserve">This integration allows the system to manage </w:t>
+      </w:r>
+      <w:proofErr w:type="gramStart"/>
+      <w:r>
+        <w:rPr>
+          <w:rFonts w:ascii="Times New Roman" w:hAnsi="Times New Roman" w:cs="Times New Roman"/>
+          <w:sz w:val="24"/>
+          <w:szCs w:val="24"/>
+        </w:rPr>
+        <w:t>customer</w:t>
+      </w:r>
+      <w:proofErr w:type="gramEnd"/>
+      <w:r>
+        <w:rPr>
+          <w:rFonts w:ascii="Times New Roman" w:hAnsi="Times New Roman" w:cs="Times New Roman"/>
+          <w:sz w:val="24"/>
+          <w:szCs w:val="24"/>
+        </w:rPr>
+        <w:t xml:space="preserve">, </w:t>
+      </w:r>
+      <w:proofErr w:type="gramStart"/>
+      <w:r>
+        <w:rPr>
+          <w:rFonts w:ascii="Times New Roman" w:hAnsi="Times New Roman" w:cs="Times New Roman"/>
+          <w:sz w:val="24"/>
+          <w:szCs w:val="24"/>
+        </w:rPr>
+        <w:t>product</w:t>
+      </w:r>
+      <w:proofErr w:type="gramEnd"/>
+      <w:r>
+        <w:rPr>
+          <w:rFonts w:ascii="Times New Roman" w:hAnsi="Times New Roman" w:cs="Times New Roman"/>
+          <w:sz w:val="24"/>
+          <w:szCs w:val="24"/>
+        </w:rPr>
+        <w:t>, and order data correctly across the application.</w:t>
+      </w:r>
+    </w:p>
+    <w:p>
+      <w:pPr>
         <w:rPr>
           <w:rFonts w:ascii="Times New Roman" w:eastAsiaTheme="majorEastAsia" w:hAnsi="Times New Roman" w:cs="Times New Roman"/>
           <w:b/>
@@ -1840,8 +1705,7 @@
           <w:sz w:val="26"/>
           <w:szCs w:val="26"/>
         </w:rPr>
-        <w:t>6.4 Customer Management</w:t>
-      </w:r>
+      </w:pPr>
     </w:p>
     <w:p>
       <w:pPr>
@@ -1863,11 +1727,15 @@
           <w:sz w:val="26"/>
           <w:szCs w:val="26"/>
         </w:rPr>
-        <w:t>6.5 Order Management</w:t>
+        <w:t>5. Persistence Layer (JPA and MySQL)</w:t>
       </w:r>
     </w:p>
     <w:p>
       <w:pPr>
+        <w:numPr>
+          <w:ilvl w:val="0"/>
+          <w:numId w:val="10"/>
+        </w:numPr>
         <w:rPr>
           <w:rFonts w:ascii="Times New Roman" w:hAnsi="Times New Roman" w:cs="Times New Roman"/>
           <w:sz w:val="24"/>
@@ -1880,11 +1748,15 @@
           <w:sz w:val="24"/>
           <w:szCs w:val="24"/>
         </w:rPr>
-        <w:t>The system allows users to create, search, and delete orders. When a new order is created, the system checks if enough product stock is available before saving the order.</w:t>
+        <w:t xml:space="preserve">Entities </w:t>
       </w:r>
     </w:p>
     <w:p>
       <w:pPr>
+        <w:numPr>
+          <w:ilvl w:val="0"/>
+          <w:numId w:val="10"/>
+        </w:numPr>
         <w:rPr>
           <w:rFonts w:ascii="Times New Roman" w:hAnsi="Times New Roman" w:cs="Times New Roman"/>
           <w:sz w:val="24"/>
@@ -1897,59 +1769,113 @@
           <w:sz w:val="24"/>
           <w:szCs w:val="24"/>
         </w:rPr>
-        <w:t>After the order is completed, the stock quantity is reduced automatically. If an order is deleted, the stock is restored again. This helps maintain accurate inventory management in the system.</w:t>
+        <w:t xml:space="preserve">Database tables </w:t>
       </w:r>
     </w:p>
     <w:p>
       <w:pPr>
+        <w:numPr>
+          <w:ilvl w:val="0"/>
+          <w:numId w:val="10"/>
+        </w:numPr>
         <w:rPr>
           <w:rFonts w:ascii="Times New Roman" w:hAnsi="Times New Roman" w:cs="Times New Roman"/>
           <w:sz w:val="24"/>
           <w:szCs w:val="24"/>
         </w:rPr>
       </w:pPr>
+      <w:r>
+        <w:rPr>
+          <w:rFonts w:ascii="Times New Roman" w:hAnsi="Times New Roman" w:cs="Times New Roman"/>
+          <w:sz w:val="24"/>
+          <w:szCs w:val="24"/>
+        </w:rPr>
+        <w:t xml:space="preserve">Relationships </w:t>
+      </w:r>
     </w:p>
     <w:p>
       <w:pPr>
-        <w:pStyle w:val="Heading2"/>
-      </w:pPr>
-      <w:r>
-        <w:t>7. Testing and Results</w:t>
+        <w:numPr>
+          <w:ilvl w:val="0"/>
+          <w:numId w:val="10"/>
+        </w:numPr>
+        <w:rPr>
+          <w:rFonts w:ascii="Times New Roman" w:hAnsi="Times New Roman" w:cs="Times New Roman"/>
+          <w:sz w:val="24"/>
+          <w:szCs w:val="24"/>
+        </w:rPr>
+      </w:pPr>
+      <w:r>
+        <w:rPr>
+          <w:rFonts w:ascii="Times New Roman" w:hAnsi="Times New Roman" w:cs="Times New Roman"/>
+          <w:sz w:val="24"/>
+          <w:szCs w:val="24"/>
+        </w:rPr>
+        <w:t xml:space="preserve">JPA annotations </w:t>
       </w:r>
     </w:p>
     <w:p>
       <w:pPr>
-        <w:pStyle w:val="NormalWeb"/>
-      </w:pPr>
-      <w:r>
-        <w:t>Several tests were performed to verify that the business layer worked correctly. The team tested customer registration, login validation, product stock updates, order creation, and order deletion.</w:t>
+        <w:numPr>
+          <w:ilvl w:val="0"/>
+          <w:numId w:val="10"/>
+        </w:numPr>
+        <w:rPr>
+          <w:rFonts w:ascii="Times New Roman" w:hAnsi="Times New Roman" w:cs="Times New Roman"/>
+          <w:sz w:val="24"/>
+          <w:szCs w:val="24"/>
+        </w:rPr>
+      </w:pPr>
+      <w:r>
+        <w:rPr>
+          <w:rFonts w:ascii="Times New Roman" w:hAnsi="Times New Roman" w:cs="Times New Roman"/>
+          <w:sz w:val="24"/>
+          <w:szCs w:val="24"/>
+        </w:rPr>
+        <w:t xml:space="preserve">CRUD operations </w:t>
       </w:r>
     </w:p>
     <w:p>
       <w:pPr>
-        <w:pStyle w:val="NormalWeb"/>
-      </w:pPr>
-      <w:r>
-        <w:t>The results showed that the system correctly validated customer information, reduced stock after creating orders, and restored stock after deleting orders. The EJB classes communicated successfully with the database through the persistence layer.</w:t>
+        <w:numPr>
+          <w:ilvl w:val="0"/>
+          <w:numId w:val="10"/>
+        </w:numPr>
+        <w:rPr>
+          <w:rFonts w:ascii="Times New Roman" w:hAnsi="Times New Roman" w:cs="Times New Roman"/>
+          <w:sz w:val="24"/>
+          <w:szCs w:val="24"/>
+        </w:rPr>
+      </w:pPr>
+      <w:r>
+        <w:rPr>
+          <w:rFonts w:ascii="Times New Roman" w:hAnsi="Times New Roman" w:cs="Times New Roman"/>
+          <w:sz w:val="24"/>
+          <w:szCs w:val="24"/>
+        </w:rPr>
+        <w:t xml:space="preserve">Inheritance strategy </w:t>
       </w:r>
     </w:p>
     <w:p>
       <w:pPr>
+        <w:numPr>
+          <w:ilvl w:val="0"/>
+          <w:numId w:val="10"/>
+        </w:numPr>
         <w:rPr>
           <w:rFonts w:ascii="Times New Roman" w:hAnsi="Times New Roman" w:cs="Times New Roman"/>
           <w:sz w:val="24"/>
           <w:szCs w:val="24"/>
         </w:rPr>
       </w:pPr>
-    </w:p>
-    <w:p>
-      <w:pPr>
+      <w:r>
         <w:rPr>
           <w:rFonts w:ascii="Times New Roman" w:hAnsi="Times New Roman" w:cs="Times New Roman"/>
           <w:sz w:val="24"/>
           <w:szCs w:val="24"/>
         </w:rPr>
-      </w:pPr>
+        <w:t xml:space="preserve">JPQL queries </w:t>
+      </w:r>
     </w:p>
     <w:p>
       <w:pPr>
@@ -1971,87 +1897,8 @@
           <w:sz w:val="26"/>
           <w:szCs w:val="26"/>
         </w:rPr>
-        <w:t>8. Technical Problems and Solutions</w:t>
-      </w:r>
-    </w:p>
-    <w:p>
-      <w:pPr>
-        <w:rPr>
-          <w:rFonts w:ascii="Times New Roman" w:hAnsi="Times New Roman" w:cs="Times New Roman"/>
-          <w:sz w:val="24"/>
-          <w:szCs w:val="24"/>
-        </w:rPr>
-      </w:pPr>
-      <w:r>
-        <w:rPr>
-          <w:rFonts w:ascii="Times New Roman" w:hAnsi="Times New Roman" w:cs="Times New Roman"/>
-          <w:sz w:val="24"/>
-          <w:szCs w:val="24"/>
-        </w:rPr>
-        <w:t xml:space="preserve">One technical problem during development was updating the product stock correctly after creating or deleting an order. In some tests, the stock value was not </w:t>
-      </w:r>
-      <w:proofErr w:type="gramStart"/>
-      <w:r>
-        <w:rPr>
-          <w:rFonts w:ascii="Times New Roman" w:hAnsi="Times New Roman" w:cs="Times New Roman"/>
-          <w:sz w:val="24"/>
-          <w:szCs w:val="24"/>
-        </w:rPr>
-        <w:t>updating</w:t>
-      </w:r>
-      <w:proofErr w:type="gramEnd"/>
-      <w:r>
-        <w:rPr>
-          <w:rFonts w:ascii="Times New Roman" w:hAnsi="Times New Roman" w:cs="Times New Roman"/>
-          <w:sz w:val="24"/>
-          <w:szCs w:val="24"/>
-        </w:rPr>
-        <w:t xml:space="preserve"> properly in the database.</w:t>
-      </w:r>
-    </w:p>
-    <w:p>
-      <w:pPr>
-        <w:rPr>
-          <w:rFonts w:ascii="Times New Roman" w:hAnsi="Times New Roman" w:cs="Times New Roman"/>
-          <w:sz w:val="24"/>
-          <w:szCs w:val="24"/>
-        </w:rPr>
-      </w:pPr>
-      <w:r>
-        <w:rPr>
-          <w:rFonts w:ascii="Times New Roman" w:hAnsi="Times New Roman" w:cs="Times New Roman"/>
-          <w:sz w:val="24"/>
-          <w:szCs w:val="24"/>
-        </w:rPr>
-        <w:t xml:space="preserve">The problem was solved by using </w:t>
-      </w:r>
-      <w:proofErr w:type="spellStart"/>
-      <w:r>
-        <w:rPr>
-          <w:rFonts w:ascii="Times New Roman" w:hAnsi="Times New Roman" w:cs="Times New Roman"/>
-          <w:sz w:val="24"/>
-          <w:szCs w:val="24"/>
-        </w:rPr>
-        <w:t>EntityManager</w:t>
-      </w:r>
-      <w:proofErr w:type="spellEnd"/>
-      <w:r>
-        <w:rPr>
-          <w:rFonts w:ascii="Times New Roman" w:hAnsi="Times New Roman" w:cs="Times New Roman"/>
-          <w:sz w:val="24"/>
-          <w:szCs w:val="24"/>
-        </w:rPr>
-        <w:t xml:space="preserve"> and the merge() method correctly inside the EJB classes. After this solution, the system updated the stock values correctly when orders were created or removed.</w:t>
-      </w:r>
-    </w:p>
-    <w:p>
-      <w:pPr>
-        <w:rPr>
-          <w:rFonts w:ascii="Times New Roman" w:hAnsi="Times New Roman" w:cs="Times New Roman"/>
-          <w:sz w:val="24"/>
-          <w:szCs w:val="24"/>
-        </w:rPr>
-      </w:pPr>
+        <w:t>6. System Functionality</w:t>
+      </w:r>
     </w:p>
     <w:p>
       <w:pPr>
@@ -2073,7 +1920,400 @@
           <w:sz w:val="26"/>
           <w:szCs w:val="26"/>
         </w:rPr>
+        <w:t>6.1 User Registration</w:t>
+      </w:r>
+    </w:p>
+    <w:p>
+      <w:pPr>
+        <w:rPr>
+          <w:rFonts w:ascii="Times New Roman" w:eastAsiaTheme="majorEastAsia" w:hAnsi="Times New Roman" w:cs="Times New Roman"/>
+          <w:b/>
+          <w:bCs/>
+          <w:color w:val="4F81BD" w:themeColor="accent1"/>
+          <w:sz w:val="26"/>
+          <w:szCs w:val="26"/>
+        </w:rPr>
+      </w:pPr>
+      <w:r>
+        <w:rPr>
+          <w:rFonts w:ascii="Times New Roman" w:eastAsiaTheme="majorEastAsia" w:hAnsi="Times New Roman" w:cs="Times New Roman"/>
+          <w:b/>
+          <w:bCs/>
+          <w:color w:val="4F81BD" w:themeColor="accent1"/>
+          <w:sz w:val="26"/>
+          <w:szCs w:val="26"/>
+        </w:rPr>
+        <w:lastRenderedPageBreak/>
+        <w:t>6.2 Login and Account Recovery</w:t>
+      </w:r>
+    </w:p>
+    <w:p>
+      <w:pPr>
+        <w:rPr>
+          <w:rFonts w:ascii="Times New Roman" w:eastAsiaTheme="majorEastAsia" w:hAnsi="Times New Roman" w:cs="Times New Roman"/>
+          <w:b/>
+          <w:bCs/>
+          <w:color w:val="4F81BD" w:themeColor="accent1"/>
+          <w:sz w:val="26"/>
+          <w:szCs w:val="26"/>
+        </w:rPr>
+      </w:pPr>
+      <w:r>
+        <w:rPr>
+          <w:rFonts w:ascii="Times New Roman" w:eastAsiaTheme="majorEastAsia" w:hAnsi="Times New Roman" w:cs="Times New Roman"/>
+          <w:b/>
+          <w:bCs/>
+          <w:color w:val="4F81BD" w:themeColor="accent1"/>
+          <w:sz w:val="26"/>
+          <w:szCs w:val="26"/>
+        </w:rPr>
+        <w:t>6.3 Product Management</w:t>
+      </w:r>
+    </w:p>
+    <w:p>
+      <w:pPr>
+        <w:rPr>
+          <w:rFonts w:ascii="Times New Roman" w:eastAsiaTheme="majorEastAsia" w:hAnsi="Times New Roman" w:cs="Times New Roman"/>
+          <w:b/>
+          <w:bCs/>
+          <w:color w:val="4F81BD" w:themeColor="accent1"/>
+          <w:sz w:val="26"/>
+          <w:szCs w:val="26"/>
+        </w:rPr>
+      </w:pPr>
+      <w:r>
+        <w:rPr>
+          <w:rFonts w:ascii="Times New Roman" w:eastAsiaTheme="majorEastAsia" w:hAnsi="Times New Roman" w:cs="Times New Roman"/>
+          <w:b/>
+          <w:bCs/>
+          <w:color w:val="4F81BD" w:themeColor="accent1"/>
+          <w:sz w:val="26"/>
+          <w:szCs w:val="26"/>
+        </w:rPr>
+        <w:t>6.4 Customer Management</w:t>
+      </w:r>
+    </w:p>
+    <w:p>
+      <w:pPr>
+        <w:rPr>
+          <w:rFonts w:ascii="Times New Roman" w:eastAsiaTheme="majorEastAsia" w:hAnsi="Times New Roman" w:cs="Times New Roman"/>
+          <w:b/>
+          <w:bCs/>
+          <w:color w:val="4F81BD" w:themeColor="accent1"/>
+          <w:sz w:val="26"/>
+          <w:szCs w:val="26"/>
+        </w:rPr>
+      </w:pPr>
+      <w:r>
+        <w:rPr>
+          <w:rFonts w:ascii="Times New Roman" w:eastAsiaTheme="majorEastAsia" w:hAnsi="Times New Roman" w:cs="Times New Roman"/>
+          <w:b/>
+          <w:bCs/>
+          <w:color w:val="4F81BD" w:themeColor="accent1"/>
+          <w:sz w:val="26"/>
+          <w:szCs w:val="26"/>
+        </w:rPr>
+        <w:t>6.5 Order Management</w:t>
+      </w:r>
+      <w:r>
+        <w:rPr>
+          <w:rFonts w:ascii="Times New Roman" w:eastAsiaTheme="majorEastAsia" w:hAnsi="Times New Roman" w:cs="Times New Roman"/>
+          <w:b/>
+          <w:bCs/>
+          <w:color w:val="4F81BD" w:themeColor="accent1"/>
+          <w:sz w:val="26"/>
+          <w:szCs w:val="26"/>
+        </w:rPr>
+        <w:t xml:space="preserve"> </w:t>
+      </w:r>
+      <w:r>
+        <w:rPr>
+          <w:rFonts w:ascii="Times New Roman" w:eastAsiaTheme="majorEastAsia" w:hAnsi="Times New Roman" w:cs="Times New Roman"/>
+          <w:b/>
+          <w:bCs/>
+          <w:color w:val="4F81BD" w:themeColor="accent1"/>
+          <w:sz w:val="26"/>
+          <w:szCs w:val="26"/>
+          <w:highlight w:val="yellow"/>
+        </w:rPr>
+        <w:t>DONE</w:t>
+      </w:r>
+    </w:p>
+    <w:p>
+      <w:pPr>
+        <w:rPr>
+          <w:rFonts w:ascii="Times New Roman" w:hAnsi="Times New Roman" w:cs="Times New Roman"/>
+          <w:sz w:val="24"/>
+          <w:szCs w:val="24"/>
+        </w:rPr>
+      </w:pPr>
+      <w:r>
+        <w:rPr>
+          <w:rFonts w:ascii="Times New Roman" w:hAnsi="Times New Roman" w:cs="Times New Roman"/>
+          <w:sz w:val="24"/>
+          <w:szCs w:val="24"/>
+        </w:rPr>
+        <w:t>The system allows users to create, search, and delete orders. When a new order is created, the system checks if enough product stock is available before saving the order.</w:t>
+      </w:r>
+    </w:p>
+    <w:p>
+      <w:pPr>
+        <w:rPr>
+          <w:rFonts w:ascii="Times New Roman" w:hAnsi="Times New Roman" w:cs="Times New Roman"/>
+          <w:sz w:val="24"/>
+          <w:szCs w:val="24"/>
+        </w:rPr>
+      </w:pPr>
+      <w:r>
+        <w:rPr>
+          <w:rFonts w:ascii="Times New Roman" w:hAnsi="Times New Roman" w:cs="Times New Roman"/>
+          <w:sz w:val="24"/>
+          <w:szCs w:val="24"/>
+        </w:rPr>
+        <w:t>After the order is completed, the stock quantity is reduced automatically. If an order is deleted, the stock is restored again. This helps maintain accurate inventory management in the system.</w:t>
+      </w:r>
+    </w:p>
+    <w:p>
+      <w:pPr>
+        <w:rPr>
+          <w:rFonts w:ascii="Times New Roman" w:hAnsi="Times New Roman" w:cs="Times New Roman"/>
+          <w:sz w:val="24"/>
+          <w:szCs w:val="24"/>
+        </w:rPr>
+      </w:pPr>
+    </w:p>
+    <w:p>
+      <w:pPr>
+        <w:pStyle w:val="Heading2"/>
+        <w:rPr>
+          <w:rFonts w:ascii="Times New Roman" w:hAnsi="Times New Roman" w:cs="Times New Roman"/>
+        </w:rPr>
+      </w:pPr>
+      <w:r>
+        <w:rPr>
+          <w:rFonts w:ascii="Times New Roman" w:hAnsi="Times New Roman" w:cs="Times New Roman"/>
+        </w:rPr>
+        <w:t>7. Testing and Results</w:t>
+      </w:r>
+      <w:r>
+        <w:rPr>
+          <w:rFonts w:ascii="Times New Roman" w:hAnsi="Times New Roman" w:cs="Times New Roman"/>
+        </w:rPr>
+        <w:t xml:space="preserve"> </w:t>
+      </w:r>
+      <w:r>
+        <w:rPr>
+          <w:rFonts w:ascii="Times New Roman" w:hAnsi="Times New Roman" w:cs="Times New Roman"/>
+          <w:b w:val="0"/>
+          <w:bCs w:val="0"/>
+          <w:highlight w:val="yellow"/>
+        </w:rPr>
+        <w:t>DONE</w:t>
+      </w:r>
+    </w:p>
+    <w:p>
+      <w:pPr>
+        <w:pStyle w:val="NormalWeb"/>
+      </w:pPr>
+      <w:r>
+        <w:t>Several tests were performed to verify that the business layer worked correctly. The team tested customer registration, login validation, product stock updates, order creation, and order deletion.</w:t>
+      </w:r>
+    </w:p>
+    <w:p>
+      <w:pPr>
+        <w:pStyle w:val="NormalWeb"/>
+      </w:pPr>
+      <w:r>
+        <w:t>The results showed that the system correctly validated customer information, reduced stock after creating orders, and restored stock after deleting orders. The EJB classes communicated successfully with the database through the persistence layer.</w:t>
+      </w:r>
+    </w:p>
+    <w:p>
+      <w:pPr>
+        <w:rPr>
+          <w:rFonts w:ascii="Times New Roman" w:hAnsi="Times New Roman" w:cs="Times New Roman"/>
+          <w:sz w:val="24"/>
+          <w:szCs w:val="24"/>
+        </w:rPr>
+      </w:pPr>
+    </w:p>
+    <w:p>
+      <w:pPr>
+        <w:rPr>
+          <w:rFonts w:ascii="Times New Roman" w:hAnsi="Times New Roman" w:cs="Times New Roman"/>
+          <w:sz w:val="24"/>
+          <w:szCs w:val="24"/>
+        </w:rPr>
+      </w:pPr>
+    </w:p>
+    <w:p>
+      <w:pPr>
+        <w:rPr>
+          <w:rFonts w:ascii="Times New Roman" w:eastAsiaTheme="majorEastAsia" w:hAnsi="Times New Roman" w:cs="Times New Roman"/>
+          <w:b/>
+          <w:bCs/>
+          <w:color w:val="4F81BD" w:themeColor="accent1"/>
+          <w:sz w:val="26"/>
+          <w:szCs w:val="26"/>
+        </w:rPr>
+      </w:pPr>
+      <w:r>
+        <w:rPr>
+          <w:rFonts w:ascii="Times New Roman" w:eastAsiaTheme="majorEastAsia" w:hAnsi="Times New Roman" w:cs="Times New Roman"/>
+          <w:b/>
+          <w:bCs/>
+          <w:color w:val="4F81BD" w:themeColor="accent1"/>
+          <w:sz w:val="26"/>
+          <w:szCs w:val="26"/>
+        </w:rPr>
+        <w:t>8. Technical Problems and Solutions</w:t>
+      </w:r>
+      <w:r>
+        <w:rPr>
+          <w:rFonts w:ascii="Times New Roman" w:eastAsiaTheme="majorEastAsia" w:hAnsi="Times New Roman" w:cs="Times New Roman"/>
+          <w:b/>
+          <w:bCs/>
+          <w:color w:val="4F81BD" w:themeColor="accent1"/>
+          <w:sz w:val="26"/>
+          <w:szCs w:val="26"/>
+        </w:rPr>
+        <w:t xml:space="preserve"> </w:t>
+      </w:r>
+      <w:r>
+        <w:rPr>
+          <w:rFonts w:ascii="Times New Roman" w:eastAsiaTheme="majorEastAsia" w:hAnsi="Times New Roman" w:cs="Times New Roman"/>
+          <w:b/>
+          <w:bCs/>
+          <w:color w:val="4F81BD" w:themeColor="accent1"/>
+          <w:sz w:val="26"/>
+          <w:szCs w:val="26"/>
+          <w:highlight w:val="yellow"/>
+        </w:rPr>
+        <w:t>DONE</w:t>
+      </w:r>
+    </w:p>
+    <w:p>
+      <w:pPr>
+        <w:rPr>
+          <w:rFonts w:ascii="Times New Roman" w:hAnsi="Times New Roman" w:cs="Times New Roman"/>
+          <w:sz w:val="24"/>
+          <w:szCs w:val="24"/>
+        </w:rPr>
+      </w:pPr>
+      <w:r>
+        <w:rPr>
+          <w:rFonts w:ascii="Times New Roman" w:hAnsi="Times New Roman" w:cs="Times New Roman"/>
+          <w:sz w:val="24"/>
+          <w:szCs w:val="24"/>
+        </w:rPr>
+        <w:t xml:space="preserve">One technical problem during development was updating the product stock correctly after creating or deleting an order. In some tests, the stock value was not </w:t>
+      </w:r>
+      <w:proofErr w:type="gramStart"/>
+      <w:r>
+        <w:rPr>
+          <w:rFonts w:ascii="Times New Roman" w:hAnsi="Times New Roman" w:cs="Times New Roman"/>
+          <w:sz w:val="24"/>
+          <w:szCs w:val="24"/>
+        </w:rPr>
+        <w:t>updating</w:t>
+      </w:r>
+      <w:proofErr w:type="gramEnd"/>
+      <w:r>
+        <w:rPr>
+          <w:rFonts w:ascii="Times New Roman" w:hAnsi="Times New Roman" w:cs="Times New Roman"/>
+          <w:sz w:val="24"/>
+          <w:szCs w:val="24"/>
+        </w:rPr>
+        <w:t xml:space="preserve"> properly in the database.</w:t>
+      </w:r>
+    </w:p>
+    <w:p>
+      <w:pPr>
+        <w:rPr>
+          <w:rFonts w:ascii="Times New Roman" w:hAnsi="Times New Roman" w:cs="Times New Roman"/>
+          <w:sz w:val="24"/>
+          <w:szCs w:val="24"/>
+        </w:rPr>
+      </w:pPr>
+      <w:r>
+        <w:rPr>
+          <w:rFonts w:ascii="Times New Roman" w:hAnsi="Times New Roman" w:cs="Times New Roman"/>
+          <w:sz w:val="24"/>
+          <w:szCs w:val="24"/>
+        </w:rPr>
+        <w:t xml:space="preserve">The problem was solved by using </w:t>
+      </w:r>
+      <w:proofErr w:type="spellStart"/>
+      <w:r>
+        <w:rPr>
+          <w:rFonts w:ascii="Times New Roman" w:hAnsi="Times New Roman" w:cs="Times New Roman"/>
+          <w:sz w:val="24"/>
+          <w:szCs w:val="24"/>
+        </w:rPr>
+        <w:t>EntityManager</w:t>
+      </w:r>
+      <w:proofErr w:type="spellEnd"/>
+      <w:r>
+        <w:rPr>
+          <w:rFonts w:ascii="Times New Roman" w:hAnsi="Times New Roman" w:cs="Times New Roman"/>
+          <w:sz w:val="24"/>
+          <w:szCs w:val="24"/>
+        </w:rPr>
+        <w:t xml:space="preserve"> and the merge() method correctly inside the EJB classes. After this solution, the system updated the stock values correctly when orders were created or removed.</w:t>
+      </w:r>
+    </w:p>
+    <w:p>
+      <w:pPr>
+        <w:rPr>
+          <w:rFonts w:ascii="Times New Roman" w:hAnsi="Times New Roman" w:cs="Times New Roman"/>
+          <w:sz w:val="24"/>
+          <w:szCs w:val="24"/>
+        </w:rPr>
+      </w:pPr>
+    </w:p>
+    <w:p>
+      <w:pPr>
+        <w:rPr>
+          <w:rFonts w:ascii="Times New Roman" w:eastAsiaTheme="majorEastAsia" w:hAnsi="Times New Roman" w:cs="Times New Roman"/>
+          <w:b/>
+          <w:bCs/>
+          <w:color w:val="4F81BD" w:themeColor="accent1"/>
+          <w:sz w:val="26"/>
+          <w:szCs w:val="26"/>
+        </w:rPr>
+      </w:pPr>
+      <w:r>
+        <w:rPr>
+          <w:rFonts w:ascii="Times New Roman" w:eastAsiaTheme="majorEastAsia" w:hAnsi="Times New Roman" w:cs="Times New Roman"/>
+          <w:b/>
+          <w:bCs/>
+          <w:color w:val="4F81BD" w:themeColor="accent1"/>
+          <w:sz w:val="26"/>
+          <w:szCs w:val="26"/>
+        </w:rPr>
         <w:t>9. Team Collaboration</w:t>
+      </w:r>
+      <w:r>
+        <w:rPr>
+          <w:rFonts w:ascii="Times New Roman" w:eastAsiaTheme="majorEastAsia" w:hAnsi="Times New Roman" w:cs="Times New Roman"/>
+          <w:b/>
+          <w:bCs/>
+          <w:color w:val="4F81BD" w:themeColor="accent1"/>
+          <w:sz w:val="26"/>
+          <w:szCs w:val="26"/>
+        </w:rPr>
+        <w:t xml:space="preserve"> </w:t>
+      </w:r>
+      <w:r>
+        <w:rPr>
+          <w:rFonts w:ascii="Times New Roman" w:eastAsiaTheme="majorEastAsia" w:hAnsi="Times New Roman" w:cs="Times New Roman"/>
+          <w:b/>
+          <w:bCs/>
+          <w:color w:val="4F81BD" w:themeColor="accent1"/>
+          <w:sz w:val="26"/>
+          <w:szCs w:val="26"/>
+          <w:highlight w:val="yellow"/>
+        </w:rPr>
+        <w:t>DONE</w:t>
       </w:r>
     </w:p>
     <w:p>

--- a/Assignment2-COIT20259.docx
+++ b/Assignment2-COIT20259.docx
@@ -723,23 +723,13 @@
           <w:szCs w:val="24"/>
         </w:rPr>
       </w:pPr>
-      <w:proofErr w:type="gramStart"/>
       <w:r>
         <w:rPr>
           <w:rFonts w:ascii="Times New Roman" w:hAnsi="Times New Roman" w:cs="Times New Roman"/>
           <w:sz w:val="24"/>
           <w:szCs w:val="24"/>
         </w:rPr>
-        <w:t>Form</w:t>
-      </w:r>
-      <w:proofErr w:type="gramEnd"/>
-      <w:r>
-        <w:rPr>
-          <w:rFonts w:ascii="Times New Roman" w:hAnsi="Times New Roman" w:cs="Times New Roman"/>
-          <w:sz w:val="24"/>
-          <w:szCs w:val="24"/>
-        </w:rPr>
-        <w:t xml:space="preserve"> validation </w:t>
+        <w:t xml:space="preserve">Form validation </w:t>
       </w:r>
     </w:p>
     <w:p>
@@ -886,7 +876,7 @@
           <w:sz w:val="24"/>
           <w:szCs w:val="24"/>
         </w:rPr>
-        <w:t>The business layer was developed using Enterprise Java Beans (EJB). This layer is responsible for processing the main logic of the application and connecting the presentation layer with the persistence layer.</w:t>
+        <w:t>The business layer was developed using Enterprise Java Beans (EJB). It manages the main logic of the system, including customer registration, login validation, product management, stock control, and order processing.</w:t>
       </w:r>
     </w:p>
     <w:p>
@@ -903,24 +893,7 @@
           <w:sz w:val="24"/>
           <w:szCs w:val="24"/>
         </w:rPr>
-        <w:t>The business layer handles important system operations such as customer registration, login validation, product management, stock control, and order processing. It also ensures that the application follows the required business rules before saving or retrieving information from the database.</w:t>
-      </w:r>
-    </w:p>
-    <w:p>
-      <w:pPr>
-        <w:rPr>
-          <w:rFonts w:ascii="Times New Roman" w:hAnsi="Times New Roman" w:cs="Times New Roman"/>
-          <w:sz w:val="24"/>
-          <w:szCs w:val="24"/>
-        </w:rPr>
-      </w:pPr>
-      <w:r>
-        <w:rPr>
-          <w:rFonts w:ascii="Times New Roman" w:hAnsi="Times New Roman" w:cs="Times New Roman"/>
-          <w:sz w:val="24"/>
-          <w:szCs w:val="24"/>
-        </w:rPr>
-        <w:t xml:space="preserve">Several EJB classes were implemented in this project, including </w:t>
+        <w:t xml:space="preserve">The main EJB classes are </w:t>
       </w:r>
       <w:proofErr w:type="spellStart"/>
       <w:r>
@@ -974,7 +947,7 @@
           <w:sz w:val="24"/>
           <w:szCs w:val="24"/>
         </w:rPr>
-        <w:t xml:space="preserve">. These classes interact with the persistence layer using JPA and </w:t>
+        <w:t xml:space="preserve">. These classes use JPA and </w:t>
       </w:r>
       <w:proofErr w:type="spellStart"/>
       <w:r>
@@ -992,42 +965,7 @@
           <w:sz w:val="24"/>
           <w:szCs w:val="24"/>
         </w:rPr>
-        <w:t xml:space="preserve"> to manage customer, product, and order data stored in the MySQL database.</w:t>
-      </w:r>
-    </w:p>
-    <w:p>
-      <w:pPr>
-        <w:rPr>
-          <w:rFonts w:ascii="Times New Roman" w:hAnsi="Times New Roman" w:cs="Times New Roman"/>
-          <w:sz w:val="24"/>
-          <w:szCs w:val="24"/>
-        </w:rPr>
-      </w:pPr>
-      <w:r>
-        <w:rPr>
-          <w:rFonts w:ascii="Times New Roman" w:hAnsi="Times New Roman" w:cs="Times New Roman"/>
-          <w:sz w:val="24"/>
-          <w:szCs w:val="24"/>
-        </w:rPr>
-        <w:t xml:space="preserve">The business layer helps </w:t>
-      </w:r>
-      <w:proofErr w:type="spellStart"/>
-      <w:r>
-        <w:rPr>
-          <w:rFonts w:ascii="Times New Roman" w:hAnsi="Times New Roman" w:cs="Times New Roman"/>
-          <w:sz w:val="24"/>
-          <w:szCs w:val="24"/>
-        </w:rPr>
-        <w:t>organise</w:t>
-      </w:r>
-      <w:proofErr w:type="spellEnd"/>
-      <w:r>
-        <w:rPr>
-          <w:rFonts w:ascii="Times New Roman" w:hAnsi="Times New Roman" w:cs="Times New Roman"/>
-          <w:sz w:val="24"/>
-          <w:szCs w:val="24"/>
-        </w:rPr>
-        <w:t xml:space="preserve"> the application logic in a clear and structured way and improves the communication between the system layers.</w:t>
+        <w:t xml:space="preserve"> to connect with the database and manage customer, product, and order data.</w:t>
       </w:r>
     </w:p>
     <w:p>
@@ -1259,25 +1197,7 @@
           <w:sz w:val="24"/>
           <w:szCs w:val="24"/>
         </w:rPr>
-        <w:t xml:space="preserve"> class manages product-related operations in the business layer. It is used to </w:t>
-      </w:r>
-      <w:proofErr w:type="gramStart"/>
-      <w:r>
-        <w:rPr>
-          <w:rFonts w:ascii="Times New Roman" w:hAnsi="Times New Roman" w:cs="Times New Roman"/>
-          <w:sz w:val="24"/>
-          <w:szCs w:val="24"/>
-        </w:rPr>
-        <w:t>search</w:t>
-      </w:r>
-      <w:proofErr w:type="gramEnd"/>
-      <w:r>
-        <w:rPr>
-          <w:rFonts w:ascii="Times New Roman" w:hAnsi="Times New Roman" w:cs="Times New Roman"/>
-          <w:sz w:val="24"/>
-          <w:szCs w:val="24"/>
-        </w:rPr>
-        <w:t xml:space="preserve"> products, list laptops and smartphones, and create new products.</w:t>
+        <w:t xml:space="preserve"> class manages product-related operations in the business layer. It is used to search products, list laptops and smartphones, and create new products.</w:t>
       </w:r>
     </w:p>
     <w:p>
@@ -1294,43 +1214,7 @@
           <w:sz w:val="24"/>
           <w:szCs w:val="24"/>
         </w:rPr>
-        <w:t xml:space="preserve">This class also controls the product stock. When an order is created, it reduces </w:t>
-      </w:r>
-      <w:proofErr w:type="gramStart"/>
-      <w:r>
-        <w:rPr>
-          <w:rFonts w:ascii="Times New Roman" w:hAnsi="Times New Roman" w:cs="Times New Roman"/>
-          <w:sz w:val="24"/>
-          <w:szCs w:val="24"/>
-        </w:rPr>
-        <w:t>the stock</w:t>
-      </w:r>
-      <w:proofErr w:type="gramEnd"/>
-      <w:r>
-        <w:rPr>
-          <w:rFonts w:ascii="Times New Roman" w:hAnsi="Times New Roman" w:cs="Times New Roman"/>
-          <w:sz w:val="24"/>
-          <w:szCs w:val="24"/>
-        </w:rPr>
-        <w:t xml:space="preserve">. When an order is deleted, it restores </w:t>
-      </w:r>
-      <w:proofErr w:type="gramStart"/>
-      <w:r>
-        <w:rPr>
-          <w:rFonts w:ascii="Times New Roman" w:hAnsi="Times New Roman" w:cs="Times New Roman"/>
-          <w:sz w:val="24"/>
-          <w:szCs w:val="24"/>
-        </w:rPr>
-        <w:t>the stock</w:t>
-      </w:r>
-      <w:proofErr w:type="gramEnd"/>
-      <w:r>
-        <w:rPr>
-          <w:rFonts w:ascii="Times New Roman" w:hAnsi="Times New Roman" w:cs="Times New Roman"/>
-          <w:sz w:val="24"/>
-          <w:szCs w:val="24"/>
-        </w:rPr>
-        <w:t>. This helps keep the inventory updated correctly in the database.</w:t>
+        <w:t>This class also controls the product stock. When an order is created, it reduces the stock. When an order is deleted, it restores the stock. This helps keep the inventory updated correctly in the database.</w:t>
       </w:r>
     </w:p>
     <w:p>
@@ -1406,7 +1290,6 @@
           <w:sz w:val="24"/>
           <w:szCs w:val="24"/>
         </w:rPr>
-        <w:lastRenderedPageBreak/>
         <w:t xml:space="preserve">The </w:t>
       </w:r>
       <w:proofErr w:type="spellStart"/>
@@ -1442,25 +1325,7 @@
           <w:sz w:val="24"/>
           <w:szCs w:val="24"/>
         </w:rPr>
-        <w:t xml:space="preserve">Before creating an order, this class checks if the selected product has enough stock. If stock is available, the order is saved in the </w:t>
-      </w:r>
-      <w:proofErr w:type="gramStart"/>
-      <w:r>
-        <w:rPr>
-          <w:rFonts w:ascii="Times New Roman" w:hAnsi="Times New Roman" w:cs="Times New Roman"/>
-          <w:sz w:val="24"/>
-          <w:szCs w:val="24"/>
-        </w:rPr>
-        <w:t>database</w:t>
-      </w:r>
-      <w:proofErr w:type="gramEnd"/>
-      <w:r>
-        <w:rPr>
-          <w:rFonts w:ascii="Times New Roman" w:hAnsi="Times New Roman" w:cs="Times New Roman"/>
-          <w:sz w:val="24"/>
-          <w:szCs w:val="24"/>
-        </w:rPr>
-        <w:t xml:space="preserve"> and the product stock is reduced. If an order is deleted, the stock is restored.</w:t>
+        <w:t>Before creating an order, this class checks if the selected product has enough stock. If stock is available, the order is saved in the database and the product stock is reduced. If an order is deleted, the stock is restored.</w:t>
       </w:r>
     </w:p>
     <w:p>
@@ -1523,25 +1388,8 @@
           <w:sz w:val="24"/>
           <w:szCs w:val="24"/>
         </w:rPr>
-        <w:t xml:space="preserve">The business layer </w:t>
-      </w:r>
-      <w:proofErr w:type="gramStart"/>
-      <w:r>
-        <w:rPr>
-          <w:rFonts w:ascii="Times New Roman" w:hAnsi="Times New Roman" w:cs="Times New Roman"/>
-          <w:sz w:val="24"/>
-          <w:szCs w:val="24"/>
-        </w:rPr>
-        <w:t>applies</w:t>
-      </w:r>
-      <w:proofErr w:type="gramEnd"/>
-      <w:r>
-        <w:rPr>
-          <w:rFonts w:ascii="Times New Roman" w:hAnsi="Times New Roman" w:cs="Times New Roman"/>
-          <w:sz w:val="24"/>
-          <w:szCs w:val="24"/>
-        </w:rPr>
-        <w:t xml:space="preserve"> the main rules of the system before data is saved in the database. For example, a customer email must be checked before registration, login details must be validated, and product stock must be checked before creating an order.</w:t>
+        <w:lastRenderedPageBreak/>
+        <w:t>The business layer applies the main rules of the system before data is saved in the database. For example, a customer email must be checked before registration, login details must be validated, and product stock must be checked before creating an order.</w:t>
       </w:r>
     </w:p>
     <w:p>
@@ -1656,43 +1504,7 @@
           <w:sz w:val="24"/>
           <w:szCs w:val="24"/>
         </w:rPr>
-        <w:t xml:space="preserve">This integration allows the system to manage </w:t>
-      </w:r>
-      <w:proofErr w:type="gramStart"/>
-      <w:r>
-        <w:rPr>
-          <w:rFonts w:ascii="Times New Roman" w:hAnsi="Times New Roman" w:cs="Times New Roman"/>
-          <w:sz w:val="24"/>
-          <w:szCs w:val="24"/>
-        </w:rPr>
-        <w:t>customer</w:t>
-      </w:r>
-      <w:proofErr w:type="gramEnd"/>
-      <w:r>
-        <w:rPr>
-          <w:rFonts w:ascii="Times New Roman" w:hAnsi="Times New Roman" w:cs="Times New Roman"/>
-          <w:sz w:val="24"/>
-          <w:szCs w:val="24"/>
-        </w:rPr>
-        <w:t xml:space="preserve">, </w:t>
-      </w:r>
-      <w:proofErr w:type="gramStart"/>
-      <w:r>
-        <w:rPr>
-          <w:rFonts w:ascii="Times New Roman" w:hAnsi="Times New Roman" w:cs="Times New Roman"/>
-          <w:sz w:val="24"/>
-          <w:szCs w:val="24"/>
-        </w:rPr>
-        <w:t>product</w:t>
-      </w:r>
-      <w:proofErr w:type="gramEnd"/>
-      <w:r>
-        <w:rPr>
-          <w:rFonts w:ascii="Times New Roman" w:hAnsi="Times New Roman" w:cs="Times New Roman"/>
-          <w:sz w:val="24"/>
-          <w:szCs w:val="24"/>
-        </w:rPr>
-        <w:t>, and order data correctly across the application.</w:t>
+        <w:t>This integration allows the system to manage customer, product, and order data correctly across the application.</w:t>
       </w:r>
     </w:p>
     <w:p>
@@ -1943,7 +1755,6 @@
           <w:sz w:val="26"/>
           <w:szCs w:val="26"/>
         </w:rPr>
-        <w:lastRenderedPageBreak/>
         <w:t>6.2 Login and Account Recovery</w:t>
       </w:r>
     </w:p>
@@ -2053,6 +1864,7 @@
           <w:sz w:val="24"/>
           <w:szCs w:val="24"/>
         </w:rPr>
+        <w:lastRenderedPageBreak/>
         <w:t>The system allows users to create, search, and delete orders. When a new order is created, the system checks if enough product stock is available before saving the order.</w:t>
       </w:r>
     </w:p>
@@ -2205,25 +2017,7 @@
           <w:sz w:val="24"/>
           <w:szCs w:val="24"/>
         </w:rPr>
-        <w:t xml:space="preserve">One technical problem during development was updating the product stock correctly after creating or deleting an order. In some tests, the stock value was not </w:t>
-      </w:r>
-      <w:proofErr w:type="gramStart"/>
-      <w:r>
-        <w:rPr>
-          <w:rFonts w:ascii="Times New Roman" w:hAnsi="Times New Roman" w:cs="Times New Roman"/>
-          <w:sz w:val="24"/>
-          <w:szCs w:val="24"/>
-        </w:rPr>
-        <w:t>updating</w:t>
-      </w:r>
-      <w:proofErr w:type="gramEnd"/>
-      <w:r>
-        <w:rPr>
-          <w:rFonts w:ascii="Times New Roman" w:hAnsi="Times New Roman" w:cs="Times New Roman"/>
-          <w:sz w:val="24"/>
-          <w:szCs w:val="24"/>
-        </w:rPr>
-        <w:t xml:space="preserve"> properly in the database.</w:t>
+        <w:t>One technical problem during development was updating the product stock correctly after creating or deleting an order. In some tests, the stock value was not updating properly in the database.</w:t>
       </w:r>
     </w:p>
     <w:p>
@@ -2330,7 +2124,6 @@
           <w:sz w:val="24"/>
           <w:szCs w:val="24"/>
         </w:rPr>
-        <w:lastRenderedPageBreak/>
         <w:t>The team used GitHub to share code and manage the project development. Team members communicated through group chats and regular discussions to solve problems and coordinate tasks.</w:t>
       </w:r>
     </w:p>
@@ -2392,6 +2185,7 @@
           <w:sz w:val="26"/>
           <w:szCs w:val="26"/>
         </w:rPr>
+        <w:lastRenderedPageBreak/>
         <w:t>10. Conclusion</w:t>
       </w:r>
     </w:p>

--- a/Assignment2-COIT20259.docx
+++ b/Assignment2-COIT20259.docx
@@ -174,7 +174,31 @@
           <w:szCs w:val="28"/>
         </w:rPr>
         <w:tab/>
-        <w:t xml:space="preserve">    Gerald - ******</w:t>
+        <w:t xml:space="preserve">    </w:t>
+      </w:r>
+      <w:r>
+        <w:rPr>
+          <w:rFonts w:ascii="Times New Roman" w:hAnsi="Times New Roman" w:cs="Times New Roman"/>
+          <w:sz w:val="28"/>
+          <w:szCs w:val="28"/>
+        </w:rPr>
+        <w:t>Jerald Chrsitopher Yalung Bucud</w:t>
+      </w:r>
+      <w:r>
+        <w:rPr>
+          <w:rFonts w:ascii="Times New Roman" w:hAnsi="Times New Roman" w:cs="Times New Roman"/>
+          <w:sz w:val="28"/>
+          <w:szCs w:val="28"/>
+        </w:rPr>
+        <w:t xml:space="preserve"> - </w:t>
+      </w:r>
+      <w:r>
+        <w:rPr>
+          <w:rFonts w:ascii="Times New Roman" w:hAnsi="Times New Roman" w:cs="Times New Roman"/>
+          <w:sz w:val="28"/>
+          <w:szCs w:val="28"/>
+        </w:rPr>
+        <w:t>12301099</w:t>
       </w:r>
     </w:p>
     <w:p>
@@ -200,25 +224,7 @@
           <w:szCs w:val="28"/>
         </w:rPr>
         <w:tab/>
-        <w:t xml:space="preserve">   </w:t>
-      </w:r>
-      <w:proofErr w:type="spellStart"/>
-      <w:r>
-        <w:rPr>
-          <w:rFonts w:ascii="Times New Roman" w:hAnsi="Times New Roman" w:cs="Times New Roman"/>
-          <w:sz w:val="28"/>
-          <w:szCs w:val="28"/>
-        </w:rPr>
-        <w:t>Crhisna</w:t>
-      </w:r>
-      <w:proofErr w:type="spellEnd"/>
-      <w:r>
-        <w:rPr>
-          <w:rFonts w:ascii="Times New Roman" w:hAnsi="Times New Roman" w:cs="Times New Roman"/>
-          <w:sz w:val="28"/>
-          <w:szCs w:val="28"/>
-        </w:rPr>
-        <w:t xml:space="preserve"> - ****</w:t>
+        <w:t xml:space="preserve">   Crhisna - ****</w:t>
       </w:r>
     </w:p>
     <w:p>
@@ -392,18 +398,7 @@
           <w:szCs w:val="26"/>
         </w:rPr>
         <w:lastRenderedPageBreak/>
-        <w:t>1. Introduction</w:t>
-      </w:r>
-      <w:r>
-        <w:rPr>
-          <w:rFonts w:ascii="Times New Roman" w:eastAsiaTheme="majorEastAsia" w:hAnsi="Times New Roman" w:cs="Times New Roman"/>
-          <w:b/>
-          <w:bCs/>
-          <w:color w:val="4F81BD" w:themeColor="accent1"/>
-          <w:sz w:val="26"/>
-          <w:szCs w:val="26"/>
-        </w:rPr>
-        <w:t xml:space="preserve"> </w:t>
+        <w:t xml:space="preserve">1. Introduction </w:t>
       </w:r>
       <w:r>
         <w:rPr>
@@ -498,6 +493,123 @@
     <w:p>
       <w:pPr>
         <w:rPr>
+          <w:rFonts w:ascii="Times New Roman" w:hAnsi="Times New Roman" w:cs="Times New Roman"/>
+          <w:sz w:val="24"/>
+          <w:szCs w:val="24"/>
+        </w:rPr>
+      </w:pPr>
+    </w:p>
+    <w:p>
+      <w:pPr>
+        <w:rPr>
+          <w:rFonts w:ascii="Times New Roman" w:hAnsi="Times New Roman" w:cs="Times New Roman"/>
+          <w:sz w:val="24"/>
+          <w:szCs w:val="24"/>
+        </w:rPr>
+      </w:pPr>
+    </w:p>
+    <w:p>
+      <w:pPr>
+        <w:rPr>
+          <w:rFonts w:ascii="Times New Roman" w:hAnsi="Times New Roman" w:cs="Times New Roman"/>
+          <w:sz w:val="24"/>
+          <w:szCs w:val="24"/>
+        </w:rPr>
+      </w:pPr>
+    </w:p>
+    <w:p>
+      <w:pPr>
+        <w:rPr>
+          <w:rFonts w:ascii="Times New Roman" w:hAnsi="Times New Roman" w:cs="Times New Roman"/>
+          <w:sz w:val="24"/>
+          <w:szCs w:val="24"/>
+        </w:rPr>
+      </w:pPr>
+    </w:p>
+    <w:p>
+      <w:pPr>
+        <w:rPr>
+          <w:rFonts w:ascii="Times New Roman" w:hAnsi="Times New Roman" w:cs="Times New Roman"/>
+          <w:sz w:val="24"/>
+          <w:szCs w:val="24"/>
+        </w:rPr>
+      </w:pPr>
+    </w:p>
+    <w:p>
+      <w:pPr>
+        <w:rPr>
+          <w:rFonts w:ascii="Times New Roman" w:hAnsi="Times New Roman" w:cs="Times New Roman"/>
+          <w:sz w:val="24"/>
+          <w:szCs w:val="24"/>
+        </w:rPr>
+      </w:pPr>
+    </w:p>
+    <w:p>
+      <w:pPr>
+        <w:rPr>
+          <w:rFonts w:ascii="Times New Roman" w:hAnsi="Times New Roman" w:cs="Times New Roman"/>
+          <w:sz w:val="24"/>
+          <w:szCs w:val="24"/>
+        </w:rPr>
+      </w:pPr>
+    </w:p>
+    <w:p>
+      <w:pPr>
+        <w:rPr>
+          <w:rFonts w:ascii="Times New Roman" w:hAnsi="Times New Roman" w:cs="Times New Roman"/>
+          <w:sz w:val="24"/>
+          <w:szCs w:val="24"/>
+        </w:rPr>
+      </w:pPr>
+    </w:p>
+    <w:p>
+      <w:pPr>
+        <w:rPr>
+          <w:rFonts w:ascii="Times New Roman" w:hAnsi="Times New Roman" w:cs="Times New Roman"/>
+          <w:sz w:val="24"/>
+          <w:szCs w:val="24"/>
+        </w:rPr>
+      </w:pPr>
+    </w:p>
+    <w:p>
+      <w:pPr>
+        <w:rPr>
+          <w:rFonts w:ascii="Times New Roman" w:hAnsi="Times New Roman" w:cs="Times New Roman"/>
+          <w:sz w:val="24"/>
+          <w:szCs w:val="24"/>
+        </w:rPr>
+      </w:pPr>
+    </w:p>
+    <w:p>
+      <w:pPr>
+        <w:rPr>
+          <w:rFonts w:ascii="Times New Roman" w:hAnsi="Times New Roman" w:cs="Times New Roman"/>
+          <w:sz w:val="24"/>
+          <w:szCs w:val="24"/>
+        </w:rPr>
+      </w:pPr>
+    </w:p>
+    <w:p>
+      <w:pPr>
+        <w:rPr>
+          <w:rFonts w:ascii="Times New Roman" w:hAnsi="Times New Roman" w:cs="Times New Roman"/>
+          <w:sz w:val="24"/>
+          <w:szCs w:val="24"/>
+        </w:rPr>
+      </w:pPr>
+    </w:p>
+    <w:p>
+      <w:pPr>
+        <w:rPr>
+          <w:rFonts w:ascii="Times New Roman" w:hAnsi="Times New Roman" w:cs="Times New Roman"/>
+          <w:sz w:val="24"/>
+          <w:szCs w:val="24"/>
+        </w:rPr>
+      </w:pPr>
+    </w:p>
+    <w:p>
+      <w:pPr>
+        <w:rPr>
           <w:rFonts w:ascii="Times New Roman" w:eastAsiaTheme="majorEastAsia" w:hAnsi="Times New Roman" w:cs="Times New Roman"/>
           <w:b/>
           <w:bCs/>
@@ -515,328 +627,8 @@
           <w:sz w:val="26"/>
           <w:szCs w:val="26"/>
         </w:rPr>
+        <w:lastRenderedPageBreak/>
         <w:t>2. System Architecture</w:t>
-      </w:r>
-    </w:p>
-    <w:p>
-      <w:pPr>
-        <w:rPr>
-          <w:rFonts w:ascii="Times New Roman" w:eastAsiaTheme="majorEastAsia" w:hAnsi="Times New Roman" w:cs="Times New Roman"/>
-          <w:b/>
-          <w:bCs/>
-          <w:color w:val="4F81BD" w:themeColor="accent1"/>
-          <w:sz w:val="26"/>
-          <w:szCs w:val="26"/>
-        </w:rPr>
-      </w:pPr>
-      <w:r>
-        <w:rPr>
-          <w:rFonts w:ascii="Times New Roman" w:eastAsiaTheme="majorEastAsia" w:hAnsi="Times New Roman" w:cs="Times New Roman"/>
-          <w:b/>
-          <w:bCs/>
-          <w:color w:val="4F81BD" w:themeColor="accent1"/>
-          <w:sz w:val="26"/>
-          <w:szCs w:val="26"/>
-        </w:rPr>
-        <w:t>2.1 Overview of the 3-Tier Architecture</w:t>
-      </w:r>
-    </w:p>
-    <w:p>
-      <w:pPr>
-        <w:numPr>
-          <w:ilvl w:val="0"/>
-          <w:numId w:val="7"/>
-        </w:numPr>
-        <w:rPr>
-          <w:rFonts w:ascii="Times New Roman" w:hAnsi="Times New Roman" w:cs="Times New Roman"/>
-          <w:sz w:val="24"/>
-          <w:szCs w:val="24"/>
-        </w:rPr>
-      </w:pPr>
-      <w:r>
-        <w:rPr>
-          <w:rFonts w:ascii="Times New Roman" w:hAnsi="Times New Roman" w:cs="Times New Roman"/>
-          <w:sz w:val="24"/>
-          <w:szCs w:val="24"/>
-        </w:rPr>
-        <w:t xml:space="preserve">Presentation Layer (JSF) </w:t>
-      </w:r>
-    </w:p>
-    <w:p>
-      <w:pPr>
-        <w:numPr>
-          <w:ilvl w:val="0"/>
-          <w:numId w:val="7"/>
-        </w:numPr>
-        <w:rPr>
-          <w:rFonts w:ascii="Times New Roman" w:hAnsi="Times New Roman" w:cs="Times New Roman"/>
-          <w:sz w:val="24"/>
-          <w:szCs w:val="24"/>
-        </w:rPr>
-      </w:pPr>
-      <w:r>
-        <w:rPr>
-          <w:rFonts w:ascii="Times New Roman" w:hAnsi="Times New Roman" w:cs="Times New Roman"/>
-          <w:sz w:val="24"/>
-          <w:szCs w:val="24"/>
-        </w:rPr>
-        <w:t xml:space="preserve">Business Layer (EJB) </w:t>
-      </w:r>
-    </w:p>
-    <w:p>
-      <w:pPr>
-        <w:numPr>
-          <w:ilvl w:val="0"/>
-          <w:numId w:val="7"/>
-        </w:numPr>
-        <w:rPr>
-          <w:rFonts w:ascii="Times New Roman" w:hAnsi="Times New Roman" w:cs="Times New Roman"/>
-          <w:sz w:val="24"/>
-          <w:szCs w:val="24"/>
-        </w:rPr>
-      </w:pPr>
-      <w:r>
-        <w:rPr>
-          <w:rFonts w:ascii="Times New Roman" w:hAnsi="Times New Roman" w:cs="Times New Roman"/>
-          <w:sz w:val="24"/>
-          <w:szCs w:val="24"/>
-        </w:rPr>
-        <w:t xml:space="preserve">Persistence Layer (JPA/MySQL) </w:t>
-      </w:r>
-    </w:p>
-    <w:p>
-      <w:pPr>
-        <w:numPr>
-          <w:ilvl w:val="0"/>
-          <w:numId w:val="8"/>
-        </w:numPr>
-        <w:rPr>
-          <w:rFonts w:ascii="Times New Roman" w:hAnsi="Times New Roman" w:cs="Times New Roman"/>
-          <w:sz w:val="24"/>
-          <w:szCs w:val="24"/>
-        </w:rPr>
-      </w:pPr>
-      <w:r>
-        <w:rPr>
-          <w:rFonts w:ascii="Times New Roman" w:hAnsi="Times New Roman" w:cs="Times New Roman"/>
-          <w:sz w:val="24"/>
-          <w:szCs w:val="24"/>
-        </w:rPr>
-        <w:t xml:space="preserve">architecture diagram </w:t>
-      </w:r>
-    </w:p>
-    <w:p>
-      <w:pPr>
-        <w:rPr>
-          <w:rFonts w:ascii="Times New Roman" w:eastAsiaTheme="majorEastAsia" w:hAnsi="Times New Roman" w:cs="Times New Roman"/>
-          <w:b/>
-          <w:bCs/>
-          <w:color w:val="4F81BD" w:themeColor="accent1"/>
-          <w:sz w:val="26"/>
-          <w:szCs w:val="26"/>
-        </w:rPr>
-      </w:pPr>
-      <w:r>
-        <w:rPr>
-          <w:rFonts w:ascii="Times New Roman" w:eastAsiaTheme="majorEastAsia" w:hAnsi="Times New Roman" w:cs="Times New Roman"/>
-          <w:b/>
-          <w:bCs/>
-          <w:color w:val="4F81BD" w:themeColor="accent1"/>
-          <w:sz w:val="26"/>
-          <w:szCs w:val="26"/>
-        </w:rPr>
-        <w:t>3. Presentation Layer (JSF)</w:t>
-      </w:r>
-    </w:p>
-    <w:p>
-      <w:pPr>
-        <w:numPr>
-          <w:ilvl w:val="0"/>
-          <w:numId w:val="9"/>
-        </w:numPr>
-        <w:rPr>
-          <w:rFonts w:ascii="Times New Roman" w:hAnsi="Times New Roman" w:cs="Times New Roman"/>
-          <w:sz w:val="24"/>
-          <w:szCs w:val="24"/>
-        </w:rPr>
-      </w:pPr>
-      <w:r>
-        <w:rPr>
-          <w:rFonts w:ascii="Times New Roman" w:hAnsi="Times New Roman" w:cs="Times New Roman"/>
-          <w:sz w:val="24"/>
-          <w:szCs w:val="24"/>
-        </w:rPr>
-        <w:t xml:space="preserve">XHTML pages </w:t>
-      </w:r>
-    </w:p>
-    <w:p>
-      <w:pPr>
-        <w:numPr>
-          <w:ilvl w:val="0"/>
-          <w:numId w:val="9"/>
-        </w:numPr>
-        <w:rPr>
-          <w:rFonts w:ascii="Times New Roman" w:hAnsi="Times New Roman" w:cs="Times New Roman"/>
-          <w:sz w:val="24"/>
-          <w:szCs w:val="24"/>
-        </w:rPr>
-      </w:pPr>
-      <w:r>
-        <w:rPr>
-          <w:rFonts w:ascii="Times New Roman" w:hAnsi="Times New Roman" w:cs="Times New Roman"/>
-          <w:sz w:val="24"/>
-          <w:szCs w:val="24"/>
-        </w:rPr>
-        <w:t xml:space="preserve">Managed Beans </w:t>
-      </w:r>
-    </w:p>
-    <w:p>
-      <w:pPr>
-        <w:numPr>
-          <w:ilvl w:val="0"/>
-          <w:numId w:val="9"/>
-        </w:numPr>
-        <w:rPr>
-          <w:rFonts w:ascii="Times New Roman" w:hAnsi="Times New Roman" w:cs="Times New Roman"/>
-          <w:sz w:val="24"/>
-          <w:szCs w:val="24"/>
-        </w:rPr>
-      </w:pPr>
-      <w:r>
-        <w:rPr>
-          <w:rFonts w:ascii="Times New Roman" w:hAnsi="Times New Roman" w:cs="Times New Roman"/>
-          <w:sz w:val="24"/>
-          <w:szCs w:val="24"/>
-        </w:rPr>
-        <w:t xml:space="preserve">Navigation </w:t>
-      </w:r>
-    </w:p>
-    <w:p>
-      <w:pPr>
-        <w:numPr>
-          <w:ilvl w:val="0"/>
-          <w:numId w:val="9"/>
-        </w:numPr>
-        <w:rPr>
-          <w:rFonts w:ascii="Times New Roman" w:hAnsi="Times New Roman" w:cs="Times New Roman"/>
-          <w:sz w:val="24"/>
-          <w:szCs w:val="24"/>
-        </w:rPr>
-      </w:pPr>
-      <w:r>
-        <w:rPr>
-          <w:rFonts w:ascii="Times New Roman" w:hAnsi="Times New Roman" w:cs="Times New Roman"/>
-          <w:sz w:val="24"/>
-          <w:szCs w:val="24"/>
-        </w:rPr>
-        <w:t xml:space="preserve">Form validation </w:t>
-      </w:r>
-    </w:p>
-    <w:p>
-      <w:pPr>
-        <w:numPr>
-          <w:ilvl w:val="0"/>
-          <w:numId w:val="9"/>
-        </w:numPr>
-        <w:rPr>
-          <w:rFonts w:ascii="Times New Roman" w:hAnsi="Times New Roman" w:cs="Times New Roman"/>
-          <w:sz w:val="24"/>
-          <w:szCs w:val="24"/>
-        </w:rPr>
-      </w:pPr>
-      <w:r>
-        <w:rPr>
-          <w:rFonts w:ascii="Times New Roman" w:hAnsi="Times New Roman" w:cs="Times New Roman"/>
-          <w:sz w:val="24"/>
-          <w:szCs w:val="24"/>
-        </w:rPr>
-        <w:t xml:space="preserve">Login pages </w:t>
-      </w:r>
-    </w:p>
-    <w:p>
-      <w:pPr>
-        <w:numPr>
-          <w:ilvl w:val="0"/>
-          <w:numId w:val="9"/>
-        </w:numPr>
-        <w:rPr>
-          <w:rFonts w:ascii="Times New Roman" w:hAnsi="Times New Roman" w:cs="Times New Roman"/>
-          <w:sz w:val="24"/>
-          <w:szCs w:val="24"/>
-        </w:rPr>
-      </w:pPr>
-      <w:r>
-        <w:rPr>
-          <w:rFonts w:ascii="Times New Roman" w:hAnsi="Times New Roman" w:cs="Times New Roman"/>
-          <w:sz w:val="24"/>
-          <w:szCs w:val="24"/>
-        </w:rPr>
-        <w:t xml:space="preserve">Registration pages </w:t>
-      </w:r>
-    </w:p>
-    <w:p>
-      <w:pPr>
-        <w:numPr>
-          <w:ilvl w:val="0"/>
-          <w:numId w:val="9"/>
-        </w:numPr>
-        <w:rPr>
-          <w:rFonts w:ascii="Times New Roman" w:hAnsi="Times New Roman" w:cs="Times New Roman"/>
-          <w:sz w:val="24"/>
-          <w:szCs w:val="24"/>
-        </w:rPr>
-      </w:pPr>
-      <w:r>
-        <w:rPr>
-          <w:rFonts w:ascii="Times New Roman" w:hAnsi="Times New Roman" w:cs="Times New Roman"/>
-          <w:sz w:val="24"/>
-          <w:szCs w:val="24"/>
-        </w:rPr>
-        <w:lastRenderedPageBreak/>
-        <w:t xml:space="preserve">Error messages </w:t>
-      </w:r>
-    </w:p>
-    <w:p>
-      <w:pPr>
-        <w:rPr>
-          <w:rFonts w:ascii="Times New Roman" w:hAnsi="Times New Roman" w:cs="Times New Roman"/>
-          <w:sz w:val="24"/>
-          <w:szCs w:val="24"/>
-        </w:rPr>
-      </w:pPr>
-      <w:r>
-        <w:rPr>
-          <w:rFonts w:ascii="Times New Roman" w:eastAsiaTheme="majorEastAsia" w:hAnsi="Times New Roman" w:cs="Times New Roman"/>
-          <w:b/>
-          <w:bCs/>
-          <w:color w:val="4F81BD" w:themeColor="accent1"/>
-          <w:sz w:val="26"/>
-          <w:szCs w:val="26"/>
-        </w:rPr>
-        <w:t>4. Business Layer (EJB)</w:t>
-      </w:r>
-    </w:p>
-    <w:p>
-      <w:pPr>
-        <w:rPr>
-          <w:rFonts w:ascii="Times New Roman" w:eastAsiaTheme="majorEastAsia" w:hAnsi="Times New Roman" w:cs="Times New Roman"/>
-          <w:b/>
-          <w:bCs/>
-          <w:color w:val="4F81BD" w:themeColor="accent1"/>
-          <w:sz w:val="26"/>
-          <w:szCs w:val="26"/>
-        </w:rPr>
-      </w:pPr>
-      <w:r>
-        <w:rPr>
-          <w:rFonts w:ascii="Times New Roman" w:eastAsiaTheme="majorEastAsia" w:hAnsi="Times New Roman" w:cs="Times New Roman"/>
-          <w:b/>
-          <w:bCs/>
-          <w:color w:val="4F81BD" w:themeColor="accent1"/>
-          <w:sz w:val="26"/>
-          <w:szCs w:val="26"/>
-        </w:rPr>
-        <w:t>4.1 Purpose of the Business Layer</w:t>
       </w:r>
       <w:r>
         <w:rPr>
@@ -864,112 +656,11 @@
     </w:p>
     <w:p>
       <w:pPr>
-        <w:rPr>
-          <w:rFonts w:ascii="Times New Roman" w:hAnsi="Times New Roman" w:cs="Times New Roman"/>
-          <w:sz w:val="24"/>
-          <w:szCs w:val="24"/>
-        </w:rPr>
-      </w:pPr>
-      <w:r>
-        <w:rPr>
-          <w:rFonts w:ascii="Times New Roman" w:hAnsi="Times New Roman" w:cs="Times New Roman"/>
-          <w:sz w:val="24"/>
-          <w:szCs w:val="24"/>
-        </w:rPr>
-        <w:t>The business layer was developed using Enterprise Java Beans (EJB). It manages the main logic of the system, including customer registration, login validation, product management, stock control, and order processing.</w:t>
-      </w:r>
-    </w:p>
-    <w:p>
-      <w:pPr>
-        <w:rPr>
-          <w:rFonts w:ascii="Times New Roman" w:hAnsi="Times New Roman" w:cs="Times New Roman"/>
-          <w:sz w:val="24"/>
-          <w:szCs w:val="24"/>
-        </w:rPr>
-      </w:pPr>
-      <w:r>
-        <w:rPr>
-          <w:rFonts w:ascii="Times New Roman" w:hAnsi="Times New Roman" w:cs="Times New Roman"/>
-          <w:sz w:val="24"/>
-          <w:szCs w:val="24"/>
-        </w:rPr>
-        <w:t xml:space="preserve">The main EJB classes are </w:t>
-      </w:r>
-      <w:proofErr w:type="spellStart"/>
-      <w:r>
-        <w:rPr>
-          <w:rFonts w:ascii="Times New Roman" w:hAnsi="Times New Roman" w:cs="Times New Roman"/>
-          <w:sz w:val="24"/>
-          <w:szCs w:val="24"/>
-        </w:rPr>
-        <w:t>CustomerBean</w:t>
-      </w:r>
-      <w:proofErr w:type="spellEnd"/>
-      <w:r>
-        <w:rPr>
-          <w:rFonts w:ascii="Times New Roman" w:hAnsi="Times New Roman" w:cs="Times New Roman"/>
-          <w:sz w:val="24"/>
-          <w:szCs w:val="24"/>
-        </w:rPr>
-        <w:t xml:space="preserve">, </w:t>
-      </w:r>
-      <w:proofErr w:type="spellStart"/>
-      <w:r>
-        <w:rPr>
-          <w:rFonts w:ascii="Times New Roman" w:hAnsi="Times New Roman" w:cs="Times New Roman"/>
-          <w:sz w:val="24"/>
-          <w:szCs w:val="24"/>
-        </w:rPr>
-        <w:t>OrderBean</w:t>
-      </w:r>
-      <w:proofErr w:type="spellEnd"/>
-      <w:r>
-        <w:rPr>
-          <w:rFonts w:ascii="Times New Roman" w:hAnsi="Times New Roman" w:cs="Times New Roman"/>
-          <w:sz w:val="24"/>
-          <w:szCs w:val="24"/>
-        </w:rPr>
-        <w:t xml:space="preserve">, and </w:t>
-      </w:r>
-      <w:proofErr w:type="spellStart"/>
-      <w:r>
-        <w:rPr>
-          <w:rFonts w:ascii="Times New Roman" w:hAnsi="Times New Roman" w:cs="Times New Roman"/>
-          <w:sz w:val="24"/>
-          <w:szCs w:val="24"/>
-        </w:rPr>
-        <w:t>ProductFacade</w:t>
-      </w:r>
-      <w:proofErr w:type="spellEnd"/>
-      <w:r>
-        <w:rPr>
-          <w:rFonts w:ascii="Times New Roman" w:hAnsi="Times New Roman" w:cs="Times New Roman"/>
-          <w:sz w:val="24"/>
-          <w:szCs w:val="24"/>
-        </w:rPr>
-        <w:t xml:space="preserve">. These classes use JPA and </w:t>
-      </w:r>
-      <w:proofErr w:type="spellStart"/>
-      <w:r>
-        <w:rPr>
-          <w:rFonts w:ascii="Times New Roman" w:hAnsi="Times New Roman" w:cs="Times New Roman"/>
-          <w:sz w:val="24"/>
-          <w:szCs w:val="24"/>
-        </w:rPr>
-        <w:t>EntityManager</w:t>
-      </w:r>
-      <w:proofErr w:type="spellEnd"/>
-      <w:r>
-        <w:rPr>
-          <w:rFonts w:ascii="Times New Roman" w:hAnsi="Times New Roman" w:cs="Times New Roman"/>
-          <w:sz w:val="24"/>
-          <w:szCs w:val="24"/>
-        </w:rPr>
-        <w:t xml:space="preserve"> to connect with the database and manage customer, product, and order data.</w:t>
-      </w:r>
-    </w:p>
-    <w:p>
-      <w:pPr>
+        <w:pStyle w:val="ListParagraph"/>
+        <w:numPr>
+          <w:ilvl w:val="1"/>
+          <w:numId w:val="11"/>
+        </w:numPr>
         <w:rPr>
           <w:rFonts w:ascii="Times New Roman" w:eastAsiaTheme="majorEastAsia" w:hAnsi="Times New Roman" w:cs="Times New Roman"/>
           <w:b/>
@@ -988,10 +679,184 @@
           <w:sz w:val="26"/>
           <w:szCs w:val="26"/>
         </w:rPr>
-        <w:t xml:space="preserve">4.2 </w:t>
-      </w:r>
-      <w:proofErr w:type="spellStart"/>
-      <w:r>
+        <w:t>Overview of the 3-Tier Architecture</w:t>
+      </w:r>
+    </w:p>
+    <w:p>
+      <w:pPr>
+        <w:pStyle w:val="ListParagraph"/>
+        <w:ind w:left="360"/>
+        <w:rPr>
+          <w:rFonts w:ascii="Times New Roman" w:hAnsi="Times New Roman" w:cs="Times New Roman"/>
+          <w:sz w:val="24"/>
+          <w:szCs w:val="24"/>
+        </w:rPr>
+      </w:pPr>
+      <w:r>
+        <w:rPr>
+          <w:rFonts w:ascii="Times New Roman" w:hAnsi="Times New Roman" w:cs="Times New Roman"/>
+          <w:sz w:val="24"/>
+          <w:szCs w:val="24"/>
+        </w:rPr>
+        <w:t>The system has been created as a secure 3-tier enterprise e-business application for an online electronics retail shop. The three main layers are presentation layer, business layer and persistence layer. This structure isolates the user interface, application logic and database activities, making the system simpler to manage, test and extend.</w:t>
+      </w:r>
+      <w:r>
+        <w:rPr>
+          <w:rFonts w:ascii="Times New Roman" w:hAnsi="Times New Roman" w:cs="Times New Roman"/>
+          <w:sz w:val="24"/>
+          <w:szCs w:val="24"/>
+        </w:rPr>
+        <w:br/>
+      </w:r>
+      <w:r>
+        <w:rPr>
+          <w:rFonts w:ascii="Times New Roman" w:hAnsi="Times New Roman" w:cs="Times New Roman"/>
+          <w:sz w:val="24"/>
+          <w:szCs w:val="24"/>
+        </w:rPr>
+        <w:br/>
+        <w:t>The presentation layer was built with Jakarta Faces (commonly known as JSF). This layer offers the web-based pages that the users interact with, such as login, registration, account recovery, product management, customer management, and order management pages. It is responsible for displaying forms, receiving user input, displaying validation messages and moving across pages.</w:t>
+      </w:r>
+      <w:r>
+        <w:rPr>
+          <w:rFonts w:ascii="Times New Roman" w:hAnsi="Times New Roman" w:cs="Times New Roman"/>
+          <w:sz w:val="24"/>
+          <w:szCs w:val="24"/>
+        </w:rPr>
+        <w:br/>
+      </w:r>
+      <w:r>
+        <w:rPr>
+          <w:rFonts w:ascii="Times New Roman" w:hAnsi="Times New Roman" w:cs="Times New Roman"/>
+          <w:sz w:val="24"/>
+          <w:szCs w:val="24"/>
+        </w:rPr>
+        <w:br/>
+        <w:t>Enterprise Java Beans were used to implement the business layer. This is the layer where the core business rules of the system are. It takes the requests from the display layer such registering clients, validating login data, creating goods, creating orders, checking stock availability and updating stock quantities. This way business logic is not located directly within the XHTML pages.</w:t>
+      </w:r>
+      <w:r>
+        <w:rPr>
+          <w:rFonts w:ascii="Times New Roman" w:hAnsi="Times New Roman" w:cs="Times New Roman"/>
+          <w:sz w:val="24"/>
+          <w:szCs w:val="24"/>
+        </w:rPr>
+        <w:br/>
+      </w:r>
+      <w:r>
+        <w:rPr>
+          <w:rFonts w:ascii="Times New Roman" w:hAnsi="Times New Roman" w:cs="Times New Roman"/>
+          <w:sz w:val="24"/>
+          <w:szCs w:val="24"/>
+        </w:rPr>
+        <w:br/>
+        <w:t>The persistent layer was implemented with Jakarta persistent API and MySQL. This layer stores and retrieves system data including users, customers, goods and orders. JPA entity classes are used to represent tables in the database, and EntityManager and JPQL are used to perform database operations.</w:t>
+      </w:r>
+      <w:r>
+        <w:rPr>
+          <w:rFonts w:ascii="Times New Roman" w:hAnsi="Times New Roman" w:cs="Times New Roman"/>
+          <w:sz w:val="24"/>
+          <w:szCs w:val="24"/>
+        </w:rPr>
+        <w:br/>
+      </w:r>
+      <w:r>
+        <w:rPr>
+          <w:rFonts w:ascii="Times New Roman" w:hAnsi="Times New Roman" w:cs="Times New Roman"/>
+          <w:sz w:val="24"/>
+          <w:szCs w:val="24"/>
+        </w:rPr>
+        <w:br/>
+        <w:t>This architecture increases modularity because each layer has a distinct responsibility. JPA / MySQL : data storage. EJB : processing , rules . JSF : interaction with user .</w:t>
+      </w:r>
+    </w:p>
+    <w:p>
+      <w:pPr>
+        <w:pStyle w:val="ListParagraph"/>
+        <w:ind w:left="360"/>
+        <w:rPr>
+          <w:rFonts w:ascii="Times New Roman" w:hAnsi="Times New Roman" w:cs="Times New Roman"/>
+          <w:sz w:val="24"/>
+          <w:szCs w:val="24"/>
+        </w:rPr>
+      </w:pPr>
+    </w:p>
+    <w:p>
+      <w:pPr>
+        <w:pStyle w:val="ListParagraph"/>
+        <w:ind w:left="360"/>
+        <w:rPr>
+          <w:rFonts w:ascii="Times New Roman" w:hAnsi="Times New Roman" w:cs="Times New Roman"/>
+          <w:sz w:val="24"/>
+          <w:szCs w:val="24"/>
+        </w:rPr>
+      </w:pPr>
+    </w:p>
+    <w:p>
+      <w:pPr>
+        <w:pStyle w:val="ListParagraph"/>
+        <w:ind w:left="360"/>
+        <w:rPr>
+          <w:rFonts w:ascii="Times New Roman" w:hAnsi="Times New Roman" w:cs="Times New Roman"/>
+          <w:sz w:val="24"/>
+          <w:szCs w:val="24"/>
+        </w:rPr>
+      </w:pPr>
+    </w:p>
+    <w:p>
+      <w:pPr>
+        <w:pStyle w:val="ListParagraph"/>
+        <w:ind w:left="360"/>
+        <w:rPr>
+          <w:rFonts w:ascii="Times New Roman" w:hAnsi="Times New Roman" w:cs="Times New Roman"/>
+          <w:sz w:val="24"/>
+          <w:szCs w:val="24"/>
+        </w:rPr>
+      </w:pPr>
+    </w:p>
+    <w:p>
+      <w:pPr>
+        <w:pStyle w:val="ListParagraph"/>
+        <w:ind w:left="360"/>
+        <w:rPr>
+          <w:rFonts w:ascii="Times New Roman" w:hAnsi="Times New Roman" w:cs="Times New Roman"/>
+          <w:sz w:val="24"/>
+          <w:szCs w:val="24"/>
+        </w:rPr>
+      </w:pPr>
+    </w:p>
+    <w:p>
+      <w:pPr>
+        <w:pStyle w:val="ListParagraph"/>
+        <w:ind w:left="360"/>
+        <w:rPr>
+          <w:rFonts w:ascii="Times New Roman" w:hAnsi="Times New Roman" w:cs="Times New Roman"/>
+          <w:sz w:val="24"/>
+          <w:szCs w:val="24"/>
+        </w:rPr>
+      </w:pPr>
+    </w:p>
+    <w:p>
+      <w:pPr>
+        <w:rPr>
+          <w:rFonts w:ascii="Times New Roman" w:hAnsi="Times New Roman" w:cs="Times New Roman"/>
+          <w:sz w:val="24"/>
+          <w:szCs w:val="24"/>
+        </w:rPr>
+        <w:sectPr>
+          <w:pgSz w:w="12240" w:h="15840"/>
+          <w:pgMar w:top="1440" w:right="1800" w:bottom="1440" w:left="1800" w:header="720" w:footer="720" w:gutter="0"/>
+          <w:cols w:space="720"/>
+          <w:docGrid w:linePitch="360"/>
+        </w:sectPr>
+      </w:pPr>
+    </w:p>
+    <w:p>
+      <w:pPr>
+        <w:pStyle w:val="ListParagraph"/>
+        <w:numPr>
+          <w:ilvl w:val="1"/>
+          <w:numId w:val="11"/>
+        </w:numPr>
         <w:rPr>
           <w:rFonts w:ascii="Times New Roman" w:eastAsiaTheme="majorEastAsia" w:hAnsi="Times New Roman" w:cs="Times New Roman"/>
           <w:b/>
@@ -1000,9 +865,202 @@
           <w:sz w:val="26"/>
           <w:szCs w:val="26"/>
         </w:rPr>
-        <w:t>CustomerBean</w:t>
-      </w:r>
-      <w:proofErr w:type="spellEnd"/>
+      </w:pPr>
+      <w:r>
+        <w:rPr>
+          <w:rFonts w:ascii="Times New Roman" w:eastAsiaTheme="majorEastAsia" w:hAnsi="Times New Roman" w:cs="Times New Roman"/>
+          <w:b/>
+          <w:bCs/>
+          <w:color w:val="4F81BD" w:themeColor="accent1"/>
+          <w:sz w:val="26"/>
+          <w:szCs w:val="26"/>
+        </w:rPr>
+        <w:lastRenderedPageBreak/>
+        <w:t>Architecture Diagram</w:t>
+      </w:r>
+    </w:p>
+    <w:p>
+      <w:r>
+        <w:rPr>
+          <w:noProof/>
+        </w:rPr>
+        <w:drawing>
+          <wp:anchor distT="0" distB="0" distL="114300" distR="114300" simplePos="0" relativeHeight="251664384" behindDoc="0" locked="0" layoutInCell="1" allowOverlap="1" wp14:anchorId="64F398CE" wp14:editId="4CA6161C">
+            <wp:simplePos x="0" y="0"/>
+            <wp:positionH relativeFrom="column">
+              <wp:posOffset>226060</wp:posOffset>
+            </wp:positionH>
+            <wp:positionV relativeFrom="paragraph">
+              <wp:posOffset>200136</wp:posOffset>
+            </wp:positionV>
+            <wp:extent cx="8921363" cy="6309912"/>
+            <wp:effectExtent l="0" t="0" r="0" b="0"/>
+            <wp:wrapNone/>
+            <wp:docPr id="1349552100" name="Picture 1"/>
+            <wp:cNvGraphicFramePr>
+              <a:graphicFrameLocks xmlns:a="http://schemas.openxmlformats.org/drawingml/2006/main" noChangeAspect="1"/>
+            </wp:cNvGraphicFramePr>
+            <a:graphic xmlns:a="http://schemas.openxmlformats.org/drawingml/2006/main">
+              <a:graphicData uri="http://schemas.openxmlformats.org/drawingml/2006/picture">
+                <pic:pic xmlns:pic="http://schemas.openxmlformats.org/drawingml/2006/picture">
+                  <pic:nvPicPr>
+                    <pic:cNvPr id="0" name="Picture 1"/>
+                    <pic:cNvPicPr>
+                      <a:picLocks noChangeAspect="1" noChangeArrowheads="1"/>
+                    </pic:cNvPicPr>
+                  </pic:nvPicPr>
+                  <pic:blipFill>
+                    <a:blip r:embed="rId7">
+                      <a:extLst>
+                        <a:ext uri="{28A0092B-C50C-407E-A947-70E740481C1C}">
+                          <a14:useLocalDpi xmlns:a14="http://schemas.microsoft.com/office/drawing/2010/main" val="0"/>
+                        </a:ext>
+                      </a:extLst>
+                    </a:blip>
+                    <a:srcRect/>
+                    <a:stretch>
+                      <a:fillRect/>
+                    </a:stretch>
+                  </pic:blipFill>
+                  <pic:spPr bwMode="auto">
+                    <a:xfrm>
+                      <a:off x="0" y="0"/>
+                      <a:ext cx="8921363" cy="6309912"/>
+                    </a:xfrm>
+                    <a:prstGeom prst="rect">
+                      <a:avLst/>
+                    </a:prstGeom>
+                    <a:noFill/>
+                    <a:ln>
+                      <a:noFill/>
+                    </a:ln>
+                  </pic:spPr>
+                </pic:pic>
+              </a:graphicData>
+            </a:graphic>
+            <wp14:sizeRelH relativeFrom="page">
+              <wp14:pctWidth>0</wp14:pctWidth>
+            </wp14:sizeRelH>
+            <wp14:sizeRelV relativeFrom="page">
+              <wp14:pctHeight>0</wp14:pctHeight>
+            </wp14:sizeRelV>
+          </wp:anchor>
+        </w:drawing>
+      </w:r>
+      <w:r>
+        <w:t>Figure 1. System Architecture of the 3-Tier Enterprise Application</w:t>
+      </w:r>
+    </w:p>
+    <w:p>
+      <w:pPr>
+        <w:rPr>
+          <w:rFonts w:ascii="Times New Roman" w:hAnsi="Times New Roman" w:cs="Times New Roman"/>
+          <w:sz w:val="24"/>
+          <w:szCs w:val="24"/>
+        </w:rPr>
+      </w:pPr>
+    </w:p>
+    <w:p>
+      <w:pPr>
+        <w:rPr>
+          <w:rFonts w:ascii="Times New Roman" w:hAnsi="Times New Roman" w:cs="Times New Roman"/>
+          <w:sz w:val="24"/>
+          <w:szCs w:val="24"/>
+        </w:rPr>
+      </w:pPr>
+    </w:p>
+    <w:p>
+      <w:pPr>
+        <w:rPr>
+          <w:rFonts w:ascii="Times New Roman" w:hAnsi="Times New Roman" w:cs="Times New Roman"/>
+          <w:sz w:val="24"/>
+          <w:szCs w:val="24"/>
+        </w:rPr>
+      </w:pPr>
+    </w:p>
+    <w:p>
+      <w:pPr>
+        <w:rPr>
+          <w:rFonts w:ascii="Times New Roman" w:hAnsi="Times New Roman" w:cs="Times New Roman"/>
+          <w:sz w:val="24"/>
+          <w:szCs w:val="24"/>
+        </w:rPr>
+      </w:pPr>
+    </w:p>
+    <w:p>
+      <w:pPr>
+        <w:rPr>
+          <w:rFonts w:ascii="Times New Roman" w:hAnsi="Times New Roman" w:cs="Times New Roman"/>
+          <w:sz w:val="24"/>
+          <w:szCs w:val="24"/>
+        </w:rPr>
+      </w:pPr>
+    </w:p>
+    <w:p>
+      <w:pPr>
+        <w:rPr>
+          <w:rFonts w:ascii="Times New Roman" w:hAnsi="Times New Roman" w:cs="Times New Roman"/>
+          <w:sz w:val="24"/>
+          <w:szCs w:val="24"/>
+        </w:rPr>
+      </w:pPr>
+    </w:p>
+    <w:p>
+      <w:pPr>
+        <w:rPr>
+          <w:rFonts w:ascii="Times New Roman" w:hAnsi="Times New Roman" w:cs="Times New Roman"/>
+          <w:sz w:val="24"/>
+          <w:szCs w:val="24"/>
+        </w:rPr>
+      </w:pPr>
+    </w:p>
+    <w:p>
+      <w:pPr>
+        <w:rPr>
+          <w:rFonts w:ascii="Times New Roman" w:hAnsi="Times New Roman" w:cs="Times New Roman"/>
+          <w:sz w:val="24"/>
+          <w:szCs w:val="24"/>
+        </w:rPr>
+      </w:pPr>
+    </w:p>
+    <w:p>
+      <w:pPr>
+        <w:rPr>
+          <w:rFonts w:ascii="Times New Roman" w:hAnsi="Times New Roman" w:cs="Times New Roman"/>
+          <w:sz w:val="24"/>
+          <w:szCs w:val="24"/>
+        </w:rPr>
+        <w:sectPr>
+          <w:pgSz w:w="15840" w:h="12240" w:orient="landscape"/>
+          <w:pgMar w:top="720" w:right="720" w:bottom="720" w:left="720" w:header="720" w:footer="720" w:gutter="0"/>
+          <w:cols w:space="720"/>
+          <w:docGrid w:linePitch="360"/>
+        </w:sectPr>
+      </w:pPr>
+    </w:p>
+    <w:p>
+      <w:pPr>
+        <w:rPr>
+          <w:rFonts w:ascii="Times New Roman" w:eastAsiaTheme="majorEastAsia" w:hAnsi="Times New Roman" w:cs="Times New Roman"/>
+          <w:b/>
+          <w:bCs/>
+          <w:color w:val="4F81BD" w:themeColor="accent1"/>
+          <w:sz w:val="26"/>
+          <w:szCs w:val="26"/>
+        </w:rPr>
+      </w:pPr>
+      <w:r>
+        <w:rPr>
+          <w:rFonts w:ascii="Times New Roman" w:eastAsiaTheme="majorEastAsia" w:hAnsi="Times New Roman" w:cs="Times New Roman"/>
+          <w:b/>
+          <w:bCs/>
+          <w:color w:val="4F81BD" w:themeColor="accent1"/>
+          <w:sz w:val="26"/>
+          <w:szCs w:val="26"/>
+        </w:rPr>
+        <w:lastRenderedPageBreak/>
+        <w:t>3. Presentation Layer (JSF)</w:t>
+      </w:r>
       <w:r>
         <w:rPr>
           <w:rFonts w:ascii="Times New Roman" w:eastAsiaTheme="majorEastAsia" w:hAnsi="Times New Roman" w:cs="Times New Roman"/>
@@ -1037,29 +1095,99 @@
       </w:pPr>
       <w:r>
         <w:rPr>
-          <w:rFonts w:ascii="Times New Roman" w:hAnsi="Times New Roman" w:cs="Times New Roman"/>
-          <w:sz w:val="24"/>
-          <w:szCs w:val="24"/>
-        </w:rPr>
-        <w:t xml:space="preserve">The </w:t>
-      </w:r>
-      <w:proofErr w:type="spellStart"/>
-      <w:r>
-        <w:rPr>
-          <w:rFonts w:ascii="Times New Roman" w:hAnsi="Times New Roman" w:cs="Times New Roman"/>
-          <w:sz w:val="24"/>
-          <w:szCs w:val="24"/>
-        </w:rPr>
-        <w:t>CustomerBean</w:t>
-      </w:r>
-      <w:proofErr w:type="spellEnd"/>
-      <w:r>
-        <w:rPr>
-          <w:rFonts w:ascii="Times New Roman" w:hAnsi="Times New Roman" w:cs="Times New Roman"/>
-          <w:sz w:val="24"/>
-          <w:szCs w:val="24"/>
-        </w:rPr>
-        <w:t xml:space="preserve"> class manages customer operations in the system. It is used for customer registration, login validation, customer search, and listing all registered customers.</w:t>
+          <w:rStyle w:val="Heading2Char"/>
+        </w:rPr>
+        <w:t>3.1 Purpose of the Presentation Layer</w:t>
+      </w:r>
+      <w:r>
+        <w:rPr>
+          <w:rFonts w:ascii="Times New Roman" w:hAnsi="Times New Roman" w:cs="Times New Roman"/>
+          <w:sz w:val="24"/>
+          <w:szCs w:val="24"/>
+        </w:rPr>
+        <w:br/>
+      </w:r>
+      <w:r>
+        <w:rPr>
+          <w:rFonts w:ascii="Times New Roman" w:hAnsi="Times New Roman" w:cs="Times New Roman"/>
+          <w:sz w:val="24"/>
+          <w:szCs w:val="24"/>
+        </w:rPr>
+        <w:br/>
+        <w:t>The presentation layer was created using Jakarta Faces. It is designed to offer the web interface for users to get the core functions of the e-business system. This layer provides the functionalities for users to register, login, recover account, manage products, manage customers and manage orders.</w:t>
+      </w:r>
+      <w:r>
+        <w:rPr>
+          <w:rFonts w:ascii="Times New Roman" w:hAnsi="Times New Roman" w:cs="Times New Roman"/>
+          <w:sz w:val="24"/>
+          <w:szCs w:val="24"/>
+        </w:rPr>
+        <w:br/>
+      </w:r>
+      <w:r>
+        <w:rPr>
+          <w:rFonts w:ascii="Times New Roman" w:hAnsi="Times New Roman" w:cs="Times New Roman"/>
+          <w:sz w:val="24"/>
+          <w:szCs w:val="24"/>
+        </w:rPr>
+        <w:br/>
+        <w:t>The presentation layer uses managed beans to link the user interface to the business layer. When a user submits a form , the managed bean takes the input from the user and calls the appropriate EJB function. The EJB handles the request and talks to the persistence layer if database access is required.</w:t>
+      </w:r>
+      <w:r>
+        <w:rPr>
+          <w:rFonts w:ascii="Times New Roman" w:hAnsi="Times New Roman" w:cs="Times New Roman"/>
+          <w:sz w:val="24"/>
+          <w:szCs w:val="24"/>
+        </w:rPr>
+        <w:br/>
+      </w:r>
+      <w:r>
+        <w:rPr>
+          <w:rFonts w:ascii="Times New Roman" w:hAnsi="Times New Roman" w:cs="Times New Roman"/>
+          <w:sz w:val="24"/>
+          <w:szCs w:val="24"/>
+        </w:rPr>
+        <w:br/>
+      </w:r>
+      <w:r>
+        <w:rPr>
+          <w:rStyle w:val="Heading2Char"/>
+        </w:rPr>
+        <w:t>3.2 XHTML Pages</w:t>
+      </w:r>
+      <w:r>
+        <w:rPr>
+          <w:rFonts w:ascii="Times New Roman" w:hAnsi="Times New Roman" w:cs="Times New Roman"/>
+          <w:sz w:val="24"/>
+          <w:szCs w:val="24"/>
+        </w:rPr>
+        <w:br/>
+      </w:r>
+      <w:r>
+        <w:rPr>
+          <w:rFonts w:ascii="Times New Roman" w:hAnsi="Times New Roman" w:cs="Times New Roman"/>
+          <w:sz w:val="24"/>
+          <w:szCs w:val="24"/>
+        </w:rPr>
+        <w:br/>
+        <w:t>The web interface is displayed using XHTML pages. The contents of these pages are the forms, labels, input fields, command buttons, links, tables and messages that the user interacts with. The core system functionalities such as user registration, login, account recovery, product creation, customer creation, order creation, product listing, customer listing, and order listing were developed using the XHTML pages.</w:t>
+      </w:r>
+      <w:r>
+        <w:rPr>
+          <w:rFonts w:ascii="Times New Roman" w:hAnsi="Times New Roman" w:cs="Times New Roman"/>
+          <w:sz w:val="24"/>
+          <w:szCs w:val="24"/>
+        </w:rPr>
+        <w:br/>
+      </w:r>
+      <w:r>
+        <w:rPr>
+          <w:rFonts w:ascii="Times New Roman" w:hAnsi="Times New Roman" w:cs="Times New Roman"/>
+          <w:sz w:val="24"/>
+          <w:szCs w:val="24"/>
+        </w:rPr>
+        <w:br/>
+        <w:t>Each XHTML page has a defined function. For example, the login page allows users who have registered to input their username and password. The registration page allows new users to register with a verification code. Users that are logged in can access and enter system data from the product, customer and order pages.</w:t>
       </w:r>
     </w:p>
     <w:p>
@@ -1072,29 +1200,117 @@
       </w:pPr>
       <w:r>
         <w:rPr>
-          <w:rFonts w:ascii="Times New Roman" w:hAnsi="Times New Roman" w:cs="Times New Roman"/>
-          <w:sz w:val="24"/>
-          <w:szCs w:val="24"/>
-        </w:rPr>
-        <w:t xml:space="preserve">This class checks if an email already exists before registering a new customer. It also validates the customer’s email and password during login. The class uses </w:t>
-      </w:r>
-      <w:proofErr w:type="spellStart"/>
-      <w:r>
-        <w:rPr>
-          <w:rFonts w:ascii="Times New Roman" w:hAnsi="Times New Roman" w:cs="Times New Roman"/>
-          <w:sz w:val="24"/>
-          <w:szCs w:val="24"/>
-        </w:rPr>
-        <w:t>EntityManager</w:t>
-      </w:r>
-      <w:proofErr w:type="spellEnd"/>
-      <w:r>
-        <w:rPr>
-          <w:rFonts w:ascii="Times New Roman" w:hAnsi="Times New Roman" w:cs="Times New Roman"/>
-          <w:sz w:val="24"/>
-          <w:szCs w:val="24"/>
-        </w:rPr>
-        <w:t xml:space="preserve"> and JPQL queries to connect with the database and manage customer information.</w:t>
+          <w:rStyle w:val="Heading2Char"/>
+        </w:rPr>
+        <w:t>3.3 Managed Beans</w:t>
+      </w:r>
+      <w:r>
+        <w:rPr>
+          <w:rFonts w:ascii="Times New Roman" w:hAnsi="Times New Roman" w:cs="Times New Roman"/>
+          <w:sz w:val="24"/>
+          <w:szCs w:val="24"/>
+        </w:rPr>
+        <w:br/>
+      </w:r>
+      <w:r>
+        <w:rPr>
+          <w:rFonts w:ascii="Times New Roman" w:hAnsi="Times New Roman" w:cs="Times New Roman"/>
+          <w:sz w:val="24"/>
+          <w:szCs w:val="24"/>
+        </w:rPr>
+        <w:br/>
+        <w:t>Managed beans (sometimes called backup beans) are used to link the XHTML pages to the business layer. They store temporary values of forms entered by the user and have action methods for the buttons and links on the JSF pages.</w:t>
+      </w:r>
+      <w:r>
+        <w:rPr>
+          <w:rFonts w:ascii="Times New Roman" w:hAnsi="Times New Roman" w:cs="Times New Roman"/>
+          <w:sz w:val="24"/>
+          <w:szCs w:val="24"/>
+        </w:rPr>
+        <w:br/>
+      </w:r>
+      <w:r>
+        <w:rPr>
+          <w:rFonts w:ascii="Times New Roman" w:hAnsi="Times New Roman" w:cs="Times New Roman"/>
+          <w:sz w:val="24"/>
+          <w:szCs w:val="24"/>
+        </w:rPr>
+        <w:br/>
+        <w:t>For example, when the user submits the login form, the managed bean receives the username and password and calls the business layer to validate the login data. When a user creates a product, customer or order, the managed bean transmits the form data to the relevant EJB class for processing.</w:t>
+      </w:r>
+      <w:r>
+        <w:rPr>
+          <w:rFonts w:ascii="Times New Roman" w:hAnsi="Times New Roman" w:cs="Times New Roman"/>
+          <w:sz w:val="24"/>
+          <w:szCs w:val="24"/>
+        </w:rPr>
+        <w:br/>
+      </w:r>
+      <w:r>
+        <w:rPr>
+          <w:rFonts w:ascii="Times New Roman" w:hAnsi="Times New Roman" w:cs="Times New Roman"/>
+          <w:sz w:val="24"/>
+          <w:szCs w:val="24"/>
+        </w:rPr>
+        <w:br/>
+        <w:t>Managed beans are useful to keep the xhtml pages cleaner, as the pages simply address the interface and the processing logic is dealt through java classes.</w:t>
+      </w:r>
+      <w:r>
+        <w:rPr>
+          <w:rFonts w:ascii="Times New Roman" w:hAnsi="Times New Roman" w:cs="Times New Roman"/>
+          <w:sz w:val="24"/>
+          <w:szCs w:val="24"/>
+        </w:rPr>
+        <w:br/>
+      </w:r>
+      <w:r>
+        <w:rPr>
+          <w:rFonts w:ascii="Times New Roman" w:hAnsi="Times New Roman" w:cs="Times New Roman"/>
+          <w:sz w:val="24"/>
+          <w:szCs w:val="24"/>
+        </w:rPr>
+        <w:br/>
+      </w:r>
+      <w:r>
+        <w:rPr>
+          <w:rStyle w:val="Heading2Char"/>
+        </w:rPr>
+        <w:lastRenderedPageBreak/>
+        <w:t>3.4 Navigation</w:t>
+      </w:r>
+      <w:r>
+        <w:rPr>
+          <w:rFonts w:ascii="Times New Roman" w:hAnsi="Times New Roman" w:cs="Times New Roman"/>
+          <w:sz w:val="24"/>
+          <w:szCs w:val="24"/>
+        </w:rPr>
+        <w:br/>
+      </w:r>
+      <w:r>
+        <w:rPr>
+          <w:rFonts w:ascii="Times New Roman" w:hAnsi="Times New Roman" w:cs="Times New Roman"/>
+          <w:sz w:val="24"/>
+          <w:szCs w:val="24"/>
+        </w:rPr>
+        <w:br/>
+        <w:t>JSF navigation is used to move users from one page to another. Once logged in, the system provides the links and buttons to access the primary features. For instance, users can jump from the main site to create product, stock list, create customer, customer list, create order, order list and search pages.</w:t>
+      </w:r>
+      <w:r>
+        <w:rPr>
+          <w:rFonts w:ascii="Times New Roman" w:hAnsi="Times New Roman" w:cs="Times New Roman"/>
+          <w:sz w:val="24"/>
+          <w:szCs w:val="24"/>
+        </w:rPr>
+        <w:br/>
+      </w:r>
+      <w:r>
+        <w:rPr>
+          <w:rFonts w:ascii="Times New Roman" w:hAnsi="Times New Roman" w:cs="Times New Roman"/>
+          <w:sz w:val="24"/>
+          <w:szCs w:val="24"/>
+        </w:rPr>
+        <w:br/>
+        <w:t>Security based navigation is also included in the system. If a user tries to access protected system functions without logging in, the system redirects the user to the login page. This supports the assignment requirement that functionality of the systems are not accessible without authentication.</w:t>
       </w:r>
     </w:p>
     <w:p>
@@ -1105,9 +1321,290 @@
           <w:szCs w:val="24"/>
         </w:rPr>
       </w:pPr>
+      <w:r>
+        <w:rPr>
+          <w:rStyle w:val="Heading2Char"/>
+        </w:rPr>
+        <w:t>3.5 Form Validation</w:t>
+      </w:r>
+      <w:r>
+        <w:rPr>
+          <w:rFonts w:ascii="Times New Roman" w:hAnsi="Times New Roman" w:cs="Times New Roman"/>
+          <w:sz w:val="24"/>
+          <w:szCs w:val="24"/>
+        </w:rPr>
+        <w:br/>
+      </w:r>
+      <w:r>
+        <w:rPr>
+          <w:rFonts w:ascii="Times New Roman" w:hAnsi="Times New Roman" w:cs="Times New Roman"/>
+          <w:sz w:val="24"/>
+          <w:szCs w:val="24"/>
+        </w:rPr>
+        <w:br/>
+        <w:t>You can include form validation in the presentation layer that requires and validates information before a user submits a form . As required fields are checked, critical data such as username, password, email address, product details, customer details and order details are not left blank.</w:t>
+      </w:r>
+      <w:r>
+        <w:rPr>
+          <w:rFonts w:ascii="Times New Roman" w:hAnsi="Times New Roman" w:cs="Times New Roman"/>
+          <w:sz w:val="24"/>
+          <w:szCs w:val="24"/>
+        </w:rPr>
+        <w:br/>
+      </w:r>
+      <w:r>
+        <w:rPr>
+          <w:rFonts w:ascii="Times New Roman" w:hAnsi="Times New Roman" w:cs="Times New Roman"/>
+          <w:sz w:val="24"/>
+          <w:szCs w:val="24"/>
+        </w:rPr>
+        <w:br/>
+        <w:t>Validation increases the reliability of the system since incomplete or wrong data cannot be passed to the business layer. This improves the user experience too because the user gets fast notification when a mandatory field is missing.</w:t>
+      </w:r>
+      <w:r>
+        <w:rPr>
+          <w:rFonts w:ascii="Times New Roman" w:hAnsi="Times New Roman" w:cs="Times New Roman"/>
+          <w:sz w:val="24"/>
+          <w:szCs w:val="24"/>
+        </w:rPr>
+        <w:br/>
+      </w:r>
+      <w:r>
+        <w:rPr>
+          <w:rFonts w:ascii="Times New Roman" w:hAnsi="Times New Roman" w:cs="Times New Roman"/>
+          <w:sz w:val="24"/>
+          <w:szCs w:val="24"/>
+        </w:rPr>
+        <w:br/>
+      </w:r>
+      <w:r>
+        <w:rPr>
+          <w:rStyle w:val="Heading2Char"/>
+        </w:rPr>
+        <w:t>3.6 Login Pages</w:t>
+      </w:r>
+      <w:r>
+        <w:rPr>
+          <w:rFonts w:ascii="Times New Roman" w:hAnsi="Times New Roman" w:cs="Times New Roman"/>
+          <w:sz w:val="24"/>
+          <w:szCs w:val="24"/>
+        </w:rPr>
+        <w:br/>
+      </w:r>
+      <w:r>
+        <w:rPr>
+          <w:rFonts w:ascii="Times New Roman" w:hAnsi="Times New Roman" w:cs="Times New Roman"/>
+          <w:sz w:val="24"/>
+          <w:szCs w:val="24"/>
+        </w:rPr>
+        <w:br/>
+        <w:t>The login page allows registered users to use all the capabilities of the system. The user provides a username and a password and the managed bean transmits these credentials to the business layer for validation.</w:t>
+      </w:r>
+      <w:r>
+        <w:rPr>
+          <w:rFonts w:ascii="Times New Roman" w:hAnsi="Times New Roman" w:cs="Times New Roman"/>
+          <w:sz w:val="24"/>
+          <w:szCs w:val="24"/>
+        </w:rPr>
+        <w:br/>
+      </w:r>
+      <w:r>
+        <w:rPr>
+          <w:rFonts w:ascii="Times New Roman" w:hAnsi="Times New Roman" w:cs="Times New Roman"/>
+          <w:sz w:val="24"/>
+          <w:szCs w:val="24"/>
+        </w:rPr>
+        <w:br/>
+        <w:t>The user gets directed to the main page of the system if the login data are correct. If the login is invalid, you will see an error notice. This ensures that only authenticated users can access the functions of product, customer and order management.</w:t>
+      </w:r>
     </w:p>
     <w:p>
       <w:pPr>
+        <w:rPr>
+          <w:rFonts w:ascii="Times New Roman" w:hAnsi="Times New Roman" w:cs="Times New Roman"/>
+          <w:sz w:val="24"/>
+          <w:szCs w:val="24"/>
+        </w:rPr>
+      </w:pPr>
+    </w:p>
+    <w:p>
+      <w:pPr>
+        <w:rPr>
+          <w:rFonts w:ascii="Times New Roman" w:hAnsi="Times New Roman" w:cs="Times New Roman"/>
+          <w:sz w:val="24"/>
+          <w:szCs w:val="24"/>
+        </w:rPr>
+      </w:pPr>
+      <w:r>
+        <w:rPr>
+          <w:rStyle w:val="Heading2Char"/>
+        </w:rPr>
+        <w:t>3.7 Registration Pages</w:t>
+      </w:r>
+      <w:r>
+        <w:rPr>
+          <w:rFonts w:ascii="Times New Roman" w:hAnsi="Times New Roman" w:cs="Times New Roman"/>
+          <w:sz w:val="24"/>
+          <w:szCs w:val="24"/>
+        </w:rPr>
+        <w:br/>
+      </w:r>
+      <w:r>
+        <w:rPr>
+          <w:rFonts w:ascii="Times New Roman" w:hAnsi="Times New Roman" w:cs="Times New Roman"/>
+          <w:sz w:val="24"/>
+          <w:szCs w:val="24"/>
+        </w:rPr>
+        <w:br/>
+        <w:t>The registration function allows a new user to create an account using a valid email address. The system sends a verification code to the user’s email address through the configured mail testing server. The user must enter the verification code before completing the registration process.</w:t>
+      </w:r>
+      <w:r>
+        <w:rPr>
+          <w:rFonts w:ascii="Times New Roman" w:hAnsi="Times New Roman" w:cs="Times New Roman"/>
+          <w:sz w:val="24"/>
+          <w:szCs w:val="24"/>
+        </w:rPr>
+        <w:br/>
+      </w:r>
+      <w:r>
+        <w:rPr>
+          <w:rFonts w:ascii="Times New Roman" w:hAnsi="Times New Roman" w:cs="Times New Roman"/>
+          <w:sz w:val="24"/>
+          <w:szCs w:val="24"/>
+        </w:rPr>
+        <w:lastRenderedPageBreak/>
+        <w:br/>
+        <w:t>The registration page receives the user credentials like first name, last name, username, email address and password. If registration succeeds then user details are stored in database. The password is not recorded in plain text but in a hash form to make it more secure.</w:t>
+      </w:r>
+      <w:r>
+        <w:rPr>
+          <w:rFonts w:ascii="Times New Roman" w:hAnsi="Times New Roman" w:cs="Times New Roman"/>
+          <w:sz w:val="24"/>
+          <w:szCs w:val="24"/>
+        </w:rPr>
+        <w:br/>
+      </w:r>
+      <w:r>
+        <w:rPr>
+          <w:rFonts w:ascii="Times New Roman" w:hAnsi="Times New Roman" w:cs="Times New Roman"/>
+          <w:sz w:val="24"/>
+          <w:szCs w:val="24"/>
+        </w:rPr>
+        <w:br/>
+      </w:r>
+      <w:r>
+        <w:rPr>
+          <w:rStyle w:val="Heading2Char"/>
+        </w:rPr>
+        <w:t>3.8 Account Recovery Pages</w:t>
+      </w:r>
+      <w:r>
+        <w:rPr>
+          <w:rFonts w:ascii="Times New Roman" w:hAnsi="Times New Roman" w:cs="Times New Roman"/>
+          <w:sz w:val="24"/>
+          <w:szCs w:val="24"/>
+        </w:rPr>
+        <w:br/>
+      </w:r>
+      <w:r>
+        <w:rPr>
+          <w:rFonts w:ascii="Times New Roman" w:hAnsi="Times New Roman" w:cs="Times New Roman"/>
+          <w:sz w:val="24"/>
+          <w:szCs w:val="24"/>
+        </w:rPr>
+        <w:br/>
+        <w:t>The account recovery page can be used if users forget their login or password to regain access to their account. The user inputs the registered email address and the system delivers the recovery code to the email. Once the user enters the recovery code, they can reset the password.</w:t>
+      </w:r>
+      <w:r>
+        <w:rPr>
+          <w:rFonts w:ascii="Times New Roman" w:hAnsi="Times New Roman" w:cs="Times New Roman"/>
+          <w:sz w:val="24"/>
+          <w:szCs w:val="24"/>
+        </w:rPr>
+        <w:br/>
+      </w:r>
+      <w:r>
+        <w:rPr>
+          <w:rFonts w:ascii="Times New Roman" w:hAnsi="Times New Roman" w:cs="Times New Roman"/>
+          <w:sz w:val="24"/>
+          <w:szCs w:val="24"/>
+        </w:rPr>
+        <w:br/>
+        <w:t>This function is helpful from the usability point of view since the users can get access to their accounts without the help of administrators.</w:t>
+      </w:r>
+      <w:r>
+        <w:rPr>
+          <w:rFonts w:ascii="Times New Roman" w:hAnsi="Times New Roman" w:cs="Times New Roman"/>
+          <w:sz w:val="24"/>
+          <w:szCs w:val="24"/>
+        </w:rPr>
+        <w:br/>
+      </w:r>
+      <w:r>
+        <w:rPr>
+          <w:rFonts w:ascii="Times New Roman" w:hAnsi="Times New Roman" w:cs="Times New Roman"/>
+          <w:sz w:val="24"/>
+          <w:szCs w:val="24"/>
+        </w:rPr>
+        <w:br/>
+      </w:r>
+      <w:r>
+        <w:rPr>
+          <w:rStyle w:val="Heading2Char"/>
+        </w:rPr>
+        <w:t>3.9 Error Messages</w:t>
+      </w:r>
+      <w:r>
+        <w:rPr>
+          <w:rStyle w:val="Heading2Char"/>
+        </w:rPr>
+        <w:br/>
+      </w:r>
+      <w:r>
+        <w:rPr>
+          <w:rFonts w:ascii="Times New Roman" w:hAnsi="Times New Roman" w:cs="Times New Roman"/>
+          <w:sz w:val="24"/>
+          <w:szCs w:val="24"/>
+        </w:rPr>
+        <w:br/>
+        <w:t>The presentation layer also gives error and validation messages to guide the user in case of wrong or incomplete information. This may be because there are missing required fields, invalid login details, invalid verification codes, invalid recovery codes, or the product supply is unavailable.</w:t>
+      </w:r>
+      <w:r>
+        <w:rPr>
+          <w:rFonts w:ascii="Times New Roman" w:hAnsi="Times New Roman" w:cs="Times New Roman"/>
+          <w:sz w:val="24"/>
+          <w:szCs w:val="24"/>
+        </w:rPr>
+        <w:br/>
+      </w:r>
+      <w:r>
+        <w:rPr>
+          <w:rFonts w:ascii="Times New Roman" w:hAnsi="Times New Roman" w:cs="Times New Roman"/>
+          <w:sz w:val="24"/>
+          <w:szCs w:val="24"/>
+        </w:rPr>
+        <w:br/>
+        <w:t>These messages assist users understand what went wrong and what needs fixing. They also satisfy the assignment requirement of the presentation tier to give the relevant exception messages.</w:t>
+      </w:r>
+    </w:p>
+    <w:p>
+      <w:pPr>
+        <w:rPr>
+          <w:rFonts w:ascii="Times New Roman" w:hAnsi="Times New Roman" w:cs="Times New Roman"/>
+          <w:sz w:val="24"/>
+          <w:szCs w:val="24"/>
+        </w:rPr>
+      </w:pPr>
+    </w:p>
+    <w:p>
+      <w:pPr>
+        <w:rPr>
+          <w:rFonts w:ascii="Times New Roman" w:hAnsi="Times New Roman" w:cs="Times New Roman"/>
+          <w:sz w:val="24"/>
+          <w:szCs w:val="24"/>
+        </w:rPr>
+      </w:pPr>
+      <w:r>
         <w:rPr>
           <w:rFonts w:ascii="Times New Roman" w:eastAsiaTheme="majorEastAsia" w:hAnsi="Times New Roman" w:cs="Times New Roman"/>
           <w:b/>
@@ -1116,8 +1613,11 @@
           <w:sz w:val="26"/>
           <w:szCs w:val="26"/>
         </w:rPr>
-      </w:pPr>
-      <w:r>
+        <w:t>4. Business Layer (EJB)</w:t>
+      </w:r>
+    </w:p>
+    <w:p>
+      <w:pPr>
         <w:rPr>
           <w:rFonts w:ascii="Times New Roman" w:eastAsiaTheme="majorEastAsia" w:hAnsi="Times New Roman" w:cs="Times New Roman"/>
           <w:b/>
@@ -1126,9 +1626,7 @@
           <w:sz w:val="26"/>
           <w:szCs w:val="26"/>
         </w:rPr>
-        <w:t xml:space="preserve">4.3 </w:t>
-      </w:r>
-      <w:proofErr w:type="spellStart"/>
+      </w:pPr>
       <w:r>
         <w:rPr>
           <w:rFonts w:ascii="Times New Roman" w:eastAsiaTheme="majorEastAsia" w:hAnsi="Times New Roman" w:cs="Times New Roman"/>
@@ -1138,9 +1636,8 @@
           <w:sz w:val="26"/>
           <w:szCs w:val="26"/>
         </w:rPr>
-        <w:t>ProductFacade</w:t>
-      </w:r>
-      <w:proofErr w:type="spellEnd"/>
+        <w:t>4.1 Purpose of the Business Layer</w:t>
+      </w:r>
       <w:r>
         <w:rPr>
           <w:rFonts w:ascii="Times New Roman" w:eastAsiaTheme="majorEastAsia" w:hAnsi="Times New Roman" w:cs="Times New Roman"/>
@@ -1179,25 +1676,7 @@
           <w:sz w:val="24"/>
           <w:szCs w:val="24"/>
         </w:rPr>
-        <w:t xml:space="preserve">The </w:t>
-      </w:r>
-      <w:proofErr w:type="spellStart"/>
-      <w:r>
-        <w:rPr>
-          <w:rFonts w:ascii="Times New Roman" w:hAnsi="Times New Roman" w:cs="Times New Roman"/>
-          <w:sz w:val="24"/>
-          <w:szCs w:val="24"/>
-        </w:rPr>
-        <w:t>ProductFacade</w:t>
-      </w:r>
-      <w:proofErr w:type="spellEnd"/>
-      <w:r>
-        <w:rPr>
-          <w:rFonts w:ascii="Times New Roman" w:hAnsi="Times New Roman" w:cs="Times New Roman"/>
-          <w:sz w:val="24"/>
-          <w:szCs w:val="24"/>
-        </w:rPr>
-        <w:t xml:space="preserve"> class manages product-related operations in the business layer. It is used to search products, list laptops and smartphones, and create new products.</w:t>
+        <w:t>The business layer was developed using Enterprise Java Beans (EJB). It manages the main logic of the system, including customer registration, login validation, product management, stock control, and order processing.</w:t>
       </w:r>
     </w:p>
     <w:p>
@@ -1214,7 +1693,7 @@
           <w:sz w:val="24"/>
           <w:szCs w:val="24"/>
         </w:rPr>
-        <w:t>This class also controls the product stock. When an order is created, it reduces the stock. When an order is deleted, it restores the stock. This helps keep the inventory updated correctly in the database.</w:t>
+        <w:t>The main EJB classes are CustomerBean, OrderBean, and ProductFacade. These classes use JPA and EntityManager to connect with the database and manage customer, product, and order data.</w:t>
       </w:r>
     </w:p>
     <w:p>
@@ -1237,21 +1716,8 @@
           <w:sz w:val="26"/>
           <w:szCs w:val="26"/>
         </w:rPr>
-        <w:t xml:space="preserve">4.4 </w:t>
-      </w:r>
-      <w:proofErr w:type="spellStart"/>
-      <w:r>
-        <w:rPr>
-          <w:rFonts w:ascii="Times New Roman" w:eastAsiaTheme="majorEastAsia" w:hAnsi="Times New Roman" w:cs="Times New Roman"/>
-          <w:b/>
-          <w:bCs/>
-          <w:color w:val="4F81BD" w:themeColor="accent1"/>
-          <w:sz w:val="26"/>
-          <w:szCs w:val="26"/>
-        </w:rPr>
-        <w:t>OrderBean</w:t>
-      </w:r>
-      <w:proofErr w:type="spellEnd"/>
+        <w:t>4.2 CustomerBean</w:t>
+      </w:r>
       <w:r>
         <w:rPr>
           <w:rFonts w:ascii="Times New Roman" w:eastAsiaTheme="majorEastAsia" w:hAnsi="Times New Roman" w:cs="Times New Roman"/>
@@ -1290,25 +1756,8 @@
           <w:sz w:val="24"/>
           <w:szCs w:val="24"/>
         </w:rPr>
-        <w:t xml:space="preserve">The </w:t>
-      </w:r>
-      <w:proofErr w:type="spellStart"/>
-      <w:r>
-        <w:rPr>
-          <w:rFonts w:ascii="Times New Roman" w:hAnsi="Times New Roman" w:cs="Times New Roman"/>
-          <w:sz w:val="24"/>
-          <w:szCs w:val="24"/>
-        </w:rPr>
-        <w:t>OrderBean</w:t>
-      </w:r>
-      <w:proofErr w:type="spellEnd"/>
-      <w:r>
-        <w:rPr>
-          <w:rFonts w:ascii="Times New Roman" w:hAnsi="Times New Roman" w:cs="Times New Roman"/>
-          <w:sz w:val="24"/>
-          <w:szCs w:val="24"/>
-        </w:rPr>
-        <w:t xml:space="preserve"> class manages order operations in the system. It is responsible for creating orders, deleting orders, finding orders by ID, and listing all orders.</w:t>
+        <w:lastRenderedPageBreak/>
+        <w:t>The CustomerBean class manages customer operations in the system. It is used for customer registration, login validation, customer search, and listing all registered customers.</w:t>
       </w:r>
     </w:p>
     <w:p>
@@ -1325,8 +1774,17 @@
           <w:sz w:val="24"/>
           <w:szCs w:val="24"/>
         </w:rPr>
-        <w:t>Before creating an order, this class checks if the selected product has enough stock. If stock is available, the order is saved in the database and the product stock is reduced. If an order is deleted, the stock is restored.</w:t>
-      </w:r>
+        <w:t>This class checks if an email already exists before registering a new customer. It also validates the customer’s email and password during login. The class uses EntityManager and JPQL queries to connect with the database and manage customer information.</w:t>
+      </w:r>
+    </w:p>
+    <w:p>
+      <w:pPr>
+        <w:rPr>
+          <w:rFonts w:ascii="Times New Roman" w:hAnsi="Times New Roman" w:cs="Times New Roman"/>
+          <w:sz w:val="24"/>
+          <w:szCs w:val="24"/>
+        </w:rPr>
+      </w:pPr>
     </w:p>
     <w:p>
       <w:pPr>
@@ -1348,7 +1806,7 @@
           <w:sz w:val="26"/>
           <w:szCs w:val="26"/>
         </w:rPr>
-        <w:t>4.5 Business Rules Implemented</w:t>
+        <w:t>4.3 ProductFacade</w:t>
       </w:r>
       <w:r>
         <w:rPr>
@@ -1388,8 +1846,23 @@
           <w:sz w:val="24"/>
           <w:szCs w:val="24"/>
         </w:rPr>
-        <w:lastRenderedPageBreak/>
-        <w:t>The business layer applies the main rules of the system before data is saved in the database. For example, a customer email must be checked before registration, login details must be validated, and product stock must be checked before creating an order.</w:t>
+        <w:t xml:space="preserve">The ProductFacade class manages product-related operations in the business layer. It is used to search products, list </w:t>
+      </w:r>
+      <w:r>
+        <w:rPr>
+          <w:rFonts w:ascii="Times New Roman" w:hAnsi="Times New Roman" w:cs="Times New Roman"/>
+          <w:sz w:val="24"/>
+          <w:szCs w:val="24"/>
+        </w:rPr>
+        <w:t>tablets and smartwatches</w:t>
+      </w:r>
+      <w:r>
+        <w:rPr>
+          <w:rFonts w:ascii="Times New Roman" w:hAnsi="Times New Roman" w:cs="Times New Roman"/>
+          <w:sz w:val="24"/>
+          <w:szCs w:val="24"/>
+        </w:rPr>
+        <w:t>, and create new products.</w:t>
       </w:r>
     </w:p>
     <w:p>
@@ -1406,7 +1879,7 @@
           <w:sz w:val="24"/>
           <w:szCs w:val="24"/>
         </w:rPr>
-        <w:t>The system also updates stock automatically. Stock is reduced when an order is created and restored when an order is deleted.</w:t>
+        <w:t>This class also controls the product stock. When an order is created, it reduces the stock. When an order is deleted, it restores the stock. This helps keep the inventory updated correctly in the database.</w:t>
       </w:r>
     </w:p>
     <w:p>
@@ -1429,7 +1902,7 @@
           <w:sz w:val="26"/>
           <w:szCs w:val="26"/>
         </w:rPr>
-        <w:t>4.6 Integration with Persistence Layer</w:t>
+        <w:t>4.4 OrderBean</w:t>
       </w:r>
       <w:r>
         <w:rPr>
@@ -1469,25 +1942,7 @@
           <w:sz w:val="24"/>
           <w:szCs w:val="24"/>
         </w:rPr>
-        <w:t xml:space="preserve">The business layer communicates with the persistence layer using JPA and </w:t>
-      </w:r>
-      <w:proofErr w:type="spellStart"/>
-      <w:r>
-        <w:rPr>
-          <w:rFonts w:ascii="Times New Roman" w:hAnsi="Times New Roman" w:cs="Times New Roman"/>
-          <w:sz w:val="24"/>
-          <w:szCs w:val="24"/>
-        </w:rPr>
-        <w:t>EntityManager</w:t>
-      </w:r>
-      <w:proofErr w:type="spellEnd"/>
-      <w:r>
-        <w:rPr>
-          <w:rFonts w:ascii="Times New Roman" w:hAnsi="Times New Roman" w:cs="Times New Roman"/>
-          <w:sz w:val="24"/>
-          <w:szCs w:val="24"/>
-        </w:rPr>
-        <w:t>. The EJB classes use JPQL queries and database operations to store, update, retrieve, and delete information from the MySQL database.</w:t>
+        <w:t>The OrderBean class manages order operations in the system. It is responsible for creating orders, deleting orders, finding orders by ID, and listing all orders.</w:t>
       </w:r>
     </w:p>
     <w:p>
@@ -1504,7 +1959,7 @@
           <w:sz w:val="24"/>
           <w:szCs w:val="24"/>
         </w:rPr>
-        <w:t>This integration allows the system to manage customer, product, and order data correctly across the application.</w:t>
+        <w:t>Before creating an order, this class checks if the selected product has enough stock. If stock is available, the order is saved in the database and the product stock is reduced. If an order is deleted, the stock is restored.</w:t>
       </w:r>
     </w:p>
     <w:p>
@@ -1518,9 +1973,7 @@
           <w:szCs w:val="26"/>
         </w:rPr>
       </w:pPr>
-    </w:p>
-    <w:p>
-      <w:pPr>
+      <w:r>
         <w:rPr>
           <w:rFonts w:ascii="Times New Roman" w:eastAsiaTheme="majorEastAsia" w:hAnsi="Times New Roman" w:cs="Times New Roman"/>
           <w:b/>
@@ -1529,302 +1982,7 @@
           <w:sz w:val="26"/>
           <w:szCs w:val="26"/>
         </w:rPr>
-      </w:pPr>
-      <w:r>
-        <w:rPr>
-          <w:rFonts w:ascii="Times New Roman" w:eastAsiaTheme="majorEastAsia" w:hAnsi="Times New Roman" w:cs="Times New Roman"/>
-          <w:b/>
-          <w:bCs/>
-          <w:color w:val="4F81BD" w:themeColor="accent1"/>
-          <w:sz w:val="26"/>
-          <w:szCs w:val="26"/>
-        </w:rPr>
-        <w:t>5. Persistence Layer (JPA and MySQL)</w:t>
-      </w:r>
-    </w:p>
-    <w:p>
-      <w:pPr>
-        <w:numPr>
-          <w:ilvl w:val="0"/>
-          <w:numId w:val="10"/>
-        </w:numPr>
-        <w:rPr>
-          <w:rFonts w:ascii="Times New Roman" w:hAnsi="Times New Roman" w:cs="Times New Roman"/>
-          <w:sz w:val="24"/>
-          <w:szCs w:val="24"/>
-        </w:rPr>
-      </w:pPr>
-      <w:r>
-        <w:rPr>
-          <w:rFonts w:ascii="Times New Roman" w:hAnsi="Times New Roman" w:cs="Times New Roman"/>
-          <w:sz w:val="24"/>
-          <w:szCs w:val="24"/>
-        </w:rPr>
-        <w:t xml:space="preserve">Entities </w:t>
-      </w:r>
-    </w:p>
-    <w:p>
-      <w:pPr>
-        <w:numPr>
-          <w:ilvl w:val="0"/>
-          <w:numId w:val="10"/>
-        </w:numPr>
-        <w:rPr>
-          <w:rFonts w:ascii="Times New Roman" w:hAnsi="Times New Roman" w:cs="Times New Roman"/>
-          <w:sz w:val="24"/>
-          <w:szCs w:val="24"/>
-        </w:rPr>
-      </w:pPr>
-      <w:r>
-        <w:rPr>
-          <w:rFonts w:ascii="Times New Roman" w:hAnsi="Times New Roman" w:cs="Times New Roman"/>
-          <w:sz w:val="24"/>
-          <w:szCs w:val="24"/>
-        </w:rPr>
-        <w:t xml:space="preserve">Database tables </w:t>
-      </w:r>
-    </w:p>
-    <w:p>
-      <w:pPr>
-        <w:numPr>
-          <w:ilvl w:val="0"/>
-          <w:numId w:val="10"/>
-        </w:numPr>
-        <w:rPr>
-          <w:rFonts w:ascii="Times New Roman" w:hAnsi="Times New Roman" w:cs="Times New Roman"/>
-          <w:sz w:val="24"/>
-          <w:szCs w:val="24"/>
-        </w:rPr>
-      </w:pPr>
-      <w:r>
-        <w:rPr>
-          <w:rFonts w:ascii="Times New Roman" w:hAnsi="Times New Roman" w:cs="Times New Roman"/>
-          <w:sz w:val="24"/>
-          <w:szCs w:val="24"/>
-        </w:rPr>
-        <w:t xml:space="preserve">Relationships </w:t>
-      </w:r>
-    </w:p>
-    <w:p>
-      <w:pPr>
-        <w:numPr>
-          <w:ilvl w:val="0"/>
-          <w:numId w:val="10"/>
-        </w:numPr>
-        <w:rPr>
-          <w:rFonts w:ascii="Times New Roman" w:hAnsi="Times New Roman" w:cs="Times New Roman"/>
-          <w:sz w:val="24"/>
-          <w:szCs w:val="24"/>
-        </w:rPr>
-      </w:pPr>
-      <w:r>
-        <w:rPr>
-          <w:rFonts w:ascii="Times New Roman" w:hAnsi="Times New Roman" w:cs="Times New Roman"/>
-          <w:sz w:val="24"/>
-          <w:szCs w:val="24"/>
-        </w:rPr>
-        <w:t xml:space="preserve">JPA annotations </w:t>
-      </w:r>
-    </w:p>
-    <w:p>
-      <w:pPr>
-        <w:numPr>
-          <w:ilvl w:val="0"/>
-          <w:numId w:val="10"/>
-        </w:numPr>
-        <w:rPr>
-          <w:rFonts w:ascii="Times New Roman" w:hAnsi="Times New Roman" w:cs="Times New Roman"/>
-          <w:sz w:val="24"/>
-          <w:szCs w:val="24"/>
-        </w:rPr>
-      </w:pPr>
-      <w:r>
-        <w:rPr>
-          <w:rFonts w:ascii="Times New Roman" w:hAnsi="Times New Roman" w:cs="Times New Roman"/>
-          <w:sz w:val="24"/>
-          <w:szCs w:val="24"/>
-        </w:rPr>
-        <w:t xml:space="preserve">CRUD operations </w:t>
-      </w:r>
-    </w:p>
-    <w:p>
-      <w:pPr>
-        <w:numPr>
-          <w:ilvl w:val="0"/>
-          <w:numId w:val="10"/>
-        </w:numPr>
-        <w:rPr>
-          <w:rFonts w:ascii="Times New Roman" w:hAnsi="Times New Roman" w:cs="Times New Roman"/>
-          <w:sz w:val="24"/>
-          <w:szCs w:val="24"/>
-        </w:rPr>
-      </w:pPr>
-      <w:r>
-        <w:rPr>
-          <w:rFonts w:ascii="Times New Roman" w:hAnsi="Times New Roman" w:cs="Times New Roman"/>
-          <w:sz w:val="24"/>
-          <w:szCs w:val="24"/>
-        </w:rPr>
-        <w:t xml:space="preserve">Inheritance strategy </w:t>
-      </w:r>
-    </w:p>
-    <w:p>
-      <w:pPr>
-        <w:numPr>
-          <w:ilvl w:val="0"/>
-          <w:numId w:val="10"/>
-        </w:numPr>
-        <w:rPr>
-          <w:rFonts w:ascii="Times New Roman" w:hAnsi="Times New Roman" w:cs="Times New Roman"/>
-          <w:sz w:val="24"/>
-          <w:szCs w:val="24"/>
-        </w:rPr>
-      </w:pPr>
-      <w:r>
-        <w:rPr>
-          <w:rFonts w:ascii="Times New Roman" w:hAnsi="Times New Roman" w:cs="Times New Roman"/>
-          <w:sz w:val="24"/>
-          <w:szCs w:val="24"/>
-        </w:rPr>
-        <w:t xml:space="preserve">JPQL queries </w:t>
-      </w:r>
-    </w:p>
-    <w:p>
-      <w:pPr>
-        <w:rPr>
-          <w:rFonts w:ascii="Times New Roman" w:eastAsiaTheme="majorEastAsia" w:hAnsi="Times New Roman" w:cs="Times New Roman"/>
-          <w:b/>
-          <w:bCs/>
-          <w:color w:val="4F81BD" w:themeColor="accent1"/>
-          <w:sz w:val="26"/>
-          <w:szCs w:val="26"/>
-        </w:rPr>
-      </w:pPr>
-      <w:r>
-        <w:rPr>
-          <w:rFonts w:ascii="Times New Roman" w:eastAsiaTheme="majorEastAsia" w:hAnsi="Times New Roman" w:cs="Times New Roman"/>
-          <w:b/>
-          <w:bCs/>
-          <w:color w:val="4F81BD" w:themeColor="accent1"/>
-          <w:sz w:val="26"/>
-          <w:szCs w:val="26"/>
-        </w:rPr>
-        <w:t>6. System Functionality</w:t>
-      </w:r>
-    </w:p>
-    <w:p>
-      <w:pPr>
-        <w:rPr>
-          <w:rFonts w:ascii="Times New Roman" w:eastAsiaTheme="majorEastAsia" w:hAnsi="Times New Roman" w:cs="Times New Roman"/>
-          <w:b/>
-          <w:bCs/>
-          <w:color w:val="4F81BD" w:themeColor="accent1"/>
-          <w:sz w:val="26"/>
-          <w:szCs w:val="26"/>
-        </w:rPr>
-      </w:pPr>
-      <w:r>
-        <w:rPr>
-          <w:rFonts w:ascii="Times New Roman" w:eastAsiaTheme="majorEastAsia" w:hAnsi="Times New Roman" w:cs="Times New Roman"/>
-          <w:b/>
-          <w:bCs/>
-          <w:color w:val="4F81BD" w:themeColor="accent1"/>
-          <w:sz w:val="26"/>
-          <w:szCs w:val="26"/>
-        </w:rPr>
-        <w:t>6.1 User Registration</w:t>
-      </w:r>
-    </w:p>
-    <w:p>
-      <w:pPr>
-        <w:rPr>
-          <w:rFonts w:ascii="Times New Roman" w:eastAsiaTheme="majorEastAsia" w:hAnsi="Times New Roman" w:cs="Times New Roman"/>
-          <w:b/>
-          <w:bCs/>
-          <w:color w:val="4F81BD" w:themeColor="accent1"/>
-          <w:sz w:val="26"/>
-          <w:szCs w:val="26"/>
-        </w:rPr>
-      </w:pPr>
-      <w:r>
-        <w:rPr>
-          <w:rFonts w:ascii="Times New Roman" w:eastAsiaTheme="majorEastAsia" w:hAnsi="Times New Roman" w:cs="Times New Roman"/>
-          <w:b/>
-          <w:bCs/>
-          <w:color w:val="4F81BD" w:themeColor="accent1"/>
-          <w:sz w:val="26"/>
-          <w:szCs w:val="26"/>
-        </w:rPr>
-        <w:t>6.2 Login and Account Recovery</w:t>
-      </w:r>
-    </w:p>
-    <w:p>
-      <w:pPr>
-        <w:rPr>
-          <w:rFonts w:ascii="Times New Roman" w:eastAsiaTheme="majorEastAsia" w:hAnsi="Times New Roman" w:cs="Times New Roman"/>
-          <w:b/>
-          <w:bCs/>
-          <w:color w:val="4F81BD" w:themeColor="accent1"/>
-          <w:sz w:val="26"/>
-          <w:szCs w:val="26"/>
-        </w:rPr>
-      </w:pPr>
-      <w:r>
-        <w:rPr>
-          <w:rFonts w:ascii="Times New Roman" w:eastAsiaTheme="majorEastAsia" w:hAnsi="Times New Roman" w:cs="Times New Roman"/>
-          <w:b/>
-          <w:bCs/>
-          <w:color w:val="4F81BD" w:themeColor="accent1"/>
-          <w:sz w:val="26"/>
-          <w:szCs w:val="26"/>
-        </w:rPr>
-        <w:t>6.3 Product Management</w:t>
-      </w:r>
-    </w:p>
-    <w:p>
-      <w:pPr>
-        <w:rPr>
-          <w:rFonts w:ascii="Times New Roman" w:eastAsiaTheme="majorEastAsia" w:hAnsi="Times New Roman" w:cs="Times New Roman"/>
-          <w:b/>
-          <w:bCs/>
-          <w:color w:val="4F81BD" w:themeColor="accent1"/>
-          <w:sz w:val="26"/>
-          <w:szCs w:val="26"/>
-        </w:rPr>
-      </w:pPr>
-      <w:r>
-        <w:rPr>
-          <w:rFonts w:ascii="Times New Roman" w:eastAsiaTheme="majorEastAsia" w:hAnsi="Times New Roman" w:cs="Times New Roman"/>
-          <w:b/>
-          <w:bCs/>
-          <w:color w:val="4F81BD" w:themeColor="accent1"/>
-          <w:sz w:val="26"/>
-          <w:szCs w:val="26"/>
-        </w:rPr>
-        <w:t>6.4 Customer Management</w:t>
-      </w:r>
-    </w:p>
-    <w:p>
-      <w:pPr>
-        <w:rPr>
-          <w:rFonts w:ascii="Times New Roman" w:eastAsiaTheme="majorEastAsia" w:hAnsi="Times New Roman" w:cs="Times New Roman"/>
-          <w:b/>
-          <w:bCs/>
-          <w:color w:val="4F81BD" w:themeColor="accent1"/>
-          <w:sz w:val="26"/>
-          <w:szCs w:val="26"/>
-        </w:rPr>
-      </w:pPr>
-      <w:r>
-        <w:rPr>
-          <w:rFonts w:ascii="Times New Roman" w:eastAsiaTheme="majorEastAsia" w:hAnsi="Times New Roman" w:cs="Times New Roman"/>
-          <w:b/>
-          <w:bCs/>
-          <w:color w:val="4F81BD" w:themeColor="accent1"/>
-          <w:sz w:val="26"/>
-          <w:szCs w:val="26"/>
-        </w:rPr>
-        <w:t>6.5 Order Management</w:t>
+        <w:t>4.5 Business Rules Implemented</w:t>
       </w:r>
       <w:r>
         <w:rPr>
@@ -1864,8 +2022,7 @@
           <w:sz w:val="24"/>
           <w:szCs w:val="24"/>
         </w:rPr>
-        <w:lastRenderedPageBreak/>
-        <w:t>The system allows users to create, search, and delete orders. When a new order is created, the system checks if enough product stock is available before saving the order.</w:t>
+        <w:t>The business layer applies the main rules of the system before data is saved in the database. For example, a customer email must be checked before registration, login details must be validated, and product stock must be checked before creating an order.</w:t>
       </w:r>
     </w:p>
     <w:p>
@@ -1882,80 +2039,8 @@
           <w:sz w:val="24"/>
           <w:szCs w:val="24"/>
         </w:rPr>
-        <w:t>After the order is completed, the stock quantity is reduced automatically. If an order is deleted, the stock is restored again. This helps maintain accurate inventory management in the system.</w:t>
-      </w:r>
-    </w:p>
-    <w:p>
-      <w:pPr>
-        <w:rPr>
-          <w:rFonts w:ascii="Times New Roman" w:hAnsi="Times New Roman" w:cs="Times New Roman"/>
-          <w:sz w:val="24"/>
-          <w:szCs w:val="24"/>
-        </w:rPr>
-      </w:pPr>
-    </w:p>
-    <w:p>
-      <w:pPr>
-        <w:pStyle w:val="Heading2"/>
-        <w:rPr>
-          <w:rFonts w:ascii="Times New Roman" w:hAnsi="Times New Roman" w:cs="Times New Roman"/>
-        </w:rPr>
-      </w:pPr>
-      <w:r>
-        <w:rPr>
-          <w:rFonts w:ascii="Times New Roman" w:hAnsi="Times New Roman" w:cs="Times New Roman"/>
-        </w:rPr>
-        <w:t>7. Testing and Results</w:t>
-      </w:r>
-      <w:r>
-        <w:rPr>
-          <w:rFonts w:ascii="Times New Roman" w:hAnsi="Times New Roman" w:cs="Times New Roman"/>
-        </w:rPr>
-        <w:t xml:space="preserve"> </w:t>
-      </w:r>
-      <w:r>
-        <w:rPr>
-          <w:rFonts w:ascii="Times New Roman" w:hAnsi="Times New Roman" w:cs="Times New Roman"/>
-          <w:b w:val="0"/>
-          <w:bCs w:val="0"/>
-          <w:highlight w:val="yellow"/>
-        </w:rPr>
-        <w:t>DONE</w:t>
-      </w:r>
-    </w:p>
-    <w:p>
-      <w:pPr>
-        <w:pStyle w:val="NormalWeb"/>
-      </w:pPr>
-      <w:r>
-        <w:t>Several tests were performed to verify that the business layer worked correctly. The team tested customer registration, login validation, product stock updates, order creation, and order deletion.</w:t>
-      </w:r>
-    </w:p>
-    <w:p>
-      <w:pPr>
-        <w:pStyle w:val="NormalWeb"/>
-      </w:pPr>
-      <w:r>
-        <w:t>The results showed that the system correctly validated customer information, reduced stock after creating orders, and restored stock after deleting orders. The EJB classes communicated successfully with the database through the persistence layer.</w:t>
-      </w:r>
-    </w:p>
-    <w:p>
-      <w:pPr>
-        <w:rPr>
-          <w:rFonts w:ascii="Times New Roman" w:hAnsi="Times New Roman" w:cs="Times New Roman"/>
-          <w:sz w:val="24"/>
-          <w:szCs w:val="24"/>
-        </w:rPr>
-      </w:pPr>
-    </w:p>
-    <w:p>
-      <w:pPr>
-        <w:rPr>
-          <w:rFonts w:ascii="Times New Roman" w:hAnsi="Times New Roman" w:cs="Times New Roman"/>
-          <w:sz w:val="24"/>
-          <w:szCs w:val="24"/>
-        </w:rPr>
-      </w:pPr>
+        <w:t>The system also updates stock automatically. Stock is reduced when an order is created and restored when an order is deleted.</w:t>
+      </w:r>
     </w:p>
     <w:p>
       <w:pPr>
@@ -1977,7 +2062,7 @@
           <w:sz w:val="26"/>
           <w:szCs w:val="26"/>
         </w:rPr>
-        <w:t>8. Technical Problems and Solutions</w:t>
+        <w:t>4.6 Integration with Persistence Layer</w:t>
       </w:r>
       <w:r>
         <w:rPr>
@@ -2017,7 +2102,7 @@
           <w:sz w:val="24"/>
           <w:szCs w:val="24"/>
         </w:rPr>
-        <w:t>One technical problem during development was updating the product stock correctly after creating or deleting an order. In some tests, the stock value was not updating properly in the database.</w:t>
+        <w:t>The business layer communicates with the persistence layer using JPA and EntityManager. The EJB classes use JPQL queries and database operations to store, update, retrieve, and delete information from the MySQL database.</w:t>
       </w:r>
     </w:p>
     <w:p>
@@ -2034,35 +2119,8 @@
           <w:sz w:val="24"/>
           <w:szCs w:val="24"/>
         </w:rPr>
-        <w:t xml:space="preserve">The problem was solved by using </w:t>
-      </w:r>
-      <w:proofErr w:type="spellStart"/>
-      <w:r>
-        <w:rPr>
-          <w:rFonts w:ascii="Times New Roman" w:hAnsi="Times New Roman" w:cs="Times New Roman"/>
-          <w:sz w:val="24"/>
-          <w:szCs w:val="24"/>
-        </w:rPr>
-        <w:t>EntityManager</w:t>
-      </w:r>
-      <w:proofErr w:type="spellEnd"/>
-      <w:r>
-        <w:rPr>
-          <w:rFonts w:ascii="Times New Roman" w:hAnsi="Times New Roman" w:cs="Times New Roman"/>
-          <w:sz w:val="24"/>
-          <w:szCs w:val="24"/>
-        </w:rPr>
-        <w:t xml:space="preserve"> and the merge() method correctly inside the EJB classes. After this solution, the system updated the stock values correctly when orders were created or removed.</w:t>
-      </w:r>
-    </w:p>
-    <w:p>
-      <w:pPr>
-        <w:rPr>
-          <w:rFonts w:ascii="Times New Roman" w:hAnsi="Times New Roman" w:cs="Times New Roman"/>
-          <w:sz w:val="24"/>
-          <w:szCs w:val="24"/>
-        </w:rPr>
-      </w:pPr>
+        <w:t>This integration allows the system to manage customer, product, and order data correctly across the application.</w:t>
+      </w:r>
     </w:p>
     <w:p>
       <w:pPr>
@@ -2075,7 +2133,9 @@
           <w:szCs w:val="26"/>
         </w:rPr>
       </w:pPr>
-      <w:r>
+    </w:p>
+    <w:p>
+      <w:pPr>
         <w:rPr>
           <w:rFonts w:ascii="Times New Roman" w:eastAsiaTheme="majorEastAsia" w:hAnsi="Times New Roman" w:cs="Times New Roman"/>
           <w:b/>
@@ -2084,7 +2144,187 @@
           <w:sz w:val="26"/>
           <w:szCs w:val="26"/>
         </w:rPr>
-        <w:t>9. Team Collaboration</w:t>
+      </w:pPr>
+      <w:r>
+        <w:rPr>
+          <w:rFonts w:ascii="Times New Roman" w:eastAsiaTheme="majorEastAsia" w:hAnsi="Times New Roman" w:cs="Times New Roman"/>
+          <w:b/>
+          <w:bCs/>
+          <w:color w:val="4F81BD" w:themeColor="accent1"/>
+          <w:sz w:val="26"/>
+          <w:szCs w:val="26"/>
+        </w:rPr>
+        <w:t>5. Persistence Layer (JPA and MySQL)</w:t>
+      </w:r>
+    </w:p>
+    <w:p>
+      <w:pPr>
+        <w:numPr>
+          <w:ilvl w:val="0"/>
+          <w:numId w:val="10"/>
+        </w:numPr>
+        <w:rPr>
+          <w:rFonts w:ascii="Times New Roman" w:hAnsi="Times New Roman" w:cs="Times New Roman"/>
+          <w:sz w:val="24"/>
+          <w:szCs w:val="24"/>
+        </w:rPr>
+      </w:pPr>
+      <w:r>
+        <w:rPr>
+          <w:rFonts w:ascii="Times New Roman" w:hAnsi="Times New Roman" w:cs="Times New Roman"/>
+          <w:sz w:val="24"/>
+          <w:szCs w:val="24"/>
+        </w:rPr>
+        <w:t xml:space="preserve">Entities </w:t>
+      </w:r>
+    </w:p>
+    <w:p>
+      <w:pPr>
+        <w:numPr>
+          <w:ilvl w:val="0"/>
+          <w:numId w:val="10"/>
+        </w:numPr>
+        <w:rPr>
+          <w:rFonts w:ascii="Times New Roman" w:hAnsi="Times New Roman" w:cs="Times New Roman"/>
+          <w:sz w:val="24"/>
+          <w:szCs w:val="24"/>
+        </w:rPr>
+      </w:pPr>
+      <w:r>
+        <w:rPr>
+          <w:rFonts w:ascii="Times New Roman" w:hAnsi="Times New Roman" w:cs="Times New Roman"/>
+          <w:sz w:val="24"/>
+          <w:szCs w:val="24"/>
+        </w:rPr>
+        <w:t xml:space="preserve">Database tables </w:t>
+      </w:r>
+    </w:p>
+    <w:p>
+      <w:pPr>
+        <w:numPr>
+          <w:ilvl w:val="0"/>
+          <w:numId w:val="10"/>
+        </w:numPr>
+        <w:rPr>
+          <w:rFonts w:ascii="Times New Roman" w:hAnsi="Times New Roman" w:cs="Times New Roman"/>
+          <w:sz w:val="24"/>
+          <w:szCs w:val="24"/>
+        </w:rPr>
+      </w:pPr>
+      <w:r>
+        <w:rPr>
+          <w:rFonts w:ascii="Times New Roman" w:hAnsi="Times New Roman" w:cs="Times New Roman"/>
+          <w:sz w:val="24"/>
+          <w:szCs w:val="24"/>
+        </w:rPr>
+        <w:t xml:space="preserve">Relationships </w:t>
+      </w:r>
+    </w:p>
+    <w:p>
+      <w:pPr>
+        <w:numPr>
+          <w:ilvl w:val="0"/>
+          <w:numId w:val="10"/>
+        </w:numPr>
+        <w:rPr>
+          <w:rFonts w:ascii="Times New Roman" w:hAnsi="Times New Roman" w:cs="Times New Roman"/>
+          <w:sz w:val="24"/>
+          <w:szCs w:val="24"/>
+        </w:rPr>
+      </w:pPr>
+      <w:r>
+        <w:rPr>
+          <w:rFonts w:ascii="Times New Roman" w:hAnsi="Times New Roman" w:cs="Times New Roman"/>
+          <w:sz w:val="24"/>
+          <w:szCs w:val="24"/>
+        </w:rPr>
+        <w:t xml:space="preserve">JPA annotations </w:t>
+      </w:r>
+    </w:p>
+    <w:p>
+      <w:pPr>
+        <w:numPr>
+          <w:ilvl w:val="0"/>
+          <w:numId w:val="10"/>
+        </w:numPr>
+        <w:rPr>
+          <w:rFonts w:ascii="Times New Roman" w:hAnsi="Times New Roman" w:cs="Times New Roman"/>
+          <w:sz w:val="24"/>
+          <w:szCs w:val="24"/>
+        </w:rPr>
+      </w:pPr>
+      <w:r>
+        <w:rPr>
+          <w:rFonts w:ascii="Times New Roman" w:hAnsi="Times New Roman" w:cs="Times New Roman"/>
+          <w:sz w:val="24"/>
+          <w:szCs w:val="24"/>
+        </w:rPr>
+        <w:t xml:space="preserve">CRUD operations </w:t>
+      </w:r>
+    </w:p>
+    <w:p>
+      <w:pPr>
+        <w:numPr>
+          <w:ilvl w:val="0"/>
+          <w:numId w:val="10"/>
+        </w:numPr>
+        <w:rPr>
+          <w:rFonts w:ascii="Times New Roman" w:hAnsi="Times New Roman" w:cs="Times New Roman"/>
+          <w:sz w:val="24"/>
+          <w:szCs w:val="24"/>
+        </w:rPr>
+      </w:pPr>
+      <w:r>
+        <w:rPr>
+          <w:rFonts w:ascii="Times New Roman" w:hAnsi="Times New Roman" w:cs="Times New Roman"/>
+          <w:sz w:val="24"/>
+          <w:szCs w:val="24"/>
+        </w:rPr>
+        <w:t xml:space="preserve">Inheritance strategy </w:t>
+      </w:r>
+    </w:p>
+    <w:p>
+      <w:pPr>
+        <w:numPr>
+          <w:ilvl w:val="0"/>
+          <w:numId w:val="10"/>
+        </w:numPr>
+        <w:rPr>
+          <w:rFonts w:ascii="Times New Roman" w:hAnsi="Times New Roman" w:cs="Times New Roman"/>
+          <w:sz w:val="24"/>
+          <w:szCs w:val="24"/>
+        </w:rPr>
+      </w:pPr>
+      <w:r>
+        <w:rPr>
+          <w:rFonts w:ascii="Times New Roman" w:hAnsi="Times New Roman" w:cs="Times New Roman"/>
+          <w:sz w:val="24"/>
+          <w:szCs w:val="24"/>
+        </w:rPr>
+        <w:t xml:space="preserve">JPQL queries </w:t>
+      </w:r>
+    </w:p>
+    <w:p>
+      <w:pPr>
+        <w:rPr>
+          <w:rFonts w:ascii="Times New Roman" w:eastAsiaTheme="majorEastAsia" w:hAnsi="Times New Roman" w:cs="Times New Roman"/>
+          <w:b/>
+          <w:bCs/>
+          <w:color w:val="4F81BD" w:themeColor="accent1"/>
+          <w:sz w:val="26"/>
+          <w:szCs w:val="26"/>
+        </w:rPr>
+      </w:pPr>
+      <w:r>
+        <w:rPr>
+          <w:rFonts w:ascii="Times New Roman" w:eastAsiaTheme="majorEastAsia" w:hAnsi="Times New Roman" w:cs="Times New Roman"/>
+          <w:b/>
+          <w:bCs/>
+          <w:color w:val="4F81BD" w:themeColor="accent1"/>
+          <w:sz w:val="26"/>
+          <w:szCs w:val="26"/>
+        </w:rPr>
+        <w:t>6. System Functionality</w:t>
       </w:r>
       <w:r>
         <w:rPr>
@@ -2111,47 +2351,9 @@
       </w:r>
     </w:p>
     <w:p>
-      <w:pPr>
-        <w:rPr>
-          <w:rFonts w:ascii="Times New Roman" w:hAnsi="Times New Roman" w:cs="Times New Roman"/>
-          <w:sz w:val="24"/>
-          <w:szCs w:val="24"/>
-        </w:rPr>
-      </w:pPr>
-      <w:r>
-        <w:rPr>
-          <w:rFonts w:ascii="Times New Roman" w:hAnsi="Times New Roman" w:cs="Times New Roman"/>
-          <w:sz w:val="24"/>
-          <w:szCs w:val="24"/>
-        </w:rPr>
-        <w:t>The team used GitHub to share code and manage the project development. Team members communicated through group chats and regular discussions to solve problems and coordinate tasks.</w:t>
-      </w:r>
-    </w:p>
-    <w:p>
-      <w:pPr>
-        <w:rPr>
-          <w:rFonts w:ascii="Times New Roman" w:hAnsi="Times New Roman" w:cs="Times New Roman"/>
-          <w:sz w:val="24"/>
-          <w:szCs w:val="24"/>
-        </w:rPr>
-      </w:pPr>
-      <w:r>
-        <w:rPr>
-          <w:rFonts w:ascii="Times New Roman" w:hAnsi="Times New Roman" w:cs="Times New Roman"/>
-          <w:sz w:val="24"/>
-          <w:szCs w:val="24"/>
-        </w:rPr>
-        <w:t>The collaboration helped integrate the presentation layer, business layer, and persistence layer successfully into one complete enterprise application.</w:t>
-      </w:r>
-    </w:p>
-    <w:p>
-      <w:pPr>
-        <w:rPr>
-          <w:rFonts w:ascii="Times New Roman" w:hAnsi="Times New Roman" w:cs="Times New Roman"/>
-          <w:sz w:val="24"/>
-          <w:szCs w:val="24"/>
-        </w:rPr>
-      </w:pPr>
+      <w:r>
+        <w:t>The system offers primary functionality necessary for the secure e-business application. Product, Customer and Order Management requires registration and login. Also, the technology allows account recovery when users lose their login details.</w:t>
+      </w:r>
     </w:p>
     <w:p>
       <w:pPr>
@@ -2164,9 +2366,7 @@
           <w:szCs w:val="26"/>
         </w:rPr>
       </w:pPr>
-    </w:p>
-    <w:p>
-      <w:pPr>
+      <w:r>
         <w:rPr>
           <w:rFonts w:ascii="Times New Roman" w:eastAsiaTheme="majorEastAsia" w:hAnsi="Times New Roman" w:cs="Times New Roman"/>
           <w:b/>
@@ -2175,8 +2375,23 @@
           <w:sz w:val="26"/>
           <w:szCs w:val="26"/>
         </w:rPr>
-      </w:pPr>
-      <w:r>
+        <w:t>6.1 User Registration</w:t>
+      </w:r>
+    </w:p>
+    <w:p>
+      <w:r>
+        <w:t>The registration option is where new users can create an account using a valid e-mail address. The system sends a verification code to user’s email through the mail testing server. The user will be required to enter this code before finishing registration.</w:t>
+      </w:r>
+      <w:r>
+        <w:br/>
+      </w:r>
+      <w:r>
+        <w:br/>
+        <w:t>Then after validation the user has to submit some personal information like first name, last name, username and password. The account is then put in the database, with the password kept in a hashed manner for protection.</w:t>
+      </w:r>
+    </w:p>
+    <w:p>
+      <w:pPr>
         <w:rPr>
           <w:rFonts w:ascii="Times New Roman" w:eastAsiaTheme="majorEastAsia" w:hAnsi="Times New Roman" w:cs="Times New Roman"/>
           <w:b/>
@@ -2185,7 +2400,470 @@
           <w:sz w:val="26"/>
           <w:szCs w:val="26"/>
         </w:rPr>
+      </w:pPr>
+      <w:r>
+        <w:rPr>
+          <w:rFonts w:ascii="Times New Roman" w:eastAsiaTheme="majorEastAsia" w:hAnsi="Times New Roman" w:cs="Times New Roman"/>
+          <w:b/>
+          <w:bCs/>
+          <w:color w:val="4F81BD" w:themeColor="accent1"/>
+          <w:sz w:val="26"/>
+          <w:szCs w:val="26"/>
+        </w:rPr>
+        <w:t>6.2 Login and Account Recovery</w:t>
+      </w:r>
+    </w:p>
+    <w:p>
+      <w:r>
+        <w:t>Registered users can use the login function to access the main system features. The users will enter their user name and password, and the system will compare these details with the data available in the database. After successful login user is forwarded to the main page. If the details are incorrect, an error message pops up.</w:t>
+      </w:r>
+      <w:r>
+        <w:br/>
+      </w:r>
+      <w:r>
+        <w:br/>
+        <w:t>The account recovery feature allows users to reset their password using their registered email. The system emails a recovery code to the address. The user can set a new password and go back to login page after entering the correct code.</w:t>
+      </w:r>
+      <w:r>
+        <w:br/>
+      </w:r>
+      <w:r>
+        <w:br/>
+        <w:t>The system also send unauthorized users to the login page if they try to access protected pages without logging in.</w:t>
+      </w:r>
+    </w:p>
+    <w:p>
+      <w:pPr>
+        <w:rPr>
+          <w:rFonts w:ascii="Times New Roman" w:eastAsiaTheme="majorEastAsia" w:hAnsi="Times New Roman" w:cs="Times New Roman"/>
+          <w:b/>
+          <w:bCs/>
+          <w:color w:val="4F81BD" w:themeColor="accent1"/>
+          <w:sz w:val="26"/>
+          <w:szCs w:val="26"/>
+        </w:rPr>
+      </w:pPr>
+      <w:r>
+        <w:rPr>
+          <w:rFonts w:ascii="Times New Roman" w:eastAsiaTheme="majorEastAsia" w:hAnsi="Times New Roman" w:cs="Times New Roman"/>
+          <w:b/>
+          <w:bCs/>
+          <w:color w:val="4F81BD" w:themeColor="accent1"/>
+          <w:sz w:val="26"/>
+          <w:szCs w:val="26"/>
+        </w:rPr>
         <w:lastRenderedPageBreak/>
+        <w:t>6.3 Product Management</w:t>
+      </w:r>
+    </w:p>
+    <w:p>
+      <w:r>
+        <w:t>The product management tool allows logged-in users to create, view and search product records. The JSF pages are used to enter the product details and the data is stored in MySQL database using JPA.</w:t>
+      </w:r>
+    </w:p>
+    <w:p>
+      <w:r>
+        <w:t>The system captures basic product information such as: brand, model, screen size, weight, operating system, connection and Wi-Fi capability. It also handles stockquantity of each product. When you create an order, it reduces the stock. If you delete an order, the stock will be restocked.</w:t>
+      </w:r>
+    </w:p>
+    <w:p>
+      <w:pPr>
+        <w:rPr>
+          <w:rFonts w:ascii="Times New Roman" w:eastAsiaTheme="majorEastAsia" w:hAnsi="Times New Roman" w:cs="Times New Roman"/>
+          <w:b/>
+          <w:bCs/>
+          <w:color w:val="4F81BD" w:themeColor="accent1"/>
+          <w:sz w:val="26"/>
+          <w:szCs w:val="26"/>
+        </w:rPr>
+      </w:pPr>
+      <w:r>
+        <w:rPr>
+          <w:rFonts w:ascii="Times New Roman" w:eastAsiaTheme="majorEastAsia" w:hAnsi="Times New Roman" w:cs="Times New Roman"/>
+          <w:b/>
+          <w:bCs/>
+          <w:color w:val="4F81BD" w:themeColor="accent1"/>
+          <w:sz w:val="26"/>
+          <w:szCs w:val="26"/>
+        </w:rPr>
+        <w:t>6.4 Customer Management</w:t>
+      </w:r>
+    </w:p>
+    <w:p>
+      <w:r>
+        <w:t>The customer management feature enables signed in users to create, view and search customer records. Customer information include name, address, phone and email address.</w:t>
+      </w:r>
+      <w:r>
+        <w:br/>
+      </w:r>
+      <w:r>
+        <w:br/>
+        <w:t>The database saves the customer details and links them to the orders. A client may have many orders, but an order belongs to a customer. This helps the system to clearly track the customer purchases.</w:t>
+      </w:r>
+    </w:p>
+    <w:p>
+      <w:pPr>
+        <w:rPr>
+          <w:rFonts w:ascii="Times New Roman" w:eastAsiaTheme="majorEastAsia" w:hAnsi="Times New Roman" w:cs="Times New Roman"/>
+          <w:b/>
+          <w:bCs/>
+          <w:color w:val="4F81BD" w:themeColor="accent1"/>
+          <w:sz w:val="26"/>
+          <w:szCs w:val="26"/>
+        </w:rPr>
+      </w:pPr>
+      <w:r>
+        <w:rPr>
+          <w:rFonts w:ascii="Times New Roman" w:eastAsiaTheme="majorEastAsia" w:hAnsi="Times New Roman" w:cs="Times New Roman"/>
+          <w:b/>
+          <w:bCs/>
+          <w:color w:val="4F81BD" w:themeColor="accent1"/>
+          <w:sz w:val="26"/>
+          <w:szCs w:val="26"/>
+        </w:rPr>
+        <w:t>6.5 Order Management</w:t>
+      </w:r>
+      <w:r>
+        <w:rPr>
+          <w:rFonts w:ascii="Times New Roman" w:eastAsiaTheme="majorEastAsia" w:hAnsi="Times New Roman" w:cs="Times New Roman"/>
+          <w:b/>
+          <w:bCs/>
+          <w:color w:val="4F81BD" w:themeColor="accent1"/>
+          <w:sz w:val="26"/>
+          <w:szCs w:val="26"/>
+        </w:rPr>
+        <w:t xml:space="preserve"> </w:t>
+      </w:r>
+      <w:r>
+        <w:rPr>
+          <w:rFonts w:ascii="Times New Roman" w:eastAsiaTheme="majorEastAsia" w:hAnsi="Times New Roman" w:cs="Times New Roman"/>
+          <w:b/>
+          <w:bCs/>
+          <w:color w:val="4F81BD" w:themeColor="accent1"/>
+          <w:sz w:val="26"/>
+          <w:szCs w:val="26"/>
+          <w:highlight w:val="yellow"/>
+        </w:rPr>
+        <w:t>DONE</w:t>
+      </w:r>
+    </w:p>
+    <w:p>
+      <w:pPr>
+        <w:rPr>
+          <w:rFonts w:ascii="Times New Roman" w:hAnsi="Times New Roman" w:cs="Times New Roman"/>
+          <w:sz w:val="24"/>
+          <w:szCs w:val="24"/>
+        </w:rPr>
+      </w:pPr>
+      <w:r>
+        <w:rPr>
+          <w:rFonts w:ascii="Times New Roman" w:hAnsi="Times New Roman" w:cs="Times New Roman"/>
+          <w:sz w:val="24"/>
+          <w:szCs w:val="24"/>
+        </w:rPr>
+        <w:t>The system allows users to create, search, and delete orders. When a new order is created, the system checks if enough product stock is available before saving the order.</w:t>
+      </w:r>
+    </w:p>
+    <w:p>
+      <w:pPr>
+        <w:rPr>
+          <w:rFonts w:ascii="Times New Roman" w:hAnsi="Times New Roman" w:cs="Times New Roman"/>
+          <w:sz w:val="24"/>
+          <w:szCs w:val="24"/>
+        </w:rPr>
+      </w:pPr>
+      <w:r>
+        <w:rPr>
+          <w:rFonts w:ascii="Times New Roman" w:hAnsi="Times New Roman" w:cs="Times New Roman"/>
+          <w:sz w:val="24"/>
+          <w:szCs w:val="24"/>
+        </w:rPr>
+        <w:t>After the order is completed, the stock quantity is reduced automatically. If an order is deleted, the stock is restored again. This helps maintain accurate inventory management in the system.</w:t>
+      </w:r>
+    </w:p>
+    <w:p>
+      <w:pPr>
+        <w:rPr>
+          <w:rFonts w:ascii="Times New Roman" w:hAnsi="Times New Roman" w:cs="Times New Roman"/>
+          <w:sz w:val="24"/>
+          <w:szCs w:val="24"/>
+        </w:rPr>
+      </w:pPr>
+    </w:p>
+    <w:p>
+      <w:pPr>
+        <w:pStyle w:val="Heading2"/>
+        <w:rPr>
+          <w:rFonts w:ascii="Times New Roman" w:hAnsi="Times New Roman" w:cs="Times New Roman"/>
+        </w:rPr>
+      </w:pPr>
+      <w:r>
+        <w:rPr>
+          <w:rFonts w:ascii="Times New Roman" w:hAnsi="Times New Roman" w:cs="Times New Roman"/>
+        </w:rPr>
+        <w:t>7. Testing and Results</w:t>
+      </w:r>
+      <w:r>
+        <w:rPr>
+          <w:rFonts w:ascii="Times New Roman" w:hAnsi="Times New Roman" w:cs="Times New Roman"/>
+        </w:rPr>
+        <w:t xml:space="preserve"> </w:t>
+      </w:r>
+      <w:r>
+        <w:rPr>
+          <w:rFonts w:ascii="Times New Roman" w:hAnsi="Times New Roman" w:cs="Times New Roman"/>
+          <w:b w:val="0"/>
+          <w:bCs w:val="0"/>
+          <w:highlight w:val="yellow"/>
+        </w:rPr>
+        <w:t>DONE</w:t>
+      </w:r>
+    </w:p>
+    <w:p>
+      <w:pPr>
+        <w:pStyle w:val="NormalWeb"/>
+      </w:pPr>
+      <w:r>
+        <w:t>Several tests were performed to verify that the business layer worked correctly. The team tested customer registration, login validation, product stock updates, order creation, and order deletion.</w:t>
+      </w:r>
+    </w:p>
+    <w:p>
+      <w:pPr>
+        <w:pStyle w:val="NormalWeb"/>
+      </w:pPr>
+      <w:r>
+        <w:t>The results showed that the system correctly validated customer information, reduced stock after creating orders, and restored stock after deleting orders. The EJB classes communicated successfully with the database through the persistence layer.</w:t>
+      </w:r>
+    </w:p>
+    <w:p>
+      <w:pPr>
+        <w:rPr>
+          <w:rFonts w:ascii="Times New Roman" w:hAnsi="Times New Roman" w:cs="Times New Roman"/>
+          <w:sz w:val="24"/>
+          <w:szCs w:val="24"/>
+        </w:rPr>
+      </w:pPr>
+    </w:p>
+    <w:p>
+      <w:pPr>
+        <w:rPr>
+          <w:rFonts w:ascii="Times New Roman" w:hAnsi="Times New Roman" w:cs="Times New Roman"/>
+          <w:sz w:val="24"/>
+          <w:szCs w:val="24"/>
+        </w:rPr>
+      </w:pPr>
+    </w:p>
+    <w:p>
+      <w:pPr>
+        <w:rPr>
+          <w:rFonts w:ascii="Times New Roman" w:eastAsiaTheme="majorEastAsia" w:hAnsi="Times New Roman" w:cs="Times New Roman"/>
+          <w:b/>
+          <w:bCs/>
+          <w:color w:val="4F81BD" w:themeColor="accent1"/>
+          <w:sz w:val="26"/>
+          <w:szCs w:val="26"/>
+        </w:rPr>
+      </w:pPr>
+      <w:r>
+        <w:rPr>
+          <w:rFonts w:ascii="Times New Roman" w:eastAsiaTheme="majorEastAsia" w:hAnsi="Times New Roman" w:cs="Times New Roman"/>
+          <w:b/>
+          <w:bCs/>
+          <w:color w:val="4F81BD" w:themeColor="accent1"/>
+          <w:sz w:val="26"/>
+          <w:szCs w:val="26"/>
+        </w:rPr>
+        <w:t>8. Technical Problems and Solutions</w:t>
+      </w:r>
+      <w:r>
+        <w:rPr>
+          <w:rFonts w:ascii="Times New Roman" w:eastAsiaTheme="majorEastAsia" w:hAnsi="Times New Roman" w:cs="Times New Roman"/>
+          <w:b/>
+          <w:bCs/>
+          <w:color w:val="4F81BD" w:themeColor="accent1"/>
+          <w:sz w:val="26"/>
+          <w:szCs w:val="26"/>
+        </w:rPr>
+        <w:t xml:space="preserve"> </w:t>
+      </w:r>
+      <w:r>
+        <w:rPr>
+          <w:rFonts w:ascii="Times New Roman" w:eastAsiaTheme="majorEastAsia" w:hAnsi="Times New Roman" w:cs="Times New Roman"/>
+          <w:b/>
+          <w:bCs/>
+          <w:color w:val="4F81BD" w:themeColor="accent1"/>
+          <w:sz w:val="26"/>
+          <w:szCs w:val="26"/>
+          <w:highlight w:val="yellow"/>
+        </w:rPr>
+        <w:t>DONE</w:t>
+      </w:r>
+    </w:p>
+    <w:p>
+      <w:pPr>
+        <w:rPr>
+          <w:rFonts w:ascii="Times New Roman" w:hAnsi="Times New Roman" w:cs="Times New Roman"/>
+          <w:sz w:val="24"/>
+          <w:szCs w:val="24"/>
+        </w:rPr>
+      </w:pPr>
+      <w:r>
+        <w:rPr>
+          <w:rFonts w:ascii="Times New Roman" w:hAnsi="Times New Roman" w:cs="Times New Roman"/>
+          <w:sz w:val="24"/>
+          <w:szCs w:val="24"/>
+        </w:rPr>
+        <w:lastRenderedPageBreak/>
+        <w:t>One technical problem during development was updating the product stock correctly after creating or deleting an order. In some tests, the stock value was not updating properly in the database.</w:t>
+      </w:r>
+    </w:p>
+    <w:p>
+      <w:pPr>
+        <w:rPr>
+          <w:rFonts w:ascii="Times New Roman" w:hAnsi="Times New Roman" w:cs="Times New Roman"/>
+          <w:sz w:val="24"/>
+          <w:szCs w:val="24"/>
+        </w:rPr>
+      </w:pPr>
+      <w:r>
+        <w:rPr>
+          <w:rFonts w:ascii="Times New Roman" w:hAnsi="Times New Roman" w:cs="Times New Roman"/>
+          <w:sz w:val="24"/>
+          <w:szCs w:val="24"/>
+        </w:rPr>
+        <w:t>The problem was solved by using EntityManager and the merge() method correctly inside the EJB classes. After this solution, the system updated the stock values correctly when orders were created or removed.</w:t>
+      </w:r>
+    </w:p>
+    <w:p>
+      <w:pPr>
+        <w:rPr>
+          <w:rFonts w:ascii="Times New Roman" w:hAnsi="Times New Roman" w:cs="Times New Roman"/>
+          <w:sz w:val="24"/>
+          <w:szCs w:val="24"/>
+        </w:rPr>
+      </w:pPr>
+    </w:p>
+    <w:p>
+      <w:pPr>
+        <w:rPr>
+          <w:rFonts w:ascii="Times New Roman" w:eastAsiaTheme="majorEastAsia" w:hAnsi="Times New Roman" w:cs="Times New Roman"/>
+          <w:b/>
+          <w:bCs/>
+          <w:color w:val="4F81BD" w:themeColor="accent1"/>
+          <w:sz w:val="26"/>
+          <w:szCs w:val="26"/>
+        </w:rPr>
+      </w:pPr>
+      <w:r>
+        <w:rPr>
+          <w:rFonts w:ascii="Times New Roman" w:eastAsiaTheme="majorEastAsia" w:hAnsi="Times New Roman" w:cs="Times New Roman"/>
+          <w:b/>
+          <w:bCs/>
+          <w:color w:val="4F81BD" w:themeColor="accent1"/>
+          <w:sz w:val="26"/>
+          <w:szCs w:val="26"/>
+        </w:rPr>
+        <w:t>9. Team Collaboration</w:t>
+      </w:r>
+      <w:r>
+        <w:rPr>
+          <w:rFonts w:ascii="Times New Roman" w:eastAsiaTheme="majorEastAsia" w:hAnsi="Times New Roman" w:cs="Times New Roman"/>
+          <w:b/>
+          <w:bCs/>
+          <w:color w:val="4F81BD" w:themeColor="accent1"/>
+          <w:sz w:val="26"/>
+          <w:szCs w:val="26"/>
+        </w:rPr>
+        <w:t xml:space="preserve"> </w:t>
+      </w:r>
+      <w:r>
+        <w:rPr>
+          <w:rFonts w:ascii="Times New Roman" w:eastAsiaTheme="majorEastAsia" w:hAnsi="Times New Roman" w:cs="Times New Roman"/>
+          <w:b/>
+          <w:bCs/>
+          <w:color w:val="4F81BD" w:themeColor="accent1"/>
+          <w:sz w:val="26"/>
+          <w:szCs w:val="26"/>
+          <w:highlight w:val="yellow"/>
+        </w:rPr>
+        <w:t>DONE</w:t>
+      </w:r>
+    </w:p>
+    <w:p>
+      <w:pPr>
+        <w:rPr>
+          <w:rFonts w:ascii="Times New Roman" w:hAnsi="Times New Roman" w:cs="Times New Roman"/>
+          <w:sz w:val="24"/>
+          <w:szCs w:val="24"/>
+        </w:rPr>
+      </w:pPr>
+      <w:r>
+        <w:rPr>
+          <w:rFonts w:ascii="Times New Roman" w:hAnsi="Times New Roman" w:cs="Times New Roman"/>
+          <w:sz w:val="24"/>
+          <w:szCs w:val="24"/>
+        </w:rPr>
+        <w:t>The team used GitHub to share code and manage the project development. Team members communicated through group chats and regular discussions to solve problems and coordinate tasks.</w:t>
+      </w:r>
+    </w:p>
+    <w:p>
+      <w:pPr>
+        <w:rPr>
+          <w:rFonts w:ascii="Times New Roman" w:hAnsi="Times New Roman" w:cs="Times New Roman"/>
+          <w:sz w:val="24"/>
+          <w:szCs w:val="24"/>
+        </w:rPr>
+      </w:pPr>
+      <w:r>
+        <w:rPr>
+          <w:rFonts w:ascii="Times New Roman" w:hAnsi="Times New Roman" w:cs="Times New Roman"/>
+          <w:sz w:val="24"/>
+          <w:szCs w:val="24"/>
+        </w:rPr>
+        <w:t>The collaboration helped integrate the presentation layer, business layer, and persistence layer successfully into one complete enterprise application.</w:t>
+      </w:r>
+    </w:p>
+    <w:p>
+      <w:pPr>
+        <w:rPr>
+          <w:rFonts w:ascii="Times New Roman" w:hAnsi="Times New Roman" w:cs="Times New Roman"/>
+          <w:sz w:val="24"/>
+          <w:szCs w:val="24"/>
+        </w:rPr>
+      </w:pPr>
+    </w:p>
+    <w:p>
+      <w:pPr>
+        <w:rPr>
+          <w:rFonts w:ascii="Times New Roman" w:eastAsiaTheme="majorEastAsia" w:hAnsi="Times New Roman" w:cs="Times New Roman"/>
+          <w:b/>
+          <w:bCs/>
+          <w:color w:val="4F81BD" w:themeColor="accent1"/>
+          <w:sz w:val="26"/>
+          <w:szCs w:val="26"/>
+        </w:rPr>
+      </w:pPr>
+    </w:p>
+    <w:p>
+      <w:pPr>
+        <w:rPr>
+          <w:rFonts w:ascii="Times New Roman" w:eastAsiaTheme="majorEastAsia" w:hAnsi="Times New Roman" w:cs="Times New Roman"/>
+          <w:b/>
+          <w:bCs/>
+          <w:color w:val="4F81BD" w:themeColor="accent1"/>
+          <w:sz w:val="26"/>
+          <w:szCs w:val="26"/>
+        </w:rPr>
+      </w:pPr>
+      <w:r>
+        <w:rPr>
+          <w:rFonts w:ascii="Times New Roman" w:eastAsiaTheme="majorEastAsia" w:hAnsi="Times New Roman" w:cs="Times New Roman"/>
+          <w:b/>
+          <w:bCs/>
+          <w:color w:val="4F81BD" w:themeColor="accent1"/>
+          <w:sz w:val="26"/>
+          <w:szCs w:val="26"/>
+        </w:rPr>
         <w:t>10. Conclusion</w:t>
       </w:r>
     </w:p>
@@ -2661,6 +3339,119 @@
     </w:lvl>
   </w:abstractNum>
   <w:abstractNum w:abstractNumId="8" w15:restartNumberingAfterBreak="0">
+    <w:nsid w:val="66F7708B"/>
+    <w:multiLevelType w:val="multilevel"/>
+    <w:tmpl w:val="C284BD84"/>
+    <w:lvl w:ilvl="0">
+      <w:start w:val="2"/>
+      <w:numFmt w:val="decimal"/>
+      <w:lvlText w:val="%1"/>
+      <w:lvlJc w:val="left"/>
+      <w:pPr>
+        <w:ind w:left="360" w:hanging="360"/>
+      </w:pPr>
+      <w:rPr>
+        <w:rFonts w:hint="default"/>
+      </w:rPr>
+    </w:lvl>
+    <w:lvl w:ilvl="1">
+      <w:start w:val="1"/>
+      <w:numFmt w:val="decimal"/>
+      <w:lvlText w:val="%1.%2"/>
+      <w:lvlJc w:val="left"/>
+      <w:pPr>
+        <w:ind w:left="360" w:hanging="360"/>
+      </w:pPr>
+      <w:rPr>
+        <w:rFonts w:hint="default"/>
+      </w:rPr>
+    </w:lvl>
+    <w:lvl w:ilvl="2">
+      <w:start w:val="1"/>
+      <w:numFmt w:val="decimal"/>
+      <w:lvlText w:val="%1.%2.%3"/>
+      <w:lvlJc w:val="left"/>
+      <w:pPr>
+        <w:ind w:left="720" w:hanging="720"/>
+      </w:pPr>
+      <w:rPr>
+        <w:rFonts w:hint="default"/>
+      </w:rPr>
+    </w:lvl>
+    <w:lvl w:ilvl="3">
+      <w:start w:val="1"/>
+      <w:numFmt w:val="decimal"/>
+      <w:lvlText w:val="%1.%2.%3.%4"/>
+      <w:lvlJc w:val="left"/>
+      <w:pPr>
+        <w:ind w:left="720" w:hanging="720"/>
+      </w:pPr>
+      <w:rPr>
+        <w:rFonts w:hint="default"/>
+      </w:rPr>
+    </w:lvl>
+    <w:lvl w:ilvl="4">
+      <w:start w:val="1"/>
+      <w:numFmt w:val="decimal"/>
+      <w:lvlText w:val="%1.%2.%3.%4.%5"/>
+      <w:lvlJc w:val="left"/>
+      <w:pPr>
+        <w:ind w:left="1080" w:hanging="1080"/>
+      </w:pPr>
+      <w:rPr>
+        <w:rFonts w:hint="default"/>
+      </w:rPr>
+    </w:lvl>
+    <w:lvl w:ilvl="5">
+      <w:start w:val="1"/>
+      <w:numFmt w:val="decimal"/>
+      <w:lvlText w:val="%1.%2.%3.%4.%5.%6"/>
+      <w:lvlJc w:val="left"/>
+      <w:pPr>
+        <w:ind w:left="1080" w:hanging="1080"/>
+      </w:pPr>
+      <w:rPr>
+        <w:rFonts w:hint="default"/>
+      </w:rPr>
+    </w:lvl>
+    <w:lvl w:ilvl="6">
+      <w:start w:val="1"/>
+      <w:numFmt w:val="decimal"/>
+      <w:lvlText w:val="%1.%2.%3.%4.%5.%6.%7"/>
+      <w:lvlJc w:val="left"/>
+      <w:pPr>
+        <w:ind w:left="1440" w:hanging="1440"/>
+      </w:pPr>
+      <w:rPr>
+        <w:rFonts w:hint="default"/>
+      </w:rPr>
+    </w:lvl>
+    <w:lvl w:ilvl="7">
+      <w:start w:val="1"/>
+      <w:numFmt w:val="decimal"/>
+      <w:lvlText w:val="%1.%2.%3.%4.%5.%6.%7.%8"/>
+      <w:lvlJc w:val="left"/>
+      <w:pPr>
+        <w:ind w:left="1440" w:hanging="1440"/>
+      </w:pPr>
+      <w:rPr>
+        <w:rFonts w:hint="default"/>
+      </w:rPr>
+    </w:lvl>
+    <w:lvl w:ilvl="8">
+      <w:start w:val="1"/>
+      <w:numFmt w:val="decimal"/>
+      <w:lvlText w:val="%1.%2.%3.%4.%5.%6.%7.%8.%9"/>
+      <w:lvlJc w:val="left"/>
+      <w:pPr>
+        <w:ind w:left="1800" w:hanging="1800"/>
+      </w:pPr>
+      <w:rPr>
+        <w:rFonts w:hint="default"/>
+      </w:rPr>
+    </w:lvl>
+  </w:abstractNum>
+  <w:abstractNum w:abstractNumId="9" w15:restartNumberingAfterBreak="0">
     <w:nsid w:val="76C40951"/>
     <w:multiLevelType w:val="multilevel"/>
     <w:tmpl w:val="2B8AA302"/>
@@ -2809,7 +3600,7 @@
       </w:rPr>
     </w:lvl>
   </w:abstractNum>
-  <w:abstractNum w:abstractNumId="9" w15:restartNumberingAfterBreak="0">
+  <w:abstractNum w:abstractNumId="10" w15:restartNumberingAfterBreak="0">
     <w:nsid w:val="7DB27858"/>
     <w:multiLevelType w:val="multilevel"/>
     <w:tmpl w:val="5A6EACDA"/>
@@ -2983,10 +3774,13 @@
     <w:abstractNumId w:val="7"/>
   </w:num>
   <w:num w:numId="9" w16cid:durableId="94792283">
-    <w:abstractNumId w:val="8"/>
+    <w:abstractNumId w:val="9"/>
   </w:num>
   <w:num w:numId="10" w16cid:durableId="1535993810">
-    <w:abstractNumId w:val="9"/>
+    <w:abstractNumId w:val="10"/>
+  </w:num>
+  <w:num w:numId="11" w16cid:durableId="288246295">
+    <w:abstractNumId w:val="8"/>
   </w:num>
   <w:numIdMacAtCleanup w:val="10"/>
 </w:numbering>
